--- a/Book notes.docx
+++ b/Book notes.docx
@@ -2660,6 +2660,1482 @@
         </w:rPr>
         <w:t>;</w:t>
       </w:r>
+    </w:p>
+    <w:p>
+      <w:pPr>
+        <w:rPr>
+          <w:b/>
+          <w:bCs/>
+          <w:color w:val="000000" w:themeColor="text1"/>
+          <w:sz w:val="22"/>
+          <w:szCs w:val="22"/>
+        </w:rPr>
+      </w:pPr>
+      <w:r>
+        <w:rPr>
+          <w:b/>
+          <w:bCs/>
+          <w:color w:val="000000" w:themeColor="text1"/>
+          <w:sz w:val="22"/>
+          <w:szCs w:val="22"/>
+        </w:rPr>
+        <w:t>Key idea:</w:t>
+      </w:r>
+    </w:p>
+    <w:p>
+      <w:pPr>
+        <w:rPr>
+          <w:b/>
+          <w:bCs/>
+          <w:color w:val="EE0000"/>
+          <w:sz w:val="22"/>
+          <w:szCs w:val="22"/>
+        </w:rPr>
+      </w:pPr>
+      <w:r>
+        <w:rPr>
+          <w:b/>
+          <w:bCs/>
+          <w:color w:val="EE0000"/>
+          <w:sz w:val="22"/>
+          <w:szCs w:val="22"/>
+        </w:rPr>
+        <w:t>UPDATE changes existing rows; it does NOT create new row</w:t>
+      </w:r>
+    </w:p>
+    <w:p>
+      <w:pPr>
+        <w:rPr>
+          <w:color w:val="000000" w:themeColor="text1"/>
+          <w:sz w:val="22"/>
+          <w:szCs w:val="22"/>
+        </w:rPr>
+      </w:pPr>
+      <w:r>
+        <w:rPr>
+          <w:color w:val="000000" w:themeColor="text1"/>
+          <w:sz w:val="22"/>
+          <w:szCs w:val="22"/>
+        </w:rPr>
+        <w:t xml:space="preserve">UPDATE person </w:t>
+      </w:r>
+    </w:p>
+    <w:p>
+      <w:pPr>
+        <w:rPr>
+          <w:b/>
+          <w:bCs/>
+          <w:color w:val="4472C4" w:themeColor="accent1"/>
+        </w:rPr>
+      </w:pPr>
+      <w:r>
+        <w:rPr>
+          <w:b/>
+          <w:bCs/>
+          <w:color w:val="4472C4" w:themeColor="accent1"/>
+        </w:rPr>
+        <w:t>SET street = '</w:t>
+      </w:r>
+      <w:proofErr w:type="spellStart"/>
+      <w:r>
+        <w:rPr>
+          <w:b/>
+          <w:bCs/>
+          <w:color w:val="4472C4" w:themeColor="accent1"/>
+        </w:rPr>
+        <w:t>Lorscher</w:t>
+      </w:r>
+      <w:proofErr w:type="spellEnd"/>
+      <w:r>
+        <w:rPr>
+          <w:b/>
+          <w:bCs/>
+          <w:color w:val="4472C4" w:themeColor="accent1"/>
+        </w:rPr>
+        <w:t xml:space="preserve"> st',</w:t>
+      </w:r>
+    </w:p>
+    <w:p>
+      <w:pPr>
+        <w:rPr>
+          <w:b/>
+          <w:bCs/>
+          <w:color w:val="4472C4" w:themeColor="accent1"/>
+        </w:rPr>
+      </w:pPr>
+      <w:r>
+        <w:rPr>
+          <w:b/>
+          <w:bCs/>
+          <w:color w:val="4472C4" w:themeColor="accent1"/>
+        </w:rPr>
+        <w:t>    city = '</w:t>
+      </w:r>
+      <w:proofErr w:type="spellStart"/>
+      <w:r>
+        <w:rPr>
+          <w:b/>
+          <w:bCs/>
+          <w:color w:val="4472C4" w:themeColor="accent1"/>
+        </w:rPr>
+        <w:t>ffm</w:t>
+      </w:r>
+      <w:proofErr w:type="spellEnd"/>
+      <w:r>
+        <w:rPr>
+          <w:b/>
+          <w:bCs/>
+          <w:color w:val="4472C4" w:themeColor="accent1"/>
+        </w:rPr>
+        <w:t>',</w:t>
+      </w:r>
+    </w:p>
+    <w:p>
+      <w:pPr>
+        <w:rPr>
+          <w:b/>
+          <w:bCs/>
+          <w:color w:val="4472C4" w:themeColor="accent1"/>
+        </w:rPr>
+      </w:pPr>
+      <w:r>
+        <w:rPr>
+          <w:b/>
+          <w:bCs/>
+          <w:color w:val="4472C4" w:themeColor="accent1"/>
+        </w:rPr>
+        <w:t>    state = '</w:t>
+      </w:r>
+      <w:proofErr w:type="spellStart"/>
+      <w:r>
+        <w:rPr>
+          <w:b/>
+          <w:bCs/>
+          <w:color w:val="4472C4" w:themeColor="accent1"/>
+        </w:rPr>
+        <w:t>hesse</w:t>
+      </w:r>
+      <w:proofErr w:type="spellEnd"/>
+      <w:r>
+        <w:rPr>
+          <w:b/>
+          <w:bCs/>
+          <w:color w:val="4472C4" w:themeColor="accent1"/>
+        </w:rPr>
+        <w:t>',</w:t>
+      </w:r>
+    </w:p>
+    <w:p>
+      <w:pPr>
+        <w:rPr>
+          <w:b/>
+          <w:bCs/>
+          <w:color w:val="4472C4" w:themeColor="accent1"/>
+        </w:rPr>
+      </w:pPr>
+      <w:r>
+        <w:rPr>
+          <w:b/>
+          <w:bCs/>
+          <w:color w:val="4472C4" w:themeColor="accent1"/>
+        </w:rPr>
+        <w:t>    country = 'Germany',</w:t>
+      </w:r>
+    </w:p>
+    <w:p>
+      <w:pPr>
+        <w:rPr>
+          <w:b/>
+          <w:bCs/>
+          <w:color w:val="4472C4" w:themeColor="accent1"/>
+        </w:rPr>
+      </w:pPr>
+      <w:r>
+        <w:rPr>
+          <w:b/>
+          <w:bCs/>
+          <w:color w:val="4472C4" w:themeColor="accent1"/>
+        </w:rPr>
+        <w:t xml:space="preserve">    </w:t>
+      </w:r>
+      <w:proofErr w:type="spellStart"/>
+      <w:r>
+        <w:rPr>
+          <w:b/>
+          <w:bCs/>
+          <w:color w:val="4472C4" w:themeColor="accent1"/>
+        </w:rPr>
+        <w:t>postal_code</w:t>
+      </w:r>
+      <w:proofErr w:type="spellEnd"/>
+      <w:r>
+        <w:rPr>
+          <w:b/>
+          <w:bCs/>
+          <w:color w:val="4472C4" w:themeColor="accent1"/>
+        </w:rPr>
+        <w:t xml:space="preserve"> = 60489,</w:t>
+      </w:r>
+    </w:p>
+    <w:p>
+      <w:pPr>
+        <w:rPr>
+          <w:b/>
+          <w:bCs/>
+          <w:color w:val="4472C4" w:themeColor="accent1"/>
+        </w:rPr>
+      </w:pPr>
+      <w:r>
+        <w:rPr>
+          <w:b/>
+          <w:bCs/>
+          <w:color w:val="4472C4" w:themeColor="accent1"/>
+        </w:rPr>
+        <w:t xml:space="preserve">    </w:t>
+      </w:r>
+      <w:proofErr w:type="spellStart"/>
+      <w:r>
+        <w:rPr>
+          <w:b/>
+          <w:bCs/>
+          <w:color w:val="4472C4" w:themeColor="accent1"/>
+        </w:rPr>
+        <w:t>birth_date</w:t>
+      </w:r>
+      <w:proofErr w:type="spellEnd"/>
+      <w:r>
+        <w:rPr>
+          <w:b/>
+          <w:bCs/>
+          <w:color w:val="4472C4" w:themeColor="accent1"/>
+        </w:rPr>
+        <w:t xml:space="preserve"> = '2002-05-22'</w:t>
+      </w:r>
+    </w:p>
+    <w:p>
+      <w:pPr>
+        <w:rPr>
+          <w:b/>
+          <w:bCs/>
+          <w:color w:val="4472C4" w:themeColor="accent1"/>
+        </w:rPr>
+      </w:pPr>
+      <w:r>
+        <w:rPr>
+          <w:b/>
+          <w:bCs/>
+          <w:color w:val="4472C4" w:themeColor="accent1"/>
+        </w:rPr>
+        <w:t>WHERE id = 1;</w:t>
+      </w:r>
+    </w:p>
+    <w:p>
+      <w:pPr>
+        <w:rPr>
+          <w:color w:val="000000" w:themeColor="text1"/>
+          <w:sz w:val="22"/>
+          <w:szCs w:val="22"/>
+        </w:rPr>
+      </w:pPr>
+    </w:p>
+    <w:p>
+      <w:pPr>
+        <w:rPr>
+          <w:color w:val="000000" w:themeColor="text1"/>
+          <w:sz w:val="22"/>
+          <w:szCs w:val="22"/>
+        </w:rPr>
+      </w:pPr>
+    </w:p>
+    <w:p>
+      <w:pPr>
+        <w:rPr>
+          <w:color w:val="000000" w:themeColor="text1"/>
+          <w:sz w:val="22"/>
+          <w:szCs w:val="22"/>
+        </w:rPr>
+      </w:pPr>
+    </w:p>
+    <w:p>
+      <w:pPr>
+        <w:rPr>
+          <w:color w:val="000000" w:themeColor="text1"/>
+          <w:sz w:val="22"/>
+          <w:szCs w:val="22"/>
+        </w:rPr>
+      </w:pPr>
+    </w:p>
+    <w:p>
+      <w:pPr>
+        <w:rPr>
+          <w:color w:val="000000" w:themeColor="text1"/>
+          <w:sz w:val="22"/>
+          <w:szCs w:val="22"/>
+        </w:rPr>
+      </w:pPr>
+    </w:p>
+    <w:p>
+      <w:pPr>
+        <w:rPr>
+          <w:b/>
+          <w:bCs/>
+          <w:color w:val="000000" w:themeColor="text1"/>
+          <w:u w:val="single"/>
+        </w:rPr>
+      </w:pPr>
+      <w:r>
+        <w:rPr>
+          <w:b/>
+          <w:bCs/>
+          <w:color w:val="000000" w:themeColor="text1"/>
+          <w:u w:val="single"/>
+        </w:rPr>
+        <w:lastRenderedPageBreak/>
+        <w:t>Deleting data</w:t>
+      </w:r>
+    </w:p>
+    <w:p>
+      <w:pPr>
+        <w:rPr>
+          <w:b/>
+          <w:bCs/>
+          <w:color w:val="4472C4" w:themeColor="accent1"/>
+        </w:rPr>
+      </w:pPr>
+      <w:r>
+        <w:rPr>
+          <w:b/>
+          <w:bCs/>
+          <w:color w:val="4472C4" w:themeColor="accent1"/>
+        </w:rPr>
+        <w:t xml:space="preserve">DELETE </w:t>
+      </w:r>
+    </w:p>
+    <w:p>
+      <w:pPr>
+        <w:rPr>
+          <w:b/>
+          <w:bCs/>
+          <w:color w:val="4472C4" w:themeColor="accent1"/>
+        </w:rPr>
+      </w:pPr>
+      <w:r>
+        <w:rPr>
+          <w:b/>
+          <w:bCs/>
+          <w:color w:val="4472C4" w:themeColor="accent1"/>
+        </w:rPr>
+        <w:t>FROM person</w:t>
+      </w:r>
+    </w:p>
+    <w:p>
+      <w:pPr>
+        <w:rPr>
+          <w:b/>
+          <w:bCs/>
+          <w:color w:val="4472C4" w:themeColor="accent1"/>
+        </w:rPr>
+      </w:pPr>
+      <w:r>
+        <w:rPr>
+          <w:b/>
+          <w:bCs/>
+          <w:color w:val="4472C4" w:themeColor="accent1"/>
+        </w:rPr>
+        <w:t>WHERE id = 2;</w:t>
+      </w:r>
+    </w:p>
+    <w:p>
+      <w:pPr>
+        <w:rPr>
+          <w:color w:val="000000" w:themeColor="text1"/>
+          <w:sz w:val="22"/>
+          <w:szCs w:val="22"/>
+        </w:rPr>
+      </w:pPr>
+    </w:p>
+    <w:p>
+      <w:pPr>
+        <w:rPr>
+          <w:b/>
+          <w:bCs/>
+          <w:color w:val="000000" w:themeColor="text1"/>
+          <w:u w:val="single"/>
+        </w:rPr>
+      </w:pPr>
+      <w:r>
+        <w:rPr>
+          <w:b/>
+          <w:bCs/>
+          <w:color w:val="000000" w:themeColor="text1"/>
+          <w:u w:val="single"/>
+        </w:rPr>
+        <w:t>When and where does things go wrong:</w:t>
+      </w:r>
+    </w:p>
+    <w:p>
+      <w:pPr>
+        <w:rPr>
+          <w:color w:val="000000" w:themeColor="text1"/>
+          <w:sz w:val="22"/>
+          <w:szCs w:val="22"/>
+        </w:rPr>
+      </w:pPr>
+      <w:r>
+        <w:rPr>
+          <w:color w:val="000000" w:themeColor="text1"/>
+          <w:sz w:val="22"/>
+          <w:szCs w:val="22"/>
+        </w:rPr>
+        <w:t xml:space="preserve">Invalid date conversion </w:t>
+      </w:r>
+      <w:r>
+        <w:rPr>
+          <w:color w:val="000000" w:themeColor="text1"/>
+          <w:sz w:val="22"/>
+          <w:szCs w:val="22"/>
+        </w:rPr>
+        <w:sym w:font="Wingdings" w:char="F0E0"/>
+      </w:r>
+      <w:r>
+        <w:rPr>
+          <w:color w:val="000000" w:themeColor="text1"/>
+          <w:sz w:val="22"/>
+          <w:szCs w:val="22"/>
+        </w:rPr>
+        <w:t xml:space="preserve"> we insert the wrong data format for the date or any other data type, int or anything else.</w:t>
+      </w:r>
+    </w:p>
+    <w:p>
+      <w:pPr>
+        <w:rPr>
+          <w:color w:val="000000" w:themeColor="text1"/>
+          <w:sz w:val="22"/>
+          <w:szCs w:val="22"/>
+        </w:rPr>
+      </w:pPr>
+      <w:r>
+        <w:rPr>
+          <w:color w:val="000000" w:themeColor="text1"/>
+          <w:sz w:val="22"/>
+          <w:szCs w:val="22"/>
+        </w:rPr>
+        <w:t>Inserting a value into an ENUM, that is not included in the ENUM, data value violation.</w:t>
+      </w:r>
+    </w:p>
+    <w:p>
+      <w:pPr>
+        <w:rPr>
+          <w:color w:val="000000" w:themeColor="text1"/>
+          <w:sz w:val="22"/>
+          <w:szCs w:val="22"/>
+        </w:rPr>
+      </w:pPr>
+      <w:r>
+        <w:rPr>
+          <w:color w:val="000000" w:themeColor="text1"/>
+          <w:sz w:val="22"/>
+          <w:szCs w:val="22"/>
+        </w:rPr>
+        <w:t>Nonexistent Foreign Key</w:t>
+      </w:r>
+      <w:r>
+        <w:rPr>
+          <w:color w:val="000000" w:themeColor="text1"/>
+          <w:sz w:val="22"/>
+          <w:szCs w:val="22"/>
+        </w:rPr>
+        <w:t xml:space="preserve"> </w:t>
+      </w:r>
+      <w:r>
+        <w:rPr>
+          <w:color w:val="000000" w:themeColor="text1"/>
+          <w:sz w:val="22"/>
+          <w:szCs w:val="22"/>
+        </w:rPr>
+        <w:sym w:font="Wingdings" w:char="F0E0"/>
+      </w:r>
+      <w:r>
+        <w:rPr>
+          <w:color w:val="000000" w:themeColor="text1"/>
+          <w:sz w:val="22"/>
+          <w:szCs w:val="22"/>
+        </w:rPr>
+        <w:t xml:space="preserve"> to explain it into more details, if we have a foreign key and we tried to enter a value in it that does not exist as in the parent table, we get a violation.</w:t>
+      </w:r>
+    </w:p>
+    <w:p>
+      <w:pPr>
+        <w:rPr>
+          <w:color w:val="000000" w:themeColor="text1"/>
+          <w:sz w:val="22"/>
+          <w:szCs w:val="22"/>
+        </w:rPr>
+      </w:pPr>
+      <w:r>
+        <w:rPr>
+          <w:color w:val="000000" w:themeColor="text1"/>
+          <w:sz w:val="22"/>
+          <w:szCs w:val="22"/>
+        </w:rPr>
+        <w:t xml:space="preserve">If we insert into the </w:t>
+      </w:r>
+      <w:proofErr w:type="spellStart"/>
+      <w:r>
+        <w:rPr>
+          <w:color w:val="000000" w:themeColor="text1"/>
+          <w:sz w:val="22"/>
+          <w:szCs w:val="22"/>
+        </w:rPr>
+        <w:t>person_id</w:t>
+      </w:r>
+      <w:proofErr w:type="spellEnd"/>
+      <w:r>
+        <w:rPr>
+          <w:color w:val="000000" w:themeColor="text1"/>
+          <w:sz w:val="22"/>
+          <w:szCs w:val="22"/>
+        </w:rPr>
+        <w:t xml:space="preserve"> the value 100, but int the person.id we don’t have 100 then we get a violation</w:t>
+      </w:r>
+    </w:p>
+    <w:p>
+      <w:pPr>
+        <w:rPr>
+          <w:color w:val="000000" w:themeColor="text1"/>
+          <w:sz w:val="22"/>
+          <w:szCs w:val="22"/>
+        </w:rPr>
+      </w:pPr>
+      <w:r>
+        <w:rPr>
+          <w:color w:val="000000" w:themeColor="text1"/>
+          <w:sz w:val="22"/>
+          <w:szCs w:val="22"/>
+        </w:rPr>
+        <w:t>Duplicate primary key violation</w:t>
+      </w:r>
+      <w:r>
+        <w:rPr>
+          <w:color w:val="000000" w:themeColor="text1"/>
+          <w:sz w:val="22"/>
+          <w:szCs w:val="22"/>
+        </w:rPr>
+        <w:sym w:font="Wingdings" w:char="F0E0"/>
+      </w:r>
+      <w:r>
+        <w:rPr>
+          <w:color w:val="000000" w:themeColor="text1"/>
+          <w:sz w:val="22"/>
+          <w:szCs w:val="22"/>
+        </w:rPr>
+        <w:t xml:space="preserve"> attempting to insert data using the same primary key that is already in use.</w:t>
+      </w:r>
+    </w:p>
+    <w:p>
+      <w:pPr>
+        <w:rPr>
+          <w:color w:val="000000" w:themeColor="text1"/>
+          <w:sz w:val="22"/>
+          <w:szCs w:val="22"/>
+        </w:rPr>
+      </w:pPr>
+    </w:p>
+    <w:p>
+      <w:pPr>
+        <w:rPr>
+          <w:b/>
+          <w:bCs/>
+          <w:i/>
+          <w:iCs/>
+          <w:color w:val="4472C4" w:themeColor="accent1"/>
+          <w:sz w:val="22"/>
+          <w:szCs w:val="22"/>
+        </w:rPr>
+      </w:pPr>
+      <w:r>
+        <w:rPr>
+          <w:b/>
+          <w:bCs/>
+          <w:i/>
+          <w:iCs/>
+          <w:color w:val="4472C4" w:themeColor="accent1"/>
+          <w:sz w:val="22"/>
+          <w:szCs w:val="22"/>
+        </w:rPr>
+        <w:t>SELECT DATE_</w:t>
+      </w:r>
+      <w:proofErr w:type="gramStart"/>
+      <w:r>
+        <w:rPr>
+          <w:b/>
+          <w:bCs/>
+          <w:i/>
+          <w:iCs/>
+          <w:color w:val="4472C4" w:themeColor="accent1"/>
+          <w:sz w:val="22"/>
+          <w:szCs w:val="22"/>
+        </w:rPr>
+        <w:t>FORMAT(</w:t>
+      </w:r>
+      <w:proofErr w:type="spellStart"/>
+      <w:proofErr w:type="gramEnd"/>
+      <w:r>
+        <w:rPr>
+          <w:b/>
+          <w:bCs/>
+          <w:i/>
+          <w:iCs/>
+          <w:color w:val="4472C4" w:themeColor="accent1"/>
+          <w:sz w:val="22"/>
+          <w:szCs w:val="22"/>
+        </w:rPr>
+        <w:t>event_time</w:t>
+      </w:r>
+      <w:proofErr w:type="spellEnd"/>
+      <w:r>
+        <w:rPr>
+          <w:b/>
+          <w:bCs/>
+          <w:i/>
+          <w:iCs/>
+          <w:color w:val="4472C4" w:themeColor="accent1"/>
+          <w:sz w:val="22"/>
+          <w:szCs w:val="22"/>
+        </w:rPr>
+        <w:t>, '%W, %M %d %Y %</w:t>
+      </w:r>
+      <w:proofErr w:type="gramStart"/>
+      <w:r>
+        <w:rPr>
+          <w:b/>
+          <w:bCs/>
+          <w:i/>
+          <w:iCs/>
+          <w:color w:val="4472C4" w:themeColor="accent1"/>
+          <w:sz w:val="22"/>
+          <w:szCs w:val="22"/>
+        </w:rPr>
+        <w:t>h:%</w:t>
+      </w:r>
+      <w:proofErr w:type="spellStart"/>
+      <w:r>
+        <w:rPr>
+          <w:b/>
+          <w:bCs/>
+          <w:i/>
+          <w:iCs/>
+          <w:color w:val="4472C4" w:themeColor="accent1"/>
+          <w:sz w:val="22"/>
+          <w:szCs w:val="22"/>
+        </w:rPr>
+        <w:t>i</w:t>
+      </w:r>
+      <w:proofErr w:type="spellEnd"/>
+      <w:r>
+        <w:rPr>
+          <w:b/>
+          <w:bCs/>
+          <w:i/>
+          <w:iCs/>
+          <w:color w:val="4472C4" w:themeColor="accent1"/>
+          <w:sz w:val="22"/>
+          <w:szCs w:val="22"/>
+        </w:rPr>
+        <w:t>:%</w:t>
+      </w:r>
+      <w:proofErr w:type="gramEnd"/>
+      <w:r>
+        <w:rPr>
+          <w:b/>
+          <w:bCs/>
+          <w:i/>
+          <w:iCs/>
+          <w:color w:val="4472C4" w:themeColor="accent1"/>
+          <w:sz w:val="22"/>
+          <w:szCs w:val="22"/>
+        </w:rPr>
+        <w:t>s %p')</w:t>
+      </w:r>
+    </w:p>
+    <w:p>
+      <w:pPr>
+        <w:rPr>
+          <w:b/>
+          <w:bCs/>
+          <w:i/>
+          <w:iCs/>
+          <w:color w:val="4472C4" w:themeColor="accent1"/>
+          <w:sz w:val="22"/>
+          <w:szCs w:val="22"/>
+        </w:rPr>
+      </w:pPr>
+      <w:r>
+        <w:rPr>
+          <w:b/>
+          <w:bCs/>
+          <w:i/>
+          <w:iCs/>
+          <w:color w:val="4472C4" w:themeColor="accent1"/>
+          <w:sz w:val="22"/>
+          <w:szCs w:val="22"/>
+        </w:rPr>
+        <w:t>FROM events;</w:t>
+      </w:r>
+    </w:p>
+    <w:p>
+      <w:pPr>
+        <w:rPr>
+          <w:color w:val="000000" w:themeColor="text1"/>
+          <w:sz w:val="22"/>
+          <w:szCs w:val="22"/>
+        </w:rPr>
+      </w:pPr>
+      <w:r>
+        <w:rPr>
+          <w:color w:val="000000" w:themeColor="text1"/>
+          <w:sz w:val="22"/>
+          <w:szCs w:val="22"/>
+        </w:rPr>
+        <w:t>%</w:t>
+      </w:r>
+      <w:proofErr w:type="spellStart"/>
+      <w:proofErr w:type="gramStart"/>
+      <w:r>
+        <w:rPr>
+          <w:color w:val="000000" w:themeColor="text1"/>
+          <w:sz w:val="22"/>
+          <w:szCs w:val="22"/>
+        </w:rPr>
+        <w:t>a</w:t>
+      </w:r>
+      <w:proofErr w:type="spellEnd"/>
+      <w:proofErr w:type="gramEnd"/>
+      <w:r>
+        <w:rPr>
+          <w:color w:val="000000" w:themeColor="text1"/>
+          <w:sz w:val="22"/>
+          <w:szCs w:val="22"/>
+        </w:rPr>
+        <w:t xml:space="preserve"> </w:t>
+      </w:r>
+      <w:proofErr w:type="gramStart"/>
+      <w:r>
+        <w:rPr>
+          <w:color w:val="000000" w:themeColor="text1"/>
+          <w:sz w:val="22"/>
+          <w:szCs w:val="22"/>
+        </w:rPr>
+        <w:t>The</w:t>
+      </w:r>
+      <w:proofErr w:type="gramEnd"/>
+      <w:r>
+        <w:rPr>
+          <w:color w:val="000000" w:themeColor="text1"/>
+          <w:sz w:val="22"/>
+          <w:szCs w:val="22"/>
+        </w:rPr>
+        <w:t xml:space="preserve"> short weekday name, such as Sun, Mon, </w:t>
+      </w:r>
+    </w:p>
+    <w:p>
+      <w:pPr>
+        <w:rPr>
+          <w:color w:val="000000" w:themeColor="text1"/>
+          <w:sz w:val="22"/>
+          <w:szCs w:val="22"/>
+        </w:rPr>
+      </w:pPr>
+      <w:r>
+        <w:rPr>
+          <w:color w:val="000000" w:themeColor="text1"/>
+          <w:sz w:val="22"/>
+          <w:szCs w:val="22"/>
+        </w:rPr>
+        <w:t xml:space="preserve">%b </w:t>
+      </w:r>
+      <w:proofErr w:type="gramStart"/>
+      <w:r>
+        <w:rPr>
+          <w:color w:val="000000" w:themeColor="text1"/>
+          <w:sz w:val="22"/>
+          <w:szCs w:val="22"/>
+        </w:rPr>
+        <w:t>The</w:t>
+      </w:r>
+      <w:proofErr w:type="gramEnd"/>
+      <w:r>
+        <w:rPr>
+          <w:color w:val="000000" w:themeColor="text1"/>
+          <w:sz w:val="22"/>
+          <w:szCs w:val="22"/>
+        </w:rPr>
+        <w:t xml:space="preserve"> short month name, such as Jan, Feb</w:t>
+      </w:r>
+    </w:p>
+    <w:p>
+      <w:pPr>
+        <w:rPr>
+          <w:color w:val="000000" w:themeColor="text1"/>
+          <w:sz w:val="22"/>
+          <w:szCs w:val="22"/>
+        </w:rPr>
+      </w:pPr>
+      <w:r>
+        <w:rPr>
+          <w:color w:val="000000" w:themeColor="text1"/>
+          <w:sz w:val="22"/>
+          <w:szCs w:val="22"/>
+        </w:rPr>
+        <w:t xml:space="preserve">%c </w:t>
+      </w:r>
+      <w:proofErr w:type="gramStart"/>
+      <w:r>
+        <w:rPr>
+          <w:color w:val="000000" w:themeColor="text1"/>
+          <w:sz w:val="22"/>
+          <w:szCs w:val="22"/>
+        </w:rPr>
+        <w:t>The</w:t>
+      </w:r>
+      <w:proofErr w:type="gramEnd"/>
+      <w:r>
+        <w:rPr>
+          <w:color w:val="000000" w:themeColor="text1"/>
+          <w:sz w:val="22"/>
+          <w:szCs w:val="22"/>
+        </w:rPr>
+        <w:t xml:space="preserve"> numeric month (</w:t>
+      </w:r>
+      <w:proofErr w:type="gramStart"/>
+      <w:r>
+        <w:rPr>
+          <w:color w:val="000000" w:themeColor="text1"/>
+          <w:sz w:val="22"/>
+          <w:szCs w:val="22"/>
+        </w:rPr>
+        <w:t>0..</w:t>
+      </w:r>
+      <w:proofErr w:type="gramEnd"/>
+      <w:r>
+        <w:rPr>
+          <w:color w:val="000000" w:themeColor="text1"/>
+          <w:sz w:val="22"/>
+          <w:szCs w:val="22"/>
+        </w:rPr>
+        <w:t xml:space="preserve">12) </w:t>
+      </w:r>
+    </w:p>
+    <w:p>
+      <w:pPr>
+        <w:rPr>
+          <w:color w:val="000000" w:themeColor="text1"/>
+          <w:sz w:val="22"/>
+          <w:szCs w:val="22"/>
+        </w:rPr>
+      </w:pPr>
+      <w:r>
+        <w:rPr>
+          <w:color w:val="000000" w:themeColor="text1"/>
+          <w:sz w:val="22"/>
+          <w:szCs w:val="22"/>
+        </w:rPr>
+        <w:t xml:space="preserve">%d </w:t>
+      </w:r>
+      <w:proofErr w:type="gramStart"/>
+      <w:r>
+        <w:rPr>
+          <w:color w:val="000000" w:themeColor="text1"/>
+          <w:sz w:val="22"/>
+          <w:szCs w:val="22"/>
+        </w:rPr>
+        <w:t>The</w:t>
+      </w:r>
+      <w:proofErr w:type="gramEnd"/>
+      <w:r>
+        <w:rPr>
+          <w:color w:val="000000" w:themeColor="text1"/>
+          <w:sz w:val="22"/>
+          <w:szCs w:val="22"/>
+        </w:rPr>
+        <w:t xml:space="preserve"> numeric day of the month (</w:t>
+      </w:r>
+      <w:proofErr w:type="gramStart"/>
+      <w:r>
+        <w:rPr>
+          <w:color w:val="000000" w:themeColor="text1"/>
+          <w:sz w:val="22"/>
+          <w:szCs w:val="22"/>
+        </w:rPr>
+        <w:t>00..</w:t>
+      </w:r>
+      <w:proofErr w:type="gramEnd"/>
+      <w:r>
+        <w:rPr>
+          <w:color w:val="000000" w:themeColor="text1"/>
+          <w:sz w:val="22"/>
+          <w:szCs w:val="22"/>
+        </w:rPr>
+        <w:t xml:space="preserve">31) </w:t>
+      </w:r>
+    </w:p>
+    <w:p>
+      <w:pPr>
+        <w:rPr>
+          <w:color w:val="000000" w:themeColor="text1"/>
+          <w:sz w:val="22"/>
+          <w:szCs w:val="22"/>
+        </w:rPr>
+      </w:pPr>
+      <w:r>
+        <w:rPr>
+          <w:color w:val="000000" w:themeColor="text1"/>
+          <w:sz w:val="22"/>
+          <w:szCs w:val="22"/>
+        </w:rPr>
+        <w:t>%</w:t>
+      </w:r>
+      <w:proofErr w:type="spellStart"/>
+      <w:r>
+        <w:rPr>
+          <w:color w:val="000000" w:themeColor="text1"/>
+          <w:sz w:val="22"/>
+          <w:szCs w:val="22"/>
+        </w:rPr>
+        <w:t>f</w:t>
+      </w:r>
+      <w:proofErr w:type="spellEnd"/>
+      <w:r>
+        <w:rPr>
+          <w:color w:val="000000" w:themeColor="text1"/>
+          <w:sz w:val="22"/>
+          <w:szCs w:val="22"/>
+        </w:rPr>
+        <w:t xml:space="preserve"> </w:t>
+      </w:r>
+      <w:proofErr w:type="gramStart"/>
+      <w:r>
+        <w:rPr>
+          <w:color w:val="000000" w:themeColor="text1"/>
+          <w:sz w:val="22"/>
+          <w:szCs w:val="22"/>
+        </w:rPr>
+        <w:t>The</w:t>
+      </w:r>
+      <w:proofErr w:type="gramEnd"/>
+      <w:r>
+        <w:rPr>
+          <w:color w:val="000000" w:themeColor="text1"/>
+          <w:sz w:val="22"/>
+          <w:szCs w:val="22"/>
+        </w:rPr>
+        <w:t xml:space="preserve"> number of microseconds (</w:t>
+      </w:r>
+      <w:proofErr w:type="gramStart"/>
+      <w:r>
+        <w:rPr>
+          <w:color w:val="000000" w:themeColor="text1"/>
+          <w:sz w:val="22"/>
+          <w:szCs w:val="22"/>
+        </w:rPr>
+        <w:t>000000..</w:t>
+      </w:r>
+      <w:proofErr w:type="gramEnd"/>
+      <w:r>
+        <w:rPr>
+          <w:color w:val="000000" w:themeColor="text1"/>
+          <w:sz w:val="22"/>
+          <w:szCs w:val="22"/>
+        </w:rPr>
+        <w:t xml:space="preserve">999999) </w:t>
+      </w:r>
+    </w:p>
+    <w:p>
+      <w:pPr>
+        <w:rPr>
+          <w:color w:val="000000" w:themeColor="text1"/>
+          <w:sz w:val="22"/>
+          <w:szCs w:val="22"/>
+        </w:rPr>
+      </w:pPr>
+      <w:r>
+        <w:rPr>
+          <w:color w:val="000000" w:themeColor="text1"/>
+          <w:sz w:val="22"/>
+          <w:szCs w:val="22"/>
+        </w:rPr>
+        <w:t>%H The hour of the day, in 24-hour format (</w:t>
+      </w:r>
+      <w:proofErr w:type="gramStart"/>
+      <w:r>
+        <w:rPr>
+          <w:color w:val="000000" w:themeColor="text1"/>
+          <w:sz w:val="22"/>
+          <w:szCs w:val="22"/>
+        </w:rPr>
+        <w:t>00..</w:t>
+      </w:r>
+      <w:proofErr w:type="gramEnd"/>
+      <w:r>
+        <w:rPr>
+          <w:color w:val="000000" w:themeColor="text1"/>
+          <w:sz w:val="22"/>
+          <w:szCs w:val="22"/>
+        </w:rPr>
+        <w:t xml:space="preserve">23) </w:t>
+      </w:r>
+    </w:p>
+    <w:p>
+      <w:pPr>
+        <w:rPr>
+          <w:color w:val="000000" w:themeColor="text1"/>
+          <w:sz w:val="22"/>
+          <w:szCs w:val="22"/>
+        </w:rPr>
+      </w:pPr>
+      <w:r>
+        <w:rPr>
+          <w:color w:val="000000" w:themeColor="text1"/>
+          <w:sz w:val="22"/>
+          <w:szCs w:val="22"/>
+        </w:rPr>
+        <w:t xml:space="preserve">%h </w:t>
+      </w:r>
+      <w:proofErr w:type="gramStart"/>
+      <w:r>
+        <w:rPr>
+          <w:color w:val="000000" w:themeColor="text1"/>
+          <w:sz w:val="22"/>
+          <w:szCs w:val="22"/>
+        </w:rPr>
+        <w:t>The</w:t>
+      </w:r>
+      <w:proofErr w:type="gramEnd"/>
+      <w:r>
+        <w:rPr>
+          <w:color w:val="000000" w:themeColor="text1"/>
+          <w:sz w:val="22"/>
+          <w:szCs w:val="22"/>
+        </w:rPr>
+        <w:t xml:space="preserve"> hour of the day, in 12-hour format (</w:t>
+      </w:r>
+      <w:proofErr w:type="gramStart"/>
+      <w:r>
+        <w:rPr>
+          <w:color w:val="000000" w:themeColor="text1"/>
+          <w:sz w:val="22"/>
+          <w:szCs w:val="22"/>
+        </w:rPr>
+        <w:t>01..</w:t>
+      </w:r>
+      <w:proofErr w:type="gramEnd"/>
+      <w:r>
+        <w:rPr>
+          <w:color w:val="000000" w:themeColor="text1"/>
+          <w:sz w:val="22"/>
+          <w:szCs w:val="22"/>
+        </w:rPr>
+        <w:t xml:space="preserve">12) </w:t>
+      </w:r>
+    </w:p>
+    <w:p>
+      <w:pPr>
+        <w:rPr>
+          <w:color w:val="000000" w:themeColor="text1"/>
+          <w:sz w:val="22"/>
+          <w:szCs w:val="22"/>
+        </w:rPr>
+      </w:pPr>
+      <w:r>
+        <w:rPr>
+          <w:color w:val="000000" w:themeColor="text1"/>
+          <w:sz w:val="22"/>
+          <w:szCs w:val="22"/>
+        </w:rPr>
+        <w:t>%</w:t>
+      </w:r>
+      <w:proofErr w:type="spellStart"/>
+      <w:r>
+        <w:rPr>
+          <w:color w:val="000000" w:themeColor="text1"/>
+          <w:sz w:val="22"/>
+          <w:szCs w:val="22"/>
+        </w:rPr>
+        <w:t>i</w:t>
+      </w:r>
+      <w:proofErr w:type="spellEnd"/>
+      <w:r>
+        <w:rPr>
+          <w:color w:val="000000" w:themeColor="text1"/>
+          <w:sz w:val="22"/>
+          <w:szCs w:val="22"/>
+        </w:rPr>
+        <w:t xml:space="preserve"> </w:t>
+      </w:r>
+      <w:proofErr w:type="gramStart"/>
+      <w:r>
+        <w:rPr>
+          <w:color w:val="000000" w:themeColor="text1"/>
+          <w:sz w:val="22"/>
+          <w:szCs w:val="22"/>
+        </w:rPr>
+        <w:t>The</w:t>
+      </w:r>
+      <w:proofErr w:type="gramEnd"/>
+      <w:r>
+        <w:rPr>
+          <w:color w:val="000000" w:themeColor="text1"/>
+          <w:sz w:val="22"/>
+          <w:szCs w:val="22"/>
+        </w:rPr>
+        <w:t xml:space="preserve"> minutes within the hour (</w:t>
+      </w:r>
+      <w:proofErr w:type="gramStart"/>
+      <w:r>
+        <w:rPr>
+          <w:color w:val="000000" w:themeColor="text1"/>
+          <w:sz w:val="22"/>
+          <w:szCs w:val="22"/>
+        </w:rPr>
+        <w:t>00..</w:t>
+      </w:r>
+      <w:proofErr w:type="gramEnd"/>
+      <w:r>
+        <w:rPr>
+          <w:color w:val="000000" w:themeColor="text1"/>
+          <w:sz w:val="22"/>
+          <w:szCs w:val="22"/>
+        </w:rPr>
+        <w:t xml:space="preserve">59) </w:t>
+      </w:r>
+    </w:p>
+    <w:p>
+      <w:pPr>
+        <w:rPr>
+          <w:color w:val="000000" w:themeColor="text1"/>
+          <w:sz w:val="22"/>
+          <w:szCs w:val="22"/>
+        </w:rPr>
+      </w:pPr>
+      <w:r>
+        <w:rPr>
+          <w:color w:val="000000" w:themeColor="text1"/>
+          <w:sz w:val="22"/>
+          <w:szCs w:val="22"/>
+        </w:rPr>
+        <w:t xml:space="preserve">%j </w:t>
+      </w:r>
+      <w:proofErr w:type="gramStart"/>
+      <w:r>
+        <w:rPr>
+          <w:color w:val="000000" w:themeColor="text1"/>
+          <w:sz w:val="22"/>
+          <w:szCs w:val="22"/>
+        </w:rPr>
+        <w:t>The</w:t>
+      </w:r>
+      <w:proofErr w:type="gramEnd"/>
+      <w:r>
+        <w:rPr>
+          <w:color w:val="000000" w:themeColor="text1"/>
+          <w:sz w:val="22"/>
+          <w:szCs w:val="22"/>
+        </w:rPr>
+        <w:t xml:space="preserve"> day of year (</w:t>
+      </w:r>
+      <w:proofErr w:type="gramStart"/>
+      <w:r>
+        <w:rPr>
+          <w:color w:val="000000" w:themeColor="text1"/>
+          <w:sz w:val="22"/>
+          <w:szCs w:val="22"/>
+        </w:rPr>
+        <w:t>001..</w:t>
+      </w:r>
+      <w:proofErr w:type="gramEnd"/>
+      <w:r>
+        <w:rPr>
+          <w:color w:val="000000" w:themeColor="text1"/>
+          <w:sz w:val="22"/>
+          <w:szCs w:val="22"/>
+        </w:rPr>
+        <w:t xml:space="preserve">366) </w:t>
+      </w:r>
+    </w:p>
+    <w:p>
+      <w:pPr>
+        <w:rPr>
+          <w:color w:val="000000" w:themeColor="text1"/>
+          <w:sz w:val="22"/>
+          <w:szCs w:val="22"/>
+        </w:rPr>
+      </w:pPr>
+      <w:r>
+        <w:rPr>
+          <w:color w:val="000000" w:themeColor="text1"/>
+          <w:sz w:val="22"/>
+          <w:szCs w:val="22"/>
+        </w:rPr>
+        <w:t>%M The full month name (</w:t>
+      </w:r>
+      <w:proofErr w:type="spellStart"/>
+      <w:proofErr w:type="gramStart"/>
+      <w:r>
+        <w:rPr>
+          <w:color w:val="000000" w:themeColor="text1"/>
+          <w:sz w:val="22"/>
+          <w:szCs w:val="22"/>
+        </w:rPr>
+        <w:t>January..</w:t>
+      </w:r>
+      <w:proofErr w:type="gramEnd"/>
+      <w:r>
+        <w:rPr>
+          <w:color w:val="000000" w:themeColor="text1"/>
+          <w:sz w:val="22"/>
+          <w:szCs w:val="22"/>
+        </w:rPr>
+        <w:t>December</w:t>
+      </w:r>
+      <w:proofErr w:type="spellEnd"/>
+      <w:r>
+        <w:rPr>
+          <w:color w:val="000000" w:themeColor="text1"/>
+          <w:sz w:val="22"/>
+          <w:szCs w:val="22"/>
+        </w:rPr>
+        <w:t xml:space="preserve">) </w:t>
+      </w:r>
+    </w:p>
+    <w:p>
+      <w:pPr>
+        <w:rPr>
+          <w:color w:val="000000" w:themeColor="text1"/>
+          <w:sz w:val="22"/>
+          <w:szCs w:val="22"/>
+        </w:rPr>
+      </w:pPr>
+      <w:r>
+        <w:rPr>
+          <w:color w:val="000000" w:themeColor="text1"/>
+          <w:sz w:val="22"/>
+          <w:szCs w:val="22"/>
+        </w:rPr>
+        <w:lastRenderedPageBreak/>
+        <w:t xml:space="preserve">%m </w:t>
+      </w:r>
+      <w:proofErr w:type="gramStart"/>
+      <w:r>
+        <w:rPr>
+          <w:color w:val="000000" w:themeColor="text1"/>
+          <w:sz w:val="22"/>
+          <w:szCs w:val="22"/>
+        </w:rPr>
+        <w:t>The</w:t>
+      </w:r>
+      <w:proofErr w:type="gramEnd"/>
+      <w:r>
+        <w:rPr>
+          <w:color w:val="000000" w:themeColor="text1"/>
+          <w:sz w:val="22"/>
+          <w:szCs w:val="22"/>
+        </w:rPr>
+        <w:t xml:space="preserve"> numeric month </w:t>
+      </w:r>
+    </w:p>
+    <w:p>
+      <w:pPr>
+        <w:rPr>
+          <w:color w:val="000000" w:themeColor="text1"/>
+          <w:sz w:val="22"/>
+          <w:szCs w:val="22"/>
+        </w:rPr>
+      </w:pPr>
+      <w:r>
+        <w:rPr>
+          <w:color w:val="000000" w:themeColor="text1"/>
+          <w:sz w:val="22"/>
+          <w:szCs w:val="22"/>
+        </w:rPr>
+        <w:t xml:space="preserve">%p AM or PM </w:t>
+      </w:r>
+    </w:p>
+    <w:p>
+      <w:pPr>
+        <w:rPr>
+          <w:color w:val="000000" w:themeColor="text1"/>
+          <w:sz w:val="22"/>
+          <w:szCs w:val="22"/>
+        </w:rPr>
+      </w:pPr>
+      <w:r>
+        <w:rPr>
+          <w:color w:val="000000" w:themeColor="text1"/>
+          <w:sz w:val="22"/>
+          <w:szCs w:val="22"/>
+        </w:rPr>
+        <w:t xml:space="preserve">%s </w:t>
+      </w:r>
+      <w:proofErr w:type="gramStart"/>
+      <w:r>
+        <w:rPr>
+          <w:color w:val="000000" w:themeColor="text1"/>
+          <w:sz w:val="22"/>
+          <w:szCs w:val="22"/>
+        </w:rPr>
+        <w:t>The</w:t>
+      </w:r>
+      <w:proofErr w:type="gramEnd"/>
+      <w:r>
+        <w:rPr>
+          <w:color w:val="000000" w:themeColor="text1"/>
+          <w:sz w:val="22"/>
+          <w:szCs w:val="22"/>
+        </w:rPr>
+        <w:t xml:space="preserve"> number of seconds (</w:t>
+      </w:r>
+      <w:proofErr w:type="gramStart"/>
+      <w:r>
+        <w:rPr>
+          <w:color w:val="000000" w:themeColor="text1"/>
+          <w:sz w:val="22"/>
+          <w:szCs w:val="22"/>
+        </w:rPr>
+        <w:t>00..</w:t>
+      </w:r>
+      <w:proofErr w:type="gramEnd"/>
+      <w:r>
+        <w:rPr>
+          <w:color w:val="000000" w:themeColor="text1"/>
+          <w:sz w:val="22"/>
+          <w:szCs w:val="22"/>
+        </w:rPr>
+        <w:t xml:space="preserve">59) </w:t>
+      </w:r>
+    </w:p>
+    <w:p>
+      <w:pPr>
+        <w:rPr>
+          <w:color w:val="000000" w:themeColor="text1"/>
+          <w:sz w:val="22"/>
+          <w:szCs w:val="22"/>
+        </w:rPr>
+      </w:pPr>
+      <w:r>
+        <w:rPr>
+          <w:color w:val="000000" w:themeColor="text1"/>
+          <w:sz w:val="22"/>
+          <w:szCs w:val="22"/>
+        </w:rPr>
+        <w:t>%W The full weekday name (</w:t>
+      </w:r>
+      <w:proofErr w:type="spellStart"/>
+      <w:proofErr w:type="gramStart"/>
+      <w:r>
+        <w:rPr>
+          <w:color w:val="000000" w:themeColor="text1"/>
+          <w:sz w:val="22"/>
+          <w:szCs w:val="22"/>
+        </w:rPr>
+        <w:t>Sunday..</w:t>
+      </w:r>
+      <w:proofErr w:type="gramEnd"/>
+      <w:r>
+        <w:rPr>
+          <w:color w:val="000000" w:themeColor="text1"/>
+          <w:sz w:val="22"/>
+          <w:szCs w:val="22"/>
+        </w:rPr>
+        <w:t>Saturday</w:t>
+      </w:r>
+      <w:proofErr w:type="spellEnd"/>
+      <w:r>
+        <w:rPr>
+          <w:color w:val="000000" w:themeColor="text1"/>
+          <w:sz w:val="22"/>
+          <w:szCs w:val="22"/>
+        </w:rPr>
+        <w:t xml:space="preserve">) </w:t>
+      </w:r>
+    </w:p>
+    <w:p>
+      <w:pPr>
+        <w:rPr>
+          <w:color w:val="000000" w:themeColor="text1"/>
+          <w:sz w:val="22"/>
+          <w:szCs w:val="22"/>
+        </w:rPr>
+      </w:pPr>
+      <w:r>
+        <w:rPr>
+          <w:color w:val="000000" w:themeColor="text1"/>
+          <w:sz w:val="22"/>
+          <w:szCs w:val="22"/>
+        </w:rPr>
+        <w:t xml:space="preserve">%w </w:t>
+      </w:r>
+      <w:proofErr w:type="gramStart"/>
+      <w:r>
+        <w:rPr>
+          <w:color w:val="000000" w:themeColor="text1"/>
+          <w:sz w:val="22"/>
+          <w:szCs w:val="22"/>
+        </w:rPr>
+        <w:t>The</w:t>
+      </w:r>
+      <w:proofErr w:type="gramEnd"/>
+      <w:r>
+        <w:rPr>
+          <w:color w:val="000000" w:themeColor="text1"/>
+          <w:sz w:val="22"/>
+          <w:szCs w:val="22"/>
+        </w:rPr>
+        <w:t xml:space="preserve"> numeric day of the week (0=</w:t>
+      </w:r>
+      <w:proofErr w:type="gramStart"/>
+      <w:r>
+        <w:rPr>
+          <w:color w:val="000000" w:themeColor="text1"/>
+          <w:sz w:val="22"/>
+          <w:szCs w:val="22"/>
+        </w:rPr>
+        <w:t>Sunday..</w:t>
+      </w:r>
+      <w:proofErr w:type="gramEnd"/>
+      <w:r>
+        <w:rPr>
+          <w:color w:val="000000" w:themeColor="text1"/>
+          <w:sz w:val="22"/>
+          <w:szCs w:val="22"/>
+        </w:rPr>
+        <w:t xml:space="preserve">6=Saturday) </w:t>
+      </w:r>
+    </w:p>
+    <w:p>
+      <w:pPr>
+        <w:rPr>
+          <w:color w:val="000000" w:themeColor="text1"/>
+          <w:sz w:val="22"/>
+          <w:szCs w:val="22"/>
+        </w:rPr>
+      </w:pPr>
+      <w:r>
+        <w:rPr>
+          <w:color w:val="000000" w:themeColor="text1"/>
+          <w:sz w:val="22"/>
+          <w:szCs w:val="22"/>
+        </w:rPr>
+        <w:t>%Y The four-digit year</w:t>
+      </w:r>
+    </w:p>
+    <w:p>
+      <w:pPr>
+        <w:rPr>
+          <w:color w:val="000000" w:themeColor="text1"/>
+          <w:sz w:val="22"/>
+          <w:szCs w:val="22"/>
+        </w:rPr>
+      </w:pPr>
     </w:p>
     <w:p>
       <w:pPr>
@@ -4149,6 +5625,7 @@
   <w:style w:type="paragraph" w:default="1" w:styleId="Normal">
     <w:name w:val="Normal"/>
     <w:qFormat/>
+    <w:rsid w:val="003D7596"/>
   </w:style>
   <w:style w:type="paragraph" w:styleId="Heading1">
     <w:name w:val="heading 1"/>

--- a/Book notes.docx
+++ b/Book notes.docx
@@ -248,12 +248,10 @@
       </w:r>
     </w:p>
     <w:p>
-      <w:proofErr w:type="gramStart"/>
       <w:r>
         <w:t>orders(</w:t>
       </w:r>
       <w:proofErr w:type="spellStart"/>
-      <w:proofErr w:type="gramEnd"/>
       <w:r>
         <w:t>order_id</w:t>
       </w:r>
@@ -271,13 +269,9 @@
       </w:r>
       <w:r>
         <w:br/>
-      </w:r>
-      <w:proofErr w:type="gramStart"/>
-      <w:r>
         <w:t>products(</w:t>
       </w:r>
       <w:proofErr w:type="spellStart"/>
-      <w:proofErr w:type="gramEnd"/>
       <w:r>
         <w:t>product_id</w:t>
       </w:r>
@@ -418,12 +412,10 @@
       </w:r>
     </w:p>
     <w:p>
-      <w:proofErr w:type="gramStart"/>
       <w:r>
         <w:t>employees(</w:t>
       </w:r>
       <w:proofErr w:type="spellStart"/>
-      <w:proofErr w:type="gramEnd"/>
       <w:r>
         <w:t>employee_id</w:t>
       </w:r>
@@ -441,13 +433,9 @@
       </w:r>
       <w:r>
         <w:br/>
-      </w:r>
-      <w:proofErr w:type="gramStart"/>
-      <w:r>
         <w:t>departments(</w:t>
       </w:r>
       <w:proofErr w:type="spellStart"/>
-      <w:proofErr w:type="gramEnd"/>
       <w:r>
         <w:t>department_id</w:t>
       </w:r>
@@ -476,7 +464,6 @@
           <w:color w:val="4472C4" w:themeColor="accent1"/>
         </w:rPr>
       </w:pPr>
-      <w:proofErr w:type="gramStart"/>
       <w:r>
         <w:rPr>
           <w:color w:val="4472C4" w:themeColor="accent1"/>
@@ -484,7 +471,6 @@
         <w:t>orders(</w:t>
       </w:r>
       <w:proofErr w:type="spellStart"/>
-      <w:proofErr w:type="gramEnd"/>
       <w:r>
         <w:rPr>
           <w:color w:val="4472C4" w:themeColor="accent1"/>
@@ -552,7 +538,6 @@
           <w:color w:val="4472C4" w:themeColor="accent1"/>
         </w:rPr>
       </w:pPr>
-      <w:proofErr w:type="gramStart"/>
       <w:r>
         <w:rPr>
           <w:color w:val="4472C4" w:themeColor="accent1"/>
@@ -560,7 +545,6 @@
         <w:t>orders(</w:t>
       </w:r>
       <w:proofErr w:type="spellStart"/>
-      <w:proofErr w:type="gramEnd"/>
       <w:r>
         <w:rPr>
           <w:color w:val="4472C4" w:themeColor="accent1"/>
@@ -593,16 +577,9 @@
           <w:color w:val="4472C4" w:themeColor="accent1"/>
         </w:rPr>
         <w:br/>
-      </w:r>
-      <w:proofErr w:type="gramStart"/>
-      <w:r>
-        <w:rPr>
-          <w:color w:val="4472C4" w:themeColor="accent1"/>
-        </w:rPr>
         <w:t>customers(</w:t>
       </w:r>
       <w:proofErr w:type="spellStart"/>
-      <w:proofErr w:type="gramEnd"/>
       <w:r>
         <w:rPr>
           <w:color w:val="4472C4" w:themeColor="accent1"/>
@@ -621,16 +598,9 @@
           <w:color w:val="4472C4" w:themeColor="accent1"/>
         </w:rPr>
         <w:br/>
-      </w:r>
-      <w:proofErr w:type="gramStart"/>
-      <w:r>
-        <w:rPr>
-          <w:color w:val="4472C4" w:themeColor="accent1"/>
-        </w:rPr>
         <w:t>products(</w:t>
       </w:r>
       <w:proofErr w:type="spellStart"/>
-      <w:proofErr w:type="gramEnd"/>
       <w:r>
         <w:rPr>
           <w:color w:val="4472C4" w:themeColor="accent1"/>
@@ -722,25 +692,7 @@
           <w:sz w:val="22"/>
           <w:szCs w:val="22"/>
         </w:rPr>
-        <w:t xml:space="preserve">To use a </w:t>
-      </w:r>
-      <w:proofErr w:type="gramStart"/>
-      <w:r>
-        <w:rPr>
-          <w:color w:val="000000" w:themeColor="text1"/>
-          <w:sz w:val="22"/>
-          <w:szCs w:val="22"/>
-        </w:rPr>
-        <w:t>Database</w:t>
-      </w:r>
-      <w:proofErr w:type="gramEnd"/>
-      <w:r>
-        <w:rPr>
-          <w:color w:val="000000" w:themeColor="text1"/>
-          <w:sz w:val="22"/>
-          <w:szCs w:val="22"/>
-        </w:rPr>
-        <w:t xml:space="preserve"> we should write USE </w:t>
+        <w:t xml:space="preserve">To use a Database we should write USE </w:t>
       </w:r>
       <w:r>
         <w:rPr>
@@ -769,35 +721,15 @@
           <w:sz w:val="22"/>
           <w:szCs w:val="22"/>
         </w:rPr>
-        <w:t xml:space="preserve">SELECT </w:t>
-      </w:r>
-      <w:proofErr w:type="gramStart"/>
-      <w:r>
-        <w:rPr>
-          <w:b/>
-          <w:bCs/>
-          <w:color w:val="000000" w:themeColor="text1"/>
-          <w:sz w:val="22"/>
-          <w:szCs w:val="22"/>
-        </w:rPr>
-        <w:t xml:space="preserve">now(); </w:t>
-      </w:r>
-      <w:r>
-        <w:rPr>
-          <w:color w:val="000000" w:themeColor="text1"/>
-          <w:sz w:val="22"/>
-          <w:szCs w:val="22"/>
-        </w:rPr>
-        <w:t xml:space="preserve"> is</w:t>
-      </w:r>
-      <w:proofErr w:type="gramEnd"/>
-      <w:r>
-        <w:rPr>
-          <w:color w:val="000000" w:themeColor="text1"/>
-          <w:sz w:val="22"/>
-          <w:szCs w:val="22"/>
-        </w:rPr>
-        <w:t xml:space="preserve"> used to select the current time it’s a function.</w:t>
+        <w:t xml:space="preserve">SELECT now(); </w:t>
+      </w:r>
+      <w:r>
+        <w:rPr>
+          <w:color w:val="000000" w:themeColor="text1"/>
+          <w:sz w:val="22"/>
+          <w:szCs w:val="22"/>
+        </w:rPr>
+        <w:t xml:space="preserve"> is used to select the current time it’s a function.</w:t>
       </w:r>
     </w:p>
     <w:p>
@@ -907,27 +839,15 @@
         </w:rPr>
         <w:tab/>
       </w:r>
-      <w:proofErr w:type="gramStart"/>
-      <w:r>
-        <w:rPr>
-          <w:b/>
-          <w:bCs/>
-          <w:color w:val="000000" w:themeColor="text1"/>
-          <w:sz w:val="22"/>
-          <w:szCs w:val="22"/>
-        </w:rPr>
-        <w:t>Char(</w:t>
-      </w:r>
-      <w:proofErr w:type="gramEnd"/>
-      <w:r>
-        <w:rPr>
-          <w:b/>
-          <w:bCs/>
-          <w:color w:val="000000" w:themeColor="text1"/>
-          <w:sz w:val="22"/>
-          <w:szCs w:val="22"/>
-        </w:rPr>
-        <w:t>20) fixed</w:t>
+      <w:r>
+        <w:rPr>
+          <w:b/>
+          <w:bCs/>
+          <w:color w:val="000000" w:themeColor="text1"/>
+          <w:sz w:val="22"/>
+          <w:szCs w:val="22"/>
+        </w:rPr>
+        <w:t>Char(20) fixed</w:t>
       </w:r>
     </w:p>
     <w:p>
@@ -961,7 +881,6 @@
         <w:tab/>
       </w:r>
       <w:proofErr w:type="spellStart"/>
-      <w:proofErr w:type="gramStart"/>
       <w:r>
         <w:rPr>
           <w:b/>
@@ -981,18 +900,7 @@
           <w:sz w:val="22"/>
           <w:szCs w:val="22"/>
         </w:rPr>
-        <w:t>(</w:t>
-      </w:r>
-      <w:proofErr w:type="gramEnd"/>
-      <w:r>
-        <w:rPr>
-          <w:b/>
-          <w:bCs/>
-          <w:color w:val="000000" w:themeColor="text1"/>
-          <w:sz w:val="22"/>
-          <w:szCs w:val="22"/>
-        </w:rPr>
-        <w:t>20) variable but maximum of 20</w:t>
+        <w:t>(20) variable but maximum of 20</w:t>
       </w:r>
     </w:p>
     <w:p>
@@ -1010,43 +918,7 @@
           <w:sz w:val="22"/>
           <w:szCs w:val="22"/>
         </w:rPr>
-        <w:t xml:space="preserve">an important note is that if we inset 15 characters </w:t>
-      </w:r>
-      <w:proofErr w:type="gramStart"/>
-      <w:r>
-        <w:rPr>
-          <w:color w:val="000000" w:themeColor="text1"/>
-          <w:sz w:val="22"/>
-          <w:szCs w:val="22"/>
-        </w:rPr>
-        <w:t>In</w:t>
-      </w:r>
-      <w:proofErr w:type="gramEnd"/>
-      <w:r>
-        <w:rPr>
-          <w:color w:val="000000" w:themeColor="text1"/>
-          <w:sz w:val="22"/>
-          <w:szCs w:val="22"/>
-        </w:rPr>
-        <w:t xml:space="preserve"> the datatype </w:t>
-      </w:r>
-      <w:proofErr w:type="gramStart"/>
-      <w:r>
-        <w:rPr>
-          <w:color w:val="000000" w:themeColor="text1"/>
-          <w:sz w:val="22"/>
-          <w:szCs w:val="22"/>
-        </w:rPr>
-        <w:t>char(</w:t>
-      </w:r>
-      <w:proofErr w:type="gramEnd"/>
-      <w:r>
-        <w:rPr>
-          <w:color w:val="000000" w:themeColor="text1"/>
-          <w:sz w:val="22"/>
-          <w:szCs w:val="22"/>
-        </w:rPr>
-        <w:t xml:space="preserve">20) the rest will be empty space to the right while in varchar it will be non-existent saving </w:t>
+        <w:t xml:space="preserve">an important note is that if we inset 15 characters In the datatype char(20) the rest will be empty space to the right while in varchar it will be non-existent saving </w:t>
       </w:r>
       <w:r>
         <w:rPr>
@@ -1164,23 +1036,13 @@
           <w:szCs w:val="22"/>
         </w:rPr>
       </w:pPr>
-      <w:proofErr w:type="gramStart"/>
-      <w:r>
-        <w:rPr>
-          <w:color w:val="000000" w:themeColor="text1"/>
-          <w:sz w:val="22"/>
-          <w:szCs w:val="22"/>
-        </w:rPr>
-        <w:t>Char(</w:t>
-      </w:r>
-      <w:proofErr w:type="gramEnd"/>
-      <w:r>
-        <w:rPr>
-          <w:color w:val="000000" w:themeColor="text1"/>
-          <w:sz w:val="22"/>
-          <w:szCs w:val="22"/>
-        </w:rPr>
-        <w:t>255) is the num max for char</w:t>
+      <w:r>
+        <w:rPr>
+          <w:color w:val="000000" w:themeColor="text1"/>
+          <w:sz w:val="22"/>
+          <w:szCs w:val="22"/>
+        </w:rPr>
+        <w:t>Char(255) is the num max for char</w:t>
       </w:r>
     </w:p>
     <w:p>
@@ -1439,29 +1301,7 @@
           <w:sz w:val="22"/>
           <w:szCs w:val="22"/>
         </w:rPr>
-        <w:t xml:space="preserve">you should note that if your text data exceeds the </w:t>
-      </w:r>
-      <w:proofErr w:type="gramStart"/>
-      <w:r>
-        <w:rPr>
-          <w:b/>
-          <w:bCs/>
-          <w:color w:val="000000" w:themeColor="text1"/>
-          <w:sz w:val="22"/>
-          <w:szCs w:val="22"/>
-        </w:rPr>
-        <w:t>limit</w:t>
-      </w:r>
-      <w:proofErr w:type="gramEnd"/>
-      <w:r>
-        <w:rPr>
-          <w:b/>
-          <w:bCs/>
-          <w:color w:val="000000" w:themeColor="text1"/>
-          <w:sz w:val="22"/>
-          <w:szCs w:val="22"/>
-        </w:rPr>
-        <w:t xml:space="preserve"> it will be cut short, the white empty space will count and will not be removed, since varchar supports more than 64KB there is no need to use those text datatypes </w:t>
+        <w:t xml:space="preserve">you should note that if your text data exceeds the limit it will be cut short, the white empty space will count and will not be removed, since varchar supports more than 64KB there is no need to use those text datatypes </w:t>
       </w:r>
     </w:p>
     <w:p>
@@ -1634,7 +1474,6 @@
         <w:t>float(</w:t>
       </w:r>
       <w:proofErr w:type="spellStart"/>
-      <w:proofErr w:type="gramStart"/>
       <w:r>
         <w:rPr>
           <w:color w:val="000000" w:themeColor="text1"/>
@@ -1644,7 +1483,6 @@
         <w:t>p,n</w:t>
       </w:r>
       <w:proofErr w:type="spellEnd"/>
-      <w:proofErr w:type="gramEnd"/>
       <w:r>
         <w:rPr>
           <w:color w:val="000000" w:themeColor="text1"/>
@@ -1727,16 +1565,7 @@
           <w:color w:val="000000" w:themeColor="text1"/>
           <w:u w:val="single"/>
         </w:rPr>
-        <w:t>Temporal Data</w:t>
-      </w:r>
-      <w:r>
-        <w:rPr>
-          <w:b/>
-          <w:bCs/>
-          <w:color w:val="000000" w:themeColor="text1"/>
-          <w:u w:val="single"/>
-        </w:rPr>
-        <w:t>: Date and Time:</w:t>
+        <w:t>Temporal Data: Date and Time:</w:t>
       </w:r>
     </w:p>
     <w:p>
@@ -1756,13 +1585,7 @@
         <w:rPr>
           <w:color w:val="000000" w:themeColor="text1"/>
         </w:rPr>
-        <w:t>D</w:t>
-      </w:r>
-      <w:r>
-        <w:rPr>
-          <w:color w:val="000000" w:themeColor="text1"/>
-        </w:rPr>
-        <w:t>ate</w:t>
+        <w:t>Date</w:t>
       </w:r>
       <w:r>
         <w:rPr>
@@ -1795,16 +1618,8 @@
         <w:rPr>
           <w:color w:val="000000" w:themeColor="text1"/>
         </w:rPr>
-        <w:t>datetime YYYY-MM-DD HH:</w:t>
-      </w:r>
-      <w:proofErr w:type="gramStart"/>
-      <w:r>
-        <w:rPr>
-          <w:color w:val="000000" w:themeColor="text1"/>
-        </w:rPr>
-        <w:t>MI:SS</w:t>
-      </w:r>
-      <w:proofErr w:type="gramEnd"/>
+        <w:t>datetime YYYY-MM-DD HH:MI:SS</w:t>
+      </w:r>
       <w:r>
         <w:rPr>
           <w:color w:val="000000" w:themeColor="text1"/>
@@ -1829,16 +1644,8 @@
         <w:rPr>
           <w:color w:val="000000" w:themeColor="text1"/>
         </w:rPr>
-        <w:t>timestamp YYYY-MM-DD HH:</w:t>
-      </w:r>
-      <w:proofErr w:type="gramStart"/>
-      <w:r>
-        <w:rPr>
-          <w:color w:val="000000" w:themeColor="text1"/>
-        </w:rPr>
-        <w:t>MI:SS</w:t>
-      </w:r>
-      <w:proofErr w:type="gramEnd"/>
+        <w:t>timestamp YYYY-MM-DD HH:MI:SS</w:t>
+      </w:r>
     </w:p>
     <w:p>
       <w:pPr>
@@ -1873,18 +1680,8 @@
           <w:sz w:val="22"/>
           <w:szCs w:val="22"/>
         </w:rPr>
-        <w:t>time HHH:</w:t>
-      </w:r>
-      <w:proofErr w:type="gramStart"/>
-      <w:r>
-        <w:rPr>
-          <w:color w:val="000000" w:themeColor="text1"/>
-          <w:sz w:val="22"/>
-          <w:szCs w:val="22"/>
-        </w:rPr>
-        <w:t>MI:SS</w:t>
-      </w:r>
-      <w:proofErr w:type="gramEnd"/>
+        <w:t>time HHH:MI:SS</w:t>
+      </w:r>
     </w:p>
     <w:p>
       <w:pPr>
@@ -1901,25 +1698,7 @@
           <w:sz w:val="22"/>
           <w:szCs w:val="22"/>
         </w:rPr>
-        <w:t xml:space="preserve">examples: when scheduling a future shipment or storing a birthdate of someone </w:t>
-      </w:r>
-      <w:proofErr w:type="gramStart"/>
-      <w:r>
-        <w:rPr>
-          <w:color w:val="000000" w:themeColor="text1"/>
-          <w:sz w:val="22"/>
-          <w:szCs w:val="22"/>
-        </w:rPr>
-        <w:t>its</w:t>
-      </w:r>
-      <w:proofErr w:type="gramEnd"/>
-      <w:r>
-        <w:rPr>
-          <w:color w:val="000000" w:themeColor="text1"/>
-          <w:sz w:val="22"/>
-          <w:szCs w:val="22"/>
-        </w:rPr>
-        <w:t xml:space="preserve"> preferred to use the </w:t>
+        <w:t xml:space="preserve">examples: when scheduling a future shipment or storing a birthdate of someone its preferred to use the </w:t>
       </w:r>
       <w:r>
         <w:rPr>
@@ -1937,25 +1716,7 @@
           <w:sz w:val="22"/>
           <w:szCs w:val="22"/>
         </w:rPr>
-        <w:t xml:space="preserve"> temporal datatype since </w:t>
-      </w:r>
-      <w:proofErr w:type="gramStart"/>
-      <w:r>
-        <w:rPr>
-          <w:color w:val="000000" w:themeColor="text1"/>
-          <w:sz w:val="22"/>
-          <w:szCs w:val="22"/>
-        </w:rPr>
-        <w:t>its</w:t>
-      </w:r>
-      <w:proofErr w:type="gramEnd"/>
-      <w:r>
-        <w:rPr>
-          <w:color w:val="000000" w:themeColor="text1"/>
-          <w:sz w:val="22"/>
-          <w:szCs w:val="22"/>
-        </w:rPr>
-        <w:t xml:space="preserve"> not important to know to the second when the shipment will arrive and unrealistic to </w:t>
+        <w:t xml:space="preserve"> temporal datatype since its not important to know to the second when the shipment will arrive and unrealistic to </w:t>
       </w:r>
       <w:proofErr w:type="spellStart"/>
       <w:r>
@@ -2042,9 +1803,398 @@
           <w:szCs w:val="32"/>
           <w:u w:val="single"/>
         </w:rPr>
-        <w:t>Table Creation</w:t>
-      </w:r>
-      <w:r>
+        <w:t>Table Creation:</w:t>
+      </w:r>
+    </w:p>
+    <w:p>
+      <w:pPr>
+        <w:rPr>
+          <w:b/>
+          <w:bCs/>
+          <w:color w:val="000000" w:themeColor="text1"/>
+          <w:u w:val="single"/>
+        </w:rPr>
+      </w:pPr>
+      <w:r>
+        <w:rPr>
+          <w:b/>
+          <w:bCs/>
+          <w:color w:val="000000" w:themeColor="text1"/>
+          <w:u w:val="single"/>
+        </w:rPr>
+        <w:t>Step 1: Design</w:t>
+      </w:r>
+      <w:r>
+        <w:rPr>
+          <w:b/>
+          <w:bCs/>
+          <w:color w:val="000000" w:themeColor="text1"/>
+          <w:u w:val="single"/>
+        </w:rPr>
+        <w:t>:</w:t>
+      </w:r>
+    </w:p>
+    <w:p>
+      <w:pPr>
+        <w:rPr>
+          <w:color w:val="000000" w:themeColor="text1"/>
+          <w:sz w:val="22"/>
+          <w:szCs w:val="22"/>
+        </w:rPr>
+      </w:pPr>
+      <w:r>
+        <w:rPr>
+          <w:color w:val="000000" w:themeColor="text1"/>
+          <w:sz w:val="22"/>
+          <w:szCs w:val="22"/>
+        </w:rPr>
+        <w:t xml:space="preserve">A first step to design a table is by brainstorming what kind of information would be useful to include. </w:t>
+      </w:r>
+    </w:p>
+    <w:p>
+      <w:pPr>
+        <w:rPr>
+          <w:color w:val="000000" w:themeColor="text1"/>
+          <w:sz w:val="22"/>
+          <w:szCs w:val="22"/>
+        </w:rPr>
+      </w:pPr>
+    </w:p>
+    <w:p>
+      <w:pPr>
+        <w:rPr>
+          <w:b/>
+          <w:bCs/>
+          <w:color w:val="000000" w:themeColor="text1"/>
+          <w:u w:val="single"/>
+        </w:rPr>
+      </w:pPr>
+      <w:r>
+        <w:rPr>
+          <w:b/>
+          <w:bCs/>
+          <w:color w:val="000000" w:themeColor="text1"/>
+          <w:u w:val="single"/>
+        </w:rPr>
+        <w:t>Step 2: Refinement</w:t>
+      </w:r>
+      <w:r>
+        <w:rPr>
+          <w:b/>
+          <w:bCs/>
+          <w:color w:val="000000" w:themeColor="text1"/>
+          <w:u w:val="single"/>
+        </w:rPr>
+        <w:t>:</w:t>
+      </w:r>
+    </w:p>
+    <w:p>
+      <w:pPr>
+        <w:rPr>
+          <w:color w:val="000000" w:themeColor="text1"/>
+          <w:sz w:val="22"/>
+          <w:szCs w:val="22"/>
+        </w:rPr>
+      </w:pPr>
+      <w:r>
+        <w:rPr>
+          <w:color w:val="000000" w:themeColor="text1"/>
+          <w:sz w:val="22"/>
+          <w:szCs w:val="22"/>
+        </w:rPr>
+        <w:t>Normalization, creation of primary and foreign keys, breaking the complexity of name into first name and last name, breaking the address into zip code, street and so on.</w:t>
+      </w:r>
+    </w:p>
+    <w:p>
+      <w:pPr>
+        <w:rPr>
+          <w:color w:val="000000" w:themeColor="text1"/>
+          <w:sz w:val="22"/>
+          <w:szCs w:val="22"/>
+        </w:rPr>
+      </w:pPr>
+    </w:p>
+    <w:p>
+      <w:pPr>
+        <w:rPr>
+          <w:b/>
+          <w:bCs/>
+          <w:color w:val="000000" w:themeColor="text1"/>
+          <w:u w:val="single"/>
+        </w:rPr>
+      </w:pPr>
+      <w:r>
+        <w:rPr>
+          <w:b/>
+          <w:bCs/>
+          <w:color w:val="000000" w:themeColor="text1"/>
+          <w:u w:val="single"/>
+        </w:rPr>
+        <w:t>Step 3: Building SQL Schema Statements:</w:t>
+      </w:r>
+    </w:p>
+    <w:p>
+      <w:pPr>
+        <w:rPr>
+          <w:color w:val="000000" w:themeColor="text1"/>
+          <w:sz w:val="22"/>
+          <w:szCs w:val="22"/>
+        </w:rPr>
+      </w:pPr>
+      <w:proofErr w:type="spellStart"/>
+      <w:r>
+        <w:rPr>
+          <w:b/>
+          <w:bCs/>
+          <w:color w:val="4472C4" w:themeColor="accent1"/>
+        </w:rPr>
+        <w:t>eye_color</w:t>
+      </w:r>
+      <w:proofErr w:type="spellEnd"/>
+      <w:r>
+        <w:rPr>
+          <w:b/>
+          <w:bCs/>
+          <w:color w:val="4472C4" w:themeColor="accent1"/>
+        </w:rPr>
+        <w:t xml:space="preserve"> ENUM('BR','BL','GR')</w:t>
+      </w:r>
+      <w:r>
+        <w:rPr>
+          <w:b/>
+          <w:bCs/>
+          <w:color w:val="4472C4" w:themeColor="accent1"/>
+        </w:rPr>
+        <w:t xml:space="preserve"> </w:t>
+      </w:r>
+      <w:r>
+        <w:rPr>
+          <w:color w:val="4472C4" w:themeColor="accent1"/>
+          <w:sz w:val="22"/>
+          <w:szCs w:val="22"/>
+        </w:rPr>
+        <w:sym w:font="Wingdings" w:char="F0E0"/>
+      </w:r>
+      <w:r>
+        <w:rPr>
+          <w:color w:val="4472C4" w:themeColor="accent1"/>
+          <w:sz w:val="22"/>
+          <w:szCs w:val="22"/>
+        </w:rPr>
+        <w:t xml:space="preserve"> </w:t>
+      </w:r>
+      <w:r>
+        <w:rPr>
+          <w:color w:val="000000" w:themeColor="text1"/>
+          <w:sz w:val="22"/>
+          <w:szCs w:val="22"/>
+        </w:rPr>
+        <w:t xml:space="preserve">the idea of </w:t>
+      </w:r>
+      <w:proofErr w:type="spellStart"/>
+      <w:r>
+        <w:rPr>
+          <w:color w:val="000000" w:themeColor="text1"/>
+          <w:sz w:val="22"/>
+          <w:szCs w:val="22"/>
+        </w:rPr>
+        <w:t>enums</w:t>
+      </w:r>
+      <w:proofErr w:type="spellEnd"/>
+      <w:r>
+        <w:rPr>
+          <w:color w:val="000000" w:themeColor="text1"/>
+          <w:sz w:val="22"/>
+          <w:szCs w:val="22"/>
+        </w:rPr>
+        <w:t xml:space="preserve"> works the same as in java. The user cannot input a value into the </w:t>
+      </w:r>
+      <w:proofErr w:type="spellStart"/>
+      <w:r>
+        <w:rPr>
+          <w:color w:val="000000" w:themeColor="text1"/>
+          <w:sz w:val="22"/>
+          <w:szCs w:val="22"/>
+        </w:rPr>
+        <w:t>eye_color</w:t>
+      </w:r>
+      <w:proofErr w:type="spellEnd"/>
+      <w:r>
+        <w:rPr>
+          <w:color w:val="000000" w:themeColor="text1"/>
+          <w:sz w:val="22"/>
+          <w:szCs w:val="22"/>
+        </w:rPr>
+        <w:t xml:space="preserve"> that we did not define in our ENUM</w:t>
+      </w:r>
+    </w:p>
+    <w:p>
+      <w:pPr>
+        <w:rPr>
+          <w:color w:val="000000" w:themeColor="text1"/>
+          <w:sz w:val="22"/>
+          <w:szCs w:val="22"/>
+        </w:rPr>
+      </w:pPr>
+      <w:r>
+        <w:rPr>
+          <w:color w:val="000000" w:themeColor="text1"/>
+          <w:sz w:val="22"/>
+          <w:szCs w:val="22"/>
+        </w:rPr>
+        <w:t>all the values in the column can be null when not input, but if we want some data to never be null we should define it when defining the datatype</w:t>
+      </w:r>
+    </w:p>
+    <w:p>
+      <w:pPr>
+        <w:rPr>
+          <w:b/>
+          <w:bCs/>
+          <w:color w:val="4472C4" w:themeColor="accent1"/>
+        </w:rPr>
+      </w:pPr>
+      <w:proofErr w:type="spellStart"/>
+      <w:r>
+        <w:rPr>
+          <w:b/>
+          <w:bCs/>
+          <w:color w:val="4472C4" w:themeColor="accent1"/>
+        </w:rPr>
+        <w:t>eye_color</w:t>
+      </w:r>
+      <w:proofErr w:type="spellEnd"/>
+      <w:r>
+        <w:rPr>
+          <w:b/>
+          <w:bCs/>
+          <w:color w:val="4472C4" w:themeColor="accent1"/>
+        </w:rPr>
+        <w:t xml:space="preserve"> varchar(3) NOT NULL;</w:t>
+      </w:r>
+    </w:p>
+    <w:p>
+      <w:pPr>
+        <w:rPr>
+          <w:b/>
+          <w:bCs/>
+          <w:color w:val="000000" w:themeColor="text1"/>
+          <w:sz w:val="22"/>
+          <w:szCs w:val="22"/>
+        </w:rPr>
+      </w:pPr>
+    </w:p>
+    <w:p>
+      <w:pPr>
+        <w:rPr>
+          <w:b/>
+          <w:bCs/>
+          <w:color w:val="000000" w:themeColor="text1"/>
+          <w:sz w:val="22"/>
+          <w:szCs w:val="22"/>
+        </w:rPr>
+      </w:pPr>
+      <w:r>
+        <w:rPr>
+          <w:b/>
+          <w:bCs/>
+          <w:color w:val="000000" w:themeColor="text1"/>
+          <w:sz w:val="22"/>
+          <w:szCs w:val="22"/>
+        </w:rPr>
+        <w:t xml:space="preserve">a composite primary (primary key that is a combination of 2 or more primary keys) key allows the identification of a row using 2 column values for instance </w:t>
+      </w:r>
+      <w:proofErr w:type="spellStart"/>
+      <w:r>
+        <w:rPr>
+          <w:b/>
+          <w:bCs/>
+          <w:color w:val="000000" w:themeColor="text1"/>
+          <w:sz w:val="22"/>
+          <w:szCs w:val="22"/>
+        </w:rPr>
+        <w:t>person_id</w:t>
+      </w:r>
+      <w:proofErr w:type="spellEnd"/>
+      <w:r>
+        <w:rPr>
+          <w:b/>
+          <w:bCs/>
+          <w:color w:val="000000" w:themeColor="text1"/>
+          <w:sz w:val="22"/>
+          <w:szCs w:val="22"/>
+        </w:rPr>
+        <w:t xml:space="preserve"> and </w:t>
+      </w:r>
+      <w:proofErr w:type="spellStart"/>
+      <w:r>
+        <w:rPr>
+          <w:b/>
+          <w:bCs/>
+          <w:color w:val="000000" w:themeColor="text1"/>
+          <w:sz w:val="22"/>
+          <w:szCs w:val="22"/>
+        </w:rPr>
+        <w:t>fav_food</w:t>
+      </w:r>
+      <w:proofErr w:type="spellEnd"/>
+      <w:r>
+        <w:rPr>
+          <w:b/>
+          <w:bCs/>
+          <w:color w:val="000000" w:themeColor="text1"/>
+          <w:sz w:val="22"/>
+          <w:szCs w:val="22"/>
+        </w:rPr>
+        <w:t xml:space="preserve">. This </w:t>
+      </w:r>
+      <w:r>
+        <w:rPr>
+          <w:b/>
+          <w:bCs/>
+          <w:color w:val="000000" w:themeColor="text1"/>
+          <w:sz w:val="22"/>
+          <w:szCs w:val="22"/>
+        </w:rPr>
+        <w:lastRenderedPageBreak/>
+        <w:t xml:space="preserve">means that </w:t>
+      </w:r>
+      <w:proofErr w:type="spellStart"/>
+      <w:r>
+        <w:rPr>
+          <w:b/>
+          <w:bCs/>
+          <w:color w:val="000000" w:themeColor="text1"/>
+          <w:sz w:val="22"/>
+          <w:szCs w:val="22"/>
+        </w:rPr>
+        <w:t>person_id</w:t>
+      </w:r>
+      <w:proofErr w:type="spellEnd"/>
+      <w:r>
+        <w:rPr>
+          <w:b/>
+          <w:bCs/>
+          <w:color w:val="000000" w:themeColor="text1"/>
+          <w:sz w:val="22"/>
+          <w:szCs w:val="22"/>
+        </w:rPr>
+        <w:t xml:space="preserve"> of 1 can appear 2,3 times but only allowed when used with different food.</w:t>
+      </w:r>
+    </w:p>
+    <w:p>
+      <w:pPr>
+        <w:rPr>
+          <w:b/>
+          <w:bCs/>
+          <w:color w:val="000000" w:themeColor="text1"/>
+          <w:sz w:val="22"/>
+          <w:szCs w:val="22"/>
+        </w:rPr>
+      </w:pPr>
+    </w:p>
+    <w:p>
+      <w:pPr>
+        <w:jc w:val="center"/>
         <w:rPr>
           <w:b/>
           <w:bCs/>
@@ -2053,443 +2203,8 @@
           <w:szCs w:val="32"/>
           <w:u w:val="single"/>
         </w:rPr>
-        <w:t>:</w:t>
-      </w:r>
-    </w:p>
-    <w:p>
-      <w:pPr>
-        <w:rPr>
-          <w:b/>
-          <w:bCs/>
-          <w:color w:val="000000" w:themeColor="text1"/>
-          <w:u w:val="single"/>
-        </w:rPr>
-      </w:pPr>
-      <w:r>
-        <w:rPr>
-          <w:b/>
-          <w:bCs/>
-          <w:color w:val="000000" w:themeColor="text1"/>
-          <w:u w:val="single"/>
-        </w:rPr>
-        <w:t>Step 1: Design</w:t>
-      </w:r>
-      <w:r>
-        <w:rPr>
-          <w:b/>
-          <w:bCs/>
-          <w:color w:val="000000" w:themeColor="text1"/>
-          <w:u w:val="single"/>
-        </w:rPr>
-        <w:t>:</w:t>
-      </w:r>
-    </w:p>
-    <w:p>
-      <w:pPr>
-        <w:rPr>
-          <w:color w:val="000000" w:themeColor="text1"/>
-          <w:sz w:val="22"/>
-          <w:szCs w:val="22"/>
-        </w:rPr>
-      </w:pPr>
-      <w:r>
-        <w:rPr>
-          <w:color w:val="000000" w:themeColor="text1"/>
-          <w:sz w:val="22"/>
-          <w:szCs w:val="22"/>
-        </w:rPr>
-        <w:t xml:space="preserve">A first step to design a table is by brainstorming what kind of information would be useful to include. </w:t>
-      </w:r>
-    </w:p>
-    <w:p>
-      <w:pPr>
-        <w:rPr>
-          <w:color w:val="000000" w:themeColor="text1"/>
-          <w:sz w:val="22"/>
-          <w:szCs w:val="22"/>
-        </w:rPr>
-      </w:pPr>
-    </w:p>
-    <w:p>
-      <w:pPr>
-        <w:rPr>
-          <w:b/>
-          <w:bCs/>
-          <w:color w:val="000000" w:themeColor="text1"/>
-          <w:u w:val="single"/>
-        </w:rPr>
-      </w:pPr>
-      <w:r>
-        <w:rPr>
-          <w:b/>
-          <w:bCs/>
-          <w:color w:val="000000" w:themeColor="text1"/>
-          <w:u w:val="single"/>
-        </w:rPr>
-        <w:t>Step 2: Refinement</w:t>
-      </w:r>
-      <w:r>
-        <w:rPr>
-          <w:b/>
-          <w:bCs/>
-          <w:color w:val="000000" w:themeColor="text1"/>
-          <w:u w:val="single"/>
-        </w:rPr>
-        <w:t>:</w:t>
-      </w:r>
-    </w:p>
-    <w:p>
-      <w:pPr>
-        <w:rPr>
-          <w:color w:val="000000" w:themeColor="text1"/>
-          <w:sz w:val="22"/>
-          <w:szCs w:val="22"/>
-        </w:rPr>
-      </w:pPr>
-      <w:r>
-        <w:rPr>
-          <w:color w:val="000000" w:themeColor="text1"/>
-          <w:sz w:val="22"/>
-          <w:szCs w:val="22"/>
-        </w:rPr>
-        <w:t>Normalization, creation of primary and foreign keys, breaking the complexity of name into first name and last name, breaking the address into zip code, street and so on.</w:t>
-      </w:r>
-    </w:p>
-    <w:p>
-      <w:pPr>
-        <w:rPr>
-          <w:color w:val="000000" w:themeColor="text1"/>
-          <w:sz w:val="22"/>
-          <w:szCs w:val="22"/>
-        </w:rPr>
-      </w:pPr>
-    </w:p>
-    <w:p>
-      <w:pPr>
-        <w:rPr>
-          <w:b/>
-          <w:bCs/>
-          <w:color w:val="000000" w:themeColor="text1"/>
-          <w:u w:val="single"/>
-        </w:rPr>
-      </w:pPr>
-      <w:r>
-        <w:rPr>
-          <w:b/>
-          <w:bCs/>
-          <w:color w:val="000000" w:themeColor="text1"/>
-          <w:u w:val="single"/>
-        </w:rPr>
-        <w:t>Step 3: Building SQL Schema Statements</w:t>
-      </w:r>
-      <w:r>
-        <w:rPr>
-          <w:b/>
-          <w:bCs/>
-          <w:color w:val="000000" w:themeColor="text1"/>
-          <w:u w:val="single"/>
-        </w:rPr>
-        <w:t>:</w:t>
-      </w:r>
-    </w:p>
-    <w:p>
-      <w:pPr>
-        <w:rPr>
-          <w:color w:val="000000" w:themeColor="text1"/>
-          <w:sz w:val="22"/>
-          <w:szCs w:val="22"/>
-        </w:rPr>
-      </w:pPr>
-      <w:proofErr w:type="spellStart"/>
-      <w:r>
-        <w:rPr>
-          <w:b/>
-          <w:bCs/>
-          <w:color w:val="4472C4" w:themeColor="accent1"/>
-        </w:rPr>
-        <w:t>eye_color</w:t>
-      </w:r>
-      <w:proofErr w:type="spellEnd"/>
-      <w:r>
-        <w:rPr>
-          <w:b/>
-          <w:bCs/>
-          <w:color w:val="4472C4" w:themeColor="accent1"/>
-        </w:rPr>
-        <w:t xml:space="preserve"> ENUM('BR','BL','GR')</w:t>
-      </w:r>
-      <w:r>
-        <w:rPr>
-          <w:b/>
-          <w:bCs/>
-          <w:color w:val="4472C4" w:themeColor="accent1"/>
-        </w:rPr>
-        <w:t xml:space="preserve"> </w:t>
-      </w:r>
-      <w:r>
-        <w:rPr>
-          <w:color w:val="4472C4" w:themeColor="accent1"/>
-          <w:sz w:val="22"/>
-          <w:szCs w:val="22"/>
-        </w:rPr>
-        <w:sym w:font="Wingdings" w:char="F0E0"/>
-      </w:r>
-      <w:r>
-        <w:rPr>
-          <w:color w:val="4472C4" w:themeColor="accent1"/>
-          <w:sz w:val="22"/>
-          <w:szCs w:val="22"/>
-        </w:rPr>
-        <w:t xml:space="preserve"> </w:t>
-      </w:r>
-      <w:r>
-        <w:rPr>
-          <w:color w:val="000000" w:themeColor="text1"/>
-          <w:sz w:val="22"/>
-          <w:szCs w:val="22"/>
-        </w:rPr>
-        <w:t xml:space="preserve">the idea of </w:t>
-      </w:r>
-      <w:proofErr w:type="spellStart"/>
-      <w:r>
-        <w:rPr>
-          <w:color w:val="000000" w:themeColor="text1"/>
-          <w:sz w:val="22"/>
-          <w:szCs w:val="22"/>
-        </w:rPr>
-        <w:t>enums</w:t>
-      </w:r>
-      <w:proofErr w:type="spellEnd"/>
-      <w:r>
-        <w:rPr>
-          <w:color w:val="000000" w:themeColor="text1"/>
-          <w:sz w:val="22"/>
-          <w:szCs w:val="22"/>
-        </w:rPr>
-        <w:t xml:space="preserve"> works the same as in java. The user cannot input a value into the </w:t>
-      </w:r>
-      <w:proofErr w:type="spellStart"/>
-      <w:r>
-        <w:rPr>
-          <w:color w:val="000000" w:themeColor="text1"/>
-          <w:sz w:val="22"/>
-          <w:szCs w:val="22"/>
-        </w:rPr>
-        <w:t>eye_color</w:t>
-      </w:r>
-      <w:proofErr w:type="spellEnd"/>
-      <w:r>
-        <w:rPr>
-          <w:color w:val="000000" w:themeColor="text1"/>
-          <w:sz w:val="22"/>
-          <w:szCs w:val="22"/>
-        </w:rPr>
-        <w:t xml:space="preserve"> that we did not define in our ENUM</w:t>
-      </w:r>
-    </w:p>
-    <w:p>
-      <w:pPr>
-        <w:rPr>
-          <w:color w:val="000000" w:themeColor="text1"/>
-          <w:sz w:val="22"/>
-          <w:szCs w:val="22"/>
-        </w:rPr>
-      </w:pPr>
-      <w:r>
-        <w:rPr>
-          <w:color w:val="000000" w:themeColor="text1"/>
-          <w:sz w:val="22"/>
-          <w:szCs w:val="22"/>
-        </w:rPr>
-        <w:t xml:space="preserve">all the values in the column can be null when not input, but if we want some data to never be </w:t>
-      </w:r>
-      <w:proofErr w:type="gramStart"/>
-      <w:r>
-        <w:rPr>
-          <w:color w:val="000000" w:themeColor="text1"/>
-          <w:sz w:val="22"/>
-          <w:szCs w:val="22"/>
-        </w:rPr>
-        <w:t>null</w:t>
-      </w:r>
-      <w:proofErr w:type="gramEnd"/>
-      <w:r>
-        <w:rPr>
-          <w:color w:val="000000" w:themeColor="text1"/>
-          <w:sz w:val="22"/>
-          <w:szCs w:val="22"/>
-        </w:rPr>
-        <w:t xml:space="preserve"> we should define it when defining the datatype</w:t>
-      </w:r>
-    </w:p>
-    <w:p>
-      <w:pPr>
-        <w:rPr>
-          <w:b/>
-          <w:bCs/>
-          <w:color w:val="4472C4" w:themeColor="accent1"/>
-        </w:rPr>
-      </w:pPr>
-      <w:proofErr w:type="spellStart"/>
-      <w:r>
-        <w:rPr>
-          <w:b/>
-          <w:bCs/>
-          <w:color w:val="4472C4" w:themeColor="accent1"/>
-        </w:rPr>
-        <w:t>eye_color</w:t>
-      </w:r>
-      <w:proofErr w:type="spellEnd"/>
-      <w:r>
-        <w:rPr>
-          <w:b/>
-          <w:bCs/>
-          <w:color w:val="4472C4" w:themeColor="accent1"/>
-        </w:rPr>
-        <w:t xml:space="preserve"> </w:t>
-      </w:r>
-      <w:proofErr w:type="gramStart"/>
-      <w:r>
-        <w:rPr>
-          <w:b/>
-          <w:bCs/>
-          <w:color w:val="4472C4" w:themeColor="accent1"/>
-        </w:rPr>
-        <w:t>varchar(</w:t>
-      </w:r>
-      <w:proofErr w:type="gramEnd"/>
-      <w:r>
-        <w:rPr>
-          <w:b/>
-          <w:bCs/>
-          <w:color w:val="4472C4" w:themeColor="accent1"/>
-        </w:rPr>
-        <w:t>3) NOT NULL;</w:t>
-      </w:r>
-    </w:p>
-    <w:p>
-      <w:pPr>
-        <w:rPr>
-          <w:b/>
-          <w:bCs/>
-          <w:color w:val="000000" w:themeColor="text1"/>
-          <w:sz w:val="22"/>
-          <w:szCs w:val="22"/>
-        </w:rPr>
-      </w:pPr>
-    </w:p>
-    <w:p>
-      <w:pPr>
-        <w:rPr>
-          <w:b/>
-          <w:bCs/>
-          <w:color w:val="000000" w:themeColor="text1"/>
-          <w:sz w:val="22"/>
-          <w:szCs w:val="22"/>
-        </w:rPr>
-      </w:pPr>
-      <w:r>
-        <w:rPr>
-          <w:b/>
-          <w:bCs/>
-          <w:color w:val="000000" w:themeColor="text1"/>
-          <w:sz w:val="22"/>
-          <w:szCs w:val="22"/>
-        </w:rPr>
-        <w:t xml:space="preserve">a composite primary (primary key that is a combination of 2 or more primary keys) key allows the identification of a row using 2 column values for instance </w:t>
-      </w:r>
-      <w:proofErr w:type="spellStart"/>
-      <w:r>
-        <w:rPr>
-          <w:b/>
-          <w:bCs/>
-          <w:color w:val="000000" w:themeColor="text1"/>
-          <w:sz w:val="22"/>
-          <w:szCs w:val="22"/>
-        </w:rPr>
-        <w:t>person_id</w:t>
-      </w:r>
-      <w:proofErr w:type="spellEnd"/>
-      <w:r>
-        <w:rPr>
-          <w:b/>
-          <w:bCs/>
-          <w:color w:val="000000" w:themeColor="text1"/>
-          <w:sz w:val="22"/>
-          <w:szCs w:val="22"/>
-        </w:rPr>
-        <w:t xml:space="preserve"> and </w:t>
-      </w:r>
-      <w:proofErr w:type="spellStart"/>
-      <w:r>
-        <w:rPr>
-          <w:b/>
-          <w:bCs/>
-          <w:color w:val="000000" w:themeColor="text1"/>
-          <w:sz w:val="22"/>
-          <w:szCs w:val="22"/>
-        </w:rPr>
-        <w:t>fav_food</w:t>
-      </w:r>
-      <w:proofErr w:type="spellEnd"/>
-      <w:r>
-        <w:rPr>
-          <w:b/>
-          <w:bCs/>
-          <w:color w:val="000000" w:themeColor="text1"/>
-          <w:sz w:val="22"/>
-          <w:szCs w:val="22"/>
-        </w:rPr>
-        <w:t xml:space="preserve">. This </w:t>
-      </w:r>
-      <w:r>
-        <w:rPr>
-          <w:b/>
-          <w:bCs/>
-          <w:color w:val="000000" w:themeColor="text1"/>
-          <w:sz w:val="22"/>
-          <w:szCs w:val="22"/>
-        </w:rPr>
-        <w:lastRenderedPageBreak/>
-        <w:t xml:space="preserve">means that </w:t>
-      </w:r>
-      <w:proofErr w:type="spellStart"/>
-      <w:r>
-        <w:rPr>
-          <w:b/>
-          <w:bCs/>
-          <w:color w:val="000000" w:themeColor="text1"/>
-          <w:sz w:val="22"/>
-          <w:szCs w:val="22"/>
-        </w:rPr>
-        <w:t>person_id</w:t>
-      </w:r>
-      <w:proofErr w:type="spellEnd"/>
-      <w:r>
-        <w:rPr>
-          <w:b/>
-          <w:bCs/>
-          <w:color w:val="000000" w:themeColor="text1"/>
-          <w:sz w:val="22"/>
-          <w:szCs w:val="22"/>
-        </w:rPr>
-        <w:t xml:space="preserve"> of 1 can appear 2,3 times but only allowed when used with different food.</w:t>
-      </w:r>
-    </w:p>
-    <w:p>
-      <w:pPr>
-        <w:rPr>
-          <w:b/>
-          <w:bCs/>
-          <w:color w:val="000000" w:themeColor="text1"/>
-          <w:sz w:val="22"/>
-          <w:szCs w:val="22"/>
-        </w:rPr>
-      </w:pPr>
-    </w:p>
-    <w:p>
-      <w:pPr>
-        <w:jc w:val="center"/>
+      </w:pPr>
+      <w:r>
         <w:rPr>
           <w:b/>
           <w:bCs/>
@@ -2498,8 +2213,1189 @@
           <w:szCs w:val="32"/>
           <w:u w:val="single"/>
         </w:rPr>
-      </w:pPr>
-      <w:r>
+        <w:t>Populating and Modifying Tables</w:t>
+      </w:r>
+    </w:p>
+    <w:p>
+      <w:pPr>
+        <w:rPr>
+          <w:color w:val="000000" w:themeColor="text1"/>
+          <w:sz w:val="22"/>
+          <w:szCs w:val="22"/>
+        </w:rPr>
+      </w:pPr>
+      <w:r>
+        <w:rPr>
+          <w:b/>
+          <w:bCs/>
+          <w:color w:val="4472C4" w:themeColor="accent1"/>
+        </w:rPr>
+        <w:t>insert, update, delete, and select</w:t>
+      </w:r>
+      <w:r>
+        <w:rPr>
+          <w:b/>
+          <w:bCs/>
+          <w:color w:val="4472C4" w:themeColor="accent1"/>
+        </w:rPr>
+        <w:br/>
+      </w:r>
+    </w:p>
+    <w:p>
+      <w:pPr>
+        <w:rPr>
+          <w:b/>
+          <w:bCs/>
+          <w:color w:val="000000" w:themeColor="text1"/>
+          <w:u w:val="single"/>
+        </w:rPr>
+      </w:pPr>
+      <w:r>
+        <w:rPr>
+          <w:b/>
+          <w:bCs/>
+          <w:color w:val="000000" w:themeColor="text1"/>
+          <w:u w:val="single"/>
+        </w:rPr>
+        <w:t>Inserting Data:</w:t>
+      </w:r>
+    </w:p>
+    <w:p>
+      <w:pPr>
+        <w:rPr>
+          <w:color w:val="000000" w:themeColor="text1"/>
+          <w:sz w:val="22"/>
+          <w:szCs w:val="22"/>
+        </w:rPr>
+      </w:pPr>
+      <w:r>
+        <w:rPr>
+          <w:color w:val="000000" w:themeColor="text1"/>
+          <w:sz w:val="22"/>
+          <w:szCs w:val="22"/>
+        </w:rPr>
+        <w:t>We are not required to provide all the column values for a row unless we have defined this row all to be not null. Those nulls can the be populated by using the update keyword.</w:t>
+      </w:r>
+    </w:p>
+    <w:p>
+      <w:pPr>
+        <w:rPr>
+          <w:b/>
+          <w:bCs/>
+          <w:color w:val="4472C4" w:themeColor="accent1"/>
+        </w:rPr>
+      </w:pPr>
+      <w:r>
+        <w:rPr>
+          <w:b/>
+          <w:bCs/>
+          <w:color w:val="4472C4" w:themeColor="accent1"/>
+        </w:rPr>
+        <w:t>INSERT INTO TABLE_NAME(COLUMN, COLUMN2) VALUES (,)</w:t>
+      </w:r>
+      <w:r>
+        <w:rPr>
+          <w:b/>
+          <w:bCs/>
+          <w:color w:val="4472C4" w:themeColor="accent1"/>
+        </w:rPr>
+        <w:t xml:space="preserve"> </w:t>
+      </w:r>
+    </w:p>
+    <w:p>
+      <w:pPr>
+        <w:rPr>
+          <w:color w:val="4472C4" w:themeColor="accent1"/>
+          <w:sz w:val="22"/>
+          <w:szCs w:val="22"/>
+        </w:rPr>
+      </w:pPr>
+    </w:p>
+    <w:p>
+      <w:pPr>
+        <w:rPr>
+          <w:b/>
+          <w:bCs/>
+          <w:color w:val="000000" w:themeColor="text1"/>
+          <w:u w:val="single"/>
+        </w:rPr>
+      </w:pPr>
+      <w:r>
+        <w:rPr>
+          <w:b/>
+          <w:bCs/>
+          <w:color w:val="000000" w:themeColor="text1"/>
+          <w:u w:val="single"/>
+        </w:rPr>
+        <w:t>Updating Data</w:t>
+      </w:r>
+      <w:r>
+        <w:rPr>
+          <w:b/>
+          <w:bCs/>
+          <w:color w:val="000000" w:themeColor="text1"/>
+          <w:u w:val="single"/>
+        </w:rPr>
+        <w:t>;</w:t>
+      </w:r>
+    </w:p>
+    <w:p>
+      <w:pPr>
+        <w:rPr>
+          <w:b/>
+          <w:bCs/>
+          <w:color w:val="000000" w:themeColor="text1"/>
+          <w:sz w:val="22"/>
+          <w:szCs w:val="22"/>
+        </w:rPr>
+      </w:pPr>
+      <w:r>
+        <w:rPr>
+          <w:b/>
+          <w:bCs/>
+          <w:color w:val="000000" w:themeColor="text1"/>
+          <w:sz w:val="22"/>
+          <w:szCs w:val="22"/>
+        </w:rPr>
+        <w:t>Key idea:</w:t>
+      </w:r>
+    </w:p>
+    <w:p>
+      <w:pPr>
+        <w:rPr>
+          <w:b/>
+          <w:bCs/>
+          <w:color w:val="EE0000"/>
+          <w:sz w:val="22"/>
+          <w:szCs w:val="22"/>
+        </w:rPr>
+      </w:pPr>
+      <w:r>
+        <w:rPr>
+          <w:b/>
+          <w:bCs/>
+          <w:color w:val="EE0000"/>
+          <w:sz w:val="22"/>
+          <w:szCs w:val="22"/>
+        </w:rPr>
+        <w:t>UPDATE changes existing rows; it does NOT create new row</w:t>
+      </w:r>
+    </w:p>
+    <w:p>
+      <w:pPr>
+        <w:rPr>
+          <w:color w:val="000000" w:themeColor="text1"/>
+          <w:sz w:val="22"/>
+          <w:szCs w:val="22"/>
+        </w:rPr>
+      </w:pPr>
+      <w:r>
+        <w:rPr>
+          <w:color w:val="000000" w:themeColor="text1"/>
+          <w:sz w:val="22"/>
+          <w:szCs w:val="22"/>
+        </w:rPr>
+        <w:t xml:space="preserve">UPDATE person </w:t>
+      </w:r>
+    </w:p>
+    <w:p>
+      <w:pPr>
+        <w:rPr>
+          <w:b/>
+          <w:bCs/>
+          <w:color w:val="4472C4" w:themeColor="accent1"/>
+        </w:rPr>
+      </w:pPr>
+      <w:r>
+        <w:rPr>
+          <w:b/>
+          <w:bCs/>
+          <w:color w:val="4472C4" w:themeColor="accent1"/>
+        </w:rPr>
+        <w:t>SET street = '</w:t>
+      </w:r>
+      <w:proofErr w:type="spellStart"/>
+      <w:r>
+        <w:rPr>
+          <w:b/>
+          <w:bCs/>
+          <w:color w:val="4472C4" w:themeColor="accent1"/>
+        </w:rPr>
+        <w:t>Lorscher</w:t>
+      </w:r>
+      <w:proofErr w:type="spellEnd"/>
+      <w:r>
+        <w:rPr>
+          <w:b/>
+          <w:bCs/>
+          <w:color w:val="4472C4" w:themeColor="accent1"/>
+        </w:rPr>
+        <w:t xml:space="preserve"> st',</w:t>
+      </w:r>
+    </w:p>
+    <w:p>
+      <w:pPr>
+        <w:rPr>
+          <w:b/>
+          <w:bCs/>
+          <w:color w:val="4472C4" w:themeColor="accent1"/>
+        </w:rPr>
+      </w:pPr>
+      <w:r>
+        <w:rPr>
+          <w:b/>
+          <w:bCs/>
+          <w:color w:val="4472C4" w:themeColor="accent1"/>
+        </w:rPr>
+        <w:t>    city = '</w:t>
+      </w:r>
+      <w:proofErr w:type="spellStart"/>
+      <w:r>
+        <w:rPr>
+          <w:b/>
+          <w:bCs/>
+          <w:color w:val="4472C4" w:themeColor="accent1"/>
+        </w:rPr>
+        <w:t>ffm</w:t>
+      </w:r>
+      <w:proofErr w:type="spellEnd"/>
+      <w:r>
+        <w:rPr>
+          <w:b/>
+          <w:bCs/>
+          <w:color w:val="4472C4" w:themeColor="accent1"/>
+        </w:rPr>
+        <w:t>',</w:t>
+      </w:r>
+    </w:p>
+    <w:p>
+      <w:pPr>
+        <w:rPr>
+          <w:b/>
+          <w:bCs/>
+          <w:color w:val="4472C4" w:themeColor="accent1"/>
+        </w:rPr>
+      </w:pPr>
+      <w:r>
+        <w:rPr>
+          <w:b/>
+          <w:bCs/>
+          <w:color w:val="4472C4" w:themeColor="accent1"/>
+        </w:rPr>
+        <w:t>    state = '</w:t>
+      </w:r>
+      <w:proofErr w:type="spellStart"/>
+      <w:r>
+        <w:rPr>
+          <w:b/>
+          <w:bCs/>
+          <w:color w:val="4472C4" w:themeColor="accent1"/>
+        </w:rPr>
+        <w:t>hesse</w:t>
+      </w:r>
+      <w:proofErr w:type="spellEnd"/>
+      <w:r>
+        <w:rPr>
+          <w:b/>
+          <w:bCs/>
+          <w:color w:val="4472C4" w:themeColor="accent1"/>
+        </w:rPr>
+        <w:t>',</w:t>
+      </w:r>
+    </w:p>
+    <w:p>
+      <w:pPr>
+        <w:rPr>
+          <w:b/>
+          <w:bCs/>
+          <w:color w:val="4472C4" w:themeColor="accent1"/>
+        </w:rPr>
+      </w:pPr>
+      <w:r>
+        <w:rPr>
+          <w:b/>
+          <w:bCs/>
+          <w:color w:val="4472C4" w:themeColor="accent1"/>
+        </w:rPr>
+        <w:t>    country = 'Germany',</w:t>
+      </w:r>
+    </w:p>
+    <w:p>
+      <w:pPr>
+        <w:rPr>
+          <w:b/>
+          <w:bCs/>
+          <w:color w:val="4472C4" w:themeColor="accent1"/>
+        </w:rPr>
+      </w:pPr>
+      <w:r>
+        <w:rPr>
+          <w:b/>
+          <w:bCs/>
+          <w:color w:val="4472C4" w:themeColor="accent1"/>
+        </w:rPr>
+        <w:t xml:space="preserve">    </w:t>
+      </w:r>
+      <w:proofErr w:type="spellStart"/>
+      <w:r>
+        <w:rPr>
+          <w:b/>
+          <w:bCs/>
+          <w:color w:val="4472C4" w:themeColor="accent1"/>
+        </w:rPr>
+        <w:t>postal_code</w:t>
+      </w:r>
+      <w:proofErr w:type="spellEnd"/>
+      <w:r>
+        <w:rPr>
+          <w:b/>
+          <w:bCs/>
+          <w:color w:val="4472C4" w:themeColor="accent1"/>
+        </w:rPr>
+        <w:t xml:space="preserve"> = 60489,</w:t>
+      </w:r>
+    </w:p>
+    <w:p>
+      <w:pPr>
+        <w:rPr>
+          <w:b/>
+          <w:bCs/>
+          <w:color w:val="4472C4" w:themeColor="accent1"/>
+        </w:rPr>
+      </w:pPr>
+      <w:r>
+        <w:rPr>
+          <w:b/>
+          <w:bCs/>
+          <w:color w:val="4472C4" w:themeColor="accent1"/>
+        </w:rPr>
+        <w:t xml:space="preserve">    </w:t>
+      </w:r>
+      <w:proofErr w:type="spellStart"/>
+      <w:r>
+        <w:rPr>
+          <w:b/>
+          <w:bCs/>
+          <w:color w:val="4472C4" w:themeColor="accent1"/>
+        </w:rPr>
+        <w:t>birth_date</w:t>
+      </w:r>
+      <w:proofErr w:type="spellEnd"/>
+      <w:r>
+        <w:rPr>
+          <w:b/>
+          <w:bCs/>
+          <w:color w:val="4472C4" w:themeColor="accent1"/>
+        </w:rPr>
+        <w:t xml:space="preserve"> = '2002-05-22'</w:t>
+      </w:r>
+    </w:p>
+    <w:p>
+      <w:pPr>
+        <w:rPr>
+          <w:b/>
+          <w:bCs/>
+          <w:color w:val="4472C4" w:themeColor="accent1"/>
+        </w:rPr>
+      </w:pPr>
+      <w:r>
+        <w:rPr>
+          <w:b/>
+          <w:bCs/>
+          <w:color w:val="4472C4" w:themeColor="accent1"/>
+        </w:rPr>
+        <w:t>WHERE id = 1;</w:t>
+      </w:r>
+    </w:p>
+    <w:p>
+      <w:pPr>
+        <w:rPr>
+          <w:color w:val="000000" w:themeColor="text1"/>
+          <w:sz w:val="22"/>
+          <w:szCs w:val="22"/>
+        </w:rPr>
+      </w:pPr>
+    </w:p>
+    <w:p>
+      <w:pPr>
+        <w:rPr>
+          <w:color w:val="000000" w:themeColor="text1"/>
+          <w:sz w:val="22"/>
+          <w:szCs w:val="22"/>
+        </w:rPr>
+      </w:pPr>
+    </w:p>
+    <w:p>
+      <w:pPr>
+        <w:rPr>
+          <w:color w:val="000000" w:themeColor="text1"/>
+          <w:sz w:val="22"/>
+          <w:szCs w:val="22"/>
+        </w:rPr>
+      </w:pPr>
+    </w:p>
+    <w:p>
+      <w:pPr>
+        <w:rPr>
+          <w:color w:val="000000" w:themeColor="text1"/>
+          <w:sz w:val="22"/>
+          <w:szCs w:val="22"/>
+        </w:rPr>
+      </w:pPr>
+    </w:p>
+    <w:p>
+      <w:pPr>
+        <w:rPr>
+          <w:color w:val="000000" w:themeColor="text1"/>
+          <w:sz w:val="22"/>
+          <w:szCs w:val="22"/>
+        </w:rPr>
+      </w:pPr>
+    </w:p>
+    <w:p>
+      <w:pPr>
+        <w:rPr>
+          <w:b/>
+          <w:bCs/>
+          <w:color w:val="000000" w:themeColor="text1"/>
+          <w:u w:val="single"/>
+        </w:rPr>
+      </w:pPr>
+      <w:r>
+        <w:rPr>
+          <w:b/>
+          <w:bCs/>
+          <w:color w:val="000000" w:themeColor="text1"/>
+          <w:u w:val="single"/>
+        </w:rPr>
+        <w:lastRenderedPageBreak/>
+        <w:t>Deleting data</w:t>
+      </w:r>
+    </w:p>
+    <w:p>
+      <w:pPr>
+        <w:rPr>
+          <w:b/>
+          <w:bCs/>
+          <w:color w:val="4472C4" w:themeColor="accent1"/>
+        </w:rPr>
+      </w:pPr>
+      <w:r>
+        <w:rPr>
+          <w:b/>
+          <w:bCs/>
+          <w:color w:val="4472C4" w:themeColor="accent1"/>
+        </w:rPr>
+        <w:t xml:space="preserve">DELETE </w:t>
+      </w:r>
+    </w:p>
+    <w:p>
+      <w:pPr>
+        <w:rPr>
+          <w:b/>
+          <w:bCs/>
+          <w:color w:val="4472C4" w:themeColor="accent1"/>
+        </w:rPr>
+      </w:pPr>
+      <w:r>
+        <w:rPr>
+          <w:b/>
+          <w:bCs/>
+          <w:color w:val="4472C4" w:themeColor="accent1"/>
+        </w:rPr>
+        <w:t>FROM person</w:t>
+      </w:r>
+    </w:p>
+    <w:p>
+      <w:pPr>
+        <w:rPr>
+          <w:b/>
+          <w:bCs/>
+          <w:color w:val="4472C4" w:themeColor="accent1"/>
+        </w:rPr>
+      </w:pPr>
+      <w:r>
+        <w:rPr>
+          <w:b/>
+          <w:bCs/>
+          <w:color w:val="4472C4" w:themeColor="accent1"/>
+        </w:rPr>
+        <w:t>WHERE id = 2;</w:t>
+      </w:r>
+    </w:p>
+    <w:p>
+      <w:pPr>
+        <w:rPr>
+          <w:color w:val="000000" w:themeColor="text1"/>
+          <w:sz w:val="22"/>
+          <w:szCs w:val="22"/>
+        </w:rPr>
+      </w:pPr>
+    </w:p>
+    <w:p>
+      <w:pPr>
+        <w:rPr>
+          <w:b/>
+          <w:bCs/>
+          <w:color w:val="000000" w:themeColor="text1"/>
+          <w:u w:val="single"/>
+        </w:rPr>
+      </w:pPr>
+      <w:r>
+        <w:rPr>
+          <w:b/>
+          <w:bCs/>
+          <w:color w:val="000000" w:themeColor="text1"/>
+          <w:u w:val="single"/>
+        </w:rPr>
+        <w:t>When and where does things go wrong:</w:t>
+      </w:r>
+    </w:p>
+    <w:p>
+      <w:pPr>
+        <w:rPr>
+          <w:color w:val="000000" w:themeColor="text1"/>
+          <w:sz w:val="22"/>
+          <w:szCs w:val="22"/>
+        </w:rPr>
+      </w:pPr>
+      <w:r>
+        <w:rPr>
+          <w:color w:val="000000" w:themeColor="text1"/>
+          <w:sz w:val="22"/>
+          <w:szCs w:val="22"/>
+        </w:rPr>
+        <w:t xml:space="preserve">Invalid date conversion </w:t>
+      </w:r>
+      <w:r>
+        <w:rPr>
+          <w:color w:val="000000" w:themeColor="text1"/>
+          <w:sz w:val="22"/>
+          <w:szCs w:val="22"/>
+        </w:rPr>
+        <w:sym w:font="Wingdings" w:char="F0E0"/>
+      </w:r>
+      <w:r>
+        <w:rPr>
+          <w:color w:val="000000" w:themeColor="text1"/>
+          <w:sz w:val="22"/>
+          <w:szCs w:val="22"/>
+        </w:rPr>
+        <w:t xml:space="preserve"> we insert the wrong data format for the date or any other data type, int or anything else.</w:t>
+      </w:r>
+    </w:p>
+    <w:p>
+      <w:pPr>
+        <w:rPr>
+          <w:color w:val="000000" w:themeColor="text1"/>
+          <w:sz w:val="22"/>
+          <w:szCs w:val="22"/>
+        </w:rPr>
+      </w:pPr>
+      <w:r>
+        <w:rPr>
+          <w:color w:val="000000" w:themeColor="text1"/>
+          <w:sz w:val="22"/>
+          <w:szCs w:val="22"/>
+        </w:rPr>
+        <w:t>Inserting a value into an ENUM, that is not included in the ENUM, data value violation.</w:t>
+      </w:r>
+    </w:p>
+    <w:p>
+      <w:pPr>
+        <w:rPr>
+          <w:color w:val="000000" w:themeColor="text1"/>
+          <w:sz w:val="22"/>
+          <w:szCs w:val="22"/>
+        </w:rPr>
+      </w:pPr>
+      <w:r>
+        <w:rPr>
+          <w:color w:val="000000" w:themeColor="text1"/>
+          <w:sz w:val="22"/>
+          <w:szCs w:val="22"/>
+        </w:rPr>
+        <w:t>Nonexistent Foreign Key</w:t>
+      </w:r>
+      <w:r>
+        <w:rPr>
+          <w:color w:val="000000" w:themeColor="text1"/>
+          <w:sz w:val="22"/>
+          <w:szCs w:val="22"/>
+        </w:rPr>
+        <w:t xml:space="preserve"> </w:t>
+      </w:r>
+      <w:r>
+        <w:rPr>
+          <w:color w:val="000000" w:themeColor="text1"/>
+          <w:sz w:val="22"/>
+          <w:szCs w:val="22"/>
+        </w:rPr>
+        <w:sym w:font="Wingdings" w:char="F0E0"/>
+      </w:r>
+      <w:r>
+        <w:rPr>
+          <w:color w:val="000000" w:themeColor="text1"/>
+          <w:sz w:val="22"/>
+          <w:szCs w:val="22"/>
+        </w:rPr>
+        <w:t xml:space="preserve"> to explain it into more details, if we have a foreign key and we tried to enter a value in it that does not exist as in the parent table, we get a violation.</w:t>
+      </w:r>
+    </w:p>
+    <w:p>
+      <w:pPr>
+        <w:rPr>
+          <w:color w:val="000000" w:themeColor="text1"/>
+          <w:sz w:val="22"/>
+          <w:szCs w:val="22"/>
+        </w:rPr>
+      </w:pPr>
+      <w:r>
+        <w:rPr>
+          <w:color w:val="000000" w:themeColor="text1"/>
+          <w:sz w:val="22"/>
+          <w:szCs w:val="22"/>
+        </w:rPr>
+        <w:t xml:space="preserve">If we insert into the </w:t>
+      </w:r>
+      <w:proofErr w:type="spellStart"/>
+      <w:r>
+        <w:rPr>
+          <w:color w:val="000000" w:themeColor="text1"/>
+          <w:sz w:val="22"/>
+          <w:szCs w:val="22"/>
+        </w:rPr>
+        <w:t>person_id</w:t>
+      </w:r>
+      <w:proofErr w:type="spellEnd"/>
+      <w:r>
+        <w:rPr>
+          <w:color w:val="000000" w:themeColor="text1"/>
+          <w:sz w:val="22"/>
+          <w:szCs w:val="22"/>
+        </w:rPr>
+        <w:t xml:space="preserve"> the value 100, but int the person.id we don’t have 100 then we get a violation</w:t>
+      </w:r>
+    </w:p>
+    <w:p>
+      <w:pPr>
+        <w:rPr>
+          <w:color w:val="000000" w:themeColor="text1"/>
+          <w:sz w:val="22"/>
+          <w:szCs w:val="22"/>
+        </w:rPr>
+      </w:pPr>
+      <w:r>
+        <w:rPr>
+          <w:color w:val="000000" w:themeColor="text1"/>
+          <w:sz w:val="22"/>
+          <w:szCs w:val="22"/>
+        </w:rPr>
+        <w:t>Duplicate primary key violation</w:t>
+      </w:r>
+      <w:r>
+        <w:rPr>
+          <w:color w:val="000000" w:themeColor="text1"/>
+          <w:sz w:val="22"/>
+          <w:szCs w:val="22"/>
+        </w:rPr>
+        <w:sym w:font="Wingdings" w:char="F0E0"/>
+      </w:r>
+      <w:r>
+        <w:rPr>
+          <w:color w:val="000000" w:themeColor="text1"/>
+          <w:sz w:val="22"/>
+          <w:szCs w:val="22"/>
+        </w:rPr>
+        <w:t xml:space="preserve"> attempting to insert data using the same primary key that is already in use.</w:t>
+      </w:r>
+    </w:p>
+    <w:p>
+      <w:pPr>
+        <w:rPr>
+          <w:color w:val="000000" w:themeColor="text1"/>
+          <w:sz w:val="22"/>
+          <w:szCs w:val="22"/>
+        </w:rPr>
+      </w:pPr>
+    </w:p>
+    <w:p>
+      <w:pPr>
+        <w:rPr>
+          <w:b/>
+          <w:bCs/>
+          <w:i/>
+          <w:iCs/>
+          <w:color w:val="4472C4" w:themeColor="accent1"/>
+          <w:sz w:val="22"/>
+          <w:szCs w:val="22"/>
+        </w:rPr>
+      </w:pPr>
+      <w:r>
+        <w:rPr>
+          <w:b/>
+          <w:bCs/>
+          <w:i/>
+          <w:iCs/>
+          <w:color w:val="4472C4" w:themeColor="accent1"/>
+          <w:sz w:val="22"/>
+          <w:szCs w:val="22"/>
+        </w:rPr>
+        <w:t>SELECT DATE_FORMAT(</w:t>
+      </w:r>
+      <w:proofErr w:type="spellStart"/>
+      <w:r>
+        <w:rPr>
+          <w:b/>
+          <w:bCs/>
+          <w:i/>
+          <w:iCs/>
+          <w:color w:val="4472C4" w:themeColor="accent1"/>
+          <w:sz w:val="22"/>
+          <w:szCs w:val="22"/>
+        </w:rPr>
+        <w:t>event_time</w:t>
+      </w:r>
+      <w:proofErr w:type="spellEnd"/>
+      <w:r>
+        <w:rPr>
+          <w:b/>
+          <w:bCs/>
+          <w:i/>
+          <w:iCs/>
+          <w:color w:val="4472C4" w:themeColor="accent1"/>
+          <w:sz w:val="22"/>
+          <w:szCs w:val="22"/>
+        </w:rPr>
+        <w:t>, '%W, %M %d %Y %h:%</w:t>
+      </w:r>
+      <w:proofErr w:type="spellStart"/>
+      <w:r>
+        <w:rPr>
+          <w:b/>
+          <w:bCs/>
+          <w:i/>
+          <w:iCs/>
+          <w:color w:val="4472C4" w:themeColor="accent1"/>
+          <w:sz w:val="22"/>
+          <w:szCs w:val="22"/>
+        </w:rPr>
+        <w:t>i</w:t>
+      </w:r>
+      <w:proofErr w:type="spellEnd"/>
+      <w:r>
+        <w:rPr>
+          <w:b/>
+          <w:bCs/>
+          <w:i/>
+          <w:iCs/>
+          <w:color w:val="4472C4" w:themeColor="accent1"/>
+          <w:sz w:val="22"/>
+          <w:szCs w:val="22"/>
+        </w:rPr>
+        <w:t>:%s %p')</w:t>
+      </w:r>
+    </w:p>
+    <w:p>
+      <w:pPr>
+        <w:rPr>
+          <w:b/>
+          <w:bCs/>
+          <w:i/>
+          <w:iCs/>
+          <w:color w:val="4472C4" w:themeColor="accent1"/>
+          <w:sz w:val="22"/>
+          <w:szCs w:val="22"/>
+        </w:rPr>
+      </w:pPr>
+      <w:r>
+        <w:rPr>
+          <w:b/>
+          <w:bCs/>
+          <w:i/>
+          <w:iCs/>
+          <w:color w:val="4472C4" w:themeColor="accent1"/>
+          <w:sz w:val="22"/>
+          <w:szCs w:val="22"/>
+        </w:rPr>
+        <w:t>FROM events;</w:t>
+      </w:r>
+    </w:p>
+    <w:p>
+      <w:pPr>
+        <w:rPr>
+          <w:color w:val="000000" w:themeColor="text1"/>
+          <w:sz w:val="22"/>
+          <w:szCs w:val="22"/>
+        </w:rPr>
+      </w:pPr>
+      <w:r>
+        <w:rPr>
+          <w:color w:val="000000" w:themeColor="text1"/>
+          <w:sz w:val="22"/>
+          <w:szCs w:val="22"/>
+        </w:rPr>
+        <w:t>%</w:t>
+      </w:r>
+      <w:proofErr w:type="spellStart"/>
+      <w:r>
+        <w:rPr>
+          <w:color w:val="000000" w:themeColor="text1"/>
+          <w:sz w:val="22"/>
+          <w:szCs w:val="22"/>
+        </w:rPr>
+        <w:t>a</w:t>
+      </w:r>
+      <w:proofErr w:type="spellEnd"/>
+      <w:r>
+        <w:rPr>
+          <w:color w:val="000000" w:themeColor="text1"/>
+          <w:sz w:val="22"/>
+          <w:szCs w:val="22"/>
+        </w:rPr>
+        <w:t xml:space="preserve"> The short weekday name, such as Sun, Mon, </w:t>
+      </w:r>
+    </w:p>
+    <w:p>
+      <w:pPr>
+        <w:rPr>
+          <w:color w:val="000000" w:themeColor="text1"/>
+          <w:sz w:val="22"/>
+          <w:szCs w:val="22"/>
+        </w:rPr>
+      </w:pPr>
+      <w:r>
+        <w:rPr>
+          <w:color w:val="000000" w:themeColor="text1"/>
+          <w:sz w:val="22"/>
+          <w:szCs w:val="22"/>
+        </w:rPr>
+        <w:t>%b The short month name, such as Jan, Feb</w:t>
+      </w:r>
+    </w:p>
+    <w:p>
+      <w:pPr>
+        <w:rPr>
+          <w:color w:val="000000" w:themeColor="text1"/>
+          <w:sz w:val="22"/>
+          <w:szCs w:val="22"/>
+        </w:rPr>
+      </w:pPr>
+      <w:r>
+        <w:rPr>
+          <w:color w:val="000000" w:themeColor="text1"/>
+          <w:sz w:val="22"/>
+          <w:szCs w:val="22"/>
+        </w:rPr>
+        <w:t xml:space="preserve">%c The numeric month (0..12) </w:t>
+      </w:r>
+    </w:p>
+    <w:p>
+      <w:pPr>
+        <w:rPr>
+          <w:color w:val="000000" w:themeColor="text1"/>
+          <w:sz w:val="22"/>
+          <w:szCs w:val="22"/>
+        </w:rPr>
+      </w:pPr>
+      <w:r>
+        <w:rPr>
+          <w:color w:val="000000" w:themeColor="text1"/>
+          <w:sz w:val="22"/>
+          <w:szCs w:val="22"/>
+        </w:rPr>
+        <w:t xml:space="preserve">%d The numeric day of the month (00..31) </w:t>
+      </w:r>
+    </w:p>
+    <w:p>
+      <w:pPr>
+        <w:rPr>
+          <w:color w:val="000000" w:themeColor="text1"/>
+          <w:sz w:val="22"/>
+          <w:szCs w:val="22"/>
+        </w:rPr>
+      </w:pPr>
+      <w:r>
+        <w:rPr>
+          <w:color w:val="000000" w:themeColor="text1"/>
+          <w:sz w:val="22"/>
+          <w:szCs w:val="22"/>
+        </w:rPr>
+        <w:t>%</w:t>
+      </w:r>
+      <w:proofErr w:type="spellStart"/>
+      <w:r>
+        <w:rPr>
+          <w:color w:val="000000" w:themeColor="text1"/>
+          <w:sz w:val="22"/>
+          <w:szCs w:val="22"/>
+        </w:rPr>
+        <w:t>f</w:t>
+      </w:r>
+      <w:proofErr w:type="spellEnd"/>
+      <w:r>
+        <w:rPr>
+          <w:color w:val="000000" w:themeColor="text1"/>
+          <w:sz w:val="22"/>
+          <w:szCs w:val="22"/>
+        </w:rPr>
+        <w:t xml:space="preserve"> The number of microseconds (000000..999999) </w:t>
+      </w:r>
+    </w:p>
+    <w:p>
+      <w:pPr>
+        <w:rPr>
+          <w:color w:val="000000" w:themeColor="text1"/>
+          <w:sz w:val="22"/>
+          <w:szCs w:val="22"/>
+        </w:rPr>
+      </w:pPr>
+      <w:r>
+        <w:rPr>
+          <w:color w:val="000000" w:themeColor="text1"/>
+          <w:sz w:val="22"/>
+          <w:szCs w:val="22"/>
+        </w:rPr>
+        <w:t xml:space="preserve">%H The hour of the day, in 24-hour format (00..23) </w:t>
+      </w:r>
+    </w:p>
+    <w:p>
+      <w:pPr>
+        <w:rPr>
+          <w:color w:val="000000" w:themeColor="text1"/>
+          <w:sz w:val="22"/>
+          <w:szCs w:val="22"/>
+        </w:rPr>
+      </w:pPr>
+      <w:r>
+        <w:rPr>
+          <w:color w:val="000000" w:themeColor="text1"/>
+          <w:sz w:val="22"/>
+          <w:szCs w:val="22"/>
+        </w:rPr>
+        <w:t xml:space="preserve">%h The hour of the day, in 12-hour format (01..12) </w:t>
+      </w:r>
+    </w:p>
+    <w:p>
+      <w:pPr>
+        <w:rPr>
+          <w:color w:val="000000" w:themeColor="text1"/>
+          <w:sz w:val="22"/>
+          <w:szCs w:val="22"/>
+        </w:rPr>
+      </w:pPr>
+      <w:r>
+        <w:rPr>
+          <w:color w:val="000000" w:themeColor="text1"/>
+          <w:sz w:val="22"/>
+          <w:szCs w:val="22"/>
+        </w:rPr>
+        <w:t>%</w:t>
+      </w:r>
+      <w:proofErr w:type="spellStart"/>
+      <w:r>
+        <w:rPr>
+          <w:color w:val="000000" w:themeColor="text1"/>
+          <w:sz w:val="22"/>
+          <w:szCs w:val="22"/>
+        </w:rPr>
+        <w:t>i</w:t>
+      </w:r>
+      <w:proofErr w:type="spellEnd"/>
+      <w:r>
+        <w:rPr>
+          <w:color w:val="000000" w:themeColor="text1"/>
+          <w:sz w:val="22"/>
+          <w:szCs w:val="22"/>
+        </w:rPr>
+        <w:t xml:space="preserve"> The minutes within the hour (00..59) </w:t>
+      </w:r>
+    </w:p>
+    <w:p>
+      <w:pPr>
+        <w:rPr>
+          <w:color w:val="000000" w:themeColor="text1"/>
+          <w:sz w:val="22"/>
+          <w:szCs w:val="22"/>
+        </w:rPr>
+      </w:pPr>
+      <w:r>
+        <w:rPr>
+          <w:color w:val="000000" w:themeColor="text1"/>
+          <w:sz w:val="22"/>
+          <w:szCs w:val="22"/>
+        </w:rPr>
+        <w:t xml:space="preserve">%j The day of year (001..366) </w:t>
+      </w:r>
+    </w:p>
+    <w:p>
+      <w:pPr>
+        <w:rPr>
+          <w:color w:val="000000" w:themeColor="text1"/>
+          <w:sz w:val="22"/>
+          <w:szCs w:val="22"/>
+        </w:rPr>
+      </w:pPr>
+      <w:r>
+        <w:rPr>
+          <w:color w:val="000000" w:themeColor="text1"/>
+          <w:sz w:val="22"/>
+          <w:szCs w:val="22"/>
+        </w:rPr>
+        <w:t>%M The full month name (</w:t>
+      </w:r>
+      <w:proofErr w:type="spellStart"/>
+      <w:r>
+        <w:rPr>
+          <w:color w:val="000000" w:themeColor="text1"/>
+          <w:sz w:val="22"/>
+          <w:szCs w:val="22"/>
+        </w:rPr>
+        <w:t>January..December</w:t>
+      </w:r>
+      <w:proofErr w:type="spellEnd"/>
+      <w:r>
+        <w:rPr>
+          <w:color w:val="000000" w:themeColor="text1"/>
+          <w:sz w:val="22"/>
+          <w:szCs w:val="22"/>
+        </w:rPr>
+        <w:t xml:space="preserve">) </w:t>
+      </w:r>
+    </w:p>
+    <w:p>
+      <w:pPr>
+        <w:rPr>
+          <w:color w:val="000000" w:themeColor="text1"/>
+          <w:sz w:val="22"/>
+          <w:szCs w:val="22"/>
+        </w:rPr>
+      </w:pPr>
+      <w:r>
+        <w:rPr>
+          <w:color w:val="000000" w:themeColor="text1"/>
+          <w:sz w:val="22"/>
+          <w:szCs w:val="22"/>
+        </w:rPr>
+        <w:lastRenderedPageBreak/>
+        <w:t xml:space="preserve">%m The numeric month </w:t>
+      </w:r>
+    </w:p>
+    <w:p>
+      <w:pPr>
+        <w:rPr>
+          <w:color w:val="000000" w:themeColor="text1"/>
+          <w:sz w:val="22"/>
+          <w:szCs w:val="22"/>
+        </w:rPr>
+      </w:pPr>
+      <w:r>
+        <w:rPr>
+          <w:color w:val="000000" w:themeColor="text1"/>
+          <w:sz w:val="22"/>
+          <w:szCs w:val="22"/>
+        </w:rPr>
+        <w:t xml:space="preserve">%p AM or PM </w:t>
+      </w:r>
+    </w:p>
+    <w:p>
+      <w:pPr>
+        <w:rPr>
+          <w:color w:val="000000" w:themeColor="text1"/>
+          <w:sz w:val="22"/>
+          <w:szCs w:val="22"/>
+        </w:rPr>
+      </w:pPr>
+      <w:r>
+        <w:rPr>
+          <w:color w:val="000000" w:themeColor="text1"/>
+          <w:sz w:val="22"/>
+          <w:szCs w:val="22"/>
+        </w:rPr>
+        <w:t xml:space="preserve">%s The number of seconds (00..59) </w:t>
+      </w:r>
+    </w:p>
+    <w:p>
+      <w:pPr>
+        <w:rPr>
+          <w:color w:val="000000" w:themeColor="text1"/>
+          <w:sz w:val="22"/>
+          <w:szCs w:val="22"/>
+        </w:rPr>
+      </w:pPr>
+      <w:r>
+        <w:rPr>
+          <w:color w:val="000000" w:themeColor="text1"/>
+          <w:sz w:val="22"/>
+          <w:szCs w:val="22"/>
+        </w:rPr>
+        <w:t>%W The full weekday name (</w:t>
+      </w:r>
+      <w:proofErr w:type="spellStart"/>
+      <w:r>
+        <w:rPr>
+          <w:color w:val="000000" w:themeColor="text1"/>
+          <w:sz w:val="22"/>
+          <w:szCs w:val="22"/>
+        </w:rPr>
+        <w:t>Sunday..Saturday</w:t>
+      </w:r>
+      <w:proofErr w:type="spellEnd"/>
+      <w:r>
+        <w:rPr>
+          <w:color w:val="000000" w:themeColor="text1"/>
+          <w:sz w:val="22"/>
+          <w:szCs w:val="22"/>
+        </w:rPr>
+        <w:t xml:space="preserve">) </w:t>
+      </w:r>
+    </w:p>
+    <w:p>
+      <w:pPr>
+        <w:rPr>
+          <w:color w:val="000000" w:themeColor="text1"/>
+          <w:sz w:val="22"/>
+          <w:szCs w:val="22"/>
+        </w:rPr>
+      </w:pPr>
+      <w:r>
+        <w:rPr>
+          <w:color w:val="000000" w:themeColor="text1"/>
+          <w:sz w:val="22"/>
+          <w:szCs w:val="22"/>
+        </w:rPr>
+        <w:t xml:space="preserve">%w The numeric day of the week (0=Sunday..6=Saturday) </w:t>
+      </w:r>
+    </w:p>
+    <w:p>
+      <w:pPr>
+        <w:rPr>
+          <w:color w:val="000000" w:themeColor="text1"/>
+          <w:sz w:val="22"/>
+          <w:szCs w:val="22"/>
+        </w:rPr>
+      </w:pPr>
+      <w:r>
+        <w:rPr>
+          <w:color w:val="000000" w:themeColor="text1"/>
+          <w:sz w:val="22"/>
+          <w:szCs w:val="22"/>
+        </w:rPr>
+        <w:t>%Y The four-digit year</w:t>
+      </w:r>
+    </w:p>
+    <w:p>
+      <w:pPr>
+        <w:rPr>
+          <w:color w:val="000000" w:themeColor="text1"/>
+          <w:sz w:val="22"/>
+          <w:szCs w:val="22"/>
+        </w:rPr>
+      </w:pPr>
+    </w:p>
+    <w:p>
+      <w:pPr>
+        <w:jc w:val="center"/>
         <w:rPr>
           <w:b/>
           <w:bCs/>
@@ -2508,52 +3404,28 @@
           <w:szCs w:val="32"/>
           <w:u w:val="single"/>
         </w:rPr>
-        <w:t>Populating and Modifying Tables</w:t>
-      </w:r>
-    </w:p>
-    <w:p>
-      <w:pPr>
-        <w:rPr>
-          <w:color w:val="000000" w:themeColor="text1"/>
-          <w:sz w:val="22"/>
-          <w:szCs w:val="22"/>
-        </w:rPr>
-      </w:pPr>
-      <w:r>
-        <w:rPr>
-          <w:b/>
-          <w:bCs/>
-          <w:color w:val="4472C4" w:themeColor="accent1"/>
-        </w:rPr>
-        <w:t>insert, update, delete, and select</w:t>
-      </w:r>
-      <w:r>
-        <w:rPr>
-          <w:b/>
-          <w:bCs/>
-          <w:color w:val="4472C4" w:themeColor="accent1"/>
-        </w:rPr>
-        <w:br/>
-      </w:r>
-    </w:p>
-    <w:p>
-      <w:pPr>
-        <w:rPr>
-          <w:b/>
-          <w:bCs/>
-          <w:color w:val="000000" w:themeColor="text1"/>
+      </w:pPr>
+      <w:r>
+        <w:rPr>
+          <w:b/>
+          <w:bCs/>
+          <w:color w:val="EE0000"/>
+          <w:sz w:val="32"/>
+          <w:szCs w:val="32"/>
           <w:u w:val="single"/>
         </w:rPr>
-      </w:pPr>
-      <w:r>
+        <w:t>Chapter 3</w:t>
+      </w:r>
+    </w:p>
+    <w:p>
+      <w:pPr>
         <w:rPr>
           <w:b/>
           <w:bCs/>
           <w:color w:val="000000" w:themeColor="text1"/>
           <w:u w:val="single"/>
         </w:rPr>
-        <w:t>Inserting Data</w:t>
-      </w:r>
+      </w:pPr>
       <w:r>
         <w:rPr>
           <w:b/>
@@ -2561,84 +3433,781 @@
           <w:color w:val="000000" w:themeColor="text1"/>
           <w:u w:val="single"/>
         </w:rPr>
+        <w:t>Query Clauses</w:t>
+      </w:r>
+      <w:r>
+        <w:rPr>
+          <w:b/>
+          <w:bCs/>
+          <w:color w:val="000000" w:themeColor="text1"/>
+          <w:u w:val="single"/>
+        </w:rPr>
         <w:t>:</w:t>
       </w:r>
     </w:p>
     <w:p>
       <w:pPr>
         <w:rPr>
-          <w:color w:val="000000" w:themeColor="text1"/>
-          <w:sz w:val="22"/>
-          <w:szCs w:val="22"/>
-        </w:rPr>
-      </w:pPr>
-      <w:r>
-        <w:rPr>
-          <w:color w:val="000000" w:themeColor="text1"/>
-          <w:sz w:val="22"/>
-          <w:szCs w:val="22"/>
-        </w:rPr>
-        <w:t>We are not required to provide all the column values for a row unless we have defined this row all to be not null. Those nulls can the be populated by using the update keyword.</w:t>
-      </w:r>
-    </w:p>
-    <w:p>
-      <w:pPr>
-        <w:rPr>
-          <w:b/>
-          <w:bCs/>
-          <w:color w:val="4472C4" w:themeColor="accent1"/>
-        </w:rPr>
-      </w:pPr>
-      <w:r>
-        <w:rPr>
-          <w:b/>
-          <w:bCs/>
-          <w:color w:val="4472C4" w:themeColor="accent1"/>
-        </w:rPr>
-        <w:t>INSERT INTO TABLE_</w:t>
-      </w:r>
-      <w:proofErr w:type="gramStart"/>
-      <w:r>
-        <w:rPr>
-          <w:b/>
-          <w:bCs/>
-          <w:color w:val="4472C4" w:themeColor="accent1"/>
-        </w:rPr>
-        <w:t>NAME(</w:t>
-      </w:r>
-      <w:proofErr w:type="gramEnd"/>
-      <w:r>
-        <w:rPr>
-          <w:b/>
-          <w:bCs/>
-          <w:color w:val="4472C4" w:themeColor="accent1"/>
-        </w:rPr>
-        <w:t>COLUMN, COLUMN2) VALUES (,)</w:t>
-      </w:r>
-      <w:r>
-        <w:rPr>
-          <w:b/>
-          <w:bCs/>
-          <w:color w:val="4472C4" w:themeColor="accent1"/>
+          <w:b/>
+          <w:bCs/>
+          <w:color w:val="000000" w:themeColor="text1"/>
+          <w:sz w:val="22"/>
+          <w:szCs w:val="22"/>
+        </w:rPr>
+      </w:pPr>
+      <w:r>
+        <w:rPr>
+          <w:b/>
+          <w:bCs/>
+          <w:color w:val="4472C4" w:themeColor="accent1"/>
+        </w:rPr>
+        <w:t>S</w:t>
+      </w:r>
+      <w:r>
+        <w:rPr>
+          <w:b/>
+          <w:bCs/>
+          <w:color w:val="4472C4" w:themeColor="accent1"/>
+        </w:rPr>
+        <w:t>elect</w:t>
+      </w:r>
+      <w:r>
+        <w:rPr>
+          <w:b/>
+          <w:bCs/>
+          <w:color w:val="4472C4" w:themeColor="accent1"/>
+        </w:rPr>
+        <w:t>:</w:t>
+      </w:r>
+      <w:r>
+        <w:rPr>
+          <w:b/>
+          <w:bCs/>
+          <w:color w:val="000000" w:themeColor="text1"/>
+          <w:sz w:val="22"/>
+          <w:szCs w:val="22"/>
         </w:rPr>
         <w:t xml:space="preserve"> </w:t>
       </w:r>
-    </w:p>
-    <w:p>
-      <w:pPr>
-        <w:rPr>
-          <w:color w:val="4472C4" w:themeColor="accent1"/>
-          <w:sz w:val="22"/>
-          <w:szCs w:val="22"/>
-        </w:rPr>
-      </w:pPr>
-    </w:p>
-    <w:p>
-      <w:pPr>
-        <w:rPr>
-          <w:b/>
-          <w:bCs/>
-          <w:color w:val="000000" w:themeColor="text1"/>
+      <w:r>
+        <w:rPr>
+          <w:b/>
+          <w:bCs/>
+          <w:color w:val="000000" w:themeColor="text1"/>
+          <w:sz w:val="22"/>
+          <w:szCs w:val="22"/>
+        </w:rPr>
+        <w:t>Determines which columns to include in the query’s result set</w:t>
+      </w:r>
+    </w:p>
+    <w:p>
+      <w:pPr>
+        <w:rPr>
+          <w:b/>
+          <w:bCs/>
+          <w:color w:val="000000" w:themeColor="text1"/>
+          <w:sz w:val="22"/>
+          <w:szCs w:val="22"/>
+        </w:rPr>
+      </w:pPr>
+      <w:r>
+        <w:rPr>
+          <w:b/>
+          <w:bCs/>
+          <w:color w:val="4472C4" w:themeColor="accent1"/>
+        </w:rPr>
+        <w:t>F</w:t>
+      </w:r>
+      <w:r>
+        <w:rPr>
+          <w:b/>
+          <w:bCs/>
+          <w:color w:val="4472C4" w:themeColor="accent1"/>
+        </w:rPr>
+        <w:t>rom</w:t>
+      </w:r>
+      <w:r>
+        <w:rPr>
+          <w:b/>
+          <w:bCs/>
+          <w:color w:val="4472C4" w:themeColor="accent1"/>
+        </w:rPr>
+        <w:t>:</w:t>
+      </w:r>
+      <w:r>
+        <w:rPr>
+          <w:b/>
+          <w:bCs/>
+          <w:color w:val="000000" w:themeColor="text1"/>
+          <w:sz w:val="22"/>
+          <w:szCs w:val="22"/>
+        </w:rPr>
+        <w:t xml:space="preserve"> Identifies the tables from which to retrieve data and how the tables should be joined</w:t>
+      </w:r>
+    </w:p>
+    <w:p>
+      <w:pPr>
+        <w:rPr>
+          <w:b/>
+          <w:bCs/>
+          <w:color w:val="000000" w:themeColor="text1"/>
+          <w:sz w:val="22"/>
+          <w:szCs w:val="22"/>
+        </w:rPr>
+      </w:pPr>
+      <w:r>
+        <w:rPr>
+          <w:b/>
+          <w:bCs/>
+          <w:color w:val="4472C4" w:themeColor="accent1"/>
+        </w:rPr>
+        <w:t>W</w:t>
+      </w:r>
+      <w:r>
+        <w:rPr>
+          <w:b/>
+          <w:bCs/>
+          <w:color w:val="4472C4" w:themeColor="accent1"/>
+        </w:rPr>
+        <w:t>here</w:t>
+      </w:r>
+      <w:r>
+        <w:rPr>
+          <w:b/>
+          <w:bCs/>
+          <w:color w:val="4472C4" w:themeColor="accent1"/>
+        </w:rPr>
+        <w:t>:</w:t>
+      </w:r>
+      <w:r>
+        <w:rPr>
+          <w:b/>
+          <w:bCs/>
+          <w:color w:val="000000" w:themeColor="text1"/>
+          <w:sz w:val="22"/>
+          <w:szCs w:val="22"/>
+        </w:rPr>
+        <w:t xml:space="preserve"> </w:t>
+      </w:r>
+      <w:r>
+        <w:rPr>
+          <w:b/>
+          <w:bCs/>
+          <w:color w:val="000000" w:themeColor="text1"/>
+          <w:sz w:val="22"/>
+          <w:szCs w:val="22"/>
+        </w:rPr>
+        <w:t>Filters out unwanted data</w:t>
+      </w:r>
+    </w:p>
+    <w:p>
+      <w:pPr>
+        <w:rPr>
+          <w:b/>
+          <w:bCs/>
+          <w:color w:val="000000" w:themeColor="text1"/>
+          <w:sz w:val="22"/>
+          <w:szCs w:val="22"/>
+        </w:rPr>
+      </w:pPr>
+      <w:r>
+        <w:rPr>
+          <w:b/>
+          <w:bCs/>
+          <w:color w:val="4472C4" w:themeColor="accent1"/>
+        </w:rPr>
+        <w:t>group by</w:t>
+      </w:r>
+      <w:r>
+        <w:rPr>
+          <w:b/>
+          <w:bCs/>
+          <w:color w:val="4472C4" w:themeColor="accent1"/>
+        </w:rPr>
+        <w:t>:</w:t>
+      </w:r>
+      <w:r>
+        <w:rPr>
+          <w:b/>
+          <w:bCs/>
+          <w:color w:val="000000" w:themeColor="text1"/>
+          <w:sz w:val="22"/>
+          <w:szCs w:val="22"/>
+        </w:rPr>
+        <w:t xml:space="preserve"> </w:t>
+      </w:r>
+      <w:r>
+        <w:rPr>
+          <w:b/>
+          <w:bCs/>
+          <w:color w:val="000000" w:themeColor="text1"/>
+          <w:sz w:val="22"/>
+          <w:szCs w:val="22"/>
+        </w:rPr>
+        <w:t xml:space="preserve"> Used to group rows together by common column values</w:t>
+      </w:r>
+    </w:p>
+    <w:p>
+      <w:pPr>
+        <w:rPr>
+          <w:b/>
+          <w:bCs/>
+          <w:color w:val="000000" w:themeColor="text1"/>
+          <w:sz w:val="22"/>
+          <w:szCs w:val="22"/>
+        </w:rPr>
+      </w:pPr>
+      <w:r>
+        <w:rPr>
+          <w:b/>
+          <w:bCs/>
+          <w:color w:val="4472C4" w:themeColor="accent1"/>
+        </w:rPr>
+        <w:t>having</w:t>
+      </w:r>
+      <w:r>
+        <w:rPr>
+          <w:b/>
+          <w:bCs/>
+          <w:color w:val="4472C4" w:themeColor="accent1"/>
+        </w:rPr>
+        <w:t>:</w:t>
+      </w:r>
+      <w:r>
+        <w:rPr>
+          <w:b/>
+          <w:bCs/>
+          <w:color w:val="000000" w:themeColor="text1"/>
+          <w:sz w:val="22"/>
+          <w:szCs w:val="22"/>
+        </w:rPr>
+        <w:t xml:space="preserve"> </w:t>
+      </w:r>
+      <w:r>
+        <w:rPr>
+          <w:b/>
+          <w:bCs/>
+          <w:color w:val="000000" w:themeColor="text1"/>
+          <w:sz w:val="22"/>
+          <w:szCs w:val="22"/>
+        </w:rPr>
+        <w:t xml:space="preserve"> Filters out unwanted groups</w:t>
+      </w:r>
+    </w:p>
+    <w:p>
+      <w:pPr>
+        <w:rPr>
+          <w:b/>
+          <w:bCs/>
+          <w:color w:val="000000" w:themeColor="text1"/>
+          <w:sz w:val="22"/>
+          <w:szCs w:val="22"/>
+        </w:rPr>
+      </w:pPr>
+      <w:r>
+        <w:rPr>
+          <w:b/>
+          <w:bCs/>
+          <w:color w:val="4472C4" w:themeColor="accent1"/>
+        </w:rPr>
+        <w:t>order by</w:t>
+      </w:r>
+      <w:r>
+        <w:rPr>
+          <w:b/>
+          <w:bCs/>
+          <w:color w:val="4472C4" w:themeColor="accent1"/>
+        </w:rPr>
+        <w:t>:</w:t>
+      </w:r>
+      <w:r>
+        <w:rPr>
+          <w:b/>
+          <w:bCs/>
+          <w:color w:val="000000" w:themeColor="text1"/>
+          <w:sz w:val="22"/>
+          <w:szCs w:val="22"/>
+        </w:rPr>
+        <w:t xml:space="preserve"> </w:t>
+      </w:r>
+      <w:r>
+        <w:rPr>
+          <w:b/>
+          <w:bCs/>
+          <w:color w:val="000000" w:themeColor="text1"/>
+          <w:sz w:val="22"/>
+          <w:szCs w:val="22"/>
+        </w:rPr>
+        <w:t xml:space="preserve"> Sorts the rows of the final result set by one or more columns</w:t>
+      </w:r>
+    </w:p>
+    <w:p>
+      <w:pPr>
+        <w:rPr>
+          <w:b/>
+          <w:bCs/>
+          <w:color w:val="000000" w:themeColor="text1"/>
+          <w:sz w:val="22"/>
+          <w:szCs w:val="22"/>
+        </w:rPr>
+      </w:pPr>
+    </w:p>
+    <w:p>
+      <w:pPr>
+        <w:rPr>
+          <w:b/>
+          <w:bCs/>
+          <w:color w:val="000000" w:themeColor="text1"/>
+          <w:sz w:val="22"/>
+          <w:szCs w:val="22"/>
+        </w:rPr>
+      </w:pPr>
+      <w:r>
+        <w:rPr>
+          <w:b/>
+          <w:bCs/>
+          <w:color w:val="000000" w:themeColor="text1"/>
+          <w:sz w:val="22"/>
+          <w:szCs w:val="22"/>
+        </w:rPr>
+        <w:t>WHERE</w:t>
+      </w:r>
+      <w:r>
+        <w:rPr>
+          <w:b/>
+          <w:bCs/>
+          <w:color w:val="000000" w:themeColor="text1"/>
+          <w:sz w:val="22"/>
+          <w:szCs w:val="22"/>
+        </w:rPr>
+        <w:t>:</w:t>
+      </w:r>
+      <w:r>
+        <w:rPr>
+          <w:b/>
+          <w:bCs/>
+          <w:color w:val="000000" w:themeColor="text1"/>
+          <w:sz w:val="22"/>
+          <w:szCs w:val="22"/>
+        </w:rPr>
+        <w:t xml:space="preserve"> </w:t>
+      </w:r>
+      <w:r>
+        <w:rPr>
+          <w:color w:val="000000" w:themeColor="text1"/>
+          <w:sz w:val="22"/>
+          <w:szCs w:val="22"/>
+        </w:rPr>
+        <w:t>filters individual rows before grouping</w:t>
+      </w:r>
+      <w:r>
+        <w:rPr>
+          <w:b/>
+          <w:bCs/>
+          <w:color w:val="000000" w:themeColor="text1"/>
+          <w:sz w:val="22"/>
+          <w:szCs w:val="22"/>
+        </w:rPr>
+        <w:t xml:space="preserve"> </w:t>
+      </w:r>
+    </w:p>
+    <w:p>
+      <w:pPr>
+        <w:rPr>
+          <w:color w:val="000000" w:themeColor="text1"/>
+          <w:sz w:val="22"/>
+          <w:szCs w:val="22"/>
+        </w:rPr>
+      </w:pPr>
+      <w:r>
+        <w:rPr>
+          <w:b/>
+          <w:bCs/>
+          <w:color w:val="000000" w:themeColor="text1"/>
+          <w:sz w:val="22"/>
+          <w:szCs w:val="22"/>
+        </w:rPr>
+        <w:t>HAVING</w:t>
+      </w:r>
+      <w:r>
+        <w:rPr>
+          <w:b/>
+          <w:bCs/>
+          <w:color w:val="000000" w:themeColor="text1"/>
+          <w:sz w:val="22"/>
+          <w:szCs w:val="22"/>
+        </w:rPr>
+        <w:t>:</w:t>
+      </w:r>
+      <w:r>
+        <w:rPr>
+          <w:b/>
+          <w:bCs/>
+          <w:color w:val="000000" w:themeColor="text1"/>
+          <w:sz w:val="22"/>
+          <w:szCs w:val="22"/>
+        </w:rPr>
+        <w:t xml:space="preserve"> </w:t>
+      </w:r>
+      <w:r>
+        <w:rPr>
+          <w:color w:val="000000" w:themeColor="text1"/>
+          <w:sz w:val="22"/>
+          <w:szCs w:val="22"/>
+        </w:rPr>
+        <w:t>filters groups of rows after aggregation</w:t>
+      </w:r>
+    </w:p>
+    <w:p>
+      <w:pPr>
+        <w:rPr>
+          <w:color w:val="000000" w:themeColor="text1"/>
+          <w:sz w:val="22"/>
+          <w:szCs w:val="22"/>
+        </w:rPr>
+      </w:pPr>
+    </w:p>
+    <w:p>
+      <w:pPr>
+        <w:rPr>
+          <w:b/>
+          <w:bCs/>
+          <w:color w:val="4472C4" w:themeColor="accent1"/>
+        </w:rPr>
+      </w:pPr>
+      <w:r>
+        <w:rPr>
+          <w:b/>
+          <w:bCs/>
+          <w:color w:val="4472C4" w:themeColor="accent1"/>
+        </w:rPr>
+        <w:t xml:space="preserve">SELECT </w:t>
+      </w:r>
+      <w:proofErr w:type="spellStart"/>
+      <w:r>
+        <w:rPr>
+          <w:b/>
+          <w:bCs/>
+          <w:color w:val="4472C4" w:themeColor="accent1"/>
+        </w:rPr>
+        <w:t>language_id</w:t>
+      </w:r>
+      <w:proofErr w:type="spellEnd"/>
+      <w:r>
+        <w:rPr>
+          <w:b/>
+          <w:bCs/>
+          <w:color w:val="4472C4" w:themeColor="accent1"/>
+        </w:rPr>
+        <w:t xml:space="preserve">, </w:t>
+      </w:r>
+      <w:r>
+        <w:rPr>
+          <w:b/>
+          <w:bCs/>
+          <w:color w:val="4472C4" w:themeColor="accent1"/>
+        </w:rPr>
+        <w:t xml:space="preserve">'COMMON' </w:t>
+      </w:r>
+      <w:proofErr w:type="spellStart"/>
+      <w:r>
+        <w:rPr>
+          <w:b/>
+          <w:bCs/>
+          <w:color w:val="4472C4" w:themeColor="accent1"/>
+        </w:rPr>
+        <w:t>language_usage</w:t>
+      </w:r>
+      <w:proofErr w:type="spellEnd"/>
+      <w:r>
+        <w:rPr>
+          <w:b/>
+          <w:bCs/>
+          <w:color w:val="4472C4" w:themeColor="accent1"/>
+        </w:rPr>
+        <w:t xml:space="preserve">, </w:t>
+      </w:r>
+      <w:proofErr w:type="spellStart"/>
+      <w:r>
+        <w:rPr>
+          <w:b/>
+          <w:bCs/>
+          <w:color w:val="4472C4" w:themeColor="accent1"/>
+        </w:rPr>
+        <w:t>language_id</w:t>
+      </w:r>
+      <w:proofErr w:type="spellEnd"/>
+      <w:r>
+        <w:rPr>
+          <w:b/>
+          <w:bCs/>
+          <w:color w:val="4472C4" w:themeColor="accent1"/>
+        </w:rPr>
+        <w:t xml:space="preserve"> * 3.1415927 </w:t>
+      </w:r>
+      <w:proofErr w:type="spellStart"/>
+      <w:r>
+        <w:rPr>
+          <w:b/>
+          <w:bCs/>
+          <w:color w:val="4472C4" w:themeColor="accent1"/>
+        </w:rPr>
+        <w:t>lang_pi_value</w:t>
+      </w:r>
+      <w:proofErr w:type="spellEnd"/>
+      <w:r>
+        <w:rPr>
+          <w:b/>
+          <w:bCs/>
+          <w:color w:val="4472C4" w:themeColor="accent1"/>
+        </w:rPr>
+        <w:t xml:space="preserve">,    upper(name) </w:t>
+      </w:r>
+      <w:proofErr w:type="spellStart"/>
+      <w:r>
+        <w:rPr>
+          <w:b/>
+          <w:bCs/>
+          <w:color w:val="4472C4" w:themeColor="accent1"/>
+        </w:rPr>
+        <w:t>language_name</w:t>
+      </w:r>
+      <w:proofErr w:type="spellEnd"/>
+      <w:r>
+        <w:rPr>
+          <w:b/>
+          <w:bCs/>
+          <w:color w:val="4472C4" w:themeColor="accent1"/>
+        </w:rPr>
+        <w:t xml:space="preserve">     </w:t>
+      </w:r>
+    </w:p>
+    <w:p>
+      <w:pPr>
+        <w:rPr>
+          <w:b/>
+          <w:bCs/>
+          <w:color w:val="4472C4" w:themeColor="accent1"/>
+        </w:rPr>
+      </w:pPr>
+      <w:r>
+        <w:rPr>
+          <w:b/>
+          <w:bCs/>
+          <w:color w:val="4472C4" w:themeColor="accent1"/>
+        </w:rPr>
+        <w:t>FROM language;</w:t>
+      </w:r>
+    </w:p>
+    <w:p>
+      <w:pPr>
+        <w:rPr>
+          <w:color w:val="000000" w:themeColor="text1"/>
+          <w:sz w:val="22"/>
+          <w:szCs w:val="22"/>
+        </w:rPr>
+      </w:pPr>
+      <w:r>
+        <w:rPr>
+          <w:color w:val="000000" w:themeColor="text1"/>
+          <w:sz w:val="22"/>
+          <w:szCs w:val="22"/>
+        </w:rPr>
+        <w:t xml:space="preserve">in the select statements we can use built in functions when calling certain columns, </w:t>
+      </w:r>
+      <w:r>
+        <w:rPr>
+          <w:color w:val="000000" w:themeColor="text1"/>
+          <w:sz w:val="22"/>
+          <w:szCs w:val="22"/>
+        </w:rPr>
+        <w:t xml:space="preserve">we can manipulate </w:t>
+      </w:r>
+      <w:proofErr w:type="spellStart"/>
+      <w:r>
+        <w:rPr>
+          <w:color w:val="000000" w:themeColor="text1"/>
+          <w:sz w:val="22"/>
+          <w:szCs w:val="22"/>
+        </w:rPr>
+        <w:t>numerice</w:t>
+      </w:r>
+      <w:proofErr w:type="spellEnd"/>
+      <w:r>
+        <w:rPr>
+          <w:color w:val="000000" w:themeColor="text1"/>
+          <w:sz w:val="22"/>
+          <w:szCs w:val="22"/>
+        </w:rPr>
+        <w:t xml:space="preserve"> data, </w:t>
+      </w:r>
+    </w:p>
+    <w:p>
+      <w:pPr>
+        <w:rPr>
+          <w:color w:val="000000" w:themeColor="text1"/>
+          <w:sz w:val="22"/>
+          <w:szCs w:val="22"/>
+        </w:rPr>
+      </w:pPr>
+      <w:proofErr w:type="spellStart"/>
+      <w:r>
+        <w:rPr>
+          <w:color w:val="000000" w:themeColor="text1"/>
+          <w:sz w:val="22"/>
+          <w:szCs w:val="22"/>
+        </w:rPr>
+        <w:t>language_id</w:t>
+      </w:r>
+      <w:proofErr w:type="spellEnd"/>
+      <w:r>
+        <w:rPr>
+          <w:color w:val="000000" w:themeColor="text1"/>
+          <w:sz w:val="22"/>
+          <w:szCs w:val="22"/>
+        </w:rPr>
+        <w:t xml:space="preserve"> * 3.1415927 </w:t>
+      </w:r>
+      <w:proofErr w:type="spellStart"/>
+      <w:r>
+        <w:rPr>
+          <w:color w:val="000000" w:themeColor="text1"/>
+          <w:sz w:val="22"/>
+          <w:szCs w:val="22"/>
+        </w:rPr>
+        <w:t>lang_pi_value</w:t>
+      </w:r>
+      <w:proofErr w:type="spellEnd"/>
+      <w:r>
+        <w:rPr>
+          <w:color w:val="000000" w:themeColor="text1"/>
+          <w:sz w:val="22"/>
+          <w:szCs w:val="22"/>
+        </w:rPr>
+        <w:t>; selects the language id and multiplies it by a number then save it into a new column.</w:t>
+      </w:r>
+    </w:p>
+    <w:p>
+      <w:pPr>
+        <w:rPr>
+          <w:color w:val="000000" w:themeColor="text1"/>
+          <w:sz w:val="22"/>
+          <w:szCs w:val="22"/>
+        </w:rPr>
+      </w:pPr>
+      <w:r>
+        <w:rPr>
+          <w:color w:val="000000" w:themeColor="text1"/>
+          <w:sz w:val="22"/>
+          <w:szCs w:val="22"/>
+        </w:rPr>
+        <w:t xml:space="preserve">Upper (name) </w:t>
+      </w:r>
+      <w:proofErr w:type="spellStart"/>
+      <w:r>
+        <w:rPr>
+          <w:color w:val="000000" w:themeColor="text1"/>
+          <w:sz w:val="22"/>
+          <w:szCs w:val="22"/>
+        </w:rPr>
+        <w:t>language_name</w:t>
+      </w:r>
+      <w:proofErr w:type="spellEnd"/>
+      <w:r>
+        <w:rPr>
+          <w:color w:val="000000" w:themeColor="text1"/>
+          <w:sz w:val="22"/>
+          <w:szCs w:val="22"/>
+        </w:rPr>
+        <w:t xml:space="preserve"> does the same.</w:t>
+      </w:r>
+    </w:p>
+    <w:p>
+      <w:pPr>
+        <w:rPr>
+          <w:color w:val="000000" w:themeColor="text1"/>
+          <w:sz w:val="22"/>
+          <w:szCs w:val="22"/>
+        </w:rPr>
+      </w:pPr>
+    </w:p>
+    <w:p>
+      <w:pPr>
+        <w:rPr>
+          <w:color w:val="000000" w:themeColor="text1"/>
+          <w:sz w:val="22"/>
+          <w:szCs w:val="22"/>
+        </w:rPr>
+      </w:pPr>
+      <w:r>
+        <w:rPr>
+          <w:color w:val="000000" w:themeColor="text1"/>
+          <w:sz w:val="22"/>
+          <w:szCs w:val="22"/>
+        </w:rPr>
+        <w:lastRenderedPageBreak/>
+        <w:t>We can use the keyword as, to add the alias name for the column.</w:t>
+      </w:r>
+    </w:p>
+    <w:p>
+      <w:pPr>
+        <w:rPr>
+          <w:color w:val="000000" w:themeColor="text1"/>
+          <w:sz w:val="22"/>
+          <w:szCs w:val="22"/>
+        </w:rPr>
+      </w:pPr>
+      <w:r>
+        <w:rPr>
+          <w:b/>
+          <w:bCs/>
+          <w:color w:val="4472C4" w:themeColor="accent1"/>
+        </w:rPr>
+        <w:t>DISTINCT</w:t>
+      </w:r>
+      <w:r>
+        <w:rPr>
+          <w:color w:val="000000" w:themeColor="text1"/>
+          <w:sz w:val="22"/>
+          <w:szCs w:val="22"/>
+        </w:rPr>
+        <w:t xml:space="preserve"> keyword to skip repeated values.</w:t>
+      </w:r>
+    </w:p>
+    <w:p>
+      <w:pPr>
+        <w:rPr>
+          <w:color w:val="000000" w:themeColor="text1"/>
+          <w:sz w:val="22"/>
+          <w:szCs w:val="22"/>
+        </w:rPr>
+      </w:pPr>
+      <w:r>
+        <w:rPr>
+          <w:color w:val="000000" w:themeColor="text1"/>
+          <w:sz w:val="22"/>
+          <w:szCs w:val="22"/>
+        </w:rPr>
+        <w:t>The keyword distinct requires storage so it consumes a lot of time, make sure that you don’t fall into the trap of using it unnecessarily</w:t>
+      </w:r>
+    </w:p>
+    <w:p>
+      <w:pPr>
+        <w:rPr>
+          <w:color w:val="000000" w:themeColor="text1"/>
+          <w:sz w:val="22"/>
+          <w:szCs w:val="22"/>
+        </w:rPr>
+      </w:pPr>
+    </w:p>
+    <w:p>
+      <w:pPr>
+        <w:rPr>
+          <w:b/>
+          <w:bCs/>
+          <w:color w:val="000000" w:themeColor="text1"/>
+          <w:sz w:val="28"/>
+          <w:szCs w:val="28"/>
           <w:u w:val="single"/>
         </w:rPr>
       </w:pPr>
@@ -2647,500 +4216,863 @@
           <w:b/>
           <w:bCs/>
           <w:color w:val="000000" w:themeColor="text1"/>
+          <w:sz w:val="28"/>
+          <w:szCs w:val="28"/>
           <w:u w:val="single"/>
         </w:rPr>
-        <w:t>Updating Data</w:t>
-      </w:r>
-      <w:r>
-        <w:rPr>
-          <w:b/>
-          <w:bCs/>
-          <w:color w:val="000000" w:themeColor="text1"/>
+        <w:t>Types of tables:</w:t>
+      </w:r>
+    </w:p>
+    <w:p>
+      <w:pPr>
+        <w:rPr>
+          <w:color w:val="000000" w:themeColor="text1"/>
+          <w:sz w:val="22"/>
+          <w:szCs w:val="22"/>
+        </w:rPr>
+      </w:pPr>
+      <w:r>
+        <w:rPr>
+          <w:color w:val="000000" w:themeColor="text1"/>
+          <w:sz w:val="22"/>
+          <w:szCs w:val="22"/>
+        </w:rPr>
+        <w:t xml:space="preserve">Permanent tables (i.e., created using the create table statement) </w:t>
+      </w:r>
+    </w:p>
+    <w:p>
+      <w:pPr>
+        <w:rPr>
+          <w:color w:val="000000" w:themeColor="text1"/>
+          <w:sz w:val="22"/>
+          <w:szCs w:val="22"/>
+        </w:rPr>
+      </w:pPr>
+      <w:r>
+        <w:rPr>
+          <w:color w:val="000000" w:themeColor="text1"/>
+          <w:sz w:val="22"/>
+          <w:szCs w:val="22"/>
+        </w:rPr>
+        <w:t xml:space="preserve">Derived tables (i.e., rows returned by a subquery and held in memory) </w:t>
+      </w:r>
+    </w:p>
+    <w:p>
+      <w:pPr>
+        <w:rPr>
+          <w:color w:val="000000" w:themeColor="text1"/>
+          <w:sz w:val="22"/>
+          <w:szCs w:val="22"/>
+        </w:rPr>
+      </w:pPr>
+      <w:r>
+        <w:rPr>
+          <w:color w:val="000000" w:themeColor="text1"/>
+          <w:sz w:val="22"/>
+          <w:szCs w:val="22"/>
+        </w:rPr>
+        <w:t xml:space="preserve">Temporary tables (i.e., volatile data held in memory) </w:t>
+      </w:r>
+    </w:p>
+    <w:p>
+      <w:pPr>
+        <w:rPr>
+          <w:color w:val="000000" w:themeColor="text1"/>
+          <w:sz w:val="22"/>
+          <w:szCs w:val="22"/>
+        </w:rPr>
+      </w:pPr>
+      <w:r>
+        <w:rPr>
+          <w:color w:val="000000" w:themeColor="text1"/>
+          <w:sz w:val="22"/>
+          <w:szCs w:val="22"/>
+        </w:rPr>
+        <w:t>Virtual tables (i.e., created using the create view statement)</w:t>
+      </w:r>
+    </w:p>
+    <w:p>
+      <w:pPr>
+        <w:rPr>
+          <w:color w:val="000000" w:themeColor="text1"/>
+          <w:sz w:val="22"/>
+          <w:szCs w:val="22"/>
+        </w:rPr>
+      </w:pPr>
+    </w:p>
+    <w:p>
+      <w:pPr>
+        <w:rPr>
+          <w:b/>
+          <w:bCs/>
+          <w:color w:val="000000" w:themeColor="text1"/>
+          <w:sz w:val="22"/>
+          <w:szCs w:val="22"/>
+        </w:rPr>
+      </w:pPr>
+      <w:r>
+        <w:rPr>
+          <w:b/>
+          <w:bCs/>
+          <w:color w:val="000000" w:themeColor="text1"/>
+          <w:sz w:val="22"/>
+          <w:szCs w:val="22"/>
+        </w:rPr>
+        <w:t>DERIVED (SUBQUERY-GENERATED) TABLES</w:t>
+      </w:r>
+      <w:r>
+        <w:rPr>
+          <w:b/>
+          <w:bCs/>
+          <w:color w:val="000000" w:themeColor="text1"/>
+          <w:sz w:val="22"/>
+          <w:szCs w:val="22"/>
+        </w:rPr>
+        <w:t>:</w:t>
+      </w:r>
+    </w:p>
+    <w:p>
+      <w:pPr>
+        <w:rPr>
+          <w:color w:val="000000" w:themeColor="text1"/>
+          <w:sz w:val="22"/>
+          <w:szCs w:val="22"/>
+        </w:rPr>
+      </w:pPr>
+      <w:r>
+        <w:rPr>
+          <w:color w:val="000000" w:themeColor="text1"/>
+          <w:sz w:val="22"/>
+          <w:szCs w:val="22"/>
+        </w:rPr>
+        <w:t xml:space="preserve">When selecting from we can include a derived table that is stored temporarily in memory after the from. </w:t>
+      </w:r>
+    </w:p>
+    <w:p>
+      <w:pPr>
+        <w:rPr>
+          <w:color w:val="000000" w:themeColor="text1"/>
+          <w:sz w:val="22"/>
+          <w:szCs w:val="22"/>
+        </w:rPr>
+      </w:pPr>
+    </w:p>
+    <w:p>
+      <w:pPr>
+        <w:rPr>
+          <w:b/>
+          <w:bCs/>
+          <w:color w:val="000000" w:themeColor="text1"/>
+          <w:sz w:val="22"/>
+          <w:szCs w:val="22"/>
+        </w:rPr>
+      </w:pPr>
+      <w:r>
+        <w:rPr>
+          <w:b/>
+          <w:bCs/>
+          <w:color w:val="000000" w:themeColor="text1"/>
+          <w:sz w:val="22"/>
+          <w:szCs w:val="22"/>
+        </w:rPr>
+        <w:t>TEMPORARY TABLES</w:t>
+      </w:r>
+      <w:r>
+        <w:rPr>
+          <w:b/>
+          <w:bCs/>
+          <w:color w:val="000000" w:themeColor="text1"/>
+          <w:sz w:val="22"/>
+          <w:szCs w:val="22"/>
+        </w:rPr>
+        <w:t>:</w:t>
+      </w:r>
+    </w:p>
+    <w:p>
+      <w:pPr>
+        <w:rPr>
+          <w:color w:val="000000" w:themeColor="text1"/>
+          <w:sz w:val="22"/>
+          <w:szCs w:val="22"/>
+        </w:rPr>
+      </w:pPr>
+      <w:r>
+        <w:rPr>
+          <w:color w:val="000000" w:themeColor="text1"/>
+          <w:sz w:val="22"/>
+          <w:szCs w:val="22"/>
+        </w:rPr>
+        <w:t>The syntax of generating a temporary table differs from a RDBMS to another, but all of them allows us to create a temporary table that lasts until our session is finished.</w:t>
+      </w:r>
+    </w:p>
+    <w:p>
+      <w:pPr>
+        <w:rPr>
+          <w:color w:val="000000" w:themeColor="text1"/>
+          <w:sz w:val="22"/>
+          <w:szCs w:val="22"/>
+        </w:rPr>
+      </w:pPr>
+    </w:p>
+    <w:p>
+      <w:pPr>
+        <w:rPr>
+          <w:b/>
+          <w:bCs/>
+          <w:color w:val="000000" w:themeColor="text1"/>
+          <w:sz w:val="22"/>
+          <w:szCs w:val="22"/>
+        </w:rPr>
+      </w:pPr>
+      <w:r>
+        <w:rPr>
+          <w:b/>
+          <w:bCs/>
+          <w:color w:val="000000" w:themeColor="text1"/>
+          <w:sz w:val="22"/>
+          <w:szCs w:val="22"/>
+        </w:rPr>
+        <w:t>Defining Table Aliases</w:t>
+      </w:r>
+      <w:r>
+        <w:rPr>
+          <w:b/>
+          <w:bCs/>
+          <w:color w:val="000000" w:themeColor="text1"/>
+          <w:sz w:val="22"/>
+          <w:szCs w:val="22"/>
+        </w:rPr>
+        <w:t>:</w:t>
+      </w:r>
+    </w:p>
+    <w:p>
+      <w:pPr>
+        <w:rPr>
+          <w:color w:val="000000" w:themeColor="text1"/>
+          <w:sz w:val="22"/>
+          <w:szCs w:val="22"/>
+        </w:rPr>
+      </w:pPr>
+      <w:r>
+        <w:rPr>
+          <w:color w:val="000000" w:themeColor="text1"/>
+          <w:sz w:val="22"/>
+          <w:szCs w:val="22"/>
+        </w:rPr>
+        <w:t>When joining multiple tables it’s a better idea to just give an alias name for the tables to access there columns instead of writing the name of the entire table</w:t>
+      </w:r>
+    </w:p>
+    <w:p>
+      <w:pPr>
+        <w:rPr>
+          <w:b/>
+          <w:bCs/>
+          <w:color w:val="4472C4" w:themeColor="accent1"/>
+        </w:rPr>
+      </w:pPr>
+      <w:r>
+        <w:rPr>
+          <w:b/>
+          <w:bCs/>
+          <w:color w:val="4472C4" w:themeColor="accent1"/>
+        </w:rPr>
+        <w:t xml:space="preserve">SELECT </w:t>
+      </w:r>
+      <w:proofErr w:type="spellStart"/>
+      <w:r>
+        <w:rPr>
+          <w:b/>
+          <w:bCs/>
+          <w:color w:val="4472C4" w:themeColor="accent1"/>
+        </w:rPr>
+        <w:t>c.first_name</w:t>
+      </w:r>
+      <w:proofErr w:type="spellEnd"/>
+      <w:r>
+        <w:rPr>
+          <w:b/>
+          <w:bCs/>
+          <w:color w:val="4472C4" w:themeColor="accent1"/>
+        </w:rPr>
+        <w:t xml:space="preserve">, </w:t>
+      </w:r>
+      <w:proofErr w:type="spellStart"/>
+      <w:r>
+        <w:rPr>
+          <w:b/>
+          <w:bCs/>
+          <w:color w:val="4472C4" w:themeColor="accent1"/>
+        </w:rPr>
+        <w:t>c.last_name</w:t>
+      </w:r>
+      <w:proofErr w:type="spellEnd"/>
+      <w:r>
+        <w:rPr>
+          <w:b/>
+          <w:bCs/>
+          <w:color w:val="4472C4" w:themeColor="accent1"/>
+        </w:rPr>
+        <w:t>,   time(</w:t>
+      </w:r>
+      <w:proofErr w:type="spellStart"/>
+      <w:r>
+        <w:rPr>
+          <w:b/>
+          <w:bCs/>
+          <w:color w:val="4472C4" w:themeColor="accent1"/>
+        </w:rPr>
+        <w:t>r.rental_date</w:t>
+      </w:r>
+      <w:proofErr w:type="spellEnd"/>
+      <w:r>
+        <w:rPr>
+          <w:b/>
+          <w:bCs/>
+          <w:color w:val="4472C4" w:themeColor="accent1"/>
+        </w:rPr>
+        <w:t xml:space="preserve">) </w:t>
+      </w:r>
+      <w:proofErr w:type="spellStart"/>
+      <w:r>
+        <w:rPr>
+          <w:b/>
+          <w:bCs/>
+          <w:color w:val="4472C4" w:themeColor="accent1"/>
+        </w:rPr>
+        <w:t>rental_time</w:t>
+      </w:r>
+      <w:proofErr w:type="spellEnd"/>
+      <w:r>
+        <w:rPr>
+          <w:b/>
+          <w:bCs/>
+          <w:color w:val="4472C4" w:themeColor="accent1"/>
+        </w:rPr>
+        <w:t xml:space="preserve"> </w:t>
+      </w:r>
+    </w:p>
+    <w:p>
+      <w:pPr>
+        <w:rPr>
+          <w:b/>
+          <w:bCs/>
+          <w:color w:val="4472C4" w:themeColor="accent1"/>
+        </w:rPr>
+      </w:pPr>
+      <w:r>
+        <w:rPr>
+          <w:b/>
+          <w:bCs/>
+          <w:color w:val="4472C4" w:themeColor="accent1"/>
+        </w:rPr>
+        <w:t xml:space="preserve">FROM customer c   </w:t>
+      </w:r>
+    </w:p>
+    <w:p>
+      <w:pPr>
+        <w:rPr>
+          <w:b/>
+          <w:bCs/>
+          <w:color w:val="4472C4" w:themeColor="accent1"/>
+        </w:rPr>
+      </w:pPr>
+      <w:r>
+        <w:rPr>
+          <w:b/>
+          <w:bCs/>
+          <w:color w:val="4472C4" w:themeColor="accent1"/>
+        </w:rPr>
+        <w:t xml:space="preserve">INNER JOIN rental r   </w:t>
+      </w:r>
+    </w:p>
+    <w:p>
+      <w:pPr>
+        <w:rPr>
+          <w:b/>
+          <w:bCs/>
+          <w:color w:val="4472C4" w:themeColor="accent1"/>
+        </w:rPr>
+      </w:pPr>
+      <w:r>
+        <w:rPr>
+          <w:b/>
+          <w:bCs/>
+          <w:color w:val="4472C4" w:themeColor="accent1"/>
+        </w:rPr>
+        <w:t xml:space="preserve">ON </w:t>
+      </w:r>
+      <w:proofErr w:type="spellStart"/>
+      <w:r>
+        <w:rPr>
+          <w:b/>
+          <w:bCs/>
+          <w:color w:val="4472C4" w:themeColor="accent1"/>
+        </w:rPr>
+        <w:t>c.customer_id</w:t>
+      </w:r>
+      <w:proofErr w:type="spellEnd"/>
+      <w:r>
+        <w:rPr>
+          <w:b/>
+          <w:bCs/>
+          <w:color w:val="4472C4" w:themeColor="accent1"/>
+        </w:rPr>
+        <w:t xml:space="preserve"> = </w:t>
+      </w:r>
+      <w:proofErr w:type="spellStart"/>
+      <w:r>
+        <w:rPr>
+          <w:b/>
+          <w:bCs/>
+          <w:color w:val="4472C4" w:themeColor="accent1"/>
+        </w:rPr>
+        <w:t>r.customer_id</w:t>
+      </w:r>
+      <w:proofErr w:type="spellEnd"/>
+      <w:r>
+        <w:rPr>
+          <w:b/>
+          <w:bCs/>
+          <w:color w:val="4472C4" w:themeColor="accent1"/>
+        </w:rPr>
+        <w:t xml:space="preserve"> </w:t>
+      </w:r>
+    </w:p>
+    <w:p>
+      <w:pPr>
+        <w:rPr>
+          <w:color w:val="000000" w:themeColor="text1"/>
+          <w:sz w:val="22"/>
+          <w:szCs w:val="22"/>
+        </w:rPr>
+      </w:pPr>
+      <w:r>
+        <w:rPr>
+          <w:b/>
+          <w:bCs/>
+          <w:color w:val="4472C4" w:themeColor="accent1"/>
+        </w:rPr>
+        <w:t>WHERE date(</w:t>
+      </w:r>
+      <w:proofErr w:type="spellStart"/>
+      <w:r>
+        <w:rPr>
+          <w:b/>
+          <w:bCs/>
+          <w:color w:val="4472C4" w:themeColor="accent1"/>
+        </w:rPr>
+        <w:t>r.rental_date</w:t>
+      </w:r>
+      <w:proofErr w:type="spellEnd"/>
+      <w:r>
+        <w:rPr>
+          <w:b/>
+          <w:bCs/>
+          <w:color w:val="4472C4" w:themeColor="accent1"/>
+        </w:rPr>
+        <w:t>) = '2005-06-14'</w:t>
+      </w:r>
+      <w:r>
+        <w:rPr>
+          <w:color w:val="000000" w:themeColor="text1"/>
+          <w:sz w:val="22"/>
+          <w:szCs w:val="22"/>
+        </w:rPr>
+        <w:t>;</w:t>
+      </w:r>
+    </w:p>
+    <w:p>
+      <w:pPr>
+        <w:rPr>
+          <w:color w:val="000000" w:themeColor="text1"/>
+          <w:sz w:val="22"/>
+          <w:szCs w:val="22"/>
+        </w:rPr>
+      </w:pPr>
+    </w:p>
+    <w:p>
+      <w:pPr>
+        <w:rPr>
+          <w:b/>
+          <w:bCs/>
+          <w:color w:val="000000" w:themeColor="text1"/>
+          <w:sz w:val="28"/>
+          <w:szCs w:val="28"/>
           <w:u w:val="single"/>
         </w:rPr>
-        <w:t>;</w:t>
-      </w:r>
-    </w:p>
-    <w:p>
-      <w:pPr>
-        <w:rPr>
-          <w:b/>
-          <w:bCs/>
-          <w:color w:val="000000" w:themeColor="text1"/>
-          <w:sz w:val="22"/>
-          <w:szCs w:val="22"/>
-        </w:rPr>
-      </w:pPr>
-      <w:r>
-        <w:rPr>
-          <w:b/>
-          <w:bCs/>
-          <w:color w:val="000000" w:themeColor="text1"/>
-          <w:sz w:val="22"/>
-          <w:szCs w:val="22"/>
-        </w:rPr>
-        <w:t>Key idea:</w:t>
-      </w:r>
-    </w:p>
-    <w:p>
-      <w:pPr>
-        <w:rPr>
-          <w:b/>
-          <w:bCs/>
-          <w:color w:val="EE0000"/>
-          <w:sz w:val="22"/>
-          <w:szCs w:val="22"/>
-        </w:rPr>
-      </w:pPr>
-      <w:r>
-        <w:rPr>
-          <w:b/>
-          <w:bCs/>
-          <w:color w:val="EE0000"/>
-          <w:sz w:val="22"/>
-          <w:szCs w:val="22"/>
-        </w:rPr>
-        <w:t>UPDATE changes existing rows; it does NOT create new row</w:t>
-      </w:r>
-    </w:p>
-    <w:p>
-      <w:pPr>
-        <w:rPr>
-          <w:color w:val="000000" w:themeColor="text1"/>
-          <w:sz w:val="22"/>
-          <w:szCs w:val="22"/>
-        </w:rPr>
-      </w:pPr>
-      <w:r>
-        <w:rPr>
-          <w:color w:val="000000" w:themeColor="text1"/>
-          <w:sz w:val="22"/>
-          <w:szCs w:val="22"/>
-        </w:rPr>
-        <w:t xml:space="preserve">UPDATE person </w:t>
-      </w:r>
-    </w:p>
-    <w:p>
-      <w:pPr>
-        <w:rPr>
-          <w:b/>
-          <w:bCs/>
-          <w:color w:val="4472C4" w:themeColor="accent1"/>
-        </w:rPr>
-      </w:pPr>
-      <w:r>
-        <w:rPr>
-          <w:b/>
-          <w:bCs/>
-          <w:color w:val="4472C4" w:themeColor="accent1"/>
-        </w:rPr>
-        <w:t>SET street = '</w:t>
-      </w:r>
-      <w:proofErr w:type="spellStart"/>
-      <w:r>
-        <w:rPr>
-          <w:b/>
-          <w:bCs/>
-          <w:color w:val="4472C4" w:themeColor="accent1"/>
-        </w:rPr>
-        <w:t>Lorscher</w:t>
-      </w:r>
-      <w:proofErr w:type="spellEnd"/>
-      <w:r>
-        <w:rPr>
-          <w:b/>
-          <w:bCs/>
-          <w:color w:val="4472C4" w:themeColor="accent1"/>
-        </w:rPr>
-        <w:t xml:space="preserve"> st',</w:t>
-      </w:r>
-    </w:p>
-    <w:p>
-      <w:pPr>
-        <w:rPr>
-          <w:b/>
-          <w:bCs/>
-          <w:color w:val="4472C4" w:themeColor="accent1"/>
-        </w:rPr>
-      </w:pPr>
-      <w:r>
-        <w:rPr>
-          <w:b/>
-          <w:bCs/>
-          <w:color w:val="4472C4" w:themeColor="accent1"/>
-        </w:rPr>
-        <w:t>    city = '</w:t>
-      </w:r>
-      <w:proofErr w:type="spellStart"/>
-      <w:r>
-        <w:rPr>
-          <w:b/>
-          <w:bCs/>
-          <w:color w:val="4472C4" w:themeColor="accent1"/>
-        </w:rPr>
-        <w:t>ffm</w:t>
-      </w:r>
-      <w:proofErr w:type="spellEnd"/>
-      <w:r>
-        <w:rPr>
-          <w:b/>
-          <w:bCs/>
-          <w:color w:val="4472C4" w:themeColor="accent1"/>
-        </w:rPr>
-        <w:t>',</w:t>
-      </w:r>
-    </w:p>
-    <w:p>
-      <w:pPr>
-        <w:rPr>
-          <w:b/>
-          <w:bCs/>
-          <w:color w:val="4472C4" w:themeColor="accent1"/>
-        </w:rPr>
-      </w:pPr>
-      <w:r>
-        <w:rPr>
-          <w:b/>
-          <w:bCs/>
-          <w:color w:val="4472C4" w:themeColor="accent1"/>
-        </w:rPr>
-        <w:t>    state = '</w:t>
-      </w:r>
-      <w:proofErr w:type="spellStart"/>
-      <w:r>
-        <w:rPr>
-          <w:b/>
-          <w:bCs/>
-          <w:color w:val="4472C4" w:themeColor="accent1"/>
-        </w:rPr>
-        <w:t>hesse</w:t>
-      </w:r>
-      <w:proofErr w:type="spellEnd"/>
-      <w:r>
-        <w:rPr>
-          <w:b/>
-          <w:bCs/>
-          <w:color w:val="4472C4" w:themeColor="accent1"/>
-        </w:rPr>
-        <w:t>',</w:t>
-      </w:r>
-    </w:p>
-    <w:p>
-      <w:pPr>
-        <w:rPr>
-          <w:b/>
-          <w:bCs/>
-          <w:color w:val="4472C4" w:themeColor="accent1"/>
-        </w:rPr>
-      </w:pPr>
-      <w:r>
-        <w:rPr>
-          <w:b/>
-          <w:bCs/>
-          <w:color w:val="4472C4" w:themeColor="accent1"/>
-        </w:rPr>
-        <w:t>    country = 'Germany',</w:t>
-      </w:r>
-    </w:p>
-    <w:p>
-      <w:pPr>
-        <w:rPr>
-          <w:b/>
-          <w:bCs/>
-          <w:color w:val="4472C4" w:themeColor="accent1"/>
-        </w:rPr>
-      </w:pPr>
-      <w:r>
-        <w:rPr>
-          <w:b/>
-          <w:bCs/>
-          <w:color w:val="4472C4" w:themeColor="accent1"/>
-        </w:rPr>
-        <w:t xml:space="preserve">    </w:t>
-      </w:r>
-      <w:proofErr w:type="spellStart"/>
-      <w:r>
-        <w:rPr>
-          <w:b/>
-          <w:bCs/>
-          <w:color w:val="4472C4" w:themeColor="accent1"/>
-        </w:rPr>
-        <w:t>postal_code</w:t>
-      </w:r>
-      <w:proofErr w:type="spellEnd"/>
-      <w:r>
-        <w:rPr>
-          <w:b/>
-          <w:bCs/>
-          <w:color w:val="4472C4" w:themeColor="accent1"/>
-        </w:rPr>
-        <w:t xml:space="preserve"> = 60489,</w:t>
-      </w:r>
-    </w:p>
-    <w:p>
-      <w:pPr>
-        <w:rPr>
-          <w:b/>
-          <w:bCs/>
-          <w:color w:val="4472C4" w:themeColor="accent1"/>
-        </w:rPr>
-      </w:pPr>
-      <w:r>
-        <w:rPr>
-          <w:b/>
-          <w:bCs/>
-          <w:color w:val="4472C4" w:themeColor="accent1"/>
-        </w:rPr>
-        <w:t xml:space="preserve">    </w:t>
-      </w:r>
-      <w:proofErr w:type="spellStart"/>
-      <w:r>
-        <w:rPr>
-          <w:b/>
-          <w:bCs/>
-          <w:color w:val="4472C4" w:themeColor="accent1"/>
-        </w:rPr>
-        <w:t>birth_date</w:t>
-      </w:r>
-      <w:proofErr w:type="spellEnd"/>
-      <w:r>
-        <w:rPr>
-          <w:b/>
-          <w:bCs/>
-          <w:color w:val="4472C4" w:themeColor="accent1"/>
-        </w:rPr>
-        <w:t xml:space="preserve"> = '2002-05-22'</w:t>
-      </w:r>
-    </w:p>
-    <w:p>
-      <w:pPr>
-        <w:rPr>
-          <w:b/>
-          <w:bCs/>
-          <w:color w:val="4472C4" w:themeColor="accent1"/>
-        </w:rPr>
-      </w:pPr>
-      <w:r>
-        <w:rPr>
-          <w:b/>
-          <w:bCs/>
-          <w:color w:val="4472C4" w:themeColor="accent1"/>
-        </w:rPr>
-        <w:t>WHERE id = 1;</w:t>
-      </w:r>
-    </w:p>
-    <w:p>
-      <w:pPr>
-        <w:rPr>
-          <w:color w:val="000000" w:themeColor="text1"/>
-          <w:sz w:val="22"/>
-          <w:szCs w:val="22"/>
-        </w:rPr>
-      </w:pPr>
-    </w:p>
-    <w:p>
-      <w:pPr>
-        <w:rPr>
-          <w:color w:val="000000" w:themeColor="text1"/>
-          <w:sz w:val="22"/>
-          <w:szCs w:val="22"/>
-        </w:rPr>
-      </w:pPr>
-    </w:p>
-    <w:p>
-      <w:pPr>
-        <w:rPr>
-          <w:color w:val="000000" w:themeColor="text1"/>
-          <w:sz w:val="22"/>
-          <w:szCs w:val="22"/>
-        </w:rPr>
-      </w:pPr>
-    </w:p>
-    <w:p>
-      <w:pPr>
-        <w:rPr>
-          <w:color w:val="000000" w:themeColor="text1"/>
-          <w:sz w:val="22"/>
-          <w:szCs w:val="22"/>
-        </w:rPr>
-      </w:pPr>
-    </w:p>
-    <w:p>
-      <w:pPr>
-        <w:rPr>
-          <w:color w:val="000000" w:themeColor="text1"/>
-          <w:sz w:val="22"/>
-          <w:szCs w:val="22"/>
-        </w:rPr>
-      </w:pPr>
-    </w:p>
-    <w:p>
-      <w:pPr>
-        <w:rPr>
-          <w:b/>
-          <w:bCs/>
-          <w:color w:val="000000" w:themeColor="text1"/>
+      </w:pPr>
+      <w:r>
+        <w:rPr>
+          <w:b/>
+          <w:bCs/>
+          <w:color w:val="000000" w:themeColor="text1"/>
+          <w:sz w:val="28"/>
+          <w:szCs w:val="28"/>
           <w:u w:val="single"/>
         </w:rPr>
-      </w:pPr>
-      <w:r>
-        <w:rPr>
-          <w:b/>
-          <w:bCs/>
-          <w:color w:val="000000" w:themeColor="text1"/>
+        <w:lastRenderedPageBreak/>
+        <w:t>The where Clause</w:t>
+      </w:r>
+      <w:r>
+        <w:rPr>
+          <w:b/>
+          <w:bCs/>
+          <w:color w:val="000000" w:themeColor="text1"/>
+          <w:sz w:val="28"/>
+          <w:szCs w:val="28"/>
           <w:u w:val="single"/>
         </w:rPr>
-        <w:lastRenderedPageBreak/>
-        <w:t>Deleting data</w:t>
-      </w:r>
-    </w:p>
-    <w:p>
-      <w:pPr>
-        <w:rPr>
-          <w:b/>
-          <w:bCs/>
-          <w:color w:val="4472C4" w:themeColor="accent1"/>
-        </w:rPr>
-      </w:pPr>
-      <w:r>
-        <w:rPr>
-          <w:b/>
-          <w:bCs/>
-          <w:color w:val="4472C4" w:themeColor="accent1"/>
-        </w:rPr>
-        <w:t xml:space="preserve">DELETE </w:t>
-      </w:r>
-    </w:p>
-    <w:p>
-      <w:pPr>
-        <w:rPr>
-          <w:b/>
-          <w:bCs/>
-          <w:color w:val="4472C4" w:themeColor="accent1"/>
-        </w:rPr>
-      </w:pPr>
-      <w:r>
-        <w:rPr>
-          <w:b/>
-          <w:bCs/>
-          <w:color w:val="4472C4" w:themeColor="accent1"/>
-        </w:rPr>
-        <w:t>FROM person</w:t>
-      </w:r>
-    </w:p>
-    <w:p>
-      <w:pPr>
-        <w:rPr>
-          <w:b/>
-          <w:bCs/>
-          <w:color w:val="4472C4" w:themeColor="accent1"/>
-        </w:rPr>
-      </w:pPr>
-      <w:r>
-        <w:rPr>
-          <w:b/>
-          <w:bCs/>
-          <w:color w:val="4472C4" w:themeColor="accent1"/>
-        </w:rPr>
-        <w:t>WHERE id = 2;</w:t>
-      </w:r>
-    </w:p>
-    <w:p>
-      <w:pPr>
-        <w:rPr>
-          <w:color w:val="000000" w:themeColor="text1"/>
-          <w:sz w:val="22"/>
-          <w:szCs w:val="22"/>
-        </w:rPr>
-      </w:pPr>
-    </w:p>
-    <w:p>
-      <w:pPr>
-        <w:rPr>
-          <w:b/>
-          <w:bCs/>
-          <w:color w:val="000000" w:themeColor="text1"/>
+        <w:t>:</w:t>
+      </w:r>
+    </w:p>
+    <w:p>
+      <w:pPr>
+        <w:rPr>
+          <w:color w:val="000000" w:themeColor="text1"/>
+          <w:sz w:val="22"/>
+          <w:szCs w:val="22"/>
+        </w:rPr>
+      </w:pPr>
+      <w:r>
+        <w:rPr>
+          <w:color w:val="000000" w:themeColor="text1"/>
+          <w:sz w:val="22"/>
+          <w:szCs w:val="22"/>
+        </w:rPr>
+        <w:t>The where clause is the mechanism for filtering out unwanted rows from your result set.</w:t>
+      </w:r>
+    </w:p>
+    <w:p>
+      <w:pPr>
+        <w:rPr>
+          <w:b/>
+          <w:bCs/>
+          <w:color w:val="000000" w:themeColor="text1"/>
+          <w:sz w:val="22"/>
+          <w:szCs w:val="22"/>
+        </w:rPr>
+      </w:pPr>
+      <w:r>
+        <w:rPr>
+          <w:color w:val="000000" w:themeColor="text1"/>
+          <w:sz w:val="22"/>
+          <w:szCs w:val="22"/>
+        </w:rPr>
+        <w:t xml:space="preserve">individual conditions are separated using operators such as </w:t>
+      </w:r>
+      <w:r>
+        <w:rPr>
+          <w:b/>
+          <w:bCs/>
+          <w:color w:val="000000" w:themeColor="text1"/>
+          <w:sz w:val="22"/>
+          <w:szCs w:val="22"/>
+        </w:rPr>
+        <w:t>and, or, and not</w:t>
+      </w:r>
+    </w:p>
+    <w:p>
+      <w:pPr>
+        <w:rPr>
+          <w:b/>
+          <w:bCs/>
+          <w:color w:val="4472C4" w:themeColor="accent1"/>
+        </w:rPr>
+      </w:pPr>
+      <w:r>
+        <w:rPr>
+          <w:b/>
+          <w:bCs/>
+          <w:color w:val="4472C4" w:themeColor="accent1"/>
+        </w:rPr>
+        <w:t xml:space="preserve">SELECT title, </w:t>
+      </w:r>
+      <w:proofErr w:type="spellStart"/>
+      <w:r>
+        <w:rPr>
+          <w:b/>
+          <w:bCs/>
+          <w:color w:val="4472C4" w:themeColor="accent1"/>
+        </w:rPr>
+        <w:t>rental_duration</w:t>
+      </w:r>
+      <w:proofErr w:type="spellEnd"/>
+    </w:p>
+    <w:p>
+      <w:pPr>
+        <w:rPr>
+          <w:b/>
+          <w:bCs/>
+          <w:color w:val="4472C4" w:themeColor="accent1"/>
+        </w:rPr>
+      </w:pPr>
+      <w:r>
+        <w:rPr>
+          <w:b/>
+          <w:bCs/>
+          <w:color w:val="4472C4" w:themeColor="accent1"/>
+        </w:rPr>
+        <w:t>FROM film</w:t>
+      </w:r>
+    </w:p>
+    <w:p>
+      <w:pPr>
+        <w:rPr>
+          <w:b/>
+          <w:bCs/>
+          <w:color w:val="4472C4" w:themeColor="accent1"/>
+        </w:rPr>
+      </w:pPr>
+      <w:r>
+        <w:rPr>
+          <w:b/>
+          <w:bCs/>
+          <w:color w:val="4472C4" w:themeColor="accent1"/>
+        </w:rPr>
+        <w:t xml:space="preserve">WHERE rating = 'G' AND </w:t>
+      </w:r>
+      <w:proofErr w:type="spellStart"/>
+      <w:r>
+        <w:rPr>
+          <w:b/>
+          <w:bCs/>
+          <w:color w:val="4472C4" w:themeColor="accent1"/>
+        </w:rPr>
+        <w:t>rental_duration</w:t>
+      </w:r>
+      <w:proofErr w:type="spellEnd"/>
+      <w:r>
+        <w:rPr>
+          <w:b/>
+          <w:bCs/>
+          <w:color w:val="4472C4" w:themeColor="accent1"/>
+        </w:rPr>
+        <w:t xml:space="preserve"> &gt; 5</w:t>
+      </w:r>
+    </w:p>
+    <w:p>
+      <w:pPr>
+        <w:rPr>
+          <w:b/>
+          <w:bCs/>
+          <w:color w:val="4472C4" w:themeColor="accent1"/>
+        </w:rPr>
+      </w:pPr>
+      <w:r>
+        <w:rPr>
+          <w:b/>
+          <w:bCs/>
+          <w:color w:val="4472C4" w:themeColor="accent1"/>
+        </w:rPr>
+        <w:t xml:space="preserve">ORDER BY </w:t>
+      </w:r>
+      <w:proofErr w:type="spellStart"/>
+      <w:r>
+        <w:rPr>
+          <w:b/>
+          <w:bCs/>
+          <w:color w:val="4472C4" w:themeColor="accent1"/>
+        </w:rPr>
+        <w:t>rental_duration</w:t>
+      </w:r>
+      <w:proofErr w:type="spellEnd"/>
+      <w:r>
+        <w:rPr>
+          <w:b/>
+          <w:bCs/>
+          <w:color w:val="4472C4" w:themeColor="accent1"/>
+        </w:rPr>
+        <w:t xml:space="preserve"> DESC;</w:t>
+      </w:r>
+    </w:p>
+    <w:p>
+      <w:pPr>
+        <w:rPr>
+          <w:color w:val="000000" w:themeColor="text1"/>
+          <w:sz w:val="22"/>
+          <w:szCs w:val="22"/>
+        </w:rPr>
+      </w:pPr>
+      <w:r>
+        <w:rPr>
+          <w:color w:val="000000" w:themeColor="text1"/>
+          <w:sz w:val="22"/>
+          <w:szCs w:val="22"/>
+        </w:rPr>
+        <w:t>You should always use parentheses to separate groups of conditions when mixing different operators so that you, the database server, and anyone who comes along later to modify your code will be on the same page</w:t>
+      </w:r>
+    </w:p>
+    <w:p>
+      <w:pPr>
+        <w:rPr>
+          <w:b/>
+          <w:bCs/>
+          <w:color w:val="000000" w:themeColor="text1"/>
+          <w:sz w:val="28"/>
+          <w:szCs w:val="28"/>
           <w:u w:val="single"/>
         </w:rPr>
       </w:pPr>
-      <w:r>
-        <w:rPr>
-          <w:b/>
-          <w:bCs/>
-          <w:color w:val="000000" w:themeColor="text1"/>
+    </w:p>
+    <w:p>
+      <w:pPr>
+        <w:rPr>
+          <w:b/>
+          <w:bCs/>
+          <w:color w:val="000000" w:themeColor="text1"/>
+          <w:sz w:val="28"/>
+          <w:szCs w:val="28"/>
           <w:u w:val="single"/>
         </w:rPr>
-        <w:t>When and where does things go wrong:</w:t>
-      </w:r>
-    </w:p>
-    <w:p>
-      <w:pPr>
-        <w:rPr>
-          <w:color w:val="000000" w:themeColor="text1"/>
-          <w:sz w:val="22"/>
-          <w:szCs w:val="22"/>
-        </w:rPr>
-      </w:pPr>
-      <w:r>
-        <w:rPr>
-          <w:color w:val="000000" w:themeColor="text1"/>
-          <w:sz w:val="22"/>
-          <w:szCs w:val="22"/>
-        </w:rPr>
-        <w:t xml:space="preserve">Invalid date conversion </w:t>
-      </w:r>
-      <w:r>
-        <w:rPr>
-          <w:color w:val="000000" w:themeColor="text1"/>
-          <w:sz w:val="22"/>
-          <w:szCs w:val="22"/>
-        </w:rPr>
-        <w:sym w:font="Wingdings" w:char="F0E0"/>
-      </w:r>
-      <w:r>
-        <w:rPr>
-          <w:color w:val="000000" w:themeColor="text1"/>
-          <w:sz w:val="22"/>
-          <w:szCs w:val="22"/>
-        </w:rPr>
-        <w:t xml:space="preserve"> we insert the wrong data format for the date or any other data type, int or anything else.</w:t>
-      </w:r>
-    </w:p>
-    <w:p>
-      <w:pPr>
-        <w:rPr>
-          <w:color w:val="000000" w:themeColor="text1"/>
-          <w:sz w:val="22"/>
-          <w:szCs w:val="22"/>
-        </w:rPr>
-      </w:pPr>
-      <w:r>
-        <w:rPr>
-          <w:color w:val="000000" w:themeColor="text1"/>
-          <w:sz w:val="22"/>
-          <w:szCs w:val="22"/>
-        </w:rPr>
-        <w:t>Inserting a value into an ENUM, that is not included in the ENUM, data value violation.</w:t>
-      </w:r>
-    </w:p>
-    <w:p>
-      <w:pPr>
-        <w:rPr>
-          <w:color w:val="000000" w:themeColor="text1"/>
-          <w:sz w:val="22"/>
-          <w:szCs w:val="22"/>
-        </w:rPr>
-      </w:pPr>
-      <w:r>
-        <w:rPr>
-          <w:color w:val="000000" w:themeColor="text1"/>
-          <w:sz w:val="22"/>
-          <w:szCs w:val="22"/>
-        </w:rPr>
-        <w:t>Nonexistent Foreign Key</w:t>
-      </w:r>
-      <w:r>
-        <w:rPr>
+      </w:pPr>
+      <w:r>
+        <w:rPr>
+          <w:b/>
+          <w:bCs/>
+          <w:color w:val="000000" w:themeColor="text1"/>
+          <w:sz w:val="28"/>
+          <w:szCs w:val="28"/>
+          <w:u w:val="single"/>
+        </w:rPr>
+        <w:t>The group by and having Clauses</w:t>
+      </w:r>
+      <w:r>
+        <w:rPr>
+          <w:b/>
+          <w:bCs/>
+          <w:color w:val="000000" w:themeColor="text1"/>
+          <w:sz w:val="28"/>
+          <w:szCs w:val="28"/>
+          <w:u w:val="single"/>
+        </w:rPr>
+        <w:t>:</w:t>
+      </w:r>
+    </w:p>
+    <w:p>
+      <w:pPr>
+        <w:rPr>
+          <w:color w:val="000000" w:themeColor="text1"/>
+          <w:sz w:val="22"/>
+          <w:szCs w:val="22"/>
+        </w:rPr>
+      </w:pPr>
+      <w:r>
+        <w:rPr>
+          <w:color w:val="000000" w:themeColor="text1"/>
+          <w:sz w:val="22"/>
+          <w:szCs w:val="22"/>
+        </w:rPr>
+        <w:t>Those are covered in chapter 8 in detail</w:t>
+      </w:r>
+    </w:p>
+    <w:p>
+      <w:pPr>
+        <w:rPr>
+          <w:color w:val="000000" w:themeColor="text1"/>
+          <w:sz w:val="22"/>
+          <w:szCs w:val="22"/>
+        </w:rPr>
+      </w:pPr>
+    </w:p>
+    <w:p>
+      <w:pPr>
+        <w:rPr>
+          <w:b/>
+          <w:bCs/>
+          <w:color w:val="000000" w:themeColor="text1"/>
+          <w:sz w:val="28"/>
+          <w:szCs w:val="28"/>
+          <w:u w:val="single"/>
+        </w:rPr>
+      </w:pPr>
+      <w:r>
+        <w:rPr>
+          <w:b/>
+          <w:bCs/>
+          <w:color w:val="000000" w:themeColor="text1"/>
+          <w:sz w:val="28"/>
+          <w:szCs w:val="28"/>
+          <w:u w:val="single"/>
+        </w:rPr>
+        <w:t>ORDER BY Clause:</w:t>
+      </w:r>
+    </w:p>
+    <w:p>
+      <w:pPr>
+        <w:rPr>
+          <w:color w:val="000000" w:themeColor="text1"/>
+          <w:sz w:val="22"/>
+          <w:szCs w:val="22"/>
+        </w:rPr>
+      </w:pPr>
+      <w:r>
+        <w:rPr>
+          <w:color w:val="000000" w:themeColor="text1"/>
+          <w:sz w:val="22"/>
+          <w:szCs w:val="22"/>
+        </w:rPr>
+        <w:t>The order by clause is the mechanism for sorting your result set using either raw column data or expressions based on column data</w:t>
+      </w:r>
+    </w:p>
+    <w:p>
+      <w:pPr>
+        <w:rPr>
+          <w:b/>
+          <w:bCs/>
+          <w:color w:val="000000" w:themeColor="text1"/>
+          <w:sz w:val="22"/>
+          <w:szCs w:val="22"/>
+        </w:rPr>
+      </w:pPr>
+      <w:r>
+        <w:rPr>
+          <w:color w:val="000000" w:themeColor="text1"/>
+          <w:sz w:val="22"/>
+          <w:szCs w:val="22"/>
+        </w:rPr>
+        <w:t xml:space="preserve">When sorting, you have the option of specifying ascending or descending order via the </w:t>
+      </w:r>
+      <w:proofErr w:type="spellStart"/>
+      <w:r>
+        <w:rPr>
+          <w:color w:val="000000" w:themeColor="text1"/>
+          <w:sz w:val="22"/>
+          <w:szCs w:val="22"/>
+        </w:rPr>
+        <w:t>asc</w:t>
+      </w:r>
+      <w:proofErr w:type="spellEnd"/>
+      <w:r>
+        <w:rPr>
+          <w:color w:val="000000" w:themeColor="text1"/>
+          <w:sz w:val="22"/>
+          <w:szCs w:val="22"/>
+        </w:rPr>
+        <w:t xml:space="preserve"> and desc keywords. </w:t>
+      </w:r>
+      <w:r>
+        <w:rPr>
+          <w:b/>
+          <w:bCs/>
+          <w:color w:val="000000" w:themeColor="text1"/>
+          <w:sz w:val="22"/>
+          <w:szCs w:val="22"/>
+        </w:rPr>
+        <w:t>The default is ascending</w:t>
+      </w:r>
+    </w:p>
+    <w:p>
+      <w:pPr>
+        <w:rPr>
+          <w:color w:val="000000" w:themeColor="text1"/>
+          <w:sz w:val="22"/>
+          <w:szCs w:val="22"/>
+        </w:rPr>
+      </w:pPr>
+      <w:r>
+        <w:rPr>
+          <w:b/>
+          <w:bCs/>
           <w:color w:val="000000" w:themeColor="text1"/>
           <w:sz w:val="22"/>
           <w:szCs w:val="22"/>
@@ -3153,996 +5085,201 @@
           <w:sz w:val="22"/>
           <w:szCs w:val="22"/>
         </w:rPr>
-        <w:sym w:font="Wingdings" w:char="F0E0"/>
-      </w:r>
-      <w:r>
-        <w:rPr>
-          <w:color w:val="000000" w:themeColor="text1"/>
-          <w:sz w:val="22"/>
-          <w:szCs w:val="22"/>
-        </w:rPr>
-        <w:t xml:space="preserve"> to explain it into more details, if we have a foreign key and we tried to enter a value in it that does not exist as in the parent table, we get a violation.</w:t>
-      </w:r>
-    </w:p>
-    <w:p>
-      <w:pPr>
-        <w:rPr>
-          <w:color w:val="000000" w:themeColor="text1"/>
-          <w:sz w:val="22"/>
-          <w:szCs w:val="22"/>
-        </w:rPr>
-      </w:pPr>
-      <w:r>
-        <w:rPr>
-          <w:color w:val="000000" w:themeColor="text1"/>
-          <w:sz w:val="22"/>
-          <w:szCs w:val="22"/>
-        </w:rPr>
-        <w:t xml:space="preserve">If we insert into the </w:t>
-      </w:r>
-      <w:proofErr w:type="spellStart"/>
-      <w:r>
-        <w:rPr>
-          <w:color w:val="000000" w:themeColor="text1"/>
-          <w:sz w:val="22"/>
-          <w:szCs w:val="22"/>
-        </w:rPr>
-        <w:t>person_id</w:t>
-      </w:r>
-      <w:proofErr w:type="spellEnd"/>
-      <w:r>
-        <w:rPr>
-          <w:color w:val="000000" w:themeColor="text1"/>
-          <w:sz w:val="22"/>
-          <w:szCs w:val="22"/>
-        </w:rPr>
-        <w:t xml:space="preserve"> the value 100, but int the person.id we don’t have 100 then we get a violation</w:t>
-      </w:r>
-    </w:p>
-    <w:p>
-      <w:pPr>
-        <w:rPr>
-          <w:color w:val="000000" w:themeColor="text1"/>
-          <w:sz w:val="22"/>
-          <w:szCs w:val="22"/>
-        </w:rPr>
-      </w:pPr>
-      <w:r>
-        <w:rPr>
-          <w:color w:val="000000" w:themeColor="text1"/>
-          <w:sz w:val="22"/>
-          <w:szCs w:val="22"/>
-        </w:rPr>
-        <w:t>Duplicate primary key violation</w:t>
-      </w:r>
-      <w:r>
-        <w:rPr>
-          <w:color w:val="000000" w:themeColor="text1"/>
-          <w:sz w:val="22"/>
-          <w:szCs w:val="22"/>
-        </w:rPr>
-        <w:sym w:font="Wingdings" w:char="F0E0"/>
-      </w:r>
-      <w:r>
-        <w:rPr>
-          <w:color w:val="000000" w:themeColor="text1"/>
-          <w:sz w:val="22"/>
-          <w:szCs w:val="22"/>
-        </w:rPr>
-        <w:t xml:space="preserve"> attempting to insert data using the same primary key that is already in use.</w:t>
-      </w:r>
-    </w:p>
-    <w:p>
-      <w:pPr>
-        <w:rPr>
-          <w:color w:val="000000" w:themeColor="text1"/>
-          <w:sz w:val="22"/>
-          <w:szCs w:val="22"/>
-        </w:rPr>
-      </w:pPr>
-    </w:p>
-    <w:p>
-      <w:pPr>
-        <w:rPr>
-          <w:b/>
-          <w:bCs/>
-          <w:i/>
-          <w:iCs/>
-          <w:color w:val="4472C4" w:themeColor="accent1"/>
-          <w:sz w:val="22"/>
-          <w:szCs w:val="22"/>
-        </w:rPr>
-      </w:pPr>
-      <w:r>
-        <w:rPr>
-          <w:b/>
-          <w:bCs/>
-          <w:i/>
-          <w:iCs/>
-          <w:color w:val="4472C4" w:themeColor="accent1"/>
-          <w:sz w:val="22"/>
-          <w:szCs w:val="22"/>
-        </w:rPr>
-        <w:t>SELECT DATE_</w:t>
-      </w:r>
-      <w:proofErr w:type="gramStart"/>
-      <w:r>
-        <w:rPr>
-          <w:b/>
-          <w:bCs/>
-          <w:i/>
-          <w:iCs/>
-          <w:color w:val="4472C4" w:themeColor="accent1"/>
-          <w:sz w:val="22"/>
-          <w:szCs w:val="22"/>
-        </w:rPr>
-        <w:t>FORMAT(</w:t>
-      </w:r>
-      <w:proofErr w:type="spellStart"/>
-      <w:proofErr w:type="gramEnd"/>
-      <w:r>
-        <w:rPr>
-          <w:b/>
-          <w:bCs/>
-          <w:i/>
-          <w:iCs/>
-          <w:color w:val="4472C4" w:themeColor="accent1"/>
-          <w:sz w:val="22"/>
-          <w:szCs w:val="22"/>
-        </w:rPr>
-        <w:t>event_time</w:t>
-      </w:r>
-      <w:proofErr w:type="spellEnd"/>
-      <w:r>
-        <w:rPr>
-          <w:b/>
-          <w:bCs/>
-          <w:i/>
-          <w:iCs/>
-          <w:color w:val="4472C4" w:themeColor="accent1"/>
-          <w:sz w:val="22"/>
-          <w:szCs w:val="22"/>
-        </w:rPr>
-        <w:t>, '%W, %M %d %Y %</w:t>
-      </w:r>
-      <w:proofErr w:type="gramStart"/>
-      <w:r>
-        <w:rPr>
-          <w:b/>
-          <w:bCs/>
-          <w:i/>
-          <w:iCs/>
-          <w:color w:val="4472C4" w:themeColor="accent1"/>
-          <w:sz w:val="22"/>
-          <w:szCs w:val="22"/>
-        </w:rPr>
-        <w:t>h:%</w:t>
-      </w:r>
-      <w:proofErr w:type="spellStart"/>
-      <w:r>
-        <w:rPr>
-          <w:b/>
-          <w:bCs/>
-          <w:i/>
-          <w:iCs/>
-          <w:color w:val="4472C4" w:themeColor="accent1"/>
-          <w:sz w:val="22"/>
-          <w:szCs w:val="22"/>
-        </w:rPr>
-        <w:t>i</w:t>
-      </w:r>
-      <w:proofErr w:type="spellEnd"/>
-      <w:r>
-        <w:rPr>
-          <w:b/>
-          <w:bCs/>
-          <w:i/>
-          <w:iCs/>
-          <w:color w:val="4472C4" w:themeColor="accent1"/>
-          <w:sz w:val="22"/>
-          <w:szCs w:val="22"/>
-        </w:rPr>
-        <w:t>:%</w:t>
-      </w:r>
-      <w:proofErr w:type="gramEnd"/>
-      <w:r>
-        <w:rPr>
-          <w:b/>
-          <w:bCs/>
-          <w:i/>
-          <w:iCs/>
-          <w:color w:val="4472C4" w:themeColor="accent1"/>
-          <w:sz w:val="22"/>
-          <w:szCs w:val="22"/>
-        </w:rPr>
-        <w:t>s %p')</w:t>
-      </w:r>
-    </w:p>
-    <w:p>
-      <w:pPr>
-        <w:rPr>
-          <w:b/>
-          <w:bCs/>
-          <w:i/>
-          <w:iCs/>
-          <w:color w:val="4472C4" w:themeColor="accent1"/>
-          <w:sz w:val="22"/>
-          <w:szCs w:val="22"/>
-        </w:rPr>
-      </w:pPr>
-      <w:r>
-        <w:rPr>
-          <w:b/>
-          <w:bCs/>
-          <w:i/>
-          <w:iCs/>
-          <w:color w:val="4472C4" w:themeColor="accent1"/>
-          <w:sz w:val="22"/>
-          <w:szCs w:val="22"/>
-        </w:rPr>
-        <w:t>FROM events;</w:t>
-      </w:r>
-    </w:p>
-    <w:p>
-      <w:pPr>
-        <w:rPr>
-          <w:color w:val="000000" w:themeColor="text1"/>
-          <w:sz w:val="22"/>
-          <w:szCs w:val="22"/>
-        </w:rPr>
-      </w:pPr>
-      <w:r>
-        <w:rPr>
-          <w:color w:val="000000" w:themeColor="text1"/>
-          <w:sz w:val="22"/>
-          <w:szCs w:val="22"/>
-        </w:rPr>
-        <w:t>%</w:t>
-      </w:r>
-      <w:proofErr w:type="spellStart"/>
-      <w:proofErr w:type="gramStart"/>
-      <w:r>
-        <w:rPr>
-          <w:color w:val="000000" w:themeColor="text1"/>
-          <w:sz w:val="22"/>
-          <w:szCs w:val="22"/>
-        </w:rPr>
-        <w:t>a</w:t>
-      </w:r>
-      <w:proofErr w:type="spellEnd"/>
-      <w:proofErr w:type="gramEnd"/>
-      <w:r>
-        <w:rPr>
-          <w:color w:val="000000" w:themeColor="text1"/>
-          <w:sz w:val="22"/>
-          <w:szCs w:val="22"/>
-        </w:rPr>
-        <w:t xml:space="preserve"> </w:t>
-      </w:r>
-      <w:proofErr w:type="gramStart"/>
-      <w:r>
-        <w:rPr>
-          <w:color w:val="000000" w:themeColor="text1"/>
-          <w:sz w:val="22"/>
-          <w:szCs w:val="22"/>
-        </w:rPr>
-        <w:t>The</w:t>
-      </w:r>
-      <w:proofErr w:type="gramEnd"/>
-      <w:r>
-        <w:rPr>
-          <w:color w:val="000000" w:themeColor="text1"/>
-          <w:sz w:val="22"/>
-          <w:szCs w:val="22"/>
-        </w:rPr>
-        <w:t xml:space="preserve"> short weekday name, such as Sun, Mon, </w:t>
-      </w:r>
-    </w:p>
-    <w:p>
-      <w:pPr>
-        <w:rPr>
-          <w:color w:val="000000" w:themeColor="text1"/>
-          <w:sz w:val="22"/>
-          <w:szCs w:val="22"/>
-        </w:rPr>
-      </w:pPr>
-      <w:r>
-        <w:rPr>
-          <w:color w:val="000000" w:themeColor="text1"/>
-          <w:sz w:val="22"/>
-          <w:szCs w:val="22"/>
-        </w:rPr>
-        <w:t xml:space="preserve">%b </w:t>
-      </w:r>
-      <w:proofErr w:type="gramStart"/>
-      <w:r>
-        <w:rPr>
-          <w:color w:val="000000" w:themeColor="text1"/>
-          <w:sz w:val="22"/>
-          <w:szCs w:val="22"/>
-        </w:rPr>
-        <w:t>The</w:t>
-      </w:r>
-      <w:proofErr w:type="gramEnd"/>
-      <w:r>
-        <w:rPr>
-          <w:color w:val="000000" w:themeColor="text1"/>
-          <w:sz w:val="22"/>
-          <w:szCs w:val="22"/>
-        </w:rPr>
-        <w:t xml:space="preserve"> short month name, such as Jan, Feb</w:t>
-      </w:r>
-    </w:p>
-    <w:p>
-      <w:pPr>
-        <w:rPr>
-          <w:color w:val="000000" w:themeColor="text1"/>
-          <w:sz w:val="22"/>
-          <w:szCs w:val="22"/>
-        </w:rPr>
-      </w:pPr>
-      <w:r>
-        <w:rPr>
-          <w:color w:val="000000" w:themeColor="text1"/>
-          <w:sz w:val="22"/>
-          <w:szCs w:val="22"/>
-        </w:rPr>
-        <w:t xml:space="preserve">%c </w:t>
-      </w:r>
-      <w:proofErr w:type="gramStart"/>
-      <w:r>
-        <w:rPr>
-          <w:color w:val="000000" w:themeColor="text1"/>
-          <w:sz w:val="22"/>
-          <w:szCs w:val="22"/>
-        </w:rPr>
-        <w:t>The</w:t>
-      </w:r>
-      <w:proofErr w:type="gramEnd"/>
-      <w:r>
-        <w:rPr>
-          <w:color w:val="000000" w:themeColor="text1"/>
-          <w:sz w:val="22"/>
-          <w:szCs w:val="22"/>
-        </w:rPr>
-        <w:t xml:space="preserve"> numeric month (</w:t>
-      </w:r>
-      <w:proofErr w:type="gramStart"/>
-      <w:r>
-        <w:rPr>
-          <w:color w:val="000000" w:themeColor="text1"/>
-          <w:sz w:val="22"/>
-          <w:szCs w:val="22"/>
-        </w:rPr>
-        <w:t>0..</w:t>
-      </w:r>
-      <w:proofErr w:type="gramEnd"/>
-      <w:r>
-        <w:rPr>
-          <w:color w:val="000000" w:themeColor="text1"/>
-          <w:sz w:val="22"/>
-          <w:szCs w:val="22"/>
-        </w:rPr>
-        <w:t xml:space="preserve">12) </w:t>
-      </w:r>
-    </w:p>
-    <w:p>
-      <w:pPr>
-        <w:rPr>
-          <w:color w:val="000000" w:themeColor="text1"/>
-          <w:sz w:val="22"/>
-          <w:szCs w:val="22"/>
-        </w:rPr>
-      </w:pPr>
-      <w:r>
-        <w:rPr>
-          <w:color w:val="000000" w:themeColor="text1"/>
-          <w:sz w:val="22"/>
-          <w:szCs w:val="22"/>
-        </w:rPr>
-        <w:t xml:space="preserve">%d </w:t>
-      </w:r>
-      <w:proofErr w:type="gramStart"/>
-      <w:r>
-        <w:rPr>
-          <w:color w:val="000000" w:themeColor="text1"/>
-          <w:sz w:val="22"/>
-          <w:szCs w:val="22"/>
-        </w:rPr>
-        <w:t>The</w:t>
-      </w:r>
-      <w:proofErr w:type="gramEnd"/>
-      <w:r>
-        <w:rPr>
-          <w:color w:val="000000" w:themeColor="text1"/>
-          <w:sz w:val="22"/>
-          <w:szCs w:val="22"/>
-        </w:rPr>
-        <w:t xml:space="preserve"> numeric day of the month (</w:t>
-      </w:r>
-      <w:proofErr w:type="gramStart"/>
-      <w:r>
-        <w:rPr>
-          <w:color w:val="000000" w:themeColor="text1"/>
-          <w:sz w:val="22"/>
-          <w:szCs w:val="22"/>
-        </w:rPr>
-        <w:t>00..</w:t>
-      </w:r>
-      <w:proofErr w:type="gramEnd"/>
-      <w:r>
-        <w:rPr>
-          <w:color w:val="000000" w:themeColor="text1"/>
-          <w:sz w:val="22"/>
-          <w:szCs w:val="22"/>
-        </w:rPr>
-        <w:t xml:space="preserve">31) </w:t>
-      </w:r>
-    </w:p>
-    <w:p>
-      <w:pPr>
-        <w:rPr>
-          <w:color w:val="000000" w:themeColor="text1"/>
-          <w:sz w:val="22"/>
-          <w:szCs w:val="22"/>
-        </w:rPr>
-      </w:pPr>
-      <w:r>
-        <w:rPr>
-          <w:color w:val="000000" w:themeColor="text1"/>
-          <w:sz w:val="22"/>
-          <w:szCs w:val="22"/>
-        </w:rPr>
-        <w:t>%</w:t>
-      </w:r>
-      <w:proofErr w:type="spellStart"/>
-      <w:r>
-        <w:rPr>
-          <w:color w:val="000000" w:themeColor="text1"/>
-          <w:sz w:val="22"/>
-          <w:szCs w:val="22"/>
-        </w:rPr>
-        <w:t>f</w:t>
-      </w:r>
-      <w:proofErr w:type="spellEnd"/>
-      <w:r>
-        <w:rPr>
-          <w:color w:val="000000" w:themeColor="text1"/>
-          <w:sz w:val="22"/>
-          <w:szCs w:val="22"/>
-        </w:rPr>
-        <w:t xml:space="preserve"> </w:t>
-      </w:r>
-      <w:proofErr w:type="gramStart"/>
-      <w:r>
-        <w:rPr>
-          <w:color w:val="000000" w:themeColor="text1"/>
-          <w:sz w:val="22"/>
-          <w:szCs w:val="22"/>
-        </w:rPr>
-        <w:t>The</w:t>
-      </w:r>
-      <w:proofErr w:type="gramEnd"/>
-      <w:r>
-        <w:rPr>
-          <w:color w:val="000000" w:themeColor="text1"/>
-          <w:sz w:val="22"/>
-          <w:szCs w:val="22"/>
-        </w:rPr>
-        <w:t xml:space="preserve"> number of microseconds (</w:t>
-      </w:r>
-      <w:proofErr w:type="gramStart"/>
-      <w:r>
-        <w:rPr>
-          <w:color w:val="000000" w:themeColor="text1"/>
-          <w:sz w:val="22"/>
-          <w:szCs w:val="22"/>
-        </w:rPr>
-        <w:t>000000..</w:t>
-      </w:r>
-      <w:proofErr w:type="gramEnd"/>
-      <w:r>
-        <w:rPr>
-          <w:color w:val="000000" w:themeColor="text1"/>
-          <w:sz w:val="22"/>
-          <w:szCs w:val="22"/>
-        </w:rPr>
-        <w:t xml:space="preserve">999999) </w:t>
-      </w:r>
-    </w:p>
-    <w:p>
-      <w:pPr>
-        <w:rPr>
-          <w:color w:val="000000" w:themeColor="text1"/>
-          <w:sz w:val="22"/>
-          <w:szCs w:val="22"/>
-        </w:rPr>
-      </w:pPr>
-      <w:r>
-        <w:rPr>
-          <w:color w:val="000000" w:themeColor="text1"/>
-          <w:sz w:val="22"/>
-          <w:szCs w:val="22"/>
-        </w:rPr>
-        <w:t>%H The hour of the day, in 24-hour format (</w:t>
-      </w:r>
-      <w:proofErr w:type="gramStart"/>
-      <w:r>
-        <w:rPr>
-          <w:color w:val="000000" w:themeColor="text1"/>
-          <w:sz w:val="22"/>
-          <w:szCs w:val="22"/>
-        </w:rPr>
-        <w:t>00..</w:t>
-      </w:r>
-      <w:proofErr w:type="gramEnd"/>
-      <w:r>
-        <w:rPr>
-          <w:color w:val="000000" w:themeColor="text1"/>
-          <w:sz w:val="22"/>
-          <w:szCs w:val="22"/>
-        </w:rPr>
-        <w:t xml:space="preserve">23) </w:t>
-      </w:r>
-    </w:p>
-    <w:p>
-      <w:pPr>
-        <w:rPr>
-          <w:color w:val="000000" w:themeColor="text1"/>
-          <w:sz w:val="22"/>
-          <w:szCs w:val="22"/>
-        </w:rPr>
-      </w:pPr>
-      <w:r>
-        <w:rPr>
-          <w:color w:val="000000" w:themeColor="text1"/>
-          <w:sz w:val="22"/>
-          <w:szCs w:val="22"/>
-        </w:rPr>
-        <w:t xml:space="preserve">%h </w:t>
-      </w:r>
-      <w:proofErr w:type="gramStart"/>
-      <w:r>
-        <w:rPr>
-          <w:color w:val="000000" w:themeColor="text1"/>
-          <w:sz w:val="22"/>
-          <w:szCs w:val="22"/>
-        </w:rPr>
-        <w:t>The</w:t>
-      </w:r>
-      <w:proofErr w:type="gramEnd"/>
-      <w:r>
-        <w:rPr>
-          <w:color w:val="000000" w:themeColor="text1"/>
-          <w:sz w:val="22"/>
-          <w:szCs w:val="22"/>
-        </w:rPr>
-        <w:t xml:space="preserve"> hour of the day, in 12-hour format (</w:t>
-      </w:r>
-      <w:proofErr w:type="gramStart"/>
-      <w:r>
-        <w:rPr>
-          <w:color w:val="000000" w:themeColor="text1"/>
-          <w:sz w:val="22"/>
-          <w:szCs w:val="22"/>
-        </w:rPr>
-        <w:t>01..</w:t>
-      </w:r>
-      <w:proofErr w:type="gramEnd"/>
-      <w:r>
-        <w:rPr>
-          <w:color w:val="000000" w:themeColor="text1"/>
-          <w:sz w:val="22"/>
-          <w:szCs w:val="22"/>
-        </w:rPr>
-        <w:t xml:space="preserve">12) </w:t>
-      </w:r>
-    </w:p>
-    <w:p>
-      <w:pPr>
-        <w:rPr>
-          <w:color w:val="000000" w:themeColor="text1"/>
-          <w:sz w:val="22"/>
-          <w:szCs w:val="22"/>
-        </w:rPr>
-      </w:pPr>
-      <w:r>
-        <w:rPr>
-          <w:color w:val="000000" w:themeColor="text1"/>
-          <w:sz w:val="22"/>
-          <w:szCs w:val="22"/>
-        </w:rPr>
-        <w:t>%</w:t>
-      </w:r>
-      <w:proofErr w:type="spellStart"/>
-      <w:r>
-        <w:rPr>
-          <w:color w:val="000000" w:themeColor="text1"/>
-          <w:sz w:val="22"/>
-          <w:szCs w:val="22"/>
-        </w:rPr>
-        <w:t>i</w:t>
-      </w:r>
-      <w:proofErr w:type="spellEnd"/>
-      <w:r>
-        <w:rPr>
-          <w:color w:val="000000" w:themeColor="text1"/>
-          <w:sz w:val="22"/>
-          <w:szCs w:val="22"/>
-        </w:rPr>
-        <w:t xml:space="preserve"> </w:t>
-      </w:r>
-      <w:proofErr w:type="gramStart"/>
-      <w:r>
-        <w:rPr>
-          <w:color w:val="000000" w:themeColor="text1"/>
-          <w:sz w:val="22"/>
-          <w:szCs w:val="22"/>
-        </w:rPr>
-        <w:t>The</w:t>
-      </w:r>
-      <w:proofErr w:type="gramEnd"/>
-      <w:r>
-        <w:rPr>
-          <w:color w:val="000000" w:themeColor="text1"/>
-          <w:sz w:val="22"/>
-          <w:szCs w:val="22"/>
-        </w:rPr>
-        <w:t xml:space="preserve"> minutes within the hour (</w:t>
-      </w:r>
-      <w:proofErr w:type="gramStart"/>
-      <w:r>
-        <w:rPr>
-          <w:color w:val="000000" w:themeColor="text1"/>
-          <w:sz w:val="22"/>
-          <w:szCs w:val="22"/>
-        </w:rPr>
-        <w:t>00..</w:t>
-      </w:r>
-      <w:proofErr w:type="gramEnd"/>
-      <w:r>
-        <w:rPr>
-          <w:color w:val="000000" w:themeColor="text1"/>
-          <w:sz w:val="22"/>
-          <w:szCs w:val="22"/>
-        </w:rPr>
-        <w:t xml:space="preserve">59) </w:t>
-      </w:r>
-    </w:p>
-    <w:p>
-      <w:pPr>
-        <w:rPr>
-          <w:color w:val="000000" w:themeColor="text1"/>
-          <w:sz w:val="22"/>
-          <w:szCs w:val="22"/>
-        </w:rPr>
-      </w:pPr>
-      <w:r>
-        <w:rPr>
-          <w:color w:val="000000" w:themeColor="text1"/>
-          <w:sz w:val="22"/>
-          <w:szCs w:val="22"/>
-        </w:rPr>
-        <w:t xml:space="preserve">%j </w:t>
-      </w:r>
-      <w:proofErr w:type="gramStart"/>
-      <w:r>
-        <w:rPr>
-          <w:color w:val="000000" w:themeColor="text1"/>
-          <w:sz w:val="22"/>
-          <w:szCs w:val="22"/>
-        </w:rPr>
-        <w:t>The</w:t>
-      </w:r>
-      <w:proofErr w:type="gramEnd"/>
-      <w:r>
-        <w:rPr>
-          <w:color w:val="000000" w:themeColor="text1"/>
-          <w:sz w:val="22"/>
-          <w:szCs w:val="22"/>
-        </w:rPr>
-        <w:t xml:space="preserve"> day of year (</w:t>
-      </w:r>
-      <w:proofErr w:type="gramStart"/>
-      <w:r>
-        <w:rPr>
-          <w:color w:val="000000" w:themeColor="text1"/>
-          <w:sz w:val="22"/>
-          <w:szCs w:val="22"/>
-        </w:rPr>
-        <w:t>001..</w:t>
-      </w:r>
-      <w:proofErr w:type="gramEnd"/>
-      <w:r>
-        <w:rPr>
-          <w:color w:val="000000" w:themeColor="text1"/>
-          <w:sz w:val="22"/>
-          <w:szCs w:val="22"/>
-        </w:rPr>
-        <w:t xml:space="preserve">366) </w:t>
-      </w:r>
-    </w:p>
-    <w:p>
-      <w:pPr>
-        <w:rPr>
-          <w:color w:val="000000" w:themeColor="text1"/>
-          <w:sz w:val="22"/>
-          <w:szCs w:val="22"/>
-        </w:rPr>
-      </w:pPr>
-      <w:r>
-        <w:rPr>
-          <w:color w:val="000000" w:themeColor="text1"/>
-          <w:sz w:val="22"/>
-          <w:szCs w:val="22"/>
-        </w:rPr>
-        <w:t>%M The full month name (</w:t>
-      </w:r>
-      <w:proofErr w:type="spellStart"/>
-      <w:proofErr w:type="gramStart"/>
-      <w:r>
-        <w:rPr>
-          <w:color w:val="000000" w:themeColor="text1"/>
-          <w:sz w:val="22"/>
-          <w:szCs w:val="22"/>
-        </w:rPr>
-        <w:t>January..</w:t>
-      </w:r>
-      <w:proofErr w:type="gramEnd"/>
-      <w:r>
-        <w:rPr>
-          <w:color w:val="000000" w:themeColor="text1"/>
-          <w:sz w:val="22"/>
-          <w:szCs w:val="22"/>
-        </w:rPr>
-        <w:t>December</w:t>
-      </w:r>
-      <w:proofErr w:type="spellEnd"/>
-      <w:r>
-        <w:rPr>
-          <w:color w:val="000000" w:themeColor="text1"/>
-          <w:sz w:val="22"/>
-          <w:szCs w:val="22"/>
-        </w:rPr>
-        <w:t xml:space="preserve">) </w:t>
-      </w:r>
-    </w:p>
-    <w:p>
-      <w:pPr>
-        <w:rPr>
-          <w:color w:val="000000" w:themeColor="text1"/>
-          <w:sz w:val="22"/>
-          <w:szCs w:val="22"/>
-        </w:rPr>
-      </w:pPr>
-      <w:r>
-        <w:rPr>
-          <w:color w:val="000000" w:themeColor="text1"/>
-          <w:sz w:val="22"/>
-          <w:szCs w:val="22"/>
-        </w:rPr>
-        <w:lastRenderedPageBreak/>
-        <w:t xml:space="preserve">%m </w:t>
-      </w:r>
-      <w:proofErr w:type="gramStart"/>
-      <w:r>
-        <w:rPr>
-          <w:color w:val="000000" w:themeColor="text1"/>
-          <w:sz w:val="22"/>
-          <w:szCs w:val="22"/>
-        </w:rPr>
-        <w:t>The</w:t>
-      </w:r>
-      <w:proofErr w:type="gramEnd"/>
-      <w:r>
-        <w:rPr>
-          <w:color w:val="000000" w:themeColor="text1"/>
-          <w:sz w:val="22"/>
-          <w:szCs w:val="22"/>
-        </w:rPr>
-        <w:t xml:space="preserve"> numeric month </w:t>
-      </w:r>
-    </w:p>
-    <w:p>
-      <w:pPr>
-        <w:rPr>
-          <w:color w:val="000000" w:themeColor="text1"/>
-          <w:sz w:val="22"/>
-          <w:szCs w:val="22"/>
-        </w:rPr>
-      </w:pPr>
-      <w:r>
-        <w:rPr>
-          <w:color w:val="000000" w:themeColor="text1"/>
-          <w:sz w:val="22"/>
-          <w:szCs w:val="22"/>
-        </w:rPr>
-        <w:t xml:space="preserve">%p AM or PM </w:t>
-      </w:r>
-    </w:p>
-    <w:p>
-      <w:pPr>
-        <w:rPr>
-          <w:color w:val="000000" w:themeColor="text1"/>
-          <w:sz w:val="22"/>
-          <w:szCs w:val="22"/>
-        </w:rPr>
-      </w:pPr>
-      <w:r>
-        <w:rPr>
-          <w:color w:val="000000" w:themeColor="text1"/>
-          <w:sz w:val="22"/>
-          <w:szCs w:val="22"/>
-        </w:rPr>
-        <w:t xml:space="preserve">%s </w:t>
-      </w:r>
-      <w:proofErr w:type="gramStart"/>
-      <w:r>
-        <w:rPr>
-          <w:color w:val="000000" w:themeColor="text1"/>
-          <w:sz w:val="22"/>
-          <w:szCs w:val="22"/>
-        </w:rPr>
-        <w:t>The</w:t>
-      </w:r>
-      <w:proofErr w:type="gramEnd"/>
-      <w:r>
-        <w:rPr>
-          <w:color w:val="000000" w:themeColor="text1"/>
-          <w:sz w:val="22"/>
-          <w:szCs w:val="22"/>
-        </w:rPr>
-        <w:t xml:space="preserve"> number of seconds (</w:t>
-      </w:r>
-      <w:proofErr w:type="gramStart"/>
-      <w:r>
-        <w:rPr>
-          <w:color w:val="000000" w:themeColor="text1"/>
-          <w:sz w:val="22"/>
-          <w:szCs w:val="22"/>
-        </w:rPr>
-        <w:t>00..</w:t>
-      </w:r>
-      <w:proofErr w:type="gramEnd"/>
-      <w:r>
-        <w:rPr>
-          <w:color w:val="000000" w:themeColor="text1"/>
-          <w:sz w:val="22"/>
-          <w:szCs w:val="22"/>
-        </w:rPr>
-        <w:t xml:space="preserve">59) </w:t>
-      </w:r>
-    </w:p>
-    <w:p>
-      <w:pPr>
-        <w:rPr>
-          <w:color w:val="000000" w:themeColor="text1"/>
-          <w:sz w:val="22"/>
-          <w:szCs w:val="22"/>
-        </w:rPr>
-      </w:pPr>
-      <w:r>
-        <w:rPr>
-          <w:color w:val="000000" w:themeColor="text1"/>
-          <w:sz w:val="22"/>
-          <w:szCs w:val="22"/>
-        </w:rPr>
-        <w:t>%W The full weekday name (</w:t>
-      </w:r>
-      <w:proofErr w:type="spellStart"/>
-      <w:proofErr w:type="gramStart"/>
-      <w:r>
-        <w:rPr>
-          <w:color w:val="000000" w:themeColor="text1"/>
-          <w:sz w:val="22"/>
-          <w:szCs w:val="22"/>
-        </w:rPr>
-        <w:t>Sunday..</w:t>
-      </w:r>
-      <w:proofErr w:type="gramEnd"/>
-      <w:r>
-        <w:rPr>
-          <w:color w:val="000000" w:themeColor="text1"/>
-          <w:sz w:val="22"/>
-          <w:szCs w:val="22"/>
-        </w:rPr>
-        <w:t>Saturday</w:t>
-      </w:r>
-      <w:proofErr w:type="spellEnd"/>
-      <w:r>
-        <w:rPr>
-          <w:color w:val="000000" w:themeColor="text1"/>
-          <w:sz w:val="22"/>
-          <w:szCs w:val="22"/>
-        </w:rPr>
-        <w:t xml:space="preserve">) </w:t>
-      </w:r>
-    </w:p>
-    <w:p>
-      <w:pPr>
-        <w:rPr>
-          <w:color w:val="000000" w:themeColor="text1"/>
-          <w:sz w:val="22"/>
-          <w:szCs w:val="22"/>
-        </w:rPr>
-      </w:pPr>
-      <w:r>
-        <w:rPr>
-          <w:color w:val="000000" w:themeColor="text1"/>
-          <w:sz w:val="22"/>
-          <w:szCs w:val="22"/>
-        </w:rPr>
-        <w:t xml:space="preserve">%w </w:t>
-      </w:r>
-      <w:proofErr w:type="gramStart"/>
-      <w:r>
-        <w:rPr>
-          <w:color w:val="000000" w:themeColor="text1"/>
-          <w:sz w:val="22"/>
-          <w:szCs w:val="22"/>
-        </w:rPr>
-        <w:t>The</w:t>
-      </w:r>
-      <w:proofErr w:type="gramEnd"/>
-      <w:r>
-        <w:rPr>
-          <w:color w:val="000000" w:themeColor="text1"/>
-          <w:sz w:val="22"/>
-          <w:szCs w:val="22"/>
-        </w:rPr>
-        <w:t xml:space="preserve"> numeric day of the week (0=</w:t>
-      </w:r>
-      <w:proofErr w:type="gramStart"/>
-      <w:r>
-        <w:rPr>
-          <w:color w:val="000000" w:themeColor="text1"/>
-          <w:sz w:val="22"/>
-          <w:szCs w:val="22"/>
-        </w:rPr>
-        <w:t>Sunday..</w:t>
-      </w:r>
-      <w:proofErr w:type="gramEnd"/>
-      <w:r>
-        <w:rPr>
-          <w:color w:val="000000" w:themeColor="text1"/>
-          <w:sz w:val="22"/>
-          <w:szCs w:val="22"/>
-        </w:rPr>
-        <w:t xml:space="preserve">6=Saturday) </w:t>
-      </w:r>
-    </w:p>
-    <w:p>
-      <w:pPr>
-        <w:rPr>
-          <w:color w:val="000000" w:themeColor="text1"/>
-          <w:sz w:val="22"/>
-          <w:szCs w:val="22"/>
-        </w:rPr>
-      </w:pPr>
-      <w:r>
-        <w:rPr>
-          <w:color w:val="000000" w:themeColor="text1"/>
-          <w:sz w:val="22"/>
-          <w:szCs w:val="22"/>
-        </w:rPr>
-        <w:t>%Y The four-digit year</w:t>
-      </w:r>
-    </w:p>
-    <w:p>
-      <w:pPr>
-        <w:rPr>
-          <w:color w:val="000000" w:themeColor="text1"/>
-          <w:sz w:val="22"/>
-          <w:szCs w:val="22"/>
-        </w:rPr>
-      </w:pPr>
-    </w:p>
-    <w:p>
-      <w:pPr>
-        <w:rPr>
-          <w:color w:val="000000" w:themeColor="text1"/>
-          <w:sz w:val="22"/>
-          <w:szCs w:val="22"/>
+        <w:t xml:space="preserve">In the order by clause we can use the numeric value to refer to the column we want to sort by. </w:t>
+      </w:r>
+    </w:p>
+    <w:p>
+      <w:pPr>
+        <w:rPr>
+          <w:b/>
+          <w:bCs/>
+          <w:color w:val="4472C4" w:themeColor="accent1"/>
+        </w:rPr>
+      </w:pPr>
+      <w:r>
+        <w:rPr>
+          <w:b/>
+          <w:bCs/>
+          <w:color w:val="4472C4" w:themeColor="accent1"/>
+        </w:rPr>
+        <w:t xml:space="preserve">SELECT </w:t>
+      </w:r>
+      <w:proofErr w:type="spellStart"/>
+      <w:r>
+        <w:rPr>
+          <w:b/>
+          <w:bCs/>
+          <w:color w:val="4472C4" w:themeColor="accent1"/>
+        </w:rPr>
+        <w:t>actor_id</w:t>
+      </w:r>
+      <w:proofErr w:type="spellEnd"/>
+      <w:r>
+        <w:rPr>
+          <w:b/>
+          <w:bCs/>
+          <w:color w:val="4472C4" w:themeColor="accent1"/>
+        </w:rPr>
+        <w:t xml:space="preserve">, </w:t>
+      </w:r>
+      <w:proofErr w:type="spellStart"/>
+      <w:r>
+        <w:rPr>
+          <w:b/>
+          <w:bCs/>
+          <w:color w:val="4472C4" w:themeColor="accent1"/>
+        </w:rPr>
+        <w:t>film_id</w:t>
+      </w:r>
+      <w:proofErr w:type="spellEnd"/>
+      <w:r>
+        <w:rPr>
+          <w:b/>
+          <w:bCs/>
+          <w:color w:val="4472C4" w:themeColor="accent1"/>
+        </w:rPr>
+        <w:t>, (</w:t>
+      </w:r>
+      <w:proofErr w:type="spellStart"/>
+      <w:r>
+        <w:rPr>
+          <w:b/>
+          <w:bCs/>
+          <w:color w:val="4472C4" w:themeColor="accent1"/>
+        </w:rPr>
+        <w:t>actor_id</w:t>
+      </w:r>
+      <w:proofErr w:type="spellEnd"/>
+      <w:r>
+        <w:rPr>
+          <w:b/>
+          <w:bCs/>
+          <w:color w:val="4472C4" w:themeColor="accent1"/>
+        </w:rPr>
+        <w:t xml:space="preserve"> + </w:t>
+      </w:r>
+      <w:proofErr w:type="spellStart"/>
+      <w:r>
+        <w:rPr>
+          <w:b/>
+          <w:bCs/>
+          <w:color w:val="4472C4" w:themeColor="accent1"/>
+        </w:rPr>
+        <w:t>film_id</w:t>
+      </w:r>
+      <w:proofErr w:type="spellEnd"/>
+      <w:r>
+        <w:rPr>
+          <w:b/>
+          <w:bCs/>
+          <w:color w:val="4472C4" w:themeColor="accent1"/>
+        </w:rPr>
+        <w:t>) AS total</w:t>
+      </w:r>
+    </w:p>
+    <w:p>
+      <w:pPr>
+        <w:rPr>
+          <w:b/>
+          <w:bCs/>
+          <w:color w:val="4472C4" w:themeColor="accent1"/>
+        </w:rPr>
+      </w:pPr>
+      <w:r>
+        <w:rPr>
+          <w:b/>
+          <w:bCs/>
+          <w:color w:val="4472C4" w:themeColor="accent1"/>
+        </w:rPr>
+        <w:t xml:space="preserve">FROM </w:t>
+      </w:r>
+      <w:proofErr w:type="spellStart"/>
+      <w:r>
+        <w:rPr>
+          <w:b/>
+          <w:bCs/>
+          <w:color w:val="4472C4" w:themeColor="accent1"/>
+        </w:rPr>
+        <w:t>film_actor</w:t>
+      </w:r>
+      <w:proofErr w:type="spellEnd"/>
+    </w:p>
+    <w:p>
+      <w:pPr>
+        <w:rPr>
+          <w:b/>
+          <w:bCs/>
+          <w:color w:val="4472C4" w:themeColor="accent1"/>
+        </w:rPr>
+      </w:pPr>
+      <w:r>
+        <w:rPr>
+          <w:b/>
+          <w:bCs/>
+          <w:color w:val="4472C4" w:themeColor="accent1"/>
+        </w:rPr>
+        <w:t>ORDER BY 3 DESC;</w:t>
+      </w:r>
+    </w:p>
+    <w:p>
+      <w:pPr>
+        <w:rPr>
+          <w:color w:val="000000" w:themeColor="text1"/>
+          <w:sz w:val="22"/>
+          <w:szCs w:val="22"/>
+        </w:rPr>
+      </w:pPr>
+      <w:r>
+        <w:rPr>
+          <w:color w:val="000000" w:themeColor="text1"/>
+          <w:sz w:val="22"/>
+          <w:szCs w:val="22"/>
+        </w:rPr>
+        <w:t>3 here refers to the column number 3 in our select statement which is (</w:t>
+      </w:r>
+      <w:proofErr w:type="spellStart"/>
+      <w:r>
+        <w:rPr>
+          <w:color w:val="000000" w:themeColor="text1"/>
+          <w:sz w:val="22"/>
+          <w:szCs w:val="22"/>
+        </w:rPr>
+        <w:t>actor_id</w:t>
+      </w:r>
+      <w:proofErr w:type="spellEnd"/>
+      <w:r>
+        <w:rPr>
+          <w:color w:val="000000" w:themeColor="text1"/>
+          <w:sz w:val="22"/>
+          <w:szCs w:val="22"/>
+        </w:rPr>
+        <w:t xml:space="preserve"> + </w:t>
+      </w:r>
+      <w:proofErr w:type="spellStart"/>
+      <w:r>
+        <w:rPr>
+          <w:color w:val="000000" w:themeColor="text1"/>
+          <w:sz w:val="22"/>
+          <w:szCs w:val="22"/>
+        </w:rPr>
+        <w:t>film_id</w:t>
+      </w:r>
+      <w:proofErr w:type="spellEnd"/>
+      <w:r>
+        <w:rPr>
+          <w:color w:val="000000" w:themeColor="text1"/>
+          <w:sz w:val="22"/>
+          <w:szCs w:val="22"/>
+        </w:rPr>
+        <w:t>)</w:t>
+      </w:r>
+    </w:p>
+    <w:p>
+      <w:pPr>
+        <w:rPr>
+          <w:b/>
+          <w:bCs/>
+          <w:color w:val="4472C4" w:themeColor="accent1"/>
         </w:rPr>
       </w:pPr>
     </w:p>

--- a/Book notes.docx
+++ b/Book notes.docx
@@ -161,27 +161,9 @@
       </w:r>
     </w:p>
     <w:p>
-      <w:proofErr w:type="spellStart"/>
-      <w:r>
-        <w:t>order_id</w:t>
-      </w:r>
-      <w:proofErr w:type="spellEnd"/>
-      <w:r>
-        <w:t xml:space="preserve"> | </w:t>
-      </w:r>
-      <w:proofErr w:type="spellStart"/>
-      <w:r>
-        <w:t>product_id</w:t>
-      </w:r>
-      <w:proofErr w:type="spellEnd"/>
-      <w:r>
-        <w:t xml:space="preserve"> | </w:t>
-      </w:r>
-      <w:proofErr w:type="spellStart"/>
-      <w:r>
-        <w:t>product_name</w:t>
-      </w:r>
-      <w:proofErr w:type="spellEnd"/>
+      <w:r>
+        <w:t>order_id | product_id | product_name</w:t>
+      </w:r>
     </w:p>
     <w:p>
       <w:pPr>
@@ -191,23 +173,7 @@
         </w:numPr>
       </w:pPr>
       <w:r>
-        <w:t>Primary key: (</w:t>
-      </w:r>
-      <w:proofErr w:type="spellStart"/>
-      <w:r>
-        <w:t>order_id</w:t>
-      </w:r>
-      <w:proofErr w:type="spellEnd"/>
-      <w:r>
-        <w:t xml:space="preserve">, </w:t>
-      </w:r>
-      <w:proofErr w:type="spellStart"/>
-      <w:r>
-        <w:t>product_id</w:t>
-      </w:r>
-      <w:proofErr w:type="spellEnd"/>
-      <w:r>
-        <w:t xml:space="preserve">) </w:t>
+        <w:t xml:space="preserve">Primary key: (order_id, product_id) </w:t>
       </w:r>
     </w:p>
     <w:p>
@@ -218,23 +184,7 @@
         </w:numPr>
       </w:pPr>
       <w:r>
-        <w:t xml:space="preserve">Problem: </w:t>
-      </w:r>
-      <w:proofErr w:type="spellStart"/>
-      <w:r>
-        <w:t>product_name</w:t>
-      </w:r>
-      <w:proofErr w:type="spellEnd"/>
-      <w:r>
-        <w:t xml:space="preserve"> depends only on </w:t>
-      </w:r>
-      <w:proofErr w:type="spellStart"/>
-      <w:r>
-        <w:t>product_id</w:t>
-      </w:r>
-      <w:proofErr w:type="spellEnd"/>
-      <w:r>
-        <w:t xml:space="preserve"> </w:t>
+        <w:t xml:space="preserve">Problem: product_name depends only on product_id </w:t>
       </w:r>
     </w:p>
     <w:p>
@@ -249,43 +199,11 @@
     </w:p>
     <w:p>
       <w:r>
-        <w:t>orders(</w:t>
-      </w:r>
-      <w:proofErr w:type="spellStart"/>
-      <w:r>
-        <w:t>order_id</w:t>
-      </w:r>
-      <w:proofErr w:type="spellEnd"/>
-      <w:r>
-        <w:t xml:space="preserve">, </w:t>
-      </w:r>
-      <w:proofErr w:type="spellStart"/>
-      <w:r>
-        <w:t>product_id</w:t>
-      </w:r>
-      <w:proofErr w:type="spellEnd"/>
-      <w:r>
-        <w:t>)</w:t>
+        <w:t>orders(order_id, product_id)</w:t>
       </w:r>
       <w:r>
         <w:br/>
-        <w:t>products(</w:t>
-      </w:r>
-      <w:proofErr w:type="spellStart"/>
-      <w:r>
-        <w:t>product_id</w:t>
-      </w:r>
-      <w:proofErr w:type="spellEnd"/>
-      <w:r>
-        <w:t xml:space="preserve">, </w:t>
-      </w:r>
-      <w:proofErr w:type="spellStart"/>
-      <w:r>
-        <w:t>product_name</w:t>
-      </w:r>
-      <w:proofErr w:type="spellEnd"/>
-      <w:r>
-        <w:t>)</w:t>
+        <w:t>products(product_id, product_name)</w:t>
       </w:r>
     </w:p>
     <w:p/>
@@ -352,27 +270,9 @@
       </w:r>
     </w:p>
     <w:p>
-      <w:proofErr w:type="spellStart"/>
-      <w:r>
-        <w:t>employee_id</w:t>
-      </w:r>
-      <w:proofErr w:type="spellEnd"/>
-      <w:r>
-        <w:t xml:space="preserve"> | </w:t>
-      </w:r>
-      <w:proofErr w:type="spellStart"/>
-      <w:r>
-        <w:t>department_id</w:t>
-      </w:r>
-      <w:proofErr w:type="spellEnd"/>
-      <w:r>
-        <w:t xml:space="preserve"> | </w:t>
-      </w:r>
-      <w:proofErr w:type="spellStart"/>
-      <w:r>
-        <w:t>department_name</w:t>
-      </w:r>
-      <w:proofErr w:type="spellEnd"/>
+      <w:r>
+        <w:t>employee_id | department_id | department_name</w:t>
+      </w:r>
     </w:p>
     <w:p>
       <w:pPr>
@@ -381,29 +281,8 @@
           <w:numId w:val="5"/>
         </w:numPr>
       </w:pPr>
-      <w:proofErr w:type="spellStart"/>
-      <w:r>
-        <w:t>department_name</w:t>
-      </w:r>
-      <w:proofErr w:type="spellEnd"/>
-      <w:r>
-        <w:t xml:space="preserve"> depends on </w:t>
-      </w:r>
-      <w:proofErr w:type="spellStart"/>
-      <w:r>
-        <w:t>department_id</w:t>
-      </w:r>
-      <w:proofErr w:type="spellEnd"/>
-      <w:r>
-        <w:t xml:space="preserve">, not </w:t>
-      </w:r>
-      <w:proofErr w:type="spellStart"/>
-      <w:r>
-        <w:t>employee_id</w:t>
-      </w:r>
-      <w:proofErr w:type="spellEnd"/>
-      <w:r>
-        <w:t xml:space="preserve"> </w:t>
+      <w:r>
+        <w:t xml:space="preserve">department_name depends on department_id, not employee_id </w:t>
       </w:r>
     </w:p>
     <w:p>
@@ -413,43 +292,11 @@
     </w:p>
     <w:p>
       <w:r>
-        <w:t>employees(</w:t>
-      </w:r>
-      <w:proofErr w:type="spellStart"/>
-      <w:r>
-        <w:t>employee_id</w:t>
-      </w:r>
-      <w:proofErr w:type="spellEnd"/>
-      <w:r>
-        <w:t xml:space="preserve">, </w:t>
-      </w:r>
-      <w:proofErr w:type="spellStart"/>
-      <w:r>
-        <w:t>department_id</w:t>
-      </w:r>
-      <w:proofErr w:type="spellEnd"/>
-      <w:r>
-        <w:t>)</w:t>
+        <w:t>employees(employee_id, department_id)</w:t>
       </w:r>
       <w:r>
         <w:br/>
-        <w:t>departments(</w:t>
-      </w:r>
-      <w:proofErr w:type="spellStart"/>
-      <w:r>
-        <w:t>department_id</w:t>
-      </w:r>
-      <w:proofErr w:type="spellEnd"/>
-      <w:r>
-        <w:t xml:space="preserve">, </w:t>
-      </w:r>
-      <w:proofErr w:type="spellStart"/>
-      <w:r>
-        <w:t>department_name</w:t>
-      </w:r>
-      <w:proofErr w:type="spellEnd"/>
-      <w:r>
-        <w:t>)</w:t>
+        <w:t>departments(department_id, department_name)</w:t>
       </w:r>
     </w:p>
     <w:p/>
@@ -468,63 +315,7 @@
         <w:rPr>
           <w:color w:val="4472C4" w:themeColor="accent1"/>
         </w:rPr>
-        <w:t>orders(</w:t>
-      </w:r>
-      <w:proofErr w:type="spellStart"/>
-      <w:r>
-        <w:rPr>
-          <w:color w:val="4472C4" w:themeColor="accent1"/>
-        </w:rPr>
-        <w:t>order_id</w:t>
-      </w:r>
-      <w:proofErr w:type="spellEnd"/>
-      <w:r>
-        <w:rPr>
-          <w:color w:val="4472C4" w:themeColor="accent1"/>
-        </w:rPr>
-        <w:t xml:space="preserve">, </w:t>
-      </w:r>
-      <w:proofErr w:type="spellStart"/>
-      <w:r>
-        <w:rPr>
-          <w:color w:val="4472C4" w:themeColor="accent1"/>
-        </w:rPr>
-        <w:t>customer_name</w:t>
-      </w:r>
-      <w:proofErr w:type="spellEnd"/>
-      <w:r>
-        <w:rPr>
-          <w:color w:val="4472C4" w:themeColor="accent1"/>
-        </w:rPr>
-        <w:t xml:space="preserve">, </w:t>
-      </w:r>
-      <w:proofErr w:type="spellStart"/>
-      <w:r>
-        <w:rPr>
-          <w:color w:val="4472C4" w:themeColor="accent1"/>
-        </w:rPr>
-        <w:t>customer_address</w:t>
-      </w:r>
-      <w:proofErr w:type="spellEnd"/>
-      <w:r>
-        <w:rPr>
-          <w:color w:val="4472C4" w:themeColor="accent1"/>
-        </w:rPr>
-        <w:t xml:space="preserve">, </w:t>
-      </w:r>
-      <w:proofErr w:type="spellStart"/>
-      <w:r>
-        <w:rPr>
-          <w:color w:val="4472C4" w:themeColor="accent1"/>
-        </w:rPr>
-        <w:t>product_name</w:t>
-      </w:r>
-      <w:proofErr w:type="spellEnd"/>
-      <w:r>
-        <w:rPr>
-          <w:color w:val="4472C4" w:themeColor="accent1"/>
-        </w:rPr>
-        <w:t>)</w:t>
+        <w:t>orders(order_id, customer_name, customer_address, product_name)</w:t>
       </w:r>
     </w:p>
     <w:p>
@@ -542,77 +333,21 @@
         <w:rPr>
           <w:color w:val="4472C4" w:themeColor="accent1"/>
         </w:rPr>
-        <w:t>orders(</w:t>
-      </w:r>
-      <w:proofErr w:type="spellStart"/>
-      <w:r>
-        <w:rPr>
-          <w:color w:val="4472C4" w:themeColor="accent1"/>
-        </w:rPr>
-        <w:t>order_id</w:t>
-      </w:r>
-      <w:proofErr w:type="spellEnd"/>
-      <w:r>
-        <w:rPr>
-          <w:color w:val="4472C4" w:themeColor="accent1"/>
-        </w:rPr>
-        <w:t xml:space="preserve">, </w:t>
-      </w:r>
-      <w:proofErr w:type="spellStart"/>
-      <w:r>
-        <w:rPr>
-          <w:color w:val="4472C4" w:themeColor="accent1"/>
-        </w:rPr>
-        <w:t>customer_id</w:t>
-      </w:r>
-      <w:proofErr w:type="spellEnd"/>
-      <w:r>
-        <w:rPr>
-          <w:color w:val="4472C4" w:themeColor="accent1"/>
-        </w:rPr>
-        <w:t>)</w:t>
+        <w:t>orders(order_id, customer_id)</w:t>
       </w:r>
       <w:r>
         <w:rPr>
           <w:color w:val="4472C4" w:themeColor="accent1"/>
         </w:rPr>
         <w:br/>
-        <w:t>customers(</w:t>
-      </w:r>
-      <w:proofErr w:type="spellStart"/>
-      <w:r>
-        <w:rPr>
-          <w:color w:val="4472C4" w:themeColor="accent1"/>
-        </w:rPr>
-        <w:t>customer_id</w:t>
-      </w:r>
-      <w:proofErr w:type="spellEnd"/>
-      <w:r>
-        <w:rPr>
-          <w:color w:val="4472C4" w:themeColor="accent1"/>
-        </w:rPr>
-        <w:t>, name, address)</w:t>
+        <w:t>customers(customer_id, name, address)</w:t>
       </w:r>
       <w:r>
         <w:rPr>
           <w:color w:val="4472C4" w:themeColor="accent1"/>
         </w:rPr>
         <w:br/>
-        <w:t>products(</w:t>
-      </w:r>
-      <w:proofErr w:type="spellStart"/>
-      <w:r>
-        <w:rPr>
-          <w:color w:val="4472C4" w:themeColor="accent1"/>
-        </w:rPr>
-        <w:t>product_id</w:t>
-      </w:r>
-      <w:proofErr w:type="spellEnd"/>
-      <w:r>
-        <w:rPr>
-          <w:color w:val="4472C4" w:themeColor="accent1"/>
-        </w:rPr>
-        <w:t>, name)</w:t>
+        <w:t>products(product_id, name)</w:t>
       </w:r>
     </w:p>
     <w:p>
@@ -879,28 +614,7 @@
           <w:szCs w:val="22"/>
         </w:rPr>
         <w:tab/>
-      </w:r>
-      <w:proofErr w:type="spellStart"/>
-      <w:r>
-        <w:rPr>
-          <w:b/>
-          <w:bCs/>
-          <w:color w:val="000000" w:themeColor="text1"/>
-          <w:sz w:val="22"/>
-          <w:szCs w:val="22"/>
-        </w:rPr>
-        <w:t>Varchate</w:t>
-      </w:r>
-      <w:proofErr w:type="spellEnd"/>
-      <w:r>
-        <w:rPr>
-          <w:b/>
-          <w:bCs/>
-          <w:color w:val="000000" w:themeColor="text1"/>
-          <w:sz w:val="22"/>
-          <w:szCs w:val="22"/>
-        </w:rPr>
-        <w:t>(20) variable but maximum of 20</w:t>
+        <w:t>Varchate(20) variable but maximum of 20</w:t>
       </w:r>
     </w:p>
     <w:p>
@@ -1109,25 +823,7 @@
           <w:color w:val="EE0000"/>
         </w:rPr>
         <w:lastRenderedPageBreak/>
-        <w:t xml:space="preserve">In case we need to store text data that is more than 65,535 </w:t>
-      </w:r>
-      <w:proofErr w:type="spellStart"/>
-      <w:r>
-        <w:rPr>
-          <w:b/>
-          <w:bCs/>
-          <w:color w:val="EE0000"/>
-        </w:rPr>
-        <w:t>databytes</w:t>
-      </w:r>
-      <w:proofErr w:type="spellEnd"/>
-      <w:r>
-        <w:rPr>
-          <w:b/>
-          <w:bCs/>
-          <w:color w:val="EE0000"/>
-        </w:rPr>
-        <w:t xml:space="preserve"> then we need to use a new data type called text</w:t>
+        <w:t>In case we need to store text data that is more than 65,535 databytes then we need to use a new data type called text</w:t>
       </w:r>
     </w:p>
     <w:p>
@@ -1189,23 +885,13 @@
           <w:szCs w:val="22"/>
         </w:rPr>
       </w:pPr>
-      <w:proofErr w:type="spellStart"/>
-      <w:r>
-        <w:rPr>
-          <w:color w:val="000000" w:themeColor="text1"/>
-          <w:sz w:val="22"/>
-          <w:szCs w:val="22"/>
-        </w:rPr>
-        <w:t>tinytext</w:t>
-      </w:r>
-      <w:proofErr w:type="spellEnd"/>
-      <w:r>
-        <w:rPr>
-          <w:color w:val="000000" w:themeColor="text1"/>
-          <w:sz w:val="22"/>
-          <w:szCs w:val="22"/>
-        </w:rPr>
-        <w:t xml:space="preserve"> 255 </w:t>
+      <w:r>
+        <w:rPr>
+          <w:color w:val="000000" w:themeColor="text1"/>
+          <w:sz w:val="22"/>
+          <w:szCs w:val="22"/>
+        </w:rPr>
+        <w:t xml:space="preserve">tinytext 255 </w:t>
       </w:r>
     </w:p>
     <w:p>
@@ -1235,23 +921,13 @@
           <w:szCs w:val="22"/>
         </w:rPr>
       </w:pPr>
-      <w:proofErr w:type="spellStart"/>
-      <w:r>
-        <w:rPr>
-          <w:color w:val="000000" w:themeColor="text1"/>
-          <w:sz w:val="22"/>
-          <w:szCs w:val="22"/>
-        </w:rPr>
-        <w:t>mediumtext</w:t>
-      </w:r>
-      <w:proofErr w:type="spellEnd"/>
-      <w:r>
-        <w:rPr>
-          <w:color w:val="000000" w:themeColor="text1"/>
-          <w:sz w:val="22"/>
-          <w:szCs w:val="22"/>
-        </w:rPr>
-        <w:t xml:space="preserve"> 4,294,967,295</w:t>
+      <w:r>
+        <w:rPr>
+          <w:color w:val="000000" w:themeColor="text1"/>
+          <w:sz w:val="22"/>
+          <w:szCs w:val="22"/>
+        </w:rPr>
+        <w:t>mediumtext 4,294,967,295</w:t>
       </w:r>
     </w:p>
     <w:p>
@@ -1263,23 +939,13 @@
           <w:szCs w:val="22"/>
         </w:rPr>
       </w:pPr>
-      <w:proofErr w:type="spellStart"/>
-      <w:r>
-        <w:rPr>
-          <w:color w:val="000000" w:themeColor="text1"/>
-          <w:sz w:val="22"/>
-          <w:szCs w:val="22"/>
-        </w:rPr>
-        <w:t>longtext</w:t>
-      </w:r>
-      <w:proofErr w:type="spellEnd"/>
-      <w:r>
-        <w:rPr>
-          <w:color w:val="000000" w:themeColor="text1"/>
-          <w:sz w:val="22"/>
-          <w:szCs w:val="22"/>
-        </w:rPr>
-        <w:t xml:space="preserve"> 16,777,215 </w:t>
+      <w:r>
+        <w:rPr>
+          <w:color w:val="000000" w:themeColor="text1"/>
+          <w:sz w:val="22"/>
+          <w:szCs w:val="22"/>
+        </w:rPr>
+        <w:t xml:space="preserve">longtext 16,777,215 </w:t>
       </w:r>
     </w:p>
     <w:p>
@@ -1323,10 +989,12 @@
           <w:sz w:val="22"/>
           <w:szCs w:val="22"/>
         </w:rPr>
-        <w:t xml:space="preserve">If you are storing documents, however, you should choose either the </w:t>
-      </w:r>
-      <w:proofErr w:type="spellStart"/>
-      <w:r>
+        <w:t>If you are storing documents, however, you should choose either the mediumtext or longtext type</w:t>
+      </w:r>
+    </w:p>
+    <w:p>
+      <w:pPr>
+        <w:ind w:left="1440"/>
         <w:rPr>
           <w:b/>
           <w:bCs/>
@@ -1334,40 +1002,26 @@
           <w:sz w:val="22"/>
           <w:szCs w:val="22"/>
         </w:rPr>
-        <w:t>mediumtext</w:t>
-      </w:r>
-      <w:proofErr w:type="spellEnd"/>
-      <w:r>
-        <w:rPr>
-          <w:b/>
-          <w:bCs/>
-          <w:color w:val="EE0000"/>
-          <w:sz w:val="22"/>
-          <w:szCs w:val="22"/>
-        </w:rPr>
-        <w:t xml:space="preserve"> or </w:t>
-      </w:r>
-      <w:proofErr w:type="spellStart"/>
-      <w:r>
-        <w:rPr>
-          <w:b/>
-          <w:bCs/>
-          <w:color w:val="EE0000"/>
-          <w:sz w:val="22"/>
-          <w:szCs w:val="22"/>
-        </w:rPr>
-        <w:t>longtext</w:t>
-      </w:r>
-      <w:proofErr w:type="spellEnd"/>
-      <w:r>
-        <w:rPr>
-          <w:b/>
-          <w:bCs/>
-          <w:color w:val="EE0000"/>
-          <w:sz w:val="22"/>
-          <w:szCs w:val="22"/>
-        </w:rPr>
-        <w:t xml:space="preserve"> type</w:t>
+      </w:pPr>
+    </w:p>
+    <w:p>
+      <w:pPr>
+        <w:ind w:firstLine="720"/>
+        <w:rPr>
+          <w:b/>
+          <w:bCs/>
+          <w:color w:val="000000" w:themeColor="text1"/>
+          <w:u w:val="single"/>
+        </w:rPr>
+      </w:pPr>
+      <w:r>
+        <w:rPr>
+          <w:b/>
+          <w:bCs/>
+          <w:color w:val="000000" w:themeColor="text1"/>
+          <w:u w:val="single"/>
+        </w:rPr>
+        <w:t>Numeric data:</w:t>
       </w:r>
     </w:p>
     <w:p>
@@ -1376,80 +1030,48 @@
         <w:rPr>
           <w:b/>
           <w:bCs/>
-          <w:color w:val="EE0000"/>
-          <w:sz w:val="22"/>
-          <w:szCs w:val="22"/>
-        </w:rPr>
-      </w:pPr>
-    </w:p>
-    <w:p>
-      <w:pPr>
-        <w:ind w:firstLine="720"/>
-        <w:rPr>
-          <w:b/>
-          <w:bCs/>
-          <w:color w:val="000000" w:themeColor="text1"/>
-          <w:u w:val="single"/>
-        </w:rPr>
-      </w:pPr>
-      <w:r>
-        <w:rPr>
-          <w:b/>
-          <w:bCs/>
-          <w:color w:val="000000" w:themeColor="text1"/>
-          <w:u w:val="single"/>
-        </w:rPr>
-        <w:t>Numeric data:</w:t>
+          <w:color w:val="000000" w:themeColor="text1"/>
+          <w:sz w:val="22"/>
+          <w:szCs w:val="22"/>
+        </w:rPr>
+      </w:pPr>
+      <w:r>
+        <w:rPr>
+          <w:b/>
+          <w:bCs/>
+          <w:color w:val="000000" w:themeColor="text1"/>
+          <w:sz w:val="22"/>
+          <w:szCs w:val="22"/>
+        </w:rPr>
+        <w:t xml:space="preserve">Keep in mind that unsigned data types or variables can store twice as the signed, as per value. but we have to declare this when we declare a column name </w:t>
+      </w:r>
+    </w:p>
+    <w:p>
+      <w:pPr>
+        <w:ind w:left="720" w:firstLine="720"/>
+        <w:rPr>
+          <w:b/>
+          <w:bCs/>
+          <w:color w:val="4472C4" w:themeColor="accent1"/>
+          <w:sz w:val="22"/>
+          <w:szCs w:val="22"/>
+        </w:rPr>
+      </w:pPr>
+      <w:r>
+        <w:rPr>
+          <w:b/>
+          <w:bCs/>
+          <w:color w:val="4472C4" w:themeColor="accent1"/>
+          <w:sz w:val="22"/>
+          <w:szCs w:val="22"/>
+        </w:rPr>
+        <w:t>INT UNSIGNED age;</w:t>
       </w:r>
     </w:p>
     <w:p>
       <w:pPr>
         <w:ind w:left="1440"/>
         <w:rPr>
-          <w:b/>
-          <w:bCs/>
-          <w:color w:val="000000" w:themeColor="text1"/>
-          <w:sz w:val="22"/>
-          <w:szCs w:val="22"/>
-        </w:rPr>
-      </w:pPr>
-      <w:r>
-        <w:rPr>
-          <w:b/>
-          <w:bCs/>
-          <w:color w:val="000000" w:themeColor="text1"/>
-          <w:sz w:val="22"/>
-          <w:szCs w:val="22"/>
-        </w:rPr>
-        <w:t xml:space="preserve">Keep in mind that unsigned data types or variables can store twice as the signed, as per value. but we have to declare this when we declare a column name </w:t>
-      </w:r>
-    </w:p>
-    <w:p>
-      <w:pPr>
-        <w:ind w:left="720" w:firstLine="720"/>
-        <w:rPr>
-          <w:b/>
-          <w:bCs/>
-          <w:color w:val="4472C4" w:themeColor="accent1"/>
-          <w:sz w:val="22"/>
-          <w:szCs w:val="22"/>
-        </w:rPr>
-      </w:pPr>
-      <w:r>
-        <w:rPr>
-          <w:b/>
-          <w:bCs/>
-          <w:color w:val="4472C4" w:themeColor="accent1"/>
-          <w:sz w:val="22"/>
-          <w:szCs w:val="22"/>
-        </w:rPr>
-        <w:t>INT UNSIGNED age;</w:t>
-      </w:r>
-    </w:p>
-    <w:p>
-      <w:pPr>
-        <w:ind w:left="1440"/>
-        <w:rPr>
           <w:color w:val="000000" w:themeColor="text1"/>
           <w:sz w:val="22"/>
           <w:szCs w:val="22"/>
@@ -1471,25 +1093,7 @@
           <w:sz w:val="22"/>
           <w:szCs w:val="22"/>
         </w:rPr>
-        <w:t>float(</w:t>
-      </w:r>
-      <w:proofErr w:type="spellStart"/>
-      <w:r>
-        <w:rPr>
-          <w:color w:val="000000" w:themeColor="text1"/>
-          <w:sz w:val="22"/>
-          <w:szCs w:val="22"/>
-        </w:rPr>
-        <w:t>p,n</w:t>
-      </w:r>
-      <w:proofErr w:type="spellEnd"/>
-      <w:r>
-        <w:rPr>
-          <w:color w:val="000000" w:themeColor="text1"/>
-          <w:sz w:val="22"/>
-          <w:szCs w:val="22"/>
-        </w:rPr>
-        <w:t>) p is how many numbers are allowed to both the left and the right of the decimal point, n is how many of those is allocated for the right.</w:t>
+        <w:t>float(p,n) p is how many numbers are allowed to both the left and the right of the decimal point, n is how many of those is allocated for the right.</w:t>
       </w:r>
     </w:p>
     <w:p>
@@ -1716,25 +1320,7 @@
           <w:sz w:val="22"/>
           <w:szCs w:val="22"/>
         </w:rPr>
-        <w:t xml:space="preserve"> temporal datatype since its not important to know to the second when the shipment will arrive and unrealistic to </w:t>
-      </w:r>
-      <w:proofErr w:type="spellStart"/>
-      <w:r>
-        <w:rPr>
-          <w:color w:val="000000" w:themeColor="text1"/>
-          <w:sz w:val="22"/>
-          <w:szCs w:val="22"/>
-        </w:rPr>
-        <w:t>stored</w:t>
-      </w:r>
-      <w:proofErr w:type="spellEnd"/>
-      <w:r>
-        <w:rPr>
-          <w:color w:val="000000" w:themeColor="text1"/>
-          <w:sz w:val="22"/>
-          <w:szCs w:val="22"/>
-        </w:rPr>
-        <w:t xml:space="preserve"> the birth second of someone.</w:t>
+        <w:t xml:space="preserve"> temporal datatype since its not important to know to the second when the shipment will arrive and unrealistic to stored the birth second of someone.</w:t>
       </w:r>
     </w:p>
     <w:p>
@@ -1941,23 +1527,13 @@
           <w:szCs w:val="22"/>
         </w:rPr>
       </w:pPr>
-      <w:proofErr w:type="spellStart"/>
-      <w:r>
-        <w:rPr>
-          <w:b/>
-          <w:bCs/>
-          <w:color w:val="4472C4" w:themeColor="accent1"/>
-        </w:rPr>
-        <w:t>eye_color</w:t>
-      </w:r>
-      <w:proofErr w:type="spellEnd"/>
-      <w:r>
-        <w:rPr>
-          <w:b/>
-          <w:bCs/>
-          <w:color w:val="4472C4" w:themeColor="accent1"/>
-        </w:rPr>
-        <w:t xml:space="preserve"> ENUM('BR','BL','GR')</w:t>
+      <w:r>
+        <w:rPr>
+          <w:b/>
+          <w:bCs/>
+          <w:color w:val="4472C4" w:themeColor="accent1"/>
+        </w:rPr>
+        <w:t>eye_color ENUM('BR','BL','GR')</w:t>
       </w:r>
       <w:r>
         <w:rPr>
@@ -1989,43 +1565,7 @@
           <w:sz w:val="22"/>
           <w:szCs w:val="22"/>
         </w:rPr>
-        <w:t xml:space="preserve">the idea of </w:t>
-      </w:r>
-      <w:proofErr w:type="spellStart"/>
-      <w:r>
-        <w:rPr>
-          <w:color w:val="000000" w:themeColor="text1"/>
-          <w:sz w:val="22"/>
-          <w:szCs w:val="22"/>
-        </w:rPr>
-        <w:t>enums</w:t>
-      </w:r>
-      <w:proofErr w:type="spellEnd"/>
-      <w:r>
-        <w:rPr>
-          <w:color w:val="000000" w:themeColor="text1"/>
-          <w:sz w:val="22"/>
-          <w:szCs w:val="22"/>
-        </w:rPr>
-        <w:t xml:space="preserve"> works the same as in java. The user cannot input a value into the </w:t>
-      </w:r>
-      <w:proofErr w:type="spellStart"/>
-      <w:r>
-        <w:rPr>
-          <w:color w:val="000000" w:themeColor="text1"/>
-          <w:sz w:val="22"/>
-          <w:szCs w:val="22"/>
-        </w:rPr>
-        <w:t>eye_color</w:t>
-      </w:r>
-      <w:proofErr w:type="spellEnd"/>
-      <w:r>
-        <w:rPr>
-          <w:color w:val="000000" w:themeColor="text1"/>
-          <w:sz w:val="22"/>
-          <w:szCs w:val="22"/>
-        </w:rPr>
-        <w:t xml:space="preserve"> that we did not define in our ENUM</w:t>
+        <w:t>the idea of enums works the same as in java. The user cannot input a value into the eye_color that we did not define in our ENUM</w:t>
       </w:r>
     </w:p>
     <w:p>
@@ -2053,99 +1593,45 @@
           <w:color w:val="4472C4" w:themeColor="accent1"/>
         </w:rPr>
       </w:pPr>
-      <w:proofErr w:type="spellStart"/>
-      <w:r>
-        <w:rPr>
-          <w:b/>
-          <w:bCs/>
-          <w:color w:val="4472C4" w:themeColor="accent1"/>
-        </w:rPr>
-        <w:t>eye_color</w:t>
-      </w:r>
-      <w:proofErr w:type="spellEnd"/>
-      <w:r>
-        <w:rPr>
-          <w:b/>
-          <w:bCs/>
-          <w:color w:val="4472C4" w:themeColor="accent1"/>
-        </w:rPr>
-        <w:t xml:space="preserve"> varchar(3) NOT NULL;</w:t>
-      </w:r>
-    </w:p>
-    <w:p>
-      <w:pPr>
-        <w:rPr>
-          <w:b/>
-          <w:bCs/>
-          <w:color w:val="000000" w:themeColor="text1"/>
-          <w:sz w:val="22"/>
-          <w:szCs w:val="22"/>
-        </w:rPr>
-      </w:pPr>
-    </w:p>
-    <w:p>
-      <w:pPr>
-        <w:rPr>
-          <w:b/>
-          <w:bCs/>
-          <w:color w:val="000000" w:themeColor="text1"/>
-          <w:sz w:val="22"/>
-          <w:szCs w:val="22"/>
-        </w:rPr>
-      </w:pPr>
-      <w:r>
-        <w:rPr>
-          <w:b/>
-          <w:bCs/>
-          <w:color w:val="000000" w:themeColor="text1"/>
-          <w:sz w:val="22"/>
-          <w:szCs w:val="22"/>
-        </w:rPr>
-        <w:t xml:space="preserve">a composite primary (primary key that is a combination of 2 or more primary keys) key allows the identification of a row using 2 column values for instance </w:t>
-      </w:r>
-      <w:proofErr w:type="spellStart"/>
-      <w:r>
-        <w:rPr>
-          <w:b/>
-          <w:bCs/>
-          <w:color w:val="000000" w:themeColor="text1"/>
-          <w:sz w:val="22"/>
-          <w:szCs w:val="22"/>
-        </w:rPr>
-        <w:t>person_id</w:t>
-      </w:r>
-      <w:proofErr w:type="spellEnd"/>
-      <w:r>
-        <w:rPr>
-          <w:b/>
-          <w:bCs/>
-          <w:color w:val="000000" w:themeColor="text1"/>
-          <w:sz w:val="22"/>
-          <w:szCs w:val="22"/>
-        </w:rPr>
-        <w:t xml:space="preserve"> and </w:t>
-      </w:r>
-      <w:proofErr w:type="spellStart"/>
-      <w:r>
-        <w:rPr>
-          <w:b/>
-          <w:bCs/>
-          <w:color w:val="000000" w:themeColor="text1"/>
-          <w:sz w:val="22"/>
-          <w:szCs w:val="22"/>
-        </w:rPr>
-        <w:t>fav_food</w:t>
-      </w:r>
-      <w:proofErr w:type="spellEnd"/>
-      <w:r>
-        <w:rPr>
-          <w:b/>
-          <w:bCs/>
-          <w:color w:val="000000" w:themeColor="text1"/>
-          <w:sz w:val="22"/>
-          <w:szCs w:val="22"/>
-        </w:rPr>
-        <w:t xml:space="preserve">. This </w:t>
+      <w:r>
+        <w:rPr>
+          <w:b/>
+          <w:bCs/>
+          <w:color w:val="4472C4" w:themeColor="accent1"/>
+        </w:rPr>
+        <w:t>eye_color varchar(3) NOT NULL;</w:t>
+      </w:r>
+    </w:p>
+    <w:p>
+      <w:pPr>
+        <w:rPr>
+          <w:b/>
+          <w:bCs/>
+          <w:color w:val="000000" w:themeColor="text1"/>
+          <w:sz w:val="22"/>
+          <w:szCs w:val="22"/>
+        </w:rPr>
+      </w:pPr>
+    </w:p>
+    <w:p>
+      <w:pPr>
+        <w:rPr>
+          <w:b/>
+          <w:bCs/>
+          <w:color w:val="000000" w:themeColor="text1"/>
+          <w:sz w:val="22"/>
+          <w:szCs w:val="22"/>
+        </w:rPr>
+      </w:pPr>
+      <w:r>
+        <w:rPr>
+          <w:b/>
+          <w:bCs/>
+          <w:color w:val="000000" w:themeColor="text1"/>
+          <w:sz w:val="22"/>
+          <w:szCs w:val="22"/>
+        </w:rPr>
+        <w:t xml:space="preserve">a composite primary (primary key that is a combination of 2 or more primary keys) key allows the identification of a row using 2 column values for instance person_id and fav_food. This </w:t>
       </w:r>
       <w:r>
         <w:rPr>
@@ -2156,29 +1642,7 @@
           <w:szCs w:val="22"/>
         </w:rPr>
         <w:lastRenderedPageBreak/>
-        <w:t xml:space="preserve">means that </w:t>
-      </w:r>
-      <w:proofErr w:type="spellStart"/>
-      <w:r>
-        <w:rPr>
-          <w:b/>
-          <w:bCs/>
-          <w:color w:val="000000" w:themeColor="text1"/>
-          <w:sz w:val="22"/>
-          <w:szCs w:val="22"/>
-        </w:rPr>
-        <w:t>person_id</w:t>
-      </w:r>
-      <w:proofErr w:type="spellEnd"/>
-      <w:r>
-        <w:rPr>
-          <w:b/>
-          <w:bCs/>
-          <w:color w:val="000000" w:themeColor="text1"/>
-          <w:sz w:val="22"/>
-          <w:szCs w:val="22"/>
-        </w:rPr>
-        <w:t xml:space="preserve"> of 1 can appear 2,3 times but only allowed when used with different food.</w:t>
+        <w:t>means that person_id of 1 can appear 2,3 times but only allowed when used with different food.</w:t>
       </w:r>
     </w:p>
     <w:p>
@@ -2412,95 +1876,41 @@
           <w:bCs/>
           <w:color w:val="4472C4" w:themeColor="accent1"/>
         </w:rPr>
-        <w:t>SET street = '</w:t>
-      </w:r>
-      <w:proofErr w:type="spellStart"/>
-      <w:r>
-        <w:rPr>
-          <w:b/>
-          <w:bCs/>
-          <w:color w:val="4472C4" w:themeColor="accent1"/>
-        </w:rPr>
-        <w:t>Lorscher</w:t>
-      </w:r>
-      <w:proofErr w:type="spellEnd"/>
-      <w:r>
-        <w:rPr>
-          <w:b/>
-          <w:bCs/>
-          <w:color w:val="4472C4" w:themeColor="accent1"/>
-        </w:rPr>
-        <w:t xml:space="preserve"> st',</w:t>
-      </w:r>
-    </w:p>
-    <w:p>
-      <w:pPr>
-        <w:rPr>
-          <w:b/>
-          <w:bCs/>
-          <w:color w:val="4472C4" w:themeColor="accent1"/>
-        </w:rPr>
-      </w:pPr>
-      <w:r>
-        <w:rPr>
-          <w:b/>
-          <w:bCs/>
-          <w:color w:val="4472C4" w:themeColor="accent1"/>
-        </w:rPr>
-        <w:t>    city = '</w:t>
-      </w:r>
-      <w:proofErr w:type="spellStart"/>
-      <w:r>
-        <w:rPr>
-          <w:b/>
-          <w:bCs/>
-          <w:color w:val="4472C4" w:themeColor="accent1"/>
-        </w:rPr>
-        <w:t>ffm</w:t>
-      </w:r>
-      <w:proofErr w:type="spellEnd"/>
-      <w:r>
-        <w:rPr>
-          <w:b/>
-          <w:bCs/>
-          <w:color w:val="4472C4" w:themeColor="accent1"/>
-        </w:rPr>
-        <w:t>',</w:t>
-      </w:r>
-    </w:p>
-    <w:p>
-      <w:pPr>
-        <w:rPr>
-          <w:b/>
-          <w:bCs/>
-          <w:color w:val="4472C4" w:themeColor="accent1"/>
-        </w:rPr>
-      </w:pPr>
-      <w:r>
-        <w:rPr>
-          <w:b/>
-          <w:bCs/>
-          <w:color w:val="4472C4" w:themeColor="accent1"/>
-        </w:rPr>
-        <w:t>    state = '</w:t>
-      </w:r>
-      <w:proofErr w:type="spellStart"/>
-      <w:r>
-        <w:rPr>
-          <w:b/>
-          <w:bCs/>
-          <w:color w:val="4472C4" w:themeColor="accent1"/>
-        </w:rPr>
-        <w:t>hesse</w:t>
-      </w:r>
-      <w:proofErr w:type="spellEnd"/>
-      <w:r>
-        <w:rPr>
-          <w:b/>
-          <w:bCs/>
-          <w:color w:val="4472C4" w:themeColor="accent1"/>
-        </w:rPr>
-        <w:t>',</w:t>
+        <w:t>SET street = 'Lorscher st',</w:t>
+      </w:r>
+    </w:p>
+    <w:p>
+      <w:pPr>
+        <w:rPr>
+          <w:b/>
+          <w:bCs/>
+          <w:color w:val="4472C4" w:themeColor="accent1"/>
+        </w:rPr>
+      </w:pPr>
+      <w:r>
+        <w:rPr>
+          <w:b/>
+          <w:bCs/>
+          <w:color w:val="4472C4" w:themeColor="accent1"/>
+        </w:rPr>
+        <w:t>    city = 'ffm',</w:t>
+      </w:r>
+    </w:p>
+    <w:p>
+      <w:pPr>
+        <w:rPr>
+          <w:b/>
+          <w:bCs/>
+          <w:color w:val="4472C4" w:themeColor="accent1"/>
+        </w:rPr>
+      </w:pPr>
+      <w:r>
+        <w:rPr>
+          <w:b/>
+          <w:bCs/>
+          <w:color w:val="4472C4" w:themeColor="accent1"/>
+        </w:rPr>
+        <w:t>    state = 'hesse',</w:t>
       </w:r>
     </w:p>
     <w:p>
@@ -2534,60 +1944,24 @@
           <w:bCs/>
           <w:color w:val="4472C4" w:themeColor="accent1"/>
         </w:rPr>
-        <w:t xml:space="preserve">    </w:t>
-      </w:r>
-      <w:proofErr w:type="spellStart"/>
-      <w:r>
-        <w:rPr>
-          <w:b/>
-          <w:bCs/>
-          <w:color w:val="4472C4" w:themeColor="accent1"/>
-        </w:rPr>
-        <w:t>postal_code</w:t>
-      </w:r>
-      <w:proofErr w:type="spellEnd"/>
-      <w:r>
-        <w:rPr>
-          <w:b/>
-          <w:bCs/>
-          <w:color w:val="4472C4" w:themeColor="accent1"/>
-        </w:rPr>
-        <w:t xml:space="preserve"> = 60489,</w:t>
-      </w:r>
-    </w:p>
-    <w:p>
-      <w:pPr>
-        <w:rPr>
-          <w:b/>
-          <w:bCs/>
-          <w:color w:val="4472C4" w:themeColor="accent1"/>
-        </w:rPr>
-      </w:pPr>
-      <w:r>
-        <w:rPr>
-          <w:b/>
-          <w:bCs/>
-          <w:color w:val="4472C4" w:themeColor="accent1"/>
-        </w:rPr>
-        <w:t xml:space="preserve">    </w:t>
-      </w:r>
-      <w:proofErr w:type="spellStart"/>
-      <w:r>
-        <w:rPr>
-          <w:b/>
-          <w:bCs/>
-          <w:color w:val="4472C4" w:themeColor="accent1"/>
-        </w:rPr>
-        <w:t>birth_date</w:t>
-      </w:r>
-      <w:proofErr w:type="spellEnd"/>
-      <w:r>
-        <w:rPr>
-          <w:b/>
-          <w:bCs/>
-          <w:color w:val="4472C4" w:themeColor="accent1"/>
-        </w:rPr>
-        <w:t xml:space="preserve"> = '2002-05-22'</w:t>
+        <w:t>    postal_code = 60489,</w:t>
+      </w:r>
+    </w:p>
+    <w:p>
+      <w:pPr>
+        <w:rPr>
+          <w:b/>
+          <w:bCs/>
+          <w:color w:val="4472C4" w:themeColor="accent1"/>
+        </w:rPr>
+      </w:pPr>
+      <w:r>
+        <w:rPr>
+          <w:b/>
+          <w:bCs/>
+          <w:color w:val="4472C4" w:themeColor="accent1"/>
+        </w:rPr>
+        <w:t>    birth_date = '2002-05-22'</w:t>
       </w:r>
     </w:p>
     <w:p>
@@ -2856,25 +2230,7 @@
           <w:sz w:val="22"/>
           <w:szCs w:val="22"/>
         </w:rPr>
-        <w:t xml:space="preserve">If we insert into the </w:t>
-      </w:r>
-      <w:proofErr w:type="spellStart"/>
-      <w:r>
-        <w:rPr>
-          <w:color w:val="000000" w:themeColor="text1"/>
-          <w:sz w:val="22"/>
-          <w:szCs w:val="22"/>
-        </w:rPr>
-        <w:t>person_id</w:t>
-      </w:r>
-      <w:proofErr w:type="spellEnd"/>
-      <w:r>
-        <w:rPr>
-          <w:color w:val="000000" w:themeColor="text1"/>
-          <w:sz w:val="22"/>
-          <w:szCs w:val="22"/>
-        </w:rPr>
-        <w:t xml:space="preserve"> the value 100, but int the person.id we don’t have 100 then we get a violation</w:t>
+        <w:t>If we insert into the person_id the value 100, but int the person.id we don’t have 100 then we get a violation</w:t>
       </w:r>
     </w:p>
     <w:p>
@@ -2941,10 +2297,11 @@
           <w:sz w:val="22"/>
           <w:szCs w:val="22"/>
         </w:rPr>
-        <w:t>SELECT DATE_FORMAT(</w:t>
-      </w:r>
-      <w:proofErr w:type="spellStart"/>
-      <w:r>
+        <w:t>SELECT DATE_FORMAT(event_time, '%W, %M %d %Y %h:%i:%s %p')</w:t>
+      </w:r>
+    </w:p>
+    <w:p>
+      <w:pPr>
         <w:rPr>
           <w:b/>
           <w:bCs/>
@@ -2954,9 +2311,7 @@
           <w:sz w:val="22"/>
           <w:szCs w:val="22"/>
         </w:rPr>
-        <w:t>event_time</w:t>
-      </w:r>
-      <w:proofErr w:type="spellEnd"/>
+      </w:pPr>
       <w:r>
         <w:rPr>
           <w:b/>
@@ -2967,57 +2322,6 @@
           <w:sz w:val="22"/>
           <w:szCs w:val="22"/>
         </w:rPr>
-        <w:t>, '%W, %M %d %Y %h:%</w:t>
-      </w:r>
-      <w:proofErr w:type="spellStart"/>
-      <w:r>
-        <w:rPr>
-          <w:b/>
-          <w:bCs/>
-          <w:i/>
-          <w:iCs/>
-          <w:color w:val="4472C4" w:themeColor="accent1"/>
-          <w:sz w:val="22"/>
-          <w:szCs w:val="22"/>
-        </w:rPr>
-        <w:t>i</w:t>
-      </w:r>
-      <w:proofErr w:type="spellEnd"/>
-      <w:r>
-        <w:rPr>
-          <w:b/>
-          <w:bCs/>
-          <w:i/>
-          <w:iCs/>
-          <w:color w:val="4472C4" w:themeColor="accent1"/>
-          <w:sz w:val="22"/>
-          <w:szCs w:val="22"/>
-        </w:rPr>
-        <w:t>:%s %p')</w:t>
-      </w:r>
-    </w:p>
-    <w:p>
-      <w:pPr>
-        <w:rPr>
-          <w:b/>
-          <w:bCs/>
-          <w:i/>
-          <w:iCs/>
-          <w:color w:val="4472C4" w:themeColor="accent1"/>
-          <w:sz w:val="22"/>
-          <w:szCs w:val="22"/>
-        </w:rPr>
-      </w:pPr>
-      <w:r>
-        <w:rPr>
-          <w:b/>
-          <w:bCs/>
-          <w:i/>
-          <w:iCs/>
-          <w:color w:val="4472C4" w:themeColor="accent1"/>
-          <w:sz w:val="22"/>
-          <w:szCs w:val="22"/>
-        </w:rPr>
         <w:t>FROM events;</w:t>
       </w:r>
     </w:p>
@@ -3035,25 +2339,7 @@
           <w:sz w:val="22"/>
           <w:szCs w:val="22"/>
         </w:rPr>
-        <w:t>%</w:t>
-      </w:r>
-      <w:proofErr w:type="spellStart"/>
-      <w:r>
-        <w:rPr>
-          <w:color w:val="000000" w:themeColor="text1"/>
-          <w:sz w:val="22"/>
-          <w:szCs w:val="22"/>
-        </w:rPr>
-        <w:t>a</w:t>
-      </w:r>
-      <w:proofErr w:type="spellEnd"/>
-      <w:r>
-        <w:rPr>
-          <w:color w:val="000000" w:themeColor="text1"/>
-          <w:sz w:val="22"/>
-          <w:szCs w:val="22"/>
-        </w:rPr>
-        <w:t xml:space="preserve"> The short weekday name, such as Sun, Mon, </w:t>
+        <w:t xml:space="preserve">%a The short weekday name, such as Sun, Mon, </w:t>
       </w:r>
     </w:p>
     <w:p>
@@ -3121,25 +2407,7 @@
           <w:sz w:val="22"/>
           <w:szCs w:val="22"/>
         </w:rPr>
-        <w:t>%</w:t>
-      </w:r>
-      <w:proofErr w:type="spellStart"/>
-      <w:r>
-        <w:rPr>
-          <w:color w:val="000000" w:themeColor="text1"/>
-          <w:sz w:val="22"/>
-          <w:szCs w:val="22"/>
-        </w:rPr>
-        <w:t>f</w:t>
-      </w:r>
-      <w:proofErr w:type="spellEnd"/>
-      <w:r>
-        <w:rPr>
-          <w:color w:val="000000" w:themeColor="text1"/>
-          <w:sz w:val="22"/>
-          <w:szCs w:val="22"/>
-        </w:rPr>
-        <w:t xml:space="preserve"> The number of microseconds (000000..999999) </w:t>
+        <w:t xml:space="preserve">%f The number of microseconds (000000..999999) </w:t>
       </w:r>
     </w:p>
     <w:p>
@@ -3190,25 +2458,7 @@
           <w:sz w:val="22"/>
           <w:szCs w:val="22"/>
         </w:rPr>
-        <w:t>%</w:t>
-      </w:r>
-      <w:proofErr w:type="spellStart"/>
-      <w:r>
-        <w:rPr>
-          <w:color w:val="000000" w:themeColor="text1"/>
-          <w:sz w:val="22"/>
-          <w:szCs w:val="22"/>
-        </w:rPr>
-        <w:t>i</w:t>
-      </w:r>
-      <w:proofErr w:type="spellEnd"/>
-      <w:r>
-        <w:rPr>
-          <w:color w:val="000000" w:themeColor="text1"/>
-          <w:sz w:val="22"/>
-          <w:szCs w:val="22"/>
-        </w:rPr>
-        <w:t xml:space="preserve"> The minutes within the hour (00..59) </w:t>
+        <w:t xml:space="preserve">%i The minutes within the hour (00..59) </w:t>
       </w:r>
     </w:p>
     <w:p>
@@ -3242,25 +2492,7 @@
           <w:sz w:val="22"/>
           <w:szCs w:val="22"/>
         </w:rPr>
-        <w:t>%M The full month name (</w:t>
-      </w:r>
-      <w:proofErr w:type="spellStart"/>
-      <w:r>
-        <w:rPr>
-          <w:color w:val="000000" w:themeColor="text1"/>
-          <w:sz w:val="22"/>
-          <w:szCs w:val="22"/>
-        </w:rPr>
-        <w:t>January..December</w:t>
-      </w:r>
-      <w:proofErr w:type="spellEnd"/>
-      <w:r>
-        <w:rPr>
-          <w:color w:val="000000" w:themeColor="text1"/>
-          <w:sz w:val="22"/>
-          <w:szCs w:val="22"/>
-        </w:rPr>
-        <w:t xml:space="preserve">) </w:t>
+        <w:t xml:space="preserve">%M The full month name (January..December) </w:t>
       </w:r>
     </w:p>
     <w:p>
@@ -3329,25 +2561,7 @@
           <w:sz w:val="22"/>
           <w:szCs w:val="22"/>
         </w:rPr>
-        <w:t>%W The full weekday name (</w:t>
-      </w:r>
-      <w:proofErr w:type="spellStart"/>
-      <w:r>
-        <w:rPr>
-          <w:color w:val="000000" w:themeColor="text1"/>
-          <w:sz w:val="22"/>
-          <w:szCs w:val="22"/>
-        </w:rPr>
-        <w:t>Sunday..Saturday</w:t>
-      </w:r>
-      <w:proofErr w:type="spellEnd"/>
-      <w:r>
-        <w:rPr>
-          <w:color w:val="000000" w:themeColor="text1"/>
-          <w:sz w:val="22"/>
-          <w:szCs w:val="22"/>
-        </w:rPr>
-        <w:t xml:space="preserve">) </w:t>
+        <w:t xml:space="preserve">%W The full weekday name (Sunday..Saturday) </w:t>
       </w:r>
     </w:p>
     <w:p>
@@ -3881,18 +3095,8 @@
           <w:bCs/>
           <w:color w:val="4472C4" w:themeColor="accent1"/>
         </w:rPr>
-        <w:t xml:space="preserve">SELECT </w:t>
-      </w:r>
-      <w:proofErr w:type="spellStart"/>
-      <w:r>
-        <w:rPr>
-          <w:b/>
-          <w:bCs/>
-          <w:color w:val="4472C4" w:themeColor="accent1"/>
-        </w:rPr>
-        <w:t>language_id</w:t>
-      </w:r>
-      <w:proofErr w:type="spellEnd"/>
+        <w:t>SELECT language_id</w:t>
+      </w:r>
       <w:r>
         <w:rPr>
           <w:b/>
@@ -3907,79 +3111,7 @@
           <w:bCs/>
           <w:color w:val="4472C4" w:themeColor="accent1"/>
         </w:rPr>
-        <w:t xml:space="preserve">'COMMON' </w:t>
-      </w:r>
-      <w:proofErr w:type="spellStart"/>
-      <w:r>
-        <w:rPr>
-          <w:b/>
-          <w:bCs/>
-          <w:color w:val="4472C4" w:themeColor="accent1"/>
-        </w:rPr>
-        <w:t>language_usage</w:t>
-      </w:r>
-      <w:proofErr w:type="spellEnd"/>
-      <w:r>
-        <w:rPr>
-          <w:b/>
-          <w:bCs/>
-          <w:color w:val="4472C4" w:themeColor="accent1"/>
-        </w:rPr>
-        <w:t xml:space="preserve">, </w:t>
-      </w:r>
-      <w:proofErr w:type="spellStart"/>
-      <w:r>
-        <w:rPr>
-          <w:b/>
-          <w:bCs/>
-          <w:color w:val="4472C4" w:themeColor="accent1"/>
-        </w:rPr>
-        <w:t>language_id</w:t>
-      </w:r>
-      <w:proofErr w:type="spellEnd"/>
-      <w:r>
-        <w:rPr>
-          <w:b/>
-          <w:bCs/>
-          <w:color w:val="4472C4" w:themeColor="accent1"/>
-        </w:rPr>
-        <w:t xml:space="preserve"> * 3.1415927 </w:t>
-      </w:r>
-      <w:proofErr w:type="spellStart"/>
-      <w:r>
-        <w:rPr>
-          <w:b/>
-          <w:bCs/>
-          <w:color w:val="4472C4" w:themeColor="accent1"/>
-        </w:rPr>
-        <w:t>lang_pi_value</w:t>
-      </w:r>
-      <w:proofErr w:type="spellEnd"/>
-      <w:r>
-        <w:rPr>
-          <w:b/>
-          <w:bCs/>
-          <w:color w:val="4472C4" w:themeColor="accent1"/>
-        </w:rPr>
-        <w:t xml:space="preserve">,    upper(name) </w:t>
-      </w:r>
-      <w:proofErr w:type="spellStart"/>
-      <w:r>
-        <w:rPr>
-          <w:b/>
-          <w:bCs/>
-          <w:color w:val="4472C4" w:themeColor="accent1"/>
-        </w:rPr>
-        <w:t>language_name</w:t>
-      </w:r>
-      <w:proofErr w:type="spellEnd"/>
-      <w:r>
-        <w:rPr>
-          <w:b/>
-          <w:bCs/>
-          <w:color w:val="4472C4" w:themeColor="accent1"/>
-        </w:rPr>
-        <w:t xml:space="preserve">     </w:t>
+        <w:t xml:space="preserve">'COMMON' language_usage, language_id * 3.1415927 lang_pi_value,    upper(name) language_name     </w:t>
       </w:r>
     </w:p>
     <w:p>
@@ -4021,105 +3153,41 @@
           <w:sz w:val="22"/>
           <w:szCs w:val="22"/>
         </w:rPr>
-        <w:t xml:space="preserve">we can manipulate </w:t>
-      </w:r>
-      <w:proofErr w:type="spellStart"/>
-      <w:r>
-        <w:rPr>
-          <w:color w:val="000000" w:themeColor="text1"/>
-          <w:sz w:val="22"/>
-          <w:szCs w:val="22"/>
-        </w:rPr>
-        <w:t>numerice</w:t>
-      </w:r>
-      <w:proofErr w:type="spellEnd"/>
-      <w:r>
-        <w:rPr>
-          <w:color w:val="000000" w:themeColor="text1"/>
-          <w:sz w:val="22"/>
-          <w:szCs w:val="22"/>
-        </w:rPr>
-        <w:t xml:space="preserve"> data, </w:t>
-      </w:r>
-    </w:p>
-    <w:p>
-      <w:pPr>
-        <w:rPr>
-          <w:color w:val="000000" w:themeColor="text1"/>
-          <w:sz w:val="22"/>
-          <w:szCs w:val="22"/>
-        </w:rPr>
-      </w:pPr>
-      <w:proofErr w:type="spellStart"/>
-      <w:r>
-        <w:rPr>
-          <w:color w:val="000000" w:themeColor="text1"/>
-          <w:sz w:val="22"/>
-          <w:szCs w:val="22"/>
-        </w:rPr>
-        <w:t>language_id</w:t>
-      </w:r>
-      <w:proofErr w:type="spellEnd"/>
-      <w:r>
-        <w:rPr>
-          <w:color w:val="000000" w:themeColor="text1"/>
-          <w:sz w:val="22"/>
-          <w:szCs w:val="22"/>
-        </w:rPr>
-        <w:t xml:space="preserve"> * 3.1415927 </w:t>
-      </w:r>
-      <w:proofErr w:type="spellStart"/>
-      <w:r>
-        <w:rPr>
-          <w:color w:val="000000" w:themeColor="text1"/>
-          <w:sz w:val="22"/>
-          <w:szCs w:val="22"/>
-        </w:rPr>
-        <w:t>lang_pi_value</w:t>
-      </w:r>
-      <w:proofErr w:type="spellEnd"/>
-      <w:r>
-        <w:rPr>
-          <w:color w:val="000000" w:themeColor="text1"/>
-          <w:sz w:val="22"/>
-          <w:szCs w:val="22"/>
-        </w:rPr>
-        <w:t>; selects the language id and multiplies it by a number then save it into a new column.</w:t>
-      </w:r>
-    </w:p>
-    <w:p>
-      <w:pPr>
-        <w:rPr>
-          <w:color w:val="000000" w:themeColor="text1"/>
-          <w:sz w:val="22"/>
-          <w:szCs w:val="22"/>
-        </w:rPr>
-      </w:pPr>
-      <w:r>
-        <w:rPr>
-          <w:color w:val="000000" w:themeColor="text1"/>
-          <w:sz w:val="22"/>
-          <w:szCs w:val="22"/>
-        </w:rPr>
-        <w:t xml:space="preserve">Upper (name) </w:t>
-      </w:r>
-      <w:proofErr w:type="spellStart"/>
-      <w:r>
-        <w:rPr>
-          <w:color w:val="000000" w:themeColor="text1"/>
-          <w:sz w:val="22"/>
-          <w:szCs w:val="22"/>
-        </w:rPr>
-        <w:t>language_name</w:t>
-      </w:r>
-      <w:proofErr w:type="spellEnd"/>
-      <w:r>
-        <w:rPr>
-          <w:color w:val="000000" w:themeColor="text1"/>
-          <w:sz w:val="22"/>
-          <w:szCs w:val="22"/>
-        </w:rPr>
-        <w:t xml:space="preserve"> does the same.</w:t>
+        <w:t xml:space="preserve">we can manipulate numerice data, </w:t>
+      </w:r>
+    </w:p>
+    <w:p>
+      <w:pPr>
+        <w:rPr>
+          <w:color w:val="000000" w:themeColor="text1"/>
+          <w:sz w:val="22"/>
+          <w:szCs w:val="22"/>
+        </w:rPr>
+      </w:pPr>
+      <w:r>
+        <w:rPr>
+          <w:color w:val="000000" w:themeColor="text1"/>
+          <w:sz w:val="22"/>
+          <w:szCs w:val="22"/>
+        </w:rPr>
+        <w:t>language_id * 3.1415927 lang_pi_value; selects the language id and multiplies it by a number then save it into a new column.</w:t>
+      </w:r>
+    </w:p>
+    <w:p>
+      <w:pPr>
+        <w:rPr>
+          <w:color w:val="000000" w:themeColor="text1"/>
+          <w:sz w:val="22"/>
+          <w:szCs w:val="22"/>
+        </w:rPr>
+      </w:pPr>
+      <w:r>
+        <w:rPr>
+          <w:color w:val="000000" w:themeColor="text1"/>
+          <w:sz w:val="22"/>
+          <w:szCs w:val="22"/>
+        </w:rPr>
+        <w:t>Upper (name) language_name does the same.</w:t>
       </w:r>
     </w:p>
     <w:p>
@@ -4476,79 +3544,7 @@
           <w:bCs/>
           <w:color w:val="4472C4" w:themeColor="accent1"/>
         </w:rPr>
-        <w:t xml:space="preserve">SELECT </w:t>
-      </w:r>
-      <w:proofErr w:type="spellStart"/>
-      <w:r>
-        <w:rPr>
-          <w:b/>
-          <w:bCs/>
-          <w:color w:val="4472C4" w:themeColor="accent1"/>
-        </w:rPr>
-        <w:t>c.first_name</w:t>
-      </w:r>
-      <w:proofErr w:type="spellEnd"/>
-      <w:r>
-        <w:rPr>
-          <w:b/>
-          <w:bCs/>
-          <w:color w:val="4472C4" w:themeColor="accent1"/>
-        </w:rPr>
-        <w:t xml:space="preserve">, </w:t>
-      </w:r>
-      <w:proofErr w:type="spellStart"/>
-      <w:r>
-        <w:rPr>
-          <w:b/>
-          <w:bCs/>
-          <w:color w:val="4472C4" w:themeColor="accent1"/>
-        </w:rPr>
-        <w:t>c.last_name</w:t>
-      </w:r>
-      <w:proofErr w:type="spellEnd"/>
-      <w:r>
-        <w:rPr>
-          <w:b/>
-          <w:bCs/>
-          <w:color w:val="4472C4" w:themeColor="accent1"/>
-        </w:rPr>
-        <w:t>,   time(</w:t>
-      </w:r>
-      <w:proofErr w:type="spellStart"/>
-      <w:r>
-        <w:rPr>
-          <w:b/>
-          <w:bCs/>
-          <w:color w:val="4472C4" w:themeColor="accent1"/>
-        </w:rPr>
-        <w:t>r.rental_date</w:t>
-      </w:r>
-      <w:proofErr w:type="spellEnd"/>
-      <w:r>
-        <w:rPr>
-          <w:b/>
-          <w:bCs/>
-          <w:color w:val="4472C4" w:themeColor="accent1"/>
-        </w:rPr>
-        <w:t xml:space="preserve">) </w:t>
-      </w:r>
-      <w:proofErr w:type="spellStart"/>
-      <w:r>
-        <w:rPr>
-          <w:b/>
-          <w:bCs/>
-          <w:color w:val="4472C4" w:themeColor="accent1"/>
-        </w:rPr>
-        <w:t>rental_time</w:t>
-      </w:r>
-      <w:proofErr w:type="spellEnd"/>
-      <w:r>
-        <w:rPr>
-          <w:b/>
-          <w:bCs/>
-          <w:color w:val="4472C4" w:themeColor="accent1"/>
-        </w:rPr>
-        <w:t xml:space="preserve"> </w:t>
+        <w:t xml:space="preserve">SELECT c.first_name, c.last_name,   time(r.rental_date) rental_time </w:t>
       </w:r>
     </w:p>
     <w:p>
@@ -4599,78 +3595,24 @@
           <w:bCs/>
           <w:color w:val="4472C4" w:themeColor="accent1"/>
         </w:rPr>
-        <w:t xml:space="preserve">ON </w:t>
-      </w:r>
-      <w:proofErr w:type="spellStart"/>
-      <w:r>
-        <w:rPr>
-          <w:b/>
-          <w:bCs/>
-          <w:color w:val="4472C4" w:themeColor="accent1"/>
-        </w:rPr>
-        <w:t>c.customer_id</w:t>
-      </w:r>
-      <w:proofErr w:type="spellEnd"/>
-      <w:r>
-        <w:rPr>
-          <w:b/>
-          <w:bCs/>
-          <w:color w:val="4472C4" w:themeColor="accent1"/>
-        </w:rPr>
-        <w:t xml:space="preserve"> = </w:t>
-      </w:r>
-      <w:proofErr w:type="spellStart"/>
-      <w:r>
-        <w:rPr>
-          <w:b/>
-          <w:bCs/>
-          <w:color w:val="4472C4" w:themeColor="accent1"/>
-        </w:rPr>
-        <w:t>r.customer_id</w:t>
-      </w:r>
-      <w:proofErr w:type="spellEnd"/>
-      <w:r>
-        <w:rPr>
-          <w:b/>
-          <w:bCs/>
-          <w:color w:val="4472C4" w:themeColor="accent1"/>
-        </w:rPr>
-        <w:t xml:space="preserve"> </w:t>
-      </w:r>
-    </w:p>
-    <w:p>
-      <w:pPr>
-        <w:rPr>
-          <w:color w:val="000000" w:themeColor="text1"/>
-          <w:sz w:val="22"/>
-          <w:szCs w:val="22"/>
-        </w:rPr>
-      </w:pPr>
-      <w:r>
-        <w:rPr>
-          <w:b/>
-          <w:bCs/>
-          <w:color w:val="4472C4" w:themeColor="accent1"/>
-        </w:rPr>
-        <w:t>WHERE date(</w:t>
-      </w:r>
-      <w:proofErr w:type="spellStart"/>
-      <w:r>
-        <w:rPr>
-          <w:b/>
-          <w:bCs/>
-          <w:color w:val="4472C4" w:themeColor="accent1"/>
-        </w:rPr>
-        <w:t>r.rental_date</w:t>
-      </w:r>
-      <w:proofErr w:type="spellEnd"/>
-      <w:r>
-        <w:rPr>
-          <w:b/>
-          <w:bCs/>
-          <w:color w:val="4472C4" w:themeColor="accent1"/>
-        </w:rPr>
-        <w:t>) = '2005-06-14'</w:t>
+        <w:t xml:space="preserve">ON c.customer_id = r.customer_id </w:t>
+      </w:r>
+    </w:p>
+    <w:p>
+      <w:pPr>
+        <w:rPr>
+          <w:color w:val="000000" w:themeColor="text1"/>
+          <w:sz w:val="22"/>
+          <w:szCs w:val="22"/>
+        </w:rPr>
+      </w:pPr>
+      <w:r>
+        <w:rPr>
+          <w:b/>
+          <w:bCs/>
+          <w:color w:val="4472C4" w:themeColor="accent1"/>
+        </w:rPr>
+        <w:t>WHERE date(r.rental_date) = '2005-06-14'</w:t>
       </w:r>
       <w:r>
         <w:rPr>
@@ -4785,18 +3727,8 @@
           <w:bCs/>
           <w:color w:val="4472C4" w:themeColor="accent1"/>
         </w:rPr>
-        <w:t xml:space="preserve">SELECT title, </w:t>
-      </w:r>
-      <w:proofErr w:type="spellStart"/>
-      <w:r>
-        <w:rPr>
-          <w:b/>
-          <w:bCs/>
-          <w:color w:val="4472C4" w:themeColor="accent1"/>
-        </w:rPr>
-        <w:t>rental_duration</w:t>
-      </w:r>
-      <w:proofErr w:type="spellEnd"/>
+        <w:t>SELECT title, rental_duration</w:t>
+      </w:r>
     </w:p>
     <w:p>
       <w:pPr>
@@ -4829,60 +3761,24 @@
           <w:bCs/>
           <w:color w:val="4472C4" w:themeColor="accent1"/>
         </w:rPr>
-        <w:t xml:space="preserve">WHERE rating = 'G' AND </w:t>
-      </w:r>
-      <w:proofErr w:type="spellStart"/>
-      <w:r>
-        <w:rPr>
-          <w:b/>
-          <w:bCs/>
-          <w:color w:val="4472C4" w:themeColor="accent1"/>
-        </w:rPr>
-        <w:t>rental_duration</w:t>
-      </w:r>
-      <w:proofErr w:type="spellEnd"/>
-      <w:r>
-        <w:rPr>
-          <w:b/>
-          <w:bCs/>
-          <w:color w:val="4472C4" w:themeColor="accent1"/>
-        </w:rPr>
-        <w:t xml:space="preserve"> &gt; 5</w:t>
-      </w:r>
-    </w:p>
-    <w:p>
-      <w:pPr>
-        <w:rPr>
-          <w:b/>
-          <w:bCs/>
-          <w:color w:val="4472C4" w:themeColor="accent1"/>
-        </w:rPr>
-      </w:pPr>
-      <w:r>
-        <w:rPr>
-          <w:b/>
-          <w:bCs/>
-          <w:color w:val="4472C4" w:themeColor="accent1"/>
-        </w:rPr>
-        <w:t xml:space="preserve">ORDER BY </w:t>
-      </w:r>
-      <w:proofErr w:type="spellStart"/>
-      <w:r>
-        <w:rPr>
-          <w:b/>
-          <w:bCs/>
-          <w:color w:val="4472C4" w:themeColor="accent1"/>
-        </w:rPr>
-        <w:t>rental_duration</w:t>
-      </w:r>
-      <w:proofErr w:type="spellEnd"/>
-      <w:r>
-        <w:rPr>
-          <w:b/>
-          <w:bCs/>
-          <w:color w:val="4472C4" w:themeColor="accent1"/>
-        </w:rPr>
-        <w:t xml:space="preserve"> DESC;</w:t>
+        <w:t>WHERE rating = 'G' AND rental_duration &gt; 5</w:t>
+      </w:r>
+    </w:p>
+    <w:p>
+      <w:pPr>
+        <w:rPr>
+          <w:b/>
+          <w:bCs/>
+          <w:color w:val="4472C4" w:themeColor="accent1"/>
+        </w:rPr>
+      </w:pPr>
+      <w:r>
+        <w:rPr>
+          <w:b/>
+          <w:bCs/>
+          <w:color w:val="4472C4" w:themeColor="accent1"/>
+        </w:rPr>
+        <w:t>ORDER BY rental_duration DESC;</w:t>
       </w:r>
     </w:p>
     <w:p>
@@ -5030,25 +3926,7 @@
           <w:sz w:val="22"/>
           <w:szCs w:val="22"/>
         </w:rPr>
-        <w:t xml:space="preserve">When sorting, you have the option of specifying ascending or descending order via the </w:t>
-      </w:r>
-      <w:proofErr w:type="spellStart"/>
-      <w:r>
-        <w:rPr>
-          <w:color w:val="000000" w:themeColor="text1"/>
-          <w:sz w:val="22"/>
-          <w:szCs w:val="22"/>
-        </w:rPr>
-        <w:t>asc</w:t>
-      </w:r>
-      <w:proofErr w:type="spellEnd"/>
-      <w:r>
-        <w:rPr>
-          <w:color w:val="000000" w:themeColor="text1"/>
-          <w:sz w:val="22"/>
-          <w:szCs w:val="22"/>
-        </w:rPr>
-        <w:t xml:space="preserve"> and desc keywords. </w:t>
+        <w:t xml:space="preserve">When sorting, you have the option of specifying ascending or descending order via the asc and desc keywords. </w:t>
       </w:r>
       <w:r>
         <w:rPr>
@@ -5102,107 +3980,25 @@
           <w:bCs/>
           <w:color w:val="4472C4" w:themeColor="accent1"/>
         </w:rPr>
-        <w:t xml:space="preserve">SELECT </w:t>
-      </w:r>
-      <w:proofErr w:type="spellStart"/>
-      <w:r>
-        <w:rPr>
-          <w:b/>
-          <w:bCs/>
-          <w:color w:val="4472C4" w:themeColor="accent1"/>
-        </w:rPr>
-        <w:t>actor_id</w:t>
-      </w:r>
-      <w:proofErr w:type="spellEnd"/>
-      <w:r>
-        <w:rPr>
-          <w:b/>
-          <w:bCs/>
-          <w:color w:val="4472C4" w:themeColor="accent1"/>
-        </w:rPr>
-        <w:t xml:space="preserve">, </w:t>
-      </w:r>
-      <w:proofErr w:type="spellStart"/>
-      <w:r>
-        <w:rPr>
-          <w:b/>
-          <w:bCs/>
-          <w:color w:val="4472C4" w:themeColor="accent1"/>
-        </w:rPr>
-        <w:t>film_id</w:t>
-      </w:r>
-      <w:proofErr w:type="spellEnd"/>
-      <w:r>
-        <w:rPr>
-          <w:b/>
-          <w:bCs/>
-          <w:color w:val="4472C4" w:themeColor="accent1"/>
-        </w:rPr>
-        <w:t>, (</w:t>
-      </w:r>
-      <w:proofErr w:type="spellStart"/>
-      <w:r>
-        <w:rPr>
-          <w:b/>
-          <w:bCs/>
-          <w:color w:val="4472C4" w:themeColor="accent1"/>
-        </w:rPr>
-        <w:t>actor_id</w:t>
-      </w:r>
-      <w:proofErr w:type="spellEnd"/>
-      <w:r>
-        <w:rPr>
-          <w:b/>
-          <w:bCs/>
-          <w:color w:val="4472C4" w:themeColor="accent1"/>
-        </w:rPr>
-        <w:t xml:space="preserve"> + </w:t>
-      </w:r>
-      <w:proofErr w:type="spellStart"/>
-      <w:r>
-        <w:rPr>
-          <w:b/>
-          <w:bCs/>
-          <w:color w:val="4472C4" w:themeColor="accent1"/>
-        </w:rPr>
-        <w:t>film_id</w:t>
-      </w:r>
-      <w:proofErr w:type="spellEnd"/>
-      <w:r>
-        <w:rPr>
-          <w:b/>
-          <w:bCs/>
-          <w:color w:val="4472C4" w:themeColor="accent1"/>
-        </w:rPr>
-        <w:t>) AS total</w:t>
-      </w:r>
-    </w:p>
-    <w:p>
-      <w:pPr>
-        <w:rPr>
-          <w:b/>
-          <w:bCs/>
-          <w:color w:val="4472C4" w:themeColor="accent1"/>
-        </w:rPr>
-      </w:pPr>
-      <w:r>
-        <w:rPr>
-          <w:b/>
-          <w:bCs/>
-          <w:color w:val="4472C4" w:themeColor="accent1"/>
-        </w:rPr>
-        <w:t xml:space="preserve">FROM </w:t>
-      </w:r>
-      <w:proofErr w:type="spellStart"/>
-      <w:r>
-        <w:rPr>
-          <w:b/>
-          <w:bCs/>
-          <w:color w:val="4472C4" w:themeColor="accent1"/>
-        </w:rPr>
-        <w:t>film_actor</w:t>
-      </w:r>
-      <w:proofErr w:type="spellEnd"/>
+        <w:t>SELECT actor_id, film_id, (actor_id + film_id) AS total</w:t>
+      </w:r>
+    </w:p>
+    <w:p>
+      <w:pPr>
+        <w:rPr>
+          <w:b/>
+          <w:bCs/>
+          <w:color w:val="4472C4" w:themeColor="accent1"/>
+        </w:rPr>
+      </w:pPr>
+      <w:r>
+        <w:rPr>
+          <w:b/>
+          <w:bCs/>
+          <w:color w:val="4472C4" w:themeColor="accent1"/>
+        </w:rPr>
+        <w:t>FROM film_actor</w:t>
+      </w:r>
     </w:p>
     <w:p>
       <w:pPr>
@@ -5235,53 +4031,1407 @@
           <w:sz w:val="22"/>
           <w:szCs w:val="22"/>
         </w:rPr>
-        <w:t>3 here refers to the column number 3 in our select statement which is (</w:t>
-      </w:r>
-      <w:proofErr w:type="spellStart"/>
-      <w:r>
-        <w:rPr>
-          <w:color w:val="000000" w:themeColor="text1"/>
-          <w:sz w:val="22"/>
-          <w:szCs w:val="22"/>
-        </w:rPr>
-        <w:t>actor_id</w:t>
-      </w:r>
-      <w:proofErr w:type="spellEnd"/>
-      <w:r>
-        <w:rPr>
-          <w:color w:val="000000" w:themeColor="text1"/>
-          <w:sz w:val="22"/>
-          <w:szCs w:val="22"/>
-        </w:rPr>
-        <w:t xml:space="preserve"> + </w:t>
-      </w:r>
-      <w:proofErr w:type="spellStart"/>
-      <w:r>
-        <w:rPr>
-          <w:color w:val="000000" w:themeColor="text1"/>
-          <w:sz w:val="22"/>
-          <w:szCs w:val="22"/>
-        </w:rPr>
-        <w:t>film_id</w:t>
-      </w:r>
-      <w:proofErr w:type="spellEnd"/>
-      <w:r>
-        <w:rPr>
-          <w:color w:val="000000" w:themeColor="text1"/>
-          <w:sz w:val="22"/>
-          <w:szCs w:val="22"/>
-        </w:rPr>
-        <w:t>)</w:t>
-      </w:r>
-    </w:p>
-    <w:p>
-      <w:pPr>
-        <w:rPr>
-          <w:b/>
-          <w:bCs/>
-          <w:color w:val="4472C4" w:themeColor="accent1"/>
-        </w:rPr>
-      </w:pPr>
+        <w:t>3 here refers to the column number 3 in our select statement which is (actor_id + film_id)</w:t>
+      </w:r>
+    </w:p>
+    <w:p>
+      <w:pPr>
+        <w:rPr>
+          <w:b/>
+          <w:bCs/>
+          <w:color w:val="000000" w:themeColor="text1"/>
+          <w:sz w:val="28"/>
+          <w:szCs w:val="28"/>
+          <w:u w:val="single"/>
+        </w:rPr>
+      </w:pPr>
+      <w:r>
+        <w:rPr>
+          <w:b/>
+          <w:bCs/>
+          <w:color w:val="000000" w:themeColor="text1"/>
+          <w:sz w:val="28"/>
+          <w:szCs w:val="28"/>
+          <w:u w:val="single"/>
+        </w:rPr>
+        <w:t>Exercise 3</w:t>
+      </w:r>
+      <w:r>
+        <w:rPr>
+          <w:b/>
+          <w:bCs/>
+          <w:color w:val="000000" w:themeColor="text1"/>
+          <w:sz w:val="28"/>
+          <w:szCs w:val="28"/>
+          <w:u w:val="single"/>
+        </w:rPr>
+        <w:t>:</w:t>
+      </w:r>
+    </w:p>
+    <w:p>
+      <w:pPr>
+        <w:rPr>
+          <w:color w:val="000000" w:themeColor="text1"/>
+          <w:sz w:val="22"/>
+          <w:szCs w:val="22"/>
+        </w:rPr>
+      </w:pPr>
+      <w:r>
+        <w:rPr>
+          <w:color w:val="000000" w:themeColor="text1"/>
+          <w:sz w:val="22"/>
+          <w:szCs w:val="22"/>
+        </w:rPr>
+        <w:t>We can also use functions to type cast a datatype</w:t>
+      </w:r>
+    </w:p>
+    <w:p>
+      <w:pPr>
+        <w:rPr>
+          <w:color w:val="000000" w:themeColor="text1"/>
+          <w:sz w:val="22"/>
+          <w:szCs w:val="22"/>
+        </w:rPr>
+      </w:pPr>
+    </w:p>
+    <w:p>
+      <w:pPr>
+        <w:jc w:val="center"/>
+        <w:rPr>
+          <w:b/>
+          <w:bCs/>
+          <w:color w:val="EE0000"/>
+          <w:sz w:val="32"/>
+          <w:szCs w:val="32"/>
+          <w:u w:val="single"/>
+        </w:rPr>
+      </w:pPr>
+      <w:r>
+        <w:rPr>
+          <w:b/>
+          <w:bCs/>
+          <w:color w:val="EE0000"/>
+          <w:sz w:val="32"/>
+          <w:szCs w:val="32"/>
+          <w:u w:val="single"/>
+        </w:rPr>
+        <w:lastRenderedPageBreak/>
+        <w:t>Chapter 4</w:t>
+      </w:r>
+      <w:r>
+        <w:rPr>
+          <w:b/>
+          <w:bCs/>
+          <w:color w:val="EE0000"/>
+          <w:sz w:val="32"/>
+          <w:szCs w:val="32"/>
+          <w:u w:val="single"/>
+        </w:rPr>
+        <w:t>-Filtering</w:t>
+      </w:r>
+    </w:p>
+    <w:p>
+      <w:pPr>
+        <w:rPr>
+          <w:color w:val="000000" w:themeColor="text1"/>
+          <w:sz w:val="22"/>
+          <w:szCs w:val="22"/>
+        </w:rPr>
+      </w:pPr>
+    </w:p>
+    <w:p>
+      <w:pPr>
+        <w:rPr>
+          <w:b/>
+          <w:bCs/>
+          <w:color w:val="EE0000"/>
+          <w:sz w:val="22"/>
+          <w:szCs w:val="22"/>
+          <w:u w:val="single"/>
+        </w:rPr>
+      </w:pPr>
+      <w:r>
+        <w:rPr>
+          <w:b/>
+          <w:bCs/>
+          <w:color w:val="EE0000"/>
+          <w:sz w:val="22"/>
+          <w:szCs w:val="22"/>
+          <w:u w:val="single"/>
+        </w:rPr>
+        <w:t>all the SQL data statements (except the insert statement) include an optional where clause</w:t>
+      </w:r>
+    </w:p>
+    <w:p>
+      <w:pPr>
+        <w:rPr>
+          <w:color w:val="000000" w:themeColor="text1"/>
+          <w:sz w:val="22"/>
+          <w:szCs w:val="22"/>
+        </w:rPr>
+      </w:pPr>
+      <w:r>
+        <w:rPr>
+          <w:color w:val="000000" w:themeColor="text1"/>
+          <w:sz w:val="22"/>
+          <w:szCs w:val="22"/>
+        </w:rPr>
+        <w:t xml:space="preserve">this means </w:t>
+      </w:r>
+      <w:r>
+        <w:rPr>
+          <w:b/>
+          <w:bCs/>
+          <w:color w:val="000000" w:themeColor="text1"/>
+          <w:sz w:val="22"/>
+          <w:szCs w:val="22"/>
+        </w:rPr>
+        <w:t>SELECT, UPDATE, DELETE</w:t>
+      </w:r>
+      <w:r>
+        <w:rPr>
+          <w:color w:val="000000" w:themeColor="text1"/>
+          <w:sz w:val="22"/>
+          <w:szCs w:val="22"/>
+        </w:rPr>
+        <w:t xml:space="preserve"> all accept the keyword where.</w:t>
+      </w:r>
+    </w:p>
+    <w:p>
+      <w:pPr>
+        <w:rPr>
+          <w:color w:val="000000" w:themeColor="text1"/>
+          <w:sz w:val="22"/>
+          <w:szCs w:val="22"/>
+        </w:rPr>
+      </w:pPr>
+      <w:r>
+        <w:rPr>
+          <w:color w:val="000000" w:themeColor="text1"/>
+          <w:sz w:val="22"/>
+          <w:szCs w:val="22"/>
+        </w:rPr>
+        <w:t xml:space="preserve">The WHERE clauses works the same for the case of AND, OR usage. </w:t>
+      </w:r>
+    </w:p>
+    <w:p>
+      <w:pPr>
+        <w:rPr>
+          <w:color w:val="000000" w:themeColor="text1"/>
+          <w:sz w:val="22"/>
+          <w:szCs w:val="22"/>
+        </w:rPr>
+      </w:pPr>
+      <w:r>
+        <w:rPr>
+          <w:color w:val="000000" w:themeColor="text1"/>
+          <w:sz w:val="22"/>
+          <w:szCs w:val="22"/>
+        </w:rPr>
+        <w:t>AND evaluates till the end OR terminates once a case is satisfied.</w:t>
+      </w:r>
+    </w:p>
+    <w:p>
+      <w:pPr>
+        <w:rPr>
+          <w:color w:val="000000" w:themeColor="text1"/>
+          <w:sz w:val="22"/>
+          <w:szCs w:val="22"/>
+        </w:rPr>
+      </w:pPr>
+    </w:p>
+    <w:p>
+      <w:pPr>
+        <w:rPr>
+          <w:color w:val="000000" w:themeColor="text1"/>
+          <w:sz w:val="22"/>
+          <w:szCs w:val="22"/>
+        </w:rPr>
+      </w:pPr>
+      <w:r>
+        <w:rPr>
+          <w:color w:val="000000" w:themeColor="text1"/>
+          <w:sz w:val="22"/>
+          <w:szCs w:val="22"/>
+        </w:rPr>
+        <w:t>Since the usage of the keyword NOT is confusing for the user, its usually better to subsititute it with &lt;&gt; examples:</w:t>
+      </w:r>
+    </w:p>
+    <w:p>
+      <w:pPr>
+        <w:rPr>
+          <w:b/>
+          <w:bCs/>
+          <w:color w:val="4472C4" w:themeColor="accent1"/>
+        </w:rPr>
+      </w:pPr>
+      <w:r>
+        <w:rPr>
+          <w:b/>
+          <w:bCs/>
+          <w:color w:val="4472C4" w:themeColor="accent1"/>
+        </w:rPr>
+        <w:t>WHERE first_name &lt;&gt; 'STEVEN' AND last_name &lt;&gt; 'YOUNG'   AND create_date &gt; '2006-01-01'</w:t>
+      </w:r>
+      <w:r>
+        <w:rPr>
+          <w:b/>
+          <w:bCs/>
+          <w:color w:val="4472C4" w:themeColor="accent1"/>
+        </w:rPr>
+        <w:t xml:space="preserve">; </w:t>
+      </w:r>
+    </w:p>
+    <w:p>
+      <w:pPr>
+        <w:rPr>
+          <w:color w:val="000000" w:themeColor="text1"/>
+          <w:sz w:val="22"/>
+          <w:szCs w:val="22"/>
+        </w:rPr>
+      </w:pPr>
+      <w:r>
+        <w:rPr>
+          <w:color w:val="000000" w:themeColor="text1"/>
+          <w:sz w:val="22"/>
+          <w:szCs w:val="22"/>
+        </w:rPr>
+        <w:t xml:space="preserve">Here we are selecting the name that is not steven the last name that is not young </w:t>
+      </w:r>
+    </w:p>
+    <w:p>
+      <w:pPr>
+        <w:rPr>
+          <w:color w:val="000000" w:themeColor="text1"/>
+          <w:sz w:val="22"/>
+          <w:szCs w:val="22"/>
+        </w:rPr>
+      </w:pPr>
+    </w:p>
+    <w:p>
+      <w:pPr>
+        <w:rPr>
+          <w:b/>
+          <w:bCs/>
+          <w:color w:val="000000" w:themeColor="text1"/>
+          <w:sz w:val="28"/>
+          <w:szCs w:val="28"/>
+          <w:u w:val="single"/>
+        </w:rPr>
+      </w:pPr>
+      <w:r>
+        <w:rPr>
+          <w:b/>
+          <w:bCs/>
+          <w:color w:val="000000" w:themeColor="text1"/>
+          <w:sz w:val="28"/>
+          <w:szCs w:val="28"/>
+          <w:u w:val="single"/>
+        </w:rPr>
+        <w:t>Condition Types</w:t>
+      </w:r>
+      <w:r>
+        <w:rPr>
+          <w:b/>
+          <w:bCs/>
+          <w:color w:val="000000" w:themeColor="text1"/>
+          <w:sz w:val="28"/>
+          <w:szCs w:val="28"/>
+          <w:u w:val="single"/>
+        </w:rPr>
+        <w:t>;</w:t>
+      </w:r>
+    </w:p>
+    <w:p>
+      <w:pPr>
+        <w:rPr>
+          <w:color w:val="000000" w:themeColor="text1"/>
+          <w:sz w:val="22"/>
+          <w:szCs w:val="22"/>
+        </w:rPr>
+      </w:pPr>
+      <w:r>
+        <w:rPr>
+          <w:b/>
+          <w:bCs/>
+          <w:color w:val="000000" w:themeColor="text1"/>
+          <w:sz w:val="22"/>
+          <w:szCs w:val="22"/>
+        </w:rPr>
+        <w:t>Equality Condition:</w:t>
+      </w:r>
+      <w:r>
+        <w:rPr>
+          <w:b/>
+          <w:bCs/>
+          <w:color w:val="000000" w:themeColor="text1"/>
+          <w:sz w:val="22"/>
+          <w:szCs w:val="22"/>
+        </w:rPr>
+        <w:t xml:space="preserve"> </w:t>
+      </w:r>
+      <w:r>
+        <w:rPr>
+          <w:color w:val="000000" w:themeColor="text1"/>
+          <w:sz w:val="22"/>
+          <w:szCs w:val="22"/>
+        </w:rPr>
+        <w:t xml:space="preserve"> we are checking that a column is equal to a specific value to select, it update it or delete it.</w:t>
+      </w:r>
+    </w:p>
+    <w:p>
+      <w:pPr>
+        <w:ind w:left="720"/>
+        <w:rPr>
+          <w:b/>
+          <w:bCs/>
+          <w:color w:val="4472C4" w:themeColor="accent1"/>
+        </w:rPr>
+      </w:pPr>
+      <w:r>
+        <w:rPr>
+          <w:b/>
+          <w:bCs/>
+          <w:color w:val="4472C4" w:themeColor="accent1"/>
+        </w:rPr>
+        <w:t xml:space="preserve">title = 'RIVER OUTLAW' </w:t>
+      </w:r>
+    </w:p>
+    <w:p>
+      <w:pPr>
+        <w:ind w:left="720"/>
+        <w:rPr>
+          <w:b/>
+          <w:bCs/>
+          <w:color w:val="4472C4" w:themeColor="accent1"/>
+        </w:rPr>
+      </w:pPr>
+      <w:r>
+        <w:rPr>
+          <w:b/>
+          <w:bCs/>
+          <w:color w:val="4472C4" w:themeColor="accent1"/>
+        </w:rPr>
+        <w:t xml:space="preserve">fed_id = '111-11-1111' amount = 375.25 </w:t>
+      </w:r>
+    </w:p>
+    <w:p>
+      <w:pPr>
+        <w:ind w:left="720"/>
+        <w:rPr>
+          <w:b/>
+          <w:bCs/>
+          <w:color w:val="4472C4" w:themeColor="accent1"/>
+        </w:rPr>
+      </w:pPr>
+      <w:r>
+        <w:rPr>
+          <w:b/>
+          <w:bCs/>
+          <w:color w:val="4472C4" w:themeColor="accent1"/>
+        </w:rPr>
+        <w:t>film_id = (SELECT film_id FROM film WHERE title = 'RIVER OUTLAW')</w:t>
+      </w:r>
+    </w:p>
+    <w:p>
+      <w:pPr>
+        <w:ind w:left="720"/>
+        <w:rPr>
+          <w:color w:val="000000" w:themeColor="text1"/>
+          <w:sz w:val="22"/>
+          <w:szCs w:val="22"/>
+        </w:rPr>
+      </w:pPr>
+    </w:p>
+    <w:p>
+      <w:pPr>
+        <w:rPr>
+          <w:color w:val="000000" w:themeColor="text1"/>
+          <w:sz w:val="22"/>
+          <w:szCs w:val="22"/>
+        </w:rPr>
+      </w:pPr>
+      <w:r>
+        <w:rPr>
+          <w:b/>
+          <w:bCs/>
+          <w:color w:val="000000" w:themeColor="text1"/>
+          <w:sz w:val="22"/>
+          <w:szCs w:val="22"/>
+        </w:rPr>
+        <w:t>inE</w:t>
+      </w:r>
+      <w:r>
+        <w:rPr>
+          <w:b/>
+          <w:bCs/>
+          <w:color w:val="000000" w:themeColor="text1"/>
+          <w:sz w:val="22"/>
+          <w:szCs w:val="22"/>
+        </w:rPr>
+        <w:t>quality Condition:</w:t>
+      </w:r>
+      <w:r>
+        <w:rPr>
+          <w:b/>
+          <w:bCs/>
+          <w:color w:val="000000" w:themeColor="text1"/>
+          <w:sz w:val="22"/>
+          <w:szCs w:val="22"/>
+        </w:rPr>
+        <w:t xml:space="preserve"> </w:t>
+      </w:r>
+      <w:r>
+        <w:rPr>
+          <w:color w:val="000000" w:themeColor="text1"/>
+          <w:sz w:val="22"/>
+          <w:szCs w:val="22"/>
+        </w:rPr>
+        <w:t xml:space="preserve"> we are checking that a column is </w:t>
+      </w:r>
+      <w:r>
+        <w:rPr>
+          <w:color w:val="000000" w:themeColor="text1"/>
+          <w:sz w:val="22"/>
+          <w:szCs w:val="22"/>
+        </w:rPr>
+        <w:t xml:space="preserve">not </w:t>
+      </w:r>
+      <w:r>
+        <w:rPr>
+          <w:color w:val="000000" w:themeColor="text1"/>
+          <w:sz w:val="22"/>
+          <w:szCs w:val="22"/>
+        </w:rPr>
+        <w:t>equal to a specific value to select, it update it or delete it.</w:t>
+      </w:r>
+    </w:p>
+    <w:p>
+      <w:pPr>
+        <w:rPr>
+          <w:b/>
+          <w:bCs/>
+          <w:color w:val="4472C4" w:themeColor="accent1"/>
+        </w:rPr>
+      </w:pPr>
+      <w:r>
+        <w:rPr>
+          <w:b/>
+          <w:bCs/>
+          <w:color w:val="4472C4" w:themeColor="accent1"/>
+        </w:rPr>
+        <w:t xml:space="preserve">SELECT c.email     </w:t>
+      </w:r>
+    </w:p>
+    <w:p>
+      <w:pPr>
+        <w:rPr>
+          <w:b/>
+          <w:bCs/>
+          <w:color w:val="4472C4" w:themeColor="accent1"/>
+        </w:rPr>
+      </w:pPr>
+      <w:r>
+        <w:rPr>
+          <w:b/>
+          <w:bCs/>
+          <w:color w:val="4472C4" w:themeColor="accent1"/>
+        </w:rPr>
+        <w:t xml:space="preserve">FROM customer </w:t>
+      </w:r>
+    </w:p>
+    <w:p>
+      <w:pPr>
+        <w:rPr>
+          <w:b/>
+          <w:bCs/>
+          <w:color w:val="4472C4" w:themeColor="accent1"/>
+        </w:rPr>
+      </w:pPr>
+      <w:r>
+        <w:rPr>
+          <w:b/>
+          <w:bCs/>
+          <w:color w:val="4472C4" w:themeColor="accent1"/>
+        </w:rPr>
+        <w:t>INNER JOIN rental r    </w:t>
+      </w:r>
+    </w:p>
+    <w:p>
+      <w:pPr>
+        <w:rPr>
+          <w:b/>
+          <w:bCs/>
+          <w:color w:val="4472C4" w:themeColor="accent1"/>
+        </w:rPr>
+      </w:pPr>
+      <w:r>
+        <w:rPr>
+          <w:b/>
+          <w:bCs/>
+          <w:color w:val="4472C4" w:themeColor="accent1"/>
+        </w:rPr>
+        <w:t xml:space="preserve">ON c.customer_id = r.customer_id     </w:t>
+      </w:r>
+    </w:p>
+    <w:p>
+      <w:pPr>
+        <w:rPr>
+          <w:color w:val="000000" w:themeColor="text1"/>
+          <w:sz w:val="22"/>
+          <w:szCs w:val="22"/>
+        </w:rPr>
+      </w:pPr>
+      <w:r>
+        <w:rPr>
+          <w:b/>
+          <w:bCs/>
+          <w:color w:val="4472C4" w:themeColor="accent1"/>
+        </w:rPr>
+        <w:t>WHERE date(r.rental_date) &lt;&gt; '2005-06-14'</w:t>
+      </w:r>
+      <w:r>
+        <w:rPr>
+          <w:color w:val="000000" w:themeColor="text1"/>
+          <w:sz w:val="22"/>
+          <w:szCs w:val="22"/>
+        </w:rPr>
+        <w:t>;</w:t>
+      </w:r>
+    </w:p>
+    <w:p>
+      <w:pPr>
+        <w:rPr>
+          <w:color w:val="000000" w:themeColor="text1"/>
+          <w:sz w:val="22"/>
+          <w:szCs w:val="22"/>
+        </w:rPr>
+      </w:pPr>
+      <w:r>
+        <w:rPr>
+          <w:color w:val="000000" w:themeColor="text1"/>
+          <w:sz w:val="22"/>
+          <w:szCs w:val="22"/>
+        </w:rPr>
+        <w:t>Here the last statement where has the &lt;&gt; which means !=</w:t>
+      </w:r>
+    </w:p>
+    <w:p>
+      <w:pPr>
+        <w:rPr>
+          <w:b/>
+          <w:bCs/>
+          <w:color w:val="000000" w:themeColor="text1"/>
+          <w:u w:val="single"/>
+        </w:rPr>
+      </w:pPr>
+      <w:r>
+        <w:rPr>
+          <w:b/>
+          <w:bCs/>
+          <w:color w:val="000000" w:themeColor="text1"/>
+          <w:u w:val="single"/>
+        </w:rPr>
+        <w:lastRenderedPageBreak/>
+        <w:t>D</w:t>
+      </w:r>
+      <w:r>
+        <w:rPr>
+          <w:b/>
+          <w:bCs/>
+          <w:color w:val="000000" w:themeColor="text1"/>
+          <w:u w:val="single"/>
+        </w:rPr>
+        <w:t>ATA MODIFICATION USING EQUALITY CONDITIONS</w:t>
+      </w:r>
+      <w:r>
+        <w:rPr>
+          <w:b/>
+          <w:bCs/>
+          <w:color w:val="000000" w:themeColor="text1"/>
+          <w:u w:val="single"/>
+        </w:rPr>
+        <w:t>:</w:t>
+      </w:r>
+    </w:p>
+    <w:p>
+      <w:pPr>
+        <w:rPr>
+          <w:b/>
+          <w:bCs/>
+          <w:color w:val="4472C4" w:themeColor="accent1"/>
+        </w:rPr>
+      </w:pPr>
+      <w:r>
+        <w:rPr>
+          <w:b/>
+          <w:bCs/>
+          <w:color w:val="4472C4" w:themeColor="accent1"/>
+        </w:rPr>
+        <w:t>DELETE FROM rental WHERE year(rental_date) = 2004;</w:t>
+      </w:r>
+    </w:p>
+    <w:p>
+      <w:pPr>
+        <w:rPr>
+          <w:color w:val="000000" w:themeColor="text1"/>
+          <w:sz w:val="22"/>
+          <w:szCs w:val="22"/>
+        </w:rPr>
+      </w:pPr>
+      <w:r>
+        <w:rPr>
+          <w:color w:val="000000" w:themeColor="text1"/>
+          <w:sz w:val="22"/>
+          <w:szCs w:val="22"/>
+        </w:rPr>
+        <w:t>Deletion is a data modification type.</w:t>
+      </w:r>
+    </w:p>
+    <w:p>
+      <w:pPr>
+        <w:rPr>
+          <w:color w:val="000000" w:themeColor="text1"/>
+          <w:sz w:val="22"/>
+          <w:szCs w:val="22"/>
+        </w:rPr>
+      </w:pPr>
+    </w:p>
+    <w:p>
+      <w:pPr>
+        <w:rPr>
+          <w:b/>
+          <w:bCs/>
+          <w:color w:val="000000" w:themeColor="text1"/>
+          <w:u w:val="single"/>
+        </w:rPr>
+      </w:pPr>
+      <w:r>
+        <w:rPr>
+          <w:b/>
+          <w:bCs/>
+          <w:color w:val="000000" w:themeColor="text1"/>
+          <w:u w:val="single"/>
+        </w:rPr>
+        <w:t>Range Conditions</w:t>
+      </w:r>
+      <w:r>
+        <w:rPr>
+          <w:b/>
+          <w:bCs/>
+          <w:color w:val="000000" w:themeColor="text1"/>
+          <w:u w:val="single"/>
+        </w:rPr>
+        <w:t>:</w:t>
+      </w:r>
+    </w:p>
+    <w:p>
+      <w:pPr>
+        <w:rPr>
+          <w:b/>
+          <w:bCs/>
+          <w:color w:val="4472C4" w:themeColor="accent1"/>
+        </w:rPr>
+      </w:pPr>
+      <w:r>
+        <w:rPr>
+          <w:b/>
+          <w:bCs/>
+          <w:color w:val="4472C4" w:themeColor="accent1"/>
+        </w:rPr>
+        <w:t xml:space="preserve">SELECT customer_id, rental_date     </w:t>
+      </w:r>
+    </w:p>
+    <w:p>
+      <w:pPr>
+        <w:rPr>
+          <w:b/>
+          <w:bCs/>
+          <w:color w:val="4472C4" w:themeColor="accent1"/>
+        </w:rPr>
+      </w:pPr>
+      <w:r>
+        <w:rPr>
+          <w:b/>
+          <w:bCs/>
+          <w:color w:val="4472C4" w:themeColor="accent1"/>
+        </w:rPr>
+        <w:t>FROM rental</w:t>
+      </w:r>
+    </w:p>
+    <w:p>
+      <w:pPr>
+        <w:rPr>
+          <w:b/>
+          <w:bCs/>
+          <w:color w:val="4472C4" w:themeColor="accent1"/>
+        </w:rPr>
+      </w:pPr>
+      <w:r>
+        <w:rPr>
+          <w:b/>
+          <w:bCs/>
+          <w:color w:val="4472C4" w:themeColor="accent1"/>
+        </w:rPr>
+        <w:t>WHERE rental_date &lt;= '2005-06-16'    </w:t>
+      </w:r>
+    </w:p>
+    <w:p>
+      <w:pPr>
+        <w:rPr>
+          <w:b/>
+          <w:bCs/>
+          <w:color w:val="4472C4" w:themeColor="accent1"/>
+        </w:rPr>
+      </w:pPr>
+      <w:r>
+        <w:rPr>
+          <w:b/>
+          <w:bCs/>
+          <w:color w:val="4472C4" w:themeColor="accent1"/>
+        </w:rPr>
+        <w:t>AND rental_date &gt;= '2005-06-14';</w:t>
+      </w:r>
+    </w:p>
+    <w:p>
+      <w:pPr>
+        <w:rPr>
+          <w:color w:val="000000" w:themeColor="text1"/>
+          <w:sz w:val="22"/>
+          <w:szCs w:val="22"/>
+        </w:rPr>
+      </w:pPr>
+      <w:r>
+        <w:rPr>
+          <w:color w:val="000000" w:themeColor="text1"/>
+          <w:sz w:val="22"/>
+          <w:szCs w:val="22"/>
+        </w:rPr>
+        <w:t>the in range condition does not have a keyword it’s a logic that we can achieve by using the operators of &lt; and &gt; on the same data to achieve a logical range.</w:t>
+      </w:r>
+    </w:p>
+    <w:p>
+      <w:pPr>
+        <w:rPr>
+          <w:color w:val="000000" w:themeColor="text1"/>
+          <w:sz w:val="22"/>
+          <w:szCs w:val="22"/>
+        </w:rPr>
+      </w:pPr>
+    </w:p>
+    <w:p>
+      <w:pPr>
+        <w:rPr>
+          <w:b/>
+          <w:bCs/>
+          <w:color w:val="000000" w:themeColor="text1"/>
+          <w:u w:val="single"/>
+        </w:rPr>
+      </w:pPr>
+      <w:r>
+        <w:rPr>
+          <w:b/>
+          <w:bCs/>
+          <w:color w:val="000000" w:themeColor="text1"/>
+          <w:u w:val="single"/>
+        </w:rPr>
+        <w:t>THE BETWEEN OPERATOR</w:t>
+      </w:r>
+      <w:r>
+        <w:rPr>
+          <w:b/>
+          <w:bCs/>
+          <w:color w:val="000000" w:themeColor="text1"/>
+          <w:u w:val="single"/>
+        </w:rPr>
+        <w:t>:</w:t>
+      </w:r>
+    </w:p>
+    <w:p>
+      <w:pPr>
+        <w:rPr>
+          <w:b/>
+          <w:bCs/>
+          <w:color w:val="4472C4" w:themeColor="accent1"/>
+        </w:rPr>
+      </w:pPr>
+      <w:r>
+        <w:rPr>
+          <w:b/>
+          <w:bCs/>
+          <w:color w:val="4472C4" w:themeColor="accent1"/>
+        </w:rPr>
+        <w:t xml:space="preserve">SELECT customer_id, rental_date </w:t>
+      </w:r>
+    </w:p>
+    <w:p>
+      <w:pPr>
+        <w:rPr>
+          <w:b/>
+          <w:bCs/>
+          <w:color w:val="4472C4" w:themeColor="accent1"/>
+        </w:rPr>
+      </w:pPr>
+      <w:r>
+        <w:rPr>
+          <w:b/>
+          <w:bCs/>
+          <w:color w:val="4472C4" w:themeColor="accent1"/>
+        </w:rPr>
+        <w:t>FROM rental    </w:t>
+      </w:r>
+    </w:p>
+    <w:p>
+      <w:pPr>
+        <w:rPr>
+          <w:b/>
+          <w:bCs/>
+          <w:color w:val="4472C4" w:themeColor="accent1"/>
+        </w:rPr>
+      </w:pPr>
+      <w:r>
+        <w:rPr>
+          <w:b/>
+          <w:bCs/>
+          <w:color w:val="4472C4" w:themeColor="accent1"/>
+        </w:rPr>
+        <w:t>WHERE rental_date BETWEEN '2005-06-16' AND</w:t>
+      </w:r>
+      <w:r>
+        <w:rPr>
+          <w:b/>
+          <w:bCs/>
+          <w:color w:val="4472C4" w:themeColor="accent1"/>
+        </w:rPr>
+        <w:t xml:space="preserve"> </w:t>
+      </w:r>
+      <w:r>
+        <w:rPr>
+          <w:b/>
+          <w:bCs/>
+          <w:color w:val="4472C4" w:themeColor="accent1"/>
+        </w:rPr>
+        <w:t>'2005-06-14';</w:t>
+      </w:r>
+    </w:p>
+    <w:p>
+      <w:pPr>
+        <w:rPr>
+          <w:color w:val="000000" w:themeColor="text1"/>
+          <w:sz w:val="22"/>
+          <w:szCs w:val="22"/>
+        </w:rPr>
+      </w:pPr>
+      <w:r>
+        <w:rPr>
+          <w:color w:val="000000" w:themeColor="text1"/>
+          <w:sz w:val="22"/>
+          <w:szCs w:val="22"/>
+        </w:rPr>
+        <w:t>An important note is to put the lower boundary first before the upper boundary</w:t>
+      </w:r>
+    </w:p>
+    <w:p>
+      <w:pPr>
+        <w:rPr>
+          <w:color w:val="000000" w:themeColor="text1"/>
+          <w:sz w:val="22"/>
+          <w:szCs w:val="22"/>
+        </w:rPr>
+      </w:pPr>
+      <w:r>
+        <w:rPr>
+          <w:color w:val="000000" w:themeColor="text1"/>
+          <w:sz w:val="22"/>
+          <w:szCs w:val="22"/>
+        </w:rPr>
+        <w:t>It creates a logical range and its better to use.</w:t>
+      </w:r>
+      <w:r>
+        <w:rPr>
+          <w:color w:val="000000" w:themeColor="text1"/>
+          <w:sz w:val="22"/>
+          <w:szCs w:val="22"/>
+        </w:rPr>
+        <w:t xml:space="preserve"> The lower bound and upper bound are both included.</w:t>
+      </w:r>
+    </w:p>
+    <w:p>
+      <w:pPr>
+        <w:rPr>
+          <w:color w:val="000000" w:themeColor="text1"/>
+          <w:sz w:val="22"/>
+          <w:szCs w:val="22"/>
+        </w:rPr>
+      </w:pPr>
+    </w:p>
+    <w:p>
+      <w:pPr>
+        <w:rPr>
+          <w:color w:val="000000" w:themeColor="text1"/>
+          <w:sz w:val="22"/>
+          <w:szCs w:val="22"/>
+        </w:rPr>
+      </w:pPr>
+      <w:r>
+        <w:rPr>
+          <w:color w:val="000000" w:themeColor="text1"/>
+          <w:sz w:val="22"/>
+          <w:szCs w:val="22"/>
+        </w:rPr>
+        <w:t xml:space="preserve">SQL can filter not only numbers and dates, but also </w:t>
+      </w:r>
+      <w:r>
+        <w:rPr>
+          <w:b/>
+          <w:bCs/>
+          <w:color w:val="000000" w:themeColor="text1"/>
+          <w:sz w:val="22"/>
+          <w:szCs w:val="22"/>
+        </w:rPr>
+        <w:t>text (strings)</w:t>
+      </w:r>
+      <w:r>
+        <w:rPr>
+          <w:color w:val="000000" w:themeColor="text1"/>
+          <w:sz w:val="22"/>
+          <w:szCs w:val="22"/>
+        </w:rPr>
+        <w:t xml:space="preserve"> like names.</w:t>
+      </w:r>
+    </w:p>
+    <w:p>
+      <w:pPr>
+        <w:rPr>
+          <w:color w:val="000000" w:themeColor="text1"/>
+          <w:sz w:val="22"/>
+          <w:szCs w:val="22"/>
+        </w:rPr>
+      </w:pPr>
+    </w:p>
+    <w:p>
+      <w:pPr>
+        <w:rPr>
+          <w:b/>
+          <w:bCs/>
+          <w:color w:val="000000" w:themeColor="text1"/>
+          <w:u w:val="single"/>
+        </w:rPr>
+      </w:pPr>
+      <w:r>
+        <w:rPr>
+          <w:b/>
+          <w:bCs/>
+          <w:color w:val="000000" w:themeColor="text1"/>
+          <w:u w:val="single"/>
+        </w:rPr>
+        <w:t>Membership Conditions</w:t>
+      </w:r>
+      <w:r>
+        <w:rPr>
+          <w:b/>
+          <w:bCs/>
+          <w:color w:val="000000" w:themeColor="text1"/>
+          <w:u w:val="single"/>
+        </w:rPr>
+        <w:t>:</w:t>
+      </w:r>
+    </w:p>
+    <w:p>
+      <w:pPr>
+        <w:rPr>
+          <w:b/>
+          <w:bCs/>
+          <w:color w:val="4472C4" w:themeColor="accent1"/>
+        </w:rPr>
+      </w:pPr>
+      <w:r>
+        <w:rPr>
+          <w:b/>
+          <w:bCs/>
+          <w:color w:val="4472C4" w:themeColor="accent1"/>
+        </w:rPr>
+        <w:t>SELECT title, rating</w:t>
+      </w:r>
+    </w:p>
+    <w:p>
+      <w:pPr>
+        <w:rPr>
+          <w:b/>
+          <w:bCs/>
+          <w:color w:val="4472C4" w:themeColor="accent1"/>
+        </w:rPr>
+      </w:pPr>
+      <w:r>
+        <w:rPr>
+          <w:b/>
+          <w:bCs/>
+          <w:color w:val="4472C4" w:themeColor="accent1"/>
+        </w:rPr>
+        <w:t>FROM film</w:t>
+      </w:r>
+    </w:p>
+    <w:p>
+      <w:pPr>
+        <w:rPr>
+          <w:b/>
+          <w:bCs/>
+          <w:color w:val="4472C4" w:themeColor="accent1"/>
+        </w:rPr>
+      </w:pPr>
+      <w:r>
+        <w:rPr>
+          <w:b/>
+          <w:bCs/>
+          <w:color w:val="4472C4" w:themeColor="accent1"/>
+        </w:rPr>
+        <w:t>WHERE rating IN ('G', 'PG');</w:t>
+      </w:r>
+    </w:p>
+    <w:p>
+      <w:pPr>
+        <w:rPr>
+          <w:color w:val="000000" w:themeColor="text1"/>
+          <w:sz w:val="22"/>
+          <w:szCs w:val="22"/>
+        </w:rPr>
+      </w:pPr>
+      <w:r>
+        <w:rPr>
+          <w:color w:val="000000" w:themeColor="text1"/>
+          <w:sz w:val="22"/>
+          <w:szCs w:val="22"/>
+        </w:rPr>
+        <w:t>this is the same as writing WHERE rating = ‘G’ OR rating = ‘PG’</w:t>
+      </w:r>
+    </w:p>
+    <w:p>
+      <w:pPr>
+        <w:rPr>
+          <w:color w:val="000000" w:themeColor="text1"/>
+          <w:sz w:val="22"/>
+          <w:szCs w:val="22"/>
+        </w:rPr>
+      </w:pPr>
+      <w:r>
+        <w:rPr>
+          <w:color w:val="000000" w:themeColor="text1"/>
+          <w:sz w:val="22"/>
+          <w:szCs w:val="22"/>
+        </w:rPr>
+        <w:lastRenderedPageBreak/>
+        <w:t>however for readability its better to use the IN keyword</w:t>
+      </w:r>
+    </w:p>
+    <w:p>
+      <w:pPr>
+        <w:rPr>
+          <w:color w:val="000000" w:themeColor="text1"/>
+          <w:sz w:val="22"/>
+          <w:szCs w:val="22"/>
+        </w:rPr>
+      </w:pPr>
+    </w:p>
+    <w:p>
+      <w:pPr>
+        <w:rPr>
+          <w:b/>
+          <w:bCs/>
+          <w:color w:val="000000" w:themeColor="text1"/>
+          <w:u w:val="single"/>
+        </w:rPr>
+      </w:pPr>
+      <w:r>
+        <w:rPr>
+          <w:b/>
+          <w:bCs/>
+          <w:color w:val="000000" w:themeColor="text1"/>
+          <w:u w:val="single"/>
+        </w:rPr>
+        <w:t>USING SUBQUERIES</w:t>
+      </w:r>
+      <w:r>
+        <w:rPr>
+          <w:b/>
+          <w:bCs/>
+          <w:color w:val="000000" w:themeColor="text1"/>
+          <w:u w:val="single"/>
+        </w:rPr>
+        <w:t>:</w:t>
+      </w:r>
+    </w:p>
+    <w:p>
+      <w:pPr>
+        <w:rPr>
+          <w:color w:val="000000" w:themeColor="text1"/>
+          <w:sz w:val="22"/>
+          <w:szCs w:val="22"/>
+        </w:rPr>
+      </w:pPr>
+      <w:r>
+        <w:rPr>
+          <w:color w:val="000000" w:themeColor="text1"/>
+          <w:sz w:val="22"/>
+          <w:szCs w:val="22"/>
+        </w:rPr>
+        <w:t>We can also use sub queries to filter data. But this will be covered later. In the book</w:t>
+      </w:r>
+    </w:p>
+    <w:p>
+      <w:pPr>
+        <w:rPr>
+          <w:color w:val="000000" w:themeColor="text1"/>
+          <w:sz w:val="22"/>
+          <w:szCs w:val="22"/>
+        </w:rPr>
+      </w:pPr>
+    </w:p>
+    <w:p>
+      <w:pPr>
+        <w:rPr>
+          <w:b/>
+          <w:bCs/>
+          <w:color w:val="000000" w:themeColor="text1"/>
+          <w:sz w:val="22"/>
+          <w:szCs w:val="22"/>
+        </w:rPr>
+      </w:pPr>
+      <w:r>
+        <w:rPr>
+          <w:b/>
+          <w:bCs/>
+          <w:color w:val="000000" w:themeColor="text1"/>
+          <w:sz w:val="22"/>
+          <w:szCs w:val="22"/>
+        </w:rPr>
+        <w:t>NOT IN works the same as IN as logic but the opposite when it comes to the result.</w:t>
+      </w:r>
+    </w:p>
+    <w:p>
+      <w:pPr>
+        <w:rPr>
+          <w:b/>
+          <w:bCs/>
+          <w:color w:val="000000" w:themeColor="text1"/>
+          <w:sz w:val="22"/>
+          <w:szCs w:val="22"/>
+        </w:rPr>
+      </w:pPr>
+    </w:p>
+    <w:p>
+      <w:pPr>
+        <w:rPr>
+          <w:b/>
+          <w:bCs/>
+          <w:color w:val="000000" w:themeColor="text1"/>
+          <w:u w:val="single"/>
+        </w:rPr>
+      </w:pPr>
+      <w:r>
+        <w:rPr>
+          <w:b/>
+          <w:bCs/>
+          <w:color w:val="000000" w:themeColor="text1"/>
+          <w:u w:val="single"/>
+        </w:rPr>
+        <w:t>USING WILDCARDS</w:t>
+      </w:r>
+      <w:r>
+        <w:rPr>
+          <w:b/>
+          <w:bCs/>
+          <w:color w:val="000000" w:themeColor="text1"/>
+          <w:u w:val="single"/>
+        </w:rPr>
+        <w:t>:</w:t>
+      </w:r>
+    </w:p>
+    <w:p>
+      <w:pPr>
+        <w:rPr>
+          <w:color w:val="000000" w:themeColor="text1"/>
+          <w:sz w:val="22"/>
+          <w:szCs w:val="22"/>
+        </w:rPr>
+      </w:pPr>
+      <w:r>
+        <w:rPr>
+          <w:color w:val="000000" w:themeColor="text1"/>
+          <w:sz w:val="22"/>
+          <w:szCs w:val="22"/>
+        </w:rPr>
+        <w:t>Using the keyword Like “something” we can use expressions to find and compare columns, like regex in java. %means any amount of numbers and _ means exactly one character</w:t>
+      </w:r>
+    </w:p>
+    <w:p>
+      <w:pPr>
+        <w:rPr>
+          <w:b/>
+          <w:bCs/>
+          <w:color w:val="4472C4" w:themeColor="accent1"/>
+        </w:rPr>
+      </w:pPr>
+      <w:r>
+        <w:rPr>
+          <w:b/>
+          <w:bCs/>
+          <w:color w:val="4472C4" w:themeColor="accent1"/>
+        </w:rPr>
+        <w:t xml:space="preserve">SELECT last_name, first_name </w:t>
+      </w:r>
+    </w:p>
+    <w:p>
+      <w:pPr>
+        <w:rPr>
+          <w:b/>
+          <w:bCs/>
+          <w:color w:val="4472C4" w:themeColor="accent1"/>
+        </w:rPr>
+      </w:pPr>
+      <w:r>
+        <w:rPr>
+          <w:b/>
+          <w:bCs/>
+          <w:color w:val="4472C4" w:themeColor="accent1"/>
+        </w:rPr>
+        <w:t>FROM custome</w:t>
+      </w:r>
+    </w:p>
+    <w:p>
+      <w:pPr>
+        <w:rPr>
+          <w:b/>
+          <w:bCs/>
+          <w:color w:val="4472C4" w:themeColor="accent1"/>
+        </w:rPr>
+      </w:pPr>
+      <w:r>
+        <w:rPr>
+          <w:b/>
+          <w:bCs/>
+          <w:color w:val="4472C4" w:themeColor="accent1"/>
+        </w:rPr>
+        <w:t>WHERE last_name LIKE '_A_T%S';</w:t>
+      </w:r>
+    </w:p>
+    <w:p>
+      <w:pPr>
+        <w:rPr>
+          <w:color w:val="000000" w:themeColor="text1"/>
+          <w:sz w:val="22"/>
+          <w:szCs w:val="22"/>
+        </w:rPr>
+      </w:pPr>
+    </w:p>
+    <w:p>
+      <w:pPr>
+        <w:rPr>
+          <w:b/>
+          <w:bCs/>
+          <w:color w:val="000000" w:themeColor="text1"/>
+          <w:u w:val="single"/>
+        </w:rPr>
+      </w:pPr>
+      <w:r>
+        <w:rPr>
+          <w:b/>
+          <w:bCs/>
+          <w:color w:val="000000" w:themeColor="text1"/>
+          <w:u w:val="single"/>
+        </w:rPr>
+        <w:t>Null: That Four-Letter Word</w:t>
+      </w:r>
+      <w:r>
+        <w:rPr>
+          <w:b/>
+          <w:bCs/>
+          <w:color w:val="000000" w:themeColor="text1"/>
+          <w:u w:val="single"/>
+        </w:rPr>
+        <w:t>:</w:t>
+      </w:r>
+    </w:p>
+    <w:p>
+      <w:pPr>
+        <w:rPr>
+          <w:b/>
+          <w:bCs/>
+          <w:color w:val="000000" w:themeColor="text1"/>
+        </w:rPr>
+      </w:pPr>
+      <w:r>
+        <w:rPr>
+          <w:b/>
+          <w:bCs/>
+          <w:color w:val="000000" w:themeColor="text1"/>
+        </w:rPr>
+        <w:t xml:space="preserve">Cases where null is valid: </w:t>
+      </w:r>
+    </w:p>
+    <w:p>
+      <w:pPr>
+        <w:rPr>
+          <w:color w:val="000000" w:themeColor="text1"/>
+        </w:rPr>
+      </w:pPr>
+      <w:r>
+        <w:rPr>
+          <w:color w:val="000000" w:themeColor="text1"/>
+        </w:rPr>
+        <w:t xml:space="preserve">Not applicable Such as the employee ID column for a transaction that took place at an ATM machine </w:t>
+      </w:r>
+    </w:p>
+    <w:p>
+      <w:pPr>
+        <w:rPr>
+          <w:color w:val="000000" w:themeColor="text1"/>
+        </w:rPr>
+      </w:pPr>
+      <w:r>
+        <w:rPr>
+          <w:color w:val="000000" w:themeColor="text1"/>
+        </w:rPr>
+        <w:t xml:space="preserve">Value not yet known Such as when the federal ID is not known at the time a customer row is created </w:t>
+      </w:r>
+    </w:p>
+    <w:p>
+      <w:pPr>
+        <w:rPr>
+          <w:color w:val="000000" w:themeColor="text1"/>
+        </w:rPr>
+      </w:pPr>
+      <w:r>
+        <w:rPr>
+          <w:color w:val="000000" w:themeColor="text1"/>
+        </w:rPr>
+        <w:t>Value undefined Such as when an account is created for a product that has not yet been added to the database</w:t>
+      </w:r>
+    </w:p>
+    <w:p>
+      <w:pPr>
+        <w:rPr>
+          <w:color w:val="000000" w:themeColor="text1"/>
+        </w:rPr>
+      </w:pPr>
+      <w:r>
+        <w:rPr>
+          <w:color w:val="000000" w:themeColor="text1"/>
+        </w:rPr>
+        <w:t>When working with null, you should remember: An expression can be null, but it can never equal null. Two nulls are never equal to each other.</w:t>
+      </w:r>
+    </w:p>
+    <w:p>
+      <w:pPr>
+        <w:rPr>
+          <w:color w:val="000000" w:themeColor="text1"/>
+        </w:rPr>
+      </w:pPr>
+      <w:r>
+        <w:rPr>
+          <w:color w:val="000000" w:themeColor="text1"/>
+        </w:rPr>
+        <w:t>So when writing a code you can not write = null we should write is null</w:t>
+      </w:r>
     </w:p>
     <w:sectPr>
       <w:pgSz w:w="12240" w:h="15840"/>
@@ -6762,7 +6912,7 @@
   <w:style w:type="paragraph" w:default="1" w:styleId="Normal">
     <w:name w:val="Normal"/>
     <w:qFormat/>
-    <w:rsid w:val="003D7596"/>
+    <w:rsid w:val="00817AC9"/>
   </w:style>
   <w:style w:type="paragraph" w:styleId="Heading1">
     <w:name w:val="heading 1"/>

--- a/Book notes.docx
+++ b/Book notes.docx
@@ -161,9 +161,27 @@
       </w:r>
     </w:p>
     <w:p>
-      <w:r>
-        <w:t>order_id | product_id | product_name</w:t>
-      </w:r>
+      <w:proofErr w:type="spellStart"/>
+      <w:r>
+        <w:t>order_id</w:t>
+      </w:r>
+      <w:proofErr w:type="spellEnd"/>
+      <w:r>
+        <w:t xml:space="preserve"> | </w:t>
+      </w:r>
+      <w:proofErr w:type="spellStart"/>
+      <w:r>
+        <w:t>product_id</w:t>
+      </w:r>
+      <w:proofErr w:type="spellEnd"/>
+      <w:r>
+        <w:t xml:space="preserve"> | </w:t>
+      </w:r>
+      <w:proofErr w:type="spellStart"/>
+      <w:r>
+        <w:t>product_name</w:t>
+      </w:r>
+      <w:proofErr w:type="spellEnd"/>
     </w:p>
     <w:p>
       <w:pPr>
@@ -173,7 +191,23 @@
         </w:numPr>
       </w:pPr>
       <w:r>
-        <w:t xml:space="preserve">Primary key: (order_id, product_id) </w:t>
+        <w:t>Primary key: (</w:t>
+      </w:r>
+      <w:proofErr w:type="spellStart"/>
+      <w:r>
+        <w:t>order_id</w:t>
+      </w:r>
+      <w:proofErr w:type="spellEnd"/>
+      <w:r>
+        <w:t xml:space="preserve">, </w:t>
+      </w:r>
+      <w:proofErr w:type="spellStart"/>
+      <w:r>
+        <w:t>product_id</w:t>
+      </w:r>
+      <w:proofErr w:type="spellEnd"/>
+      <w:r>
+        <w:t xml:space="preserve">) </w:t>
       </w:r>
     </w:p>
     <w:p>
@@ -184,7 +218,23 @@
         </w:numPr>
       </w:pPr>
       <w:r>
-        <w:t xml:space="preserve">Problem: product_name depends only on product_id </w:t>
+        <w:t xml:space="preserve">Problem: </w:t>
+      </w:r>
+      <w:proofErr w:type="spellStart"/>
+      <w:r>
+        <w:t>product_name</w:t>
+      </w:r>
+      <w:proofErr w:type="spellEnd"/>
+      <w:r>
+        <w:t xml:space="preserve"> depends only on </w:t>
+      </w:r>
+      <w:proofErr w:type="spellStart"/>
+      <w:r>
+        <w:t>product_id</w:t>
+      </w:r>
+      <w:proofErr w:type="spellEnd"/>
+      <w:r>
+        <w:t xml:space="preserve"> </w:t>
       </w:r>
     </w:p>
     <w:p>
@@ -198,12 +248,50 @@
       </w:r>
     </w:p>
     <w:p>
-      <w:r>
-        <w:t>orders(order_id, product_id)</w:t>
+      <w:proofErr w:type="gramStart"/>
+      <w:r>
+        <w:t>orders(</w:t>
+      </w:r>
+      <w:proofErr w:type="spellStart"/>
+      <w:proofErr w:type="gramEnd"/>
+      <w:r>
+        <w:t>order_id</w:t>
+      </w:r>
+      <w:proofErr w:type="spellEnd"/>
+      <w:r>
+        <w:t xml:space="preserve">, </w:t>
+      </w:r>
+      <w:proofErr w:type="spellStart"/>
+      <w:r>
+        <w:t>product_id</w:t>
+      </w:r>
+      <w:proofErr w:type="spellEnd"/>
+      <w:r>
+        <w:t>)</w:t>
       </w:r>
       <w:r>
         <w:br/>
-        <w:t>products(product_id, product_name)</w:t>
+      </w:r>
+      <w:proofErr w:type="gramStart"/>
+      <w:r>
+        <w:t>products(</w:t>
+      </w:r>
+      <w:proofErr w:type="spellStart"/>
+      <w:proofErr w:type="gramEnd"/>
+      <w:r>
+        <w:t>product_id</w:t>
+      </w:r>
+      <w:proofErr w:type="spellEnd"/>
+      <w:r>
+        <w:t xml:space="preserve">, </w:t>
+      </w:r>
+      <w:proofErr w:type="spellStart"/>
+      <w:r>
+        <w:t>product_name</w:t>
+      </w:r>
+      <w:proofErr w:type="spellEnd"/>
+      <w:r>
+        <w:t>)</w:t>
       </w:r>
     </w:p>
     <w:p/>
@@ -270,9 +358,27 @@
       </w:r>
     </w:p>
     <w:p>
-      <w:r>
-        <w:t>employee_id | department_id | department_name</w:t>
-      </w:r>
+      <w:proofErr w:type="spellStart"/>
+      <w:r>
+        <w:t>employee_id</w:t>
+      </w:r>
+      <w:proofErr w:type="spellEnd"/>
+      <w:r>
+        <w:t xml:space="preserve"> | </w:t>
+      </w:r>
+      <w:proofErr w:type="spellStart"/>
+      <w:r>
+        <w:t>department_id</w:t>
+      </w:r>
+      <w:proofErr w:type="spellEnd"/>
+      <w:r>
+        <w:t xml:space="preserve"> | </w:t>
+      </w:r>
+      <w:proofErr w:type="spellStart"/>
+      <w:r>
+        <w:t>department_name</w:t>
+      </w:r>
+      <w:proofErr w:type="spellEnd"/>
     </w:p>
     <w:p>
       <w:pPr>
@@ -281,8 +387,29 @@
           <w:numId w:val="5"/>
         </w:numPr>
       </w:pPr>
-      <w:r>
-        <w:t xml:space="preserve">department_name depends on department_id, not employee_id </w:t>
+      <w:proofErr w:type="spellStart"/>
+      <w:r>
+        <w:t>department_name</w:t>
+      </w:r>
+      <w:proofErr w:type="spellEnd"/>
+      <w:r>
+        <w:t xml:space="preserve"> depends on </w:t>
+      </w:r>
+      <w:proofErr w:type="spellStart"/>
+      <w:r>
+        <w:t>department_id</w:t>
+      </w:r>
+      <w:proofErr w:type="spellEnd"/>
+      <w:r>
+        <w:t xml:space="preserve">, not </w:t>
+      </w:r>
+      <w:proofErr w:type="spellStart"/>
+      <w:r>
+        <w:t>employee_id</w:t>
+      </w:r>
+      <w:proofErr w:type="spellEnd"/>
+      <w:r>
+        <w:t xml:space="preserve"> </w:t>
       </w:r>
     </w:p>
     <w:p>
@@ -291,12 +418,50 @@
       </w:r>
     </w:p>
     <w:p>
-      <w:r>
-        <w:t>employees(employee_id, department_id)</w:t>
+      <w:proofErr w:type="gramStart"/>
+      <w:r>
+        <w:t>employees(</w:t>
+      </w:r>
+      <w:proofErr w:type="spellStart"/>
+      <w:proofErr w:type="gramEnd"/>
+      <w:r>
+        <w:t>employee_id</w:t>
+      </w:r>
+      <w:proofErr w:type="spellEnd"/>
+      <w:r>
+        <w:t xml:space="preserve">, </w:t>
+      </w:r>
+      <w:proofErr w:type="spellStart"/>
+      <w:r>
+        <w:t>department_id</w:t>
+      </w:r>
+      <w:proofErr w:type="spellEnd"/>
+      <w:r>
+        <w:t>)</w:t>
       </w:r>
       <w:r>
         <w:br/>
-        <w:t>departments(department_id, department_name)</w:t>
+      </w:r>
+      <w:proofErr w:type="gramStart"/>
+      <w:r>
+        <w:t>departments(</w:t>
+      </w:r>
+      <w:proofErr w:type="spellStart"/>
+      <w:proofErr w:type="gramEnd"/>
+      <w:r>
+        <w:t>department_id</w:t>
+      </w:r>
+      <w:proofErr w:type="spellEnd"/>
+      <w:r>
+        <w:t xml:space="preserve">, </w:t>
+      </w:r>
+      <w:proofErr w:type="spellStart"/>
+      <w:r>
+        <w:t>department_name</w:t>
+      </w:r>
+      <w:proofErr w:type="spellEnd"/>
+      <w:r>
+        <w:t>)</w:t>
       </w:r>
     </w:p>
     <w:p/>
@@ -311,11 +476,69 @@
           <w:color w:val="4472C4" w:themeColor="accent1"/>
         </w:rPr>
       </w:pPr>
-      <w:r>
-        <w:rPr>
-          <w:color w:val="4472C4" w:themeColor="accent1"/>
-        </w:rPr>
-        <w:t>orders(order_id, customer_name, customer_address, product_name)</w:t>
+      <w:proofErr w:type="gramStart"/>
+      <w:r>
+        <w:rPr>
+          <w:color w:val="4472C4" w:themeColor="accent1"/>
+        </w:rPr>
+        <w:t>orders(</w:t>
+      </w:r>
+      <w:proofErr w:type="spellStart"/>
+      <w:proofErr w:type="gramEnd"/>
+      <w:r>
+        <w:rPr>
+          <w:color w:val="4472C4" w:themeColor="accent1"/>
+        </w:rPr>
+        <w:t>order_id</w:t>
+      </w:r>
+      <w:proofErr w:type="spellEnd"/>
+      <w:r>
+        <w:rPr>
+          <w:color w:val="4472C4" w:themeColor="accent1"/>
+        </w:rPr>
+        <w:t xml:space="preserve">, </w:t>
+      </w:r>
+      <w:proofErr w:type="spellStart"/>
+      <w:r>
+        <w:rPr>
+          <w:color w:val="4472C4" w:themeColor="accent1"/>
+        </w:rPr>
+        <w:t>customer_name</w:t>
+      </w:r>
+      <w:proofErr w:type="spellEnd"/>
+      <w:r>
+        <w:rPr>
+          <w:color w:val="4472C4" w:themeColor="accent1"/>
+        </w:rPr>
+        <w:t xml:space="preserve">, </w:t>
+      </w:r>
+      <w:proofErr w:type="spellStart"/>
+      <w:r>
+        <w:rPr>
+          <w:color w:val="4472C4" w:themeColor="accent1"/>
+        </w:rPr>
+        <w:t>customer_address</w:t>
+      </w:r>
+      <w:proofErr w:type="spellEnd"/>
+      <w:r>
+        <w:rPr>
+          <w:color w:val="4472C4" w:themeColor="accent1"/>
+        </w:rPr>
+        <w:t xml:space="preserve">, </w:t>
+      </w:r>
+      <w:proofErr w:type="spellStart"/>
+      <w:r>
+        <w:rPr>
+          <w:color w:val="4472C4" w:themeColor="accent1"/>
+        </w:rPr>
+        <w:t>product_name</w:t>
+      </w:r>
+      <w:proofErr w:type="spellEnd"/>
+      <w:r>
+        <w:rPr>
+          <w:color w:val="4472C4" w:themeColor="accent1"/>
+        </w:rPr>
+        <w:t>)</w:t>
       </w:r>
     </w:p>
     <w:p>
@@ -329,25 +552,97 @@
           <w:color w:val="4472C4" w:themeColor="accent1"/>
         </w:rPr>
       </w:pPr>
-      <w:r>
-        <w:rPr>
-          <w:color w:val="4472C4" w:themeColor="accent1"/>
-        </w:rPr>
-        <w:t>orders(order_id, customer_id)</w:t>
+      <w:proofErr w:type="gramStart"/>
+      <w:r>
+        <w:rPr>
+          <w:color w:val="4472C4" w:themeColor="accent1"/>
+        </w:rPr>
+        <w:t>orders(</w:t>
+      </w:r>
+      <w:proofErr w:type="spellStart"/>
+      <w:proofErr w:type="gramEnd"/>
+      <w:r>
+        <w:rPr>
+          <w:color w:val="4472C4" w:themeColor="accent1"/>
+        </w:rPr>
+        <w:t>order_id</w:t>
+      </w:r>
+      <w:proofErr w:type="spellEnd"/>
+      <w:r>
+        <w:rPr>
+          <w:color w:val="4472C4" w:themeColor="accent1"/>
+        </w:rPr>
+        <w:t xml:space="preserve">, </w:t>
+      </w:r>
+      <w:proofErr w:type="spellStart"/>
+      <w:r>
+        <w:rPr>
+          <w:color w:val="4472C4" w:themeColor="accent1"/>
+        </w:rPr>
+        <w:t>customer_id</w:t>
+      </w:r>
+      <w:proofErr w:type="spellEnd"/>
+      <w:r>
+        <w:rPr>
+          <w:color w:val="4472C4" w:themeColor="accent1"/>
+        </w:rPr>
+        <w:t>)</w:t>
       </w:r>
       <w:r>
         <w:rPr>
           <w:color w:val="4472C4" w:themeColor="accent1"/>
         </w:rPr>
         <w:br/>
-        <w:t>customers(customer_id, name, address)</w:t>
+      </w:r>
+      <w:proofErr w:type="gramStart"/>
+      <w:r>
+        <w:rPr>
+          <w:color w:val="4472C4" w:themeColor="accent1"/>
+        </w:rPr>
+        <w:t>customers(</w:t>
+      </w:r>
+      <w:proofErr w:type="spellStart"/>
+      <w:proofErr w:type="gramEnd"/>
+      <w:r>
+        <w:rPr>
+          <w:color w:val="4472C4" w:themeColor="accent1"/>
+        </w:rPr>
+        <w:t>customer_id</w:t>
+      </w:r>
+      <w:proofErr w:type="spellEnd"/>
+      <w:r>
+        <w:rPr>
+          <w:color w:val="4472C4" w:themeColor="accent1"/>
+        </w:rPr>
+        <w:t>, name, address)</w:t>
       </w:r>
       <w:r>
         <w:rPr>
           <w:color w:val="4472C4" w:themeColor="accent1"/>
         </w:rPr>
         <w:br/>
-        <w:t>products(product_id, name)</w:t>
+      </w:r>
+      <w:proofErr w:type="gramStart"/>
+      <w:r>
+        <w:rPr>
+          <w:color w:val="4472C4" w:themeColor="accent1"/>
+        </w:rPr>
+        <w:t>products(</w:t>
+      </w:r>
+      <w:proofErr w:type="spellStart"/>
+      <w:proofErr w:type="gramEnd"/>
+      <w:r>
+        <w:rPr>
+          <w:color w:val="4472C4" w:themeColor="accent1"/>
+        </w:rPr>
+        <w:t>product_id</w:t>
+      </w:r>
+      <w:proofErr w:type="spellEnd"/>
+      <w:r>
+        <w:rPr>
+          <w:color w:val="4472C4" w:themeColor="accent1"/>
+        </w:rPr>
+        <w:t>, name)</w:t>
       </w:r>
     </w:p>
     <w:p>
@@ -427,7 +722,25 @@
           <w:sz w:val="22"/>
           <w:szCs w:val="22"/>
         </w:rPr>
-        <w:t xml:space="preserve">To use a Database we should write USE </w:t>
+        <w:t xml:space="preserve">To use a </w:t>
+      </w:r>
+      <w:proofErr w:type="gramStart"/>
+      <w:r>
+        <w:rPr>
+          <w:color w:val="000000" w:themeColor="text1"/>
+          <w:sz w:val="22"/>
+          <w:szCs w:val="22"/>
+        </w:rPr>
+        <w:t>Database</w:t>
+      </w:r>
+      <w:proofErr w:type="gramEnd"/>
+      <w:r>
+        <w:rPr>
+          <w:color w:val="000000" w:themeColor="text1"/>
+          <w:sz w:val="22"/>
+          <w:szCs w:val="22"/>
+        </w:rPr>
+        <w:t xml:space="preserve"> we should write USE </w:t>
       </w:r>
       <w:r>
         <w:rPr>
@@ -456,15 +769,35 @@
           <w:sz w:val="22"/>
           <w:szCs w:val="22"/>
         </w:rPr>
-        <w:t xml:space="preserve">SELECT now(); </w:t>
-      </w:r>
-      <w:r>
-        <w:rPr>
-          <w:color w:val="000000" w:themeColor="text1"/>
-          <w:sz w:val="22"/>
-          <w:szCs w:val="22"/>
-        </w:rPr>
-        <w:t xml:space="preserve"> is used to select the current time it’s a function.</w:t>
+        <w:t xml:space="preserve">SELECT </w:t>
+      </w:r>
+      <w:proofErr w:type="gramStart"/>
+      <w:r>
+        <w:rPr>
+          <w:b/>
+          <w:bCs/>
+          <w:color w:val="000000" w:themeColor="text1"/>
+          <w:sz w:val="22"/>
+          <w:szCs w:val="22"/>
+        </w:rPr>
+        <w:t xml:space="preserve">now(); </w:t>
+      </w:r>
+      <w:r>
+        <w:rPr>
+          <w:color w:val="000000" w:themeColor="text1"/>
+          <w:sz w:val="22"/>
+          <w:szCs w:val="22"/>
+        </w:rPr>
+        <w:t xml:space="preserve"> is</w:t>
+      </w:r>
+      <w:proofErr w:type="gramEnd"/>
+      <w:r>
+        <w:rPr>
+          <w:color w:val="000000" w:themeColor="text1"/>
+          <w:sz w:val="22"/>
+          <w:szCs w:val="22"/>
+        </w:rPr>
+        <w:t xml:space="preserve"> used to select the current time it’s a function.</w:t>
       </w:r>
     </w:p>
     <w:p>
@@ -574,15 +907,27 @@
         </w:rPr>
         <w:tab/>
       </w:r>
-      <w:r>
-        <w:rPr>
-          <w:b/>
-          <w:bCs/>
-          <w:color w:val="000000" w:themeColor="text1"/>
-          <w:sz w:val="22"/>
-          <w:szCs w:val="22"/>
-        </w:rPr>
-        <w:t>Char(20) fixed</w:t>
+      <w:proofErr w:type="gramStart"/>
+      <w:r>
+        <w:rPr>
+          <w:b/>
+          <w:bCs/>
+          <w:color w:val="000000" w:themeColor="text1"/>
+          <w:sz w:val="22"/>
+          <w:szCs w:val="22"/>
+        </w:rPr>
+        <w:t>Char(</w:t>
+      </w:r>
+      <w:proofErr w:type="gramEnd"/>
+      <w:r>
+        <w:rPr>
+          <w:b/>
+          <w:bCs/>
+          <w:color w:val="000000" w:themeColor="text1"/>
+          <w:sz w:val="22"/>
+          <w:szCs w:val="22"/>
+        </w:rPr>
+        <w:t>20) fixed</w:t>
       </w:r>
     </w:p>
     <w:p>
@@ -614,7 +959,40 @@
           <w:szCs w:val="22"/>
         </w:rPr>
         <w:tab/>
-        <w:t>Varchate(20) variable but maximum of 20</w:t>
+      </w:r>
+      <w:proofErr w:type="spellStart"/>
+      <w:proofErr w:type="gramStart"/>
+      <w:r>
+        <w:rPr>
+          <w:b/>
+          <w:bCs/>
+          <w:color w:val="000000" w:themeColor="text1"/>
+          <w:sz w:val="22"/>
+          <w:szCs w:val="22"/>
+        </w:rPr>
+        <w:t>Varchate</w:t>
+      </w:r>
+      <w:proofErr w:type="spellEnd"/>
+      <w:r>
+        <w:rPr>
+          <w:b/>
+          <w:bCs/>
+          <w:color w:val="000000" w:themeColor="text1"/>
+          <w:sz w:val="22"/>
+          <w:szCs w:val="22"/>
+        </w:rPr>
+        <w:t>(</w:t>
+      </w:r>
+      <w:proofErr w:type="gramEnd"/>
+      <w:r>
+        <w:rPr>
+          <w:b/>
+          <w:bCs/>
+          <w:color w:val="000000" w:themeColor="text1"/>
+          <w:sz w:val="22"/>
+          <w:szCs w:val="22"/>
+        </w:rPr>
+        <w:t>20) variable but maximum of 20</w:t>
       </w:r>
     </w:p>
     <w:p>
@@ -632,7 +1010,43 @@
           <w:sz w:val="22"/>
           <w:szCs w:val="22"/>
         </w:rPr>
-        <w:t xml:space="preserve">an important note is that if we inset 15 characters In the datatype char(20) the rest will be empty space to the right while in varchar it will be non-existent saving </w:t>
+        <w:t xml:space="preserve">an important note is that if we inset 15 characters </w:t>
+      </w:r>
+      <w:proofErr w:type="gramStart"/>
+      <w:r>
+        <w:rPr>
+          <w:color w:val="000000" w:themeColor="text1"/>
+          <w:sz w:val="22"/>
+          <w:szCs w:val="22"/>
+        </w:rPr>
+        <w:t>In</w:t>
+      </w:r>
+      <w:proofErr w:type="gramEnd"/>
+      <w:r>
+        <w:rPr>
+          <w:color w:val="000000" w:themeColor="text1"/>
+          <w:sz w:val="22"/>
+          <w:szCs w:val="22"/>
+        </w:rPr>
+        <w:t xml:space="preserve"> the datatype </w:t>
+      </w:r>
+      <w:proofErr w:type="gramStart"/>
+      <w:r>
+        <w:rPr>
+          <w:color w:val="000000" w:themeColor="text1"/>
+          <w:sz w:val="22"/>
+          <w:szCs w:val="22"/>
+        </w:rPr>
+        <w:t>char(</w:t>
+      </w:r>
+      <w:proofErr w:type="gramEnd"/>
+      <w:r>
+        <w:rPr>
+          <w:color w:val="000000" w:themeColor="text1"/>
+          <w:sz w:val="22"/>
+          <w:szCs w:val="22"/>
+        </w:rPr>
+        <w:t xml:space="preserve">20) the rest will be empty space to the right while in varchar it will be non-existent saving </w:t>
       </w:r>
       <w:r>
         <w:rPr>
@@ -750,13 +1164,23 @@
           <w:szCs w:val="22"/>
         </w:rPr>
       </w:pPr>
-      <w:r>
-        <w:rPr>
-          <w:color w:val="000000" w:themeColor="text1"/>
-          <w:sz w:val="22"/>
-          <w:szCs w:val="22"/>
-        </w:rPr>
-        <w:t>Char(255) is the num max for char</w:t>
+      <w:proofErr w:type="gramStart"/>
+      <w:r>
+        <w:rPr>
+          <w:color w:val="000000" w:themeColor="text1"/>
+          <w:sz w:val="22"/>
+          <w:szCs w:val="22"/>
+        </w:rPr>
+        <w:t>Char(</w:t>
+      </w:r>
+      <w:proofErr w:type="gramEnd"/>
+      <w:r>
+        <w:rPr>
+          <w:color w:val="000000" w:themeColor="text1"/>
+          <w:sz w:val="22"/>
+          <w:szCs w:val="22"/>
+        </w:rPr>
+        <w:t>255) is the num max for char</w:t>
       </w:r>
     </w:p>
     <w:p>
@@ -823,7 +1247,25 @@
           <w:color w:val="EE0000"/>
         </w:rPr>
         <w:lastRenderedPageBreak/>
-        <w:t>In case we need to store text data that is more than 65,535 databytes then we need to use a new data type called text</w:t>
+        <w:t xml:space="preserve">In case we need to store text data that is more than 65,535 </w:t>
+      </w:r>
+      <w:proofErr w:type="spellStart"/>
+      <w:r>
+        <w:rPr>
+          <w:b/>
+          <w:bCs/>
+          <w:color w:val="EE0000"/>
+        </w:rPr>
+        <w:t>databytes</w:t>
+      </w:r>
+      <w:proofErr w:type="spellEnd"/>
+      <w:r>
+        <w:rPr>
+          <w:b/>
+          <w:bCs/>
+          <w:color w:val="EE0000"/>
+        </w:rPr>
+        <w:t xml:space="preserve"> then we need to use a new data type called text</w:t>
       </w:r>
     </w:p>
     <w:p>
@@ -885,13 +1327,23 @@
           <w:szCs w:val="22"/>
         </w:rPr>
       </w:pPr>
-      <w:r>
-        <w:rPr>
-          <w:color w:val="000000" w:themeColor="text1"/>
-          <w:sz w:val="22"/>
-          <w:szCs w:val="22"/>
-        </w:rPr>
-        <w:t xml:space="preserve">tinytext 255 </w:t>
+      <w:proofErr w:type="spellStart"/>
+      <w:r>
+        <w:rPr>
+          <w:color w:val="000000" w:themeColor="text1"/>
+          <w:sz w:val="22"/>
+          <w:szCs w:val="22"/>
+        </w:rPr>
+        <w:t>tinytext</w:t>
+      </w:r>
+      <w:proofErr w:type="spellEnd"/>
+      <w:r>
+        <w:rPr>
+          <w:color w:val="000000" w:themeColor="text1"/>
+          <w:sz w:val="22"/>
+          <w:szCs w:val="22"/>
+        </w:rPr>
+        <w:t xml:space="preserve"> 255 </w:t>
       </w:r>
     </w:p>
     <w:p>
@@ -921,13 +1373,23 @@
           <w:szCs w:val="22"/>
         </w:rPr>
       </w:pPr>
-      <w:r>
-        <w:rPr>
-          <w:color w:val="000000" w:themeColor="text1"/>
-          <w:sz w:val="22"/>
-          <w:szCs w:val="22"/>
-        </w:rPr>
-        <w:t>mediumtext 4,294,967,295</w:t>
+      <w:proofErr w:type="spellStart"/>
+      <w:r>
+        <w:rPr>
+          <w:color w:val="000000" w:themeColor="text1"/>
+          <w:sz w:val="22"/>
+          <w:szCs w:val="22"/>
+        </w:rPr>
+        <w:t>mediumtext</w:t>
+      </w:r>
+      <w:proofErr w:type="spellEnd"/>
+      <w:r>
+        <w:rPr>
+          <w:color w:val="000000" w:themeColor="text1"/>
+          <w:sz w:val="22"/>
+          <w:szCs w:val="22"/>
+        </w:rPr>
+        <w:t xml:space="preserve"> 4,294,967,295</w:t>
       </w:r>
     </w:p>
     <w:p>
@@ -939,13 +1401,23 @@
           <w:szCs w:val="22"/>
         </w:rPr>
       </w:pPr>
-      <w:r>
-        <w:rPr>
-          <w:color w:val="000000" w:themeColor="text1"/>
-          <w:sz w:val="22"/>
-          <w:szCs w:val="22"/>
-        </w:rPr>
-        <w:t xml:space="preserve">longtext 16,777,215 </w:t>
+      <w:proofErr w:type="spellStart"/>
+      <w:r>
+        <w:rPr>
+          <w:color w:val="000000" w:themeColor="text1"/>
+          <w:sz w:val="22"/>
+          <w:szCs w:val="22"/>
+        </w:rPr>
+        <w:t>longtext</w:t>
+      </w:r>
+      <w:proofErr w:type="spellEnd"/>
+      <w:r>
+        <w:rPr>
+          <w:color w:val="000000" w:themeColor="text1"/>
+          <w:sz w:val="22"/>
+          <w:szCs w:val="22"/>
+        </w:rPr>
+        <w:t xml:space="preserve"> 16,777,215 </w:t>
       </w:r>
     </w:p>
     <w:p>
@@ -967,7 +1439,29 @@
           <w:sz w:val="22"/>
           <w:szCs w:val="22"/>
         </w:rPr>
-        <w:t xml:space="preserve">you should note that if your text data exceeds the limit it will be cut short, the white empty space will count and will not be removed, since varchar supports more than 64KB there is no need to use those text datatypes </w:t>
+        <w:t xml:space="preserve">you should note that if your text data exceeds the </w:t>
+      </w:r>
+      <w:proofErr w:type="gramStart"/>
+      <w:r>
+        <w:rPr>
+          <w:b/>
+          <w:bCs/>
+          <w:color w:val="000000" w:themeColor="text1"/>
+          <w:sz w:val="22"/>
+          <w:szCs w:val="22"/>
+        </w:rPr>
+        <w:t>limit</w:t>
+      </w:r>
+      <w:proofErr w:type="gramEnd"/>
+      <w:r>
+        <w:rPr>
+          <w:b/>
+          <w:bCs/>
+          <w:color w:val="000000" w:themeColor="text1"/>
+          <w:sz w:val="22"/>
+          <w:szCs w:val="22"/>
+        </w:rPr>
+        <w:t xml:space="preserve"> it will be cut short, the white empty space will count and will not be removed, since varchar supports more than 64KB there is no need to use those text datatypes </w:t>
       </w:r>
     </w:p>
     <w:p>
@@ -989,7 +1483,51 @@
           <w:sz w:val="22"/>
           <w:szCs w:val="22"/>
         </w:rPr>
-        <w:t>If you are storing documents, however, you should choose either the mediumtext or longtext type</w:t>
+        <w:t xml:space="preserve">If you are storing documents, however, you should choose either the </w:t>
+      </w:r>
+      <w:proofErr w:type="spellStart"/>
+      <w:r>
+        <w:rPr>
+          <w:b/>
+          <w:bCs/>
+          <w:color w:val="EE0000"/>
+          <w:sz w:val="22"/>
+          <w:szCs w:val="22"/>
+        </w:rPr>
+        <w:t>mediumtext</w:t>
+      </w:r>
+      <w:proofErr w:type="spellEnd"/>
+      <w:r>
+        <w:rPr>
+          <w:b/>
+          <w:bCs/>
+          <w:color w:val="EE0000"/>
+          <w:sz w:val="22"/>
+          <w:szCs w:val="22"/>
+        </w:rPr>
+        <w:t xml:space="preserve"> or </w:t>
+      </w:r>
+      <w:proofErr w:type="spellStart"/>
+      <w:r>
+        <w:rPr>
+          <w:b/>
+          <w:bCs/>
+          <w:color w:val="EE0000"/>
+          <w:sz w:val="22"/>
+          <w:szCs w:val="22"/>
+        </w:rPr>
+        <w:t>longtext</w:t>
+      </w:r>
+      <w:proofErr w:type="spellEnd"/>
+      <w:r>
+        <w:rPr>
+          <w:b/>
+          <w:bCs/>
+          <w:color w:val="EE0000"/>
+          <w:sz w:val="22"/>
+          <w:szCs w:val="22"/>
+        </w:rPr>
+        <w:t xml:space="preserve"> type</w:t>
       </w:r>
     </w:p>
     <w:p>
@@ -1093,7 +1631,27 @@
           <w:sz w:val="22"/>
           <w:szCs w:val="22"/>
         </w:rPr>
-        <w:t>float(p,n) p is how many numbers are allowed to both the left and the right of the decimal point, n is how many of those is allocated for the right.</w:t>
+        <w:t>float(</w:t>
+      </w:r>
+      <w:proofErr w:type="spellStart"/>
+      <w:proofErr w:type="gramStart"/>
+      <w:r>
+        <w:rPr>
+          <w:color w:val="000000" w:themeColor="text1"/>
+          <w:sz w:val="22"/>
+          <w:szCs w:val="22"/>
+        </w:rPr>
+        <w:t>p,n</w:t>
+      </w:r>
+      <w:proofErr w:type="spellEnd"/>
+      <w:proofErr w:type="gramEnd"/>
+      <w:r>
+        <w:rPr>
+          <w:color w:val="000000" w:themeColor="text1"/>
+          <w:sz w:val="22"/>
+          <w:szCs w:val="22"/>
+        </w:rPr>
+        <w:t>) p is how many numbers are allowed to both the left and the right of the decimal point, n is how many of those is allocated for the right.</w:t>
       </w:r>
     </w:p>
     <w:p>
@@ -1222,8 +1780,16 @@
         <w:rPr>
           <w:color w:val="000000" w:themeColor="text1"/>
         </w:rPr>
-        <w:t>datetime YYYY-MM-DD HH:MI:SS</w:t>
-      </w:r>
+        <w:t>datetime YYYY-MM-DD HH:</w:t>
+      </w:r>
+      <w:proofErr w:type="gramStart"/>
+      <w:r>
+        <w:rPr>
+          <w:color w:val="000000" w:themeColor="text1"/>
+        </w:rPr>
+        <w:t>MI:SS</w:t>
+      </w:r>
+      <w:proofErr w:type="gramEnd"/>
       <w:r>
         <w:rPr>
           <w:color w:val="000000" w:themeColor="text1"/>
@@ -1248,8 +1814,16 @@
         <w:rPr>
           <w:color w:val="000000" w:themeColor="text1"/>
         </w:rPr>
-        <w:t>timestamp YYYY-MM-DD HH:MI:SS</w:t>
-      </w:r>
+        <w:t>timestamp YYYY-MM-DD HH:</w:t>
+      </w:r>
+      <w:proofErr w:type="gramStart"/>
+      <w:r>
+        <w:rPr>
+          <w:color w:val="000000" w:themeColor="text1"/>
+        </w:rPr>
+        <w:t>MI:SS</w:t>
+      </w:r>
+      <w:proofErr w:type="gramEnd"/>
     </w:p>
     <w:p>
       <w:pPr>
@@ -1284,8 +1858,18 @@
           <w:sz w:val="22"/>
           <w:szCs w:val="22"/>
         </w:rPr>
-        <w:t>time HHH:MI:SS</w:t>
-      </w:r>
+        <w:t>time HHH:</w:t>
+      </w:r>
+      <w:proofErr w:type="gramStart"/>
+      <w:r>
+        <w:rPr>
+          <w:color w:val="000000" w:themeColor="text1"/>
+          <w:sz w:val="22"/>
+          <w:szCs w:val="22"/>
+        </w:rPr>
+        <w:t>MI:SS</w:t>
+      </w:r>
+      <w:proofErr w:type="gramEnd"/>
     </w:p>
     <w:p>
       <w:pPr>
@@ -1302,7 +1886,25 @@
           <w:sz w:val="22"/>
           <w:szCs w:val="22"/>
         </w:rPr>
-        <w:t xml:space="preserve">examples: when scheduling a future shipment or storing a birthdate of someone its preferred to use the </w:t>
+        <w:t xml:space="preserve">examples: when scheduling a future shipment or storing a birthdate of someone </w:t>
+      </w:r>
+      <w:proofErr w:type="gramStart"/>
+      <w:r>
+        <w:rPr>
+          <w:color w:val="000000" w:themeColor="text1"/>
+          <w:sz w:val="22"/>
+          <w:szCs w:val="22"/>
+        </w:rPr>
+        <w:t>its</w:t>
+      </w:r>
+      <w:proofErr w:type="gramEnd"/>
+      <w:r>
+        <w:rPr>
+          <w:color w:val="000000" w:themeColor="text1"/>
+          <w:sz w:val="22"/>
+          <w:szCs w:val="22"/>
+        </w:rPr>
+        <w:t xml:space="preserve"> preferred to use the </w:t>
       </w:r>
       <w:r>
         <w:rPr>
@@ -1320,7 +1922,45 @@
           <w:sz w:val="22"/>
           <w:szCs w:val="22"/>
         </w:rPr>
-        <w:t xml:space="preserve"> temporal datatype since its not important to know to the second when the shipment will arrive and unrealistic to stored the birth second of someone.</w:t>
+        <w:t xml:space="preserve"> temporal datatype since </w:t>
+      </w:r>
+      <w:proofErr w:type="spellStart"/>
+      <w:proofErr w:type="gramStart"/>
+      <w:r>
+        <w:rPr>
+          <w:color w:val="000000" w:themeColor="text1"/>
+          <w:sz w:val="22"/>
+          <w:szCs w:val="22"/>
+        </w:rPr>
+        <w:t>its</w:t>
+      </w:r>
+      <w:proofErr w:type="spellEnd"/>
+      <w:proofErr w:type="gramEnd"/>
+      <w:r>
+        <w:rPr>
+          <w:color w:val="000000" w:themeColor="text1"/>
+          <w:sz w:val="22"/>
+          <w:szCs w:val="22"/>
+        </w:rPr>
+        <w:t xml:space="preserve"> not important to know to the second when the shipment will arrive and unrealistic to </w:t>
+      </w:r>
+      <w:proofErr w:type="spellStart"/>
+      <w:r>
+        <w:rPr>
+          <w:color w:val="000000" w:themeColor="text1"/>
+          <w:sz w:val="22"/>
+          <w:szCs w:val="22"/>
+        </w:rPr>
+        <w:t>stored</w:t>
+      </w:r>
+      <w:proofErr w:type="spellEnd"/>
+      <w:r>
+        <w:rPr>
+          <w:color w:val="000000" w:themeColor="text1"/>
+          <w:sz w:val="22"/>
+          <w:szCs w:val="22"/>
+        </w:rPr>
+        <w:t xml:space="preserve"> the birth second of someone.</w:t>
       </w:r>
     </w:p>
     <w:p>
@@ -1527,13 +2167,23 @@
           <w:szCs w:val="22"/>
         </w:rPr>
       </w:pPr>
-      <w:r>
-        <w:rPr>
-          <w:b/>
-          <w:bCs/>
-          <w:color w:val="4472C4" w:themeColor="accent1"/>
-        </w:rPr>
-        <w:t>eye_color ENUM('BR','BL','GR')</w:t>
+      <w:proofErr w:type="spellStart"/>
+      <w:r>
+        <w:rPr>
+          <w:b/>
+          <w:bCs/>
+          <w:color w:val="4472C4" w:themeColor="accent1"/>
+        </w:rPr>
+        <w:t>eye_color</w:t>
+      </w:r>
+      <w:proofErr w:type="spellEnd"/>
+      <w:r>
+        <w:rPr>
+          <w:b/>
+          <w:bCs/>
+          <w:color w:val="4472C4" w:themeColor="accent1"/>
+        </w:rPr>
+        <w:t xml:space="preserve"> ENUM('BR','BL','GR')</w:t>
       </w:r>
       <w:r>
         <w:rPr>
@@ -1565,73 +2215,199 @@
           <w:sz w:val="22"/>
           <w:szCs w:val="22"/>
         </w:rPr>
-        <w:t>the idea of enums works the same as in java. The user cannot input a value into the eye_color that we did not define in our ENUM</w:t>
-      </w:r>
-    </w:p>
-    <w:p>
-      <w:pPr>
-        <w:rPr>
-          <w:color w:val="000000" w:themeColor="text1"/>
-          <w:sz w:val="22"/>
-          <w:szCs w:val="22"/>
-        </w:rPr>
-      </w:pPr>
-      <w:r>
-        <w:rPr>
-          <w:color w:val="000000" w:themeColor="text1"/>
-          <w:sz w:val="22"/>
-          <w:szCs w:val="22"/>
-        </w:rPr>
-        <w:t>all the values in the column can be null when not input, but if we want some data to never be null we should define it when defining the datatype</w:t>
-      </w:r>
-    </w:p>
-    <w:p>
-      <w:pPr>
-        <w:rPr>
-          <w:b/>
-          <w:bCs/>
-          <w:color w:val="4472C4" w:themeColor="accent1"/>
-        </w:rPr>
-      </w:pPr>
-      <w:r>
-        <w:rPr>
-          <w:b/>
-          <w:bCs/>
-          <w:color w:val="4472C4" w:themeColor="accent1"/>
-        </w:rPr>
-        <w:t>eye_color varchar(3) NOT NULL;</w:t>
-      </w:r>
-    </w:p>
-    <w:p>
-      <w:pPr>
-        <w:rPr>
-          <w:b/>
-          <w:bCs/>
-          <w:color w:val="000000" w:themeColor="text1"/>
-          <w:sz w:val="22"/>
-          <w:szCs w:val="22"/>
-        </w:rPr>
-      </w:pPr>
-    </w:p>
-    <w:p>
-      <w:pPr>
-        <w:rPr>
-          <w:b/>
-          <w:bCs/>
-          <w:color w:val="000000" w:themeColor="text1"/>
-          <w:sz w:val="22"/>
-          <w:szCs w:val="22"/>
-        </w:rPr>
-      </w:pPr>
-      <w:r>
-        <w:rPr>
-          <w:b/>
-          <w:bCs/>
-          <w:color w:val="000000" w:themeColor="text1"/>
-          <w:sz w:val="22"/>
-          <w:szCs w:val="22"/>
-        </w:rPr>
-        <w:t xml:space="preserve">a composite primary (primary key that is a combination of 2 or more primary keys) key allows the identification of a row using 2 column values for instance person_id and fav_food. This </w:t>
+        <w:t xml:space="preserve">the idea of </w:t>
+      </w:r>
+      <w:proofErr w:type="spellStart"/>
+      <w:r>
+        <w:rPr>
+          <w:color w:val="000000" w:themeColor="text1"/>
+          <w:sz w:val="22"/>
+          <w:szCs w:val="22"/>
+        </w:rPr>
+        <w:t>enums</w:t>
+      </w:r>
+      <w:proofErr w:type="spellEnd"/>
+      <w:r>
+        <w:rPr>
+          <w:color w:val="000000" w:themeColor="text1"/>
+          <w:sz w:val="22"/>
+          <w:szCs w:val="22"/>
+        </w:rPr>
+        <w:t xml:space="preserve"> works the same as in java. The user cannot input a value into the </w:t>
+      </w:r>
+      <w:proofErr w:type="spellStart"/>
+      <w:r>
+        <w:rPr>
+          <w:color w:val="000000" w:themeColor="text1"/>
+          <w:sz w:val="22"/>
+          <w:szCs w:val="22"/>
+        </w:rPr>
+        <w:t>eye_color</w:t>
+      </w:r>
+      <w:proofErr w:type="spellEnd"/>
+      <w:r>
+        <w:rPr>
+          <w:color w:val="000000" w:themeColor="text1"/>
+          <w:sz w:val="22"/>
+          <w:szCs w:val="22"/>
+        </w:rPr>
+        <w:t xml:space="preserve"> that we did not define in our ENUM</w:t>
+      </w:r>
+    </w:p>
+    <w:p>
+      <w:pPr>
+        <w:rPr>
+          <w:color w:val="000000" w:themeColor="text1"/>
+          <w:sz w:val="22"/>
+          <w:szCs w:val="22"/>
+        </w:rPr>
+      </w:pPr>
+      <w:r>
+        <w:rPr>
+          <w:color w:val="000000" w:themeColor="text1"/>
+          <w:sz w:val="22"/>
+          <w:szCs w:val="22"/>
+        </w:rPr>
+        <w:t xml:space="preserve">all the values in the column can be null when not input, but if we want some data to never be </w:t>
+      </w:r>
+      <w:proofErr w:type="gramStart"/>
+      <w:r>
+        <w:rPr>
+          <w:color w:val="000000" w:themeColor="text1"/>
+          <w:sz w:val="22"/>
+          <w:szCs w:val="22"/>
+        </w:rPr>
+        <w:t>null</w:t>
+      </w:r>
+      <w:proofErr w:type="gramEnd"/>
+      <w:r>
+        <w:rPr>
+          <w:color w:val="000000" w:themeColor="text1"/>
+          <w:sz w:val="22"/>
+          <w:szCs w:val="22"/>
+        </w:rPr>
+        <w:t xml:space="preserve"> we should define it when defining the datatype</w:t>
+      </w:r>
+    </w:p>
+    <w:p>
+      <w:pPr>
+        <w:rPr>
+          <w:b/>
+          <w:bCs/>
+          <w:color w:val="4472C4" w:themeColor="accent1"/>
+        </w:rPr>
+      </w:pPr>
+      <w:proofErr w:type="spellStart"/>
+      <w:r>
+        <w:rPr>
+          <w:b/>
+          <w:bCs/>
+          <w:color w:val="4472C4" w:themeColor="accent1"/>
+        </w:rPr>
+        <w:t>eye_color</w:t>
+      </w:r>
+      <w:proofErr w:type="spellEnd"/>
+      <w:r>
+        <w:rPr>
+          <w:b/>
+          <w:bCs/>
+          <w:color w:val="4472C4" w:themeColor="accent1"/>
+        </w:rPr>
+        <w:t xml:space="preserve"> </w:t>
+      </w:r>
+      <w:proofErr w:type="gramStart"/>
+      <w:r>
+        <w:rPr>
+          <w:b/>
+          <w:bCs/>
+          <w:color w:val="4472C4" w:themeColor="accent1"/>
+        </w:rPr>
+        <w:t>varchar(</w:t>
+      </w:r>
+      <w:proofErr w:type="gramEnd"/>
+      <w:r>
+        <w:rPr>
+          <w:b/>
+          <w:bCs/>
+          <w:color w:val="4472C4" w:themeColor="accent1"/>
+        </w:rPr>
+        <w:t>3) NOT NULL;</w:t>
+      </w:r>
+    </w:p>
+    <w:p>
+      <w:pPr>
+        <w:rPr>
+          <w:b/>
+          <w:bCs/>
+          <w:color w:val="000000" w:themeColor="text1"/>
+          <w:sz w:val="22"/>
+          <w:szCs w:val="22"/>
+        </w:rPr>
+      </w:pPr>
+    </w:p>
+    <w:p>
+      <w:pPr>
+        <w:rPr>
+          <w:b/>
+          <w:bCs/>
+          <w:color w:val="000000" w:themeColor="text1"/>
+          <w:sz w:val="22"/>
+          <w:szCs w:val="22"/>
+        </w:rPr>
+      </w:pPr>
+      <w:r>
+        <w:rPr>
+          <w:b/>
+          <w:bCs/>
+          <w:color w:val="000000" w:themeColor="text1"/>
+          <w:sz w:val="22"/>
+          <w:szCs w:val="22"/>
+        </w:rPr>
+        <w:t xml:space="preserve">a composite primary (primary key that is a combination of 2 or more primary keys) key allows the identification of a row using 2 column values for instance </w:t>
+      </w:r>
+      <w:proofErr w:type="spellStart"/>
+      <w:r>
+        <w:rPr>
+          <w:b/>
+          <w:bCs/>
+          <w:color w:val="000000" w:themeColor="text1"/>
+          <w:sz w:val="22"/>
+          <w:szCs w:val="22"/>
+        </w:rPr>
+        <w:t>person_id</w:t>
+      </w:r>
+      <w:proofErr w:type="spellEnd"/>
+      <w:r>
+        <w:rPr>
+          <w:b/>
+          <w:bCs/>
+          <w:color w:val="000000" w:themeColor="text1"/>
+          <w:sz w:val="22"/>
+          <w:szCs w:val="22"/>
+        </w:rPr>
+        <w:t xml:space="preserve"> and </w:t>
+      </w:r>
+      <w:proofErr w:type="spellStart"/>
+      <w:r>
+        <w:rPr>
+          <w:b/>
+          <w:bCs/>
+          <w:color w:val="000000" w:themeColor="text1"/>
+          <w:sz w:val="22"/>
+          <w:szCs w:val="22"/>
+        </w:rPr>
+        <w:t>fav_food</w:t>
+      </w:r>
+      <w:proofErr w:type="spellEnd"/>
+      <w:r>
+        <w:rPr>
+          <w:b/>
+          <w:bCs/>
+          <w:color w:val="000000" w:themeColor="text1"/>
+          <w:sz w:val="22"/>
+          <w:szCs w:val="22"/>
+        </w:rPr>
+        <w:t xml:space="preserve">. This </w:t>
       </w:r>
       <w:r>
         <w:rPr>
@@ -1642,7 +2418,29 @@
           <w:szCs w:val="22"/>
         </w:rPr>
         <w:lastRenderedPageBreak/>
-        <w:t>means that person_id of 1 can appear 2,3 times but only allowed when used with different food.</w:t>
+        <w:t xml:space="preserve">means that </w:t>
+      </w:r>
+      <w:proofErr w:type="spellStart"/>
+      <w:r>
+        <w:rPr>
+          <w:b/>
+          <w:bCs/>
+          <w:color w:val="000000" w:themeColor="text1"/>
+          <w:sz w:val="22"/>
+          <w:szCs w:val="22"/>
+        </w:rPr>
+        <w:t>person_id</w:t>
+      </w:r>
+      <w:proofErr w:type="spellEnd"/>
+      <w:r>
+        <w:rPr>
+          <w:b/>
+          <w:bCs/>
+          <w:color w:val="000000" w:themeColor="text1"/>
+          <w:sz w:val="22"/>
+          <w:szCs w:val="22"/>
+        </w:rPr>
+        <w:t xml:space="preserve"> of 1 can appear 2,3 times but only allowed when used with different food.</w:t>
       </w:r>
     </w:p>
     <w:p>
@@ -1738,24 +2536,60 @@
           <w:sz w:val="22"/>
           <w:szCs w:val="22"/>
         </w:rPr>
-        <w:t>We are not required to provide all the column values for a row unless we have defined this row all to be not null. Those nulls can the be populated by using the update keyword.</w:t>
-      </w:r>
-    </w:p>
-    <w:p>
-      <w:pPr>
-        <w:rPr>
-          <w:b/>
-          <w:bCs/>
-          <w:color w:val="4472C4" w:themeColor="accent1"/>
-        </w:rPr>
-      </w:pPr>
-      <w:r>
-        <w:rPr>
-          <w:b/>
-          <w:bCs/>
-          <w:color w:val="4472C4" w:themeColor="accent1"/>
-        </w:rPr>
-        <w:t>INSERT INTO TABLE_NAME(COLUMN, COLUMN2) VALUES (,)</w:t>
+        <w:t xml:space="preserve">We are not required to provide all the column values for a row unless we have defined this row all to be not null. Those nulls can </w:t>
+      </w:r>
+      <w:proofErr w:type="spellStart"/>
+      <w:r>
+        <w:rPr>
+          <w:color w:val="000000" w:themeColor="text1"/>
+          <w:sz w:val="22"/>
+          <w:szCs w:val="22"/>
+        </w:rPr>
+        <w:t>the</w:t>
+      </w:r>
+      <w:proofErr w:type="spellEnd"/>
+      <w:r>
+        <w:rPr>
+          <w:color w:val="000000" w:themeColor="text1"/>
+          <w:sz w:val="22"/>
+          <w:szCs w:val="22"/>
+        </w:rPr>
+        <w:t xml:space="preserve"> be populated by using the update keyword.</w:t>
+      </w:r>
+    </w:p>
+    <w:p>
+      <w:pPr>
+        <w:rPr>
+          <w:b/>
+          <w:bCs/>
+          <w:color w:val="4472C4" w:themeColor="accent1"/>
+        </w:rPr>
+      </w:pPr>
+      <w:r>
+        <w:rPr>
+          <w:b/>
+          <w:bCs/>
+          <w:color w:val="4472C4" w:themeColor="accent1"/>
+        </w:rPr>
+        <w:t>INSERT INTO TABLE_</w:t>
+      </w:r>
+      <w:proofErr w:type="gramStart"/>
+      <w:r>
+        <w:rPr>
+          <w:b/>
+          <w:bCs/>
+          <w:color w:val="4472C4" w:themeColor="accent1"/>
+        </w:rPr>
+        <w:t>NAME(</w:t>
+      </w:r>
+      <w:proofErr w:type="gramEnd"/>
+      <w:r>
+        <w:rPr>
+          <w:b/>
+          <w:bCs/>
+          <w:color w:val="4472C4" w:themeColor="accent1"/>
+        </w:rPr>
+        <w:t>COLUMN, COLUMN2) VALUES (,)</w:t>
       </w:r>
       <w:r>
         <w:rPr>
@@ -1876,41 +2710,95 @@
           <w:bCs/>
           <w:color w:val="4472C4" w:themeColor="accent1"/>
         </w:rPr>
-        <w:t>SET street = 'Lorscher st',</w:t>
-      </w:r>
-    </w:p>
-    <w:p>
-      <w:pPr>
-        <w:rPr>
-          <w:b/>
-          <w:bCs/>
-          <w:color w:val="4472C4" w:themeColor="accent1"/>
-        </w:rPr>
-      </w:pPr>
-      <w:r>
-        <w:rPr>
-          <w:b/>
-          <w:bCs/>
-          <w:color w:val="4472C4" w:themeColor="accent1"/>
-        </w:rPr>
-        <w:t>    city = 'ffm',</w:t>
-      </w:r>
-    </w:p>
-    <w:p>
-      <w:pPr>
-        <w:rPr>
-          <w:b/>
-          <w:bCs/>
-          <w:color w:val="4472C4" w:themeColor="accent1"/>
-        </w:rPr>
-      </w:pPr>
-      <w:r>
-        <w:rPr>
-          <w:b/>
-          <w:bCs/>
-          <w:color w:val="4472C4" w:themeColor="accent1"/>
-        </w:rPr>
-        <w:t>    state = 'hesse',</w:t>
+        <w:t>SET street = '</w:t>
+      </w:r>
+      <w:proofErr w:type="spellStart"/>
+      <w:r>
+        <w:rPr>
+          <w:b/>
+          <w:bCs/>
+          <w:color w:val="4472C4" w:themeColor="accent1"/>
+        </w:rPr>
+        <w:t>Lorscher</w:t>
+      </w:r>
+      <w:proofErr w:type="spellEnd"/>
+      <w:r>
+        <w:rPr>
+          <w:b/>
+          <w:bCs/>
+          <w:color w:val="4472C4" w:themeColor="accent1"/>
+        </w:rPr>
+        <w:t xml:space="preserve"> st',</w:t>
+      </w:r>
+    </w:p>
+    <w:p>
+      <w:pPr>
+        <w:rPr>
+          <w:b/>
+          <w:bCs/>
+          <w:color w:val="4472C4" w:themeColor="accent1"/>
+        </w:rPr>
+      </w:pPr>
+      <w:r>
+        <w:rPr>
+          <w:b/>
+          <w:bCs/>
+          <w:color w:val="4472C4" w:themeColor="accent1"/>
+        </w:rPr>
+        <w:t>    city = '</w:t>
+      </w:r>
+      <w:proofErr w:type="spellStart"/>
+      <w:r>
+        <w:rPr>
+          <w:b/>
+          <w:bCs/>
+          <w:color w:val="4472C4" w:themeColor="accent1"/>
+        </w:rPr>
+        <w:t>ffm</w:t>
+      </w:r>
+      <w:proofErr w:type="spellEnd"/>
+      <w:r>
+        <w:rPr>
+          <w:b/>
+          <w:bCs/>
+          <w:color w:val="4472C4" w:themeColor="accent1"/>
+        </w:rPr>
+        <w:t>',</w:t>
+      </w:r>
+    </w:p>
+    <w:p>
+      <w:pPr>
+        <w:rPr>
+          <w:b/>
+          <w:bCs/>
+          <w:color w:val="4472C4" w:themeColor="accent1"/>
+        </w:rPr>
+      </w:pPr>
+      <w:r>
+        <w:rPr>
+          <w:b/>
+          <w:bCs/>
+          <w:color w:val="4472C4" w:themeColor="accent1"/>
+        </w:rPr>
+        <w:t>    state = '</w:t>
+      </w:r>
+      <w:proofErr w:type="spellStart"/>
+      <w:r>
+        <w:rPr>
+          <w:b/>
+          <w:bCs/>
+          <w:color w:val="4472C4" w:themeColor="accent1"/>
+        </w:rPr>
+        <w:t>hesse</w:t>
+      </w:r>
+      <w:proofErr w:type="spellEnd"/>
+      <w:r>
+        <w:rPr>
+          <w:b/>
+          <w:bCs/>
+          <w:color w:val="4472C4" w:themeColor="accent1"/>
+        </w:rPr>
+        <w:t>',</w:t>
       </w:r>
     </w:p>
     <w:p>
@@ -1944,24 +2832,60 @@
           <w:bCs/>
           <w:color w:val="4472C4" w:themeColor="accent1"/>
         </w:rPr>
-        <w:t>    postal_code = 60489,</w:t>
-      </w:r>
-    </w:p>
-    <w:p>
-      <w:pPr>
-        <w:rPr>
-          <w:b/>
-          <w:bCs/>
-          <w:color w:val="4472C4" w:themeColor="accent1"/>
-        </w:rPr>
-      </w:pPr>
-      <w:r>
-        <w:rPr>
-          <w:b/>
-          <w:bCs/>
-          <w:color w:val="4472C4" w:themeColor="accent1"/>
-        </w:rPr>
-        <w:t>    birth_date = '2002-05-22'</w:t>
+        <w:t xml:space="preserve">    </w:t>
+      </w:r>
+      <w:proofErr w:type="spellStart"/>
+      <w:r>
+        <w:rPr>
+          <w:b/>
+          <w:bCs/>
+          <w:color w:val="4472C4" w:themeColor="accent1"/>
+        </w:rPr>
+        <w:t>postal_code</w:t>
+      </w:r>
+      <w:proofErr w:type="spellEnd"/>
+      <w:r>
+        <w:rPr>
+          <w:b/>
+          <w:bCs/>
+          <w:color w:val="4472C4" w:themeColor="accent1"/>
+        </w:rPr>
+        <w:t xml:space="preserve"> = 60489,</w:t>
+      </w:r>
+    </w:p>
+    <w:p>
+      <w:pPr>
+        <w:rPr>
+          <w:b/>
+          <w:bCs/>
+          <w:color w:val="4472C4" w:themeColor="accent1"/>
+        </w:rPr>
+      </w:pPr>
+      <w:r>
+        <w:rPr>
+          <w:b/>
+          <w:bCs/>
+          <w:color w:val="4472C4" w:themeColor="accent1"/>
+        </w:rPr>
+        <w:t xml:space="preserve">    </w:t>
+      </w:r>
+      <w:proofErr w:type="spellStart"/>
+      <w:r>
+        <w:rPr>
+          <w:b/>
+          <w:bCs/>
+          <w:color w:val="4472C4" w:themeColor="accent1"/>
+        </w:rPr>
+        <w:t>birth_date</w:t>
+      </w:r>
+      <w:proofErr w:type="spellEnd"/>
+      <w:r>
+        <w:rPr>
+          <w:b/>
+          <w:bCs/>
+          <w:color w:val="4472C4" w:themeColor="accent1"/>
+        </w:rPr>
+        <w:t xml:space="preserve"> = '2002-05-22'</w:t>
       </w:r>
     </w:p>
     <w:p>
@@ -2230,7 +3154,25 @@
           <w:sz w:val="22"/>
           <w:szCs w:val="22"/>
         </w:rPr>
-        <w:t>If we insert into the person_id the value 100, but int the person.id we don’t have 100 then we get a violation</w:t>
+        <w:t xml:space="preserve">If we insert into the </w:t>
+      </w:r>
+      <w:proofErr w:type="spellStart"/>
+      <w:r>
+        <w:rPr>
+          <w:color w:val="000000" w:themeColor="text1"/>
+          <w:sz w:val="22"/>
+          <w:szCs w:val="22"/>
+        </w:rPr>
+        <w:t>person_id</w:t>
+      </w:r>
+      <w:proofErr w:type="spellEnd"/>
+      <w:r>
+        <w:rPr>
+          <w:color w:val="000000" w:themeColor="text1"/>
+          <w:sz w:val="22"/>
+          <w:szCs w:val="22"/>
+        </w:rPr>
+        <w:t xml:space="preserve"> the value 100, but int the person.id we don’t have 100 then we get a violation</w:t>
       </w:r>
     </w:p>
     <w:p>
@@ -2297,11 +3239,10 @@
           <w:sz w:val="22"/>
           <w:szCs w:val="22"/>
         </w:rPr>
-        <w:t>SELECT DATE_FORMAT(event_time, '%W, %M %d %Y %h:%i:%s %p')</w:t>
-      </w:r>
-    </w:p>
-    <w:p>
-      <w:pPr>
+        <w:t>SELECT DATE_</w:t>
+      </w:r>
+      <w:proofErr w:type="gramStart"/>
+      <w:r>
         <w:rPr>
           <w:b/>
           <w:bCs/>
@@ -2311,7 +3252,10 @@
           <w:sz w:val="22"/>
           <w:szCs w:val="22"/>
         </w:rPr>
-      </w:pPr>
+        <w:t>FORMAT(</w:t>
+      </w:r>
+      <w:proofErr w:type="spellStart"/>
+      <w:proofErr w:type="gramEnd"/>
       <w:r>
         <w:rPr>
           <w:b/>
@@ -2322,6 +3266,96 @@
           <w:sz w:val="22"/>
           <w:szCs w:val="22"/>
         </w:rPr>
+        <w:t>event_time</w:t>
+      </w:r>
+      <w:proofErr w:type="spellEnd"/>
+      <w:r>
+        <w:rPr>
+          <w:b/>
+          <w:bCs/>
+          <w:i/>
+          <w:iCs/>
+          <w:color w:val="4472C4" w:themeColor="accent1"/>
+          <w:sz w:val="22"/>
+          <w:szCs w:val="22"/>
+        </w:rPr>
+        <w:t>, '%W, %M %d %Y %</w:t>
+      </w:r>
+      <w:proofErr w:type="gramStart"/>
+      <w:r>
+        <w:rPr>
+          <w:b/>
+          <w:bCs/>
+          <w:i/>
+          <w:iCs/>
+          <w:color w:val="4472C4" w:themeColor="accent1"/>
+          <w:sz w:val="22"/>
+          <w:szCs w:val="22"/>
+        </w:rPr>
+        <w:t>h:%</w:t>
+      </w:r>
+      <w:proofErr w:type="spellStart"/>
+      <w:r>
+        <w:rPr>
+          <w:b/>
+          <w:bCs/>
+          <w:i/>
+          <w:iCs/>
+          <w:color w:val="4472C4" w:themeColor="accent1"/>
+          <w:sz w:val="22"/>
+          <w:szCs w:val="22"/>
+        </w:rPr>
+        <w:t>i</w:t>
+      </w:r>
+      <w:proofErr w:type="spellEnd"/>
+      <w:r>
+        <w:rPr>
+          <w:b/>
+          <w:bCs/>
+          <w:i/>
+          <w:iCs/>
+          <w:color w:val="4472C4" w:themeColor="accent1"/>
+          <w:sz w:val="22"/>
+          <w:szCs w:val="22"/>
+        </w:rPr>
+        <w:t>:%</w:t>
+      </w:r>
+      <w:proofErr w:type="gramEnd"/>
+      <w:r>
+        <w:rPr>
+          <w:b/>
+          <w:bCs/>
+          <w:i/>
+          <w:iCs/>
+          <w:color w:val="4472C4" w:themeColor="accent1"/>
+          <w:sz w:val="22"/>
+          <w:szCs w:val="22"/>
+        </w:rPr>
+        <w:t>s %p')</w:t>
+      </w:r>
+    </w:p>
+    <w:p>
+      <w:pPr>
+        <w:rPr>
+          <w:b/>
+          <w:bCs/>
+          <w:i/>
+          <w:iCs/>
+          <w:color w:val="4472C4" w:themeColor="accent1"/>
+          <w:sz w:val="22"/>
+          <w:szCs w:val="22"/>
+        </w:rPr>
+      </w:pPr>
+      <w:r>
+        <w:rPr>
+          <w:b/>
+          <w:bCs/>
+          <w:i/>
+          <w:iCs/>
+          <w:color w:val="4472C4" w:themeColor="accent1"/>
+          <w:sz w:val="22"/>
+          <w:szCs w:val="22"/>
+        </w:rPr>
         <w:t>FROM events;</w:t>
       </w:r>
     </w:p>
@@ -2339,160 +3373,514 @@
           <w:sz w:val="22"/>
           <w:szCs w:val="22"/>
         </w:rPr>
-        <w:t xml:space="preserve">%a The short weekday name, such as Sun, Mon, </w:t>
-      </w:r>
-    </w:p>
-    <w:p>
-      <w:pPr>
-        <w:rPr>
-          <w:color w:val="000000" w:themeColor="text1"/>
-          <w:sz w:val="22"/>
-          <w:szCs w:val="22"/>
-        </w:rPr>
-      </w:pPr>
-      <w:r>
-        <w:rPr>
-          <w:color w:val="000000" w:themeColor="text1"/>
-          <w:sz w:val="22"/>
-          <w:szCs w:val="22"/>
-        </w:rPr>
-        <w:t>%b The short month name, such as Jan, Feb</w:t>
-      </w:r>
-    </w:p>
-    <w:p>
-      <w:pPr>
-        <w:rPr>
-          <w:color w:val="000000" w:themeColor="text1"/>
-          <w:sz w:val="22"/>
-          <w:szCs w:val="22"/>
-        </w:rPr>
-      </w:pPr>
-      <w:r>
-        <w:rPr>
-          <w:color w:val="000000" w:themeColor="text1"/>
-          <w:sz w:val="22"/>
-          <w:szCs w:val="22"/>
-        </w:rPr>
-        <w:t xml:space="preserve">%c The numeric month (0..12) </w:t>
-      </w:r>
-    </w:p>
-    <w:p>
-      <w:pPr>
-        <w:rPr>
-          <w:color w:val="000000" w:themeColor="text1"/>
-          <w:sz w:val="22"/>
-          <w:szCs w:val="22"/>
-        </w:rPr>
-      </w:pPr>
-      <w:r>
-        <w:rPr>
-          <w:color w:val="000000" w:themeColor="text1"/>
-          <w:sz w:val="22"/>
-          <w:szCs w:val="22"/>
-        </w:rPr>
-        <w:t xml:space="preserve">%d The numeric day of the month (00..31) </w:t>
-      </w:r>
-    </w:p>
-    <w:p>
-      <w:pPr>
-        <w:rPr>
-          <w:color w:val="000000" w:themeColor="text1"/>
-          <w:sz w:val="22"/>
-          <w:szCs w:val="22"/>
-        </w:rPr>
-      </w:pPr>
-      <w:r>
-        <w:rPr>
-          <w:color w:val="000000" w:themeColor="text1"/>
-          <w:sz w:val="22"/>
-          <w:szCs w:val="22"/>
-        </w:rPr>
-        <w:t xml:space="preserve">%f The number of microseconds (000000..999999) </w:t>
-      </w:r>
-    </w:p>
-    <w:p>
-      <w:pPr>
-        <w:rPr>
-          <w:color w:val="000000" w:themeColor="text1"/>
-          <w:sz w:val="22"/>
-          <w:szCs w:val="22"/>
-        </w:rPr>
-      </w:pPr>
-      <w:r>
-        <w:rPr>
-          <w:color w:val="000000" w:themeColor="text1"/>
-          <w:sz w:val="22"/>
-          <w:szCs w:val="22"/>
-        </w:rPr>
-        <w:t xml:space="preserve">%H The hour of the day, in 24-hour format (00..23) </w:t>
-      </w:r>
-    </w:p>
-    <w:p>
-      <w:pPr>
-        <w:rPr>
-          <w:color w:val="000000" w:themeColor="text1"/>
-          <w:sz w:val="22"/>
-          <w:szCs w:val="22"/>
-        </w:rPr>
-      </w:pPr>
-      <w:r>
-        <w:rPr>
-          <w:color w:val="000000" w:themeColor="text1"/>
-          <w:sz w:val="22"/>
-          <w:szCs w:val="22"/>
-        </w:rPr>
-        <w:t xml:space="preserve">%h The hour of the day, in 12-hour format (01..12) </w:t>
-      </w:r>
-    </w:p>
-    <w:p>
-      <w:pPr>
-        <w:rPr>
-          <w:color w:val="000000" w:themeColor="text1"/>
-          <w:sz w:val="22"/>
-          <w:szCs w:val="22"/>
-        </w:rPr>
-      </w:pPr>
-      <w:r>
-        <w:rPr>
-          <w:color w:val="000000" w:themeColor="text1"/>
-          <w:sz w:val="22"/>
-          <w:szCs w:val="22"/>
-        </w:rPr>
-        <w:t xml:space="preserve">%i The minutes within the hour (00..59) </w:t>
-      </w:r>
-    </w:p>
-    <w:p>
-      <w:pPr>
-        <w:rPr>
-          <w:color w:val="000000" w:themeColor="text1"/>
-          <w:sz w:val="22"/>
-          <w:szCs w:val="22"/>
-        </w:rPr>
-      </w:pPr>
-      <w:r>
-        <w:rPr>
-          <w:color w:val="000000" w:themeColor="text1"/>
-          <w:sz w:val="22"/>
-          <w:szCs w:val="22"/>
-        </w:rPr>
-        <w:t xml:space="preserve">%j The day of year (001..366) </w:t>
-      </w:r>
-    </w:p>
-    <w:p>
-      <w:pPr>
-        <w:rPr>
-          <w:color w:val="000000" w:themeColor="text1"/>
-          <w:sz w:val="22"/>
-          <w:szCs w:val="22"/>
-        </w:rPr>
-      </w:pPr>
-      <w:r>
-        <w:rPr>
-          <w:color w:val="000000" w:themeColor="text1"/>
-          <w:sz w:val="22"/>
-          <w:szCs w:val="22"/>
-        </w:rPr>
-        <w:t xml:space="preserve">%M The full month name (January..December) </w:t>
+        <w:t>%</w:t>
+      </w:r>
+      <w:proofErr w:type="spellStart"/>
+      <w:proofErr w:type="gramStart"/>
+      <w:r>
+        <w:rPr>
+          <w:color w:val="000000" w:themeColor="text1"/>
+          <w:sz w:val="22"/>
+          <w:szCs w:val="22"/>
+        </w:rPr>
+        <w:t>a</w:t>
+      </w:r>
+      <w:proofErr w:type="spellEnd"/>
+      <w:proofErr w:type="gramEnd"/>
+      <w:r>
+        <w:rPr>
+          <w:color w:val="000000" w:themeColor="text1"/>
+          <w:sz w:val="22"/>
+          <w:szCs w:val="22"/>
+        </w:rPr>
+        <w:t xml:space="preserve"> </w:t>
+      </w:r>
+      <w:proofErr w:type="gramStart"/>
+      <w:r>
+        <w:rPr>
+          <w:color w:val="000000" w:themeColor="text1"/>
+          <w:sz w:val="22"/>
+          <w:szCs w:val="22"/>
+        </w:rPr>
+        <w:t>The</w:t>
+      </w:r>
+      <w:proofErr w:type="gramEnd"/>
+      <w:r>
+        <w:rPr>
+          <w:color w:val="000000" w:themeColor="text1"/>
+          <w:sz w:val="22"/>
+          <w:szCs w:val="22"/>
+        </w:rPr>
+        <w:t xml:space="preserve"> short weekday name, such as Sun, Mon, </w:t>
+      </w:r>
+    </w:p>
+    <w:p>
+      <w:pPr>
+        <w:rPr>
+          <w:color w:val="000000" w:themeColor="text1"/>
+          <w:sz w:val="22"/>
+          <w:szCs w:val="22"/>
+        </w:rPr>
+      </w:pPr>
+      <w:r>
+        <w:rPr>
+          <w:color w:val="000000" w:themeColor="text1"/>
+          <w:sz w:val="22"/>
+          <w:szCs w:val="22"/>
+        </w:rPr>
+        <w:t xml:space="preserve">%b </w:t>
+      </w:r>
+      <w:proofErr w:type="gramStart"/>
+      <w:r>
+        <w:rPr>
+          <w:color w:val="000000" w:themeColor="text1"/>
+          <w:sz w:val="22"/>
+          <w:szCs w:val="22"/>
+        </w:rPr>
+        <w:t>The</w:t>
+      </w:r>
+      <w:proofErr w:type="gramEnd"/>
+      <w:r>
+        <w:rPr>
+          <w:color w:val="000000" w:themeColor="text1"/>
+          <w:sz w:val="22"/>
+          <w:szCs w:val="22"/>
+        </w:rPr>
+        <w:t xml:space="preserve"> short month name, such as Jan, Feb</w:t>
+      </w:r>
+    </w:p>
+    <w:p>
+      <w:pPr>
+        <w:rPr>
+          <w:color w:val="000000" w:themeColor="text1"/>
+          <w:sz w:val="22"/>
+          <w:szCs w:val="22"/>
+        </w:rPr>
+      </w:pPr>
+      <w:r>
+        <w:rPr>
+          <w:color w:val="000000" w:themeColor="text1"/>
+          <w:sz w:val="22"/>
+          <w:szCs w:val="22"/>
+        </w:rPr>
+        <w:t xml:space="preserve">%c </w:t>
+      </w:r>
+      <w:proofErr w:type="gramStart"/>
+      <w:r>
+        <w:rPr>
+          <w:color w:val="000000" w:themeColor="text1"/>
+          <w:sz w:val="22"/>
+          <w:szCs w:val="22"/>
+        </w:rPr>
+        <w:t>The</w:t>
+      </w:r>
+      <w:proofErr w:type="gramEnd"/>
+      <w:r>
+        <w:rPr>
+          <w:color w:val="000000" w:themeColor="text1"/>
+          <w:sz w:val="22"/>
+          <w:szCs w:val="22"/>
+        </w:rPr>
+        <w:t xml:space="preserve"> numeric month (</w:t>
+      </w:r>
+      <w:proofErr w:type="gramStart"/>
+      <w:r>
+        <w:rPr>
+          <w:color w:val="000000" w:themeColor="text1"/>
+          <w:sz w:val="22"/>
+          <w:szCs w:val="22"/>
+        </w:rPr>
+        <w:t>0..</w:t>
+      </w:r>
+      <w:proofErr w:type="gramEnd"/>
+      <w:r>
+        <w:rPr>
+          <w:color w:val="000000" w:themeColor="text1"/>
+          <w:sz w:val="22"/>
+          <w:szCs w:val="22"/>
+        </w:rPr>
+        <w:t xml:space="preserve">12) </w:t>
+      </w:r>
+    </w:p>
+    <w:p>
+      <w:pPr>
+        <w:rPr>
+          <w:color w:val="000000" w:themeColor="text1"/>
+          <w:sz w:val="22"/>
+          <w:szCs w:val="22"/>
+        </w:rPr>
+      </w:pPr>
+      <w:r>
+        <w:rPr>
+          <w:color w:val="000000" w:themeColor="text1"/>
+          <w:sz w:val="22"/>
+          <w:szCs w:val="22"/>
+        </w:rPr>
+        <w:t xml:space="preserve">%d </w:t>
+      </w:r>
+      <w:proofErr w:type="gramStart"/>
+      <w:r>
+        <w:rPr>
+          <w:color w:val="000000" w:themeColor="text1"/>
+          <w:sz w:val="22"/>
+          <w:szCs w:val="22"/>
+        </w:rPr>
+        <w:t>The</w:t>
+      </w:r>
+      <w:proofErr w:type="gramEnd"/>
+      <w:r>
+        <w:rPr>
+          <w:color w:val="000000" w:themeColor="text1"/>
+          <w:sz w:val="22"/>
+          <w:szCs w:val="22"/>
+        </w:rPr>
+        <w:t xml:space="preserve"> numeric day of the month (</w:t>
+      </w:r>
+      <w:proofErr w:type="gramStart"/>
+      <w:r>
+        <w:rPr>
+          <w:color w:val="000000" w:themeColor="text1"/>
+          <w:sz w:val="22"/>
+          <w:szCs w:val="22"/>
+        </w:rPr>
+        <w:t>00..</w:t>
+      </w:r>
+      <w:proofErr w:type="gramEnd"/>
+      <w:r>
+        <w:rPr>
+          <w:color w:val="000000" w:themeColor="text1"/>
+          <w:sz w:val="22"/>
+          <w:szCs w:val="22"/>
+        </w:rPr>
+        <w:t xml:space="preserve">31) </w:t>
+      </w:r>
+    </w:p>
+    <w:p>
+      <w:pPr>
+        <w:rPr>
+          <w:color w:val="000000" w:themeColor="text1"/>
+          <w:sz w:val="22"/>
+          <w:szCs w:val="22"/>
+        </w:rPr>
+      </w:pPr>
+      <w:r>
+        <w:rPr>
+          <w:color w:val="000000" w:themeColor="text1"/>
+          <w:sz w:val="22"/>
+          <w:szCs w:val="22"/>
+        </w:rPr>
+        <w:t>%</w:t>
+      </w:r>
+      <w:proofErr w:type="spellStart"/>
+      <w:r>
+        <w:rPr>
+          <w:color w:val="000000" w:themeColor="text1"/>
+          <w:sz w:val="22"/>
+          <w:szCs w:val="22"/>
+        </w:rPr>
+        <w:t>f</w:t>
+      </w:r>
+      <w:proofErr w:type="spellEnd"/>
+      <w:r>
+        <w:rPr>
+          <w:color w:val="000000" w:themeColor="text1"/>
+          <w:sz w:val="22"/>
+          <w:szCs w:val="22"/>
+        </w:rPr>
+        <w:t xml:space="preserve"> </w:t>
+      </w:r>
+      <w:proofErr w:type="gramStart"/>
+      <w:r>
+        <w:rPr>
+          <w:color w:val="000000" w:themeColor="text1"/>
+          <w:sz w:val="22"/>
+          <w:szCs w:val="22"/>
+        </w:rPr>
+        <w:t>The</w:t>
+      </w:r>
+      <w:proofErr w:type="gramEnd"/>
+      <w:r>
+        <w:rPr>
+          <w:color w:val="000000" w:themeColor="text1"/>
+          <w:sz w:val="22"/>
+          <w:szCs w:val="22"/>
+        </w:rPr>
+        <w:t xml:space="preserve"> number of microseconds (</w:t>
+      </w:r>
+      <w:proofErr w:type="gramStart"/>
+      <w:r>
+        <w:rPr>
+          <w:color w:val="000000" w:themeColor="text1"/>
+          <w:sz w:val="22"/>
+          <w:szCs w:val="22"/>
+        </w:rPr>
+        <w:t>000000..</w:t>
+      </w:r>
+      <w:proofErr w:type="gramEnd"/>
+      <w:r>
+        <w:rPr>
+          <w:color w:val="000000" w:themeColor="text1"/>
+          <w:sz w:val="22"/>
+          <w:szCs w:val="22"/>
+        </w:rPr>
+        <w:t xml:space="preserve">999999) </w:t>
+      </w:r>
+    </w:p>
+    <w:p>
+      <w:pPr>
+        <w:rPr>
+          <w:color w:val="000000" w:themeColor="text1"/>
+          <w:sz w:val="22"/>
+          <w:szCs w:val="22"/>
+        </w:rPr>
+      </w:pPr>
+      <w:r>
+        <w:rPr>
+          <w:color w:val="000000" w:themeColor="text1"/>
+          <w:sz w:val="22"/>
+          <w:szCs w:val="22"/>
+        </w:rPr>
+        <w:t>%H The hour of the day, in 24-hour format (</w:t>
+      </w:r>
+      <w:proofErr w:type="gramStart"/>
+      <w:r>
+        <w:rPr>
+          <w:color w:val="000000" w:themeColor="text1"/>
+          <w:sz w:val="22"/>
+          <w:szCs w:val="22"/>
+        </w:rPr>
+        <w:t>00..</w:t>
+      </w:r>
+      <w:proofErr w:type="gramEnd"/>
+      <w:r>
+        <w:rPr>
+          <w:color w:val="000000" w:themeColor="text1"/>
+          <w:sz w:val="22"/>
+          <w:szCs w:val="22"/>
+        </w:rPr>
+        <w:t xml:space="preserve">23) </w:t>
+      </w:r>
+    </w:p>
+    <w:p>
+      <w:pPr>
+        <w:rPr>
+          <w:color w:val="000000" w:themeColor="text1"/>
+          <w:sz w:val="22"/>
+          <w:szCs w:val="22"/>
+        </w:rPr>
+      </w:pPr>
+      <w:r>
+        <w:rPr>
+          <w:color w:val="000000" w:themeColor="text1"/>
+          <w:sz w:val="22"/>
+          <w:szCs w:val="22"/>
+        </w:rPr>
+        <w:t xml:space="preserve">%h </w:t>
+      </w:r>
+      <w:proofErr w:type="gramStart"/>
+      <w:r>
+        <w:rPr>
+          <w:color w:val="000000" w:themeColor="text1"/>
+          <w:sz w:val="22"/>
+          <w:szCs w:val="22"/>
+        </w:rPr>
+        <w:t>The</w:t>
+      </w:r>
+      <w:proofErr w:type="gramEnd"/>
+      <w:r>
+        <w:rPr>
+          <w:color w:val="000000" w:themeColor="text1"/>
+          <w:sz w:val="22"/>
+          <w:szCs w:val="22"/>
+        </w:rPr>
+        <w:t xml:space="preserve"> hour of the day, in 12-hour format (</w:t>
+      </w:r>
+      <w:proofErr w:type="gramStart"/>
+      <w:r>
+        <w:rPr>
+          <w:color w:val="000000" w:themeColor="text1"/>
+          <w:sz w:val="22"/>
+          <w:szCs w:val="22"/>
+        </w:rPr>
+        <w:t>01..</w:t>
+      </w:r>
+      <w:proofErr w:type="gramEnd"/>
+      <w:r>
+        <w:rPr>
+          <w:color w:val="000000" w:themeColor="text1"/>
+          <w:sz w:val="22"/>
+          <w:szCs w:val="22"/>
+        </w:rPr>
+        <w:t xml:space="preserve">12) </w:t>
+      </w:r>
+    </w:p>
+    <w:p>
+      <w:pPr>
+        <w:rPr>
+          <w:color w:val="000000" w:themeColor="text1"/>
+          <w:sz w:val="22"/>
+          <w:szCs w:val="22"/>
+        </w:rPr>
+      </w:pPr>
+      <w:r>
+        <w:rPr>
+          <w:color w:val="000000" w:themeColor="text1"/>
+          <w:sz w:val="22"/>
+          <w:szCs w:val="22"/>
+        </w:rPr>
+        <w:t>%</w:t>
+      </w:r>
+      <w:proofErr w:type="spellStart"/>
+      <w:r>
+        <w:rPr>
+          <w:color w:val="000000" w:themeColor="text1"/>
+          <w:sz w:val="22"/>
+          <w:szCs w:val="22"/>
+        </w:rPr>
+        <w:t>i</w:t>
+      </w:r>
+      <w:proofErr w:type="spellEnd"/>
+      <w:r>
+        <w:rPr>
+          <w:color w:val="000000" w:themeColor="text1"/>
+          <w:sz w:val="22"/>
+          <w:szCs w:val="22"/>
+        </w:rPr>
+        <w:t xml:space="preserve"> </w:t>
+      </w:r>
+      <w:proofErr w:type="gramStart"/>
+      <w:r>
+        <w:rPr>
+          <w:color w:val="000000" w:themeColor="text1"/>
+          <w:sz w:val="22"/>
+          <w:szCs w:val="22"/>
+        </w:rPr>
+        <w:t>The</w:t>
+      </w:r>
+      <w:proofErr w:type="gramEnd"/>
+      <w:r>
+        <w:rPr>
+          <w:color w:val="000000" w:themeColor="text1"/>
+          <w:sz w:val="22"/>
+          <w:szCs w:val="22"/>
+        </w:rPr>
+        <w:t xml:space="preserve"> minutes within the hour (</w:t>
+      </w:r>
+      <w:proofErr w:type="gramStart"/>
+      <w:r>
+        <w:rPr>
+          <w:color w:val="000000" w:themeColor="text1"/>
+          <w:sz w:val="22"/>
+          <w:szCs w:val="22"/>
+        </w:rPr>
+        <w:t>00..</w:t>
+      </w:r>
+      <w:proofErr w:type="gramEnd"/>
+      <w:r>
+        <w:rPr>
+          <w:color w:val="000000" w:themeColor="text1"/>
+          <w:sz w:val="22"/>
+          <w:szCs w:val="22"/>
+        </w:rPr>
+        <w:t xml:space="preserve">59) </w:t>
+      </w:r>
+    </w:p>
+    <w:p>
+      <w:pPr>
+        <w:rPr>
+          <w:color w:val="000000" w:themeColor="text1"/>
+          <w:sz w:val="22"/>
+          <w:szCs w:val="22"/>
+        </w:rPr>
+      </w:pPr>
+      <w:r>
+        <w:rPr>
+          <w:color w:val="000000" w:themeColor="text1"/>
+          <w:sz w:val="22"/>
+          <w:szCs w:val="22"/>
+        </w:rPr>
+        <w:t xml:space="preserve">%j </w:t>
+      </w:r>
+      <w:proofErr w:type="gramStart"/>
+      <w:r>
+        <w:rPr>
+          <w:color w:val="000000" w:themeColor="text1"/>
+          <w:sz w:val="22"/>
+          <w:szCs w:val="22"/>
+        </w:rPr>
+        <w:t>The</w:t>
+      </w:r>
+      <w:proofErr w:type="gramEnd"/>
+      <w:r>
+        <w:rPr>
+          <w:color w:val="000000" w:themeColor="text1"/>
+          <w:sz w:val="22"/>
+          <w:szCs w:val="22"/>
+        </w:rPr>
+        <w:t xml:space="preserve"> day of year (</w:t>
+      </w:r>
+      <w:proofErr w:type="gramStart"/>
+      <w:r>
+        <w:rPr>
+          <w:color w:val="000000" w:themeColor="text1"/>
+          <w:sz w:val="22"/>
+          <w:szCs w:val="22"/>
+        </w:rPr>
+        <w:t>001..</w:t>
+      </w:r>
+      <w:proofErr w:type="gramEnd"/>
+      <w:r>
+        <w:rPr>
+          <w:color w:val="000000" w:themeColor="text1"/>
+          <w:sz w:val="22"/>
+          <w:szCs w:val="22"/>
+        </w:rPr>
+        <w:t xml:space="preserve">366) </w:t>
+      </w:r>
+    </w:p>
+    <w:p>
+      <w:pPr>
+        <w:rPr>
+          <w:color w:val="000000" w:themeColor="text1"/>
+          <w:sz w:val="22"/>
+          <w:szCs w:val="22"/>
+        </w:rPr>
+      </w:pPr>
+      <w:r>
+        <w:rPr>
+          <w:color w:val="000000" w:themeColor="text1"/>
+          <w:sz w:val="22"/>
+          <w:szCs w:val="22"/>
+        </w:rPr>
+        <w:t>%M The full month name (</w:t>
+      </w:r>
+      <w:proofErr w:type="spellStart"/>
+      <w:proofErr w:type="gramStart"/>
+      <w:r>
+        <w:rPr>
+          <w:color w:val="000000" w:themeColor="text1"/>
+          <w:sz w:val="22"/>
+          <w:szCs w:val="22"/>
+        </w:rPr>
+        <w:t>January..</w:t>
+      </w:r>
+      <w:proofErr w:type="gramEnd"/>
+      <w:r>
+        <w:rPr>
+          <w:color w:val="000000" w:themeColor="text1"/>
+          <w:sz w:val="22"/>
+          <w:szCs w:val="22"/>
+        </w:rPr>
+        <w:t>December</w:t>
+      </w:r>
+      <w:proofErr w:type="spellEnd"/>
+      <w:r>
+        <w:rPr>
+          <w:color w:val="000000" w:themeColor="text1"/>
+          <w:sz w:val="22"/>
+          <w:szCs w:val="22"/>
+        </w:rPr>
+        <w:t xml:space="preserve">) </w:t>
       </w:r>
     </w:p>
     <w:p>
@@ -2510,7 +3898,25 @@
           <w:szCs w:val="22"/>
         </w:rPr>
         <w:lastRenderedPageBreak/>
-        <w:t xml:space="preserve">%m The numeric month </w:t>
+        <w:t xml:space="preserve">%m </w:t>
+      </w:r>
+      <w:proofErr w:type="gramStart"/>
+      <w:r>
+        <w:rPr>
+          <w:color w:val="000000" w:themeColor="text1"/>
+          <w:sz w:val="22"/>
+          <w:szCs w:val="22"/>
+        </w:rPr>
+        <w:t>The</w:t>
+      </w:r>
+      <w:proofErr w:type="gramEnd"/>
+      <w:r>
+        <w:rPr>
+          <w:color w:val="000000" w:themeColor="text1"/>
+          <w:sz w:val="22"/>
+          <w:szCs w:val="22"/>
+        </w:rPr>
+        <w:t xml:space="preserve"> numeric month </w:t>
       </w:r>
     </w:p>
     <w:p>
@@ -2544,41 +3950,141 @@
           <w:sz w:val="22"/>
           <w:szCs w:val="22"/>
         </w:rPr>
-        <w:t xml:space="preserve">%s The number of seconds (00..59) </w:t>
-      </w:r>
-    </w:p>
-    <w:p>
-      <w:pPr>
-        <w:rPr>
-          <w:color w:val="000000" w:themeColor="text1"/>
-          <w:sz w:val="22"/>
-          <w:szCs w:val="22"/>
-        </w:rPr>
-      </w:pPr>
-      <w:r>
-        <w:rPr>
-          <w:color w:val="000000" w:themeColor="text1"/>
-          <w:sz w:val="22"/>
-          <w:szCs w:val="22"/>
-        </w:rPr>
-        <w:t xml:space="preserve">%W The full weekday name (Sunday..Saturday) </w:t>
-      </w:r>
-    </w:p>
-    <w:p>
-      <w:pPr>
-        <w:rPr>
-          <w:color w:val="000000" w:themeColor="text1"/>
-          <w:sz w:val="22"/>
-          <w:szCs w:val="22"/>
-        </w:rPr>
-      </w:pPr>
-      <w:r>
-        <w:rPr>
-          <w:color w:val="000000" w:themeColor="text1"/>
-          <w:sz w:val="22"/>
-          <w:szCs w:val="22"/>
-        </w:rPr>
-        <w:t xml:space="preserve">%w The numeric day of the week (0=Sunday..6=Saturday) </w:t>
+        <w:t xml:space="preserve">%s </w:t>
+      </w:r>
+      <w:proofErr w:type="gramStart"/>
+      <w:r>
+        <w:rPr>
+          <w:color w:val="000000" w:themeColor="text1"/>
+          <w:sz w:val="22"/>
+          <w:szCs w:val="22"/>
+        </w:rPr>
+        <w:t>The</w:t>
+      </w:r>
+      <w:proofErr w:type="gramEnd"/>
+      <w:r>
+        <w:rPr>
+          <w:color w:val="000000" w:themeColor="text1"/>
+          <w:sz w:val="22"/>
+          <w:szCs w:val="22"/>
+        </w:rPr>
+        <w:t xml:space="preserve"> number of seconds (</w:t>
+      </w:r>
+      <w:proofErr w:type="gramStart"/>
+      <w:r>
+        <w:rPr>
+          <w:color w:val="000000" w:themeColor="text1"/>
+          <w:sz w:val="22"/>
+          <w:szCs w:val="22"/>
+        </w:rPr>
+        <w:t>00..</w:t>
+      </w:r>
+      <w:proofErr w:type="gramEnd"/>
+      <w:r>
+        <w:rPr>
+          <w:color w:val="000000" w:themeColor="text1"/>
+          <w:sz w:val="22"/>
+          <w:szCs w:val="22"/>
+        </w:rPr>
+        <w:t xml:space="preserve">59) </w:t>
+      </w:r>
+    </w:p>
+    <w:p>
+      <w:pPr>
+        <w:rPr>
+          <w:color w:val="000000" w:themeColor="text1"/>
+          <w:sz w:val="22"/>
+          <w:szCs w:val="22"/>
+        </w:rPr>
+      </w:pPr>
+      <w:r>
+        <w:rPr>
+          <w:color w:val="000000" w:themeColor="text1"/>
+          <w:sz w:val="22"/>
+          <w:szCs w:val="22"/>
+        </w:rPr>
+        <w:t>%W The full weekday name (</w:t>
+      </w:r>
+      <w:proofErr w:type="spellStart"/>
+      <w:proofErr w:type="gramStart"/>
+      <w:r>
+        <w:rPr>
+          <w:color w:val="000000" w:themeColor="text1"/>
+          <w:sz w:val="22"/>
+          <w:szCs w:val="22"/>
+        </w:rPr>
+        <w:t>Sunday..</w:t>
+      </w:r>
+      <w:proofErr w:type="gramEnd"/>
+      <w:r>
+        <w:rPr>
+          <w:color w:val="000000" w:themeColor="text1"/>
+          <w:sz w:val="22"/>
+          <w:szCs w:val="22"/>
+        </w:rPr>
+        <w:t>Saturday</w:t>
+      </w:r>
+      <w:proofErr w:type="spellEnd"/>
+      <w:r>
+        <w:rPr>
+          <w:color w:val="000000" w:themeColor="text1"/>
+          <w:sz w:val="22"/>
+          <w:szCs w:val="22"/>
+        </w:rPr>
+        <w:t xml:space="preserve">) </w:t>
+      </w:r>
+    </w:p>
+    <w:p>
+      <w:pPr>
+        <w:rPr>
+          <w:color w:val="000000" w:themeColor="text1"/>
+          <w:sz w:val="22"/>
+          <w:szCs w:val="22"/>
+        </w:rPr>
+      </w:pPr>
+      <w:r>
+        <w:rPr>
+          <w:color w:val="000000" w:themeColor="text1"/>
+          <w:sz w:val="22"/>
+          <w:szCs w:val="22"/>
+        </w:rPr>
+        <w:t xml:space="preserve">%w </w:t>
+      </w:r>
+      <w:proofErr w:type="gramStart"/>
+      <w:r>
+        <w:rPr>
+          <w:color w:val="000000" w:themeColor="text1"/>
+          <w:sz w:val="22"/>
+          <w:szCs w:val="22"/>
+        </w:rPr>
+        <w:t>The</w:t>
+      </w:r>
+      <w:proofErr w:type="gramEnd"/>
+      <w:r>
+        <w:rPr>
+          <w:color w:val="000000" w:themeColor="text1"/>
+          <w:sz w:val="22"/>
+          <w:szCs w:val="22"/>
+        </w:rPr>
+        <w:t xml:space="preserve"> numeric day of the week (0=</w:t>
+      </w:r>
+      <w:proofErr w:type="gramStart"/>
+      <w:r>
+        <w:rPr>
+          <w:color w:val="000000" w:themeColor="text1"/>
+          <w:sz w:val="22"/>
+          <w:szCs w:val="22"/>
+        </w:rPr>
+        <w:t>Sunday..</w:t>
+      </w:r>
+      <w:proofErr w:type="gramEnd"/>
+      <w:r>
+        <w:rPr>
+          <w:color w:val="000000" w:themeColor="text1"/>
+          <w:sz w:val="22"/>
+          <w:szCs w:val="22"/>
+        </w:rPr>
+        <w:t xml:space="preserve">6=Saturday) </w:t>
       </w:r>
     </w:p>
     <w:p>
@@ -2675,21 +4181,242 @@
           <w:bCs/>
           <w:color w:val="4472C4" w:themeColor="accent1"/>
         </w:rPr>
-        <w:t>S</w:t>
-      </w:r>
-      <w:r>
-        <w:rPr>
-          <w:b/>
-          <w:bCs/>
-          <w:color w:val="4472C4" w:themeColor="accent1"/>
-        </w:rPr>
-        <w:t>elect</w:t>
-      </w:r>
-      <w:r>
-        <w:rPr>
-          <w:b/>
-          <w:bCs/>
-          <w:color w:val="4472C4" w:themeColor="accent1"/>
+        <w:t>Select:</w:t>
+      </w:r>
+      <w:r>
+        <w:rPr>
+          <w:b/>
+          <w:bCs/>
+          <w:color w:val="000000" w:themeColor="text1"/>
+          <w:sz w:val="22"/>
+          <w:szCs w:val="22"/>
+        </w:rPr>
+        <w:t xml:space="preserve"> Determines which columns to include in the query’s result set</w:t>
+      </w:r>
+    </w:p>
+    <w:p>
+      <w:pPr>
+        <w:rPr>
+          <w:b/>
+          <w:bCs/>
+          <w:color w:val="000000" w:themeColor="text1"/>
+          <w:sz w:val="22"/>
+          <w:szCs w:val="22"/>
+        </w:rPr>
+      </w:pPr>
+      <w:r>
+        <w:rPr>
+          <w:b/>
+          <w:bCs/>
+          <w:color w:val="4472C4" w:themeColor="accent1"/>
+        </w:rPr>
+        <w:t>From:</w:t>
+      </w:r>
+      <w:r>
+        <w:rPr>
+          <w:b/>
+          <w:bCs/>
+          <w:color w:val="000000" w:themeColor="text1"/>
+          <w:sz w:val="22"/>
+          <w:szCs w:val="22"/>
+        </w:rPr>
+        <w:t xml:space="preserve"> Identifies the tables from which to retrieve data and how the tables should be joined</w:t>
+      </w:r>
+    </w:p>
+    <w:p>
+      <w:pPr>
+        <w:rPr>
+          <w:b/>
+          <w:bCs/>
+          <w:color w:val="000000" w:themeColor="text1"/>
+          <w:sz w:val="22"/>
+          <w:szCs w:val="22"/>
+        </w:rPr>
+      </w:pPr>
+      <w:r>
+        <w:rPr>
+          <w:b/>
+          <w:bCs/>
+          <w:color w:val="4472C4" w:themeColor="accent1"/>
+        </w:rPr>
+        <w:t>Where:</w:t>
+      </w:r>
+      <w:r>
+        <w:rPr>
+          <w:b/>
+          <w:bCs/>
+          <w:color w:val="000000" w:themeColor="text1"/>
+          <w:sz w:val="22"/>
+          <w:szCs w:val="22"/>
+        </w:rPr>
+        <w:t xml:space="preserve"> </w:t>
+      </w:r>
+      <w:r>
+        <w:rPr>
+          <w:b/>
+          <w:bCs/>
+          <w:color w:val="000000" w:themeColor="text1"/>
+          <w:sz w:val="22"/>
+          <w:szCs w:val="22"/>
+        </w:rPr>
+        <w:t>Filters out unwanted data</w:t>
+      </w:r>
+    </w:p>
+    <w:p>
+      <w:pPr>
+        <w:rPr>
+          <w:b/>
+          <w:bCs/>
+          <w:color w:val="000000" w:themeColor="text1"/>
+          <w:sz w:val="22"/>
+          <w:szCs w:val="22"/>
+        </w:rPr>
+      </w:pPr>
+      <w:r>
+        <w:rPr>
+          <w:b/>
+          <w:bCs/>
+          <w:color w:val="4472C4" w:themeColor="accent1"/>
+        </w:rPr>
+        <w:t>group by:</w:t>
+      </w:r>
+      <w:r>
+        <w:rPr>
+          <w:b/>
+          <w:bCs/>
+          <w:color w:val="000000" w:themeColor="text1"/>
+          <w:sz w:val="22"/>
+          <w:szCs w:val="22"/>
+        </w:rPr>
+        <w:t xml:space="preserve"> </w:t>
+      </w:r>
+      <w:r>
+        <w:rPr>
+          <w:b/>
+          <w:bCs/>
+          <w:color w:val="000000" w:themeColor="text1"/>
+          <w:sz w:val="22"/>
+          <w:szCs w:val="22"/>
+        </w:rPr>
+        <w:t xml:space="preserve"> Used to group rows together by common column values</w:t>
+      </w:r>
+    </w:p>
+    <w:p>
+      <w:pPr>
+        <w:rPr>
+          <w:b/>
+          <w:bCs/>
+          <w:color w:val="000000" w:themeColor="text1"/>
+          <w:sz w:val="22"/>
+          <w:szCs w:val="22"/>
+        </w:rPr>
+      </w:pPr>
+      <w:r>
+        <w:rPr>
+          <w:b/>
+          <w:bCs/>
+          <w:color w:val="4472C4" w:themeColor="accent1"/>
+        </w:rPr>
+        <w:t>having:</w:t>
+      </w:r>
+      <w:r>
+        <w:rPr>
+          <w:b/>
+          <w:bCs/>
+          <w:color w:val="000000" w:themeColor="text1"/>
+          <w:sz w:val="22"/>
+          <w:szCs w:val="22"/>
+        </w:rPr>
+        <w:t xml:space="preserve"> </w:t>
+      </w:r>
+      <w:r>
+        <w:rPr>
+          <w:b/>
+          <w:bCs/>
+          <w:color w:val="000000" w:themeColor="text1"/>
+          <w:sz w:val="22"/>
+          <w:szCs w:val="22"/>
+        </w:rPr>
+        <w:t xml:space="preserve"> Filters out unwanted groups</w:t>
+      </w:r>
+    </w:p>
+    <w:p>
+      <w:pPr>
+        <w:rPr>
+          <w:b/>
+          <w:bCs/>
+          <w:color w:val="000000" w:themeColor="text1"/>
+          <w:sz w:val="22"/>
+          <w:szCs w:val="22"/>
+        </w:rPr>
+      </w:pPr>
+      <w:r>
+        <w:rPr>
+          <w:b/>
+          <w:bCs/>
+          <w:color w:val="4472C4" w:themeColor="accent1"/>
+        </w:rPr>
+        <w:t>order by:</w:t>
+      </w:r>
+      <w:r>
+        <w:rPr>
+          <w:b/>
+          <w:bCs/>
+          <w:color w:val="000000" w:themeColor="text1"/>
+          <w:sz w:val="22"/>
+          <w:szCs w:val="22"/>
+        </w:rPr>
+        <w:t xml:space="preserve"> </w:t>
+      </w:r>
+      <w:r>
+        <w:rPr>
+          <w:b/>
+          <w:bCs/>
+          <w:color w:val="000000" w:themeColor="text1"/>
+          <w:sz w:val="22"/>
+          <w:szCs w:val="22"/>
+        </w:rPr>
+        <w:t xml:space="preserve"> Sorts the rows of the final result set by one or more columns</w:t>
+      </w:r>
+    </w:p>
+    <w:p>
+      <w:pPr>
+        <w:rPr>
+          <w:b/>
+          <w:bCs/>
+          <w:color w:val="000000" w:themeColor="text1"/>
+          <w:sz w:val="22"/>
+          <w:szCs w:val="22"/>
+        </w:rPr>
+      </w:pPr>
+    </w:p>
+    <w:p>
+      <w:pPr>
+        <w:rPr>
+          <w:b/>
+          <w:bCs/>
+          <w:color w:val="000000" w:themeColor="text1"/>
+          <w:sz w:val="22"/>
+          <w:szCs w:val="22"/>
+        </w:rPr>
+      </w:pPr>
+      <w:r>
+        <w:rPr>
+          <w:b/>
+          <w:bCs/>
+          <w:color w:val="000000" w:themeColor="text1"/>
+          <w:sz w:val="22"/>
+          <w:szCs w:val="22"/>
+        </w:rPr>
+        <w:t>WHERE</w:t>
+      </w:r>
+      <w:r>
+        <w:rPr>
+          <w:b/>
+          <w:bCs/>
+          <w:color w:val="000000" w:themeColor="text1"/>
+          <w:sz w:val="22"/>
+          <w:szCs w:val="22"/>
         </w:rPr>
         <w:t>:</w:t>
       </w:r>
@@ -2705,46 +4432,48 @@
       </w:r>
       <w:r>
         <w:rPr>
-          <w:b/>
-          <w:bCs/>
-          <w:color w:val="000000" w:themeColor="text1"/>
-          <w:sz w:val="22"/>
-          <w:szCs w:val="22"/>
-        </w:rPr>
-        <w:t>Determines which columns to include in the query’s result set</w:t>
-      </w:r>
-    </w:p>
-    <w:p>
-      <w:pPr>
-        <w:rPr>
-          <w:b/>
-          <w:bCs/>
-          <w:color w:val="000000" w:themeColor="text1"/>
-          <w:sz w:val="22"/>
-          <w:szCs w:val="22"/>
-        </w:rPr>
-      </w:pPr>
-      <w:r>
-        <w:rPr>
-          <w:b/>
-          <w:bCs/>
-          <w:color w:val="4472C4" w:themeColor="accent1"/>
-        </w:rPr>
-        <w:t>F</w:t>
-      </w:r>
-      <w:r>
-        <w:rPr>
-          <w:b/>
-          <w:bCs/>
-          <w:color w:val="4472C4" w:themeColor="accent1"/>
-        </w:rPr>
-        <w:t>rom</w:t>
-      </w:r>
-      <w:r>
-        <w:rPr>
-          <w:b/>
-          <w:bCs/>
-          <w:color w:val="4472C4" w:themeColor="accent1"/>
+          <w:color w:val="000000" w:themeColor="text1"/>
+          <w:sz w:val="22"/>
+          <w:szCs w:val="22"/>
+        </w:rPr>
+        <w:t>filters individual rows before grouping</w:t>
+      </w:r>
+      <w:r>
+        <w:rPr>
+          <w:b/>
+          <w:bCs/>
+          <w:color w:val="000000" w:themeColor="text1"/>
+          <w:sz w:val="22"/>
+          <w:szCs w:val="22"/>
+        </w:rPr>
+        <w:t xml:space="preserve"> </w:t>
+      </w:r>
+    </w:p>
+    <w:p>
+      <w:pPr>
+        <w:rPr>
+          <w:color w:val="000000" w:themeColor="text1"/>
+          <w:sz w:val="22"/>
+          <w:szCs w:val="22"/>
+        </w:rPr>
+      </w:pPr>
+      <w:r>
+        <w:rPr>
+          <w:b/>
+          <w:bCs/>
+          <w:color w:val="000000" w:themeColor="text1"/>
+          <w:sz w:val="22"/>
+          <w:szCs w:val="22"/>
+        </w:rPr>
+        <w:t>HAVING</w:t>
+      </w:r>
+      <w:r>
+        <w:rPr>
+          <w:b/>
+          <w:bCs/>
+          <w:color w:val="000000" w:themeColor="text1"/>
+          <w:sz w:val="22"/>
+          <w:szCs w:val="22"/>
         </w:rPr>
         <w:t>:</w:t>
       </w:r>
@@ -2756,315 +4485,10 @@
           <w:sz w:val="22"/>
           <w:szCs w:val="22"/>
         </w:rPr>
-        <w:t xml:space="preserve"> Identifies the tables from which to retrieve data and how the tables should be joined</w:t>
-      </w:r>
-    </w:p>
-    <w:p>
-      <w:pPr>
-        <w:rPr>
-          <w:b/>
-          <w:bCs/>
-          <w:color w:val="000000" w:themeColor="text1"/>
-          <w:sz w:val="22"/>
-          <w:szCs w:val="22"/>
-        </w:rPr>
-      </w:pPr>
-      <w:r>
-        <w:rPr>
-          <w:b/>
-          <w:bCs/>
-          <w:color w:val="4472C4" w:themeColor="accent1"/>
-        </w:rPr>
-        <w:t>W</w:t>
-      </w:r>
-      <w:r>
-        <w:rPr>
-          <w:b/>
-          <w:bCs/>
-          <w:color w:val="4472C4" w:themeColor="accent1"/>
-        </w:rPr>
-        <w:t>here</w:t>
-      </w:r>
-      <w:r>
-        <w:rPr>
-          <w:b/>
-          <w:bCs/>
-          <w:color w:val="4472C4" w:themeColor="accent1"/>
-        </w:rPr>
-        <w:t>:</w:t>
-      </w:r>
-      <w:r>
-        <w:rPr>
-          <w:b/>
-          <w:bCs/>
-          <w:color w:val="000000" w:themeColor="text1"/>
-          <w:sz w:val="22"/>
-          <w:szCs w:val="22"/>
-        </w:rPr>
         <w:t xml:space="preserve"> </w:t>
       </w:r>
       <w:r>
         <w:rPr>
-          <w:b/>
-          <w:bCs/>
-          <w:color w:val="000000" w:themeColor="text1"/>
-          <w:sz w:val="22"/>
-          <w:szCs w:val="22"/>
-        </w:rPr>
-        <w:t>Filters out unwanted data</w:t>
-      </w:r>
-    </w:p>
-    <w:p>
-      <w:pPr>
-        <w:rPr>
-          <w:b/>
-          <w:bCs/>
-          <w:color w:val="000000" w:themeColor="text1"/>
-          <w:sz w:val="22"/>
-          <w:szCs w:val="22"/>
-        </w:rPr>
-      </w:pPr>
-      <w:r>
-        <w:rPr>
-          <w:b/>
-          <w:bCs/>
-          <w:color w:val="4472C4" w:themeColor="accent1"/>
-        </w:rPr>
-        <w:t>group by</w:t>
-      </w:r>
-      <w:r>
-        <w:rPr>
-          <w:b/>
-          <w:bCs/>
-          <w:color w:val="4472C4" w:themeColor="accent1"/>
-        </w:rPr>
-        <w:t>:</w:t>
-      </w:r>
-      <w:r>
-        <w:rPr>
-          <w:b/>
-          <w:bCs/>
-          <w:color w:val="000000" w:themeColor="text1"/>
-          <w:sz w:val="22"/>
-          <w:szCs w:val="22"/>
-        </w:rPr>
-        <w:t xml:space="preserve"> </w:t>
-      </w:r>
-      <w:r>
-        <w:rPr>
-          <w:b/>
-          <w:bCs/>
-          <w:color w:val="000000" w:themeColor="text1"/>
-          <w:sz w:val="22"/>
-          <w:szCs w:val="22"/>
-        </w:rPr>
-        <w:t xml:space="preserve"> Used to group rows together by common column values</w:t>
-      </w:r>
-    </w:p>
-    <w:p>
-      <w:pPr>
-        <w:rPr>
-          <w:b/>
-          <w:bCs/>
-          <w:color w:val="000000" w:themeColor="text1"/>
-          <w:sz w:val="22"/>
-          <w:szCs w:val="22"/>
-        </w:rPr>
-      </w:pPr>
-      <w:r>
-        <w:rPr>
-          <w:b/>
-          <w:bCs/>
-          <w:color w:val="4472C4" w:themeColor="accent1"/>
-        </w:rPr>
-        <w:t>having</w:t>
-      </w:r>
-      <w:r>
-        <w:rPr>
-          <w:b/>
-          <w:bCs/>
-          <w:color w:val="4472C4" w:themeColor="accent1"/>
-        </w:rPr>
-        <w:t>:</w:t>
-      </w:r>
-      <w:r>
-        <w:rPr>
-          <w:b/>
-          <w:bCs/>
-          <w:color w:val="000000" w:themeColor="text1"/>
-          <w:sz w:val="22"/>
-          <w:szCs w:val="22"/>
-        </w:rPr>
-        <w:t xml:space="preserve"> </w:t>
-      </w:r>
-      <w:r>
-        <w:rPr>
-          <w:b/>
-          <w:bCs/>
-          <w:color w:val="000000" w:themeColor="text1"/>
-          <w:sz w:val="22"/>
-          <w:szCs w:val="22"/>
-        </w:rPr>
-        <w:t xml:space="preserve"> Filters out unwanted groups</w:t>
-      </w:r>
-    </w:p>
-    <w:p>
-      <w:pPr>
-        <w:rPr>
-          <w:b/>
-          <w:bCs/>
-          <w:color w:val="000000" w:themeColor="text1"/>
-          <w:sz w:val="22"/>
-          <w:szCs w:val="22"/>
-        </w:rPr>
-      </w:pPr>
-      <w:r>
-        <w:rPr>
-          <w:b/>
-          <w:bCs/>
-          <w:color w:val="4472C4" w:themeColor="accent1"/>
-        </w:rPr>
-        <w:t>order by</w:t>
-      </w:r>
-      <w:r>
-        <w:rPr>
-          <w:b/>
-          <w:bCs/>
-          <w:color w:val="4472C4" w:themeColor="accent1"/>
-        </w:rPr>
-        <w:t>:</w:t>
-      </w:r>
-      <w:r>
-        <w:rPr>
-          <w:b/>
-          <w:bCs/>
-          <w:color w:val="000000" w:themeColor="text1"/>
-          <w:sz w:val="22"/>
-          <w:szCs w:val="22"/>
-        </w:rPr>
-        <w:t xml:space="preserve"> </w:t>
-      </w:r>
-      <w:r>
-        <w:rPr>
-          <w:b/>
-          <w:bCs/>
-          <w:color w:val="000000" w:themeColor="text1"/>
-          <w:sz w:val="22"/>
-          <w:szCs w:val="22"/>
-        </w:rPr>
-        <w:t xml:space="preserve"> Sorts the rows of the final result set by one or more columns</w:t>
-      </w:r>
-    </w:p>
-    <w:p>
-      <w:pPr>
-        <w:rPr>
-          <w:b/>
-          <w:bCs/>
-          <w:color w:val="000000" w:themeColor="text1"/>
-          <w:sz w:val="22"/>
-          <w:szCs w:val="22"/>
-        </w:rPr>
-      </w:pPr>
-    </w:p>
-    <w:p>
-      <w:pPr>
-        <w:rPr>
-          <w:b/>
-          <w:bCs/>
-          <w:color w:val="000000" w:themeColor="text1"/>
-          <w:sz w:val="22"/>
-          <w:szCs w:val="22"/>
-        </w:rPr>
-      </w:pPr>
-      <w:r>
-        <w:rPr>
-          <w:b/>
-          <w:bCs/>
-          <w:color w:val="000000" w:themeColor="text1"/>
-          <w:sz w:val="22"/>
-          <w:szCs w:val="22"/>
-        </w:rPr>
-        <w:t>WHERE</w:t>
-      </w:r>
-      <w:r>
-        <w:rPr>
-          <w:b/>
-          <w:bCs/>
-          <w:color w:val="000000" w:themeColor="text1"/>
-          <w:sz w:val="22"/>
-          <w:szCs w:val="22"/>
-        </w:rPr>
-        <w:t>:</w:t>
-      </w:r>
-      <w:r>
-        <w:rPr>
-          <w:b/>
-          <w:bCs/>
-          <w:color w:val="000000" w:themeColor="text1"/>
-          <w:sz w:val="22"/>
-          <w:szCs w:val="22"/>
-        </w:rPr>
-        <w:t xml:space="preserve"> </w:t>
-      </w:r>
-      <w:r>
-        <w:rPr>
-          <w:color w:val="000000" w:themeColor="text1"/>
-          <w:sz w:val="22"/>
-          <w:szCs w:val="22"/>
-        </w:rPr>
-        <w:t>filters individual rows before grouping</w:t>
-      </w:r>
-      <w:r>
-        <w:rPr>
-          <w:b/>
-          <w:bCs/>
-          <w:color w:val="000000" w:themeColor="text1"/>
-          <w:sz w:val="22"/>
-          <w:szCs w:val="22"/>
-        </w:rPr>
-        <w:t xml:space="preserve"> </w:t>
-      </w:r>
-    </w:p>
-    <w:p>
-      <w:pPr>
-        <w:rPr>
-          <w:color w:val="000000" w:themeColor="text1"/>
-          <w:sz w:val="22"/>
-          <w:szCs w:val="22"/>
-        </w:rPr>
-      </w:pPr>
-      <w:r>
-        <w:rPr>
-          <w:b/>
-          <w:bCs/>
-          <w:color w:val="000000" w:themeColor="text1"/>
-          <w:sz w:val="22"/>
-          <w:szCs w:val="22"/>
-        </w:rPr>
-        <w:t>HAVING</w:t>
-      </w:r>
-      <w:r>
-        <w:rPr>
-          <w:b/>
-          <w:bCs/>
-          <w:color w:val="000000" w:themeColor="text1"/>
-          <w:sz w:val="22"/>
-          <w:szCs w:val="22"/>
-        </w:rPr>
-        <w:t>:</w:t>
-      </w:r>
-      <w:r>
-        <w:rPr>
-          <w:b/>
-          <w:bCs/>
-          <w:color w:val="000000" w:themeColor="text1"/>
-          <w:sz w:val="22"/>
-          <w:szCs w:val="22"/>
-        </w:rPr>
-        <w:t xml:space="preserve"> </w:t>
-      </w:r>
-      <w:r>
-        <w:rPr>
           <w:color w:val="000000" w:themeColor="text1"/>
           <w:sz w:val="22"/>
           <w:szCs w:val="22"/>
@@ -3095,8 +4519,36 @@
           <w:bCs/>
           <w:color w:val="4472C4" w:themeColor="accent1"/>
         </w:rPr>
-        <w:t>SELECT language_id</w:t>
-      </w:r>
+        <w:t xml:space="preserve">SELECT </w:t>
+      </w:r>
+      <w:proofErr w:type="spellStart"/>
+      <w:r>
+        <w:rPr>
+          <w:b/>
+          <w:bCs/>
+          <w:color w:val="4472C4" w:themeColor="accent1"/>
+        </w:rPr>
+        <w:t>language_id</w:t>
+      </w:r>
+      <w:proofErr w:type="spellEnd"/>
+      <w:r>
+        <w:rPr>
+          <w:b/>
+          <w:bCs/>
+          <w:color w:val="4472C4" w:themeColor="accent1"/>
+        </w:rPr>
+        <w:t xml:space="preserve">, 'COMMON' </w:t>
+      </w:r>
+      <w:proofErr w:type="spellStart"/>
+      <w:r>
+        <w:rPr>
+          <w:b/>
+          <w:bCs/>
+          <w:color w:val="4472C4" w:themeColor="accent1"/>
+        </w:rPr>
+        <w:t>language_usage</w:t>
+      </w:r>
+      <w:proofErr w:type="spellEnd"/>
       <w:r>
         <w:rPr>
           <w:b/>
@@ -3105,13 +4557,77 @@
         </w:rPr>
         <w:t xml:space="preserve">, </w:t>
       </w:r>
-      <w:r>
-        <w:rPr>
-          <w:b/>
-          <w:bCs/>
-          <w:color w:val="4472C4" w:themeColor="accent1"/>
-        </w:rPr>
-        <w:t xml:space="preserve">'COMMON' language_usage, language_id * 3.1415927 lang_pi_value,    upper(name) language_name     </w:t>
+      <w:proofErr w:type="spellStart"/>
+      <w:r>
+        <w:rPr>
+          <w:b/>
+          <w:bCs/>
+          <w:color w:val="4472C4" w:themeColor="accent1"/>
+        </w:rPr>
+        <w:t>language_id</w:t>
+      </w:r>
+      <w:proofErr w:type="spellEnd"/>
+      <w:r>
+        <w:rPr>
+          <w:b/>
+          <w:bCs/>
+          <w:color w:val="4472C4" w:themeColor="accent1"/>
+        </w:rPr>
+        <w:t xml:space="preserve"> * 3.1415927 </w:t>
+      </w:r>
+      <w:proofErr w:type="spellStart"/>
+      <w:r>
+        <w:rPr>
+          <w:b/>
+          <w:bCs/>
+          <w:color w:val="4472C4" w:themeColor="accent1"/>
+        </w:rPr>
+        <w:t>lang_pi_</w:t>
+      </w:r>
+      <w:proofErr w:type="gramStart"/>
+      <w:r>
+        <w:rPr>
+          <w:b/>
+          <w:bCs/>
+          <w:color w:val="4472C4" w:themeColor="accent1"/>
+        </w:rPr>
+        <w:t>value</w:t>
+      </w:r>
+      <w:proofErr w:type="spellEnd"/>
+      <w:r>
+        <w:rPr>
+          <w:b/>
+          <w:bCs/>
+          <w:color w:val="4472C4" w:themeColor="accent1"/>
+        </w:rPr>
+        <w:t>,   </w:t>
+      </w:r>
+      <w:proofErr w:type="gramEnd"/>
+      <w:r>
+        <w:rPr>
+          <w:b/>
+          <w:bCs/>
+          <w:color w:val="4472C4" w:themeColor="accent1"/>
+        </w:rPr>
+        <w:t xml:space="preserve"> upper(name) </w:t>
+      </w:r>
+      <w:proofErr w:type="spellStart"/>
+      <w:r>
+        <w:rPr>
+          <w:b/>
+          <w:bCs/>
+          <w:color w:val="4472C4" w:themeColor="accent1"/>
+        </w:rPr>
+        <w:t>language_name</w:t>
+      </w:r>
+      <w:proofErr w:type="spellEnd"/>
+      <w:r>
+        <w:rPr>
+          <w:b/>
+          <w:bCs/>
+          <w:color w:val="4472C4" w:themeColor="accent1"/>
+        </w:rPr>
+        <w:t xml:space="preserve">     </w:t>
       </w:r>
     </w:p>
     <w:p>
@@ -3153,41 +4669,105 @@
           <w:sz w:val="22"/>
           <w:szCs w:val="22"/>
         </w:rPr>
-        <w:t xml:space="preserve">we can manipulate numerice data, </w:t>
-      </w:r>
-    </w:p>
-    <w:p>
-      <w:pPr>
-        <w:rPr>
-          <w:color w:val="000000" w:themeColor="text1"/>
-          <w:sz w:val="22"/>
-          <w:szCs w:val="22"/>
-        </w:rPr>
-      </w:pPr>
-      <w:r>
-        <w:rPr>
-          <w:color w:val="000000" w:themeColor="text1"/>
-          <w:sz w:val="22"/>
-          <w:szCs w:val="22"/>
-        </w:rPr>
-        <w:t>language_id * 3.1415927 lang_pi_value; selects the language id and multiplies it by a number then save it into a new column.</w:t>
-      </w:r>
-    </w:p>
-    <w:p>
-      <w:pPr>
-        <w:rPr>
-          <w:color w:val="000000" w:themeColor="text1"/>
-          <w:sz w:val="22"/>
-          <w:szCs w:val="22"/>
-        </w:rPr>
-      </w:pPr>
-      <w:r>
-        <w:rPr>
-          <w:color w:val="000000" w:themeColor="text1"/>
-          <w:sz w:val="22"/>
-          <w:szCs w:val="22"/>
-        </w:rPr>
-        <w:t>Upper (name) language_name does the same.</w:t>
+        <w:t xml:space="preserve">we can manipulate </w:t>
+      </w:r>
+      <w:proofErr w:type="spellStart"/>
+      <w:r>
+        <w:rPr>
+          <w:color w:val="000000" w:themeColor="text1"/>
+          <w:sz w:val="22"/>
+          <w:szCs w:val="22"/>
+        </w:rPr>
+        <w:t>numerice</w:t>
+      </w:r>
+      <w:proofErr w:type="spellEnd"/>
+      <w:r>
+        <w:rPr>
+          <w:color w:val="000000" w:themeColor="text1"/>
+          <w:sz w:val="22"/>
+          <w:szCs w:val="22"/>
+        </w:rPr>
+        <w:t xml:space="preserve"> data, </w:t>
+      </w:r>
+    </w:p>
+    <w:p>
+      <w:pPr>
+        <w:rPr>
+          <w:color w:val="000000" w:themeColor="text1"/>
+          <w:sz w:val="22"/>
+          <w:szCs w:val="22"/>
+        </w:rPr>
+      </w:pPr>
+      <w:proofErr w:type="spellStart"/>
+      <w:r>
+        <w:rPr>
+          <w:color w:val="000000" w:themeColor="text1"/>
+          <w:sz w:val="22"/>
+          <w:szCs w:val="22"/>
+        </w:rPr>
+        <w:t>language_id</w:t>
+      </w:r>
+      <w:proofErr w:type="spellEnd"/>
+      <w:r>
+        <w:rPr>
+          <w:color w:val="000000" w:themeColor="text1"/>
+          <w:sz w:val="22"/>
+          <w:szCs w:val="22"/>
+        </w:rPr>
+        <w:t xml:space="preserve"> * 3.1415927 </w:t>
+      </w:r>
+      <w:proofErr w:type="spellStart"/>
+      <w:r>
+        <w:rPr>
+          <w:color w:val="000000" w:themeColor="text1"/>
+          <w:sz w:val="22"/>
+          <w:szCs w:val="22"/>
+        </w:rPr>
+        <w:t>lang_pi_value</w:t>
+      </w:r>
+      <w:proofErr w:type="spellEnd"/>
+      <w:r>
+        <w:rPr>
+          <w:color w:val="000000" w:themeColor="text1"/>
+          <w:sz w:val="22"/>
+          <w:szCs w:val="22"/>
+        </w:rPr>
+        <w:t>; selects the language id and multiplies it by a number then save it into a new column.</w:t>
+      </w:r>
+    </w:p>
+    <w:p>
+      <w:pPr>
+        <w:rPr>
+          <w:color w:val="000000" w:themeColor="text1"/>
+          <w:sz w:val="22"/>
+          <w:szCs w:val="22"/>
+        </w:rPr>
+      </w:pPr>
+      <w:r>
+        <w:rPr>
+          <w:color w:val="000000" w:themeColor="text1"/>
+          <w:sz w:val="22"/>
+          <w:szCs w:val="22"/>
+        </w:rPr>
+        <w:t xml:space="preserve">Upper (name) </w:t>
+      </w:r>
+      <w:proofErr w:type="spellStart"/>
+      <w:r>
+        <w:rPr>
+          <w:color w:val="000000" w:themeColor="text1"/>
+          <w:sz w:val="22"/>
+          <w:szCs w:val="22"/>
+        </w:rPr>
+        <w:t>language_name</w:t>
+      </w:r>
+      <w:proofErr w:type="spellEnd"/>
+      <w:r>
+        <w:rPr>
+          <w:color w:val="000000" w:themeColor="text1"/>
+          <w:sz w:val="22"/>
+          <w:szCs w:val="22"/>
+        </w:rPr>
+        <w:t xml:space="preserve"> does the same.</w:t>
       </w:r>
     </w:p>
     <w:p>
@@ -3527,24 +5107,180 @@
           <w:sz w:val="22"/>
           <w:szCs w:val="22"/>
         </w:rPr>
-        <w:t>When joining multiple tables it’s a better idea to just give an alias name for the tables to access there columns instead of writing the name of the entire table</w:t>
-      </w:r>
-    </w:p>
-    <w:p>
-      <w:pPr>
-        <w:rPr>
-          <w:b/>
-          <w:bCs/>
-          <w:color w:val="4472C4" w:themeColor="accent1"/>
-        </w:rPr>
-      </w:pPr>
-      <w:r>
-        <w:rPr>
-          <w:b/>
-          <w:bCs/>
-          <w:color w:val="4472C4" w:themeColor="accent1"/>
-        </w:rPr>
-        <w:t xml:space="preserve">SELECT c.first_name, c.last_name,   time(r.rental_date) rental_time </w:t>
+        <w:t xml:space="preserve">When joining multiple </w:t>
+      </w:r>
+      <w:proofErr w:type="gramStart"/>
+      <w:r>
+        <w:rPr>
+          <w:color w:val="000000" w:themeColor="text1"/>
+          <w:sz w:val="22"/>
+          <w:szCs w:val="22"/>
+        </w:rPr>
+        <w:t>tables</w:t>
+      </w:r>
+      <w:proofErr w:type="gramEnd"/>
+      <w:r>
+        <w:rPr>
+          <w:color w:val="000000" w:themeColor="text1"/>
+          <w:sz w:val="22"/>
+          <w:szCs w:val="22"/>
+        </w:rPr>
+        <w:t xml:space="preserve"> it’s a better idea to just give an alias name for the tables to access </w:t>
+      </w:r>
+      <w:proofErr w:type="spellStart"/>
+      <w:r>
+        <w:rPr>
+          <w:color w:val="000000" w:themeColor="text1"/>
+          <w:sz w:val="22"/>
+          <w:szCs w:val="22"/>
+        </w:rPr>
+        <w:t>there</w:t>
+      </w:r>
+      <w:proofErr w:type="spellEnd"/>
+      <w:r>
+        <w:rPr>
+          <w:color w:val="000000" w:themeColor="text1"/>
+          <w:sz w:val="22"/>
+          <w:szCs w:val="22"/>
+        </w:rPr>
+        <w:t xml:space="preserve"> columns instead of writing the name of the entire table</w:t>
+      </w:r>
+    </w:p>
+    <w:p>
+      <w:pPr>
+        <w:rPr>
+          <w:b/>
+          <w:bCs/>
+          <w:color w:val="4472C4" w:themeColor="accent1"/>
+        </w:rPr>
+      </w:pPr>
+      <w:r>
+        <w:rPr>
+          <w:b/>
+          <w:bCs/>
+          <w:color w:val="4472C4" w:themeColor="accent1"/>
+        </w:rPr>
+        <w:t xml:space="preserve">SELECT </w:t>
+      </w:r>
+      <w:proofErr w:type="spellStart"/>
+      <w:proofErr w:type="gramStart"/>
+      <w:r>
+        <w:rPr>
+          <w:b/>
+          <w:bCs/>
+          <w:color w:val="4472C4" w:themeColor="accent1"/>
+        </w:rPr>
+        <w:t>c.first</w:t>
+      </w:r>
+      <w:proofErr w:type="gramEnd"/>
+      <w:r>
+        <w:rPr>
+          <w:b/>
+          <w:bCs/>
+          <w:color w:val="4472C4" w:themeColor="accent1"/>
+        </w:rPr>
+        <w:t>_name</w:t>
+      </w:r>
+      <w:proofErr w:type="spellEnd"/>
+      <w:r>
+        <w:rPr>
+          <w:b/>
+          <w:bCs/>
+          <w:color w:val="4472C4" w:themeColor="accent1"/>
+        </w:rPr>
+        <w:t xml:space="preserve">, </w:t>
+      </w:r>
+      <w:proofErr w:type="spellStart"/>
+      <w:proofErr w:type="gramStart"/>
+      <w:r>
+        <w:rPr>
+          <w:b/>
+          <w:bCs/>
+          <w:color w:val="4472C4" w:themeColor="accent1"/>
+        </w:rPr>
+        <w:t>c.last</w:t>
+      </w:r>
+      <w:proofErr w:type="gramEnd"/>
+      <w:r>
+        <w:rPr>
+          <w:b/>
+          <w:bCs/>
+          <w:color w:val="4472C4" w:themeColor="accent1"/>
+        </w:rPr>
+        <w:t>_</w:t>
+      </w:r>
+      <w:proofErr w:type="gramStart"/>
+      <w:r>
+        <w:rPr>
+          <w:b/>
+          <w:bCs/>
+          <w:color w:val="4472C4" w:themeColor="accent1"/>
+        </w:rPr>
+        <w:t>name</w:t>
+      </w:r>
+      <w:proofErr w:type="spellEnd"/>
+      <w:r>
+        <w:rPr>
+          <w:b/>
+          <w:bCs/>
+          <w:color w:val="4472C4" w:themeColor="accent1"/>
+        </w:rPr>
+        <w:t xml:space="preserve">,   </w:t>
+      </w:r>
+      <w:proofErr w:type="gramEnd"/>
+      <w:r>
+        <w:rPr>
+          <w:b/>
+          <w:bCs/>
+          <w:color w:val="4472C4" w:themeColor="accent1"/>
+        </w:rPr>
+        <w:t>time(</w:t>
+      </w:r>
+      <w:proofErr w:type="spellStart"/>
+      <w:proofErr w:type="gramStart"/>
+      <w:r>
+        <w:rPr>
+          <w:b/>
+          <w:bCs/>
+          <w:color w:val="4472C4" w:themeColor="accent1"/>
+        </w:rPr>
+        <w:t>r.rental</w:t>
+      </w:r>
+      <w:proofErr w:type="gramEnd"/>
+      <w:r>
+        <w:rPr>
+          <w:b/>
+          <w:bCs/>
+          <w:color w:val="4472C4" w:themeColor="accent1"/>
+        </w:rPr>
+        <w:t>_date</w:t>
+      </w:r>
+      <w:proofErr w:type="spellEnd"/>
+      <w:r>
+        <w:rPr>
+          <w:b/>
+          <w:bCs/>
+          <w:color w:val="4472C4" w:themeColor="accent1"/>
+        </w:rPr>
+        <w:t xml:space="preserve">) </w:t>
+      </w:r>
+      <w:proofErr w:type="spellStart"/>
+      <w:r>
+        <w:rPr>
+          <w:b/>
+          <w:bCs/>
+          <w:color w:val="4472C4" w:themeColor="accent1"/>
+        </w:rPr>
+        <w:t>rental_time</w:t>
+      </w:r>
+      <w:proofErr w:type="spellEnd"/>
+      <w:r>
+        <w:rPr>
+          <w:b/>
+          <w:bCs/>
+          <w:color w:val="4472C4" w:themeColor="accent1"/>
+        </w:rPr>
+        <w:t xml:space="preserve"> </w:t>
       </w:r>
     </w:p>
     <w:p>
@@ -3595,24 +5331,108 @@
           <w:bCs/>
           <w:color w:val="4472C4" w:themeColor="accent1"/>
         </w:rPr>
-        <w:t xml:space="preserve">ON c.customer_id = r.customer_id </w:t>
-      </w:r>
-    </w:p>
-    <w:p>
-      <w:pPr>
-        <w:rPr>
-          <w:color w:val="000000" w:themeColor="text1"/>
-          <w:sz w:val="22"/>
-          <w:szCs w:val="22"/>
-        </w:rPr>
-      </w:pPr>
-      <w:r>
-        <w:rPr>
-          <w:b/>
-          <w:bCs/>
-          <w:color w:val="4472C4" w:themeColor="accent1"/>
-        </w:rPr>
-        <w:t>WHERE date(r.rental_date) = '2005-06-14'</w:t>
+        <w:t xml:space="preserve">ON </w:t>
+      </w:r>
+      <w:proofErr w:type="spellStart"/>
+      <w:proofErr w:type="gramStart"/>
+      <w:r>
+        <w:rPr>
+          <w:b/>
+          <w:bCs/>
+          <w:color w:val="4472C4" w:themeColor="accent1"/>
+        </w:rPr>
+        <w:t>c.customer</w:t>
+      </w:r>
+      <w:proofErr w:type="gramEnd"/>
+      <w:r>
+        <w:rPr>
+          <w:b/>
+          <w:bCs/>
+          <w:color w:val="4472C4" w:themeColor="accent1"/>
+        </w:rPr>
+        <w:t>_id</w:t>
+      </w:r>
+      <w:proofErr w:type="spellEnd"/>
+      <w:r>
+        <w:rPr>
+          <w:b/>
+          <w:bCs/>
+          <w:color w:val="4472C4" w:themeColor="accent1"/>
+        </w:rPr>
+        <w:t xml:space="preserve"> = </w:t>
+      </w:r>
+      <w:proofErr w:type="spellStart"/>
+      <w:proofErr w:type="gramStart"/>
+      <w:r>
+        <w:rPr>
+          <w:b/>
+          <w:bCs/>
+          <w:color w:val="4472C4" w:themeColor="accent1"/>
+        </w:rPr>
+        <w:t>r.customer</w:t>
+      </w:r>
+      <w:proofErr w:type="gramEnd"/>
+      <w:r>
+        <w:rPr>
+          <w:b/>
+          <w:bCs/>
+          <w:color w:val="4472C4" w:themeColor="accent1"/>
+        </w:rPr>
+        <w:t>_id</w:t>
+      </w:r>
+      <w:proofErr w:type="spellEnd"/>
+      <w:r>
+        <w:rPr>
+          <w:b/>
+          <w:bCs/>
+          <w:color w:val="4472C4" w:themeColor="accent1"/>
+        </w:rPr>
+        <w:t xml:space="preserve"> </w:t>
+      </w:r>
+    </w:p>
+    <w:p>
+      <w:pPr>
+        <w:rPr>
+          <w:color w:val="000000" w:themeColor="text1"/>
+          <w:sz w:val="22"/>
+          <w:szCs w:val="22"/>
+        </w:rPr>
+      </w:pPr>
+      <w:r>
+        <w:rPr>
+          <w:b/>
+          <w:bCs/>
+          <w:color w:val="4472C4" w:themeColor="accent1"/>
+        </w:rPr>
+        <w:t>WHERE date(</w:t>
+      </w:r>
+      <w:proofErr w:type="spellStart"/>
+      <w:proofErr w:type="gramStart"/>
+      <w:r>
+        <w:rPr>
+          <w:b/>
+          <w:bCs/>
+          <w:color w:val="4472C4" w:themeColor="accent1"/>
+        </w:rPr>
+        <w:t>r.rental</w:t>
+      </w:r>
+      <w:proofErr w:type="gramEnd"/>
+      <w:r>
+        <w:rPr>
+          <w:b/>
+          <w:bCs/>
+          <w:color w:val="4472C4" w:themeColor="accent1"/>
+        </w:rPr>
+        <w:t>_date</w:t>
+      </w:r>
+      <w:proofErr w:type="spellEnd"/>
+      <w:r>
+        <w:rPr>
+          <w:b/>
+          <w:bCs/>
+          <w:color w:val="4472C4" w:themeColor="accent1"/>
+        </w:rPr>
+        <w:t>) = '2005-06-14'</w:t>
       </w:r>
       <w:r>
         <w:rPr>
@@ -3727,8 +5547,18 @@
           <w:bCs/>
           <w:color w:val="4472C4" w:themeColor="accent1"/>
         </w:rPr>
-        <w:t>SELECT title, rental_duration</w:t>
-      </w:r>
+        <w:t xml:space="preserve">SELECT title, </w:t>
+      </w:r>
+      <w:proofErr w:type="spellStart"/>
+      <w:r>
+        <w:rPr>
+          <w:b/>
+          <w:bCs/>
+          <w:color w:val="4472C4" w:themeColor="accent1"/>
+        </w:rPr>
+        <w:t>rental_duration</w:t>
+      </w:r>
+      <w:proofErr w:type="spellEnd"/>
     </w:p>
     <w:p>
       <w:pPr>
@@ -3761,24 +5591,60 @@
           <w:bCs/>
           <w:color w:val="4472C4" w:themeColor="accent1"/>
         </w:rPr>
-        <w:t>WHERE rating = 'G' AND rental_duration &gt; 5</w:t>
-      </w:r>
-    </w:p>
-    <w:p>
-      <w:pPr>
-        <w:rPr>
-          <w:b/>
-          <w:bCs/>
-          <w:color w:val="4472C4" w:themeColor="accent1"/>
-        </w:rPr>
-      </w:pPr>
-      <w:r>
-        <w:rPr>
-          <w:b/>
-          <w:bCs/>
-          <w:color w:val="4472C4" w:themeColor="accent1"/>
-        </w:rPr>
-        <w:t>ORDER BY rental_duration DESC;</w:t>
+        <w:t xml:space="preserve">WHERE rating = 'G' AND </w:t>
+      </w:r>
+      <w:proofErr w:type="spellStart"/>
+      <w:r>
+        <w:rPr>
+          <w:b/>
+          <w:bCs/>
+          <w:color w:val="4472C4" w:themeColor="accent1"/>
+        </w:rPr>
+        <w:t>rental_duration</w:t>
+      </w:r>
+      <w:proofErr w:type="spellEnd"/>
+      <w:r>
+        <w:rPr>
+          <w:b/>
+          <w:bCs/>
+          <w:color w:val="4472C4" w:themeColor="accent1"/>
+        </w:rPr>
+        <w:t xml:space="preserve"> &gt; 5</w:t>
+      </w:r>
+    </w:p>
+    <w:p>
+      <w:pPr>
+        <w:rPr>
+          <w:b/>
+          <w:bCs/>
+          <w:color w:val="4472C4" w:themeColor="accent1"/>
+        </w:rPr>
+      </w:pPr>
+      <w:r>
+        <w:rPr>
+          <w:b/>
+          <w:bCs/>
+          <w:color w:val="4472C4" w:themeColor="accent1"/>
+        </w:rPr>
+        <w:t xml:space="preserve">ORDER BY </w:t>
+      </w:r>
+      <w:proofErr w:type="spellStart"/>
+      <w:r>
+        <w:rPr>
+          <w:b/>
+          <w:bCs/>
+          <w:color w:val="4472C4" w:themeColor="accent1"/>
+        </w:rPr>
+        <w:t>rental_duration</w:t>
+      </w:r>
+      <w:proofErr w:type="spellEnd"/>
+      <w:r>
+        <w:rPr>
+          <w:b/>
+          <w:bCs/>
+          <w:color w:val="4472C4" w:themeColor="accent1"/>
+        </w:rPr>
+        <w:t xml:space="preserve"> DESC;</w:t>
       </w:r>
     </w:p>
     <w:p>
@@ -3926,7 +5792,25 @@
           <w:sz w:val="22"/>
           <w:szCs w:val="22"/>
         </w:rPr>
-        <w:t xml:space="preserve">When sorting, you have the option of specifying ascending or descending order via the asc and desc keywords. </w:t>
+        <w:t xml:space="preserve">When sorting, you have the option of specifying ascending or descending order via the </w:t>
+      </w:r>
+      <w:proofErr w:type="spellStart"/>
+      <w:r>
+        <w:rPr>
+          <w:color w:val="000000" w:themeColor="text1"/>
+          <w:sz w:val="22"/>
+          <w:szCs w:val="22"/>
+        </w:rPr>
+        <w:t>asc</w:t>
+      </w:r>
+      <w:proofErr w:type="spellEnd"/>
+      <w:r>
+        <w:rPr>
+          <w:color w:val="000000" w:themeColor="text1"/>
+          <w:sz w:val="22"/>
+          <w:szCs w:val="22"/>
+        </w:rPr>
+        <w:t xml:space="preserve"> and desc keywords. </w:t>
       </w:r>
       <w:r>
         <w:rPr>
@@ -3963,42 +5847,142 @@
           <w:sz w:val="22"/>
           <w:szCs w:val="22"/>
         </w:rPr>
-        <w:t xml:space="preserve">In the order by clause we can use the numeric value to refer to the column we want to sort by. </w:t>
-      </w:r>
-    </w:p>
-    <w:p>
-      <w:pPr>
-        <w:rPr>
-          <w:b/>
-          <w:bCs/>
-          <w:color w:val="4472C4" w:themeColor="accent1"/>
-        </w:rPr>
-      </w:pPr>
-      <w:r>
-        <w:rPr>
-          <w:b/>
-          <w:bCs/>
-          <w:color w:val="4472C4" w:themeColor="accent1"/>
-        </w:rPr>
-        <w:t>SELECT actor_id, film_id, (actor_id + film_id) AS total</w:t>
-      </w:r>
-    </w:p>
-    <w:p>
-      <w:pPr>
-        <w:rPr>
-          <w:b/>
-          <w:bCs/>
-          <w:color w:val="4472C4" w:themeColor="accent1"/>
-        </w:rPr>
-      </w:pPr>
-      <w:r>
-        <w:rPr>
-          <w:b/>
-          <w:bCs/>
-          <w:color w:val="4472C4" w:themeColor="accent1"/>
-        </w:rPr>
-        <w:t>FROM film_actor</w:t>
-      </w:r>
+        <w:t xml:space="preserve">In the order by </w:t>
+      </w:r>
+      <w:proofErr w:type="gramStart"/>
+      <w:r>
+        <w:rPr>
+          <w:color w:val="000000" w:themeColor="text1"/>
+          <w:sz w:val="22"/>
+          <w:szCs w:val="22"/>
+        </w:rPr>
+        <w:t>clause</w:t>
+      </w:r>
+      <w:proofErr w:type="gramEnd"/>
+      <w:r>
+        <w:rPr>
+          <w:color w:val="000000" w:themeColor="text1"/>
+          <w:sz w:val="22"/>
+          <w:szCs w:val="22"/>
+        </w:rPr>
+        <w:t xml:space="preserve"> we can use the numeric value to refer to the column we want to sort by. </w:t>
+      </w:r>
+    </w:p>
+    <w:p>
+      <w:pPr>
+        <w:rPr>
+          <w:b/>
+          <w:bCs/>
+          <w:color w:val="4472C4" w:themeColor="accent1"/>
+        </w:rPr>
+      </w:pPr>
+      <w:r>
+        <w:rPr>
+          <w:b/>
+          <w:bCs/>
+          <w:color w:val="4472C4" w:themeColor="accent1"/>
+        </w:rPr>
+        <w:t xml:space="preserve">SELECT </w:t>
+      </w:r>
+      <w:proofErr w:type="spellStart"/>
+      <w:r>
+        <w:rPr>
+          <w:b/>
+          <w:bCs/>
+          <w:color w:val="4472C4" w:themeColor="accent1"/>
+        </w:rPr>
+        <w:t>actor_id</w:t>
+      </w:r>
+      <w:proofErr w:type="spellEnd"/>
+      <w:r>
+        <w:rPr>
+          <w:b/>
+          <w:bCs/>
+          <w:color w:val="4472C4" w:themeColor="accent1"/>
+        </w:rPr>
+        <w:t xml:space="preserve">, </w:t>
+      </w:r>
+      <w:proofErr w:type="spellStart"/>
+      <w:r>
+        <w:rPr>
+          <w:b/>
+          <w:bCs/>
+          <w:color w:val="4472C4" w:themeColor="accent1"/>
+        </w:rPr>
+        <w:t>film_id</w:t>
+      </w:r>
+      <w:proofErr w:type="spellEnd"/>
+      <w:r>
+        <w:rPr>
+          <w:b/>
+          <w:bCs/>
+          <w:color w:val="4472C4" w:themeColor="accent1"/>
+        </w:rPr>
+        <w:t>, (</w:t>
+      </w:r>
+      <w:proofErr w:type="spellStart"/>
+      <w:r>
+        <w:rPr>
+          <w:b/>
+          <w:bCs/>
+          <w:color w:val="4472C4" w:themeColor="accent1"/>
+        </w:rPr>
+        <w:t>actor_id</w:t>
+      </w:r>
+      <w:proofErr w:type="spellEnd"/>
+      <w:r>
+        <w:rPr>
+          <w:b/>
+          <w:bCs/>
+          <w:color w:val="4472C4" w:themeColor="accent1"/>
+        </w:rPr>
+        <w:t xml:space="preserve"> + </w:t>
+      </w:r>
+      <w:proofErr w:type="spellStart"/>
+      <w:r>
+        <w:rPr>
+          <w:b/>
+          <w:bCs/>
+          <w:color w:val="4472C4" w:themeColor="accent1"/>
+        </w:rPr>
+        <w:t>film_id</w:t>
+      </w:r>
+      <w:proofErr w:type="spellEnd"/>
+      <w:r>
+        <w:rPr>
+          <w:b/>
+          <w:bCs/>
+          <w:color w:val="4472C4" w:themeColor="accent1"/>
+        </w:rPr>
+        <w:t>) AS total</w:t>
+      </w:r>
+    </w:p>
+    <w:p>
+      <w:pPr>
+        <w:rPr>
+          <w:b/>
+          <w:bCs/>
+          <w:color w:val="4472C4" w:themeColor="accent1"/>
+        </w:rPr>
+      </w:pPr>
+      <w:r>
+        <w:rPr>
+          <w:b/>
+          <w:bCs/>
+          <w:color w:val="4472C4" w:themeColor="accent1"/>
+        </w:rPr>
+        <w:t xml:space="preserve">FROM </w:t>
+      </w:r>
+      <w:proofErr w:type="spellStart"/>
+      <w:r>
+        <w:rPr>
+          <w:b/>
+          <w:bCs/>
+          <w:color w:val="4472C4" w:themeColor="accent1"/>
+        </w:rPr>
+        <w:t>film_actor</w:t>
+      </w:r>
+      <w:proofErr w:type="spellEnd"/>
     </w:p>
     <w:p>
       <w:pPr>
@@ -4031,7 +6015,43 @@
           <w:sz w:val="22"/>
           <w:szCs w:val="22"/>
         </w:rPr>
-        <w:t>3 here refers to the column number 3 in our select statement which is (actor_id + film_id)</w:t>
+        <w:t>3 here refers to the column number 3 in our select statement which is (</w:t>
+      </w:r>
+      <w:proofErr w:type="spellStart"/>
+      <w:r>
+        <w:rPr>
+          <w:color w:val="000000" w:themeColor="text1"/>
+          <w:sz w:val="22"/>
+          <w:szCs w:val="22"/>
+        </w:rPr>
+        <w:t>actor_id</w:t>
+      </w:r>
+      <w:proofErr w:type="spellEnd"/>
+      <w:r>
+        <w:rPr>
+          <w:color w:val="000000" w:themeColor="text1"/>
+          <w:sz w:val="22"/>
+          <w:szCs w:val="22"/>
+        </w:rPr>
+        <w:t xml:space="preserve"> + </w:t>
+      </w:r>
+      <w:proofErr w:type="spellStart"/>
+      <w:r>
+        <w:rPr>
+          <w:color w:val="000000" w:themeColor="text1"/>
+          <w:sz w:val="22"/>
+          <w:szCs w:val="22"/>
+        </w:rPr>
+        <w:t>film_id</w:t>
+      </w:r>
+      <w:proofErr w:type="spellEnd"/>
+      <w:r>
+        <w:rPr>
+          <w:color w:val="000000" w:themeColor="text1"/>
+          <w:sz w:val="22"/>
+          <w:szCs w:val="22"/>
+        </w:rPr>
+        <w:t>)</w:t>
       </w:r>
     </w:p>
     <w:p>
@@ -4194,24 +6214,60 @@
           <w:sz w:val="22"/>
           <w:szCs w:val="22"/>
         </w:rPr>
-        <w:t xml:space="preserve"> all accept the keyword where.</w:t>
-      </w:r>
-    </w:p>
-    <w:p>
-      <w:pPr>
-        <w:rPr>
-          <w:color w:val="000000" w:themeColor="text1"/>
-          <w:sz w:val="22"/>
-          <w:szCs w:val="22"/>
-        </w:rPr>
-      </w:pPr>
-      <w:r>
-        <w:rPr>
-          <w:color w:val="000000" w:themeColor="text1"/>
-          <w:sz w:val="22"/>
-          <w:szCs w:val="22"/>
-        </w:rPr>
-        <w:t xml:space="preserve">The WHERE clauses works the same for the case of AND, OR usage. </w:t>
+        <w:t xml:space="preserve"> all accept the keyword </w:t>
+      </w:r>
+      <w:proofErr w:type="gramStart"/>
+      <w:r>
+        <w:rPr>
+          <w:color w:val="000000" w:themeColor="text1"/>
+          <w:sz w:val="22"/>
+          <w:szCs w:val="22"/>
+        </w:rPr>
+        <w:t>where</w:t>
+      </w:r>
+      <w:proofErr w:type="gramEnd"/>
+      <w:r>
+        <w:rPr>
+          <w:color w:val="000000" w:themeColor="text1"/>
+          <w:sz w:val="22"/>
+          <w:szCs w:val="22"/>
+        </w:rPr>
+        <w:t>.</w:t>
+      </w:r>
+    </w:p>
+    <w:p>
+      <w:pPr>
+        <w:rPr>
+          <w:color w:val="000000" w:themeColor="text1"/>
+          <w:sz w:val="22"/>
+          <w:szCs w:val="22"/>
+        </w:rPr>
+      </w:pPr>
+      <w:r>
+        <w:rPr>
+          <w:color w:val="000000" w:themeColor="text1"/>
+          <w:sz w:val="22"/>
+          <w:szCs w:val="22"/>
+        </w:rPr>
+        <w:t xml:space="preserve">The WHERE clauses </w:t>
+      </w:r>
+      <w:proofErr w:type="gramStart"/>
+      <w:r>
+        <w:rPr>
+          <w:color w:val="000000" w:themeColor="text1"/>
+          <w:sz w:val="22"/>
+          <w:szCs w:val="22"/>
+        </w:rPr>
+        <w:t>works</w:t>
+      </w:r>
+      <w:proofErr w:type="gramEnd"/>
+      <w:r>
+        <w:rPr>
+          <w:color w:val="000000" w:themeColor="text1"/>
+          <w:sz w:val="22"/>
+          <w:szCs w:val="22"/>
+        </w:rPr>
+        <w:t xml:space="preserve"> the same for the case of AND, OR usage. </w:t>
       </w:r>
     </w:p>
     <w:p>
@@ -4254,24 +6310,96 @@
           <w:sz w:val="22"/>
           <w:szCs w:val="22"/>
         </w:rPr>
-        <w:t>Since the usage of the keyword NOT is confusing for the user, its usually better to subsititute it with &lt;&gt; examples:</w:t>
-      </w:r>
-    </w:p>
-    <w:p>
-      <w:pPr>
-        <w:rPr>
-          <w:b/>
-          <w:bCs/>
-          <w:color w:val="4472C4" w:themeColor="accent1"/>
-        </w:rPr>
-      </w:pPr>
-      <w:r>
-        <w:rPr>
-          <w:b/>
-          <w:bCs/>
-          <w:color w:val="4472C4" w:themeColor="accent1"/>
-        </w:rPr>
-        <w:t>WHERE first_name &lt;&gt; 'STEVEN' AND last_name &lt;&gt; 'YOUNG'   AND create_date &gt; '2006-01-01'</w:t>
+        <w:t xml:space="preserve">Since the usage of the keyword NOT is confusing for the user, its usually better to </w:t>
+      </w:r>
+      <w:proofErr w:type="spellStart"/>
+      <w:r>
+        <w:rPr>
+          <w:color w:val="000000" w:themeColor="text1"/>
+          <w:sz w:val="22"/>
+          <w:szCs w:val="22"/>
+        </w:rPr>
+        <w:t>subsititute</w:t>
+      </w:r>
+      <w:proofErr w:type="spellEnd"/>
+      <w:r>
+        <w:rPr>
+          <w:color w:val="000000" w:themeColor="text1"/>
+          <w:sz w:val="22"/>
+          <w:szCs w:val="22"/>
+        </w:rPr>
+        <w:t xml:space="preserve"> it with &lt;&gt; examples:</w:t>
+      </w:r>
+    </w:p>
+    <w:p>
+      <w:pPr>
+        <w:rPr>
+          <w:b/>
+          <w:bCs/>
+          <w:color w:val="4472C4" w:themeColor="accent1"/>
+        </w:rPr>
+      </w:pPr>
+      <w:r>
+        <w:rPr>
+          <w:b/>
+          <w:bCs/>
+          <w:color w:val="4472C4" w:themeColor="accent1"/>
+        </w:rPr>
+        <w:t xml:space="preserve">WHERE </w:t>
+      </w:r>
+      <w:proofErr w:type="spellStart"/>
+      <w:r>
+        <w:rPr>
+          <w:b/>
+          <w:bCs/>
+          <w:color w:val="4472C4" w:themeColor="accent1"/>
+        </w:rPr>
+        <w:t>first_name</w:t>
+      </w:r>
+      <w:proofErr w:type="spellEnd"/>
+      <w:r>
+        <w:rPr>
+          <w:b/>
+          <w:bCs/>
+          <w:color w:val="4472C4" w:themeColor="accent1"/>
+        </w:rPr>
+        <w:t xml:space="preserve"> &lt;&gt; 'STEVEN' AND </w:t>
+      </w:r>
+      <w:proofErr w:type="spellStart"/>
+      <w:r>
+        <w:rPr>
+          <w:b/>
+          <w:bCs/>
+          <w:color w:val="4472C4" w:themeColor="accent1"/>
+        </w:rPr>
+        <w:t>last_name</w:t>
+      </w:r>
+      <w:proofErr w:type="spellEnd"/>
+      <w:r>
+        <w:rPr>
+          <w:b/>
+          <w:bCs/>
+          <w:color w:val="4472C4" w:themeColor="accent1"/>
+        </w:rPr>
+        <w:t xml:space="preserve"> &lt;&gt; 'YOUNG'   AND </w:t>
+      </w:r>
+      <w:proofErr w:type="spellStart"/>
+      <w:r>
+        <w:rPr>
+          <w:b/>
+          <w:bCs/>
+          <w:color w:val="4472C4" w:themeColor="accent1"/>
+        </w:rPr>
+        <w:t>create_date</w:t>
+      </w:r>
+      <w:proofErr w:type="spellEnd"/>
+      <w:r>
+        <w:rPr>
+          <w:b/>
+          <w:bCs/>
+          <w:color w:val="4472C4" w:themeColor="accent1"/>
+        </w:rPr>
+        <w:t xml:space="preserve"> &gt; '2006-01-01'</w:t>
       </w:r>
       <w:r>
         <w:rPr>
@@ -4376,7 +6504,25 @@
           <w:sz w:val="22"/>
           <w:szCs w:val="22"/>
         </w:rPr>
-        <w:t xml:space="preserve"> we are checking that a column is equal to a specific value to select, it update it or delete it.</w:t>
+        <w:t xml:space="preserve"> we are checking that a column is equal to a specific value to select, it </w:t>
+      </w:r>
+      <w:proofErr w:type="gramStart"/>
+      <w:r>
+        <w:rPr>
+          <w:color w:val="000000" w:themeColor="text1"/>
+          <w:sz w:val="22"/>
+          <w:szCs w:val="22"/>
+        </w:rPr>
+        <w:t>update</w:t>
+      </w:r>
+      <w:proofErr w:type="gramEnd"/>
+      <w:r>
+        <w:rPr>
+          <w:color w:val="000000" w:themeColor="text1"/>
+          <w:sz w:val="22"/>
+          <w:szCs w:val="22"/>
+        </w:rPr>
+        <w:t xml:space="preserve"> it or delete it.</w:t>
       </w:r>
     </w:p>
     <w:p>
@@ -4406,13 +6552,23 @@
           <w:color w:val="4472C4" w:themeColor="accent1"/>
         </w:rPr>
       </w:pPr>
-      <w:r>
-        <w:rPr>
-          <w:b/>
-          <w:bCs/>
-          <w:color w:val="4472C4" w:themeColor="accent1"/>
-        </w:rPr>
-        <w:t xml:space="preserve">fed_id = '111-11-1111' amount = 375.25 </w:t>
+      <w:proofErr w:type="spellStart"/>
+      <w:r>
+        <w:rPr>
+          <w:b/>
+          <w:bCs/>
+          <w:color w:val="4472C4" w:themeColor="accent1"/>
+        </w:rPr>
+        <w:t>fed_id</w:t>
+      </w:r>
+      <w:proofErr w:type="spellEnd"/>
+      <w:r>
+        <w:rPr>
+          <w:b/>
+          <w:bCs/>
+          <w:color w:val="4472C4" w:themeColor="accent1"/>
+        </w:rPr>
+        <w:t xml:space="preserve"> = '111-11-1111' amount = 375.25 </w:t>
       </w:r>
     </w:p>
     <w:p>
@@ -4424,13 +6580,41 @@
           <w:color w:val="4472C4" w:themeColor="accent1"/>
         </w:rPr>
       </w:pPr>
-      <w:r>
-        <w:rPr>
-          <w:b/>
-          <w:bCs/>
-          <w:color w:val="4472C4" w:themeColor="accent1"/>
-        </w:rPr>
-        <w:t>film_id = (SELECT film_id FROM film WHERE title = 'RIVER OUTLAW')</w:t>
+      <w:proofErr w:type="spellStart"/>
+      <w:r>
+        <w:rPr>
+          <w:b/>
+          <w:bCs/>
+          <w:color w:val="4472C4" w:themeColor="accent1"/>
+        </w:rPr>
+        <w:t>film_id</w:t>
+      </w:r>
+      <w:proofErr w:type="spellEnd"/>
+      <w:r>
+        <w:rPr>
+          <w:b/>
+          <w:bCs/>
+          <w:color w:val="4472C4" w:themeColor="accent1"/>
+        </w:rPr>
+        <w:t xml:space="preserve"> = (SELECT </w:t>
+      </w:r>
+      <w:proofErr w:type="spellStart"/>
+      <w:r>
+        <w:rPr>
+          <w:b/>
+          <w:bCs/>
+          <w:color w:val="4472C4" w:themeColor="accent1"/>
+        </w:rPr>
+        <w:t>film_id</w:t>
+      </w:r>
+      <w:proofErr w:type="spellEnd"/>
+      <w:r>
+        <w:rPr>
+          <w:b/>
+          <w:bCs/>
+          <w:color w:val="4472C4" w:themeColor="accent1"/>
+        </w:rPr>
+        <w:t xml:space="preserve"> FROM film WHERE title = 'RIVER OUTLAW')</w:t>
       </w:r>
     </w:p>
     <w:p>
@@ -4451,6 +6635,7 @@
           <w:szCs w:val="22"/>
         </w:rPr>
       </w:pPr>
+      <w:proofErr w:type="spellStart"/>
       <w:r>
         <w:rPr>
           <w:b/>
@@ -4469,7 +6654,18 @@
           <w:sz w:val="22"/>
           <w:szCs w:val="22"/>
         </w:rPr>
-        <w:t>quality Condition:</w:t>
+        <w:t>quality</w:t>
+      </w:r>
+      <w:proofErr w:type="spellEnd"/>
+      <w:r>
+        <w:rPr>
+          <w:b/>
+          <w:bCs/>
+          <w:color w:val="000000" w:themeColor="text1"/>
+          <w:sz w:val="22"/>
+          <w:szCs w:val="22"/>
+        </w:rPr>
+        <w:t xml:space="preserve"> Condition:</w:t>
       </w:r>
       <w:r>
         <w:rPr>
@@ -4487,40 +6683,62 @@
           <w:sz w:val="22"/>
           <w:szCs w:val="22"/>
         </w:rPr>
-        <w:t xml:space="preserve"> we are checking that a column is </w:t>
-      </w:r>
-      <w:r>
-        <w:rPr>
-          <w:color w:val="000000" w:themeColor="text1"/>
-          <w:sz w:val="22"/>
-          <w:szCs w:val="22"/>
-        </w:rPr>
-        <w:t xml:space="preserve">not </w:t>
-      </w:r>
-      <w:r>
-        <w:rPr>
-          <w:color w:val="000000" w:themeColor="text1"/>
-          <w:sz w:val="22"/>
-          <w:szCs w:val="22"/>
-        </w:rPr>
-        <w:t>equal to a specific value to select, it update it or delete it.</w:t>
-      </w:r>
-    </w:p>
-    <w:p>
-      <w:pPr>
-        <w:rPr>
-          <w:b/>
-          <w:bCs/>
-          <w:color w:val="4472C4" w:themeColor="accent1"/>
-        </w:rPr>
-      </w:pPr>
-      <w:r>
-        <w:rPr>
-          <w:b/>
-          <w:bCs/>
-          <w:color w:val="4472C4" w:themeColor="accent1"/>
-        </w:rPr>
-        <w:t xml:space="preserve">SELECT c.email     </w:t>
+        <w:t xml:space="preserve"> we are checking that a column is not equal to a specific value to select, it </w:t>
+      </w:r>
+      <w:proofErr w:type="gramStart"/>
+      <w:r>
+        <w:rPr>
+          <w:color w:val="000000" w:themeColor="text1"/>
+          <w:sz w:val="22"/>
+          <w:szCs w:val="22"/>
+        </w:rPr>
+        <w:t>update</w:t>
+      </w:r>
+      <w:proofErr w:type="gramEnd"/>
+      <w:r>
+        <w:rPr>
+          <w:color w:val="000000" w:themeColor="text1"/>
+          <w:sz w:val="22"/>
+          <w:szCs w:val="22"/>
+        </w:rPr>
+        <w:t xml:space="preserve"> it or delete it.</w:t>
+      </w:r>
+    </w:p>
+    <w:p>
+      <w:pPr>
+        <w:rPr>
+          <w:b/>
+          <w:bCs/>
+          <w:color w:val="4472C4" w:themeColor="accent1"/>
+        </w:rPr>
+      </w:pPr>
+      <w:r>
+        <w:rPr>
+          <w:b/>
+          <w:bCs/>
+          <w:color w:val="4472C4" w:themeColor="accent1"/>
+        </w:rPr>
+        <w:t xml:space="preserve">SELECT </w:t>
+      </w:r>
+      <w:proofErr w:type="spellStart"/>
+      <w:proofErr w:type="gramStart"/>
+      <w:r>
+        <w:rPr>
+          <w:b/>
+          <w:bCs/>
+          <w:color w:val="4472C4" w:themeColor="accent1"/>
+        </w:rPr>
+        <w:t>c.email</w:t>
+      </w:r>
+      <w:proofErr w:type="spellEnd"/>
+      <w:proofErr w:type="gramEnd"/>
+      <w:r>
+        <w:rPr>
+          <w:b/>
+          <w:bCs/>
+          <w:color w:val="4472C4" w:themeColor="accent1"/>
+        </w:rPr>
+        <w:t xml:space="preserve">     </w:t>
       </w:r>
     </w:p>
     <w:p>
@@ -4571,24 +6789,108 @@
           <w:bCs/>
           <w:color w:val="4472C4" w:themeColor="accent1"/>
         </w:rPr>
-        <w:t xml:space="preserve">ON c.customer_id = r.customer_id     </w:t>
-      </w:r>
-    </w:p>
-    <w:p>
-      <w:pPr>
-        <w:rPr>
-          <w:color w:val="000000" w:themeColor="text1"/>
-          <w:sz w:val="22"/>
-          <w:szCs w:val="22"/>
-        </w:rPr>
-      </w:pPr>
-      <w:r>
-        <w:rPr>
-          <w:b/>
-          <w:bCs/>
-          <w:color w:val="4472C4" w:themeColor="accent1"/>
-        </w:rPr>
-        <w:t>WHERE date(r.rental_date) &lt;&gt; '2005-06-14'</w:t>
+        <w:t xml:space="preserve">ON </w:t>
+      </w:r>
+      <w:proofErr w:type="spellStart"/>
+      <w:proofErr w:type="gramStart"/>
+      <w:r>
+        <w:rPr>
+          <w:b/>
+          <w:bCs/>
+          <w:color w:val="4472C4" w:themeColor="accent1"/>
+        </w:rPr>
+        <w:t>c.customer</w:t>
+      </w:r>
+      <w:proofErr w:type="gramEnd"/>
+      <w:r>
+        <w:rPr>
+          <w:b/>
+          <w:bCs/>
+          <w:color w:val="4472C4" w:themeColor="accent1"/>
+        </w:rPr>
+        <w:t>_id</w:t>
+      </w:r>
+      <w:proofErr w:type="spellEnd"/>
+      <w:r>
+        <w:rPr>
+          <w:b/>
+          <w:bCs/>
+          <w:color w:val="4472C4" w:themeColor="accent1"/>
+        </w:rPr>
+        <w:t xml:space="preserve"> = </w:t>
+      </w:r>
+      <w:proofErr w:type="spellStart"/>
+      <w:proofErr w:type="gramStart"/>
+      <w:r>
+        <w:rPr>
+          <w:b/>
+          <w:bCs/>
+          <w:color w:val="4472C4" w:themeColor="accent1"/>
+        </w:rPr>
+        <w:t>r.customer</w:t>
+      </w:r>
+      <w:proofErr w:type="gramEnd"/>
+      <w:r>
+        <w:rPr>
+          <w:b/>
+          <w:bCs/>
+          <w:color w:val="4472C4" w:themeColor="accent1"/>
+        </w:rPr>
+        <w:t>_id</w:t>
+      </w:r>
+      <w:proofErr w:type="spellEnd"/>
+      <w:r>
+        <w:rPr>
+          <w:b/>
+          <w:bCs/>
+          <w:color w:val="4472C4" w:themeColor="accent1"/>
+        </w:rPr>
+        <w:t xml:space="preserve">     </w:t>
+      </w:r>
+    </w:p>
+    <w:p>
+      <w:pPr>
+        <w:rPr>
+          <w:color w:val="000000" w:themeColor="text1"/>
+          <w:sz w:val="22"/>
+          <w:szCs w:val="22"/>
+        </w:rPr>
+      </w:pPr>
+      <w:r>
+        <w:rPr>
+          <w:b/>
+          <w:bCs/>
+          <w:color w:val="4472C4" w:themeColor="accent1"/>
+        </w:rPr>
+        <w:t>WHERE date(</w:t>
+      </w:r>
+      <w:proofErr w:type="spellStart"/>
+      <w:proofErr w:type="gramStart"/>
+      <w:r>
+        <w:rPr>
+          <w:b/>
+          <w:bCs/>
+          <w:color w:val="4472C4" w:themeColor="accent1"/>
+        </w:rPr>
+        <w:t>r.rental</w:t>
+      </w:r>
+      <w:proofErr w:type="gramEnd"/>
+      <w:r>
+        <w:rPr>
+          <w:b/>
+          <w:bCs/>
+          <w:color w:val="4472C4" w:themeColor="accent1"/>
+        </w:rPr>
+        <w:t>_date</w:t>
+      </w:r>
+      <w:proofErr w:type="spellEnd"/>
+      <w:r>
+        <w:rPr>
+          <w:b/>
+          <w:bCs/>
+          <w:color w:val="4472C4" w:themeColor="accent1"/>
+        </w:rPr>
+        <w:t>) &lt;&gt; '2005-06-14'</w:t>
       </w:r>
       <w:r>
         <w:rPr>
@@ -4613,7 +6915,25 @@
           <w:sz w:val="22"/>
           <w:szCs w:val="22"/>
         </w:rPr>
-        <w:t>Here the last statement where has the &lt;&gt; which means !=</w:t>
+        <w:t xml:space="preserve">Here the last statement where has the &lt;&gt; which </w:t>
+      </w:r>
+      <w:proofErr w:type="gramStart"/>
+      <w:r>
+        <w:rPr>
+          <w:color w:val="000000" w:themeColor="text1"/>
+          <w:sz w:val="22"/>
+          <w:szCs w:val="22"/>
+        </w:rPr>
+        <w:t>means !</w:t>
+      </w:r>
+      <w:proofErr w:type="gramEnd"/>
+      <w:r>
+        <w:rPr>
+          <w:color w:val="000000" w:themeColor="text1"/>
+          <w:sz w:val="22"/>
+          <w:szCs w:val="22"/>
+        </w:rPr>
+        <w:t>=</w:t>
       </w:r>
     </w:p>
     <w:p>
@@ -4633,17 +6953,79 @@
           <w:u w:val="single"/>
         </w:rPr>
         <w:lastRenderedPageBreak/>
-        <w:t>D</w:t>
-      </w:r>
-      <w:r>
+        <w:t>DATA MODIFICATION USING EQUALITY CONDITIONS:</w:t>
+      </w:r>
+    </w:p>
+    <w:p>
+      <w:pPr>
+        <w:rPr>
+          <w:b/>
+          <w:bCs/>
+          <w:color w:val="4472C4" w:themeColor="accent1"/>
+        </w:rPr>
+      </w:pPr>
+      <w:r>
+        <w:rPr>
+          <w:b/>
+          <w:bCs/>
+          <w:color w:val="4472C4" w:themeColor="accent1"/>
+        </w:rPr>
+        <w:t>DELETE FROM rental WHERE year(</w:t>
+      </w:r>
+      <w:proofErr w:type="spellStart"/>
+      <w:r>
+        <w:rPr>
+          <w:b/>
+          <w:bCs/>
+          <w:color w:val="4472C4" w:themeColor="accent1"/>
+        </w:rPr>
+        <w:t>rental_date</w:t>
+      </w:r>
+      <w:proofErr w:type="spellEnd"/>
+      <w:r>
+        <w:rPr>
+          <w:b/>
+          <w:bCs/>
+          <w:color w:val="4472C4" w:themeColor="accent1"/>
+        </w:rPr>
+        <w:t>) = 2004;</w:t>
+      </w:r>
+    </w:p>
+    <w:p>
+      <w:pPr>
+        <w:rPr>
+          <w:color w:val="000000" w:themeColor="text1"/>
+          <w:sz w:val="22"/>
+          <w:szCs w:val="22"/>
+        </w:rPr>
+      </w:pPr>
+      <w:r>
+        <w:rPr>
+          <w:color w:val="000000" w:themeColor="text1"/>
+          <w:sz w:val="22"/>
+          <w:szCs w:val="22"/>
+        </w:rPr>
+        <w:t>Deletion is a data modification type.</w:t>
+      </w:r>
+    </w:p>
+    <w:p>
+      <w:pPr>
+        <w:rPr>
+          <w:color w:val="000000" w:themeColor="text1"/>
+          <w:sz w:val="22"/>
+          <w:szCs w:val="22"/>
+        </w:rPr>
+      </w:pPr>
+    </w:p>
+    <w:p>
+      <w:pPr>
         <w:rPr>
           <w:b/>
           <w:bCs/>
           <w:color w:val="000000" w:themeColor="text1"/>
           <w:u w:val="single"/>
         </w:rPr>
-        <w:t>ATA MODIFICATION USING EQUALITY CONDITIONS</w:t>
-      </w:r>
+      </w:pPr>
       <w:r>
         <w:rPr>
           <w:b/>
@@ -4651,41 +7033,839 @@
           <w:color w:val="000000" w:themeColor="text1"/>
           <w:u w:val="single"/>
         </w:rPr>
+        <w:t>Range Conditions:</w:t>
+      </w:r>
+    </w:p>
+    <w:p>
+      <w:pPr>
+        <w:rPr>
+          <w:b/>
+          <w:bCs/>
+          <w:color w:val="4472C4" w:themeColor="accent1"/>
+        </w:rPr>
+      </w:pPr>
+      <w:r>
+        <w:rPr>
+          <w:b/>
+          <w:bCs/>
+          <w:color w:val="4472C4" w:themeColor="accent1"/>
+        </w:rPr>
+        <w:t xml:space="preserve">SELECT </w:t>
+      </w:r>
+      <w:proofErr w:type="spellStart"/>
+      <w:r>
+        <w:rPr>
+          <w:b/>
+          <w:bCs/>
+          <w:color w:val="4472C4" w:themeColor="accent1"/>
+        </w:rPr>
+        <w:t>customer_id</w:t>
+      </w:r>
+      <w:proofErr w:type="spellEnd"/>
+      <w:r>
+        <w:rPr>
+          <w:b/>
+          <w:bCs/>
+          <w:color w:val="4472C4" w:themeColor="accent1"/>
+        </w:rPr>
+        <w:t xml:space="preserve">, </w:t>
+      </w:r>
+      <w:proofErr w:type="spellStart"/>
+      <w:r>
+        <w:rPr>
+          <w:b/>
+          <w:bCs/>
+          <w:color w:val="4472C4" w:themeColor="accent1"/>
+        </w:rPr>
+        <w:t>rental_date</w:t>
+      </w:r>
+      <w:proofErr w:type="spellEnd"/>
+      <w:r>
+        <w:rPr>
+          <w:b/>
+          <w:bCs/>
+          <w:color w:val="4472C4" w:themeColor="accent1"/>
+        </w:rPr>
+        <w:t xml:space="preserve">     </w:t>
+      </w:r>
+    </w:p>
+    <w:p>
+      <w:pPr>
+        <w:rPr>
+          <w:b/>
+          <w:bCs/>
+          <w:color w:val="4472C4" w:themeColor="accent1"/>
+        </w:rPr>
+      </w:pPr>
+      <w:r>
+        <w:rPr>
+          <w:b/>
+          <w:bCs/>
+          <w:color w:val="4472C4" w:themeColor="accent1"/>
+        </w:rPr>
+        <w:t>FROM rental</w:t>
+      </w:r>
+    </w:p>
+    <w:p>
+      <w:pPr>
+        <w:rPr>
+          <w:b/>
+          <w:bCs/>
+          <w:color w:val="4472C4" w:themeColor="accent1"/>
+        </w:rPr>
+      </w:pPr>
+      <w:r>
+        <w:rPr>
+          <w:b/>
+          <w:bCs/>
+          <w:color w:val="4472C4" w:themeColor="accent1"/>
+        </w:rPr>
+        <w:t xml:space="preserve">WHERE </w:t>
+      </w:r>
+      <w:proofErr w:type="spellStart"/>
+      <w:r>
+        <w:rPr>
+          <w:b/>
+          <w:bCs/>
+          <w:color w:val="4472C4" w:themeColor="accent1"/>
+        </w:rPr>
+        <w:t>rental_date</w:t>
+      </w:r>
+      <w:proofErr w:type="spellEnd"/>
+      <w:r>
+        <w:rPr>
+          <w:b/>
+          <w:bCs/>
+          <w:color w:val="4472C4" w:themeColor="accent1"/>
+        </w:rPr>
+        <w:t xml:space="preserve"> &lt;= '2005-06-16'    </w:t>
+      </w:r>
+    </w:p>
+    <w:p>
+      <w:pPr>
+        <w:rPr>
+          <w:b/>
+          <w:bCs/>
+          <w:color w:val="4472C4" w:themeColor="accent1"/>
+        </w:rPr>
+      </w:pPr>
+      <w:r>
+        <w:rPr>
+          <w:b/>
+          <w:bCs/>
+          <w:color w:val="4472C4" w:themeColor="accent1"/>
+        </w:rPr>
+        <w:t xml:space="preserve">AND </w:t>
+      </w:r>
+      <w:proofErr w:type="spellStart"/>
+      <w:r>
+        <w:rPr>
+          <w:b/>
+          <w:bCs/>
+          <w:color w:val="4472C4" w:themeColor="accent1"/>
+        </w:rPr>
+        <w:t>rental_date</w:t>
+      </w:r>
+      <w:proofErr w:type="spellEnd"/>
+      <w:r>
+        <w:rPr>
+          <w:b/>
+          <w:bCs/>
+          <w:color w:val="4472C4" w:themeColor="accent1"/>
+        </w:rPr>
+        <w:t xml:space="preserve"> &gt;= '2005-06-14';</w:t>
+      </w:r>
+    </w:p>
+    <w:p>
+      <w:pPr>
+        <w:rPr>
+          <w:color w:val="000000" w:themeColor="text1"/>
+          <w:sz w:val="22"/>
+          <w:szCs w:val="22"/>
+        </w:rPr>
+      </w:pPr>
+      <w:proofErr w:type="spellStart"/>
+      <w:r>
+        <w:rPr>
+          <w:color w:val="000000" w:themeColor="text1"/>
+          <w:sz w:val="22"/>
+          <w:szCs w:val="22"/>
+        </w:rPr>
+        <w:t>the</w:t>
+      </w:r>
+      <w:proofErr w:type="spellEnd"/>
+      <w:r>
+        <w:rPr>
+          <w:color w:val="000000" w:themeColor="text1"/>
+          <w:sz w:val="22"/>
+          <w:szCs w:val="22"/>
+        </w:rPr>
+        <w:t xml:space="preserve"> </w:t>
+      </w:r>
+      <w:proofErr w:type="gramStart"/>
+      <w:r>
+        <w:rPr>
+          <w:color w:val="000000" w:themeColor="text1"/>
+          <w:sz w:val="22"/>
+          <w:szCs w:val="22"/>
+        </w:rPr>
+        <w:t>in range</w:t>
+      </w:r>
+      <w:proofErr w:type="gramEnd"/>
+      <w:r>
+        <w:rPr>
+          <w:color w:val="000000" w:themeColor="text1"/>
+          <w:sz w:val="22"/>
+          <w:szCs w:val="22"/>
+        </w:rPr>
+        <w:t xml:space="preserve"> condition does not have a keyword it’s a logic that we can achieve by using the operators of &lt; and &gt; on the same data to achieve a logical range.</w:t>
+      </w:r>
+    </w:p>
+    <w:p>
+      <w:pPr>
+        <w:rPr>
+          <w:color w:val="000000" w:themeColor="text1"/>
+          <w:sz w:val="22"/>
+          <w:szCs w:val="22"/>
+        </w:rPr>
+      </w:pPr>
+    </w:p>
+    <w:p>
+      <w:pPr>
+        <w:rPr>
+          <w:b/>
+          <w:bCs/>
+          <w:color w:val="000000" w:themeColor="text1"/>
+          <w:u w:val="single"/>
+        </w:rPr>
+      </w:pPr>
+      <w:r>
+        <w:rPr>
+          <w:b/>
+          <w:bCs/>
+          <w:color w:val="000000" w:themeColor="text1"/>
+          <w:u w:val="single"/>
+        </w:rPr>
+        <w:t>THE BETWEEN OPERATOR:</w:t>
+      </w:r>
+    </w:p>
+    <w:p>
+      <w:pPr>
+        <w:rPr>
+          <w:b/>
+          <w:bCs/>
+          <w:color w:val="4472C4" w:themeColor="accent1"/>
+        </w:rPr>
+      </w:pPr>
+      <w:r>
+        <w:rPr>
+          <w:b/>
+          <w:bCs/>
+          <w:color w:val="4472C4" w:themeColor="accent1"/>
+        </w:rPr>
+        <w:t xml:space="preserve">SELECT </w:t>
+      </w:r>
+      <w:proofErr w:type="spellStart"/>
+      <w:r>
+        <w:rPr>
+          <w:b/>
+          <w:bCs/>
+          <w:color w:val="4472C4" w:themeColor="accent1"/>
+        </w:rPr>
+        <w:t>customer_id</w:t>
+      </w:r>
+      <w:proofErr w:type="spellEnd"/>
+      <w:r>
+        <w:rPr>
+          <w:b/>
+          <w:bCs/>
+          <w:color w:val="4472C4" w:themeColor="accent1"/>
+        </w:rPr>
+        <w:t xml:space="preserve">, </w:t>
+      </w:r>
+      <w:proofErr w:type="spellStart"/>
+      <w:r>
+        <w:rPr>
+          <w:b/>
+          <w:bCs/>
+          <w:color w:val="4472C4" w:themeColor="accent1"/>
+        </w:rPr>
+        <w:t>rental_date</w:t>
+      </w:r>
+      <w:proofErr w:type="spellEnd"/>
+      <w:r>
+        <w:rPr>
+          <w:b/>
+          <w:bCs/>
+          <w:color w:val="4472C4" w:themeColor="accent1"/>
+        </w:rPr>
+        <w:t xml:space="preserve"> </w:t>
+      </w:r>
+    </w:p>
+    <w:p>
+      <w:pPr>
+        <w:rPr>
+          <w:b/>
+          <w:bCs/>
+          <w:color w:val="4472C4" w:themeColor="accent1"/>
+        </w:rPr>
+      </w:pPr>
+      <w:r>
+        <w:rPr>
+          <w:b/>
+          <w:bCs/>
+          <w:color w:val="4472C4" w:themeColor="accent1"/>
+        </w:rPr>
+        <w:t>FROM rental    </w:t>
+      </w:r>
+    </w:p>
+    <w:p>
+      <w:pPr>
+        <w:rPr>
+          <w:b/>
+          <w:bCs/>
+          <w:color w:val="4472C4" w:themeColor="accent1"/>
+        </w:rPr>
+      </w:pPr>
+      <w:r>
+        <w:rPr>
+          <w:b/>
+          <w:bCs/>
+          <w:color w:val="4472C4" w:themeColor="accent1"/>
+        </w:rPr>
+        <w:t xml:space="preserve">WHERE </w:t>
+      </w:r>
+      <w:proofErr w:type="spellStart"/>
+      <w:r>
+        <w:rPr>
+          <w:b/>
+          <w:bCs/>
+          <w:color w:val="4472C4" w:themeColor="accent1"/>
+        </w:rPr>
+        <w:t>rental_date</w:t>
+      </w:r>
+      <w:proofErr w:type="spellEnd"/>
+      <w:r>
+        <w:rPr>
+          <w:b/>
+          <w:bCs/>
+          <w:color w:val="4472C4" w:themeColor="accent1"/>
+        </w:rPr>
+        <w:t xml:space="preserve"> BETWEEN '2005-06-16' AND '2005-06-14';</w:t>
+      </w:r>
+    </w:p>
+    <w:p>
+      <w:pPr>
+        <w:rPr>
+          <w:color w:val="000000" w:themeColor="text1"/>
+          <w:sz w:val="22"/>
+          <w:szCs w:val="22"/>
+        </w:rPr>
+      </w:pPr>
+      <w:r>
+        <w:rPr>
+          <w:color w:val="000000" w:themeColor="text1"/>
+          <w:sz w:val="22"/>
+          <w:szCs w:val="22"/>
+        </w:rPr>
+        <w:t>An important note is to put the lower boundary first before the upper boundary</w:t>
+      </w:r>
+    </w:p>
+    <w:p>
+      <w:pPr>
+        <w:rPr>
+          <w:color w:val="000000" w:themeColor="text1"/>
+          <w:sz w:val="22"/>
+          <w:szCs w:val="22"/>
+        </w:rPr>
+      </w:pPr>
+      <w:r>
+        <w:rPr>
+          <w:color w:val="000000" w:themeColor="text1"/>
+          <w:sz w:val="22"/>
+          <w:szCs w:val="22"/>
+        </w:rPr>
+        <w:t xml:space="preserve">It creates a logical range and </w:t>
+      </w:r>
+      <w:proofErr w:type="spellStart"/>
+      <w:proofErr w:type="gramStart"/>
+      <w:r>
+        <w:rPr>
+          <w:color w:val="000000" w:themeColor="text1"/>
+          <w:sz w:val="22"/>
+          <w:szCs w:val="22"/>
+        </w:rPr>
+        <w:t>its</w:t>
+      </w:r>
+      <w:proofErr w:type="spellEnd"/>
+      <w:proofErr w:type="gramEnd"/>
+      <w:r>
+        <w:rPr>
+          <w:color w:val="000000" w:themeColor="text1"/>
+          <w:sz w:val="22"/>
+          <w:szCs w:val="22"/>
+        </w:rPr>
+        <w:t xml:space="preserve"> better to use.</w:t>
+      </w:r>
+      <w:r>
+        <w:rPr>
+          <w:color w:val="000000" w:themeColor="text1"/>
+          <w:sz w:val="22"/>
+          <w:szCs w:val="22"/>
+        </w:rPr>
+        <w:t xml:space="preserve"> The lower bound and upper bound are both included.</w:t>
+      </w:r>
+    </w:p>
+    <w:p>
+      <w:pPr>
+        <w:rPr>
+          <w:color w:val="000000" w:themeColor="text1"/>
+          <w:sz w:val="22"/>
+          <w:szCs w:val="22"/>
+        </w:rPr>
+      </w:pPr>
+    </w:p>
+    <w:p>
+      <w:pPr>
+        <w:rPr>
+          <w:color w:val="000000" w:themeColor="text1"/>
+          <w:sz w:val="22"/>
+          <w:szCs w:val="22"/>
+        </w:rPr>
+      </w:pPr>
+      <w:r>
+        <w:rPr>
+          <w:color w:val="000000" w:themeColor="text1"/>
+          <w:sz w:val="22"/>
+          <w:szCs w:val="22"/>
+        </w:rPr>
+        <w:t xml:space="preserve">SQL can filter not only numbers and dates, but also </w:t>
+      </w:r>
+      <w:r>
+        <w:rPr>
+          <w:b/>
+          <w:bCs/>
+          <w:color w:val="000000" w:themeColor="text1"/>
+          <w:sz w:val="22"/>
+          <w:szCs w:val="22"/>
+        </w:rPr>
+        <w:t>text (strings)</w:t>
+      </w:r>
+      <w:r>
+        <w:rPr>
+          <w:color w:val="000000" w:themeColor="text1"/>
+          <w:sz w:val="22"/>
+          <w:szCs w:val="22"/>
+        </w:rPr>
+        <w:t xml:space="preserve"> like names.</w:t>
+      </w:r>
+    </w:p>
+    <w:p>
+      <w:pPr>
+        <w:rPr>
+          <w:color w:val="000000" w:themeColor="text1"/>
+          <w:sz w:val="22"/>
+          <w:szCs w:val="22"/>
+        </w:rPr>
+      </w:pPr>
+    </w:p>
+    <w:p>
+      <w:pPr>
+        <w:rPr>
+          <w:b/>
+          <w:bCs/>
+          <w:color w:val="000000" w:themeColor="text1"/>
+          <w:u w:val="single"/>
+        </w:rPr>
+      </w:pPr>
+      <w:r>
+        <w:rPr>
+          <w:b/>
+          <w:bCs/>
+          <w:color w:val="000000" w:themeColor="text1"/>
+          <w:u w:val="single"/>
+        </w:rPr>
+        <w:t>Membership Conditions:</w:t>
+      </w:r>
+    </w:p>
+    <w:p>
+      <w:pPr>
+        <w:rPr>
+          <w:b/>
+          <w:bCs/>
+          <w:color w:val="4472C4" w:themeColor="accent1"/>
+        </w:rPr>
+      </w:pPr>
+      <w:r>
+        <w:rPr>
+          <w:b/>
+          <w:bCs/>
+          <w:color w:val="4472C4" w:themeColor="accent1"/>
+        </w:rPr>
+        <w:t>SELECT title, rating</w:t>
+      </w:r>
+    </w:p>
+    <w:p>
+      <w:pPr>
+        <w:rPr>
+          <w:b/>
+          <w:bCs/>
+          <w:color w:val="4472C4" w:themeColor="accent1"/>
+        </w:rPr>
+      </w:pPr>
+      <w:r>
+        <w:rPr>
+          <w:b/>
+          <w:bCs/>
+          <w:color w:val="4472C4" w:themeColor="accent1"/>
+        </w:rPr>
+        <w:t>FROM film</w:t>
+      </w:r>
+    </w:p>
+    <w:p>
+      <w:pPr>
+        <w:rPr>
+          <w:b/>
+          <w:bCs/>
+          <w:color w:val="4472C4" w:themeColor="accent1"/>
+        </w:rPr>
+      </w:pPr>
+      <w:r>
+        <w:rPr>
+          <w:b/>
+          <w:bCs/>
+          <w:color w:val="4472C4" w:themeColor="accent1"/>
+        </w:rPr>
+        <w:t>WHERE rating IN ('G', 'PG');</w:t>
+      </w:r>
+    </w:p>
+    <w:p>
+      <w:pPr>
+        <w:rPr>
+          <w:color w:val="000000" w:themeColor="text1"/>
+          <w:sz w:val="22"/>
+          <w:szCs w:val="22"/>
+        </w:rPr>
+      </w:pPr>
+      <w:r>
+        <w:rPr>
+          <w:color w:val="000000" w:themeColor="text1"/>
+          <w:sz w:val="22"/>
+          <w:szCs w:val="22"/>
+        </w:rPr>
+        <w:t>this is the same as writing WHERE rating = ‘G’ OR rating = ‘PG’</w:t>
+      </w:r>
+    </w:p>
+    <w:p>
+      <w:pPr>
+        <w:rPr>
+          <w:color w:val="000000" w:themeColor="text1"/>
+          <w:sz w:val="22"/>
+          <w:szCs w:val="22"/>
+        </w:rPr>
+      </w:pPr>
+      <w:proofErr w:type="gramStart"/>
+      <w:r>
+        <w:rPr>
+          <w:color w:val="000000" w:themeColor="text1"/>
+          <w:sz w:val="22"/>
+          <w:szCs w:val="22"/>
+        </w:rPr>
+        <w:lastRenderedPageBreak/>
+        <w:t>however</w:t>
+      </w:r>
+      <w:proofErr w:type="gramEnd"/>
+      <w:r>
+        <w:rPr>
+          <w:color w:val="000000" w:themeColor="text1"/>
+          <w:sz w:val="22"/>
+          <w:szCs w:val="22"/>
+        </w:rPr>
+        <w:t xml:space="preserve"> for readability </w:t>
+      </w:r>
+      <w:proofErr w:type="spellStart"/>
+      <w:proofErr w:type="gramStart"/>
+      <w:r>
+        <w:rPr>
+          <w:color w:val="000000" w:themeColor="text1"/>
+          <w:sz w:val="22"/>
+          <w:szCs w:val="22"/>
+        </w:rPr>
+        <w:t>its</w:t>
+      </w:r>
+      <w:proofErr w:type="spellEnd"/>
+      <w:proofErr w:type="gramEnd"/>
+      <w:r>
+        <w:rPr>
+          <w:color w:val="000000" w:themeColor="text1"/>
+          <w:sz w:val="22"/>
+          <w:szCs w:val="22"/>
+        </w:rPr>
+        <w:t xml:space="preserve"> better to use the IN keyword</w:t>
+      </w:r>
+    </w:p>
+    <w:p>
+      <w:pPr>
+        <w:rPr>
+          <w:color w:val="000000" w:themeColor="text1"/>
+          <w:sz w:val="22"/>
+          <w:szCs w:val="22"/>
+        </w:rPr>
+      </w:pPr>
+    </w:p>
+    <w:p>
+      <w:pPr>
+        <w:rPr>
+          <w:b/>
+          <w:bCs/>
+          <w:color w:val="000000" w:themeColor="text1"/>
+          <w:u w:val="single"/>
+        </w:rPr>
+      </w:pPr>
+      <w:r>
+        <w:rPr>
+          <w:b/>
+          <w:bCs/>
+          <w:color w:val="000000" w:themeColor="text1"/>
+          <w:u w:val="single"/>
+        </w:rPr>
+        <w:t>USING SUBQUERIES:</w:t>
+      </w:r>
+    </w:p>
+    <w:p>
+      <w:pPr>
+        <w:rPr>
+          <w:color w:val="000000" w:themeColor="text1"/>
+          <w:sz w:val="22"/>
+          <w:szCs w:val="22"/>
+        </w:rPr>
+      </w:pPr>
+      <w:r>
+        <w:rPr>
+          <w:color w:val="000000" w:themeColor="text1"/>
+          <w:sz w:val="22"/>
+          <w:szCs w:val="22"/>
+        </w:rPr>
+        <w:t>We can also use sub queries to filter data. But this will be covered later. In the book</w:t>
+      </w:r>
+    </w:p>
+    <w:p>
+      <w:pPr>
+        <w:rPr>
+          <w:color w:val="000000" w:themeColor="text1"/>
+          <w:sz w:val="22"/>
+          <w:szCs w:val="22"/>
+        </w:rPr>
+      </w:pPr>
+    </w:p>
+    <w:p>
+      <w:pPr>
+        <w:rPr>
+          <w:b/>
+          <w:bCs/>
+          <w:color w:val="000000" w:themeColor="text1"/>
+          <w:sz w:val="22"/>
+          <w:szCs w:val="22"/>
+        </w:rPr>
+      </w:pPr>
+      <w:r>
+        <w:rPr>
+          <w:b/>
+          <w:bCs/>
+          <w:color w:val="000000" w:themeColor="text1"/>
+          <w:sz w:val="22"/>
+          <w:szCs w:val="22"/>
+        </w:rPr>
+        <w:t>NOT IN works the same as IN as logic but the opposite when it comes to the result.</w:t>
+      </w:r>
+    </w:p>
+    <w:p>
+      <w:pPr>
+        <w:rPr>
+          <w:b/>
+          <w:bCs/>
+          <w:color w:val="000000" w:themeColor="text1"/>
+          <w:sz w:val="22"/>
+          <w:szCs w:val="22"/>
+        </w:rPr>
+      </w:pPr>
+    </w:p>
+    <w:p>
+      <w:pPr>
+        <w:rPr>
+          <w:b/>
+          <w:bCs/>
+          <w:color w:val="000000" w:themeColor="text1"/>
+          <w:u w:val="single"/>
+        </w:rPr>
+      </w:pPr>
+      <w:r>
+        <w:rPr>
+          <w:b/>
+          <w:bCs/>
+          <w:color w:val="000000" w:themeColor="text1"/>
+          <w:u w:val="single"/>
+        </w:rPr>
+        <w:t>USING WILDCARDS</w:t>
+      </w:r>
+      <w:r>
+        <w:rPr>
+          <w:b/>
+          <w:bCs/>
+          <w:color w:val="000000" w:themeColor="text1"/>
+          <w:u w:val="single"/>
+        </w:rPr>
         <w:t>:</w:t>
       </w:r>
     </w:p>
     <w:p>
       <w:pPr>
         <w:rPr>
-          <w:b/>
-          <w:bCs/>
-          <w:color w:val="4472C4" w:themeColor="accent1"/>
-        </w:rPr>
-      </w:pPr>
-      <w:r>
-        <w:rPr>
-          <w:b/>
-          <w:bCs/>
-          <w:color w:val="4472C4" w:themeColor="accent1"/>
-        </w:rPr>
-        <w:t>DELETE FROM rental WHERE year(rental_date) = 2004;</w:t>
-      </w:r>
-    </w:p>
-    <w:p>
-      <w:pPr>
-        <w:rPr>
-          <w:color w:val="000000" w:themeColor="text1"/>
-          <w:sz w:val="22"/>
-          <w:szCs w:val="22"/>
-        </w:rPr>
-      </w:pPr>
-      <w:r>
-        <w:rPr>
-          <w:color w:val="000000" w:themeColor="text1"/>
-          <w:sz w:val="22"/>
-          <w:szCs w:val="22"/>
-        </w:rPr>
-        <w:t>Deletion is a data modification type.</w:t>
+          <w:color w:val="000000" w:themeColor="text1"/>
+          <w:sz w:val="22"/>
+          <w:szCs w:val="22"/>
+        </w:rPr>
+      </w:pPr>
+      <w:r>
+        <w:rPr>
+          <w:color w:val="000000" w:themeColor="text1"/>
+          <w:sz w:val="22"/>
+          <w:szCs w:val="22"/>
+        </w:rPr>
+        <w:t xml:space="preserve">Using the keyword Like “something” we can use expressions to find and compare columns, like regex in java. %means any </w:t>
+      </w:r>
+      <w:proofErr w:type="gramStart"/>
+      <w:r>
+        <w:rPr>
+          <w:color w:val="000000" w:themeColor="text1"/>
+          <w:sz w:val="22"/>
+          <w:szCs w:val="22"/>
+        </w:rPr>
+        <w:t>amount</w:t>
+      </w:r>
+      <w:proofErr w:type="gramEnd"/>
+      <w:r>
+        <w:rPr>
+          <w:color w:val="000000" w:themeColor="text1"/>
+          <w:sz w:val="22"/>
+          <w:szCs w:val="22"/>
+        </w:rPr>
+        <w:t xml:space="preserve"> of numbers and _ means exactly one character</w:t>
+      </w:r>
+    </w:p>
+    <w:p>
+      <w:pPr>
+        <w:rPr>
+          <w:b/>
+          <w:bCs/>
+          <w:color w:val="4472C4" w:themeColor="accent1"/>
+        </w:rPr>
+      </w:pPr>
+      <w:r>
+        <w:rPr>
+          <w:b/>
+          <w:bCs/>
+          <w:color w:val="4472C4" w:themeColor="accent1"/>
+        </w:rPr>
+        <w:t xml:space="preserve">SELECT </w:t>
+      </w:r>
+      <w:proofErr w:type="spellStart"/>
+      <w:r>
+        <w:rPr>
+          <w:b/>
+          <w:bCs/>
+          <w:color w:val="4472C4" w:themeColor="accent1"/>
+        </w:rPr>
+        <w:t>last_name</w:t>
+      </w:r>
+      <w:proofErr w:type="spellEnd"/>
+      <w:r>
+        <w:rPr>
+          <w:b/>
+          <w:bCs/>
+          <w:color w:val="4472C4" w:themeColor="accent1"/>
+        </w:rPr>
+        <w:t xml:space="preserve">, </w:t>
+      </w:r>
+      <w:proofErr w:type="spellStart"/>
+      <w:r>
+        <w:rPr>
+          <w:b/>
+          <w:bCs/>
+          <w:color w:val="4472C4" w:themeColor="accent1"/>
+        </w:rPr>
+        <w:t>first_name</w:t>
+      </w:r>
+      <w:proofErr w:type="spellEnd"/>
+      <w:r>
+        <w:rPr>
+          <w:b/>
+          <w:bCs/>
+          <w:color w:val="4472C4" w:themeColor="accent1"/>
+        </w:rPr>
+        <w:t xml:space="preserve"> </w:t>
+      </w:r>
+    </w:p>
+    <w:p>
+      <w:pPr>
+        <w:rPr>
+          <w:b/>
+          <w:bCs/>
+          <w:color w:val="4472C4" w:themeColor="accent1"/>
+        </w:rPr>
+      </w:pPr>
+      <w:r>
+        <w:rPr>
+          <w:b/>
+          <w:bCs/>
+          <w:color w:val="4472C4" w:themeColor="accent1"/>
+        </w:rPr>
+        <w:t xml:space="preserve">FROM </w:t>
+      </w:r>
+      <w:proofErr w:type="spellStart"/>
+      <w:r>
+        <w:rPr>
+          <w:b/>
+          <w:bCs/>
+          <w:color w:val="4472C4" w:themeColor="accent1"/>
+        </w:rPr>
+        <w:t>custome</w:t>
+      </w:r>
+      <w:proofErr w:type="spellEnd"/>
+    </w:p>
+    <w:p>
+      <w:pPr>
+        <w:rPr>
+          <w:b/>
+          <w:bCs/>
+          <w:color w:val="4472C4" w:themeColor="accent1"/>
+        </w:rPr>
+      </w:pPr>
+      <w:r>
+        <w:rPr>
+          <w:b/>
+          <w:bCs/>
+          <w:color w:val="4472C4" w:themeColor="accent1"/>
+        </w:rPr>
+        <w:t xml:space="preserve">WHERE </w:t>
+      </w:r>
+      <w:proofErr w:type="spellStart"/>
+      <w:r>
+        <w:rPr>
+          <w:b/>
+          <w:bCs/>
+          <w:color w:val="4472C4" w:themeColor="accent1"/>
+        </w:rPr>
+        <w:t>last_name</w:t>
+      </w:r>
+      <w:proofErr w:type="spellEnd"/>
+      <w:r>
+        <w:rPr>
+          <w:b/>
+          <w:bCs/>
+          <w:color w:val="4472C4" w:themeColor="accent1"/>
+        </w:rPr>
+        <w:t xml:space="preserve"> LIKE '_A_T%S';</w:t>
       </w:r>
     </w:p>
     <w:p>
@@ -4713,7 +7893,7 @@
           <w:color w:val="000000" w:themeColor="text1"/>
           <w:u w:val="single"/>
         </w:rPr>
-        <w:t>Range Conditions</w:t>
+        <w:t>Null: That Four-Letter Word</w:t>
       </w:r>
       <w:r>
         <w:rPr>
@@ -4730,101 +7910,149 @@
         <w:rPr>
           <w:b/>
           <w:bCs/>
-          <w:color w:val="4472C4" w:themeColor="accent1"/>
-        </w:rPr>
-      </w:pPr>
-      <w:r>
-        <w:rPr>
-          <w:b/>
-          <w:bCs/>
-          <w:color w:val="4472C4" w:themeColor="accent1"/>
-        </w:rPr>
-        <w:t xml:space="preserve">SELECT customer_id, rental_date     </w:t>
-      </w:r>
-    </w:p>
-    <w:p>
-      <w:pPr>
-        <w:rPr>
-          <w:b/>
-          <w:bCs/>
-          <w:color w:val="4472C4" w:themeColor="accent1"/>
-        </w:rPr>
-      </w:pPr>
-      <w:r>
-        <w:rPr>
-          <w:b/>
-          <w:bCs/>
-          <w:color w:val="4472C4" w:themeColor="accent1"/>
-        </w:rPr>
-        <w:t>FROM rental</w:t>
-      </w:r>
-    </w:p>
-    <w:p>
-      <w:pPr>
-        <w:rPr>
-          <w:b/>
-          <w:bCs/>
-          <w:color w:val="4472C4" w:themeColor="accent1"/>
-        </w:rPr>
-      </w:pPr>
-      <w:r>
-        <w:rPr>
-          <w:b/>
-          <w:bCs/>
-          <w:color w:val="4472C4" w:themeColor="accent1"/>
-        </w:rPr>
-        <w:t>WHERE rental_date &lt;= '2005-06-16'    </w:t>
-      </w:r>
-    </w:p>
-    <w:p>
-      <w:pPr>
-        <w:rPr>
-          <w:b/>
-          <w:bCs/>
-          <w:color w:val="4472C4" w:themeColor="accent1"/>
-        </w:rPr>
-      </w:pPr>
-      <w:r>
-        <w:rPr>
-          <w:b/>
-          <w:bCs/>
-          <w:color w:val="4472C4" w:themeColor="accent1"/>
-        </w:rPr>
-        <w:t>AND rental_date &gt;= '2005-06-14';</w:t>
-      </w:r>
-    </w:p>
-    <w:p>
-      <w:pPr>
-        <w:rPr>
-          <w:color w:val="000000" w:themeColor="text1"/>
-          <w:sz w:val="22"/>
-          <w:szCs w:val="22"/>
-        </w:rPr>
-      </w:pPr>
-      <w:r>
-        <w:rPr>
-          <w:color w:val="000000" w:themeColor="text1"/>
-          <w:sz w:val="22"/>
-          <w:szCs w:val="22"/>
-        </w:rPr>
-        <w:t>the in range condition does not have a keyword it’s a logic that we can achieve by using the operators of &lt; and &gt; on the same data to achieve a logical range.</w:t>
-      </w:r>
-    </w:p>
-    <w:p>
-      <w:pPr>
-        <w:rPr>
-          <w:color w:val="000000" w:themeColor="text1"/>
-          <w:sz w:val="22"/>
-          <w:szCs w:val="22"/>
-        </w:rPr>
-      </w:pPr>
-    </w:p>
-    <w:p>
-      <w:pPr>
-        <w:rPr>
-          <w:b/>
-          <w:bCs/>
-          <w:color w:val="000000" w:themeColor="text1"/>
+          <w:color w:val="000000" w:themeColor="text1"/>
+        </w:rPr>
+      </w:pPr>
+      <w:r>
+        <w:rPr>
+          <w:b/>
+          <w:bCs/>
+          <w:color w:val="000000" w:themeColor="text1"/>
+        </w:rPr>
+        <w:t xml:space="preserve">Cases where null is valid: </w:t>
+      </w:r>
+    </w:p>
+    <w:p>
+      <w:pPr>
+        <w:rPr>
+          <w:color w:val="000000" w:themeColor="text1"/>
+        </w:rPr>
+      </w:pPr>
+      <w:r>
+        <w:rPr>
+          <w:color w:val="000000" w:themeColor="text1"/>
+        </w:rPr>
+        <w:t xml:space="preserve">Not applicable Such as the employee ID column for a transaction that took place at an ATM machine </w:t>
+      </w:r>
+    </w:p>
+    <w:p>
+      <w:pPr>
+        <w:rPr>
+          <w:color w:val="000000" w:themeColor="text1"/>
+        </w:rPr>
+      </w:pPr>
+      <w:r>
+        <w:rPr>
+          <w:color w:val="000000" w:themeColor="text1"/>
+        </w:rPr>
+        <w:t xml:space="preserve">Value not yet known Such as when the federal ID is not known at the time a customer row is created </w:t>
+      </w:r>
+    </w:p>
+    <w:p>
+      <w:pPr>
+        <w:rPr>
+          <w:color w:val="000000" w:themeColor="text1"/>
+        </w:rPr>
+      </w:pPr>
+      <w:r>
+        <w:rPr>
+          <w:color w:val="000000" w:themeColor="text1"/>
+        </w:rPr>
+        <w:t>Value undefined Such as when an account is created for a product that has not yet been added to the database</w:t>
+      </w:r>
+    </w:p>
+    <w:p>
+      <w:pPr>
+        <w:rPr>
+          <w:color w:val="000000" w:themeColor="text1"/>
+        </w:rPr>
+      </w:pPr>
+      <w:r>
+        <w:rPr>
+          <w:color w:val="000000" w:themeColor="text1"/>
+        </w:rPr>
+        <w:t>When working with null, you should remember: An expression can be null, but it can never equal null. Two nulls are never equal to each other.</w:t>
+      </w:r>
+    </w:p>
+    <w:p>
+      <w:pPr>
+        <w:rPr>
+          <w:color w:val="000000" w:themeColor="text1"/>
+        </w:rPr>
+      </w:pPr>
+      <w:proofErr w:type="gramStart"/>
+      <w:r>
+        <w:rPr>
+          <w:color w:val="000000" w:themeColor="text1"/>
+        </w:rPr>
+        <w:t>So</w:t>
+      </w:r>
+      <w:proofErr w:type="gramEnd"/>
+      <w:r>
+        <w:rPr>
+          <w:color w:val="000000" w:themeColor="text1"/>
+        </w:rPr>
+        <w:t xml:space="preserve"> when writing a </w:t>
+      </w:r>
+      <w:proofErr w:type="gramStart"/>
+      <w:r>
+        <w:rPr>
+          <w:color w:val="000000" w:themeColor="text1"/>
+        </w:rPr>
+        <w:t>code</w:t>
+      </w:r>
+      <w:proofErr w:type="gramEnd"/>
+      <w:r>
+        <w:rPr>
+          <w:color w:val="000000" w:themeColor="text1"/>
+        </w:rPr>
+        <w:t xml:space="preserve"> you </w:t>
+      </w:r>
+      <w:proofErr w:type="spellStart"/>
+      <w:r>
+        <w:rPr>
+          <w:color w:val="000000" w:themeColor="text1"/>
+        </w:rPr>
+        <w:t>can not</w:t>
+      </w:r>
+      <w:proofErr w:type="spellEnd"/>
+      <w:r>
+        <w:rPr>
+          <w:color w:val="000000" w:themeColor="text1"/>
+        </w:rPr>
+        <w:t xml:space="preserve"> write = null we should write is null</w:t>
+      </w:r>
+    </w:p>
+    <w:p>
+      <w:pPr>
+        <w:rPr>
+          <w:color w:val="000000" w:themeColor="text1"/>
+        </w:rPr>
+      </w:pPr>
+    </w:p>
+    <w:p>
+      <w:pPr>
+        <w:rPr>
+          <w:color w:val="000000" w:themeColor="text1"/>
+        </w:rPr>
+      </w:pPr>
+    </w:p>
+    <w:p>
+      <w:pPr>
+        <w:rPr>
+          <w:color w:val="000000" w:themeColor="text1"/>
+        </w:rPr>
+      </w:pPr>
+    </w:p>
+    <w:p>
+      <w:pPr>
+        <w:jc w:val="center"/>
+        <w:rPr>
+          <w:b/>
+          <w:bCs/>
+          <w:color w:val="EE0000"/>
+          <w:sz w:val="32"/>
+          <w:szCs w:val="32"/>
           <w:u w:val="single"/>
         </w:rPr>
       </w:pPr>
@@ -4832,71 +8060,306 @@
         <w:rPr>
           <w:b/>
           <w:bCs/>
-          <w:color w:val="000000" w:themeColor="text1"/>
+          <w:color w:val="EE0000"/>
+          <w:sz w:val="32"/>
+          <w:szCs w:val="32"/>
           <w:u w:val="single"/>
         </w:rPr>
-        <w:t>THE BETWEEN OPERATOR</w:t>
-      </w:r>
-      <w:r>
-        <w:rPr>
-          <w:b/>
-          <w:bCs/>
-          <w:color w:val="000000" w:themeColor="text1"/>
+        <w:lastRenderedPageBreak/>
+        <w:t xml:space="preserve">Chapter 5 - </w:t>
+      </w:r>
+      <w:r>
+        <w:rPr>
+          <w:b/>
+          <w:bCs/>
+          <w:color w:val="EE0000"/>
+          <w:sz w:val="32"/>
+          <w:szCs w:val="32"/>
           <w:u w:val="single"/>
         </w:rPr>
+        <w:t>Querying Multiple Tables</w:t>
+      </w:r>
+    </w:p>
+    <w:p>
+      <w:pPr>
+        <w:rPr>
+          <w:b/>
+          <w:bCs/>
+          <w:color w:val="000000" w:themeColor="text1"/>
+          <w:u w:val="single"/>
+        </w:rPr>
+      </w:pPr>
+      <w:r>
+        <w:rPr>
+          <w:b/>
+          <w:bCs/>
+          <w:color w:val="000000" w:themeColor="text1"/>
+          <w:u w:val="single"/>
+        </w:rPr>
+        <w:t xml:space="preserve">What Is a </w:t>
+      </w:r>
+      <w:proofErr w:type="gramStart"/>
+      <w:r>
+        <w:rPr>
+          <w:b/>
+          <w:bCs/>
+          <w:color w:val="000000" w:themeColor="text1"/>
+          <w:u w:val="single"/>
+        </w:rPr>
+        <w:t>Join?</w:t>
+      </w:r>
+      <w:r>
+        <w:rPr>
+          <w:b/>
+          <w:bCs/>
+          <w:color w:val="000000" w:themeColor="text1"/>
+          <w:u w:val="single"/>
+        </w:rPr>
         <w:t>:</w:t>
       </w:r>
-    </w:p>
-    <w:p>
-      <w:pPr>
-        <w:rPr>
-          <w:b/>
-          <w:bCs/>
-          <w:color w:val="4472C4" w:themeColor="accent1"/>
-        </w:rPr>
-      </w:pPr>
-      <w:r>
-        <w:rPr>
-          <w:b/>
-          <w:bCs/>
-          <w:color w:val="4472C4" w:themeColor="accent1"/>
-        </w:rPr>
-        <w:t xml:space="preserve">SELECT customer_id, rental_date </w:t>
-      </w:r>
-    </w:p>
-    <w:p>
-      <w:pPr>
-        <w:rPr>
-          <w:b/>
-          <w:bCs/>
-          <w:color w:val="4472C4" w:themeColor="accent1"/>
-        </w:rPr>
-      </w:pPr>
-      <w:r>
-        <w:rPr>
-          <w:b/>
-          <w:bCs/>
-          <w:color w:val="4472C4" w:themeColor="accent1"/>
-        </w:rPr>
-        <w:t>FROM rental    </w:t>
-      </w:r>
-    </w:p>
-    <w:p>
-      <w:pPr>
-        <w:rPr>
-          <w:b/>
-          <w:bCs/>
-          <w:color w:val="4472C4" w:themeColor="accent1"/>
-        </w:rPr>
-      </w:pPr>
-      <w:r>
-        <w:rPr>
-          <w:b/>
-          <w:bCs/>
-          <w:color w:val="4472C4" w:themeColor="accent1"/>
-        </w:rPr>
-        <w:t>WHERE rental_date BETWEEN '2005-06-16' AND</w:t>
-      </w:r>
+      <w:proofErr w:type="gramEnd"/>
+    </w:p>
+    <w:p>
+      <w:pPr>
+        <w:rPr>
+          <w:color w:val="000000" w:themeColor="text1"/>
+          <w:sz w:val="22"/>
+          <w:szCs w:val="22"/>
+        </w:rPr>
+      </w:pPr>
+      <w:r>
+        <w:rPr>
+          <w:color w:val="000000" w:themeColor="text1"/>
+          <w:sz w:val="22"/>
+          <w:szCs w:val="22"/>
+        </w:rPr>
+        <w:t>Reconnecting data that was split across tables during normalization.</w:t>
+      </w:r>
+      <w:r>
+        <w:rPr>
+          <w:color w:val="000000" w:themeColor="text1"/>
+          <w:sz w:val="22"/>
+          <w:szCs w:val="22"/>
+        </w:rPr>
+        <w:t xml:space="preserve"> Based on a common column value, usually a foreign key. To retrieve data from one or more tables in the same query.</w:t>
+      </w:r>
+    </w:p>
+    <w:p>
+      <w:pPr>
+        <w:rPr>
+          <w:color w:val="000000" w:themeColor="text1"/>
+          <w:sz w:val="22"/>
+          <w:szCs w:val="22"/>
+        </w:rPr>
+      </w:pPr>
+    </w:p>
+    <w:p>
+      <w:pPr>
+        <w:rPr>
+          <w:b/>
+          <w:bCs/>
+          <w:color w:val="000000" w:themeColor="text1"/>
+          <w:u w:val="single"/>
+        </w:rPr>
+      </w:pPr>
+      <w:r>
+        <w:rPr>
+          <w:b/>
+          <w:bCs/>
+          <w:color w:val="000000" w:themeColor="text1"/>
+          <w:u w:val="single"/>
+        </w:rPr>
+        <w:t>Inner Joins</w:t>
+      </w:r>
+      <w:r>
+        <w:rPr>
+          <w:b/>
+          <w:bCs/>
+          <w:color w:val="000000" w:themeColor="text1"/>
+          <w:u w:val="single"/>
+        </w:rPr>
+        <w:t>:</w:t>
+      </w:r>
+    </w:p>
+    <w:p>
+      <w:pPr>
+        <w:rPr>
+          <w:color w:val="000000" w:themeColor="text1"/>
+          <w:sz w:val="22"/>
+          <w:szCs w:val="22"/>
+        </w:rPr>
+      </w:pPr>
+      <w:r>
+        <w:rPr>
+          <w:color w:val="000000" w:themeColor="text1"/>
+          <w:sz w:val="22"/>
+          <w:szCs w:val="22"/>
+        </w:rPr>
+        <w:t>An INNER JOIN returns only those rows where the join predicate evaluates to true for both tables. If no matching row exists in either table, the row is excluded from the result set.</w:t>
+      </w:r>
+    </w:p>
+    <w:p>
+      <w:pPr>
+        <w:rPr>
+          <w:color w:val="000000" w:themeColor="text1"/>
+          <w:sz w:val="22"/>
+          <w:szCs w:val="22"/>
+        </w:rPr>
+      </w:pPr>
+      <w:r>
+        <w:rPr>
+          <w:color w:val="000000" w:themeColor="text1"/>
+          <w:sz w:val="22"/>
+          <w:szCs w:val="22"/>
+        </w:rPr>
+        <w:t xml:space="preserve">The predicate (the ON condition) is a </w:t>
+      </w:r>
+      <w:proofErr w:type="spellStart"/>
+      <w:r>
+        <w:rPr>
+          <w:color w:val="000000" w:themeColor="text1"/>
+          <w:sz w:val="22"/>
+          <w:szCs w:val="22"/>
+        </w:rPr>
+        <w:t>boolean</w:t>
+      </w:r>
+      <w:proofErr w:type="spellEnd"/>
+      <w:r>
+        <w:rPr>
+          <w:color w:val="000000" w:themeColor="text1"/>
+          <w:sz w:val="22"/>
+          <w:szCs w:val="22"/>
+        </w:rPr>
+        <w:t xml:space="preserve"> expression that is evaluated for each candidate pair of rows.</w:t>
+      </w:r>
+      <w:r>
+        <w:rPr>
+          <w:color w:val="000000" w:themeColor="text1"/>
+          <w:sz w:val="22"/>
+          <w:szCs w:val="22"/>
+        </w:rPr>
+        <w:br/>
+        <w:t>The JOIN operation then returns only those row combinations for which the predicate evaluates to TRUE.</w:t>
+      </w:r>
+    </w:p>
+    <w:p>
+      <w:pPr>
+        <w:rPr>
+          <w:color w:val="000000" w:themeColor="text1"/>
+          <w:sz w:val="22"/>
+          <w:szCs w:val="22"/>
+        </w:rPr>
+      </w:pPr>
+      <w:r>
+        <w:rPr>
+          <w:color w:val="000000" w:themeColor="text1"/>
+          <w:sz w:val="22"/>
+          <w:szCs w:val="22"/>
+        </w:rPr>
+        <w:t>INNER JOIN evaluates the same as JOIN</w:t>
+      </w:r>
+    </w:p>
+    <w:p>
+      <w:pPr>
+        <w:rPr>
+          <w:color w:val="000000" w:themeColor="text1"/>
+          <w:sz w:val="22"/>
+          <w:szCs w:val="22"/>
+        </w:rPr>
+      </w:pPr>
+      <w:r>
+        <w:rPr>
+          <w:color w:val="000000" w:themeColor="text1"/>
+          <w:sz w:val="22"/>
+          <w:szCs w:val="22"/>
+        </w:rPr>
+        <w:t xml:space="preserve">If the names of the columns used to join the two tables are identical, which is true in the previous query, you can use the using subclause instead of the on subclause, as in: </w:t>
+      </w:r>
+    </w:p>
+    <w:p>
+      <w:pPr>
+        <w:rPr>
+          <w:b/>
+          <w:bCs/>
+          <w:color w:val="4472C4" w:themeColor="accent1"/>
+        </w:rPr>
+      </w:pPr>
+      <w:r>
+        <w:rPr>
+          <w:b/>
+          <w:bCs/>
+          <w:color w:val="4472C4" w:themeColor="accent1"/>
+        </w:rPr>
+        <w:t xml:space="preserve">SELECT </w:t>
+      </w:r>
+      <w:proofErr w:type="spellStart"/>
+      <w:proofErr w:type="gramStart"/>
+      <w:r>
+        <w:rPr>
+          <w:b/>
+          <w:bCs/>
+          <w:color w:val="4472C4" w:themeColor="accent1"/>
+        </w:rPr>
+        <w:t>c.first</w:t>
+      </w:r>
+      <w:proofErr w:type="gramEnd"/>
+      <w:r>
+        <w:rPr>
+          <w:b/>
+          <w:bCs/>
+          <w:color w:val="4472C4" w:themeColor="accent1"/>
+        </w:rPr>
+        <w:t>_name</w:t>
+      </w:r>
+      <w:proofErr w:type="spellEnd"/>
+      <w:r>
+        <w:rPr>
+          <w:b/>
+          <w:bCs/>
+          <w:color w:val="4472C4" w:themeColor="accent1"/>
+        </w:rPr>
+        <w:t xml:space="preserve">, </w:t>
+      </w:r>
+      <w:proofErr w:type="spellStart"/>
+      <w:proofErr w:type="gramStart"/>
+      <w:r>
+        <w:rPr>
+          <w:b/>
+          <w:bCs/>
+          <w:color w:val="4472C4" w:themeColor="accent1"/>
+        </w:rPr>
+        <w:t>c.last</w:t>
+      </w:r>
+      <w:proofErr w:type="gramEnd"/>
+      <w:r>
+        <w:rPr>
+          <w:b/>
+          <w:bCs/>
+          <w:color w:val="4472C4" w:themeColor="accent1"/>
+        </w:rPr>
+        <w:t>_name</w:t>
+      </w:r>
+      <w:proofErr w:type="spellEnd"/>
+      <w:r>
+        <w:rPr>
+          <w:b/>
+          <w:bCs/>
+          <w:color w:val="4472C4" w:themeColor="accent1"/>
+        </w:rPr>
+        <w:t xml:space="preserve">, </w:t>
+      </w:r>
+      <w:proofErr w:type="spellStart"/>
+      <w:proofErr w:type="gramStart"/>
+      <w:r>
+        <w:rPr>
+          <w:b/>
+          <w:bCs/>
+          <w:color w:val="4472C4" w:themeColor="accent1"/>
+        </w:rPr>
+        <w:t>a.address</w:t>
+      </w:r>
+      <w:proofErr w:type="spellEnd"/>
+      <w:proofErr w:type="gramEnd"/>
       <w:r>
         <w:rPr>
           <w:b/>
@@ -4905,105 +8368,80 @@
         </w:rPr>
         <w:t xml:space="preserve"> </w:t>
       </w:r>
-      <w:r>
-        <w:rPr>
-          <w:b/>
-          <w:bCs/>
-          <w:color w:val="4472C4" w:themeColor="accent1"/>
-        </w:rPr>
-        <w:t>'2005-06-14';</w:t>
-      </w:r>
-    </w:p>
-    <w:p>
-      <w:pPr>
-        <w:rPr>
-          <w:color w:val="000000" w:themeColor="text1"/>
-          <w:sz w:val="22"/>
-          <w:szCs w:val="22"/>
-        </w:rPr>
-      </w:pPr>
-      <w:r>
-        <w:rPr>
-          <w:color w:val="000000" w:themeColor="text1"/>
-          <w:sz w:val="22"/>
-          <w:szCs w:val="22"/>
-        </w:rPr>
-        <w:t>An important note is to put the lower boundary first before the upper boundary</w:t>
-      </w:r>
-    </w:p>
-    <w:p>
-      <w:pPr>
-        <w:rPr>
-          <w:color w:val="000000" w:themeColor="text1"/>
-          <w:sz w:val="22"/>
-          <w:szCs w:val="22"/>
-        </w:rPr>
-      </w:pPr>
-      <w:r>
-        <w:rPr>
-          <w:color w:val="000000" w:themeColor="text1"/>
-          <w:sz w:val="22"/>
-          <w:szCs w:val="22"/>
-        </w:rPr>
-        <w:t>It creates a logical range and its better to use.</w:t>
-      </w:r>
-      <w:r>
-        <w:rPr>
-          <w:color w:val="000000" w:themeColor="text1"/>
-          <w:sz w:val="22"/>
-          <w:szCs w:val="22"/>
-        </w:rPr>
-        <w:t xml:space="preserve"> The lower bound and upper bound are both included.</w:t>
-      </w:r>
-    </w:p>
-    <w:p>
-      <w:pPr>
-        <w:rPr>
-          <w:color w:val="000000" w:themeColor="text1"/>
-          <w:sz w:val="22"/>
-          <w:szCs w:val="22"/>
-        </w:rPr>
-      </w:pPr>
-    </w:p>
-    <w:p>
-      <w:pPr>
-        <w:rPr>
-          <w:color w:val="000000" w:themeColor="text1"/>
-          <w:sz w:val="22"/>
-          <w:szCs w:val="22"/>
-        </w:rPr>
-      </w:pPr>
-      <w:r>
-        <w:rPr>
-          <w:color w:val="000000" w:themeColor="text1"/>
-          <w:sz w:val="22"/>
-          <w:szCs w:val="22"/>
-        </w:rPr>
-        <w:t xml:space="preserve">SQL can filter not only numbers and dates, but also </w:t>
-      </w:r>
-      <w:r>
-        <w:rPr>
-          <w:b/>
-          <w:bCs/>
-          <w:color w:val="000000" w:themeColor="text1"/>
-          <w:sz w:val="22"/>
-          <w:szCs w:val="22"/>
-        </w:rPr>
-        <w:t>text (strings)</w:t>
-      </w:r>
-      <w:r>
-        <w:rPr>
-          <w:color w:val="000000" w:themeColor="text1"/>
-          <w:sz w:val="22"/>
-          <w:szCs w:val="22"/>
-        </w:rPr>
-        <w:t xml:space="preserve"> like names.</w:t>
-      </w:r>
-    </w:p>
-    <w:p>
-      <w:pPr>
-        <w:rPr>
-          <w:color w:val="000000" w:themeColor="text1"/>
+    </w:p>
+    <w:p>
+      <w:pPr>
+        <w:rPr>
+          <w:b/>
+          <w:bCs/>
+          <w:color w:val="4472C4" w:themeColor="accent1"/>
+        </w:rPr>
+      </w:pPr>
+      <w:r>
+        <w:rPr>
+          <w:b/>
+          <w:bCs/>
+          <w:color w:val="4472C4" w:themeColor="accent1"/>
+        </w:rPr>
+        <w:t xml:space="preserve">FROM customer c </w:t>
+      </w:r>
+    </w:p>
+    <w:p>
+      <w:pPr>
+        <w:rPr>
+          <w:b/>
+          <w:bCs/>
+          <w:color w:val="4472C4" w:themeColor="accent1"/>
+        </w:rPr>
+      </w:pPr>
+      <w:r>
+        <w:rPr>
+          <w:b/>
+          <w:bCs/>
+          <w:color w:val="4472C4" w:themeColor="accent1"/>
+        </w:rPr>
+        <w:t xml:space="preserve">INNER JOIN address a </w:t>
+      </w:r>
+    </w:p>
+    <w:p>
+      <w:pPr>
+        <w:rPr>
+          <w:b/>
+          <w:bCs/>
+          <w:color w:val="4472C4" w:themeColor="accent1"/>
+        </w:rPr>
+      </w:pPr>
+      <w:r>
+        <w:rPr>
+          <w:b/>
+          <w:bCs/>
+          <w:color w:val="4472C4" w:themeColor="accent1"/>
+        </w:rPr>
+        <w:t>USING (</w:t>
+      </w:r>
+      <w:proofErr w:type="spellStart"/>
+      <w:r>
+        <w:rPr>
+          <w:b/>
+          <w:bCs/>
+          <w:color w:val="4472C4" w:themeColor="accent1"/>
+        </w:rPr>
+        <w:t>address_id</w:t>
+      </w:r>
+      <w:proofErr w:type="spellEnd"/>
+      <w:r>
+        <w:rPr>
+          <w:b/>
+          <w:bCs/>
+          <w:color w:val="4472C4" w:themeColor="accent1"/>
+        </w:rPr>
+        <w:t>);</w:t>
+      </w:r>
+    </w:p>
+    <w:p>
+      <w:pPr>
+        <w:rPr>
+          <w:color w:val="4472C4" w:themeColor="accent1"/>
           <w:sz w:val="22"/>
           <w:szCs w:val="22"/>
         </w:rPr>
@@ -5023,9 +8461,11 @@
           <w:b/>
           <w:bCs/>
           <w:color w:val="000000" w:themeColor="text1"/>
+          <w:sz w:val="28"/>
+          <w:szCs w:val="28"/>
           <w:u w:val="single"/>
         </w:rPr>
-        <w:t>Membership Conditions</w:t>
+        <w:t>J</w:t>
       </w:r>
       <w:r>
         <w:rPr>
@@ -5034,94 +8474,412 @@
           <w:color w:val="000000" w:themeColor="text1"/>
           <w:u w:val="single"/>
         </w:rPr>
+        <w:t>oining Three or More Tables</w:t>
+      </w:r>
+      <w:r>
+        <w:rPr>
+          <w:b/>
+          <w:bCs/>
+          <w:color w:val="000000" w:themeColor="text1"/>
+          <w:u w:val="single"/>
+        </w:rPr>
         <w:t>:</w:t>
       </w:r>
     </w:p>
     <w:p>
       <w:pPr>
         <w:rPr>
-          <w:b/>
-          <w:bCs/>
-          <w:color w:val="4472C4" w:themeColor="accent1"/>
-        </w:rPr>
-      </w:pPr>
-      <w:r>
-        <w:rPr>
-          <w:b/>
-          <w:bCs/>
-          <w:color w:val="4472C4" w:themeColor="accent1"/>
-        </w:rPr>
-        <w:t>SELECT title, rating</w:t>
-      </w:r>
-    </w:p>
-    <w:p>
-      <w:pPr>
-        <w:rPr>
-          <w:b/>
-          <w:bCs/>
-          <w:color w:val="4472C4" w:themeColor="accent1"/>
-        </w:rPr>
-      </w:pPr>
-      <w:r>
-        <w:rPr>
-          <w:b/>
-          <w:bCs/>
-          <w:color w:val="4472C4" w:themeColor="accent1"/>
-        </w:rPr>
-        <w:t>FROM film</w:t>
-      </w:r>
-    </w:p>
-    <w:p>
-      <w:pPr>
-        <w:rPr>
-          <w:b/>
-          <w:bCs/>
-          <w:color w:val="4472C4" w:themeColor="accent1"/>
-        </w:rPr>
-      </w:pPr>
-      <w:r>
-        <w:rPr>
-          <w:b/>
-          <w:bCs/>
-          <w:color w:val="4472C4" w:themeColor="accent1"/>
-        </w:rPr>
-        <w:t>WHERE rating IN ('G', 'PG');</w:t>
-      </w:r>
-    </w:p>
-    <w:p>
-      <w:pPr>
-        <w:rPr>
-          <w:color w:val="000000" w:themeColor="text1"/>
-          <w:sz w:val="22"/>
-          <w:szCs w:val="22"/>
-        </w:rPr>
-      </w:pPr>
-      <w:r>
-        <w:rPr>
-          <w:color w:val="000000" w:themeColor="text1"/>
-          <w:sz w:val="22"/>
-          <w:szCs w:val="22"/>
-        </w:rPr>
-        <w:t>this is the same as writing WHERE rating = ‘G’ OR rating = ‘PG’</w:t>
-      </w:r>
-    </w:p>
-    <w:p>
-      <w:pPr>
-        <w:rPr>
-          <w:color w:val="000000" w:themeColor="text1"/>
-          <w:sz w:val="22"/>
-          <w:szCs w:val="22"/>
-        </w:rPr>
-      </w:pPr>
-      <w:r>
-        <w:rPr>
-          <w:color w:val="000000" w:themeColor="text1"/>
-          <w:sz w:val="22"/>
-          <w:szCs w:val="22"/>
+          <w:color w:val="000000" w:themeColor="text1"/>
+          <w:sz w:val="22"/>
+          <w:szCs w:val="22"/>
+        </w:rPr>
+      </w:pPr>
+      <w:r>
+        <w:rPr>
+          <w:color w:val="000000" w:themeColor="text1"/>
+          <w:sz w:val="22"/>
+          <w:szCs w:val="22"/>
+        </w:rPr>
+        <w:t xml:space="preserve">the order of table execution is to be decided by the </w:t>
+      </w:r>
+      <w:proofErr w:type="spellStart"/>
+      <w:r>
+        <w:rPr>
+          <w:color w:val="000000" w:themeColor="text1"/>
+          <w:sz w:val="22"/>
+          <w:szCs w:val="22"/>
+        </w:rPr>
+        <w:t>sql</w:t>
+      </w:r>
+      <w:proofErr w:type="spellEnd"/>
+      <w:r>
+        <w:rPr>
+          <w:color w:val="000000" w:themeColor="text1"/>
+          <w:sz w:val="22"/>
+          <w:szCs w:val="22"/>
+        </w:rPr>
+        <w:t xml:space="preserve"> server not the written query, however, if we want to explicitly tell the database in which order to execute our </w:t>
+      </w:r>
+      <w:proofErr w:type="gramStart"/>
+      <w:r>
+        <w:rPr>
+          <w:color w:val="000000" w:themeColor="text1"/>
+          <w:sz w:val="22"/>
+          <w:szCs w:val="22"/>
+        </w:rPr>
+        <w:t>table</w:t>
+      </w:r>
+      <w:proofErr w:type="gramEnd"/>
+      <w:r>
+        <w:rPr>
+          <w:color w:val="000000" w:themeColor="text1"/>
+          <w:sz w:val="22"/>
+          <w:szCs w:val="22"/>
+        </w:rPr>
+        <w:t xml:space="preserve"> we would use </w:t>
+      </w:r>
+    </w:p>
+    <w:p>
+      <w:pPr>
+        <w:rPr>
+          <w:color w:val="000000" w:themeColor="text1"/>
+          <w:sz w:val="22"/>
+          <w:szCs w:val="22"/>
+        </w:rPr>
+      </w:pPr>
+      <w:r>
+        <w:rPr>
+          <w:b/>
+          <w:bCs/>
+          <w:color w:val="4472C4" w:themeColor="accent1"/>
+        </w:rPr>
+        <w:t>STRAIGHT_JOIN</w:t>
+      </w:r>
+      <w:r>
+        <w:rPr>
+          <w:color w:val="000000" w:themeColor="text1"/>
+          <w:sz w:val="22"/>
+          <w:szCs w:val="22"/>
+        </w:rPr>
+        <w:t xml:space="preserve"> after the </w:t>
+      </w:r>
+      <w:r>
+        <w:rPr>
+          <w:b/>
+          <w:bCs/>
+          <w:color w:val="4472C4" w:themeColor="accent1"/>
+        </w:rPr>
+        <w:t>SELECT</w:t>
+      </w:r>
+      <w:r>
+        <w:rPr>
+          <w:color w:val="000000" w:themeColor="text1"/>
+          <w:sz w:val="22"/>
+          <w:szCs w:val="22"/>
+        </w:rPr>
+        <w:t xml:space="preserve"> statement. Example:</w:t>
+      </w:r>
+    </w:p>
+    <w:p>
+      <w:pPr>
+        <w:rPr>
+          <w:b/>
+          <w:bCs/>
+          <w:color w:val="4472C4" w:themeColor="accent1"/>
+        </w:rPr>
+      </w:pPr>
+      <w:r>
+        <w:rPr>
+          <w:b/>
+          <w:bCs/>
+          <w:color w:val="4472C4" w:themeColor="accent1"/>
+        </w:rPr>
+        <w:t xml:space="preserve">SELECT STRAIGHT_JOIN </w:t>
+      </w:r>
+      <w:proofErr w:type="spellStart"/>
+      <w:proofErr w:type="gramStart"/>
+      <w:r>
+        <w:rPr>
+          <w:b/>
+          <w:bCs/>
+          <w:color w:val="4472C4" w:themeColor="accent1"/>
+        </w:rPr>
+        <w:t>c.first</w:t>
+      </w:r>
+      <w:proofErr w:type="gramEnd"/>
+      <w:r>
+        <w:rPr>
+          <w:b/>
+          <w:bCs/>
+          <w:color w:val="4472C4" w:themeColor="accent1"/>
+        </w:rPr>
+        <w:t>_name</w:t>
+      </w:r>
+      <w:proofErr w:type="spellEnd"/>
+      <w:r>
+        <w:rPr>
+          <w:b/>
+          <w:bCs/>
+          <w:color w:val="4472C4" w:themeColor="accent1"/>
+        </w:rPr>
+        <w:t xml:space="preserve">, </w:t>
+      </w:r>
+      <w:proofErr w:type="spellStart"/>
+      <w:proofErr w:type="gramStart"/>
+      <w:r>
+        <w:rPr>
+          <w:b/>
+          <w:bCs/>
+          <w:color w:val="4472C4" w:themeColor="accent1"/>
+        </w:rPr>
+        <w:t>c.last</w:t>
+      </w:r>
+      <w:proofErr w:type="gramEnd"/>
+      <w:r>
+        <w:rPr>
+          <w:b/>
+          <w:bCs/>
+          <w:color w:val="4472C4" w:themeColor="accent1"/>
+        </w:rPr>
+        <w:t>_name</w:t>
+      </w:r>
+      <w:proofErr w:type="spellEnd"/>
+      <w:r>
+        <w:rPr>
+          <w:b/>
+          <w:bCs/>
+          <w:color w:val="4472C4" w:themeColor="accent1"/>
+        </w:rPr>
+        <w:t xml:space="preserve">, </w:t>
+      </w:r>
+      <w:proofErr w:type="spellStart"/>
+      <w:proofErr w:type="gramStart"/>
+      <w:r>
+        <w:rPr>
+          <w:b/>
+          <w:bCs/>
+          <w:color w:val="4472C4" w:themeColor="accent1"/>
+        </w:rPr>
+        <w:t>ct.city</w:t>
+      </w:r>
+      <w:proofErr w:type="spellEnd"/>
+      <w:proofErr w:type="gramEnd"/>
+      <w:r>
+        <w:rPr>
+          <w:b/>
+          <w:bCs/>
+          <w:color w:val="4472C4" w:themeColor="accent1"/>
+        </w:rPr>
+        <w:t xml:space="preserve"> </w:t>
+      </w:r>
+    </w:p>
+    <w:p>
+      <w:pPr>
+        <w:rPr>
+          <w:b/>
+          <w:bCs/>
+          <w:color w:val="4472C4" w:themeColor="accent1"/>
+        </w:rPr>
+      </w:pPr>
+      <w:r>
+        <w:rPr>
+          <w:b/>
+          <w:bCs/>
+          <w:color w:val="4472C4" w:themeColor="accent1"/>
+        </w:rPr>
+        <w:t xml:space="preserve">FROM city </w:t>
+      </w:r>
+      <w:proofErr w:type="spellStart"/>
+      <w:r>
+        <w:rPr>
+          <w:b/>
+          <w:bCs/>
+          <w:color w:val="4472C4" w:themeColor="accent1"/>
+        </w:rPr>
+        <w:t>ct</w:t>
+      </w:r>
+      <w:proofErr w:type="spellEnd"/>
+      <w:r>
+        <w:rPr>
+          <w:b/>
+          <w:bCs/>
+          <w:color w:val="4472C4" w:themeColor="accent1"/>
+        </w:rPr>
+        <w:t xml:space="preserve">   </w:t>
+      </w:r>
+    </w:p>
+    <w:p>
+      <w:pPr>
+        <w:rPr>
+          <w:b/>
+          <w:bCs/>
+          <w:color w:val="4472C4" w:themeColor="accent1"/>
+        </w:rPr>
+      </w:pPr>
+      <w:r>
+        <w:rPr>
+          <w:b/>
+          <w:bCs/>
+          <w:color w:val="4472C4" w:themeColor="accent1"/>
+        </w:rPr>
+        <w:t>INNER JOIN address a  </w:t>
+      </w:r>
+    </w:p>
+    <w:p>
+      <w:pPr>
+        <w:rPr>
+          <w:b/>
+          <w:bCs/>
+          <w:color w:val="4472C4" w:themeColor="accent1"/>
+        </w:rPr>
+      </w:pPr>
+      <w:r>
+        <w:rPr>
+          <w:b/>
+          <w:bCs/>
+          <w:color w:val="4472C4" w:themeColor="accent1"/>
+        </w:rPr>
+        <w:t xml:space="preserve"> ON </w:t>
+      </w:r>
+      <w:proofErr w:type="spellStart"/>
+      <w:proofErr w:type="gramStart"/>
+      <w:r>
+        <w:rPr>
+          <w:b/>
+          <w:bCs/>
+          <w:color w:val="4472C4" w:themeColor="accent1"/>
+        </w:rPr>
+        <w:t>a.city</w:t>
+      </w:r>
+      <w:proofErr w:type="gramEnd"/>
+      <w:r>
+        <w:rPr>
+          <w:b/>
+          <w:bCs/>
+          <w:color w:val="4472C4" w:themeColor="accent1"/>
+        </w:rPr>
+        <w:t>_id</w:t>
+      </w:r>
+      <w:proofErr w:type="spellEnd"/>
+      <w:r>
+        <w:rPr>
+          <w:b/>
+          <w:bCs/>
+          <w:color w:val="4472C4" w:themeColor="accent1"/>
+        </w:rPr>
+        <w:t xml:space="preserve"> = </w:t>
+      </w:r>
+      <w:proofErr w:type="spellStart"/>
+      <w:proofErr w:type="gramStart"/>
+      <w:r>
+        <w:rPr>
+          <w:b/>
+          <w:bCs/>
+          <w:color w:val="4472C4" w:themeColor="accent1"/>
+        </w:rPr>
+        <w:t>ct.city</w:t>
+      </w:r>
+      <w:proofErr w:type="gramEnd"/>
+      <w:r>
+        <w:rPr>
+          <w:b/>
+          <w:bCs/>
+          <w:color w:val="4472C4" w:themeColor="accent1"/>
+        </w:rPr>
+        <w:t>_id</w:t>
+      </w:r>
+      <w:proofErr w:type="spellEnd"/>
+      <w:r>
+        <w:rPr>
+          <w:b/>
+          <w:bCs/>
+          <w:color w:val="4472C4" w:themeColor="accent1"/>
+        </w:rPr>
+        <w:t xml:space="preserve">   I</w:t>
+      </w:r>
+    </w:p>
+    <w:p>
+      <w:pPr>
+        <w:rPr>
+          <w:b/>
+          <w:bCs/>
+          <w:color w:val="4472C4" w:themeColor="accent1"/>
+        </w:rPr>
+      </w:pPr>
+      <w:r>
+        <w:rPr>
+          <w:b/>
+          <w:bCs/>
+          <w:color w:val="4472C4" w:themeColor="accent1"/>
+        </w:rPr>
+        <w:t>NNER JOIN customer c  </w:t>
+      </w:r>
+    </w:p>
+    <w:p>
+      <w:pPr>
+        <w:rPr>
+          <w:b/>
+          <w:bCs/>
+          <w:color w:val="4472C4" w:themeColor="accent1"/>
+        </w:rPr>
+      </w:pPr>
+      <w:r>
+        <w:rPr>
+          <w:b/>
+          <w:bCs/>
+          <w:color w:val="4472C4" w:themeColor="accent1"/>
         </w:rPr>
         <w:lastRenderedPageBreak/>
-        <w:t>however for readability its better to use the IN keyword</w:t>
-      </w:r>
+        <w:t xml:space="preserve"> ON </w:t>
+      </w:r>
+      <w:proofErr w:type="spellStart"/>
+      <w:proofErr w:type="gramStart"/>
+      <w:r>
+        <w:rPr>
+          <w:b/>
+          <w:bCs/>
+          <w:color w:val="4472C4" w:themeColor="accent1"/>
+        </w:rPr>
+        <w:t>c.address</w:t>
+      </w:r>
+      <w:proofErr w:type="gramEnd"/>
+      <w:r>
+        <w:rPr>
+          <w:b/>
+          <w:bCs/>
+          <w:color w:val="4472C4" w:themeColor="accent1"/>
+        </w:rPr>
+        <w:t>_id</w:t>
+      </w:r>
+      <w:proofErr w:type="spellEnd"/>
+      <w:r>
+        <w:rPr>
+          <w:b/>
+          <w:bCs/>
+          <w:color w:val="4472C4" w:themeColor="accent1"/>
+        </w:rPr>
+        <w:t xml:space="preserve"> = </w:t>
+      </w:r>
+      <w:proofErr w:type="spellStart"/>
+      <w:proofErr w:type="gramStart"/>
+      <w:r>
+        <w:rPr>
+          <w:b/>
+          <w:bCs/>
+          <w:color w:val="4472C4" w:themeColor="accent1"/>
+        </w:rPr>
+        <w:t>a.address</w:t>
+      </w:r>
+      <w:proofErr w:type="gramEnd"/>
+      <w:r>
+        <w:rPr>
+          <w:b/>
+          <w:bCs/>
+          <w:color w:val="4472C4" w:themeColor="accent1"/>
+        </w:rPr>
+        <w:t>_id</w:t>
+      </w:r>
+      <w:proofErr w:type="spellEnd"/>
     </w:p>
     <w:p>
       <w:pPr>
@@ -5148,7 +8906,7 @@
           <w:color w:val="000000" w:themeColor="text1"/>
           <w:u w:val="single"/>
         </w:rPr>
-        <w:t>USING SUBQUERIES</w:t>
+        <w:t>Using the Same Table Twice</w:t>
       </w:r>
       <w:r>
         <w:rPr>
@@ -5157,6 +8915,69 @@
           <w:color w:val="000000" w:themeColor="text1"/>
           <w:u w:val="single"/>
         </w:rPr>
+        <w:t xml:space="preserve"> </w:t>
+      </w:r>
+    </w:p>
+    <w:p>
+      <w:pPr>
+        <w:rPr>
+          <w:color w:val="000000" w:themeColor="text1"/>
+          <w:sz w:val="22"/>
+          <w:szCs w:val="22"/>
+        </w:rPr>
+      </w:pPr>
+      <w:r>
+        <w:rPr>
+          <w:color w:val="000000" w:themeColor="text1"/>
+          <w:sz w:val="22"/>
+          <w:szCs w:val="22"/>
+        </w:rPr>
+        <w:t>“When we need to enforce multiple conditions that cannot be satisfied by a single row, we join the same table multiple times using aliases. Each join represents a different logical role or condition.”</w:t>
+      </w:r>
+    </w:p>
+    <w:p>
+      <w:pPr>
+        <w:rPr>
+          <w:color w:val="000000" w:themeColor="text1"/>
+          <w:sz w:val="22"/>
+          <w:szCs w:val="22"/>
+        </w:rPr>
+      </w:pPr>
+    </w:p>
+    <w:p>
+      <w:pPr>
+        <w:rPr>
+          <w:color w:val="000000" w:themeColor="text1"/>
+          <w:sz w:val="22"/>
+          <w:szCs w:val="22"/>
+        </w:rPr>
+      </w:pPr>
+    </w:p>
+    <w:p>
+      <w:pPr>
+        <w:rPr>
+          <w:b/>
+          <w:bCs/>
+          <w:color w:val="000000" w:themeColor="text1"/>
+          <w:u w:val="single"/>
+        </w:rPr>
+      </w:pPr>
+      <w:r>
+        <w:rPr>
+          <w:b/>
+          <w:bCs/>
+          <w:color w:val="000000" w:themeColor="text1"/>
+          <w:u w:val="single"/>
+        </w:rPr>
+        <w:t>Self-Joins</w:t>
+      </w:r>
+      <w:r>
+        <w:rPr>
+          <w:b/>
+          <w:bCs/>
+          <w:color w:val="000000" w:themeColor="text1"/>
+          <w:u w:val="single"/>
+        </w:rPr>
         <w:t>:</w:t>
       </w:r>
     </w:p>
@@ -5174,264 +8995,347 @@
           <w:sz w:val="22"/>
           <w:szCs w:val="22"/>
         </w:rPr>
-        <w:t>We can also use sub queries to filter data. But this will be covered later. In the book</w:t>
-      </w:r>
-    </w:p>
-    <w:p>
-      <w:pPr>
-        <w:rPr>
-          <w:color w:val="000000" w:themeColor="text1"/>
-          <w:sz w:val="22"/>
-          <w:szCs w:val="22"/>
-        </w:rPr>
-      </w:pPr>
-    </w:p>
-    <w:p>
-      <w:pPr>
-        <w:rPr>
-          <w:b/>
-          <w:bCs/>
-          <w:color w:val="000000" w:themeColor="text1"/>
-          <w:sz w:val="22"/>
-          <w:szCs w:val="22"/>
-        </w:rPr>
-      </w:pPr>
-      <w:r>
-        <w:rPr>
-          <w:b/>
-          <w:bCs/>
-          <w:color w:val="000000" w:themeColor="text1"/>
-          <w:sz w:val="22"/>
-          <w:szCs w:val="22"/>
-        </w:rPr>
-        <w:t>NOT IN works the same as IN as logic but the opposite when it comes to the result.</w:t>
-      </w:r>
-    </w:p>
-    <w:p>
-      <w:pPr>
-        <w:rPr>
-          <w:b/>
-          <w:bCs/>
-          <w:color w:val="000000" w:themeColor="text1"/>
-          <w:sz w:val="22"/>
-          <w:szCs w:val="22"/>
-        </w:rPr>
-      </w:pPr>
-    </w:p>
-    <w:p>
-      <w:pPr>
-        <w:rPr>
-          <w:b/>
-          <w:bCs/>
-          <w:color w:val="000000" w:themeColor="text1"/>
-          <w:u w:val="single"/>
-        </w:rPr>
-      </w:pPr>
-      <w:r>
-        <w:rPr>
-          <w:b/>
-          <w:bCs/>
-          <w:color w:val="000000" w:themeColor="text1"/>
-          <w:u w:val="single"/>
-        </w:rPr>
-        <w:t>USING WILDCARDS</w:t>
-      </w:r>
-      <w:r>
-        <w:rPr>
-          <w:b/>
-          <w:bCs/>
-          <w:color w:val="000000" w:themeColor="text1"/>
-          <w:u w:val="single"/>
-        </w:rPr>
-        <w:t>:</w:t>
-      </w:r>
-    </w:p>
-    <w:p>
-      <w:pPr>
-        <w:rPr>
-          <w:color w:val="000000" w:themeColor="text1"/>
-          <w:sz w:val="22"/>
-          <w:szCs w:val="22"/>
-        </w:rPr>
-      </w:pPr>
-      <w:r>
-        <w:rPr>
-          <w:color w:val="000000" w:themeColor="text1"/>
-          <w:sz w:val="22"/>
-          <w:szCs w:val="22"/>
-        </w:rPr>
-        <w:t>Using the keyword Like “something” we can use expressions to find and compare columns, like regex in java. %means any amount of numbers and _ means exactly one character</w:t>
-      </w:r>
-    </w:p>
-    <w:p>
-      <w:pPr>
-        <w:rPr>
-          <w:b/>
-          <w:bCs/>
-          <w:color w:val="4472C4" w:themeColor="accent1"/>
-        </w:rPr>
-      </w:pPr>
-      <w:r>
-        <w:rPr>
-          <w:b/>
-          <w:bCs/>
-          <w:color w:val="4472C4" w:themeColor="accent1"/>
-        </w:rPr>
-        <w:t xml:space="preserve">SELECT last_name, first_name </w:t>
-      </w:r>
-    </w:p>
-    <w:p>
-      <w:pPr>
-        <w:rPr>
-          <w:b/>
-          <w:bCs/>
-          <w:color w:val="4472C4" w:themeColor="accent1"/>
-        </w:rPr>
-      </w:pPr>
-      <w:r>
-        <w:rPr>
-          <w:b/>
-          <w:bCs/>
-          <w:color w:val="4472C4" w:themeColor="accent1"/>
-        </w:rPr>
-        <w:t>FROM custome</w:t>
-      </w:r>
-    </w:p>
-    <w:p>
-      <w:pPr>
-        <w:rPr>
-          <w:b/>
-          <w:bCs/>
-          <w:color w:val="4472C4" w:themeColor="accent1"/>
-        </w:rPr>
-      </w:pPr>
-      <w:r>
-        <w:rPr>
-          <w:b/>
-          <w:bCs/>
-          <w:color w:val="4472C4" w:themeColor="accent1"/>
-        </w:rPr>
-        <w:t>WHERE last_name LIKE '_A_T%S';</w:t>
-      </w:r>
-    </w:p>
-    <w:p>
-      <w:pPr>
-        <w:rPr>
-          <w:color w:val="000000" w:themeColor="text1"/>
-          <w:sz w:val="22"/>
-          <w:szCs w:val="22"/>
-        </w:rPr>
-      </w:pPr>
-    </w:p>
-    <w:p>
-      <w:pPr>
-        <w:rPr>
-          <w:b/>
-          <w:bCs/>
-          <w:color w:val="000000" w:themeColor="text1"/>
-          <w:u w:val="single"/>
-        </w:rPr>
-      </w:pPr>
-      <w:r>
-        <w:rPr>
-          <w:b/>
-          <w:bCs/>
-          <w:color w:val="000000" w:themeColor="text1"/>
-          <w:u w:val="single"/>
-        </w:rPr>
-        <w:t>Null: That Four-Letter Word</w:t>
-      </w:r>
-      <w:r>
-        <w:rPr>
-          <w:b/>
-          <w:bCs/>
-          <w:color w:val="000000" w:themeColor="text1"/>
-          <w:u w:val="single"/>
-        </w:rPr>
-        <w:t>:</w:t>
-      </w:r>
-    </w:p>
-    <w:p>
-      <w:pPr>
-        <w:rPr>
-          <w:b/>
-          <w:bCs/>
-          <w:color w:val="000000" w:themeColor="text1"/>
-        </w:rPr>
-      </w:pPr>
-      <w:r>
-        <w:rPr>
-          <w:b/>
-          <w:bCs/>
-          <w:color w:val="000000" w:themeColor="text1"/>
-        </w:rPr>
-        <w:t xml:space="preserve">Cases where null is valid: </w:t>
-      </w:r>
-    </w:p>
-    <w:p>
-      <w:pPr>
-        <w:rPr>
-          <w:color w:val="000000" w:themeColor="text1"/>
-        </w:rPr>
-      </w:pPr>
-      <w:r>
-        <w:rPr>
-          <w:color w:val="000000" w:themeColor="text1"/>
-        </w:rPr>
-        <w:t xml:space="preserve">Not applicable Such as the employee ID column for a transaction that took place at an ATM machine </w:t>
-      </w:r>
-    </w:p>
-    <w:p>
-      <w:pPr>
-        <w:rPr>
-          <w:color w:val="000000" w:themeColor="text1"/>
-        </w:rPr>
-      </w:pPr>
-      <w:r>
-        <w:rPr>
-          <w:color w:val="000000" w:themeColor="text1"/>
-        </w:rPr>
-        <w:t xml:space="preserve">Value not yet known Such as when the federal ID is not known at the time a customer row is created </w:t>
-      </w:r>
-    </w:p>
-    <w:p>
-      <w:pPr>
-        <w:rPr>
-          <w:color w:val="000000" w:themeColor="text1"/>
-        </w:rPr>
-      </w:pPr>
-      <w:r>
-        <w:rPr>
-          <w:color w:val="000000" w:themeColor="text1"/>
-        </w:rPr>
-        <w:t>Value undefined Such as when an account is created for a product that has not yet been added to the database</w:t>
-      </w:r>
-    </w:p>
-    <w:p>
-      <w:pPr>
-        <w:rPr>
-          <w:color w:val="000000" w:themeColor="text1"/>
-        </w:rPr>
-      </w:pPr>
-      <w:r>
-        <w:rPr>
-          <w:color w:val="000000" w:themeColor="text1"/>
-        </w:rPr>
-        <w:t>When working with null, you should remember: An expression can be null, but it can never equal null. Two nulls are never equal to each other.</w:t>
-      </w:r>
-    </w:p>
-    <w:p>
-      <w:pPr>
-        <w:rPr>
-          <w:color w:val="000000" w:themeColor="text1"/>
-        </w:rPr>
-      </w:pPr>
-      <w:r>
-        <w:rPr>
-          <w:color w:val="000000" w:themeColor="text1"/>
-        </w:rPr>
-        <w:t>So when writing a code you can not write = null we should write is null</w:t>
-      </w:r>
+        <w:t xml:space="preserve">A </w:t>
+      </w:r>
+      <w:proofErr w:type="spellStart"/>
+      <w:r>
+        <w:rPr>
+          <w:color w:val="000000" w:themeColor="text1"/>
+          <w:sz w:val="22"/>
+          <w:szCs w:val="22"/>
+        </w:rPr>
+        <w:t>self join</w:t>
+      </w:r>
+      <w:proofErr w:type="spellEnd"/>
+      <w:r>
+        <w:rPr>
+          <w:color w:val="000000" w:themeColor="text1"/>
+          <w:sz w:val="22"/>
+          <w:szCs w:val="22"/>
+        </w:rPr>
+        <w:t xml:space="preserve"> is when you join a table to itself.</w:t>
+      </w:r>
+    </w:p>
+    <w:p>
+      <w:pPr>
+        <w:rPr>
+          <w:color w:val="000000" w:themeColor="text1"/>
+          <w:sz w:val="22"/>
+          <w:szCs w:val="22"/>
+        </w:rPr>
+      </w:pPr>
+      <w:proofErr w:type="gramStart"/>
+      <w:r>
+        <w:rPr>
+          <w:color w:val="000000" w:themeColor="text1"/>
+          <w:sz w:val="22"/>
+          <w:szCs w:val="22"/>
+        </w:rPr>
+        <w:t>Why?:</w:t>
+      </w:r>
+      <w:proofErr w:type="gramEnd"/>
+      <w:r>
+        <w:rPr>
+          <w:color w:val="000000" w:themeColor="text1"/>
+          <w:sz w:val="22"/>
+          <w:szCs w:val="22"/>
+        </w:rPr>
+        <w:t xml:space="preserve"> cause the table has a column that has a relationship to </w:t>
+      </w:r>
+      <w:proofErr w:type="spellStart"/>
+      <w:r>
+        <w:rPr>
+          <w:color w:val="000000" w:themeColor="text1"/>
+          <w:sz w:val="22"/>
+          <w:szCs w:val="22"/>
+        </w:rPr>
+        <w:t>it self</w:t>
+      </w:r>
+      <w:proofErr w:type="spellEnd"/>
+      <w:r>
+        <w:rPr>
+          <w:color w:val="000000" w:themeColor="text1"/>
+          <w:sz w:val="22"/>
+          <w:szCs w:val="22"/>
+        </w:rPr>
+        <w:t xml:space="preserve">. In other words: </w:t>
+      </w:r>
+      <w:r>
+        <w:rPr>
+          <w:color w:val="000000" w:themeColor="text1"/>
+          <w:sz w:val="22"/>
+          <w:szCs w:val="22"/>
+        </w:rPr>
+        <w:t>The relationship you want to query exists inside the same table</w:t>
+      </w:r>
+      <w:r>
+        <w:rPr>
+          <w:color w:val="000000" w:themeColor="text1"/>
+          <w:sz w:val="22"/>
+          <w:szCs w:val="22"/>
+        </w:rPr>
+        <w:t>.</w:t>
+      </w:r>
+    </w:p>
+    <w:p>
+      <w:pPr>
+        <w:rPr>
+          <w:color w:val="000000" w:themeColor="text1"/>
+          <w:sz w:val="22"/>
+          <w:szCs w:val="22"/>
+        </w:rPr>
+      </w:pPr>
+    </w:p>
+    <w:p>
+      <w:pPr>
+        <w:rPr>
+          <w:b/>
+          <w:bCs/>
+          <w:color w:val="000000" w:themeColor="text1"/>
+          <w:sz w:val="22"/>
+          <w:szCs w:val="22"/>
+        </w:rPr>
+      </w:pPr>
+      <w:r>
+        <w:rPr>
+          <w:b/>
+          <w:bCs/>
+          <w:color w:val="000000" w:themeColor="text1"/>
+          <w:sz w:val="22"/>
+          <w:szCs w:val="22"/>
+        </w:rPr>
+        <w:t>The problem</w:t>
+      </w:r>
+    </w:p>
+    <w:p>
+      <w:pPr>
+        <w:rPr>
+          <w:color w:val="000000" w:themeColor="text1"/>
+          <w:sz w:val="22"/>
+          <w:szCs w:val="22"/>
+        </w:rPr>
+      </w:pPr>
+      <w:r>
+        <w:rPr>
+          <w:color w:val="000000" w:themeColor="text1"/>
+          <w:sz w:val="22"/>
+          <w:szCs w:val="22"/>
+        </w:rPr>
+        <w:t>“Show each employee and their manager’s name”</w:t>
+      </w:r>
+    </w:p>
+    <w:p>
+      <w:pPr>
+        <w:rPr>
+          <w:color w:val="000000" w:themeColor="text1"/>
+          <w:sz w:val="22"/>
+          <w:szCs w:val="22"/>
+        </w:rPr>
+      </w:pPr>
+      <w:r>
+        <w:rPr>
+          <w:color w:val="000000" w:themeColor="text1"/>
+          <w:sz w:val="22"/>
+          <w:szCs w:val="22"/>
+        </w:rPr>
+        <w:t>But:</w:t>
+      </w:r>
+    </w:p>
+    <w:p>
+      <w:pPr>
+        <w:numPr>
+          <w:ilvl w:val="0"/>
+          <w:numId w:val="8"/>
+        </w:numPr>
+        <w:rPr>
+          <w:color w:val="000000" w:themeColor="text1"/>
+          <w:sz w:val="22"/>
+          <w:szCs w:val="22"/>
+        </w:rPr>
+      </w:pPr>
+      <w:r>
+        <w:rPr>
+          <w:color w:val="000000" w:themeColor="text1"/>
+          <w:sz w:val="22"/>
+          <w:szCs w:val="22"/>
+        </w:rPr>
+        <w:t xml:space="preserve">Both employee and manager are in the </w:t>
+      </w:r>
+      <w:r>
+        <w:rPr>
+          <w:b/>
+          <w:bCs/>
+          <w:color w:val="000000" w:themeColor="text1"/>
+          <w:sz w:val="22"/>
+          <w:szCs w:val="22"/>
+        </w:rPr>
+        <w:t>same table</w:t>
+      </w:r>
+    </w:p>
+    <w:p>
+      <w:pPr>
+        <w:rPr>
+          <w:color w:val="000000" w:themeColor="text1"/>
+          <w:sz w:val="22"/>
+          <w:szCs w:val="22"/>
+        </w:rPr>
+      </w:pPr>
+      <w:r>
+        <w:rPr>
+          <w:color w:val="000000" w:themeColor="text1"/>
+          <w:sz w:val="22"/>
+          <w:szCs w:val="22"/>
+        </w:rPr>
+        <w:t xml:space="preserve">Example:  </w:t>
+      </w:r>
+    </w:p>
+    <w:p>
+      <w:pPr>
+        <w:rPr>
+          <w:b/>
+          <w:bCs/>
+          <w:color w:val="4472C4" w:themeColor="accent1"/>
+        </w:rPr>
+      </w:pPr>
+      <w:r>
+        <w:rPr>
+          <w:b/>
+          <w:bCs/>
+          <w:color w:val="4472C4" w:themeColor="accent1"/>
+        </w:rPr>
+        <w:t xml:space="preserve">SELECT </w:t>
+      </w:r>
+    </w:p>
+    <w:p>
+      <w:pPr>
+        <w:rPr>
+          <w:b/>
+          <w:bCs/>
+          <w:color w:val="4472C4" w:themeColor="accent1"/>
+        </w:rPr>
+      </w:pPr>
+      <w:r>
+        <w:rPr>
+          <w:b/>
+          <w:bCs/>
+          <w:color w:val="4472C4" w:themeColor="accent1"/>
+        </w:rPr>
+        <w:t>e.name AS employee,</w:t>
+      </w:r>
+    </w:p>
+    <w:p>
+      <w:pPr>
+        <w:rPr>
+          <w:b/>
+          <w:bCs/>
+          <w:color w:val="4472C4" w:themeColor="accent1"/>
+        </w:rPr>
+      </w:pPr>
+      <w:r>
+        <w:rPr>
+          <w:b/>
+          <w:bCs/>
+          <w:color w:val="4472C4" w:themeColor="accent1"/>
+        </w:rPr>
+        <w:t>m.name AS manager</w:t>
+      </w:r>
+    </w:p>
+    <w:p>
+      <w:pPr>
+        <w:rPr>
+          <w:b/>
+          <w:bCs/>
+          <w:color w:val="4472C4" w:themeColor="accent1"/>
+        </w:rPr>
+      </w:pPr>
+      <w:r>
+        <w:rPr>
+          <w:b/>
+          <w:bCs/>
+          <w:color w:val="4472C4" w:themeColor="accent1"/>
+        </w:rPr>
+        <w:t>FROM employees e</w:t>
+      </w:r>
+    </w:p>
+    <w:p>
+      <w:pPr>
+        <w:rPr>
+          <w:b/>
+          <w:bCs/>
+          <w:color w:val="4472C4" w:themeColor="accent1"/>
+        </w:rPr>
+      </w:pPr>
+      <w:r>
+        <w:rPr>
+          <w:b/>
+          <w:bCs/>
+          <w:color w:val="4472C4" w:themeColor="accent1"/>
+        </w:rPr>
+        <w:t>JOIN employees m</w:t>
+      </w:r>
+    </w:p>
+    <w:p>
+      <w:pPr>
+        <w:rPr>
+          <w:b/>
+          <w:bCs/>
+          <w:color w:val="4472C4" w:themeColor="accent1"/>
+        </w:rPr>
+      </w:pPr>
+      <w:r>
+        <w:rPr>
+          <w:b/>
+          <w:bCs/>
+          <w:color w:val="4472C4" w:themeColor="accent1"/>
+        </w:rPr>
+        <w:t xml:space="preserve">ON </w:t>
+      </w:r>
+      <w:proofErr w:type="spellStart"/>
+      <w:proofErr w:type="gramStart"/>
+      <w:r>
+        <w:rPr>
+          <w:b/>
+          <w:bCs/>
+          <w:color w:val="4472C4" w:themeColor="accent1"/>
+        </w:rPr>
+        <w:t>e.manager</w:t>
+      </w:r>
+      <w:proofErr w:type="gramEnd"/>
+      <w:r>
+        <w:rPr>
+          <w:b/>
+          <w:bCs/>
+          <w:color w:val="4472C4" w:themeColor="accent1"/>
+        </w:rPr>
+        <w:t>_id</w:t>
+      </w:r>
+      <w:proofErr w:type="spellEnd"/>
+      <w:r>
+        <w:rPr>
+          <w:b/>
+          <w:bCs/>
+          <w:color w:val="4472C4" w:themeColor="accent1"/>
+        </w:rPr>
+        <w:t xml:space="preserve"> = m.id;</w:t>
+      </w:r>
+    </w:p>
+    <w:p>
+      <w:pPr>
+        <w:rPr>
+          <w:b/>
+          <w:bCs/>
+          <w:color w:val="4472C4" w:themeColor="accent1"/>
+        </w:rPr>
+      </w:pPr>
+    </w:p>
+    <w:p>
+      <w:pPr>
+        <w:rPr>
+          <w:color w:val="000000" w:themeColor="text1"/>
+          <w:sz w:val="22"/>
+          <w:szCs w:val="22"/>
+        </w:rPr>
+      </w:pPr>
     </w:p>
     <w:sectPr>
       <w:pgSz w:w="12240" w:h="15840"/>
@@ -5595,9 +9499,9 @@
     </w:lvl>
   </w:abstractNum>
   <w:abstractNum w:abstractNumId="1" w15:restartNumberingAfterBreak="0">
-    <w:nsid w:val="220A06F4"/>
+    <w:nsid w:val="1D737A86"/>
     <w:multiLevelType w:val="multilevel"/>
-    <w:tmpl w:val="D0562494"/>
+    <w:tmpl w:val="7FA8F896"/>
     <w:lvl w:ilvl="0">
       <w:start w:val="1"/>
       <w:numFmt w:val="bullet"/>
@@ -5744,9 +9648,9 @@
     </w:lvl>
   </w:abstractNum>
   <w:abstractNum w:abstractNumId="2" w15:restartNumberingAfterBreak="0">
-    <w:nsid w:val="24976D26"/>
+    <w:nsid w:val="220A06F4"/>
     <w:multiLevelType w:val="multilevel"/>
-    <w:tmpl w:val="56906D2A"/>
+    <w:tmpl w:val="D0562494"/>
     <w:lvl w:ilvl="0">
       <w:start w:val="1"/>
       <w:numFmt w:val="bullet"/>
@@ -5893,9 +9797,9 @@
     </w:lvl>
   </w:abstractNum>
   <w:abstractNum w:abstractNumId="3" w15:restartNumberingAfterBreak="0">
-    <w:nsid w:val="289C2E11"/>
+    <w:nsid w:val="24976D26"/>
     <w:multiLevelType w:val="multilevel"/>
-    <w:tmpl w:val="05CA7CBA"/>
+    <w:tmpl w:val="56906D2A"/>
     <w:lvl w:ilvl="0">
       <w:start w:val="1"/>
       <w:numFmt w:val="bullet"/>
@@ -5903,9 +9807,9 @@
       <w:lvlJc w:val="left"/>
       <w:pPr>
         <w:tabs>
-          <w:tab w:val="num" w:pos="1080"/>
+          <w:tab w:val="num" w:pos="720"/>
         </w:tabs>
-        <w:ind w:left="1080" w:hanging="360"/>
+        <w:ind w:left="720" w:hanging="360"/>
       </w:pPr>
       <w:rPr>
         <w:rFonts w:ascii="Symbol" w:hAnsi="Symbol" w:hint="default"/>
@@ -5919,9 +9823,9 @@
       <w:lvlJc w:val="left"/>
       <w:pPr>
         <w:tabs>
-          <w:tab w:val="num" w:pos="1800"/>
+          <w:tab w:val="num" w:pos="1440"/>
         </w:tabs>
-        <w:ind w:left="1800" w:hanging="360"/>
+        <w:ind w:left="1440" w:hanging="360"/>
       </w:pPr>
       <w:rPr>
         <w:rFonts w:ascii="Courier New" w:hAnsi="Courier New" w:hint="default"/>
@@ -5935,9 +9839,9 @@
       <w:lvlJc w:val="left"/>
       <w:pPr>
         <w:tabs>
-          <w:tab w:val="num" w:pos="2520"/>
+          <w:tab w:val="num" w:pos="2160"/>
         </w:tabs>
-        <w:ind w:left="2520" w:hanging="360"/>
+        <w:ind w:left="2160" w:hanging="360"/>
       </w:pPr>
       <w:rPr>
         <w:rFonts w:ascii="Wingdings" w:hAnsi="Wingdings" w:hint="default"/>
@@ -5951,9 +9855,9 @@
       <w:lvlJc w:val="left"/>
       <w:pPr>
         <w:tabs>
-          <w:tab w:val="num" w:pos="3240"/>
+          <w:tab w:val="num" w:pos="2880"/>
         </w:tabs>
-        <w:ind w:left="3240" w:hanging="360"/>
+        <w:ind w:left="2880" w:hanging="360"/>
       </w:pPr>
       <w:rPr>
         <w:rFonts w:ascii="Wingdings" w:hAnsi="Wingdings" w:hint="default"/>
@@ -5967,9 +9871,9 @@
       <w:lvlJc w:val="left"/>
       <w:pPr>
         <w:tabs>
-          <w:tab w:val="num" w:pos="3960"/>
+          <w:tab w:val="num" w:pos="3600"/>
         </w:tabs>
-        <w:ind w:left="3960" w:hanging="360"/>
+        <w:ind w:left="3600" w:hanging="360"/>
       </w:pPr>
       <w:rPr>
         <w:rFonts w:ascii="Wingdings" w:hAnsi="Wingdings" w:hint="default"/>
@@ -5983,9 +9887,9 @@
       <w:lvlJc w:val="left"/>
       <w:pPr>
         <w:tabs>
-          <w:tab w:val="num" w:pos="4680"/>
+          <w:tab w:val="num" w:pos="4320"/>
         </w:tabs>
-        <w:ind w:left="4680" w:hanging="360"/>
+        <w:ind w:left="4320" w:hanging="360"/>
       </w:pPr>
       <w:rPr>
         <w:rFonts w:ascii="Wingdings" w:hAnsi="Wingdings" w:hint="default"/>
@@ -5999,9 +9903,9 @@
       <w:lvlJc w:val="left"/>
       <w:pPr>
         <w:tabs>
-          <w:tab w:val="num" w:pos="5400"/>
+          <w:tab w:val="num" w:pos="5040"/>
         </w:tabs>
-        <w:ind w:left="5400" w:hanging="360"/>
+        <w:ind w:left="5040" w:hanging="360"/>
       </w:pPr>
       <w:rPr>
         <w:rFonts w:ascii="Wingdings" w:hAnsi="Wingdings" w:hint="default"/>
@@ -6015,9 +9919,9 @@
       <w:lvlJc w:val="left"/>
       <w:pPr>
         <w:tabs>
-          <w:tab w:val="num" w:pos="6120"/>
+          <w:tab w:val="num" w:pos="5760"/>
         </w:tabs>
-        <w:ind w:left="6120" w:hanging="360"/>
+        <w:ind w:left="5760" w:hanging="360"/>
       </w:pPr>
       <w:rPr>
         <w:rFonts w:ascii="Wingdings" w:hAnsi="Wingdings" w:hint="default"/>
@@ -6031,9 +9935,9 @@
       <w:lvlJc w:val="left"/>
       <w:pPr>
         <w:tabs>
-          <w:tab w:val="num" w:pos="6840"/>
+          <w:tab w:val="num" w:pos="6480"/>
         </w:tabs>
-        <w:ind w:left="6840" w:hanging="360"/>
+        <w:ind w:left="6480" w:hanging="360"/>
       </w:pPr>
       <w:rPr>
         <w:rFonts w:ascii="Wingdings" w:hAnsi="Wingdings" w:hint="default"/>
@@ -6042,9 +9946,9 @@
     </w:lvl>
   </w:abstractNum>
   <w:abstractNum w:abstractNumId="4" w15:restartNumberingAfterBreak="0">
-    <w:nsid w:val="328006B1"/>
+    <w:nsid w:val="289C2E11"/>
     <w:multiLevelType w:val="multilevel"/>
-    <w:tmpl w:val="E1EEF1D4"/>
+    <w:tmpl w:val="05CA7CBA"/>
     <w:lvl w:ilvl="0">
       <w:start w:val="1"/>
       <w:numFmt w:val="bullet"/>
@@ -6191,9 +10095,9 @@
     </w:lvl>
   </w:abstractNum>
   <w:abstractNum w:abstractNumId="5" w15:restartNumberingAfterBreak="0">
-    <w:nsid w:val="5B4A6A4A"/>
+    <w:nsid w:val="328006B1"/>
     <w:multiLevelType w:val="multilevel"/>
-    <w:tmpl w:val="A9D4DE0C"/>
+    <w:tmpl w:val="E1EEF1D4"/>
     <w:lvl w:ilvl="0">
       <w:start w:val="1"/>
       <w:numFmt w:val="bullet"/>
@@ -6201,9 +10105,9 @@
       <w:lvlJc w:val="left"/>
       <w:pPr>
         <w:tabs>
-          <w:tab w:val="num" w:pos="720"/>
+          <w:tab w:val="num" w:pos="1080"/>
         </w:tabs>
-        <w:ind w:left="720" w:hanging="360"/>
+        <w:ind w:left="1080" w:hanging="360"/>
       </w:pPr>
       <w:rPr>
         <w:rFonts w:ascii="Symbol" w:hAnsi="Symbol" w:hint="default"/>
@@ -6217,9 +10121,9 @@
       <w:lvlJc w:val="left"/>
       <w:pPr>
         <w:tabs>
-          <w:tab w:val="num" w:pos="1440"/>
+          <w:tab w:val="num" w:pos="1800"/>
         </w:tabs>
-        <w:ind w:left="1440" w:hanging="360"/>
+        <w:ind w:left="1800" w:hanging="360"/>
       </w:pPr>
       <w:rPr>
         <w:rFonts w:ascii="Courier New" w:hAnsi="Courier New" w:hint="default"/>
@@ -6233,9 +10137,9 @@
       <w:lvlJc w:val="left"/>
       <w:pPr>
         <w:tabs>
-          <w:tab w:val="num" w:pos="2160"/>
+          <w:tab w:val="num" w:pos="2520"/>
         </w:tabs>
-        <w:ind w:left="2160" w:hanging="360"/>
+        <w:ind w:left="2520" w:hanging="360"/>
       </w:pPr>
       <w:rPr>
         <w:rFonts w:ascii="Wingdings" w:hAnsi="Wingdings" w:hint="default"/>
@@ -6249,9 +10153,9 @@
       <w:lvlJc w:val="left"/>
       <w:pPr>
         <w:tabs>
-          <w:tab w:val="num" w:pos="2880"/>
+          <w:tab w:val="num" w:pos="3240"/>
         </w:tabs>
-        <w:ind w:left="2880" w:hanging="360"/>
+        <w:ind w:left="3240" w:hanging="360"/>
       </w:pPr>
       <w:rPr>
         <w:rFonts w:ascii="Wingdings" w:hAnsi="Wingdings" w:hint="default"/>
@@ -6265,9 +10169,9 @@
       <w:lvlJc w:val="left"/>
       <w:pPr>
         <w:tabs>
-          <w:tab w:val="num" w:pos="3600"/>
+          <w:tab w:val="num" w:pos="3960"/>
         </w:tabs>
-        <w:ind w:left="3600" w:hanging="360"/>
+        <w:ind w:left="3960" w:hanging="360"/>
       </w:pPr>
       <w:rPr>
         <w:rFonts w:ascii="Wingdings" w:hAnsi="Wingdings" w:hint="default"/>
@@ -6281,9 +10185,9 @@
       <w:lvlJc w:val="left"/>
       <w:pPr>
         <w:tabs>
-          <w:tab w:val="num" w:pos="4320"/>
+          <w:tab w:val="num" w:pos="4680"/>
         </w:tabs>
-        <w:ind w:left="4320" w:hanging="360"/>
+        <w:ind w:left="4680" w:hanging="360"/>
       </w:pPr>
       <w:rPr>
         <w:rFonts w:ascii="Wingdings" w:hAnsi="Wingdings" w:hint="default"/>
@@ -6297,9 +10201,9 @@
       <w:lvlJc w:val="left"/>
       <w:pPr>
         <w:tabs>
-          <w:tab w:val="num" w:pos="5040"/>
+          <w:tab w:val="num" w:pos="5400"/>
         </w:tabs>
-        <w:ind w:left="5040" w:hanging="360"/>
+        <w:ind w:left="5400" w:hanging="360"/>
       </w:pPr>
       <w:rPr>
         <w:rFonts w:ascii="Wingdings" w:hAnsi="Wingdings" w:hint="default"/>
@@ -6313,9 +10217,9 @@
       <w:lvlJc w:val="left"/>
       <w:pPr>
         <w:tabs>
-          <w:tab w:val="num" w:pos="5760"/>
+          <w:tab w:val="num" w:pos="6120"/>
         </w:tabs>
-        <w:ind w:left="5760" w:hanging="360"/>
+        <w:ind w:left="6120" w:hanging="360"/>
       </w:pPr>
       <w:rPr>
         <w:rFonts w:ascii="Wingdings" w:hAnsi="Wingdings" w:hint="default"/>
@@ -6329,9 +10233,9 @@
       <w:lvlJc w:val="left"/>
       <w:pPr>
         <w:tabs>
-          <w:tab w:val="num" w:pos="6480"/>
+          <w:tab w:val="num" w:pos="6840"/>
         </w:tabs>
-        <w:ind w:left="6480" w:hanging="360"/>
+        <w:ind w:left="6840" w:hanging="360"/>
       </w:pPr>
       <w:rPr>
         <w:rFonts w:ascii="Wingdings" w:hAnsi="Wingdings" w:hint="default"/>
@@ -6340,9 +10244,9 @@
     </w:lvl>
   </w:abstractNum>
   <w:abstractNum w:abstractNumId="6" w15:restartNumberingAfterBreak="0">
-    <w:nsid w:val="7E5F4981"/>
+    <w:nsid w:val="5B4A6A4A"/>
     <w:multiLevelType w:val="multilevel"/>
-    <w:tmpl w:val="5E623D26"/>
+    <w:tmpl w:val="A9D4DE0C"/>
     <w:lvl w:ilvl="0">
       <w:start w:val="1"/>
       <w:numFmt w:val="bullet"/>
@@ -6488,26 +10392,178 @@
       </w:rPr>
     </w:lvl>
   </w:abstractNum>
+  <w:abstractNum w:abstractNumId="7" w15:restartNumberingAfterBreak="0">
+    <w:nsid w:val="7E5F4981"/>
+    <w:multiLevelType w:val="multilevel"/>
+    <w:tmpl w:val="5E623D26"/>
+    <w:lvl w:ilvl="0">
+      <w:start w:val="1"/>
+      <w:numFmt w:val="bullet"/>
+      <w:lvlText w:val=""/>
+      <w:lvlJc w:val="left"/>
+      <w:pPr>
+        <w:tabs>
+          <w:tab w:val="num" w:pos="720"/>
+        </w:tabs>
+        <w:ind w:left="720" w:hanging="360"/>
+      </w:pPr>
+      <w:rPr>
+        <w:rFonts w:ascii="Symbol" w:hAnsi="Symbol" w:hint="default"/>
+        <w:sz w:val="20"/>
+      </w:rPr>
+    </w:lvl>
+    <w:lvl w:ilvl="1" w:tentative="1">
+      <w:start w:val="1"/>
+      <w:numFmt w:val="bullet"/>
+      <w:lvlText w:val="o"/>
+      <w:lvlJc w:val="left"/>
+      <w:pPr>
+        <w:tabs>
+          <w:tab w:val="num" w:pos="1440"/>
+        </w:tabs>
+        <w:ind w:left="1440" w:hanging="360"/>
+      </w:pPr>
+      <w:rPr>
+        <w:rFonts w:ascii="Courier New" w:hAnsi="Courier New" w:hint="default"/>
+        <w:sz w:val="20"/>
+      </w:rPr>
+    </w:lvl>
+    <w:lvl w:ilvl="2" w:tentative="1">
+      <w:start w:val="1"/>
+      <w:numFmt w:val="bullet"/>
+      <w:lvlText w:val=""/>
+      <w:lvlJc w:val="left"/>
+      <w:pPr>
+        <w:tabs>
+          <w:tab w:val="num" w:pos="2160"/>
+        </w:tabs>
+        <w:ind w:left="2160" w:hanging="360"/>
+      </w:pPr>
+      <w:rPr>
+        <w:rFonts w:ascii="Wingdings" w:hAnsi="Wingdings" w:hint="default"/>
+        <w:sz w:val="20"/>
+      </w:rPr>
+    </w:lvl>
+    <w:lvl w:ilvl="3" w:tentative="1">
+      <w:start w:val="1"/>
+      <w:numFmt w:val="bullet"/>
+      <w:lvlText w:val=""/>
+      <w:lvlJc w:val="left"/>
+      <w:pPr>
+        <w:tabs>
+          <w:tab w:val="num" w:pos="2880"/>
+        </w:tabs>
+        <w:ind w:left="2880" w:hanging="360"/>
+      </w:pPr>
+      <w:rPr>
+        <w:rFonts w:ascii="Wingdings" w:hAnsi="Wingdings" w:hint="default"/>
+        <w:sz w:val="20"/>
+      </w:rPr>
+    </w:lvl>
+    <w:lvl w:ilvl="4" w:tentative="1">
+      <w:start w:val="1"/>
+      <w:numFmt w:val="bullet"/>
+      <w:lvlText w:val=""/>
+      <w:lvlJc w:val="left"/>
+      <w:pPr>
+        <w:tabs>
+          <w:tab w:val="num" w:pos="3600"/>
+        </w:tabs>
+        <w:ind w:left="3600" w:hanging="360"/>
+      </w:pPr>
+      <w:rPr>
+        <w:rFonts w:ascii="Wingdings" w:hAnsi="Wingdings" w:hint="default"/>
+        <w:sz w:val="20"/>
+      </w:rPr>
+    </w:lvl>
+    <w:lvl w:ilvl="5" w:tentative="1">
+      <w:start w:val="1"/>
+      <w:numFmt w:val="bullet"/>
+      <w:lvlText w:val=""/>
+      <w:lvlJc w:val="left"/>
+      <w:pPr>
+        <w:tabs>
+          <w:tab w:val="num" w:pos="4320"/>
+        </w:tabs>
+        <w:ind w:left="4320" w:hanging="360"/>
+      </w:pPr>
+      <w:rPr>
+        <w:rFonts w:ascii="Wingdings" w:hAnsi="Wingdings" w:hint="default"/>
+        <w:sz w:val="20"/>
+      </w:rPr>
+    </w:lvl>
+    <w:lvl w:ilvl="6" w:tentative="1">
+      <w:start w:val="1"/>
+      <w:numFmt w:val="bullet"/>
+      <w:lvlText w:val=""/>
+      <w:lvlJc w:val="left"/>
+      <w:pPr>
+        <w:tabs>
+          <w:tab w:val="num" w:pos="5040"/>
+        </w:tabs>
+        <w:ind w:left="5040" w:hanging="360"/>
+      </w:pPr>
+      <w:rPr>
+        <w:rFonts w:ascii="Wingdings" w:hAnsi="Wingdings" w:hint="default"/>
+        <w:sz w:val="20"/>
+      </w:rPr>
+    </w:lvl>
+    <w:lvl w:ilvl="7" w:tentative="1">
+      <w:start w:val="1"/>
+      <w:numFmt w:val="bullet"/>
+      <w:lvlText w:val=""/>
+      <w:lvlJc w:val="left"/>
+      <w:pPr>
+        <w:tabs>
+          <w:tab w:val="num" w:pos="5760"/>
+        </w:tabs>
+        <w:ind w:left="5760" w:hanging="360"/>
+      </w:pPr>
+      <w:rPr>
+        <w:rFonts w:ascii="Wingdings" w:hAnsi="Wingdings" w:hint="default"/>
+        <w:sz w:val="20"/>
+      </w:rPr>
+    </w:lvl>
+    <w:lvl w:ilvl="8" w:tentative="1">
+      <w:start w:val="1"/>
+      <w:numFmt w:val="bullet"/>
+      <w:lvlText w:val=""/>
+      <w:lvlJc w:val="left"/>
+      <w:pPr>
+        <w:tabs>
+          <w:tab w:val="num" w:pos="6480"/>
+        </w:tabs>
+        <w:ind w:left="6480" w:hanging="360"/>
+      </w:pPr>
+      <w:rPr>
+        <w:rFonts w:ascii="Wingdings" w:hAnsi="Wingdings" w:hint="default"/>
+        <w:sz w:val="20"/>
+      </w:rPr>
+    </w:lvl>
+  </w:abstractNum>
   <w:num w:numId="1" w16cid:durableId="853032863">
-    <w:abstractNumId w:val="2"/>
+    <w:abstractNumId w:val="3"/>
   </w:num>
   <w:num w:numId="2" w16cid:durableId="499586329">
     <w:abstractNumId w:val="0"/>
   </w:num>
   <w:num w:numId="3" w16cid:durableId="1360735780">
-    <w:abstractNumId w:val="1"/>
+    <w:abstractNumId w:val="2"/>
   </w:num>
   <w:num w:numId="4" w16cid:durableId="705830649">
+    <w:abstractNumId w:val="7"/>
+  </w:num>
+  <w:num w:numId="5" w16cid:durableId="2025470470">
     <w:abstractNumId w:val="6"/>
   </w:num>
-  <w:num w:numId="5" w16cid:durableId="2025470470">
+  <w:num w:numId="6" w16cid:durableId="848569750">
+    <w:abstractNumId w:val="4"/>
+  </w:num>
+  <w:num w:numId="7" w16cid:durableId="1803037330">
     <w:abstractNumId w:val="5"/>
   </w:num>
-  <w:num w:numId="6" w16cid:durableId="848569750">
-    <w:abstractNumId w:val="3"/>
-  </w:num>
-  <w:num w:numId="7" w16cid:durableId="1803037330">
-    <w:abstractNumId w:val="4"/>
+  <w:num w:numId="8" w16cid:durableId="269434900">
+    <w:abstractNumId w:val="1"/>
   </w:num>
 </w:numbering>
 </file>

--- a/Book notes.docx
+++ b/Book notes.docx
@@ -9317,6 +9317,2205 @@
           <w:color w:val="4472C4" w:themeColor="accent1"/>
         </w:rPr>
         <w:t xml:space="preserve"> = m.id;</w:t>
+      </w:r>
+    </w:p>
+    <w:p>
+      <w:pPr>
+        <w:rPr>
+          <w:b/>
+          <w:bCs/>
+          <w:color w:val="4472C4" w:themeColor="accent1"/>
+        </w:rPr>
+      </w:pPr>
+    </w:p>
+    <w:p>
+      <w:pPr>
+        <w:rPr>
+          <w:b/>
+          <w:bCs/>
+          <w:color w:val="000000" w:themeColor="text1"/>
+          <w:u w:val="single"/>
+        </w:rPr>
+      </w:pPr>
+    </w:p>
+    <w:p>
+      <w:pPr>
+        <w:rPr>
+          <w:b/>
+          <w:bCs/>
+          <w:color w:val="000000" w:themeColor="text1"/>
+          <w:u w:val="single"/>
+        </w:rPr>
+      </w:pPr>
+    </w:p>
+    <w:p>
+      <w:pPr>
+        <w:rPr>
+          <w:b/>
+          <w:bCs/>
+          <w:color w:val="000000" w:themeColor="text1"/>
+          <w:u w:val="single"/>
+        </w:rPr>
+      </w:pPr>
+    </w:p>
+    <w:p>
+      <w:pPr>
+        <w:jc w:val="center"/>
+        <w:rPr>
+          <w:b/>
+          <w:bCs/>
+          <w:color w:val="EE0000"/>
+          <w:sz w:val="32"/>
+          <w:szCs w:val="32"/>
+          <w:u w:val="single"/>
+        </w:rPr>
+      </w:pPr>
+      <w:r>
+        <w:rPr>
+          <w:b/>
+          <w:bCs/>
+          <w:color w:val="EE0000"/>
+          <w:sz w:val="32"/>
+          <w:szCs w:val="32"/>
+          <w:u w:val="single"/>
+        </w:rPr>
+        <w:lastRenderedPageBreak/>
+        <w:t>Chapter 6- Working with sets</w:t>
+      </w:r>
+    </w:p>
+    <w:p>
+      <w:pPr>
+        <w:rPr>
+          <w:color w:val="000000" w:themeColor="text1"/>
+          <w:sz w:val="22"/>
+          <w:szCs w:val="22"/>
+        </w:rPr>
+      </w:pPr>
+      <w:r>
+        <w:rPr>
+          <w:color w:val="000000" w:themeColor="text1"/>
+          <w:sz w:val="22"/>
+          <w:szCs w:val="22"/>
+        </w:rPr>
+        <w:t>As easy as it may sounds, we should be able to use these terms as in set</w:t>
+      </w:r>
+    </w:p>
+    <w:p>
+      <w:pPr>
+        <w:rPr>
+          <w:color w:val="000000" w:themeColor="text1"/>
+          <w:sz w:val="22"/>
+          <w:szCs w:val="22"/>
+        </w:rPr>
+      </w:pPr>
+      <w:r>
+        <w:rPr>
+          <w:color w:val="000000" w:themeColor="text1"/>
+          <w:sz w:val="22"/>
+          <w:szCs w:val="22"/>
+        </w:rPr>
+        <w:t xml:space="preserve">A union B is what in A and </w:t>
+      </w:r>
+      <w:proofErr w:type="spellStart"/>
+      <w:r>
+        <w:rPr>
+          <w:color w:val="000000" w:themeColor="text1"/>
+          <w:sz w:val="22"/>
+          <w:szCs w:val="22"/>
+        </w:rPr>
+        <w:t>whats</w:t>
+      </w:r>
+      <w:proofErr w:type="spellEnd"/>
+      <w:r>
+        <w:rPr>
+          <w:color w:val="000000" w:themeColor="text1"/>
+          <w:sz w:val="22"/>
+          <w:szCs w:val="22"/>
+        </w:rPr>
+        <w:t xml:space="preserve"> in </w:t>
+      </w:r>
+      <w:proofErr w:type="spellStart"/>
+      <w:r>
+        <w:rPr>
+          <w:color w:val="000000" w:themeColor="text1"/>
+          <w:sz w:val="22"/>
+          <w:szCs w:val="22"/>
+        </w:rPr>
+        <w:t>B all</w:t>
+      </w:r>
+      <w:proofErr w:type="spellEnd"/>
+      <w:r>
+        <w:rPr>
+          <w:color w:val="000000" w:themeColor="text1"/>
+          <w:sz w:val="22"/>
+          <w:szCs w:val="22"/>
+        </w:rPr>
+        <w:t xml:space="preserve"> combined</w:t>
+      </w:r>
+    </w:p>
+    <w:p>
+      <w:pPr>
+        <w:rPr>
+          <w:color w:val="000000" w:themeColor="text1"/>
+          <w:sz w:val="22"/>
+          <w:szCs w:val="22"/>
+        </w:rPr>
+      </w:pPr>
+      <w:r>
+        <w:rPr>
+          <w:color w:val="000000" w:themeColor="text1"/>
+          <w:sz w:val="22"/>
+          <w:szCs w:val="22"/>
+        </w:rPr>
+        <w:t xml:space="preserve">A Intersect B is </w:t>
+      </w:r>
+      <w:proofErr w:type="spellStart"/>
+      <w:r>
+        <w:rPr>
+          <w:color w:val="000000" w:themeColor="text1"/>
+          <w:sz w:val="22"/>
+          <w:szCs w:val="22"/>
+        </w:rPr>
+        <w:t>whats</w:t>
+      </w:r>
+      <w:proofErr w:type="spellEnd"/>
+      <w:r>
+        <w:rPr>
+          <w:color w:val="000000" w:themeColor="text1"/>
+          <w:sz w:val="22"/>
+          <w:szCs w:val="22"/>
+        </w:rPr>
+        <w:t xml:space="preserve"> in A and </w:t>
+      </w:r>
+      <w:proofErr w:type="spellStart"/>
+      <w:r>
+        <w:rPr>
+          <w:color w:val="000000" w:themeColor="text1"/>
+          <w:sz w:val="22"/>
+          <w:szCs w:val="22"/>
+        </w:rPr>
+        <w:t>whats</w:t>
+      </w:r>
+      <w:proofErr w:type="spellEnd"/>
+      <w:r>
+        <w:rPr>
+          <w:color w:val="000000" w:themeColor="text1"/>
+          <w:sz w:val="22"/>
+          <w:szCs w:val="22"/>
+        </w:rPr>
+        <w:t xml:space="preserve"> in B as in common</w:t>
+      </w:r>
+    </w:p>
+    <w:p>
+      <w:pPr>
+        <w:rPr>
+          <w:color w:val="000000" w:themeColor="text1"/>
+          <w:sz w:val="22"/>
+          <w:szCs w:val="22"/>
+        </w:rPr>
+      </w:pPr>
+      <w:r>
+        <w:rPr>
+          <w:color w:val="000000" w:themeColor="text1"/>
+          <w:sz w:val="22"/>
+          <w:szCs w:val="22"/>
+        </w:rPr>
+        <w:t xml:space="preserve">A except B its </w:t>
+      </w:r>
+      <w:proofErr w:type="spellStart"/>
+      <w:r>
+        <w:rPr>
+          <w:color w:val="000000" w:themeColor="text1"/>
+          <w:sz w:val="22"/>
+          <w:szCs w:val="22"/>
+        </w:rPr>
+        <w:t>whats</w:t>
+      </w:r>
+      <w:proofErr w:type="spellEnd"/>
+      <w:r>
+        <w:rPr>
+          <w:color w:val="000000" w:themeColor="text1"/>
+          <w:sz w:val="22"/>
+          <w:szCs w:val="22"/>
+        </w:rPr>
+        <w:t xml:space="preserve"> in A and not in B, excluding the intersection between A and B </w:t>
+      </w:r>
+    </w:p>
+    <w:p>
+      <w:pPr>
+        <w:rPr>
+          <w:color w:val="000000" w:themeColor="text1"/>
+          <w:sz w:val="22"/>
+          <w:szCs w:val="22"/>
+        </w:rPr>
+      </w:pPr>
+      <w:r>
+        <w:rPr>
+          <w:color w:val="000000" w:themeColor="text1"/>
+          <w:sz w:val="22"/>
+          <w:szCs w:val="22"/>
+        </w:rPr>
+        <w:t xml:space="preserve">A except B union B except A its </w:t>
+      </w:r>
+      <w:proofErr w:type="spellStart"/>
+      <w:r>
+        <w:rPr>
+          <w:color w:val="000000" w:themeColor="text1"/>
+          <w:sz w:val="22"/>
+          <w:szCs w:val="22"/>
+        </w:rPr>
+        <w:t>whats</w:t>
+      </w:r>
+      <w:proofErr w:type="spellEnd"/>
+      <w:r>
+        <w:rPr>
+          <w:color w:val="000000" w:themeColor="text1"/>
+          <w:sz w:val="22"/>
+          <w:szCs w:val="22"/>
+        </w:rPr>
+        <w:t xml:space="preserve"> unique in A + what unique in B excluding the intersection between them</w:t>
+      </w:r>
+    </w:p>
+    <w:p>
+      <w:pPr>
+        <w:rPr>
+          <w:color w:val="000000" w:themeColor="text1"/>
+          <w:sz w:val="22"/>
+          <w:szCs w:val="22"/>
+        </w:rPr>
+      </w:pPr>
+    </w:p>
+    <w:p>
+      <w:pPr>
+        <w:rPr>
+          <w:b/>
+          <w:bCs/>
+          <w:color w:val="000000" w:themeColor="text1"/>
+          <w:u w:val="single"/>
+        </w:rPr>
+      </w:pPr>
+      <w:r>
+        <w:rPr>
+          <w:b/>
+          <w:bCs/>
+          <w:color w:val="000000" w:themeColor="text1"/>
+          <w:u w:val="single"/>
+        </w:rPr>
+        <w:t>Set Theory in Practice</w:t>
+      </w:r>
+      <w:r>
+        <w:rPr>
+          <w:b/>
+          <w:bCs/>
+          <w:color w:val="000000" w:themeColor="text1"/>
+          <w:u w:val="single"/>
+        </w:rPr>
+        <w:t>:</w:t>
+      </w:r>
+    </w:p>
+    <w:p>
+      <w:pPr>
+        <w:rPr>
+          <w:color w:val="000000" w:themeColor="text1"/>
+          <w:sz w:val="22"/>
+          <w:szCs w:val="22"/>
+        </w:rPr>
+      </w:pPr>
+      <w:r>
+        <w:rPr>
+          <w:color w:val="000000" w:themeColor="text1"/>
+          <w:sz w:val="22"/>
+          <w:szCs w:val="22"/>
+        </w:rPr>
+        <w:t>Therefore, when performing set operations</w:t>
+      </w:r>
+      <w:r>
+        <w:rPr>
+          <w:color w:val="000000" w:themeColor="text1"/>
+          <w:sz w:val="22"/>
+          <w:szCs w:val="22"/>
+        </w:rPr>
+        <w:t xml:space="preserve"> (union, intersect, except)</w:t>
+      </w:r>
+      <w:r>
+        <w:rPr>
+          <w:color w:val="000000" w:themeColor="text1"/>
+          <w:sz w:val="22"/>
+          <w:szCs w:val="22"/>
+        </w:rPr>
+        <w:t xml:space="preserve"> on two data sets, the following guidelines must apply: </w:t>
+      </w:r>
+    </w:p>
+    <w:p>
+      <w:pPr>
+        <w:rPr>
+          <w:color w:val="000000" w:themeColor="text1"/>
+          <w:sz w:val="22"/>
+          <w:szCs w:val="22"/>
+        </w:rPr>
+      </w:pPr>
+      <w:r>
+        <w:rPr>
+          <w:color w:val="000000" w:themeColor="text1"/>
+          <w:sz w:val="22"/>
+          <w:szCs w:val="22"/>
+        </w:rPr>
+        <w:t xml:space="preserve">Both data sets must have the same number of columns. </w:t>
+      </w:r>
+    </w:p>
+    <w:p>
+      <w:pPr>
+        <w:rPr>
+          <w:color w:val="000000" w:themeColor="text1"/>
+          <w:sz w:val="22"/>
+          <w:szCs w:val="22"/>
+        </w:rPr>
+      </w:pPr>
+      <w:r>
+        <w:rPr>
+          <w:color w:val="000000" w:themeColor="text1"/>
+          <w:sz w:val="22"/>
+          <w:szCs w:val="22"/>
+        </w:rPr>
+        <w:t>The data types of each column across the two data sets must be the same (or the server must be able to convert one to the other).</w:t>
+      </w:r>
+    </w:p>
+    <w:p>
+      <w:pPr>
+        <w:rPr>
+          <w:color w:val="000000" w:themeColor="text1"/>
+          <w:sz w:val="22"/>
+          <w:szCs w:val="22"/>
+        </w:rPr>
+      </w:pPr>
+    </w:p>
+    <w:p>
+      <w:pPr>
+        <w:rPr>
+          <w:color w:val="000000" w:themeColor="text1"/>
+          <w:sz w:val="22"/>
+          <w:szCs w:val="22"/>
+        </w:rPr>
+      </w:pPr>
+      <w:r>
+        <w:rPr>
+          <w:color w:val="000000" w:themeColor="text1"/>
+          <w:sz w:val="22"/>
+          <w:szCs w:val="22"/>
+        </w:rPr>
+        <w:t xml:space="preserve">You perform a set operation by placing a set operator between two select statements, as demonstrated by the following: </w:t>
+      </w:r>
+    </w:p>
+    <w:p>
+      <w:pPr>
+        <w:rPr>
+          <w:b/>
+          <w:bCs/>
+          <w:color w:val="4472C4" w:themeColor="accent1"/>
+        </w:rPr>
+      </w:pPr>
+      <w:r>
+        <w:rPr>
+          <w:b/>
+          <w:bCs/>
+          <w:color w:val="4472C4" w:themeColor="accent1"/>
+        </w:rPr>
+        <w:t>SELECT 1 num, '</w:t>
+      </w:r>
+      <w:proofErr w:type="spellStart"/>
+      <w:r>
+        <w:rPr>
+          <w:b/>
+          <w:bCs/>
+          <w:color w:val="4472C4" w:themeColor="accent1"/>
+        </w:rPr>
+        <w:t>abc</w:t>
+      </w:r>
+      <w:proofErr w:type="spellEnd"/>
+      <w:r>
+        <w:rPr>
+          <w:b/>
+          <w:bCs/>
+          <w:color w:val="4472C4" w:themeColor="accent1"/>
+        </w:rPr>
+        <w:t xml:space="preserve">' str </w:t>
+      </w:r>
+    </w:p>
+    <w:p>
+      <w:pPr>
+        <w:rPr>
+          <w:b/>
+          <w:bCs/>
+          <w:color w:val="4472C4" w:themeColor="accent1"/>
+        </w:rPr>
+      </w:pPr>
+      <w:r>
+        <w:rPr>
+          <w:b/>
+          <w:bCs/>
+          <w:color w:val="4472C4" w:themeColor="accent1"/>
+        </w:rPr>
+        <w:t xml:space="preserve">UNION </w:t>
+      </w:r>
+    </w:p>
+    <w:p>
+      <w:pPr>
+        <w:rPr>
+          <w:b/>
+          <w:bCs/>
+          <w:color w:val="4472C4" w:themeColor="accent1"/>
+        </w:rPr>
+      </w:pPr>
+      <w:r>
+        <w:rPr>
+          <w:b/>
+          <w:bCs/>
+          <w:color w:val="4472C4" w:themeColor="accent1"/>
+        </w:rPr>
+        <w:t>SELECT 9 num, '</w:t>
+      </w:r>
+      <w:proofErr w:type="spellStart"/>
+      <w:r>
+        <w:rPr>
+          <w:b/>
+          <w:bCs/>
+          <w:color w:val="4472C4" w:themeColor="accent1"/>
+        </w:rPr>
+        <w:t>xyz</w:t>
+      </w:r>
+      <w:proofErr w:type="spellEnd"/>
+      <w:r>
+        <w:rPr>
+          <w:b/>
+          <w:bCs/>
+          <w:color w:val="4472C4" w:themeColor="accent1"/>
+        </w:rPr>
+        <w:t>' str;</w:t>
+      </w:r>
+    </w:p>
+    <w:p>
+      <w:pPr>
+        <w:rPr>
+          <w:color w:val="000000" w:themeColor="text1"/>
+          <w:sz w:val="22"/>
+          <w:szCs w:val="22"/>
+        </w:rPr>
+      </w:pPr>
+    </w:p>
+    <w:p>
+      <w:pPr>
+        <w:rPr>
+          <w:b/>
+          <w:bCs/>
+          <w:color w:val="000000" w:themeColor="text1"/>
+        </w:rPr>
+      </w:pPr>
+      <w:r>
+        <w:rPr>
+          <w:b/>
+          <w:bCs/>
+          <w:color w:val="000000" w:themeColor="text1"/>
+        </w:rPr>
+        <w:t>compound query</w:t>
+      </w:r>
+      <w:r>
+        <w:rPr>
+          <w:b/>
+          <w:bCs/>
+          <w:color w:val="000000" w:themeColor="text1"/>
+        </w:rPr>
+        <w:t>: Union</w:t>
+      </w:r>
+    </w:p>
+    <w:p>
+      <w:pPr>
+        <w:rPr>
+          <w:color w:val="000000" w:themeColor="text1"/>
+          <w:sz w:val="22"/>
+          <w:szCs w:val="22"/>
+        </w:rPr>
+      </w:pPr>
+      <w:r>
+        <w:rPr>
+          <w:color w:val="000000" w:themeColor="text1"/>
+          <w:sz w:val="22"/>
+          <w:szCs w:val="22"/>
+        </w:rPr>
+        <w:t>it combines all the rows from the 2 select statements</w:t>
+      </w:r>
+    </w:p>
+    <w:p>
+      <w:pPr>
+        <w:rPr>
+          <w:color w:val="000000" w:themeColor="text1"/>
+          <w:sz w:val="22"/>
+          <w:szCs w:val="22"/>
+        </w:rPr>
+      </w:pPr>
+    </w:p>
+    <w:p>
+      <w:pPr>
+        <w:rPr>
+          <w:color w:val="000000" w:themeColor="text1"/>
+          <w:sz w:val="22"/>
+          <w:szCs w:val="22"/>
+        </w:rPr>
+      </w:pPr>
+    </w:p>
+    <w:p>
+      <w:pPr>
+        <w:rPr>
+          <w:color w:val="000000" w:themeColor="text1"/>
+          <w:sz w:val="22"/>
+          <w:szCs w:val="22"/>
+        </w:rPr>
+      </w:pPr>
+    </w:p>
+    <w:p>
+      <w:pPr>
+        <w:rPr>
+          <w:color w:val="000000" w:themeColor="text1"/>
+          <w:sz w:val="22"/>
+          <w:szCs w:val="22"/>
+        </w:rPr>
+      </w:pPr>
+    </w:p>
+    <w:p>
+      <w:pPr>
+        <w:rPr>
+          <w:color w:val="000000" w:themeColor="text1"/>
+          <w:sz w:val="22"/>
+          <w:szCs w:val="22"/>
+        </w:rPr>
+      </w:pPr>
+    </w:p>
+    <w:p>
+      <w:pPr>
+        <w:rPr>
+          <w:b/>
+          <w:bCs/>
+          <w:color w:val="000000" w:themeColor="text1"/>
+          <w:u w:val="single"/>
+        </w:rPr>
+      </w:pPr>
+      <w:r>
+        <w:rPr>
+          <w:b/>
+          <w:bCs/>
+          <w:color w:val="000000" w:themeColor="text1"/>
+          <w:u w:val="single"/>
+        </w:rPr>
+        <w:lastRenderedPageBreak/>
+        <w:t>The intersect Operator</w:t>
+      </w:r>
+      <w:r>
+        <w:rPr>
+          <w:b/>
+          <w:bCs/>
+          <w:color w:val="000000" w:themeColor="text1"/>
+          <w:u w:val="single"/>
+        </w:rPr>
+        <w:t>:</w:t>
+      </w:r>
+    </w:p>
+    <w:p>
+      <w:pPr>
+        <w:rPr>
+          <w:color w:val="000000" w:themeColor="text1"/>
+          <w:sz w:val="22"/>
+          <w:szCs w:val="22"/>
+        </w:rPr>
+      </w:pPr>
+      <w:r>
+        <w:rPr>
+          <w:color w:val="000000" w:themeColor="text1"/>
+          <w:sz w:val="22"/>
+          <w:szCs w:val="22"/>
+        </w:rPr>
+        <w:t>Intersect is used to return data rows that are equal in one or more tables</w:t>
+      </w:r>
+    </w:p>
+    <w:p>
+      <w:pPr>
+        <w:rPr>
+          <w:color w:val="000000" w:themeColor="text1"/>
+          <w:sz w:val="22"/>
+          <w:szCs w:val="22"/>
+        </w:rPr>
+      </w:pPr>
+      <w:proofErr w:type="gramStart"/>
+      <w:r>
+        <w:rPr>
+          <w:color w:val="000000" w:themeColor="text1"/>
+          <w:sz w:val="22"/>
+          <w:szCs w:val="22"/>
+        </w:rPr>
+        <w:t>Unfortunately</w:t>
+      </w:r>
+      <w:proofErr w:type="gramEnd"/>
+      <w:r>
+        <w:rPr>
+          <w:color w:val="000000" w:themeColor="text1"/>
+          <w:sz w:val="22"/>
+          <w:szCs w:val="22"/>
+        </w:rPr>
+        <w:t xml:space="preserve"> the </w:t>
+      </w:r>
+      <w:proofErr w:type="spellStart"/>
+      <w:r>
+        <w:rPr>
+          <w:color w:val="000000" w:themeColor="text1"/>
+          <w:sz w:val="22"/>
+          <w:szCs w:val="22"/>
+        </w:rPr>
+        <w:t>mysql</w:t>
+      </w:r>
+      <w:proofErr w:type="spellEnd"/>
+      <w:r>
+        <w:rPr>
+          <w:color w:val="000000" w:themeColor="text1"/>
+          <w:sz w:val="22"/>
+          <w:szCs w:val="22"/>
+        </w:rPr>
+        <w:t xml:space="preserve"> server does not support the intersect operation so we need to use an inner join instead and it works the same below are 2 examples.</w:t>
+      </w:r>
+    </w:p>
+    <w:p>
+      <w:pPr>
+        <w:rPr>
+          <w:color w:val="000000" w:themeColor="text1"/>
+          <w:sz w:val="22"/>
+          <w:szCs w:val="22"/>
+        </w:rPr>
+      </w:pPr>
+      <w:r>
+        <w:rPr>
+          <w:color w:val="000000" w:themeColor="text1"/>
+          <w:sz w:val="22"/>
+          <w:szCs w:val="22"/>
+        </w:rPr>
+        <w:t xml:space="preserve">We have </w:t>
+      </w:r>
+      <w:proofErr w:type="gramStart"/>
+      <w:r>
+        <w:rPr>
+          <w:color w:val="000000" w:themeColor="text1"/>
+          <w:sz w:val="22"/>
+          <w:szCs w:val="22"/>
+        </w:rPr>
+        <w:t>intersect</w:t>
+      </w:r>
+      <w:proofErr w:type="gramEnd"/>
+      <w:r>
+        <w:rPr>
+          <w:color w:val="000000" w:themeColor="text1"/>
+          <w:sz w:val="22"/>
+          <w:szCs w:val="22"/>
+        </w:rPr>
+        <w:t xml:space="preserve"> and intersect all. Intersect all does not remove duplicates</w:t>
+      </w:r>
+    </w:p>
+    <w:p>
+      <w:pPr>
+        <w:rPr>
+          <w:color w:val="000000" w:themeColor="text1"/>
+          <w:sz w:val="22"/>
+          <w:szCs w:val="22"/>
+        </w:rPr>
+      </w:pPr>
+      <w:r>
+        <w:rPr>
+          <w:color w:val="000000" w:themeColor="text1"/>
+          <w:sz w:val="22"/>
+          <w:szCs w:val="22"/>
+        </w:rPr>
+        <w:t>While the other removes duplicates.</w:t>
+      </w:r>
+    </w:p>
+    <w:p>
+      <w:pPr>
+        <w:rPr>
+          <w:b/>
+          <w:bCs/>
+          <w:color w:val="4472C4" w:themeColor="accent1"/>
+        </w:rPr>
+      </w:pPr>
+      <w:r>
+        <w:rPr>
+          <w:b/>
+          <w:bCs/>
+          <w:color w:val="4472C4" w:themeColor="accent1"/>
+        </w:rPr>
+        <w:t xml:space="preserve">SELECT </w:t>
+      </w:r>
+      <w:proofErr w:type="spellStart"/>
+      <w:proofErr w:type="gramStart"/>
+      <w:r>
+        <w:rPr>
+          <w:b/>
+          <w:bCs/>
+          <w:color w:val="4472C4" w:themeColor="accent1"/>
+        </w:rPr>
+        <w:t>c.first</w:t>
+      </w:r>
+      <w:proofErr w:type="gramEnd"/>
+      <w:r>
+        <w:rPr>
+          <w:b/>
+          <w:bCs/>
+          <w:color w:val="4472C4" w:themeColor="accent1"/>
+        </w:rPr>
+        <w:t>_name</w:t>
+      </w:r>
+      <w:proofErr w:type="spellEnd"/>
+      <w:r>
+        <w:rPr>
+          <w:b/>
+          <w:bCs/>
+          <w:color w:val="4472C4" w:themeColor="accent1"/>
+        </w:rPr>
+        <w:t xml:space="preserve">, </w:t>
+      </w:r>
+      <w:proofErr w:type="spellStart"/>
+      <w:proofErr w:type="gramStart"/>
+      <w:r>
+        <w:rPr>
+          <w:b/>
+          <w:bCs/>
+          <w:color w:val="4472C4" w:themeColor="accent1"/>
+        </w:rPr>
+        <w:t>c.last</w:t>
+      </w:r>
+      <w:proofErr w:type="gramEnd"/>
+      <w:r>
+        <w:rPr>
+          <w:b/>
+          <w:bCs/>
+          <w:color w:val="4472C4" w:themeColor="accent1"/>
+        </w:rPr>
+        <w:t>_name</w:t>
+      </w:r>
+      <w:proofErr w:type="spellEnd"/>
+      <w:r>
+        <w:rPr>
+          <w:b/>
+          <w:bCs/>
+          <w:color w:val="4472C4" w:themeColor="accent1"/>
+        </w:rPr>
+        <w:t xml:space="preserve"> </w:t>
+      </w:r>
+    </w:p>
+    <w:p>
+      <w:pPr>
+        <w:rPr>
+          <w:b/>
+          <w:bCs/>
+          <w:color w:val="4472C4" w:themeColor="accent1"/>
+        </w:rPr>
+      </w:pPr>
+      <w:r>
+        <w:rPr>
+          <w:b/>
+          <w:bCs/>
+          <w:color w:val="4472C4" w:themeColor="accent1"/>
+        </w:rPr>
+        <w:t xml:space="preserve">FROM customer c </w:t>
+      </w:r>
+    </w:p>
+    <w:p>
+      <w:pPr>
+        <w:rPr>
+          <w:b/>
+          <w:bCs/>
+          <w:color w:val="4472C4" w:themeColor="accent1"/>
+        </w:rPr>
+      </w:pPr>
+      <w:r>
+        <w:rPr>
+          <w:b/>
+          <w:bCs/>
+          <w:color w:val="4472C4" w:themeColor="accent1"/>
+        </w:rPr>
+        <w:t xml:space="preserve">INNER JOIN actor a </w:t>
+      </w:r>
+    </w:p>
+    <w:p>
+      <w:pPr>
+        <w:rPr>
+          <w:b/>
+          <w:bCs/>
+          <w:color w:val="4472C4" w:themeColor="accent1"/>
+        </w:rPr>
+      </w:pPr>
+      <w:r>
+        <w:rPr>
+          <w:b/>
+          <w:bCs/>
+          <w:color w:val="4472C4" w:themeColor="accent1"/>
+        </w:rPr>
+        <w:t xml:space="preserve">ON </w:t>
+      </w:r>
+      <w:proofErr w:type="spellStart"/>
+      <w:proofErr w:type="gramStart"/>
+      <w:r>
+        <w:rPr>
+          <w:b/>
+          <w:bCs/>
+          <w:color w:val="4472C4" w:themeColor="accent1"/>
+        </w:rPr>
+        <w:t>a.first</w:t>
+      </w:r>
+      <w:proofErr w:type="gramEnd"/>
+      <w:r>
+        <w:rPr>
+          <w:b/>
+          <w:bCs/>
+          <w:color w:val="4472C4" w:themeColor="accent1"/>
+        </w:rPr>
+        <w:t>_name</w:t>
+      </w:r>
+      <w:proofErr w:type="spellEnd"/>
+      <w:r>
+        <w:rPr>
+          <w:b/>
+          <w:bCs/>
+          <w:color w:val="4472C4" w:themeColor="accent1"/>
+        </w:rPr>
+        <w:t xml:space="preserve"> = </w:t>
+      </w:r>
+      <w:proofErr w:type="spellStart"/>
+      <w:proofErr w:type="gramStart"/>
+      <w:r>
+        <w:rPr>
+          <w:b/>
+          <w:bCs/>
+          <w:color w:val="4472C4" w:themeColor="accent1"/>
+        </w:rPr>
+        <w:t>c.first</w:t>
+      </w:r>
+      <w:proofErr w:type="gramEnd"/>
+      <w:r>
+        <w:rPr>
+          <w:b/>
+          <w:bCs/>
+          <w:color w:val="4472C4" w:themeColor="accent1"/>
+        </w:rPr>
+        <w:t>_name</w:t>
+      </w:r>
+      <w:proofErr w:type="spellEnd"/>
+    </w:p>
+    <w:p>
+      <w:pPr>
+        <w:rPr>
+          <w:b/>
+          <w:bCs/>
+          <w:color w:val="4472C4" w:themeColor="accent1"/>
+        </w:rPr>
+      </w:pPr>
+      <w:r>
+        <w:rPr>
+          <w:b/>
+          <w:bCs/>
+          <w:color w:val="4472C4" w:themeColor="accent1"/>
+        </w:rPr>
+        <w:t xml:space="preserve">AND </w:t>
+      </w:r>
+      <w:proofErr w:type="spellStart"/>
+      <w:proofErr w:type="gramStart"/>
+      <w:r>
+        <w:rPr>
+          <w:b/>
+          <w:bCs/>
+          <w:color w:val="4472C4" w:themeColor="accent1"/>
+        </w:rPr>
+        <w:t>a.last</w:t>
+      </w:r>
+      <w:proofErr w:type="gramEnd"/>
+      <w:r>
+        <w:rPr>
+          <w:b/>
+          <w:bCs/>
+          <w:color w:val="4472C4" w:themeColor="accent1"/>
+        </w:rPr>
+        <w:t>_name</w:t>
+      </w:r>
+      <w:proofErr w:type="spellEnd"/>
+      <w:r>
+        <w:rPr>
+          <w:b/>
+          <w:bCs/>
+          <w:color w:val="4472C4" w:themeColor="accent1"/>
+        </w:rPr>
+        <w:t xml:space="preserve"> = </w:t>
+      </w:r>
+      <w:proofErr w:type="spellStart"/>
+      <w:proofErr w:type="gramStart"/>
+      <w:r>
+        <w:rPr>
+          <w:b/>
+          <w:bCs/>
+          <w:color w:val="4472C4" w:themeColor="accent1"/>
+        </w:rPr>
+        <w:t>c.last</w:t>
+      </w:r>
+      <w:proofErr w:type="gramEnd"/>
+      <w:r>
+        <w:rPr>
+          <w:b/>
+          <w:bCs/>
+          <w:color w:val="4472C4" w:themeColor="accent1"/>
+        </w:rPr>
+        <w:t>_name</w:t>
+      </w:r>
+      <w:proofErr w:type="spellEnd"/>
+      <w:r>
+        <w:rPr>
+          <w:b/>
+          <w:bCs/>
+          <w:color w:val="4472C4" w:themeColor="accent1"/>
+        </w:rPr>
+        <w:t>;</w:t>
+      </w:r>
+    </w:p>
+    <w:p>
+      <w:pPr>
+        <w:rPr>
+          <w:b/>
+          <w:bCs/>
+          <w:color w:val="EE0000"/>
+        </w:rPr>
+      </w:pPr>
+      <w:r>
+        <w:rPr>
+          <w:b/>
+          <w:bCs/>
+          <w:color w:val="EE0000"/>
+        </w:rPr>
+        <w:t>That is the same as that:</w:t>
+      </w:r>
+    </w:p>
+    <w:p>
+      <w:pPr>
+        <w:rPr>
+          <w:b/>
+          <w:bCs/>
+          <w:color w:val="4472C4" w:themeColor="accent1"/>
+        </w:rPr>
+      </w:pPr>
+      <w:r>
+        <w:rPr>
+          <w:b/>
+          <w:bCs/>
+          <w:color w:val="4472C4" w:themeColor="accent1"/>
+        </w:rPr>
+        <w:t xml:space="preserve">SELECT </w:t>
+      </w:r>
+      <w:proofErr w:type="spellStart"/>
+      <w:proofErr w:type="gramStart"/>
+      <w:r>
+        <w:rPr>
+          <w:b/>
+          <w:bCs/>
+          <w:color w:val="4472C4" w:themeColor="accent1"/>
+        </w:rPr>
+        <w:t>c.first</w:t>
+      </w:r>
+      <w:proofErr w:type="gramEnd"/>
+      <w:r>
+        <w:rPr>
+          <w:b/>
+          <w:bCs/>
+          <w:color w:val="4472C4" w:themeColor="accent1"/>
+        </w:rPr>
+        <w:t>_name</w:t>
+      </w:r>
+      <w:proofErr w:type="spellEnd"/>
+      <w:r>
+        <w:rPr>
+          <w:b/>
+          <w:bCs/>
+          <w:color w:val="4472C4" w:themeColor="accent1"/>
+        </w:rPr>
+        <w:t xml:space="preserve">, </w:t>
+      </w:r>
+      <w:proofErr w:type="spellStart"/>
+      <w:proofErr w:type="gramStart"/>
+      <w:r>
+        <w:rPr>
+          <w:b/>
+          <w:bCs/>
+          <w:color w:val="4472C4" w:themeColor="accent1"/>
+        </w:rPr>
+        <w:t>c.last</w:t>
+      </w:r>
+      <w:proofErr w:type="gramEnd"/>
+      <w:r>
+        <w:rPr>
+          <w:b/>
+          <w:bCs/>
+          <w:color w:val="4472C4" w:themeColor="accent1"/>
+        </w:rPr>
+        <w:t>_name</w:t>
+      </w:r>
+      <w:proofErr w:type="spellEnd"/>
+      <w:r>
+        <w:rPr>
+          <w:b/>
+          <w:bCs/>
+          <w:color w:val="4472C4" w:themeColor="accent1"/>
+        </w:rPr>
+        <w:t xml:space="preserve"> </w:t>
+      </w:r>
+    </w:p>
+    <w:p>
+      <w:pPr>
+        <w:rPr>
+          <w:b/>
+          <w:bCs/>
+          <w:color w:val="4472C4" w:themeColor="accent1"/>
+        </w:rPr>
+      </w:pPr>
+      <w:r>
+        <w:rPr>
+          <w:b/>
+          <w:bCs/>
+          <w:color w:val="4472C4" w:themeColor="accent1"/>
+        </w:rPr>
+        <w:t xml:space="preserve">FROM customer c </w:t>
+      </w:r>
+    </w:p>
+    <w:p>
+      <w:pPr>
+        <w:rPr>
+          <w:b/>
+          <w:bCs/>
+          <w:color w:val="4472C4" w:themeColor="accent1"/>
+        </w:rPr>
+      </w:pPr>
+      <w:r>
+        <w:rPr>
+          <w:b/>
+          <w:bCs/>
+          <w:color w:val="4472C4" w:themeColor="accent1"/>
+        </w:rPr>
+        <w:t xml:space="preserve">INTERSECT </w:t>
+      </w:r>
+    </w:p>
+    <w:p>
+      <w:pPr>
+        <w:rPr>
+          <w:b/>
+          <w:bCs/>
+          <w:color w:val="4472C4" w:themeColor="accent1"/>
+        </w:rPr>
+      </w:pPr>
+      <w:r>
+        <w:rPr>
+          <w:b/>
+          <w:bCs/>
+          <w:color w:val="4472C4" w:themeColor="accent1"/>
+        </w:rPr>
+        <w:t xml:space="preserve">SELECT </w:t>
+      </w:r>
+      <w:proofErr w:type="spellStart"/>
+      <w:proofErr w:type="gramStart"/>
+      <w:r>
+        <w:rPr>
+          <w:b/>
+          <w:bCs/>
+          <w:color w:val="4472C4" w:themeColor="accent1"/>
+        </w:rPr>
+        <w:t>a.first</w:t>
+      </w:r>
+      <w:proofErr w:type="gramEnd"/>
+      <w:r>
+        <w:rPr>
+          <w:b/>
+          <w:bCs/>
+          <w:color w:val="4472C4" w:themeColor="accent1"/>
+        </w:rPr>
+        <w:t>_name</w:t>
+      </w:r>
+      <w:proofErr w:type="spellEnd"/>
+      <w:r>
+        <w:rPr>
+          <w:b/>
+          <w:bCs/>
+          <w:color w:val="4472C4" w:themeColor="accent1"/>
+        </w:rPr>
+        <w:t xml:space="preserve">, </w:t>
+      </w:r>
+      <w:proofErr w:type="spellStart"/>
+      <w:proofErr w:type="gramStart"/>
+      <w:r>
+        <w:rPr>
+          <w:b/>
+          <w:bCs/>
+          <w:color w:val="4472C4" w:themeColor="accent1"/>
+        </w:rPr>
+        <w:t>a.last</w:t>
+      </w:r>
+      <w:proofErr w:type="gramEnd"/>
+      <w:r>
+        <w:rPr>
+          <w:b/>
+          <w:bCs/>
+          <w:color w:val="4472C4" w:themeColor="accent1"/>
+        </w:rPr>
+        <w:t>_name</w:t>
+      </w:r>
+      <w:proofErr w:type="spellEnd"/>
+      <w:r>
+        <w:rPr>
+          <w:b/>
+          <w:bCs/>
+          <w:color w:val="4472C4" w:themeColor="accent1"/>
+        </w:rPr>
+        <w:t xml:space="preserve"> </w:t>
+      </w:r>
+    </w:p>
+    <w:p>
+      <w:pPr>
+        <w:rPr>
+          <w:b/>
+          <w:bCs/>
+          <w:color w:val="4472C4" w:themeColor="accent1"/>
+        </w:rPr>
+      </w:pPr>
+      <w:r>
+        <w:rPr>
+          <w:b/>
+          <w:bCs/>
+          <w:color w:val="4472C4" w:themeColor="accent1"/>
+        </w:rPr>
+        <w:t xml:space="preserve">FROM actor </w:t>
+      </w:r>
+      <w:proofErr w:type="gramStart"/>
+      <w:r>
+        <w:rPr>
+          <w:b/>
+          <w:bCs/>
+          <w:color w:val="4472C4" w:themeColor="accent1"/>
+        </w:rPr>
+        <w:t>a ;</w:t>
+      </w:r>
+      <w:proofErr w:type="gramEnd"/>
+      <w:r>
+        <w:rPr>
+          <w:b/>
+          <w:bCs/>
+          <w:color w:val="4472C4" w:themeColor="accent1"/>
+        </w:rPr>
+        <w:t xml:space="preserve"> </w:t>
+      </w:r>
+    </w:p>
+    <w:p>
+      <w:pPr>
+        <w:rPr>
+          <w:b/>
+          <w:bCs/>
+          <w:color w:val="4472C4" w:themeColor="accent1"/>
+        </w:rPr>
+      </w:pPr>
+    </w:p>
+    <w:p>
+      <w:pPr>
+        <w:rPr>
+          <w:b/>
+          <w:bCs/>
+          <w:color w:val="000000" w:themeColor="text1"/>
+          <w:u w:val="single"/>
+        </w:rPr>
+      </w:pPr>
+      <w:r>
+        <w:rPr>
+          <w:b/>
+          <w:bCs/>
+          <w:color w:val="000000" w:themeColor="text1"/>
+          <w:u w:val="single"/>
+        </w:rPr>
+        <w:t>The except Operator</w:t>
+      </w:r>
+      <w:r>
+        <w:rPr>
+          <w:b/>
+          <w:bCs/>
+          <w:color w:val="000000" w:themeColor="text1"/>
+          <w:u w:val="single"/>
+        </w:rPr>
+        <w:t>:</w:t>
+      </w:r>
+    </w:p>
+    <w:p>
+      <w:pPr>
+        <w:rPr>
+          <w:color w:val="000000" w:themeColor="text1"/>
+          <w:sz w:val="22"/>
+          <w:szCs w:val="22"/>
+        </w:rPr>
+      </w:pPr>
+      <w:r>
+        <w:rPr>
+          <w:color w:val="000000" w:themeColor="text1"/>
+          <w:sz w:val="22"/>
+          <w:szCs w:val="22"/>
+        </w:rPr>
+        <w:t>Therefore, the difference between the two operations is that except removes all occurrences of duplicate data from set A, whereas except all removes only one occurrence of duplicate data from set A for every occurrence in set B.</w:t>
+      </w:r>
+    </w:p>
+    <w:p>
+      <w:pPr>
+        <w:rPr>
+          <w:color w:val="000000" w:themeColor="text1"/>
+          <w:sz w:val="22"/>
+          <w:szCs w:val="22"/>
+        </w:rPr>
+      </w:pPr>
+    </w:p>
+    <w:p>
+      <w:pPr>
+        <w:rPr>
+          <w:b/>
+          <w:bCs/>
+          <w:color w:val="000000" w:themeColor="text1"/>
+          <w:u w:val="single"/>
+        </w:rPr>
+      </w:pPr>
+      <w:r>
+        <w:rPr>
+          <w:b/>
+          <w:bCs/>
+          <w:color w:val="000000" w:themeColor="text1"/>
+          <w:u w:val="single"/>
+        </w:rPr>
+        <w:t>Set Operation Rules</w:t>
+      </w:r>
+      <w:r>
+        <w:rPr>
+          <w:b/>
+          <w:bCs/>
+          <w:color w:val="000000" w:themeColor="text1"/>
+          <w:u w:val="single"/>
+        </w:rPr>
+        <w:t>:</w:t>
+      </w:r>
+    </w:p>
+    <w:p>
+      <w:pPr>
+        <w:rPr>
+          <w:color w:val="000000" w:themeColor="text1"/>
+          <w:sz w:val="22"/>
+          <w:szCs w:val="22"/>
+        </w:rPr>
+      </w:pPr>
+      <w:r>
+        <w:rPr>
+          <w:color w:val="000000" w:themeColor="text1"/>
+          <w:sz w:val="22"/>
+          <w:szCs w:val="22"/>
+        </w:rPr>
+        <w:t xml:space="preserve"> The following sections outline some rules that you must follow when working with compound queries.</w:t>
+      </w:r>
+    </w:p>
+    <w:p>
+      <w:pPr>
+        <w:rPr>
+          <w:color w:val="000000" w:themeColor="text1"/>
+          <w:sz w:val="22"/>
+          <w:szCs w:val="22"/>
+        </w:rPr>
+      </w:pPr>
+      <w:r>
+        <w:rPr>
+          <w:color w:val="000000" w:themeColor="text1"/>
+          <w:sz w:val="22"/>
+          <w:szCs w:val="22"/>
+        </w:rPr>
+        <w:t>Order by is used to sort our result of the operation using a column name that should be in our query result.</w:t>
+      </w:r>
+    </w:p>
+    <w:p>
+      <w:pPr>
+        <w:rPr>
+          <w:color w:val="EE0000"/>
+          <w:sz w:val="22"/>
+          <w:szCs w:val="22"/>
+        </w:rPr>
+      </w:pPr>
+      <w:r>
+        <w:rPr>
+          <w:color w:val="EE0000"/>
+          <w:sz w:val="22"/>
+          <w:szCs w:val="22"/>
+        </w:rPr>
+        <w:lastRenderedPageBreak/>
+        <w:t>In general, compound queries containing three or more queries are evaluated in order from top to bottom,</w:t>
+      </w:r>
+    </w:p>
+    <w:p>
+      <w:pPr>
+        <w:rPr>
+          <w:b/>
+          <w:bCs/>
+          <w:color w:val="EE0000"/>
+          <w:sz w:val="22"/>
+          <w:szCs w:val="22"/>
+        </w:rPr>
+      </w:pPr>
+      <w:r>
+        <w:rPr>
+          <w:b/>
+          <w:bCs/>
+          <w:color w:val="EE0000"/>
+          <w:sz w:val="22"/>
+          <w:szCs w:val="22"/>
+        </w:rPr>
+        <w:t>Explaining:</w:t>
+      </w:r>
+    </w:p>
+    <w:p>
+      <w:pPr>
+        <w:rPr>
+          <w:color w:val="000000" w:themeColor="text1"/>
+          <w:sz w:val="22"/>
+          <w:szCs w:val="22"/>
+        </w:rPr>
+      </w:pPr>
+      <w:r>
+        <w:rPr>
+          <w:color w:val="000000" w:themeColor="text1"/>
+          <w:sz w:val="22"/>
+          <w:szCs w:val="22"/>
+        </w:rPr>
+        <w:t xml:space="preserve">Starting from top to bottom we select all the first and last name of actors starting with j as first name and starting with d union here deletes any duplicate, combined </w:t>
+      </w:r>
+      <w:proofErr w:type="spellStart"/>
+      <w:r>
+        <w:rPr>
+          <w:color w:val="000000" w:themeColor="text1"/>
+          <w:sz w:val="22"/>
+          <w:szCs w:val="22"/>
+        </w:rPr>
+        <w:t>witht</w:t>
+      </w:r>
+      <w:proofErr w:type="spellEnd"/>
+      <w:r>
+        <w:rPr>
+          <w:color w:val="000000" w:themeColor="text1"/>
+          <w:sz w:val="22"/>
+          <w:szCs w:val="22"/>
+        </w:rPr>
+        <w:t xml:space="preserve"> the first and the </w:t>
+      </w:r>
+      <w:proofErr w:type="spellStart"/>
+      <w:r>
+        <w:rPr>
+          <w:color w:val="000000" w:themeColor="text1"/>
+          <w:sz w:val="22"/>
+          <w:szCs w:val="22"/>
+        </w:rPr>
+        <w:t>alst</w:t>
+      </w:r>
+      <w:proofErr w:type="spellEnd"/>
+      <w:r>
+        <w:rPr>
+          <w:color w:val="000000" w:themeColor="text1"/>
+          <w:sz w:val="22"/>
+          <w:szCs w:val="22"/>
+        </w:rPr>
+        <w:t xml:space="preserve"> name of actors starting with m and starting with t but again any duplicates are deleted then we add customers of name j and last d but we leave duplicates, which means any duplicate with the first query would be </w:t>
+      </w:r>
+      <w:proofErr w:type="spellStart"/>
+      <w:r>
+        <w:rPr>
+          <w:color w:val="000000" w:themeColor="text1"/>
+          <w:sz w:val="22"/>
+          <w:szCs w:val="22"/>
+        </w:rPr>
+        <w:t>unioned</w:t>
+      </w:r>
+      <w:proofErr w:type="spellEnd"/>
+      <w:r>
+        <w:rPr>
+          <w:color w:val="000000" w:themeColor="text1"/>
+          <w:sz w:val="22"/>
+          <w:szCs w:val="22"/>
+        </w:rPr>
+        <w:t xml:space="preserve"> at the end with that last query</w:t>
+      </w:r>
+    </w:p>
+    <w:p>
+      <w:pPr>
+        <w:rPr>
+          <w:color w:val="000000" w:themeColor="text1"/>
+          <w:sz w:val="22"/>
+          <w:szCs w:val="22"/>
+        </w:rPr>
+      </w:pPr>
+    </w:p>
+    <w:p>
+      <w:pPr>
+        <w:rPr>
+          <w:b/>
+          <w:bCs/>
+          <w:color w:val="4472C4" w:themeColor="accent1"/>
+        </w:rPr>
+      </w:pPr>
+      <w:r>
+        <w:rPr>
+          <w:b/>
+          <w:bCs/>
+          <w:color w:val="4472C4" w:themeColor="accent1"/>
+        </w:rPr>
+        <w:t xml:space="preserve">SELECT </w:t>
+      </w:r>
+      <w:proofErr w:type="spellStart"/>
+      <w:proofErr w:type="gramStart"/>
+      <w:r>
+        <w:rPr>
+          <w:b/>
+          <w:bCs/>
+          <w:color w:val="4472C4" w:themeColor="accent1"/>
+        </w:rPr>
+        <w:t>a.first</w:t>
+      </w:r>
+      <w:proofErr w:type="gramEnd"/>
+      <w:r>
+        <w:rPr>
+          <w:b/>
+          <w:bCs/>
+          <w:color w:val="4472C4" w:themeColor="accent1"/>
+        </w:rPr>
+        <w:t>_name</w:t>
+      </w:r>
+      <w:proofErr w:type="spellEnd"/>
+      <w:r>
+        <w:rPr>
+          <w:b/>
+          <w:bCs/>
+          <w:color w:val="4472C4" w:themeColor="accent1"/>
+        </w:rPr>
+        <w:t xml:space="preserve">, </w:t>
+      </w:r>
+      <w:proofErr w:type="spellStart"/>
+      <w:proofErr w:type="gramStart"/>
+      <w:r>
+        <w:rPr>
+          <w:b/>
+          <w:bCs/>
+          <w:color w:val="4472C4" w:themeColor="accent1"/>
+        </w:rPr>
+        <w:t>a.last</w:t>
+      </w:r>
+      <w:proofErr w:type="gramEnd"/>
+      <w:r>
+        <w:rPr>
+          <w:b/>
+          <w:bCs/>
+          <w:color w:val="4472C4" w:themeColor="accent1"/>
+        </w:rPr>
+        <w:t>_name</w:t>
+      </w:r>
+      <w:proofErr w:type="spellEnd"/>
+      <w:r>
+        <w:rPr>
+          <w:b/>
+          <w:bCs/>
+          <w:color w:val="4472C4" w:themeColor="accent1"/>
+        </w:rPr>
+        <w:t xml:space="preserve">   </w:t>
+      </w:r>
+    </w:p>
+    <w:p>
+      <w:pPr>
+        <w:rPr>
+          <w:b/>
+          <w:bCs/>
+          <w:color w:val="4472C4" w:themeColor="accent1"/>
+        </w:rPr>
+      </w:pPr>
+      <w:r>
+        <w:rPr>
+          <w:b/>
+          <w:bCs/>
+          <w:color w:val="4472C4" w:themeColor="accent1"/>
+        </w:rPr>
+        <w:t xml:space="preserve">FROM actor a     </w:t>
+      </w:r>
+    </w:p>
+    <w:p>
+      <w:pPr>
+        <w:rPr>
+          <w:b/>
+          <w:bCs/>
+          <w:color w:val="4472C4" w:themeColor="accent1"/>
+        </w:rPr>
+      </w:pPr>
+      <w:r>
+        <w:rPr>
+          <w:b/>
+          <w:bCs/>
+          <w:color w:val="4472C4" w:themeColor="accent1"/>
+        </w:rPr>
+        <w:t xml:space="preserve">WHERE </w:t>
+      </w:r>
+      <w:proofErr w:type="spellStart"/>
+      <w:proofErr w:type="gramStart"/>
+      <w:r>
+        <w:rPr>
+          <w:b/>
+          <w:bCs/>
+          <w:color w:val="4472C4" w:themeColor="accent1"/>
+        </w:rPr>
+        <w:t>a.first</w:t>
+      </w:r>
+      <w:proofErr w:type="gramEnd"/>
+      <w:r>
+        <w:rPr>
+          <w:b/>
+          <w:bCs/>
+          <w:color w:val="4472C4" w:themeColor="accent1"/>
+        </w:rPr>
+        <w:t>_name</w:t>
+      </w:r>
+      <w:proofErr w:type="spellEnd"/>
+      <w:r>
+        <w:rPr>
+          <w:b/>
+          <w:bCs/>
+          <w:color w:val="4472C4" w:themeColor="accent1"/>
+        </w:rPr>
+        <w:t xml:space="preserve"> LIKE 'J%' AND </w:t>
+      </w:r>
+      <w:proofErr w:type="spellStart"/>
+      <w:proofErr w:type="gramStart"/>
+      <w:r>
+        <w:rPr>
+          <w:b/>
+          <w:bCs/>
+          <w:color w:val="4472C4" w:themeColor="accent1"/>
+        </w:rPr>
+        <w:t>a.last</w:t>
+      </w:r>
+      <w:proofErr w:type="gramEnd"/>
+      <w:r>
+        <w:rPr>
+          <w:b/>
+          <w:bCs/>
+          <w:color w:val="4472C4" w:themeColor="accent1"/>
+        </w:rPr>
+        <w:t>_name</w:t>
+      </w:r>
+      <w:proofErr w:type="spellEnd"/>
+      <w:r>
+        <w:rPr>
+          <w:b/>
+          <w:bCs/>
+          <w:color w:val="4472C4" w:themeColor="accent1"/>
+        </w:rPr>
+        <w:t xml:space="preserve"> LIKE 'D%'     </w:t>
+      </w:r>
+    </w:p>
+    <w:p>
+      <w:pPr>
+        <w:rPr>
+          <w:b/>
+          <w:bCs/>
+          <w:color w:val="4472C4" w:themeColor="accent1"/>
+        </w:rPr>
+      </w:pPr>
+      <w:r>
+        <w:rPr>
+          <w:b/>
+          <w:bCs/>
+          <w:color w:val="4472C4" w:themeColor="accent1"/>
+        </w:rPr>
+        <w:t xml:space="preserve"> UNION     </w:t>
+      </w:r>
+    </w:p>
+    <w:p>
+      <w:pPr>
+        <w:rPr>
+          <w:b/>
+          <w:bCs/>
+          <w:color w:val="4472C4" w:themeColor="accent1"/>
+        </w:rPr>
+      </w:pPr>
+      <w:r>
+        <w:rPr>
+          <w:b/>
+          <w:bCs/>
+          <w:color w:val="4472C4" w:themeColor="accent1"/>
+        </w:rPr>
+        <w:t xml:space="preserve">SELECT </w:t>
+      </w:r>
+      <w:proofErr w:type="spellStart"/>
+      <w:proofErr w:type="gramStart"/>
+      <w:r>
+        <w:rPr>
+          <w:b/>
+          <w:bCs/>
+          <w:color w:val="4472C4" w:themeColor="accent1"/>
+        </w:rPr>
+        <w:t>a.first</w:t>
+      </w:r>
+      <w:proofErr w:type="gramEnd"/>
+      <w:r>
+        <w:rPr>
+          <w:b/>
+          <w:bCs/>
+          <w:color w:val="4472C4" w:themeColor="accent1"/>
+        </w:rPr>
+        <w:t>_name</w:t>
+      </w:r>
+      <w:proofErr w:type="spellEnd"/>
+      <w:r>
+        <w:rPr>
+          <w:b/>
+          <w:bCs/>
+          <w:color w:val="4472C4" w:themeColor="accent1"/>
+        </w:rPr>
+        <w:t xml:space="preserve">, </w:t>
+      </w:r>
+      <w:proofErr w:type="spellStart"/>
+      <w:proofErr w:type="gramStart"/>
+      <w:r>
+        <w:rPr>
+          <w:b/>
+          <w:bCs/>
+          <w:color w:val="4472C4" w:themeColor="accent1"/>
+        </w:rPr>
+        <w:t>a.last</w:t>
+      </w:r>
+      <w:proofErr w:type="gramEnd"/>
+      <w:r>
+        <w:rPr>
+          <w:b/>
+          <w:bCs/>
+          <w:color w:val="4472C4" w:themeColor="accent1"/>
+        </w:rPr>
+        <w:t>_name</w:t>
+      </w:r>
+      <w:proofErr w:type="spellEnd"/>
+      <w:r>
+        <w:rPr>
+          <w:b/>
+          <w:bCs/>
+          <w:color w:val="4472C4" w:themeColor="accent1"/>
+        </w:rPr>
+        <w:t xml:space="preserve">     </w:t>
+      </w:r>
+    </w:p>
+    <w:p>
+      <w:pPr>
+        <w:rPr>
+          <w:b/>
+          <w:bCs/>
+          <w:color w:val="4472C4" w:themeColor="accent1"/>
+        </w:rPr>
+      </w:pPr>
+      <w:r>
+        <w:rPr>
+          <w:b/>
+          <w:bCs/>
+          <w:color w:val="4472C4" w:themeColor="accent1"/>
+        </w:rPr>
+        <w:t xml:space="preserve">FROM actor a      </w:t>
+      </w:r>
+    </w:p>
+    <w:p>
+      <w:pPr>
+        <w:rPr>
+          <w:b/>
+          <w:bCs/>
+          <w:color w:val="4472C4" w:themeColor="accent1"/>
+        </w:rPr>
+      </w:pPr>
+      <w:r>
+        <w:rPr>
+          <w:b/>
+          <w:bCs/>
+          <w:color w:val="4472C4" w:themeColor="accent1"/>
+        </w:rPr>
+        <w:t xml:space="preserve">WHERE </w:t>
+      </w:r>
+      <w:proofErr w:type="spellStart"/>
+      <w:proofErr w:type="gramStart"/>
+      <w:r>
+        <w:rPr>
+          <w:b/>
+          <w:bCs/>
+          <w:color w:val="4472C4" w:themeColor="accent1"/>
+        </w:rPr>
+        <w:t>a.first</w:t>
+      </w:r>
+      <w:proofErr w:type="gramEnd"/>
+      <w:r>
+        <w:rPr>
+          <w:b/>
+          <w:bCs/>
+          <w:color w:val="4472C4" w:themeColor="accent1"/>
+        </w:rPr>
+        <w:t>_name</w:t>
+      </w:r>
+      <w:proofErr w:type="spellEnd"/>
+      <w:r>
+        <w:rPr>
+          <w:b/>
+          <w:bCs/>
+          <w:color w:val="4472C4" w:themeColor="accent1"/>
+        </w:rPr>
+        <w:t xml:space="preserve"> LIKE 'M%' AND </w:t>
+      </w:r>
+      <w:proofErr w:type="spellStart"/>
+      <w:proofErr w:type="gramStart"/>
+      <w:r>
+        <w:rPr>
+          <w:b/>
+          <w:bCs/>
+          <w:color w:val="4472C4" w:themeColor="accent1"/>
+        </w:rPr>
+        <w:t>a.last</w:t>
+      </w:r>
+      <w:proofErr w:type="gramEnd"/>
+      <w:r>
+        <w:rPr>
+          <w:b/>
+          <w:bCs/>
+          <w:color w:val="4472C4" w:themeColor="accent1"/>
+        </w:rPr>
+        <w:t>_name</w:t>
+      </w:r>
+      <w:proofErr w:type="spellEnd"/>
+      <w:r>
+        <w:rPr>
+          <w:b/>
+          <w:bCs/>
+          <w:color w:val="4472C4" w:themeColor="accent1"/>
+        </w:rPr>
+        <w:t xml:space="preserve"> LIKE 'T%'     </w:t>
+      </w:r>
+    </w:p>
+    <w:p>
+      <w:pPr>
+        <w:rPr>
+          <w:b/>
+          <w:bCs/>
+          <w:color w:val="4472C4" w:themeColor="accent1"/>
+        </w:rPr>
+      </w:pPr>
+      <w:r>
+        <w:rPr>
+          <w:b/>
+          <w:bCs/>
+          <w:color w:val="4472C4" w:themeColor="accent1"/>
+        </w:rPr>
+        <w:t xml:space="preserve">UNION ALL     -&gt; SELECT </w:t>
+      </w:r>
+      <w:proofErr w:type="spellStart"/>
+      <w:proofErr w:type="gramStart"/>
+      <w:r>
+        <w:rPr>
+          <w:b/>
+          <w:bCs/>
+          <w:color w:val="4472C4" w:themeColor="accent1"/>
+        </w:rPr>
+        <w:t>c.first</w:t>
+      </w:r>
+      <w:proofErr w:type="gramEnd"/>
+      <w:r>
+        <w:rPr>
+          <w:b/>
+          <w:bCs/>
+          <w:color w:val="4472C4" w:themeColor="accent1"/>
+        </w:rPr>
+        <w:t>_name</w:t>
+      </w:r>
+      <w:proofErr w:type="spellEnd"/>
+      <w:r>
+        <w:rPr>
+          <w:b/>
+          <w:bCs/>
+          <w:color w:val="4472C4" w:themeColor="accent1"/>
+        </w:rPr>
+        <w:t xml:space="preserve">, </w:t>
+      </w:r>
+      <w:proofErr w:type="spellStart"/>
+      <w:proofErr w:type="gramStart"/>
+      <w:r>
+        <w:rPr>
+          <w:b/>
+          <w:bCs/>
+          <w:color w:val="4472C4" w:themeColor="accent1"/>
+        </w:rPr>
+        <w:t>c.last</w:t>
+      </w:r>
+      <w:proofErr w:type="gramEnd"/>
+      <w:r>
+        <w:rPr>
+          <w:b/>
+          <w:bCs/>
+          <w:color w:val="4472C4" w:themeColor="accent1"/>
+        </w:rPr>
+        <w:t>_name</w:t>
+      </w:r>
+      <w:proofErr w:type="spellEnd"/>
+      <w:r>
+        <w:rPr>
+          <w:b/>
+          <w:bCs/>
+          <w:color w:val="4472C4" w:themeColor="accent1"/>
+        </w:rPr>
+        <w:t xml:space="preserve">   </w:t>
+      </w:r>
+    </w:p>
+    <w:p>
+      <w:pPr>
+        <w:rPr>
+          <w:b/>
+          <w:bCs/>
+          <w:color w:val="4472C4" w:themeColor="accent1"/>
+        </w:rPr>
+      </w:pPr>
+      <w:r>
+        <w:rPr>
+          <w:b/>
+          <w:bCs/>
+          <w:color w:val="4472C4" w:themeColor="accent1"/>
+        </w:rPr>
+        <w:t xml:space="preserve">FROM customer c     </w:t>
+      </w:r>
+    </w:p>
+    <w:p>
+      <w:pPr>
+        <w:rPr>
+          <w:b/>
+          <w:bCs/>
+          <w:color w:val="4472C4" w:themeColor="accent1"/>
+        </w:rPr>
+      </w:pPr>
+      <w:r>
+        <w:rPr>
+          <w:b/>
+          <w:bCs/>
+          <w:color w:val="4472C4" w:themeColor="accent1"/>
+        </w:rPr>
+        <w:t xml:space="preserve">WHERE </w:t>
+      </w:r>
+      <w:proofErr w:type="spellStart"/>
+      <w:proofErr w:type="gramStart"/>
+      <w:r>
+        <w:rPr>
+          <w:b/>
+          <w:bCs/>
+          <w:color w:val="4472C4" w:themeColor="accent1"/>
+        </w:rPr>
+        <w:t>c.first</w:t>
+      </w:r>
+      <w:proofErr w:type="gramEnd"/>
+      <w:r>
+        <w:rPr>
+          <w:b/>
+          <w:bCs/>
+          <w:color w:val="4472C4" w:themeColor="accent1"/>
+        </w:rPr>
+        <w:t>_name</w:t>
+      </w:r>
+      <w:proofErr w:type="spellEnd"/>
+      <w:r>
+        <w:rPr>
+          <w:b/>
+          <w:bCs/>
+          <w:color w:val="4472C4" w:themeColor="accent1"/>
+        </w:rPr>
+        <w:t xml:space="preserve"> LIKE 'J%' AND </w:t>
+      </w:r>
+      <w:proofErr w:type="spellStart"/>
+      <w:proofErr w:type="gramStart"/>
+      <w:r>
+        <w:rPr>
+          <w:b/>
+          <w:bCs/>
+          <w:color w:val="4472C4" w:themeColor="accent1"/>
+        </w:rPr>
+        <w:t>c.last</w:t>
+      </w:r>
+      <w:proofErr w:type="gramEnd"/>
+      <w:r>
+        <w:rPr>
+          <w:b/>
+          <w:bCs/>
+          <w:color w:val="4472C4" w:themeColor="accent1"/>
+        </w:rPr>
+        <w:t>_name</w:t>
+      </w:r>
+      <w:proofErr w:type="spellEnd"/>
+      <w:r>
+        <w:rPr>
+          <w:b/>
+          <w:bCs/>
+          <w:color w:val="4472C4" w:themeColor="accent1"/>
+        </w:rPr>
+        <w:t xml:space="preserve"> LIKE 'D%';</w:t>
+      </w:r>
+    </w:p>
+    <w:p>
+      <w:pPr>
+        <w:rPr>
+          <w:color w:val="000000" w:themeColor="text1"/>
+          <w:sz w:val="22"/>
+          <w:szCs w:val="22"/>
+        </w:rPr>
+      </w:pPr>
+    </w:p>
+    <w:p>
+      <w:pPr>
+        <w:rPr>
+          <w:color w:val="000000" w:themeColor="text1"/>
+          <w:sz w:val="22"/>
+          <w:szCs w:val="22"/>
+        </w:rPr>
+      </w:pPr>
+      <w:r>
+        <w:rPr>
+          <w:color w:val="000000" w:themeColor="text1"/>
+          <w:sz w:val="22"/>
+          <w:szCs w:val="22"/>
+        </w:rPr>
+        <w:t>To reverse this top to bottom we can make the second union all as a subquery example</w:t>
+      </w:r>
+    </w:p>
+    <w:p>
+      <w:pPr>
+        <w:rPr>
+          <w:b/>
+          <w:bCs/>
+          <w:color w:val="4472C4" w:themeColor="accent1"/>
+        </w:rPr>
+      </w:pPr>
+      <w:r>
+        <w:rPr>
+          <w:b/>
+          <w:bCs/>
+          <w:color w:val="4472C4" w:themeColor="accent1"/>
+        </w:rPr>
+        <w:t xml:space="preserve">SELECT </w:t>
+      </w:r>
+      <w:proofErr w:type="spellStart"/>
+      <w:r>
+        <w:rPr>
+          <w:b/>
+          <w:bCs/>
+          <w:color w:val="4472C4" w:themeColor="accent1"/>
+        </w:rPr>
+        <w:t>a.first_name</w:t>
+      </w:r>
+      <w:proofErr w:type="spellEnd"/>
+      <w:r>
+        <w:rPr>
+          <w:b/>
+          <w:bCs/>
+          <w:color w:val="4472C4" w:themeColor="accent1"/>
+        </w:rPr>
+        <w:t xml:space="preserve">, </w:t>
+      </w:r>
+      <w:proofErr w:type="spellStart"/>
+      <w:r>
+        <w:rPr>
+          <w:b/>
+          <w:bCs/>
+          <w:color w:val="4472C4" w:themeColor="accent1"/>
+        </w:rPr>
+        <w:t>a.last_name</w:t>
+      </w:r>
+      <w:proofErr w:type="spellEnd"/>
+      <w:r>
+        <w:rPr>
+          <w:b/>
+          <w:bCs/>
+          <w:color w:val="4472C4" w:themeColor="accent1"/>
+        </w:rPr>
+        <w:t xml:space="preserve"> FROM actor a WHERE </w:t>
+      </w:r>
+      <w:proofErr w:type="spellStart"/>
+      <w:r>
+        <w:rPr>
+          <w:b/>
+          <w:bCs/>
+          <w:color w:val="4472C4" w:themeColor="accent1"/>
+        </w:rPr>
+        <w:t>a.first_name</w:t>
+      </w:r>
+      <w:proofErr w:type="spellEnd"/>
+      <w:r>
+        <w:rPr>
+          <w:b/>
+          <w:bCs/>
+          <w:color w:val="4472C4" w:themeColor="accent1"/>
+        </w:rPr>
+        <w:t xml:space="preserve"> LIKE 'J%' AND </w:t>
+      </w:r>
+      <w:proofErr w:type="spellStart"/>
+      <w:r>
+        <w:rPr>
+          <w:b/>
+          <w:bCs/>
+          <w:color w:val="4472C4" w:themeColor="accent1"/>
+        </w:rPr>
+        <w:t>a.last_name</w:t>
+      </w:r>
+      <w:proofErr w:type="spellEnd"/>
+      <w:r>
+        <w:rPr>
+          <w:b/>
+          <w:bCs/>
+          <w:color w:val="4472C4" w:themeColor="accent1"/>
+        </w:rPr>
+        <w:t xml:space="preserve"> LIKE 'D%' UNION (SELECT </w:t>
+      </w:r>
+      <w:proofErr w:type="spellStart"/>
+      <w:r>
+        <w:rPr>
+          <w:b/>
+          <w:bCs/>
+          <w:color w:val="4472C4" w:themeColor="accent1"/>
+        </w:rPr>
+        <w:t>a.first_name</w:t>
+      </w:r>
+      <w:proofErr w:type="spellEnd"/>
+      <w:r>
+        <w:rPr>
+          <w:b/>
+          <w:bCs/>
+          <w:color w:val="4472C4" w:themeColor="accent1"/>
+        </w:rPr>
+        <w:t xml:space="preserve">, </w:t>
+      </w:r>
+      <w:proofErr w:type="spellStart"/>
+      <w:r>
+        <w:rPr>
+          <w:b/>
+          <w:bCs/>
+          <w:color w:val="4472C4" w:themeColor="accent1"/>
+        </w:rPr>
+        <w:t>a.last_name</w:t>
+      </w:r>
+      <w:proofErr w:type="spellEnd"/>
+      <w:r>
+        <w:rPr>
+          <w:b/>
+          <w:bCs/>
+          <w:color w:val="4472C4" w:themeColor="accent1"/>
+        </w:rPr>
+        <w:t xml:space="preserve"> ) FROM actor a WHERE </w:t>
+      </w:r>
+      <w:proofErr w:type="spellStart"/>
+      <w:r>
+        <w:rPr>
+          <w:b/>
+          <w:bCs/>
+          <w:color w:val="4472C4" w:themeColor="accent1"/>
+        </w:rPr>
+        <w:t>a.first_name</w:t>
+      </w:r>
+      <w:proofErr w:type="spellEnd"/>
+      <w:r>
+        <w:rPr>
+          <w:b/>
+          <w:bCs/>
+          <w:color w:val="4472C4" w:themeColor="accent1"/>
+        </w:rPr>
+        <w:t xml:space="preserve"> LIKE 'M%' AND </w:t>
+      </w:r>
+      <w:proofErr w:type="spellStart"/>
+      <w:r>
+        <w:rPr>
+          <w:b/>
+          <w:bCs/>
+          <w:color w:val="4472C4" w:themeColor="accent1"/>
+        </w:rPr>
+        <w:t>a.last_name</w:t>
+      </w:r>
+      <w:proofErr w:type="spellEnd"/>
+      <w:r>
+        <w:rPr>
+          <w:b/>
+          <w:bCs/>
+          <w:color w:val="4472C4" w:themeColor="accent1"/>
+        </w:rPr>
+        <w:t xml:space="preserve"> LIKE 'T%' UNION ALL SELECT </w:t>
+      </w:r>
+      <w:proofErr w:type="spellStart"/>
+      <w:r>
+        <w:rPr>
+          <w:b/>
+          <w:bCs/>
+          <w:color w:val="4472C4" w:themeColor="accent1"/>
+        </w:rPr>
+        <w:t>c.first_name</w:t>
+      </w:r>
+      <w:proofErr w:type="spellEnd"/>
+      <w:r>
+        <w:rPr>
+          <w:b/>
+          <w:bCs/>
+          <w:color w:val="4472C4" w:themeColor="accent1"/>
+        </w:rPr>
+        <w:t xml:space="preserve">, </w:t>
+      </w:r>
+      <w:proofErr w:type="spellStart"/>
+      <w:r>
+        <w:rPr>
+          <w:b/>
+          <w:bCs/>
+          <w:color w:val="4472C4" w:themeColor="accent1"/>
+        </w:rPr>
+        <w:t>c.last_name</w:t>
+      </w:r>
+      <w:proofErr w:type="spellEnd"/>
+      <w:r>
+        <w:rPr>
+          <w:b/>
+          <w:bCs/>
+          <w:color w:val="4472C4" w:themeColor="accent1"/>
+        </w:rPr>
+        <w:t xml:space="preserve"> FROM customer c WHERE </w:t>
+      </w:r>
+      <w:proofErr w:type="spellStart"/>
+      <w:r>
+        <w:rPr>
+          <w:b/>
+          <w:bCs/>
+          <w:color w:val="4472C4" w:themeColor="accent1"/>
+        </w:rPr>
+        <w:t>c.first_name</w:t>
+      </w:r>
+      <w:proofErr w:type="spellEnd"/>
+      <w:r>
+        <w:rPr>
+          <w:b/>
+          <w:bCs/>
+          <w:color w:val="4472C4" w:themeColor="accent1"/>
+        </w:rPr>
+        <w:t xml:space="preserve"> LIKE 'J%' AND </w:t>
+      </w:r>
+      <w:proofErr w:type="spellStart"/>
+      <w:r>
+        <w:rPr>
+          <w:b/>
+          <w:bCs/>
+          <w:color w:val="4472C4" w:themeColor="accent1"/>
+        </w:rPr>
+        <w:t>c.last_name</w:t>
+      </w:r>
+      <w:proofErr w:type="spellEnd"/>
+      <w:r>
+        <w:rPr>
+          <w:b/>
+          <w:bCs/>
+          <w:color w:val="4472C4" w:themeColor="accent1"/>
+        </w:rPr>
+        <w:t xml:space="preserve"> LIKE 'D%'</w:t>
       </w:r>
     </w:p>
     <w:p>

--- a/Book notes.docx
+++ b/Book notes.docx
@@ -248,10 +248,12 @@
       </w:r>
     </w:p>
     <w:p>
+      <w:proofErr w:type="gramStart"/>
       <w:r>
         <w:t>orders(</w:t>
       </w:r>
       <w:proofErr w:type="spellStart"/>
+      <w:proofErr w:type="gramEnd"/>
       <w:r>
         <w:t>order_id</w:t>
       </w:r>
@@ -269,9 +271,13 @@
       </w:r>
       <w:r>
         <w:br/>
+      </w:r>
+      <w:proofErr w:type="gramStart"/>
+      <w:r>
         <w:t>products(</w:t>
       </w:r>
       <w:proofErr w:type="spellStart"/>
+      <w:proofErr w:type="gramEnd"/>
       <w:r>
         <w:t>product_id</w:t>
       </w:r>
@@ -412,10 +418,12 @@
       </w:r>
     </w:p>
     <w:p>
+      <w:proofErr w:type="gramStart"/>
       <w:r>
         <w:t>employees(</w:t>
       </w:r>
       <w:proofErr w:type="spellStart"/>
+      <w:proofErr w:type="gramEnd"/>
       <w:r>
         <w:t>employee_id</w:t>
       </w:r>
@@ -433,9 +441,13 @@
       </w:r>
       <w:r>
         <w:br/>
+      </w:r>
+      <w:proofErr w:type="gramStart"/>
+      <w:r>
         <w:t>departments(</w:t>
       </w:r>
       <w:proofErr w:type="spellStart"/>
+      <w:proofErr w:type="gramEnd"/>
       <w:r>
         <w:t>department_id</w:t>
       </w:r>
@@ -464,6 +476,7 @@
           <w:color w:val="4472C4" w:themeColor="accent1"/>
         </w:rPr>
       </w:pPr>
+      <w:proofErr w:type="gramStart"/>
       <w:r>
         <w:rPr>
           <w:color w:val="4472C4" w:themeColor="accent1"/>
@@ -471,6 +484,7 @@
         <w:t>orders(</w:t>
       </w:r>
       <w:proofErr w:type="spellStart"/>
+      <w:proofErr w:type="gramEnd"/>
       <w:r>
         <w:rPr>
           <w:color w:val="4472C4" w:themeColor="accent1"/>
@@ -538,6 +552,7 @@
           <w:color w:val="4472C4" w:themeColor="accent1"/>
         </w:rPr>
       </w:pPr>
+      <w:proofErr w:type="gramStart"/>
       <w:r>
         <w:rPr>
           <w:color w:val="4472C4" w:themeColor="accent1"/>
@@ -545,6 +560,7 @@
         <w:t>orders(</w:t>
       </w:r>
       <w:proofErr w:type="spellStart"/>
+      <w:proofErr w:type="gramEnd"/>
       <w:r>
         <w:rPr>
           <w:color w:val="4472C4" w:themeColor="accent1"/>
@@ -577,9 +593,16 @@
           <w:color w:val="4472C4" w:themeColor="accent1"/>
         </w:rPr>
         <w:br/>
+      </w:r>
+      <w:proofErr w:type="gramStart"/>
+      <w:r>
+        <w:rPr>
+          <w:color w:val="4472C4" w:themeColor="accent1"/>
+        </w:rPr>
         <w:t>customers(</w:t>
       </w:r>
       <w:proofErr w:type="spellStart"/>
+      <w:proofErr w:type="gramEnd"/>
       <w:r>
         <w:rPr>
           <w:color w:val="4472C4" w:themeColor="accent1"/>
@@ -598,9 +621,16 @@
           <w:color w:val="4472C4" w:themeColor="accent1"/>
         </w:rPr>
         <w:br/>
+      </w:r>
+      <w:proofErr w:type="gramStart"/>
+      <w:r>
+        <w:rPr>
+          <w:color w:val="4472C4" w:themeColor="accent1"/>
+        </w:rPr>
         <w:t>products(</w:t>
       </w:r>
       <w:proofErr w:type="spellStart"/>
+      <w:proofErr w:type="gramEnd"/>
       <w:r>
         <w:rPr>
           <w:color w:val="4472C4" w:themeColor="accent1"/>
@@ -692,7 +722,25 @@
           <w:sz w:val="22"/>
           <w:szCs w:val="22"/>
         </w:rPr>
-        <w:t xml:space="preserve">To use a Database we should write USE </w:t>
+        <w:t xml:space="preserve">To use a </w:t>
+      </w:r>
+      <w:proofErr w:type="gramStart"/>
+      <w:r>
+        <w:rPr>
+          <w:color w:val="000000" w:themeColor="text1"/>
+          <w:sz w:val="22"/>
+          <w:szCs w:val="22"/>
+        </w:rPr>
+        <w:t>Database</w:t>
+      </w:r>
+      <w:proofErr w:type="gramEnd"/>
+      <w:r>
+        <w:rPr>
+          <w:color w:val="000000" w:themeColor="text1"/>
+          <w:sz w:val="22"/>
+          <w:szCs w:val="22"/>
+        </w:rPr>
+        <w:t xml:space="preserve"> we should write USE </w:t>
       </w:r>
       <w:r>
         <w:rPr>
@@ -721,15 +769,35 @@
           <w:sz w:val="22"/>
           <w:szCs w:val="22"/>
         </w:rPr>
-        <w:t xml:space="preserve">SELECT now(); </w:t>
-      </w:r>
-      <w:r>
-        <w:rPr>
-          <w:color w:val="000000" w:themeColor="text1"/>
-          <w:sz w:val="22"/>
-          <w:szCs w:val="22"/>
-        </w:rPr>
-        <w:t xml:space="preserve"> is used to select the current time it’s a function.</w:t>
+        <w:t xml:space="preserve">SELECT </w:t>
+      </w:r>
+      <w:proofErr w:type="gramStart"/>
+      <w:r>
+        <w:rPr>
+          <w:b/>
+          <w:bCs/>
+          <w:color w:val="000000" w:themeColor="text1"/>
+          <w:sz w:val="22"/>
+          <w:szCs w:val="22"/>
+        </w:rPr>
+        <w:t xml:space="preserve">now(); </w:t>
+      </w:r>
+      <w:r>
+        <w:rPr>
+          <w:color w:val="000000" w:themeColor="text1"/>
+          <w:sz w:val="22"/>
+          <w:szCs w:val="22"/>
+        </w:rPr>
+        <w:t xml:space="preserve"> is</w:t>
+      </w:r>
+      <w:proofErr w:type="gramEnd"/>
+      <w:r>
+        <w:rPr>
+          <w:color w:val="000000" w:themeColor="text1"/>
+          <w:sz w:val="22"/>
+          <w:szCs w:val="22"/>
+        </w:rPr>
+        <w:t xml:space="preserve"> used to select the current time it’s a function.</w:t>
       </w:r>
     </w:p>
     <w:p>
@@ -839,15 +907,27 @@
         </w:rPr>
         <w:tab/>
       </w:r>
-      <w:r>
-        <w:rPr>
-          <w:b/>
-          <w:bCs/>
-          <w:color w:val="000000" w:themeColor="text1"/>
-          <w:sz w:val="22"/>
-          <w:szCs w:val="22"/>
-        </w:rPr>
-        <w:t>Char(20) fixed</w:t>
+      <w:proofErr w:type="gramStart"/>
+      <w:r>
+        <w:rPr>
+          <w:b/>
+          <w:bCs/>
+          <w:color w:val="000000" w:themeColor="text1"/>
+          <w:sz w:val="22"/>
+          <w:szCs w:val="22"/>
+        </w:rPr>
+        <w:t>Char(</w:t>
+      </w:r>
+      <w:proofErr w:type="gramEnd"/>
+      <w:r>
+        <w:rPr>
+          <w:b/>
+          <w:bCs/>
+          <w:color w:val="000000" w:themeColor="text1"/>
+          <w:sz w:val="22"/>
+          <w:szCs w:val="22"/>
+        </w:rPr>
+        <w:t>20) fixed</w:t>
       </w:r>
     </w:p>
     <w:p>
@@ -881,6 +961,7 @@
         <w:tab/>
       </w:r>
       <w:proofErr w:type="spellStart"/>
+      <w:proofErr w:type="gramStart"/>
       <w:r>
         <w:rPr>
           <w:b/>
@@ -900,7 +981,18 @@
           <w:sz w:val="22"/>
           <w:szCs w:val="22"/>
         </w:rPr>
-        <w:t>(20) variable but maximum of 20</w:t>
+        <w:t>(</w:t>
+      </w:r>
+      <w:proofErr w:type="gramEnd"/>
+      <w:r>
+        <w:rPr>
+          <w:b/>
+          <w:bCs/>
+          <w:color w:val="000000" w:themeColor="text1"/>
+          <w:sz w:val="22"/>
+          <w:szCs w:val="22"/>
+        </w:rPr>
+        <w:t>20) variable but maximum of 20</w:t>
       </w:r>
     </w:p>
     <w:p>
@@ -918,7 +1010,43 @@
           <w:sz w:val="22"/>
           <w:szCs w:val="22"/>
         </w:rPr>
-        <w:t xml:space="preserve">an important note is that if we inset 15 characters In the datatype char(20) the rest will be empty space to the right while in varchar it will be non-existent saving </w:t>
+        <w:t xml:space="preserve">an important note is that if we inset 15 characters </w:t>
+      </w:r>
+      <w:proofErr w:type="gramStart"/>
+      <w:r>
+        <w:rPr>
+          <w:color w:val="000000" w:themeColor="text1"/>
+          <w:sz w:val="22"/>
+          <w:szCs w:val="22"/>
+        </w:rPr>
+        <w:t>In</w:t>
+      </w:r>
+      <w:proofErr w:type="gramEnd"/>
+      <w:r>
+        <w:rPr>
+          <w:color w:val="000000" w:themeColor="text1"/>
+          <w:sz w:val="22"/>
+          <w:szCs w:val="22"/>
+        </w:rPr>
+        <w:t xml:space="preserve"> the datatype </w:t>
+      </w:r>
+      <w:proofErr w:type="gramStart"/>
+      <w:r>
+        <w:rPr>
+          <w:color w:val="000000" w:themeColor="text1"/>
+          <w:sz w:val="22"/>
+          <w:szCs w:val="22"/>
+        </w:rPr>
+        <w:t>char(</w:t>
+      </w:r>
+      <w:proofErr w:type="gramEnd"/>
+      <w:r>
+        <w:rPr>
+          <w:color w:val="000000" w:themeColor="text1"/>
+          <w:sz w:val="22"/>
+          <w:szCs w:val="22"/>
+        </w:rPr>
+        <w:t xml:space="preserve">20) the rest will be empty space to the right while in varchar it will be non-existent saving </w:t>
       </w:r>
       <w:r>
         <w:rPr>
@@ -1036,13 +1164,23 @@
           <w:szCs w:val="22"/>
         </w:rPr>
       </w:pPr>
-      <w:r>
-        <w:rPr>
-          <w:color w:val="000000" w:themeColor="text1"/>
-          <w:sz w:val="22"/>
-          <w:szCs w:val="22"/>
-        </w:rPr>
-        <w:t>Char(255) is the num max for char</w:t>
+      <w:proofErr w:type="gramStart"/>
+      <w:r>
+        <w:rPr>
+          <w:color w:val="000000" w:themeColor="text1"/>
+          <w:sz w:val="22"/>
+          <w:szCs w:val="22"/>
+        </w:rPr>
+        <w:t>Char(</w:t>
+      </w:r>
+      <w:proofErr w:type="gramEnd"/>
+      <w:r>
+        <w:rPr>
+          <w:color w:val="000000" w:themeColor="text1"/>
+          <w:sz w:val="22"/>
+          <w:szCs w:val="22"/>
+        </w:rPr>
+        <w:t>255) is the num max for char</w:t>
       </w:r>
     </w:p>
     <w:p>
@@ -1301,7 +1439,29 @@
           <w:sz w:val="22"/>
           <w:szCs w:val="22"/>
         </w:rPr>
-        <w:t xml:space="preserve">you should note that if your text data exceeds the limit it will be cut short, the white empty space will count and will not be removed, since varchar supports more than 64KB there is no need to use those text datatypes </w:t>
+        <w:t xml:space="preserve">you should note that if your text data exceeds the </w:t>
+      </w:r>
+      <w:proofErr w:type="gramStart"/>
+      <w:r>
+        <w:rPr>
+          <w:b/>
+          <w:bCs/>
+          <w:color w:val="000000" w:themeColor="text1"/>
+          <w:sz w:val="22"/>
+          <w:szCs w:val="22"/>
+        </w:rPr>
+        <w:t>limit</w:t>
+      </w:r>
+      <w:proofErr w:type="gramEnd"/>
+      <w:r>
+        <w:rPr>
+          <w:b/>
+          <w:bCs/>
+          <w:color w:val="000000" w:themeColor="text1"/>
+          <w:sz w:val="22"/>
+          <w:szCs w:val="22"/>
+        </w:rPr>
+        <w:t xml:space="preserve"> it will be cut short, the white empty space will count and will not be removed, since varchar supports more than 64KB there is no need to use those text datatypes </w:t>
       </w:r>
     </w:p>
     <w:p>
@@ -1474,6 +1634,7 @@
         <w:t>float(</w:t>
       </w:r>
       <w:proofErr w:type="spellStart"/>
+      <w:proofErr w:type="gramStart"/>
       <w:r>
         <w:rPr>
           <w:color w:val="000000" w:themeColor="text1"/>
@@ -1483,6 +1644,7 @@
         <w:t>p,n</w:t>
       </w:r>
       <w:proofErr w:type="spellEnd"/>
+      <w:proofErr w:type="gramEnd"/>
       <w:r>
         <w:rPr>
           <w:color w:val="000000" w:themeColor="text1"/>
@@ -1618,8 +1780,16 @@
         <w:rPr>
           <w:color w:val="000000" w:themeColor="text1"/>
         </w:rPr>
-        <w:t>datetime YYYY-MM-DD HH:MI:SS</w:t>
-      </w:r>
+        <w:t>datetime YYYY-MM-DD HH:</w:t>
+      </w:r>
+      <w:proofErr w:type="gramStart"/>
+      <w:r>
+        <w:rPr>
+          <w:color w:val="000000" w:themeColor="text1"/>
+        </w:rPr>
+        <w:t>MI:SS</w:t>
+      </w:r>
+      <w:proofErr w:type="gramEnd"/>
       <w:r>
         <w:rPr>
           <w:color w:val="000000" w:themeColor="text1"/>
@@ -1644,8 +1814,16 @@
         <w:rPr>
           <w:color w:val="000000" w:themeColor="text1"/>
         </w:rPr>
-        <w:t>timestamp YYYY-MM-DD HH:MI:SS</w:t>
-      </w:r>
+        <w:t>timestamp YYYY-MM-DD HH:</w:t>
+      </w:r>
+      <w:proofErr w:type="gramStart"/>
+      <w:r>
+        <w:rPr>
+          <w:color w:val="000000" w:themeColor="text1"/>
+        </w:rPr>
+        <w:t>MI:SS</w:t>
+      </w:r>
+      <w:proofErr w:type="gramEnd"/>
     </w:p>
     <w:p>
       <w:pPr>
@@ -1680,8 +1858,18 @@
           <w:sz w:val="22"/>
           <w:szCs w:val="22"/>
         </w:rPr>
-        <w:t>time HHH:MI:SS</w:t>
-      </w:r>
+        <w:t>time HHH:</w:t>
+      </w:r>
+      <w:proofErr w:type="gramStart"/>
+      <w:r>
+        <w:rPr>
+          <w:color w:val="000000" w:themeColor="text1"/>
+          <w:sz w:val="22"/>
+          <w:szCs w:val="22"/>
+        </w:rPr>
+        <w:t>MI:SS</w:t>
+      </w:r>
+      <w:proofErr w:type="gramEnd"/>
     </w:p>
     <w:p>
       <w:pPr>
@@ -1698,7 +1886,25 @@
           <w:sz w:val="22"/>
           <w:szCs w:val="22"/>
         </w:rPr>
-        <w:t xml:space="preserve">examples: when scheduling a future shipment or storing a birthdate of someone its preferred to use the </w:t>
+        <w:t xml:space="preserve">examples: when scheduling a future shipment or storing a birthdate of someone </w:t>
+      </w:r>
+      <w:proofErr w:type="gramStart"/>
+      <w:r>
+        <w:rPr>
+          <w:color w:val="000000" w:themeColor="text1"/>
+          <w:sz w:val="22"/>
+          <w:szCs w:val="22"/>
+        </w:rPr>
+        <w:t>its</w:t>
+      </w:r>
+      <w:proofErr w:type="gramEnd"/>
+      <w:r>
+        <w:rPr>
+          <w:color w:val="000000" w:themeColor="text1"/>
+          <w:sz w:val="22"/>
+          <w:szCs w:val="22"/>
+        </w:rPr>
+        <w:t xml:space="preserve"> preferred to use the </w:t>
       </w:r>
       <w:r>
         <w:rPr>
@@ -1719,6 +1925,7 @@
         <w:t xml:space="preserve"> temporal datatype since </w:t>
       </w:r>
       <w:proofErr w:type="spellStart"/>
+      <w:proofErr w:type="gramStart"/>
       <w:r>
         <w:rPr>
           <w:color w:val="000000" w:themeColor="text1"/>
@@ -1728,6 +1935,7 @@
         <w:t>its</w:t>
       </w:r>
       <w:proofErr w:type="spellEnd"/>
+      <w:proofErr w:type="gramEnd"/>
       <w:r>
         <w:rPr>
           <w:color w:val="000000" w:themeColor="text1"/>
@@ -2060,7 +2268,25 @@
           <w:sz w:val="22"/>
           <w:szCs w:val="22"/>
         </w:rPr>
-        <w:t>all the values in the column can be null when not input, but if we want some data to never be null we should define it when defining the datatype</w:t>
+        <w:t xml:space="preserve">all the values in the column can be null when not input, but if we want some data to never be </w:t>
+      </w:r>
+      <w:proofErr w:type="gramStart"/>
+      <w:r>
+        <w:rPr>
+          <w:color w:val="000000" w:themeColor="text1"/>
+          <w:sz w:val="22"/>
+          <w:szCs w:val="22"/>
+        </w:rPr>
+        <w:t>null</w:t>
+      </w:r>
+      <w:proofErr w:type="gramEnd"/>
+      <w:r>
+        <w:rPr>
+          <w:color w:val="000000" w:themeColor="text1"/>
+          <w:sz w:val="22"/>
+          <w:szCs w:val="22"/>
+        </w:rPr>
+        <w:t xml:space="preserve"> we should define it when defining the datatype</w:t>
       </w:r>
     </w:p>
     <w:p>
@@ -2087,7 +2313,25 @@
           <w:bCs/>
           <w:color w:val="4472C4" w:themeColor="accent1"/>
         </w:rPr>
-        <w:t xml:space="preserve"> varchar(3) NOT NULL;</w:t>
+        <w:t xml:space="preserve"> </w:t>
+      </w:r>
+      <w:proofErr w:type="gramStart"/>
+      <w:r>
+        <w:rPr>
+          <w:b/>
+          <w:bCs/>
+          <w:color w:val="4472C4" w:themeColor="accent1"/>
+        </w:rPr>
+        <w:t>varchar(</w:t>
+      </w:r>
+      <w:proofErr w:type="gramEnd"/>
+      <w:r>
+        <w:rPr>
+          <w:b/>
+          <w:bCs/>
+          <w:color w:val="4472C4" w:themeColor="accent1"/>
+        </w:rPr>
+        <w:t>3) NOT NULL;</w:t>
       </w:r>
     </w:p>
     <w:p>
@@ -2327,7 +2571,25 @@
           <w:bCs/>
           <w:color w:val="4472C4" w:themeColor="accent1"/>
         </w:rPr>
-        <w:t>INSERT INTO TABLE_NAME(COLUMN, COLUMN2) VALUES (,)</w:t>
+        <w:t>INSERT INTO TABLE_</w:t>
+      </w:r>
+      <w:proofErr w:type="gramStart"/>
+      <w:r>
+        <w:rPr>
+          <w:b/>
+          <w:bCs/>
+          <w:color w:val="4472C4" w:themeColor="accent1"/>
+        </w:rPr>
+        <w:t>NAME(</w:t>
+      </w:r>
+      <w:proofErr w:type="gramEnd"/>
+      <w:r>
+        <w:rPr>
+          <w:b/>
+          <w:bCs/>
+          <w:color w:val="4472C4" w:themeColor="accent1"/>
+        </w:rPr>
+        <w:t>COLUMN, COLUMN2) VALUES (,)</w:t>
       </w:r>
       <w:r>
         <w:rPr>
@@ -2977,9 +3239,9 @@
           <w:sz w:val="22"/>
           <w:szCs w:val="22"/>
         </w:rPr>
-        <w:t>SELECT DATE_FORMAT(</w:t>
-      </w:r>
-      <w:proofErr w:type="spellStart"/>
+        <w:t>SELECT DATE_</w:t>
+      </w:r>
+      <w:proofErr w:type="gramStart"/>
       <w:r>
         <w:rPr>
           <w:b/>
@@ -2990,9 +3252,10 @@
           <w:sz w:val="22"/>
           <w:szCs w:val="22"/>
         </w:rPr>
-        <w:t>event_time</w:t>
-      </w:r>
-      <w:proofErr w:type="spellEnd"/>
+        <w:t>FORMAT(</w:t>
+      </w:r>
+      <w:proofErr w:type="spellStart"/>
+      <w:proofErr w:type="gramEnd"/>
       <w:r>
         <w:rPr>
           <w:b/>
@@ -3003,9 +3266,9 @@
           <w:sz w:val="22"/>
           <w:szCs w:val="22"/>
         </w:rPr>
-        <w:t>, '%W, %M %d %Y %h:%</w:t>
-      </w:r>
-      <w:proofErr w:type="spellStart"/>
+        <w:t>event_time</w:t>
+      </w:r>
+      <w:proofErr w:type="spellEnd"/>
       <w:r>
         <w:rPr>
           <w:b/>
@@ -3016,9 +3279,9 @@
           <w:sz w:val="22"/>
           <w:szCs w:val="22"/>
         </w:rPr>
-        <w:t>i</w:t>
-      </w:r>
-      <w:proofErr w:type="spellEnd"/>
+        <w:t>, '%W, %M %d %Y %</w:t>
+      </w:r>
+      <w:proofErr w:type="gramStart"/>
       <w:r>
         <w:rPr>
           <w:b/>
@@ -3029,11 +3292,10 @@
           <w:sz w:val="22"/>
           <w:szCs w:val="22"/>
         </w:rPr>
-        <w:t>:%s %p')</w:t>
-      </w:r>
-    </w:p>
-    <w:p>
-      <w:pPr>
+        <w:t>h:%</w:t>
+      </w:r>
+      <w:proofErr w:type="spellStart"/>
+      <w:r>
         <w:rPr>
           <w:b/>
           <w:bCs/>
@@ -3043,7 +3305,9 @@
           <w:sz w:val="22"/>
           <w:szCs w:val="22"/>
         </w:rPr>
-      </w:pPr>
+        <w:t>i</w:t>
+      </w:r>
+      <w:proofErr w:type="spellEnd"/>
       <w:r>
         <w:rPr>
           <w:b/>
@@ -3054,6 +3318,44 @@
           <w:sz w:val="22"/>
           <w:szCs w:val="22"/>
         </w:rPr>
+        <w:t>:%</w:t>
+      </w:r>
+      <w:proofErr w:type="gramEnd"/>
+      <w:r>
+        <w:rPr>
+          <w:b/>
+          <w:bCs/>
+          <w:i/>
+          <w:iCs/>
+          <w:color w:val="4472C4" w:themeColor="accent1"/>
+          <w:sz w:val="22"/>
+          <w:szCs w:val="22"/>
+        </w:rPr>
+        <w:t>s %p')</w:t>
+      </w:r>
+    </w:p>
+    <w:p>
+      <w:pPr>
+        <w:rPr>
+          <w:b/>
+          <w:bCs/>
+          <w:i/>
+          <w:iCs/>
+          <w:color w:val="4472C4" w:themeColor="accent1"/>
+          <w:sz w:val="22"/>
+          <w:szCs w:val="22"/>
+        </w:rPr>
+      </w:pPr>
+      <w:r>
+        <w:rPr>
+          <w:b/>
+          <w:bCs/>
+          <w:i/>
+          <w:iCs/>
+          <w:color w:val="4472C4" w:themeColor="accent1"/>
+          <w:sz w:val="22"/>
+          <w:szCs w:val="22"/>
+        </w:rPr>
         <w:t>FROM events;</w:t>
       </w:r>
     </w:p>
@@ -3074,6 +3376,7 @@
         <w:t>%</w:t>
       </w:r>
       <w:proofErr w:type="spellStart"/>
+      <w:proofErr w:type="gramStart"/>
       <w:r>
         <w:rPr>
           <w:color w:val="000000" w:themeColor="text1"/>
@@ -3083,64 +3386,173 @@
         <w:t>a</w:t>
       </w:r>
       <w:proofErr w:type="spellEnd"/>
-      <w:r>
-        <w:rPr>
-          <w:color w:val="000000" w:themeColor="text1"/>
-          <w:sz w:val="22"/>
-          <w:szCs w:val="22"/>
-        </w:rPr>
-        <w:t xml:space="preserve"> The short weekday name, such as Sun, Mon, </w:t>
-      </w:r>
-    </w:p>
-    <w:p>
-      <w:pPr>
-        <w:rPr>
-          <w:color w:val="000000" w:themeColor="text1"/>
-          <w:sz w:val="22"/>
-          <w:szCs w:val="22"/>
-        </w:rPr>
-      </w:pPr>
-      <w:r>
-        <w:rPr>
-          <w:color w:val="000000" w:themeColor="text1"/>
-          <w:sz w:val="22"/>
-          <w:szCs w:val="22"/>
-        </w:rPr>
-        <w:t>%b The short month name, such as Jan, Feb</w:t>
-      </w:r>
-    </w:p>
-    <w:p>
-      <w:pPr>
-        <w:rPr>
-          <w:color w:val="000000" w:themeColor="text1"/>
-          <w:sz w:val="22"/>
-          <w:szCs w:val="22"/>
-        </w:rPr>
-      </w:pPr>
-      <w:r>
-        <w:rPr>
-          <w:color w:val="000000" w:themeColor="text1"/>
-          <w:sz w:val="22"/>
-          <w:szCs w:val="22"/>
-        </w:rPr>
-        <w:t xml:space="preserve">%c The numeric month (0..12) </w:t>
-      </w:r>
-    </w:p>
-    <w:p>
-      <w:pPr>
-        <w:rPr>
-          <w:color w:val="000000" w:themeColor="text1"/>
-          <w:sz w:val="22"/>
-          <w:szCs w:val="22"/>
-        </w:rPr>
-      </w:pPr>
-      <w:r>
-        <w:rPr>
-          <w:color w:val="000000" w:themeColor="text1"/>
-          <w:sz w:val="22"/>
-          <w:szCs w:val="22"/>
-        </w:rPr>
-        <w:t xml:space="preserve">%d The numeric day of the month (00..31) </w:t>
+      <w:proofErr w:type="gramEnd"/>
+      <w:r>
+        <w:rPr>
+          <w:color w:val="000000" w:themeColor="text1"/>
+          <w:sz w:val="22"/>
+          <w:szCs w:val="22"/>
+        </w:rPr>
+        <w:t xml:space="preserve"> </w:t>
+      </w:r>
+      <w:proofErr w:type="gramStart"/>
+      <w:r>
+        <w:rPr>
+          <w:color w:val="000000" w:themeColor="text1"/>
+          <w:sz w:val="22"/>
+          <w:szCs w:val="22"/>
+        </w:rPr>
+        <w:t>The</w:t>
+      </w:r>
+      <w:proofErr w:type="gramEnd"/>
+      <w:r>
+        <w:rPr>
+          <w:color w:val="000000" w:themeColor="text1"/>
+          <w:sz w:val="22"/>
+          <w:szCs w:val="22"/>
+        </w:rPr>
+        <w:t xml:space="preserve"> short weekday name, such as Sun, Mon, </w:t>
+      </w:r>
+    </w:p>
+    <w:p>
+      <w:pPr>
+        <w:rPr>
+          <w:color w:val="000000" w:themeColor="text1"/>
+          <w:sz w:val="22"/>
+          <w:szCs w:val="22"/>
+        </w:rPr>
+      </w:pPr>
+      <w:r>
+        <w:rPr>
+          <w:color w:val="000000" w:themeColor="text1"/>
+          <w:sz w:val="22"/>
+          <w:szCs w:val="22"/>
+        </w:rPr>
+        <w:t xml:space="preserve">%b </w:t>
+      </w:r>
+      <w:proofErr w:type="gramStart"/>
+      <w:r>
+        <w:rPr>
+          <w:color w:val="000000" w:themeColor="text1"/>
+          <w:sz w:val="22"/>
+          <w:szCs w:val="22"/>
+        </w:rPr>
+        <w:t>The</w:t>
+      </w:r>
+      <w:proofErr w:type="gramEnd"/>
+      <w:r>
+        <w:rPr>
+          <w:color w:val="000000" w:themeColor="text1"/>
+          <w:sz w:val="22"/>
+          <w:szCs w:val="22"/>
+        </w:rPr>
+        <w:t xml:space="preserve"> short month name, such as Jan, Feb</w:t>
+      </w:r>
+    </w:p>
+    <w:p>
+      <w:pPr>
+        <w:rPr>
+          <w:color w:val="000000" w:themeColor="text1"/>
+          <w:sz w:val="22"/>
+          <w:szCs w:val="22"/>
+        </w:rPr>
+      </w:pPr>
+      <w:r>
+        <w:rPr>
+          <w:color w:val="000000" w:themeColor="text1"/>
+          <w:sz w:val="22"/>
+          <w:szCs w:val="22"/>
+        </w:rPr>
+        <w:t xml:space="preserve">%c </w:t>
+      </w:r>
+      <w:proofErr w:type="gramStart"/>
+      <w:r>
+        <w:rPr>
+          <w:color w:val="000000" w:themeColor="text1"/>
+          <w:sz w:val="22"/>
+          <w:szCs w:val="22"/>
+        </w:rPr>
+        <w:t>The</w:t>
+      </w:r>
+      <w:proofErr w:type="gramEnd"/>
+      <w:r>
+        <w:rPr>
+          <w:color w:val="000000" w:themeColor="text1"/>
+          <w:sz w:val="22"/>
+          <w:szCs w:val="22"/>
+        </w:rPr>
+        <w:t xml:space="preserve"> numeric month (</w:t>
+      </w:r>
+      <w:proofErr w:type="gramStart"/>
+      <w:r>
+        <w:rPr>
+          <w:color w:val="000000" w:themeColor="text1"/>
+          <w:sz w:val="22"/>
+          <w:szCs w:val="22"/>
+        </w:rPr>
+        <w:t>0..</w:t>
+      </w:r>
+      <w:proofErr w:type="gramEnd"/>
+      <w:r>
+        <w:rPr>
+          <w:color w:val="000000" w:themeColor="text1"/>
+          <w:sz w:val="22"/>
+          <w:szCs w:val="22"/>
+        </w:rPr>
+        <w:t xml:space="preserve">12) </w:t>
+      </w:r>
+    </w:p>
+    <w:p>
+      <w:pPr>
+        <w:rPr>
+          <w:color w:val="000000" w:themeColor="text1"/>
+          <w:sz w:val="22"/>
+          <w:szCs w:val="22"/>
+        </w:rPr>
+      </w:pPr>
+      <w:r>
+        <w:rPr>
+          <w:color w:val="000000" w:themeColor="text1"/>
+          <w:sz w:val="22"/>
+          <w:szCs w:val="22"/>
+        </w:rPr>
+        <w:t xml:space="preserve">%d </w:t>
+      </w:r>
+      <w:proofErr w:type="gramStart"/>
+      <w:r>
+        <w:rPr>
+          <w:color w:val="000000" w:themeColor="text1"/>
+          <w:sz w:val="22"/>
+          <w:szCs w:val="22"/>
+        </w:rPr>
+        <w:t>The</w:t>
+      </w:r>
+      <w:proofErr w:type="gramEnd"/>
+      <w:r>
+        <w:rPr>
+          <w:color w:val="000000" w:themeColor="text1"/>
+          <w:sz w:val="22"/>
+          <w:szCs w:val="22"/>
+        </w:rPr>
+        <w:t xml:space="preserve"> numeric day of the month (</w:t>
+      </w:r>
+      <w:proofErr w:type="gramStart"/>
+      <w:r>
+        <w:rPr>
+          <w:color w:val="000000" w:themeColor="text1"/>
+          <w:sz w:val="22"/>
+          <w:szCs w:val="22"/>
+        </w:rPr>
+        <w:t>00..</w:t>
+      </w:r>
+      <w:proofErr w:type="gramEnd"/>
+      <w:r>
+        <w:rPr>
+          <w:color w:val="000000" w:themeColor="text1"/>
+          <w:sz w:val="22"/>
+          <w:szCs w:val="22"/>
+        </w:rPr>
+        <w:t xml:space="preserve">31) </w:t>
       </w:r>
     </w:p>
     <w:p>
@@ -3175,41 +3587,131 @@
           <w:sz w:val="22"/>
           <w:szCs w:val="22"/>
         </w:rPr>
-        <w:t xml:space="preserve"> The number of microseconds (000000..999999) </w:t>
-      </w:r>
-    </w:p>
-    <w:p>
-      <w:pPr>
-        <w:rPr>
-          <w:color w:val="000000" w:themeColor="text1"/>
-          <w:sz w:val="22"/>
-          <w:szCs w:val="22"/>
-        </w:rPr>
-      </w:pPr>
-      <w:r>
-        <w:rPr>
-          <w:color w:val="000000" w:themeColor="text1"/>
-          <w:sz w:val="22"/>
-          <w:szCs w:val="22"/>
-        </w:rPr>
-        <w:t xml:space="preserve">%H The hour of the day, in 24-hour format (00..23) </w:t>
-      </w:r>
-    </w:p>
-    <w:p>
-      <w:pPr>
-        <w:rPr>
-          <w:color w:val="000000" w:themeColor="text1"/>
-          <w:sz w:val="22"/>
-          <w:szCs w:val="22"/>
-        </w:rPr>
-      </w:pPr>
-      <w:r>
-        <w:rPr>
-          <w:color w:val="000000" w:themeColor="text1"/>
-          <w:sz w:val="22"/>
-          <w:szCs w:val="22"/>
-        </w:rPr>
-        <w:t xml:space="preserve">%h The hour of the day, in 12-hour format (01..12) </w:t>
+        <w:t xml:space="preserve"> </w:t>
+      </w:r>
+      <w:proofErr w:type="gramStart"/>
+      <w:r>
+        <w:rPr>
+          <w:color w:val="000000" w:themeColor="text1"/>
+          <w:sz w:val="22"/>
+          <w:szCs w:val="22"/>
+        </w:rPr>
+        <w:t>The</w:t>
+      </w:r>
+      <w:proofErr w:type="gramEnd"/>
+      <w:r>
+        <w:rPr>
+          <w:color w:val="000000" w:themeColor="text1"/>
+          <w:sz w:val="22"/>
+          <w:szCs w:val="22"/>
+        </w:rPr>
+        <w:t xml:space="preserve"> number of microseconds (</w:t>
+      </w:r>
+      <w:proofErr w:type="gramStart"/>
+      <w:r>
+        <w:rPr>
+          <w:color w:val="000000" w:themeColor="text1"/>
+          <w:sz w:val="22"/>
+          <w:szCs w:val="22"/>
+        </w:rPr>
+        <w:t>000000..</w:t>
+      </w:r>
+      <w:proofErr w:type="gramEnd"/>
+      <w:r>
+        <w:rPr>
+          <w:color w:val="000000" w:themeColor="text1"/>
+          <w:sz w:val="22"/>
+          <w:szCs w:val="22"/>
+        </w:rPr>
+        <w:t xml:space="preserve">999999) </w:t>
+      </w:r>
+    </w:p>
+    <w:p>
+      <w:pPr>
+        <w:rPr>
+          <w:color w:val="000000" w:themeColor="text1"/>
+          <w:sz w:val="22"/>
+          <w:szCs w:val="22"/>
+        </w:rPr>
+      </w:pPr>
+      <w:r>
+        <w:rPr>
+          <w:color w:val="000000" w:themeColor="text1"/>
+          <w:sz w:val="22"/>
+          <w:szCs w:val="22"/>
+        </w:rPr>
+        <w:t>%H The hour of the day, in 24-hour format (</w:t>
+      </w:r>
+      <w:proofErr w:type="gramStart"/>
+      <w:r>
+        <w:rPr>
+          <w:color w:val="000000" w:themeColor="text1"/>
+          <w:sz w:val="22"/>
+          <w:szCs w:val="22"/>
+        </w:rPr>
+        <w:t>00..</w:t>
+      </w:r>
+      <w:proofErr w:type="gramEnd"/>
+      <w:r>
+        <w:rPr>
+          <w:color w:val="000000" w:themeColor="text1"/>
+          <w:sz w:val="22"/>
+          <w:szCs w:val="22"/>
+        </w:rPr>
+        <w:t xml:space="preserve">23) </w:t>
+      </w:r>
+    </w:p>
+    <w:p>
+      <w:pPr>
+        <w:rPr>
+          <w:color w:val="000000" w:themeColor="text1"/>
+          <w:sz w:val="22"/>
+          <w:szCs w:val="22"/>
+        </w:rPr>
+      </w:pPr>
+      <w:r>
+        <w:rPr>
+          <w:color w:val="000000" w:themeColor="text1"/>
+          <w:sz w:val="22"/>
+          <w:szCs w:val="22"/>
+        </w:rPr>
+        <w:t xml:space="preserve">%h </w:t>
+      </w:r>
+      <w:proofErr w:type="gramStart"/>
+      <w:r>
+        <w:rPr>
+          <w:color w:val="000000" w:themeColor="text1"/>
+          <w:sz w:val="22"/>
+          <w:szCs w:val="22"/>
+        </w:rPr>
+        <w:t>The</w:t>
+      </w:r>
+      <w:proofErr w:type="gramEnd"/>
+      <w:r>
+        <w:rPr>
+          <w:color w:val="000000" w:themeColor="text1"/>
+          <w:sz w:val="22"/>
+          <w:szCs w:val="22"/>
+        </w:rPr>
+        <w:t xml:space="preserve"> hour of the day, in 12-hour format (</w:t>
+      </w:r>
+      <w:proofErr w:type="gramStart"/>
+      <w:r>
+        <w:rPr>
+          <w:color w:val="000000" w:themeColor="text1"/>
+          <w:sz w:val="22"/>
+          <w:szCs w:val="22"/>
+        </w:rPr>
+        <w:t>01..</w:t>
+      </w:r>
+      <w:proofErr w:type="gramEnd"/>
+      <w:r>
+        <w:rPr>
+          <w:color w:val="000000" w:themeColor="text1"/>
+          <w:sz w:val="22"/>
+          <w:szCs w:val="22"/>
+        </w:rPr>
+        <w:t xml:space="preserve">12) </w:t>
       </w:r>
     </w:p>
     <w:p>
@@ -3244,24 +3746,96 @@
           <w:sz w:val="22"/>
           <w:szCs w:val="22"/>
         </w:rPr>
-        <w:t xml:space="preserve"> The minutes within the hour (00..59) </w:t>
-      </w:r>
-    </w:p>
-    <w:p>
-      <w:pPr>
-        <w:rPr>
-          <w:color w:val="000000" w:themeColor="text1"/>
-          <w:sz w:val="22"/>
-          <w:szCs w:val="22"/>
-        </w:rPr>
-      </w:pPr>
-      <w:r>
-        <w:rPr>
-          <w:color w:val="000000" w:themeColor="text1"/>
-          <w:sz w:val="22"/>
-          <w:szCs w:val="22"/>
-        </w:rPr>
-        <w:t xml:space="preserve">%j The day of year (001..366) </w:t>
+        <w:t xml:space="preserve"> </w:t>
+      </w:r>
+      <w:proofErr w:type="gramStart"/>
+      <w:r>
+        <w:rPr>
+          <w:color w:val="000000" w:themeColor="text1"/>
+          <w:sz w:val="22"/>
+          <w:szCs w:val="22"/>
+        </w:rPr>
+        <w:t>The</w:t>
+      </w:r>
+      <w:proofErr w:type="gramEnd"/>
+      <w:r>
+        <w:rPr>
+          <w:color w:val="000000" w:themeColor="text1"/>
+          <w:sz w:val="22"/>
+          <w:szCs w:val="22"/>
+        </w:rPr>
+        <w:t xml:space="preserve"> minutes within the hour (</w:t>
+      </w:r>
+      <w:proofErr w:type="gramStart"/>
+      <w:r>
+        <w:rPr>
+          <w:color w:val="000000" w:themeColor="text1"/>
+          <w:sz w:val="22"/>
+          <w:szCs w:val="22"/>
+        </w:rPr>
+        <w:t>00..</w:t>
+      </w:r>
+      <w:proofErr w:type="gramEnd"/>
+      <w:r>
+        <w:rPr>
+          <w:color w:val="000000" w:themeColor="text1"/>
+          <w:sz w:val="22"/>
+          <w:szCs w:val="22"/>
+        </w:rPr>
+        <w:t xml:space="preserve">59) </w:t>
+      </w:r>
+    </w:p>
+    <w:p>
+      <w:pPr>
+        <w:rPr>
+          <w:color w:val="000000" w:themeColor="text1"/>
+          <w:sz w:val="22"/>
+          <w:szCs w:val="22"/>
+        </w:rPr>
+      </w:pPr>
+      <w:r>
+        <w:rPr>
+          <w:color w:val="000000" w:themeColor="text1"/>
+          <w:sz w:val="22"/>
+          <w:szCs w:val="22"/>
+        </w:rPr>
+        <w:t xml:space="preserve">%j </w:t>
+      </w:r>
+      <w:proofErr w:type="gramStart"/>
+      <w:r>
+        <w:rPr>
+          <w:color w:val="000000" w:themeColor="text1"/>
+          <w:sz w:val="22"/>
+          <w:szCs w:val="22"/>
+        </w:rPr>
+        <w:t>The</w:t>
+      </w:r>
+      <w:proofErr w:type="gramEnd"/>
+      <w:r>
+        <w:rPr>
+          <w:color w:val="000000" w:themeColor="text1"/>
+          <w:sz w:val="22"/>
+          <w:szCs w:val="22"/>
+        </w:rPr>
+        <w:t xml:space="preserve"> day of year (</w:t>
+      </w:r>
+      <w:proofErr w:type="gramStart"/>
+      <w:r>
+        <w:rPr>
+          <w:color w:val="000000" w:themeColor="text1"/>
+          <w:sz w:val="22"/>
+          <w:szCs w:val="22"/>
+        </w:rPr>
+        <w:t>001..</w:t>
+      </w:r>
+      <w:proofErr w:type="gramEnd"/>
+      <w:r>
+        <w:rPr>
+          <w:color w:val="000000" w:themeColor="text1"/>
+          <w:sz w:val="22"/>
+          <w:szCs w:val="22"/>
+        </w:rPr>
+        <w:t xml:space="preserve">366) </w:t>
       </w:r>
     </w:p>
     <w:p>
@@ -3281,13 +3855,23 @@
         <w:t>%M The full month name (</w:t>
       </w:r>
       <w:proofErr w:type="spellStart"/>
-      <w:r>
-        <w:rPr>
-          <w:color w:val="000000" w:themeColor="text1"/>
-          <w:sz w:val="22"/>
-          <w:szCs w:val="22"/>
-        </w:rPr>
-        <w:t>January..December</w:t>
+      <w:proofErr w:type="gramStart"/>
+      <w:r>
+        <w:rPr>
+          <w:color w:val="000000" w:themeColor="text1"/>
+          <w:sz w:val="22"/>
+          <w:szCs w:val="22"/>
+        </w:rPr>
+        <w:t>January..</w:t>
+      </w:r>
+      <w:proofErr w:type="gramEnd"/>
+      <w:r>
+        <w:rPr>
+          <w:color w:val="000000" w:themeColor="text1"/>
+          <w:sz w:val="22"/>
+          <w:szCs w:val="22"/>
+        </w:rPr>
+        <w:t>December</w:t>
       </w:r>
       <w:proofErr w:type="spellEnd"/>
       <w:r>
@@ -3314,7 +3898,25 @@
           <w:szCs w:val="22"/>
         </w:rPr>
         <w:lastRenderedPageBreak/>
-        <w:t xml:space="preserve">%m The numeric month </w:t>
+        <w:t xml:space="preserve">%m </w:t>
+      </w:r>
+      <w:proofErr w:type="gramStart"/>
+      <w:r>
+        <w:rPr>
+          <w:color w:val="000000" w:themeColor="text1"/>
+          <w:sz w:val="22"/>
+          <w:szCs w:val="22"/>
+        </w:rPr>
+        <w:t>The</w:t>
+      </w:r>
+      <w:proofErr w:type="gramEnd"/>
+      <w:r>
+        <w:rPr>
+          <w:color w:val="000000" w:themeColor="text1"/>
+          <w:sz w:val="22"/>
+          <w:szCs w:val="22"/>
+        </w:rPr>
+        <w:t xml:space="preserve"> numeric month </w:t>
       </w:r>
     </w:p>
     <w:p>
@@ -3348,7 +3950,43 @@
           <w:sz w:val="22"/>
           <w:szCs w:val="22"/>
         </w:rPr>
-        <w:t xml:space="preserve">%s The number of seconds (00..59) </w:t>
+        <w:t xml:space="preserve">%s </w:t>
+      </w:r>
+      <w:proofErr w:type="gramStart"/>
+      <w:r>
+        <w:rPr>
+          <w:color w:val="000000" w:themeColor="text1"/>
+          <w:sz w:val="22"/>
+          <w:szCs w:val="22"/>
+        </w:rPr>
+        <w:t>The</w:t>
+      </w:r>
+      <w:proofErr w:type="gramEnd"/>
+      <w:r>
+        <w:rPr>
+          <w:color w:val="000000" w:themeColor="text1"/>
+          <w:sz w:val="22"/>
+          <w:szCs w:val="22"/>
+        </w:rPr>
+        <w:t xml:space="preserve"> number of seconds (</w:t>
+      </w:r>
+      <w:proofErr w:type="gramStart"/>
+      <w:r>
+        <w:rPr>
+          <w:color w:val="000000" w:themeColor="text1"/>
+          <w:sz w:val="22"/>
+          <w:szCs w:val="22"/>
+        </w:rPr>
+        <w:t>00..</w:t>
+      </w:r>
+      <w:proofErr w:type="gramEnd"/>
+      <w:r>
+        <w:rPr>
+          <w:color w:val="000000" w:themeColor="text1"/>
+          <w:sz w:val="22"/>
+          <w:szCs w:val="22"/>
+        </w:rPr>
+        <w:t xml:space="preserve">59) </w:t>
       </w:r>
     </w:p>
     <w:p>
@@ -3368,13 +4006,23 @@
         <w:t>%W The full weekday name (</w:t>
       </w:r>
       <w:proofErr w:type="spellStart"/>
-      <w:r>
-        <w:rPr>
-          <w:color w:val="000000" w:themeColor="text1"/>
-          <w:sz w:val="22"/>
-          <w:szCs w:val="22"/>
-        </w:rPr>
-        <w:t>Sunday..Saturday</w:t>
+      <w:proofErr w:type="gramStart"/>
+      <w:r>
+        <w:rPr>
+          <w:color w:val="000000" w:themeColor="text1"/>
+          <w:sz w:val="22"/>
+          <w:szCs w:val="22"/>
+        </w:rPr>
+        <w:t>Sunday..</w:t>
+      </w:r>
+      <w:proofErr w:type="gramEnd"/>
+      <w:r>
+        <w:rPr>
+          <w:color w:val="000000" w:themeColor="text1"/>
+          <w:sz w:val="22"/>
+          <w:szCs w:val="22"/>
+        </w:rPr>
+        <w:t>Saturday</w:t>
       </w:r>
       <w:proofErr w:type="spellEnd"/>
       <w:r>
@@ -3400,7 +4048,43 @@
           <w:sz w:val="22"/>
           <w:szCs w:val="22"/>
         </w:rPr>
-        <w:t xml:space="preserve">%w The numeric day of the week (0=Sunday..6=Saturday) </w:t>
+        <w:t xml:space="preserve">%w </w:t>
+      </w:r>
+      <w:proofErr w:type="gramStart"/>
+      <w:r>
+        <w:rPr>
+          <w:color w:val="000000" w:themeColor="text1"/>
+          <w:sz w:val="22"/>
+          <w:szCs w:val="22"/>
+        </w:rPr>
+        <w:t>The</w:t>
+      </w:r>
+      <w:proofErr w:type="gramEnd"/>
+      <w:r>
+        <w:rPr>
+          <w:color w:val="000000" w:themeColor="text1"/>
+          <w:sz w:val="22"/>
+          <w:szCs w:val="22"/>
+        </w:rPr>
+        <w:t xml:space="preserve"> numeric day of the week (0=</w:t>
+      </w:r>
+      <w:proofErr w:type="gramStart"/>
+      <w:r>
+        <w:rPr>
+          <w:color w:val="000000" w:themeColor="text1"/>
+          <w:sz w:val="22"/>
+          <w:szCs w:val="22"/>
+        </w:rPr>
+        <w:t>Sunday..</w:t>
+      </w:r>
+      <w:proofErr w:type="gramEnd"/>
+      <w:r>
+        <w:rPr>
+          <w:color w:val="000000" w:themeColor="text1"/>
+          <w:sz w:val="22"/>
+          <w:szCs w:val="22"/>
+        </w:rPr>
+        <w:t xml:space="preserve">6=Saturday) </w:t>
       </w:r>
     </w:p>
     <w:p>
@@ -3898,16 +4582,34 @@
           <w:bCs/>
           <w:color w:val="4472C4" w:themeColor="accent1"/>
         </w:rPr>
-        <w:t>lang_pi_value</w:t>
-      </w:r>
-      <w:proofErr w:type="spellEnd"/>
-      <w:r>
-        <w:rPr>
-          <w:b/>
-          <w:bCs/>
-          <w:color w:val="4472C4" w:themeColor="accent1"/>
-        </w:rPr>
-        <w:t xml:space="preserve">,    upper(name) </w:t>
+        <w:t>lang_pi_</w:t>
+      </w:r>
+      <w:proofErr w:type="gramStart"/>
+      <w:r>
+        <w:rPr>
+          <w:b/>
+          <w:bCs/>
+          <w:color w:val="4472C4" w:themeColor="accent1"/>
+        </w:rPr>
+        <w:t>value</w:t>
+      </w:r>
+      <w:proofErr w:type="spellEnd"/>
+      <w:r>
+        <w:rPr>
+          <w:b/>
+          <w:bCs/>
+          <w:color w:val="4472C4" w:themeColor="accent1"/>
+        </w:rPr>
+        <w:t>,   </w:t>
+      </w:r>
+      <w:proofErr w:type="gramEnd"/>
+      <w:r>
+        <w:rPr>
+          <w:b/>
+          <w:bCs/>
+          <w:color w:val="4472C4" w:themeColor="accent1"/>
+        </w:rPr>
+        <w:t xml:space="preserve"> upper(name) </w:t>
       </w:r>
       <w:proofErr w:type="spellStart"/>
       <w:r>
@@ -4405,7 +5107,25 @@
           <w:sz w:val="22"/>
           <w:szCs w:val="22"/>
         </w:rPr>
-        <w:t xml:space="preserve">When joining multiple tables it’s a better idea to just give an alias name for the tables to access </w:t>
+        <w:t xml:space="preserve">When joining multiple </w:t>
+      </w:r>
+      <w:proofErr w:type="gramStart"/>
+      <w:r>
+        <w:rPr>
+          <w:color w:val="000000" w:themeColor="text1"/>
+          <w:sz w:val="22"/>
+          <w:szCs w:val="22"/>
+        </w:rPr>
+        <w:t>tables</w:t>
+      </w:r>
+      <w:proofErr w:type="gramEnd"/>
+      <w:r>
+        <w:rPr>
+          <w:color w:val="000000" w:themeColor="text1"/>
+          <w:sz w:val="22"/>
+          <w:szCs w:val="22"/>
+        </w:rPr>
+        <w:t xml:space="preserve"> it’s a better idea to just give an alias name for the tables to access </w:t>
       </w:r>
       <w:proofErr w:type="spellStart"/>
       <w:r>
@@ -4443,13 +5163,23 @@
         <w:t xml:space="preserve">SELECT </w:t>
       </w:r>
       <w:proofErr w:type="spellStart"/>
-      <w:r>
-        <w:rPr>
-          <w:b/>
-          <w:bCs/>
-          <w:color w:val="4472C4" w:themeColor="accent1"/>
-        </w:rPr>
-        <w:t>c.first_name</w:t>
+      <w:proofErr w:type="gramStart"/>
+      <w:r>
+        <w:rPr>
+          <w:b/>
+          <w:bCs/>
+          <w:color w:val="4472C4" w:themeColor="accent1"/>
+        </w:rPr>
+        <w:t>c.first</w:t>
+      </w:r>
+      <w:proofErr w:type="gramEnd"/>
+      <w:r>
+        <w:rPr>
+          <w:b/>
+          <w:bCs/>
+          <w:color w:val="4472C4" w:themeColor="accent1"/>
+        </w:rPr>
+        <w:t>_name</w:t>
       </w:r>
       <w:proofErr w:type="spellEnd"/>
       <w:r>
@@ -4461,31 +5191,69 @@
         <w:t xml:space="preserve">, </w:t>
       </w:r>
       <w:proofErr w:type="spellStart"/>
-      <w:r>
-        <w:rPr>
-          <w:b/>
-          <w:bCs/>
-          <w:color w:val="4472C4" w:themeColor="accent1"/>
-        </w:rPr>
-        <w:t>c.last_name</w:t>
-      </w:r>
-      <w:proofErr w:type="spellEnd"/>
-      <w:r>
-        <w:rPr>
-          <w:b/>
-          <w:bCs/>
-          <w:color w:val="4472C4" w:themeColor="accent1"/>
-        </w:rPr>
-        <w:t>,   time(</w:t>
-      </w:r>
-      <w:proofErr w:type="spellStart"/>
-      <w:r>
-        <w:rPr>
-          <w:b/>
-          <w:bCs/>
-          <w:color w:val="4472C4" w:themeColor="accent1"/>
-        </w:rPr>
-        <w:t>r.rental_date</w:t>
+      <w:proofErr w:type="gramStart"/>
+      <w:r>
+        <w:rPr>
+          <w:b/>
+          <w:bCs/>
+          <w:color w:val="4472C4" w:themeColor="accent1"/>
+        </w:rPr>
+        <w:t>c.last</w:t>
+      </w:r>
+      <w:proofErr w:type="gramEnd"/>
+      <w:r>
+        <w:rPr>
+          <w:b/>
+          <w:bCs/>
+          <w:color w:val="4472C4" w:themeColor="accent1"/>
+        </w:rPr>
+        <w:t>_</w:t>
+      </w:r>
+      <w:proofErr w:type="gramStart"/>
+      <w:r>
+        <w:rPr>
+          <w:b/>
+          <w:bCs/>
+          <w:color w:val="4472C4" w:themeColor="accent1"/>
+        </w:rPr>
+        <w:t>name</w:t>
+      </w:r>
+      <w:proofErr w:type="spellEnd"/>
+      <w:r>
+        <w:rPr>
+          <w:b/>
+          <w:bCs/>
+          <w:color w:val="4472C4" w:themeColor="accent1"/>
+        </w:rPr>
+        <w:t xml:space="preserve">,   </w:t>
+      </w:r>
+      <w:proofErr w:type="gramEnd"/>
+      <w:r>
+        <w:rPr>
+          <w:b/>
+          <w:bCs/>
+          <w:color w:val="4472C4" w:themeColor="accent1"/>
+        </w:rPr>
+        <w:t>time(</w:t>
+      </w:r>
+      <w:proofErr w:type="spellStart"/>
+      <w:proofErr w:type="gramStart"/>
+      <w:r>
+        <w:rPr>
+          <w:b/>
+          <w:bCs/>
+          <w:color w:val="4472C4" w:themeColor="accent1"/>
+        </w:rPr>
+        <w:t>r.rental</w:t>
+      </w:r>
+      <w:proofErr w:type="gramEnd"/>
+      <w:r>
+        <w:rPr>
+          <w:b/>
+          <w:bCs/>
+          <w:color w:val="4472C4" w:themeColor="accent1"/>
+        </w:rPr>
+        <w:t>_date</w:t>
       </w:r>
       <w:proofErr w:type="spellEnd"/>
       <w:r>
@@ -4566,13 +5334,23 @@
         <w:t xml:space="preserve">ON </w:t>
       </w:r>
       <w:proofErr w:type="spellStart"/>
-      <w:r>
-        <w:rPr>
-          <w:b/>
-          <w:bCs/>
-          <w:color w:val="4472C4" w:themeColor="accent1"/>
-        </w:rPr>
-        <w:t>c.customer_id</w:t>
+      <w:proofErr w:type="gramStart"/>
+      <w:r>
+        <w:rPr>
+          <w:b/>
+          <w:bCs/>
+          <w:color w:val="4472C4" w:themeColor="accent1"/>
+        </w:rPr>
+        <w:t>c.customer</w:t>
+      </w:r>
+      <w:proofErr w:type="gramEnd"/>
+      <w:r>
+        <w:rPr>
+          <w:b/>
+          <w:bCs/>
+          <w:color w:val="4472C4" w:themeColor="accent1"/>
+        </w:rPr>
+        <w:t>_id</w:t>
       </w:r>
       <w:proofErr w:type="spellEnd"/>
       <w:r>
@@ -4584,13 +5362,23 @@
         <w:t xml:space="preserve"> = </w:t>
       </w:r>
       <w:proofErr w:type="spellStart"/>
-      <w:r>
-        <w:rPr>
-          <w:b/>
-          <w:bCs/>
-          <w:color w:val="4472C4" w:themeColor="accent1"/>
-        </w:rPr>
-        <w:t>r.customer_id</w:t>
+      <w:proofErr w:type="gramStart"/>
+      <w:r>
+        <w:rPr>
+          <w:b/>
+          <w:bCs/>
+          <w:color w:val="4472C4" w:themeColor="accent1"/>
+        </w:rPr>
+        <w:t>r.customer</w:t>
+      </w:r>
+      <w:proofErr w:type="gramEnd"/>
+      <w:r>
+        <w:rPr>
+          <w:b/>
+          <w:bCs/>
+          <w:color w:val="4472C4" w:themeColor="accent1"/>
+        </w:rPr>
+        <w:t>_id</w:t>
       </w:r>
       <w:proofErr w:type="spellEnd"/>
       <w:r>
@@ -4619,13 +5407,23 @@
         <w:t>WHERE date(</w:t>
       </w:r>
       <w:proofErr w:type="spellStart"/>
-      <w:r>
-        <w:rPr>
-          <w:b/>
-          <w:bCs/>
-          <w:color w:val="4472C4" w:themeColor="accent1"/>
-        </w:rPr>
-        <w:t>r.rental_date</w:t>
+      <w:proofErr w:type="gramStart"/>
+      <w:r>
+        <w:rPr>
+          <w:b/>
+          <w:bCs/>
+          <w:color w:val="4472C4" w:themeColor="accent1"/>
+        </w:rPr>
+        <w:t>r.rental</w:t>
+      </w:r>
+      <w:proofErr w:type="gramEnd"/>
+      <w:r>
+        <w:rPr>
+          <w:b/>
+          <w:bCs/>
+          <w:color w:val="4472C4" w:themeColor="accent1"/>
+        </w:rPr>
+        <w:t>_date</w:t>
       </w:r>
       <w:proofErr w:type="spellEnd"/>
       <w:r>
@@ -5049,7 +5847,25 @@
           <w:sz w:val="22"/>
           <w:szCs w:val="22"/>
         </w:rPr>
-        <w:t xml:space="preserve">In the order by clause we can use the numeric value to refer to the column we want to sort by. </w:t>
+        <w:t xml:space="preserve">In the order by </w:t>
+      </w:r>
+      <w:proofErr w:type="gramStart"/>
+      <w:r>
+        <w:rPr>
+          <w:color w:val="000000" w:themeColor="text1"/>
+          <w:sz w:val="22"/>
+          <w:szCs w:val="22"/>
+        </w:rPr>
+        <w:t>clause</w:t>
+      </w:r>
+      <w:proofErr w:type="gramEnd"/>
+      <w:r>
+        <w:rPr>
+          <w:color w:val="000000" w:themeColor="text1"/>
+          <w:sz w:val="22"/>
+          <w:szCs w:val="22"/>
+        </w:rPr>
+        <w:t xml:space="preserve"> we can use the numeric value to refer to the column we want to sort by. </w:t>
       </w:r>
     </w:p>
     <w:p>
@@ -5398,24 +6214,60 @@
           <w:sz w:val="22"/>
           <w:szCs w:val="22"/>
         </w:rPr>
-        <w:t xml:space="preserve"> all accept the keyword where.</w:t>
-      </w:r>
-    </w:p>
-    <w:p>
-      <w:pPr>
-        <w:rPr>
-          <w:color w:val="000000" w:themeColor="text1"/>
-          <w:sz w:val="22"/>
-          <w:szCs w:val="22"/>
-        </w:rPr>
-      </w:pPr>
-      <w:r>
-        <w:rPr>
-          <w:color w:val="000000" w:themeColor="text1"/>
-          <w:sz w:val="22"/>
-          <w:szCs w:val="22"/>
-        </w:rPr>
-        <w:t xml:space="preserve">The WHERE clauses works the same for the case of AND, OR usage. </w:t>
+        <w:t xml:space="preserve"> all accept the keyword </w:t>
+      </w:r>
+      <w:proofErr w:type="gramStart"/>
+      <w:r>
+        <w:rPr>
+          <w:color w:val="000000" w:themeColor="text1"/>
+          <w:sz w:val="22"/>
+          <w:szCs w:val="22"/>
+        </w:rPr>
+        <w:t>where</w:t>
+      </w:r>
+      <w:proofErr w:type="gramEnd"/>
+      <w:r>
+        <w:rPr>
+          <w:color w:val="000000" w:themeColor="text1"/>
+          <w:sz w:val="22"/>
+          <w:szCs w:val="22"/>
+        </w:rPr>
+        <w:t>.</w:t>
+      </w:r>
+    </w:p>
+    <w:p>
+      <w:pPr>
+        <w:rPr>
+          <w:color w:val="000000" w:themeColor="text1"/>
+          <w:sz w:val="22"/>
+          <w:szCs w:val="22"/>
+        </w:rPr>
+      </w:pPr>
+      <w:r>
+        <w:rPr>
+          <w:color w:val="000000" w:themeColor="text1"/>
+          <w:sz w:val="22"/>
+          <w:szCs w:val="22"/>
+        </w:rPr>
+        <w:t xml:space="preserve">The WHERE clauses </w:t>
+      </w:r>
+      <w:proofErr w:type="gramStart"/>
+      <w:r>
+        <w:rPr>
+          <w:color w:val="000000" w:themeColor="text1"/>
+          <w:sz w:val="22"/>
+          <w:szCs w:val="22"/>
+        </w:rPr>
+        <w:t>works</w:t>
+      </w:r>
+      <w:proofErr w:type="gramEnd"/>
+      <w:r>
+        <w:rPr>
+          <w:color w:val="000000" w:themeColor="text1"/>
+          <w:sz w:val="22"/>
+          <w:szCs w:val="22"/>
+        </w:rPr>
+        <w:t xml:space="preserve"> the same for the case of AND, OR usage. </w:t>
       </w:r>
     </w:p>
     <w:p>
@@ -5652,7 +6504,25 @@
           <w:sz w:val="22"/>
           <w:szCs w:val="22"/>
         </w:rPr>
-        <w:t xml:space="preserve"> we are checking that a column is equal to a specific value to select, it update it or delete it.</w:t>
+        <w:t xml:space="preserve"> we are checking that a column is equal to a specific value to select, it </w:t>
+      </w:r>
+      <w:proofErr w:type="gramStart"/>
+      <w:r>
+        <w:rPr>
+          <w:color w:val="000000" w:themeColor="text1"/>
+          <w:sz w:val="22"/>
+          <w:szCs w:val="22"/>
+        </w:rPr>
+        <w:t>update</w:t>
+      </w:r>
+      <w:proofErr w:type="gramEnd"/>
+      <w:r>
+        <w:rPr>
+          <w:color w:val="000000" w:themeColor="text1"/>
+          <w:sz w:val="22"/>
+          <w:szCs w:val="22"/>
+        </w:rPr>
+        <w:t xml:space="preserve"> it or delete it.</w:t>
       </w:r>
     </w:p>
     <w:p>
@@ -5813,7 +6683,25 @@
           <w:sz w:val="22"/>
           <w:szCs w:val="22"/>
         </w:rPr>
-        <w:t xml:space="preserve"> we are checking that a column is not equal to a specific value to select, it update it or delete it.</w:t>
+        <w:t xml:space="preserve"> we are checking that a column is not equal to a specific value to select, it </w:t>
+      </w:r>
+      <w:proofErr w:type="gramStart"/>
+      <w:r>
+        <w:rPr>
+          <w:color w:val="000000" w:themeColor="text1"/>
+          <w:sz w:val="22"/>
+          <w:szCs w:val="22"/>
+        </w:rPr>
+        <w:t>update</w:t>
+      </w:r>
+      <w:proofErr w:type="gramEnd"/>
+      <w:r>
+        <w:rPr>
+          <w:color w:val="000000" w:themeColor="text1"/>
+          <w:sz w:val="22"/>
+          <w:szCs w:val="22"/>
+        </w:rPr>
+        <w:t xml:space="preserve"> it or delete it.</w:t>
       </w:r>
     </w:p>
     <w:p>
@@ -5833,6 +6721,7 @@
         <w:t xml:space="preserve">SELECT </w:t>
       </w:r>
       <w:proofErr w:type="spellStart"/>
+      <w:proofErr w:type="gramStart"/>
       <w:r>
         <w:rPr>
           <w:b/>
@@ -5842,6 +6731,7 @@
         <w:t>c.email</w:t>
       </w:r>
       <w:proofErr w:type="spellEnd"/>
+      <w:proofErr w:type="gramEnd"/>
       <w:r>
         <w:rPr>
           <w:b/>
@@ -5902,13 +6792,23 @@
         <w:t xml:space="preserve">ON </w:t>
       </w:r>
       <w:proofErr w:type="spellStart"/>
-      <w:r>
-        <w:rPr>
-          <w:b/>
-          <w:bCs/>
-          <w:color w:val="4472C4" w:themeColor="accent1"/>
-        </w:rPr>
-        <w:t>c.customer_id</w:t>
+      <w:proofErr w:type="gramStart"/>
+      <w:r>
+        <w:rPr>
+          <w:b/>
+          <w:bCs/>
+          <w:color w:val="4472C4" w:themeColor="accent1"/>
+        </w:rPr>
+        <w:t>c.customer</w:t>
+      </w:r>
+      <w:proofErr w:type="gramEnd"/>
+      <w:r>
+        <w:rPr>
+          <w:b/>
+          <w:bCs/>
+          <w:color w:val="4472C4" w:themeColor="accent1"/>
+        </w:rPr>
+        <w:t>_id</w:t>
       </w:r>
       <w:proofErr w:type="spellEnd"/>
       <w:r>
@@ -5920,13 +6820,23 @@
         <w:t xml:space="preserve"> = </w:t>
       </w:r>
       <w:proofErr w:type="spellStart"/>
-      <w:r>
-        <w:rPr>
-          <w:b/>
-          <w:bCs/>
-          <w:color w:val="4472C4" w:themeColor="accent1"/>
-        </w:rPr>
-        <w:t>r.customer_id</w:t>
+      <w:proofErr w:type="gramStart"/>
+      <w:r>
+        <w:rPr>
+          <w:b/>
+          <w:bCs/>
+          <w:color w:val="4472C4" w:themeColor="accent1"/>
+        </w:rPr>
+        <w:t>r.customer</w:t>
+      </w:r>
+      <w:proofErr w:type="gramEnd"/>
+      <w:r>
+        <w:rPr>
+          <w:b/>
+          <w:bCs/>
+          <w:color w:val="4472C4" w:themeColor="accent1"/>
+        </w:rPr>
+        <w:t>_id</w:t>
       </w:r>
       <w:proofErr w:type="spellEnd"/>
       <w:r>
@@ -5955,13 +6865,23 @@
         <w:t>WHERE date(</w:t>
       </w:r>
       <w:proofErr w:type="spellStart"/>
-      <w:r>
-        <w:rPr>
-          <w:b/>
-          <w:bCs/>
-          <w:color w:val="4472C4" w:themeColor="accent1"/>
-        </w:rPr>
-        <w:t>r.rental_date</w:t>
+      <w:proofErr w:type="gramStart"/>
+      <w:r>
+        <w:rPr>
+          <w:b/>
+          <w:bCs/>
+          <w:color w:val="4472C4" w:themeColor="accent1"/>
+        </w:rPr>
+        <w:t>r.rental</w:t>
+      </w:r>
+      <w:proofErr w:type="gramEnd"/>
+      <w:r>
+        <w:rPr>
+          <w:b/>
+          <w:bCs/>
+          <w:color w:val="4472C4" w:themeColor="accent1"/>
+        </w:rPr>
+        <w:t>_date</w:t>
       </w:r>
       <w:proofErr w:type="spellEnd"/>
       <w:r>
@@ -5995,7 +6915,25 @@
           <w:sz w:val="22"/>
           <w:szCs w:val="22"/>
         </w:rPr>
-        <w:t>Here the last statement where has the &lt;&gt; which means !=</w:t>
+        <w:t xml:space="preserve">Here the last statement where has the &lt;&gt; which </w:t>
+      </w:r>
+      <w:proofErr w:type="gramStart"/>
+      <w:r>
+        <w:rPr>
+          <w:color w:val="000000" w:themeColor="text1"/>
+          <w:sz w:val="22"/>
+          <w:szCs w:val="22"/>
+        </w:rPr>
+        <w:t>means !</w:t>
+      </w:r>
+      <w:proofErr w:type="gramEnd"/>
+      <w:r>
+        <w:rPr>
+          <w:color w:val="000000" w:themeColor="text1"/>
+          <w:sz w:val="22"/>
+          <w:szCs w:val="22"/>
+        </w:rPr>
+        <w:t>=</w:t>
       </w:r>
     </w:p>
     <w:p>
@@ -6262,7 +7200,25 @@
           <w:sz w:val="22"/>
           <w:szCs w:val="22"/>
         </w:rPr>
-        <w:t xml:space="preserve"> in range condition does not have a keyword it’s a logic that we can achieve by using the operators of &lt; and &gt; on the same data to achieve a logical range.</w:t>
+        <w:t xml:space="preserve"> </w:t>
+      </w:r>
+      <w:proofErr w:type="gramStart"/>
+      <w:r>
+        <w:rPr>
+          <w:color w:val="000000" w:themeColor="text1"/>
+          <w:sz w:val="22"/>
+          <w:szCs w:val="22"/>
+        </w:rPr>
+        <w:t>in range</w:t>
+      </w:r>
+      <w:proofErr w:type="gramEnd"/>
+      <w:r>
+        <w:rPr>
+          <w:color w:val="000000" w:themeColor="text1"/>
+          <w:sz w:val="22"/>
+          <w:szCs w:val="22"/>
+        </w:rPr>
+        <w:t xml:space="preserve"> condition does not have a keyword it’s a logic that we can achieve by using the operators of &lt; and &gt; on the same data to achieve a logical range.</w:t>
       </w:r>
     </w:p>
     <w:p>
@@ -6432,6 +7388,7 @@
         <w:t xml:space="preserve">It creates a logical range and </w:t>
       </w:r>
       <w:proofErr w:type="spellStart"/>
+      <w:proofErr w:type="gramStart"/>
       <w:r>
         <w:rPr>
           <w:color w:val="000000" w:themeColor="text1"/>
@@ -6441,6 +7398,7 @@
         <w:t>its</w:t>
       </w:r>
       <w:proofErr w:type="spellEnd"/>
+      <w:proofErr w:type="gramEnd"/>
       <w:r>
         <w:rPr>
           <w:color w:val="000000" w:themeColor="text1"/>
@@ -6606,6 +7564,7 @@
           <w:szCs w:val="22"/>
         </w:rPr>
       </w:pPr>
+      <w:proofErr w:type="gramStart"/>
       <w:r>
         <w:rPr>
           <w:color w:val="000000" w:themeColor="text1"/>
@@ -6613,9 +7572,19 @@
           <w:szCs w:val="22"/>
         </w:rPr>
         <w:lastRenderedPageBreak/>
-        <w:t xml:space="preserve">however for readability </w:t>
-      </w:r>
-      <w:proofErr w:type="spellStart"/>
+        <w:t>however</w:t>
+      </w:r>
+      <w:proofErr w:type="gramEnd"/>
+      <w:r>
+        <w:rPr>
+          <w:color w:val="000000" w:themeColor="text1"/>
+          <w:sz w:val="22"/>
+          <w:szCs w:val="22"/>
+        </w:rPr>
+        <w:t xml:space="preserve"> for readability </w:t>
+      </w:r>
+      <w:proofErr w:type="spellStart"/>
+      <w:proofErr w:type="gramStart"/>
       <w:r>
         <w:rPr>
           <w:color w:val="000000" w:themeColor="text1"/>
@@ -6625,6 +7594,7 @@
         <w:t>its</w:t>
       </w:r>
       <w:proofErr w:type="spellEnd"/>
+      <w:proofErr w:type="gramEnd"/>
       <w:r>
         <w:rPr>
           <w:color w:val="000000" w:themeColor="text1"/>
@@ -6762,7 +7732,25 @@
           <w:sz w:val="22"/>
           <w:szCs w:val="22"/>
         </w:rPr>
-        <w:t>Using the keyword Like “something” we can use expressions to find and compare columns, like regex in java. %means any amount of numbers and _ means exactly one character</w:t>
+        <w:t xml:space="preserve">Using the keyword Like “something” we can use expressions to find and compare columns, like regex in java. %means any </w:t>
+      </w:r>
+      <w:proofErr w:type="gramStart"/>
+      <w:r>
+        <w:rPr>
+          <w:color w:val="000000" w:themeColor="text1"/>
+          <w:sz w:val="22"/>
+          <w:szCs w:val="22"/>
+        </w:rPr>
+        <w:t>amount</w:t>
+      </w:r>
+      <w:proofErr w:type="gramEnd"/>
+      <w:r>
+        <w:rPr>
+          <w:color w:val="000000" w:themeColor="text1"/>
+          <w:sz w:val="22"/>
+          <w:szCs w:val="22"/>
+        </w:rPr>
+        <w:t xml:space="preserve"> of numbers and _ means exactly one character</w:t>
       </w:r>
     </w:p>
     <w:p>
@@ -6992,11 +7980,33 @@
           <w:color w:val="000000" w:themeColor="text1"/>
         </w:rPr>
       </w:pPr>
-      <w:r>
-        <w:rPr>
-          <w:color w:val="000000" w:themeColor="text1"/>
-        </w:rPr>
-        <w:t xml:space="preserve">So when writing a code you </w:t>
+      <w:proofErr w:type="gramStart"/>
+      <w:r>
+        <w:rPr>
+          <w:color w:val="000000" w:themeColor="text1"/>
+        </w:rPr>
+        <w:t>So</w:t>
+      </w:r>
+      <w:proofErr w:type="gramEnd"/>
+      <w:r>
+        <w:rPr>
+          <w:color w:val="000000" w:themeColor="text1"/>
+        </w:rPr>
+        <w:t xml:space="preserve"> when writing a </w:t>
+      </w:r>
+      <w:proofErr w:type="gramStart"/>
+      <w:r>
+        <w:rPr>
+          <w:color w:val="000000" w:themeColor="text1"/>
+        </w:rPr>
+        <w:t>code</w:t>
+      </w:r>
+      <w:proofErr w:type="gramEnd"/>
+      <w:r>
+        <w:rPr>
+          <w:color w:val="000000" w:themeColor="text1"/>
+        </w:rPr>
+        <w:t xml:space="preserve"> you </w:t>
       </w:r>
       <w:proofErr w:type="spellStart"/>
       <w:r>
@@ -7075,8 +8085,19 @@
           <w:color w:val="000000" w:themeColor="text1"/>
           <w:u w:val="single"/>
         </w:rPr>
-        <w:t>What Is a Join?:</w:t>
-      </w:r>
+        <w:t xml:space="preserve">What Is a </w:t>
+      </w:r>
+      <w:proofErr w:type="gramStart"/>
+      <w:r>
+        <w:rPr>
+          <w:b/>
+          <w:bCs/>
+          <w:color w:val="000000" w:themeColor="text1"/>
+          <w:u w:val="single"/>
+        </w:rPr>
+        <w:t>Join?:</w:t>
+      </w:r>
+      <w:proofErr w:type="gramEnd"/>
     </w:p>
     <w:p>
       <w:pPr>
@@ -7243,13 +8264,23 @@
         <w:t xml:space="preserve">SELECT </w:t>
       </w:r>
       <w:proofErr w:type="spellStart"/>
-      <w:r>
-        <w:rPr>
-          <w:b/>
-          <w:bCs/>
-          <w:color w:val="4472C4" w:themeColor="accent1"/>
-        </w:rPr>
-        <w:t>c.first_name</w:t>
+      <w:proofErr w:type="gramStart"/>
+      <w:r>
+        <w:rPr>
+          <w:b/>
+          <w:bCs/>
+          <w:color w:val="4472C4" w:themeColor="accent1"/>
+        </w:rPr>
+        <w:t>c.first</w:t>
+      </w:r>
+      <w:proofErr w:type="gramEnd"/>
+      <w:r>
+        <w:rPr>
+          <w:b/>
+          <w:bCs/>
+          <w:color w:val="4472C4" w:themeColor="accent1"/>
+        </w:rPr>
+        <w:t>_name</w:t>
       </w:r>
       <w:proofErr w:type="spellEnd"/>
       <w:r>
@@ -7261,13 +8292,23 @@
         <w:t xml:space="preserve">, </w:t>
       </w:r>
       <w:proofErr w:type="spellStart"/>
-      <w:r>
-        <w:rPr>
-          <w:b/>
-          <w:bCs/>
-          <w:color w:val="4472C4" w:themeColor="accent1"/>
-        </w:rPr>
-        <w:t>c.last_name</w:t>
+      <w:proofErr w:type="gramStart"/>
+      <w:r>
+        <w:rPr>
+          <w:b/>
+          <w:bCs/>
+          <w:color w:val="4472C4" w:themeColor="accent1"/>
+        </w:rPr>
+        <w:t>c.last</w:t>
+      </w:r>
+      <w:proofErr w:type="gramEnd"/>
+      <w:r>
+        <w:rPr>
+          <w:b/>
+          <w:bCs/>
+          <w:color w:val="4472C4" w:themeColor="accent1"/>
+        </w:rPr>
+        <w:t>_name</w:t>
       </w:r>
       <w:proofErr w:type="spellEnd"/>
       <w:r>
@@ -7279,6 +8320,7 @@
         <w:t xml:space="preserve">, </w:t>
       </w:r>
       <w:proofErr w:type="spellStart"/>
+      <w:proofErr w:type="gramStart"/>
       <w:r>
         <w:rPr>
           <w:b/>
@@ -7288,6 +8330,7 @@
         <w:t>a.address</w:t>
       </w:r>
       <w:proofErr w:type="spellEnd"/>
+      <w:proofErr w:type="gramEnd"/>
       <w:r>
         <w:rPr>
           <w:b/>
@@ -7446,7 +8489,25 @@
           <w:sz w:val="22"/>
           <w:szCs w:val="22"/>
         </w:rPr>
-        <w:t xml:space="preserve"> server not the written query, however, if we want to explicitly tell the database in which order to execute our table we would use </w:t>
+        <w:t xml:space="preserve"> server not the written query, however, if we want to explicitly tell the database in which order to execute our </w:t>
+      </w:r>
+      <w:proofErr w:type="gramStart"/>
+      <w:r>
+        <w:rPr>
+          <w:color w:val="000000" w:themeColor="text1"/>
+          <w:sz w:val="22"/>
+          <w:szCs w:val="22"/>
+        </w:rPr>
+        <w:t>table</w:t>
+      </w:r>
+      <w:proofErr w:type="gramEnd"/>
+      <w:r>
+        <w:rPr>
+          <w:color w:val="000000" w:themeColor="text1"/>
+          <w:sz w:val="22"/>
+          <w:szCs w:val="22"/>
+        </w:rPr>
+        <w:t xml:space="preserve"> we would use </w:t>
       </w:r>
     </w:p>
     <w:p>
@@ -7507,13 +8568,23 @@
         <w:t xml:space="preserve">SELECT STRAIGHT_JOIN </w:t>
       </w:r>
       <w:proofErr w:type="spellStart"/>
-      <w:r>
-        <w:rPr>
-          <w:b/>
-          <w:bCs/>
-          <w:color w:val="4472C4" w:themeColor="accent1"/>
-        </w:rPr>
-        <w:t>c.first_name</w:t>
+      <w:proofErr w:type="gramStart"/>
+      <w:r>
+        <w:rPr>
+          <w:b/>
+          <w:bCs/>
+          <w:color w:val="4472C4" w:themeColor="accent1"/>
+        </w:rPr>
+        <w:t>c.first</w:t>
+      </w:r>
+      <w:proofErr w:type="gramEnd"/>
+      <w:r>
+        <w:rPr>
+          <w:b/>
+          <w:bCs/>
+          <w:color w:val="4472C4" w:themeColor="accent1"/>
+        </w:rPr>
+        <w:t>_name</w:t>
       </w:r>
       <w:proofErr w:type="spellEnd"/>
       <w:r>
@@ -7525,13 +8596,23 @@
         <w:t xml:space="preserve">, </w:t>
       </w:r>
       <w:proofErr w:type="spellStart"/>
-      <w:r>
-        <w:rPr>
-          <w:b/>
-          <w:bCs/>
-          <w:color w:val="4472C4" w:themeColor="accent1"/>
-        </w:rPr>
-        <w:t>c.last_name</w:t>
+      <w:proofErr w:type="gramStart"/>
+      <w:r>
+        <w:rPr>
+          <w:b/>
+          <w:bCs/>
+          <w:color w:val="4472C4" w:themeColor="accent1"/>
+        </w:rPr>
+        <w:t>c.last</w:t>
+      </w:r>
+      <w:proofErr w:type="gramEnd"/>
+      <w:r>
+        <w:rPr>
+          <w:b/>
+          <w:bCs/>
+          <w:color w:val="4472C4" w:themeColor="accent1"/>
+        </w:rPr>
+        <w:t>_name</w:t>
       </w:r>
       <w:proofErr w:type="spellEnd"/>
       <w:r>
@@ -7543,6 +8624,7 @@
         <w:t xml:space="preserve">, </w:t>
       </w:r>
       <w:proofErr w:type="spellStart"/>
+      <w:proofErr w:type="gramStart"/>
       <w:r>
         <w:rPr>
           <w:b/>
@@ -7552,6 +8634,7 @@
         <w:t>ct.city</w:t>
       </w:r>
       <w:proofErr w:type="spellEnd"/>
+      <w:proofErr w:type="gramEnd"/>
       <w:r>
         <w:rPr>
           <w:b/>
@@ -7630,13 +8713,23 @@
         <w:t xml:space="preserve"> ON </w:t>
       </w:r>
       <w:proofErr w:type="spellStart"/>
-      <w:r>
-        <w:rPr>
-          <w:b/>
-          <w:bCs/>
-          <w:color w:val="4472C4" w:themeColor="accent1"/>
-        </w:rPr>
-        <w:t>a.city_id</w:t>
+      <w:proofErr w:type="gramStart"/>
+      <w:r>
+        <w:rPr>
+          <w:b/>
+          <w:bCs/>
+          <w:color w:val="4472C4" w:themeColor="accent1"/>
+        </w:rPr>
+        <w:t>a.city</w:t>
+      </w:r>
+      <w:proofErr w:type="gramEnd"/>
+      <w:r>
+        <w:rPr>
+          <w:b/>
+          <w:bCs/>
+          <w:color w:val="4472C4" w:themeColor="accent1"/>
+        </w:rPr>
+        <w:t>_id</w:t>
       </w:r>
       <w:proofErr w:type="spellEnd"/>
       <w:r>
@@ -7648,13 +8741,23 @@
         <w:t xml:space="preserve"> = </w:t>
       </w:r>
       <w:proofErr w:type="spellStart"/>
-      <w:r>
-        <w:rPr>
-          <w:b/>
-          <w:bCs/>
-          <w:color w:val="4472C4" w:themeColor="accent1"/>
-        </w:rPr>
-        <w:t>ct.city_id</w:t>
+      <w:proofErr w:type="gramStart"/>
+      <w:r>
+        <w:rPr>
+          <w:b/>
+          <w:bCs/>
+          <w:color w:val="4472C4" w:themeColor="accent1"/>
+        </w:rPr>
+        <w:t>ct.city</w:t>
+      </w:r>
+      <w:proofErr w:type="gramEnd"/>
+      <w:r>
+        <w:rPr>
+          <w:b/>
+          <w:bCs/>
+          <w:color w:val="4472C4" w:themeColor="accent1"/>
+        </w:rPr>
+        <w:t>_id</w:t>
       </w:r>
       <w:proofErr w:type="spellEnd"/>
       <w:r>
@@ -7701,13 +8804,23 @@
         <w:t xml:space="preserve"> ON </w:t>
       </w:r>
       <w:proofErr w:type="spellStart"/>
-      <w:r>
-        <w:rPr>
-          <w:b/>
-          <w:bCs/>
-          <w:color w:val="4472C4" w:themeColor="accent1"/>
-        </w:rPr>
-        <w:t>c.address_id</w:t>
+      <w:proofErr w:type="gramStart"/>
+      <w:r>
+        <w:rPr>
+          <w:b/>
+          <w:bCs/>
+          <w:color w:val="4472C4" w:themeColor="accent1"/>
+        </w:rPr>
+        <w:t>c.address</w:t>
+      </w:r>
+      <w:proofErr w:type="gramEnd"/>
+      <w:r>
+        <w:rPr>
+          <w:b/>
+          <w:bCs/>
+          <w:color w:val="4472C4" w:themeColor="accent1"/>
+        </w:rPr>
+        <w:t>_id</w:t>
       </w:r>
       <w:proofErr w:type="spellEnd"/>
       <w:r>
@@ -7719,13 +8832,23 @@
         <w:t xml:space="preserve"> = </w:t>
       </w:r>
       <w:proofErr w:type="spellStart"/>
-      <w:r>
-        <w:rPr>
-          <w:b/>
-          <w:bCs/>
-          <w:color w:val="4472C4" w:themeColor="accent1"/>
-        </w:rPr>
-        <w:t>a.address_id</w:t>
+      <w:proofErr w:type="gramStart"/>
+      <w:r>
+        <w:rPr>
+          <w:b/>
+          <w:bCs/>
+          <w:color w:val="4472C4" w:themeColor="accent1"/>
+        </w:rPr>
+        <w:t>a.address</w:t>
+      </w:r>
+      <w:proofErr w:type="gramEnd"/>
+      <w:r>
+        <w:rPr>
+          <w:b/>
+          <w:bCs/>
+          <w:color w:val="4472C4" w:themeColor="accent1"/>
+        </w:rPr>
+        <w:t>_id</w:t>
       </w:r>
       <w:proofErr w:type="spellEnd"/>
     </w:p>
@@ -7854,13 +8977,23 @@
           <w:szCs w:val="22"/>
         </w:rPr>
       </w:pPr>
-      <w:r>
-        <w:rPr>
-          <w:color w:val="000000" w:themeColor="text1"/>
-          <w:sz w:val="22"/>
-          <w:szCs w:val="22"/>
-        </w:rPr>
-        <w:t xml:space="preserve">Why?: cause the table has a column that has a relationship to </w:t>
+      <w:proofErr w:type="gramStart"/>
+      <w:r>
+        <w:rPr>
+          <w:color w:val="000000" w:themeColor="text1"/>
+          <w:sz w:val="22"/>
+          <w:szCs w:val="22"/>
+        </w:rPr>
+        <w:t>Why?:</w:t>
+      </w:r>
+      <w:proofErr w:type="gramEnd"/>
+      <w:r>
+        <w:rPr>
+          <w:color w:val="000000" w:themeColor="text1"/>
+          <w:sz w:val="22"/>
+          <w:szCs w:val="22"/>
+        </w:rPr>
+        <w:t xml:space="preserve"> cause the table has a column that has a relationship to </w:t>
       </w:r>
       <w:proofErr w:type="spellStart"/>
       <w:r>
@@ -8111,13 +9244,23 @@
         <w:t xml:space="preserve">ON </w:t>
       </w:r>
       <w:proofErr w:type="spellStart"/>
-      <w:r>
-        <w:rPr>
-          <w:b/>
-          <w:bCs/>
-          <w:color w:val="4472C4" w:themeColor="accent1"/>
-        </w:rPr>
-        <w:t>e.manager_id</w:t>
+      <w:proofErr w:type="gramStart"/>
+      <w:r>
+        <w:rPr>
+          <w:b/>
+          <w:bCs/>
+          <w:color w:val="4472C4" w:themeColor="accent1"/>
+        </w:rPr>
+        <w:t>e.manager</w:t>
+      </w:r>
+      <w:proofErr w:type="gramEnd"/>
+      <w:r>
+        <w:rPr>
+          <w:b/>
+          <w:bCs/>
+          <w:color w:val="4472C4" w:themeColor="accent1"/>
+        </w:rPr>
+        <w:t>_id</w:t>
       </w:r>
       <w:proofErr w:type="spellEnd"/>
       <w:r>
@@ -8744,13 +9887,23 @@
           <w:szCs w:val="22"/>
         </w:rPr>
       </w:pPr>
-      <w:r>
-        <w:rPr>
-          <w:color w:val="000000" w:themeColor="text1"/>
-          <w:sz w:val="22"/>
-          <w:szCs w:val="22"/>
-        </w:rPr>
-        <w:t xml:space="preserve">Unfortunately the </w:t>
+      <w:proofErr w:type="gramStart"/>
+      <w:r>
+        <w:rPr>
+          <w:color w:val="000000" w:themeColor="text1"/>
+          <w:sz w:val="22"/>
+          <w:szCs w:val="22"/>
+        </w:rPr>
+        <w:t>Unfortunately</w:t>
+      </w:r>
+      <w:proofErr w:type="gramEnd"/>
+      <w:r>
+        <w:rPr>
+          <w:color w:val="000000" w:themeColor="text1"/>
+          <w:sz w:val="22"/>
+          <w:szCs w:val="22"/>
+        </w:rPr>
+        <w:t xml:space="preserve"> the </w:t>
       </w:r>
       <w:proofErr w:type="spellStart"/>
       <w:r>
@@ -8785,7 +9938,25 @@
           <w:sz w:val="22"/>
           <w:szCs w:val="22"/>
         </w:rPr>
-        <w:t>We have intersect and intersect all. Intersect all does not remove duplicates</w:t>
+        <w:t xml:space="preserve">We have </w:t>
+      </w:r>
+      <w:proofErr w:type="gramStart"/>
+      <w:r>
+        <w:rPr>
+          <w:color w:val="000000" w:themeColor="text1"/>
+          <w:sz w:val="22"/>
+          <w:szCs w:val="22"/>
+        </w:rPr>
+        <w:t>intersect</w:t>
+      </w:r>
+      <w:proofErr w:type="gramEnd"/>
+      <w:r>
+        <w:rPr>
+          <w:color w:val="000000" w:themeColor="text1"/>
+          <w:sz w:val="22"/>
+          <w:szCs w:val="22"/>
+        </w:rPr>
+        <w:t xml:space="preserve"> and intersect all. Intersect all does not remove duplicates</w:t>
       </w:r>
     </w:p>
     <w:p>
@@ -8822,13 +9993,23 @@
         <w:t xml:space="preserve">SELECT </w:t>
       </w:r>
       <w:proofErr w:type="spellStart"/>
-      <w:r>
-        <w:rPr>
-          <w:b/>
-          <w:bCs/>
-          <w:color w:val="4472C4" w:themeColor="accent1"/>
-        </w:rPr>
-        <w:t>c.first_name</w:t>
+      <w:proofErr w:type="gramStart"/>
+      <w:r>
+        <w:rPr>
+          <w:b/>
+          <w:bCs/>
+          <w:color w:val="4472C4" w:themeColor="accent1"/>
+        </w:rPr>
+        <w:t>c.first</w:t>
+      </w:r>
+      <w:proofErr w:type="gramEnd"/>
+      <w:r>
+        <w:rPr>
+          <w:b/>
+          <w:bCs/>
+          <w:color w:val="4472C4" w:themeColor="accent1"/>
+        </w:rPr>
+        <w:t>_name</w:t>
       </w:r>
       <w:proofErr w:type="spellEnd"/>
       <w:r>
@@ -8840,13 +10021,23 @@
         <w:t xml:space="preserve">, </w:t>
       </w:r>
       <w:proofErr w:type="spellStart"/>
-      <w:r>
-        <w:rPr>
-          <w:b/>
-          <w:bCs/>
-          <w:color w:val="4472C4" w:themeColor="accent1"/>
-        </w:rPr>
-        <w:t>c.last_name</w:t>
+      <w:proofErr w:type="gramStart"/>
+      <w:r>
+        <w:rPr>
+          <w:b/>
+          <w:bCs/>
+          <w:color w:val="4472C4" w:themeColor="accent1"/>
+        </w:rPr>
+        <w:t>c.last</w:t>
+      </w:r>
+      <w:proofErr w:type="gramEnd"/>
+      <w:r>
+        <w:rPr>
+          <w:b/>
+          <w:bCs/>
+          <w:color w:val="4472C4" w:themeColor="accent1"/>
+        </w:rPr>
+        <w:t>_name</w:t>
       </w:r>
       <w:proofErr w:type="spellEnd"/>
       <w:r>
@@ -8909,13 +10100,23 @@
         <w:t xml:space="preserve">ON </w:t>
       </w:r>
       <w:proofErr w:type="spellStart"/>
-      <w:r>
-        <w:rPr>
-          <w:b/>
-          <w:bCs/>
-          <w:color w:val="4472C4" w:themeColor="accent1"/>
-        </w:rPr>
-        <w:t>a.first_name</w:t>
+      <w:proofErr w:type="gramStart"/>
+      <w:r>
+        <w:rPr>
+          <w:b/>
+          <w:bCs/>
+          <w:color w:val="4472C4" w:themeColor="accent1"/>
+        </w:rPr>
+        <w:t>a.first</w:t>
+      </w:r>
+      <w:proofErr w:type="gramEnd"/>
+      <w:r>
+        <w:rPr>
+          <w:b/>
+          <w:bCs/>
+          <w:color w:val="4472C4" w:themeColor="accent1"/>
+        </w:rPr>
+        <w:t>_name</w:t>
       </w:r>
       <w:proofErr w:type="spellEnd"/>
       <w:r>
@@ -8927,13 +10128,23 @@
         <w:t xml:space="preserve"> = </w:t>
       </w:r>
       <w:proofErr w:type="spellStart"/>
-      <w:r>
-        <w:rPr>
-          <w:b/>
-          <w:bCs/>
-          <w:color w:val="4472C4" w:themeColor="accent1"/>
-        </w:rPr>
-        <w:t>c.first_name</w:t>
+      <w:proofErr w:type="gramStart"/>
+      <w:r>
+        <w:rPr>
+          <w:b/>
+          <w:bCs/>
+          <w:color w:val="4472C4" w:themeColor="accent1"/>
+        </w:rPr>
+        <w:t>c.first</w:t>
+      </w:r>
+      <w:proofErr w:type="gramEnd"/>
+      <w:r>
+        <w:rPr>
+          <w:b/>
+          <w:bCs/>
+          <w:color w:val="4472C4" w:themeColor="accent1"/>
+        </w:rPr>
+        <w:t>_name</w:t>
       </w:r>
       <w:proofErr w:type="spellEnd"/>
     </w:p>
@@ -8954,13 +10165,23 @@
         <w:t xml:space="preserve">AND </w:t>
       </w:r>
       <w:proofErr w:type="spellStart"/>
-      <w:r>
-        <w:rPr>
-          <w:b/>
-          <w:bCs/>
-          <w:color w:val="4472C4" w:themeColor="accent1"/>
-        </w:rPr>
-        <w:t>a.last_name</w:t>
+      <w:proofErr w:type="gramStart"/>
+      <w:r>
+        <w:rPr>
+          <w:b/>
+          <w:bCs/>
+          <w:color w:val="4472C4" w:themeColor="accent1"/>
+        </w:rPr>
+        <w:t>a.last</w:t>
+      </w:r>
+      <w:proofErr w:type="gramEnd"/>
+      <w:r>
+        <w:rPr>
+          <w:b/>
+          <w:bCs/>
+          <w:color w:val="4472C4" w:themeColor="accent1"/>
+        </w:rPr>
+        <w:t>_name</w:t>
       </w:r>
       <w:proofErr w:type="spellEnd"/>
       <w:r>
@@ -8972,13 +10193,23 @@
         <w:t xml:space="preserve"> = </w:t>
       </w:r>
       <w:proofErr w:type="spellStart"/>
-      <w:r>
-        <w:rPr>
-          <w:b/>
-          <w:bCs/>
-          <w:color w:val="4472C4" w:themeColor="accent1"/>
-        </w:rPr>
-        <w:t>c.last_name</w:t>
+      <w:proofErr w:type="gramStart"/>
+      <w:r>
+        <w:rPr>
+          <w:b/>
+          <w:bCs/>
+          <w:color w:val="4472C4" w:themeColor="accent1"/>
+        </w:rPr>
+        <w:t>c.last</w:t>
+      </w:r>
+      <w:proofErr w:type="gramEnd"/>
+      <w:r>
+        <w:rPr>
+          <w:b/>
+          <w:bCs/>
+          <w:color w:val="4472C4" w:themeColor="accent1"/>
+        </w:rPr>
+        <w:t>_name</w:t>
       </w:r>
       <w:proofErr w:type="spellEnd"/>
       <w:r>
@@ -9024,13 +10255,23 @@
         <w:t xml:space="preserve">SELECT </w:t>
       </w:r>
       <w:proofErr w:type="spellStart"/>
-      <w:r>
-        <w:rPr>
-          <w:b/>
-          <w:bCs/>
-          <w:color w:val="4472C4" w:themeColor="accent1"/>
-        </w:rPr>
-        <w:t>c.first_name</w:t>
+      <w:proofErr w:type="gramStart"/>
+      <w:r>
+        <w:rPr>
+          <w:b/>
+          <w:bCs/>
+          <w:color w:val="4472C4" w:themeColor="accent1"/>
+        </w:rPr>
+        <w:t>c.first</w:t>
+      </w:r>
+      <w:proofErr w:type="gramEnd"/>
+      <w:r>
+        <w:rPr>
+          <w:b/>
+          <w:bCs/>
+          <w:color w:val="4472C4" w:themeColor="accent1"/>
+        </w:rPr>
+        <w:t>_name</w:t>
       </w:r>
       <w:proofErr w:type="spellEnd"/>
       <w:r>
@@ -9042,13 +10283,23 @@
         <w:t xml:space="preserve">, </w:t>
       </w:r>
       <w:proofErr w:type="spellStart"/>
-      <w:r>
-        <w:rPr>
-          <w:b/>
-          <w:bCs/>
-          <w:color w:val="4472C4" w:themeColor="accent1"/>
-        </w:rPr>
-        <w:t>c.last_name</w:t>
+      <w:proofErr w:type="gramStart"/>
+      <w:r>
+        <w:rPr>
+          <w:b/>
+          <w:bCs/>
+          <w:color w:val="4472C4" w:themeColor="accent1"/>
+        </w:rPr>
+        <w:t>c.last</w:t>
+      </w:r>
+      <w:proofErr w:type="gramEnd"/>
+      <w:r>
+        <w:rPr>
+          <w:b/>
+          <w:bCs/>
+          <w:color w:val="4472C4" w:themeColor="accent1"/>
+        </w:rPr>
+        <w:t>_name</w:t>
       </w:r>
       <w:proofErr w:type="spellEnd"/>
       <w:r>
@@ -9111,13 +10362,23 @@
         <w:t xml:space="preserve">SELECT </w:t>
       </w:r>
       <w:proofErr w:type="spellStart"/>
-      <w:r>
-        <w:rPr>
-          <w:b/>
-          <w:bCs/>
-          <w:color w:val="4472C4" w:themeColor="accent1"/>
-        </w:rPr>
-        <w:t>a.first_name</w:t>
+      <w:proofErr w:type="gramStart"/>
+      <w:r>
+        <w:rPr>
+          <w:b/>
+          <w:bCs/>
+          <w:color w:val="4472C4" w:themeColor="accent1"/>
+        </w:rPr>
+        <w:t>a.first</w:t>
+      </w:r>
+      <w:proofErr w:type="gramEnd"/>
+      <w:r>
+        <w:rPr>
+          <w:b/>
+          <w:bCs/>
+          <w:color w:val="4472C4" w:themeColor="accent1"/>
+        </w:rPr>
+        <w:t>_name</w:t>
       </w:r>
       <w:proofErr w:type="spellEnd"/>
       <w:r>
@@ -9129,13 +10390,23 @@
         <w:t xml:space="preserve">, </w:t>
       </w:r>
       <w:proofErr w:type="spellStart"/>
-      <w:r>
-        <w:rPr>
-          <w:b/>
-          <w:bCs/>
-          <w:color w:val="4472C4" w:themeColor="accent1"/>
-        </w:rPr>
-        <w:t>a.last_name</w:t>
+      <w:proofErr w:type="gramStart"/>
+      <w:r>
+        <w:rPr>
+          <w:b/>
+          <w:bCs/>
+          <w:color w:val="4472C4" w:themeColor="accent1"/>
+        </w:rPr>
+        <w:t>a.last</w:t>
+      </w:r>
+      <w:proofErr w:type="gramEnd"/>
+      <w:r>
+        <w:rPr>
+          <w:b/>
+          <w:bCs/>
+          <w:color w:val="4472C4" w:themeColor="accent1"/>
+        </w:rPr>
+        <w:t>_name</w:t>
       </w:r>
       <w:proofErr w:type="spellEnd"/>
       <w:r>
@@ -9161,7 +10432,25 @@
           <w:bCs/>
           <w:color w:val="4472C4" w:themeColor="accent1"/>
         </w:rPr>
-        <w:t xml:space="preserve">FROM actor a ; </w:t>
+        <w:t xml:space="preserve">FROM actor </w:t>
+      </w:r>
+      <w:proofErr w:type="gramStart"/>
+      <w:r>
+        <w:rPr>
+          <w:b/>
+          <w:bCs/>
+          <w:color w:val="4472C4" w:themeColor="accent1"/>
+        </w:rPr>
+        <w:t>a ;</w:t>
+      </w:r>
+      <w:proofErr w:type="gramEnd"/>
+      <w:r>
+        <w:rPr>
+          <w:b/>
+          <w:bCs/>
+          <w:color w:val="4472C4" w:themeColor="accent1"/>
+        </w:rPr>
+        <w:t xml:space="preserve"> </w:t>
       </w:r>
     </w:p>
     <w:p>
@@ -9416,13 +10705,23 @@
         <w:t xml:space="preserve">SELECT </w:t>
       </w:r>
       <w:proofErr w:type="spellStart"/>
-      <w:r>
-        <w:rPr>
-          <w:b/>
-          <w:bCs/>
-          <w:color w:val="4472C4" w:themeColor="accent1"/>
-        </w:rPr>
-        <w:t>a.first_name</w:t>
+      <w:proofErr w:type="gramStart"/>
+      <w:r>
+        <w:rPr>
+          <w:b/>
+          <w:bCs/>
+          <w:color w:val="4472C4" w:themeColor="accent1"/>
+        </w:rPr>
+        <w:t>a.first</w:t>
+      </w:r>
+      <w:proofErr w:type="gramEnd"/>
+      <w:r>
+        <w:rPr>
+          <w:b/>
+          <w:bCs/>
+          <w:color w:val="4472C4" w:themeColor="accent1"/>
+        </w:rPr>
+        <w:t>_name</w:t>
       </w:r>
       <w:proofErr w:type="spellEnd"/>
       <w:r>
@@ -9434,13 +10733,23 @@
         <w:t xml:space="preserve">, </w:t>
       </w:r>
       <w:proofErr w:type="spellStart"/>
-      <w:r>
-        <w:rPr>
-          <w:b/>
-          <w:bCs/>
-          <w:color w:val="4472C4" w:themeColor="accent1"/>
-        </w:rPr>
-        <w:t>a.last_name</w:t>
+      <w:proofErr w:type="gramStart"/>
+      <w:r>
+        <w:rPr>
+          <w:b/>
+          <w:bCs/>
+          <w:color w:val="4472C4" w:themeColor="accent1"/>
+        </w:rPr>
+        <w:t>a.last</w:t>
+      </w:r>
+      <w:proofErr w:type="gramEnd"/>
+      <w:r>
+        <w:rPr>
+          <w:b/>
+          <w:bCs/>
+          <w:color w:val="4472C4" w:themeColor="accent1"/>
+        </w:rPr>
+        <w:t>_name</w:t>
       </w:r>
       <w:proofErr w:type="spellEnd"/>
       <w:r>
@@ -9486,13 +10795,23 @@
         <w:t xml:space="preserve">WHERE </w:t>
       </w:r>
       <w:proofErr w:type="spellStart"/>
-      <w:r>
-        <w:rPr>
-          <w:b/>
-          <w:bCs/>
-          <w:color w:val="4472C4" w:themeColor="accent1"/>
-        </w:rPr>
-        <w:t>a.first_name</w:t>
+      <w:proofErr w:type="gramStart"/>
+      <w:r>
+        <w:rPr>
+          <w:b/>
+          <w:bCs/>
+          <w:color w:val="4472C4" w:themeColor="accent1"/>
+        </w:rPr>
+        <w:t>a.first</w:t>
+      </w:r>
+      <w:proofErr w:type="gramEnd"/>
+      <w:r>
+        <w:rPr>
+          <w:b/>
+          <w:bCs/>
+          <w:color w:val="4472C4" w:themeColor="accent1"/>
+        </w:rPr>
+        <w:t>_name</w:t>
       </w:r>
       <w:proofErr w:type="spellEnd"/>
       <w:r>
@@ -9504,13 +10823,23 @@
         <w:t xml:space="preserve"> LIKE 'J%' AND </w:t>
       </w:r>
       <w:proofErr w:type="spellStart"/>
-      <w:r>
-        <w:rPr>
-          <w:b/>
-          <w:bCs/>
-          <w:color w:val="4472C4" w:themeColor="accent1"/>
-        </w:rPr>
-        <w:t>a.last_name</w:t>
+      <w:proofErr w:type="gramStart"/>
+      <w:r>
+        <w:rPr>
+          <w:b/>
+          <w:bCs/>
+          <w:color w:val="4472C4" w:themeColor="accent1"/>
+        </w:rPr>
+        <w:t>a.last</w:t>
+      </w:r>
+      <w:proofErr w:type="gramEnd"/>
+      <w:r>
+        <w:rPr>
+          <w:b/>
+          <w:bCs/>
+          <w:color w:val="4472C4" w:themeColor="accent1"/>
+        </w:rPr>
+        <w:t>_name</w:t>
       </w:r>
       <w:proofErr w:type="spellEnd"/>
       <w:r>
@@ -9556,13 +10885,23 @@
         <w:t xml:space="preserve">SELECT </w:t>
       </w:r>
       <w:proofErr w:type="spellStart"/>
-      <w:r>
-        <w:rPr>
-          <w:b/>
-          <w:bCs/>
-          <w:color w:val="4472C4" w:themeColor="accent1"/>
-        </w:rPr>
-        <w:t>a.first_name</w:t>
+      <w:proofErr w:type="gramStart"/>
+      <w:r>
+        <w:rPr>
+          <w:b/>
+          <w:bCs/>
+          <w:color w:val="4472C4" w:themeColor="accent1"/>
+        </w:rPr>
+        <w:t>a.first</w:t>
+      </w:r>
+      <w:proofErr w:type="gramEnd"/>
+      <w:r>
+        <w:rPr>
+          <w:b/>
+          <w:bCs/>
+          <w:color w:val="4472C4" w:themeColor="accent1"/>
+        </w:rPr>
+        <w:t>_name</w:t>
       </w:r>
       <w:proofErr w:type="spellEnd"/>
       <w:r>
@@ -9574,13 +10913,23 @@
         <w:t xml:space="preserve">, </w:t>
       </w:r>
       <w:proofErr w:type="spellStart"/>
-      <w:r>
-        <w:rPr>
-          <w:b/>
-          <w:bCs/>
-          <w:color w:val="4472C4" w:themeColor="accent1"/>
-        </w:rPr>
-        <w:t>a.last_name</w:t>
+      <w:proofErr w:type="gramStart"/>
+      <w:r>
+        <w:rPr>
+          <w:b/>
+          <w:bCs/>
+          <w:color w:val="4472C4" w:themeColor="accent1"/>
+        </w:rPr>
+        <w:t>a.last</w:t>
+      </w:r>
+      <w:proofErr w:type="gramEnd"/>
+      <w:r>
+        <w:rPr>
+          <w:b/>
+          <w:bCs/>
+          <w:color w:val="4472C4" w:themeColor="accent1"/>
+        </w:rPr>
+        <w:t>_name</w:t>
       </w:r>
       <w:proofErr w:type="spellEnd"/>
       <w:r>
@@ -9626,13 +10975,23 @@
         <w:t xml:space="preserve">WHERE </w:t>
       </w:r>
       <w:proofErr w:type="spellStart"/>
-      <w:r>
-        <w:rPr>
-          <w:b/>
-          <w:bCs/>
-          <w:color w:val="4472C4" w:themeColor="accent1"/>
-        </w:rPr>
-        <w:t>a.first_name</w:t>
+      <w:proofErr w:type="gramStart"/>
+      <w:r>
+        <w:rPr>
+          <w:b/>
+          <w:bCs/>
+          <w:color w:val="4472C4" w:themeColor="accent1"/>
+        </w:rPr>
+        <w:t>a.first</w:t>
+      </w:r>
+      <w:proofErr w:type="gramEnd"/>
+      <w:r>
+        <w:rPr>
+          <w:b/>
+          <w:bCs/>
+          <w:color w:val="4472C4" w:themeColor="accent1"/>
+        </w:rPr>
+        <w:t>_name</w:t>
       </w:r>
       <w:proofErr w:type="spellEnd"/>
       <w:r>
@@ -9644,13 +11003,23 @@
         <w:t xml:space="preserve"> LIKE 'M%' AND </w:t>
       </w:r>
       <w:proofErr w:type="spellStart"/>
-      <w:r>
-        <w:rPr>
-          <w:b/>
-          <w:bCs/>
-          <w:color w:val="4472C4" w:themeColor="accent1"/>
-        </w:rPr>
-        <w:t>a.last_name</w:t>
+      <w:proofErr w:type="gramStart"/>
+      <w:r>
+        <w:rPr>
+          <w:b/>
+          <w:bCs/>
+          <w:color w:val="4472C4" w:themeColor="accent1"/>
+        </w:rPr>
+        <w:t>a.last</w:t>
+      </w:r>
+      <w:proofErr w:type="gramEnd"/>
+      <w:r>
+        <w:rPr>
+          <w:b/>
+          <w:bCs/>
+          <w:color w:val="4472C4" w:themeColor="accent1"/>
+        </w:rPr>
+        <w:t>_name</w:t>
       </w:r>
       <w:proofErr w:type="spellEnd"/>
       <w:r>
@@ -9679,13 +11048,23 @@
         <w:t xml:space="preserve">UNION ALL     -&gt; SELECT </w:t>
       </w:r>
       <w:proofErr w:type="spellStart"/>
-      <w:r>
-        <w:rPr>
-          <w:b/>
-          <w:bCs/>
-          <w:color w:val="4472C4" w:themeColor="accent1"/>
-        </w:rPr>
-        <w:t>c.first_name</w:t>
+      <w:proofErr w:type="gramStart"/>
+      <w:r>
+        <w:rPr>
+          <w:b/>
+          <w:bCs/>
+          <w:color w:val="4472C4" w:themeColor="accent1"/>
+        </w:rPr>
+        <w:t>c.first</w:t>
+      </w:r>
+      <w:proofErr w:type="gramEnd"/>
+      <w:r>
+        <w:rPr>
+          <w:b/>
+          <w:bCs/>
+          <w:color w:val="4472C4" w:themeColor="accent1"/>
+        </w:rPr>
+        <w:t>_name</w:t>
       </w:r>
       <w:proofErr w:type="spellEnd"/>
       <w:r>
@@ -9697,13 +11076,23 @@
         <w:t xml:space="preserve">, </w:t>
       </w:r>
       <w:proofErr w:type="spellStart"/>
-      <w:r>
-        <w:rPr>
-          <w:b/>
-          <w:bCs/>
-          <w:color w:val="4472C4" w:themeColor="accent1"/>
-        </w:rPr>
-        <w:t>c.last_name</w:t>
+      <w:proofErr w:type="gramStart"/>
+      <w:r>
+        <w:rPr>
+          <w:b/>
+          <w:bCs/>
+          <w:color w:val="4472C4" w:themeColor="accent1"/>
+        </w:rPr>
+        <w:t>c.last</w:t>
+      </w:r>
+      <w:proofErr w:type="gramEnd"/>
+      <w:r>
+        <w:rPr>
+          <w:b/>
+          <w:bCs/>
+          <w:color w:val="4472C4" w:themeColor="accent1"/>
+        </w:rPr>
+        <w:t>_name</w:t>
       </w:r>
       <w:proofErr w:type="spellEnd"/>
       <w:r>
@@ -9749,13 +11138,23 @@
         <w:t xml:space="preserve">WHERE </w:t>
       </w:r>
       <w:proofErr w:type="spellStart"/>
-      <w:r>
-        <w:rPr>
-          <w:b/>
-          <w:bCs/>
-          <w:color w:val="4472C4" w:themeColor="accent1"/>
-        </w:rPr>
-        <w:t>c.first_name</w:t>
+      <w:proofErr w:type="gramStart"/>
+      <w:r>
+        <w:rPr>
+          <w:b/>
+          <w:bCs/>
+          <w:color w:val="4472C4" w:themeColor="accent1"/>
+        </w:rPr>
+        <w:t>c.first</w:t>
+      </w:r>
+      <w:proofErr w:type="gramEnd"/>
+      <w:r>
+        <w:rPr>
+          <w:b/>
+          <w:bCs/>
+          <w:color w:val="4472C4" w:themeColor="accent1"/>
+        </w:rPr>
+        <w:t>_name</w:t>
       </w:r>
       <w:proofErr w:type="spellEnd"/>
       <w:r>
@@ -9767,13 +11166,23 @@
         <w:t xml:space="preserve"> LIKE 'J%' AND </w:t>
       </w:r>
       <w:proofErr w:type="spellStart"/>
-      <w:r>
-        <w:rPr>
-          <w:b/>
-          <w:bCs/>
-          <w:color w:val="4472C4" w:themeColor="accent1"/>
-        </w:rPr>
-        <w:t>c.last_name</w:t>
+      <w:proofErr w:type="gramStart"/>
+      <w:r>
+        <w:rPr>
+          <w:b/>
+          <w:bCs/>
+          <w:color w:val="4472C4" w:themeColor="accent1"/>
+        </w:rPr>
+        <w:t>c.last</w:t>
+      </w:r>
+      <w:proofErr w:type="gramEnd"/>
+      <w:r>
+        <w:rPr>
+          <w:b/>
+          <w:bCs/>
+          <w:color w:val="4472C4" w:themeColor="accent1"/>
+        </w:rPr>
+        <w:t>_name</w:t>
       </w:r>
       <w:proofErr w:type="spellEnd"/>
       <w:r>
@@ -10361,7 +11770,43 @@
           <w:sz w:val="22"/>
           <w:szCs w:val="22"/>
         </w:rPr>
-        <w:t xml:space="preserve">we should be careful while using single quotes while inserting a string,  since a single quotes can make </w:t>
+        <w:t xml:space="preserve">we should be careful while using single quotes while inserting a </w:t>
+      </w:r>
+      <w:proofErr w:type="gramStart"/>
+      <w:r>
+        <w:rPr>
+          <w:color w:val="000000" w:themeColor="text1"/>
+          <w:sz w:val="22"/>
+          <w:szCs w:val="22"/>
+        </w:rPr>
+        <w:t>string,  since</w:t>
+      </w:r>
+      <w:proofErr w:type="gramEnd"/>
+      <w:r>
+        <w:rPr>
+          <w:color w:val="000000" w:themeColor="text1"/>
+          <w:sz w:val="22"/>
+          <w:szCs w:val="22"/>
+        </w:rPr>
+        <w:t xml:space="preserve"> a </w:t>
+      </w:r>
+      <w:proofErr w:type="gramStart"/>
+      <w:r>
+        <w:rPr>
+          <w:color w:val="000000" w:themeColor="text1"/>
+          <w:sz w:val="22"/>
+          <w:szCs w:val="22"/>
+        </w:rPr>
+        <w:t>single quotes</w:t>
+      </w:r>
+      <w:proofErr w:type="gramEnd"/>
+      <w:r>
+        <w:rPr>
+          <w:color w:val="000000" w:themeColor="text1"/>
+          <w:sz w:val="22"/>
+          <w:szCs w:val="22"/>
+        </w:rPr>
+        <w:t xml:space="preserve"> can make </w:t>
       </w:r>
       <w:proofErr w:type="spellStart"/>
       <w:r>
@@ -10473,7 +11918,25 @@
           <w:sz w:val="22"/>
           <w:szCs w:val="22"/>
         </w:rPr>
-        <w:t xml:space="preserve"> we can use QUOTE() while selecting the data</w:t>
+        <w:t xml:space="preserve"> we can use </w:t>
+      </w:r>
+      <w:proofErr w:type="gramStart"/>
+      <w:r>
+        <w:rPr>
+          <w:color w:val="000000" w:themeColor="text1"/>
+          <w:sz w:val="22"/>
+          <w:szCs w:val="22"/>
+        </w:rPr>
+        <w:t>QUOTE(</w:t>
+      </w:r>
+      <w:proofErr w:type="gramEnd"/>
+      <w:r>
+        <w:rPr>
+          <w:color w:val="000000" w:themeColor="text1"/>
+          <w:sz w:val="22"/>
+          <w:szCs w:val="22"/>
+        </w:rPr>
+        <w:t>) while selecting the data</w:t>
       </w:r>
     </w:p>
     <w:p>
@@ -10592,47 +12055,111 @@
         </w:rPr>
         <w:t xml:space="preserve"> </w:t>
       </w:r>
-      <w:r>
-        <w:rPr>
-          <w:b/>
-          <w:bCs/>
-          <w:color w:val="4472C4" w:themeColor="accent1"/>
-        </w:rPr>
-        <w:t>CONCAT(string, string, string)</w:t>
-      </w:r>
-    </w:p>
-    <w:p>
-      <w:pPr>
-        <w:rPr>
-          <w:color w:val="000000" w:themeColor="text1"/>
-          <w:sz w:val="22"/>
-          <w:szCs w:val="22"/>
-        </w:rPr>
-      </w:pPr>
-      <w:r>
-        <w:rPr>
-          <w:color w:val="000000" w:themeColor="text1"/>
-          <w:sz w:val="22"/>
-          <w:szCs w:val="22"/>
-        </w:rPr>
-        <w:t>Typing everything via CHAR() is tedious. So you combine normal text with special characters:</w:t>
-      </w:r>
-    </w:p>
-    <w:p>
-      <w:pPr>
-        <w:rPr>
-          <w:color w:val="000000" w:themeColor="text1"/>
-          <w:sz w:val="22"/>
-          <w:szCs w:val="22"/>
-        </w:rPr>
-      </w:pPr>
-      <w:r>
-        <w:rPr>
-          <w:color w:val="000000" w:themeColor="text1"/>
-          <w:sz w:val="22"/>
-          <w:szCs w:val="22"/>
-        </w:rPr>
-        <w:t>SELECT CONCAT('</w:t>
+      <w:proofErr w:type="gramStart"/>
+      <w:r>
+        <w:rPr>
+          <w:b/>
+          <w:bCs/>
+          <w:color w:val="4472C4" w:themeColor="accent1"/>
+        </w:rPr>
+        <w:t>CONCAT(</w:t>
+      </w:r>
+      <w:proofErr w:type="gramEnd"/>
+      <w:r>
+        <w:rPr>
+          <w:b/>
+          <w:bCs/>
+          <w:color w:val="4472C4" w:themeColor="accent1"/>
+        </w:rPr>
+        <w:t>string, string, string)</w:t>
+      </w:r>
+    </w:p>
+    <w:p>
+      <w:pPr>
+        <w:rPr>
+          <w:color w:val="000000" w:themeColor="text1"/>
+          <w:sz w:val="22"/>
+          <w:szCs w:val="22"/>
+        </w:rPr>
+      </w:pPr>
+      <w:r>
+        <w:rPr>
+          <w:color w:val="000000" w:themeColor="text1"/>
+          <w:sz w:val="22"/>
+          <w:szCs w:val="22"/>
+        </w:rPr>
+        <w:t xml:space="preserve">Typing everything via </w:t>
+      </w:r>
+      <w:proofErr w:type="gramStart"/>
+      <w:r>
+        <w:rPr>
+          <w:color w:val="000000" w:themeColor="text1"/>
+          <w:sz w:val="22"/>
+          <w:szCs w:val="22"/>
+        </w:rPr>
+        <w:t>CHAR(</w:t>
+      </w:r>
+      <w:proofErr w:type="gramEnd"/>
+      <w:r>
+        <w:rPr>
+          <w:color w:val="000000" w:themeColor="text1"/>
+          <w:sz w:val="22"/>
+          <w:szCs w:val="22"/>
+        </w:rPr>
+        <w:t xml:space="preserve">) is tedious. </w:t>
+      </w:r>
+      <w:proofErr w:type="gramStart"/>
+      <w:r>
+        <w:rPr>
+          <w:color w:val="000000" w:themeColor="text1"/>
+          <w:sz w:val="22"/>
+          <w:szCs w:val="22"/>
+        </w:rPr>
+        <w:t>So</w:t>
+      </w:r>
+      <w:proofErr w:type="gramEnd"/>
+      <w:r>
+        <w:rPr>
+          <w:color w:val="000000" w:themeColor="text1"/>
+          <w:sz w:val="22"/>
+          <w:szCs w:val="22"/>
+        </w:rPr>
+        <w:t xml:space="preserve"> you combine normal text with special characters:</w:t>
+      </w:r>
+    </w:p>
+    <w:p>
+      <w:pPr>
+        <w:rPr>
+          <w:color w:val="000000" w:themeColor="text1"/>
+          <w:sz w:val="22"/>
+          <w:szCs w:val="22"/>
+        </w:rPr>
+      </w:pPr>
+      <w:r>
+        <w:rPr>
+          <w:color w:val="000000" w:themeColor="text1"/>
+          <w:sz w:val="22"/>
+          <w:szCs w:val="22"/>
+        </w:rPr>
+        <w:t xml:space="preserve">SELECT </w:t>
+      </w:r>
+      <w:proofErr w:type="gramStart"/>
+      <w:r>
+        <w:rPr>
+          <w:color w:val="000000" w:themeColor="text1"/>
+          <w:sz w:val="22"/>
+          <w:szCs w:val="22"/>
+        </w:rPr>
+        <w:t>CONCAT(</w:t>
+      </w:r>
+      <w:proofErr w:type="gramEnd"/>
+      <w:r>
+        <w:rPr>
+          <w:color w:val="000000" w:themeColor="text1"/>
+          <w:sz w:val="22"/>
+          <w:szCs w:val="22"/>
+        </w:rPr>
+        <w:t>'</w:t>
       </w:r>
       <w:proofErr w:type="spellStart"/>
       <w:r>
@@ -10650,7 +12177,25 @@
           <w:sz w:val="22"/>
           <w:szCs w:val="22"/>
         </w:rPr>
-        <w:t xml:space="preserve"> sch', CHAR(148), 'n');</w:t>
+        <w:t xml:space="preserve"> sch', </w:t>
+      </w:r>
+      <w:proofErr w:type="gramStart"/>
+      <w:r>
+        <w:rPr>
+          <w:color w:val="000000" w:themeColor="text1"/>
+          <w:sz w:val="22"/>
+          <w:szCs w:val="22"/>
+        </w:rPr>
+        <w:t>CHAR(</w:t>
+      </w:r>
+      <w:proofErr w:type="gramEnd"/>
+      <w:r>
+        <w:rPr>
+          <w:color w:val="000000" w:themeColor="text1"/>
+          <w:sz w:val="22"/>
+          <w:szCs w:val="22"/>
+        </w:rPr>
+        <w:t>148), 'n');</w:t>
       </w:r>
     </w:p>
     <w:p>
@@ -10726,7 +12271,29 @@
           <w:szCs w:val="22"/>
         </w:rPr>
         <w:lastRenderedPageBreak/>
-        <w:t>Reverse Operation: ASCII()</w:t>
+        <w:t xml:space="preserve">Reverse Operation: </w:t>
+      </w:r>
+      <w:proofErr w:type="gramStart"/>
+      <w:r>
+        <w:rPr>
+          <w:b/>
+          <w:bCs/>
+          <w:color w:val="000000" w:themeColor="text1"/>
+          <w:sz w:val="22"/>
+          <w:szCs w:val="22"/>
+        </w:rPr>
+        <w:t>ASCII(</w:t>
+      </w:r>
+      <w:proofErr w:type="gramEnd"/>
+      <w:r>
+        <w:rPr>
+          <w:b/>
+          <w:bCs/>
+          <w:color w:val="000000" w:themeColor="text1"/>
+          <w:sz w:val="22"/>
+          <w:szCs w:val="22"/>
+        </w:rPr>
+        <w:t>)</w:t>
       </w:r>
     </w:p>
     <w:p>
@@ -10861,13 +12428,23 @@
         </w:rPr>
         <w:t xml:space="preserve">One of the most commonly used is </w:t>
       </w:r>
-      <w:r>
-        <w:rPr>
-          <w:b/>
-          <w:bCs/>
-          <w:color w:val="4472C4" w:themeColor="accent1"/>
-        </w:rPr>
-        <w:t>length()</w:t>
+      <w:proofErr w:type="gramStart"/>
+      <w:r>
+        <w:rPr>
+          <w:b/>
+          <w:bCs/>
+          <w:color w:val="4472C4" w:themeColor="accent1"/>
+        </w:rPr>
+        <w:t>length(</w:t>
+      </w:r>
+      <w:proofErr w:type="gramEnd"/>
+      <w:r>
+        <w:rPr>
+          <w:b/>
+          <w:bCs/>
+          <w:color w:val="4472C4" w:themeColor="accent1"/>
+        </w:rPr>
+        <w:t>)</w:t>
       </w:r>
       <w:r>
         <w:rPr>
@@ -10878,6 +12455,7 @@
         <w:t xml:space="preserve"> or </w:t>
       </w:r>
       <w:proofErr w:type="spellStart"/>
+      <w:proofErr w:type="gramStart"/>
       <w:r>
         <w:rPr>
           <w:b/>
@@ -10893,7 +12471,16 @@
           <w:bCs/>
           <w:color w:val="4472C4" w:themeColor="accent1"/>
         </w:rPr>
-        <w:t>()</w:t>
+        <w:t>(</w:t>
+      </w:r>
+      <w:proofErr w:type="gramEnd"/>
+      <w:r>
+        <w:rPr>
+          <w:b/>
+          <w:bCs/>
+          <w:color w:val="4472C4" w:themeColor="accent1"/>
+        </w:rPr>
+        <w:t>)</w:t>
       </w:r>
     </w:p>
     <w:p>
@@ -10957,13 +12544,23 @@
           <w:color w:val="4472C4" w:themeColor="accent1"/>
         </w:rPr>
       </w:pPr>
-      <w:r>
-        <w:rPr>
-          <w:b/>
-          <w:bCs/>
-          <w:color w:val="4472C4" w:themeColor="accent1"/>
-        </w:rPr>
-        <w:t xml:space="preserve">POSITION(‘String’ IN </w:t>
+      <w:proofErr w:type="gramStart"/>
+      <w:r>
+        <w:rPr>
+          <w:b/>
+          <w:bCs/>
+          <w:color w:val="4472C4" w:themeColor="accent1"/>
+        </w:rPr>
+        <w:t>POSITION(</w:t>
+      </w:r>
+      <w:proofErr w:type="gramEnd"/>
+      <w:r>
+        <w:rPr>
+          <w:b/>
+          <w:bCs/>
+          <w:color w:val="4472C4" w:themeColor="accent1"/>
+        </w:rPr>
+        <w:t xml:space="preserve">‘String’ IN </w:t>
       </w:r>
       <w:proofErr w:type="spellStart"/>
       <w:r>
@@ -11027,6 +12624,7 @@
           <w:szCs w:val="22"/>
         </w:rPr>
       </w:pPr>
+      <w:proofErr w:type="gramStart"/>
       <w:r>
         <w:rPr>
           <w:b/>
@@ -11043,6 +12641,7 @@
         </w:rPr>
         <w:t>(</w:t>
       </w:r>
+      <w:proofErr w:type="gramEnd"/>
       <w:r>
         <w:rPr>
           <w:b/>
@@ -11141,6 +12740,7 @@
         <w:t xml:space="preserve">The </w:t>
       </w:r>
       <w:proofErr w:type="spellStart"/>
+      <w:proofErr w:type="gramStart"/>
       <w:r>
         <w:rPr>
           <w:b/>
@@ -11156,7 +12756,16 @@
           <w:bCs/>
           <w:color w:val="4472C4" w:themeColor="accent1"/>
         </w:rPr>
-        <w:t>()</w:t>
+        <w:t>(</w:t>
+      </w:r>
+      <w:proofErr w:type="gramEnd"/>
+      <w:r>
+        <w:rPr>
+          <w:b/>
+          <w:bCs/>
+          <w:color w:val="4472C4" w:themeColor="accent1"/>
+        </w:rPr>
+        <w:t>)</w:t>
       </w:r>
       <w:r>
         <w:rPr>
@@ -11218,6 +12827,7 @@
           <w:color w:val="4472C4" w:themeColor="accent1"/>
         </w:rPr>
       </w:pPr>
+      <w:proofErr w:type="gramStart"/>
       <w:r>
         <w:rPr>
           <w:b/>
@@ -11227,6 +12837,7 @@
         <w:t>INSERT(</w:t>
       </w:r>
       <w:proofErr w:type="spellStart"/>
+      <w:proofErr w:type="gramEnd"/>
       <w:r>
         <w:rPr>
           <w:b/>
@@ -11321,7 +12932,25 @@
           <w:bCs/>
           <w:color w:val="4472C4" w:themeColor="accent1"/>
         </w:rPr>
-        <w:t>SELECT REPLACE('goodbye world', 'goodbye', 'hello');</w:t>
+        <w:t xml:space="preserve">SELECT </w:t>
+      </w:r>
+      <w:proofErr w:type="gramStart"/>
+      <w:r>
+        <w:rPr>
+          <w:b/>
+          <w:bCs/>
+          <w:color w:val="4472C4" w:themeColor="accent1"/>
+        </w:rPr>
+        <w:t>REPLACE(</w:t>
+      </w:r>
+      <w:proofErr w:type="gramEnd"/>
+      <w:r>
+        <w:rPr>
+          <w:b/>
+          <w:bCs/>
+          <w:color w:val="4472C4" w:themeColor="accent1"/>
+        </w:rPr>
+        <w:t>'goodbye world', 'goodbye', 'hello');</w:t>
       </w:r>
     </w:p>
     <w:p>
@@ -11365,7 +12994,25 @@
           <w:bCs/>
           <w:color w:val="4472C4" w:themeColor="accent1"/>
         </w:rPr>
-        <w:t>SELECT SUBSTRING('goodbye cruel world', 9, 5);</w:t>
+        <w:t xml:space="preserve">SELECT </w:t>
+      </w:r>
+      <w:proofErr w:type="gramStart"/>
+      <w:r>
+        <w:rPr>
+          <w:b/>
+          <w:bCs/>
+          <w:color w:val="4472C4" w:themeColor="accent1"/>
+        </w:rPr>
+        <w:t>SUBSTRING(</w:t>
+      </w:r>
+      <w:proofErr w:type="gramEnd"/>
+      <w:r>
+        <w:rPr>
+          <w:b/>
+          <w:bCs/>
+          <w:color w:val="4472C4" w:themeColor="accent1"/>
+        </w:rPr>
+        <w:t>'goodbye cruel world', 9, 5);</w:t>
       </w:r>
     </w:p>
     <w:p>
@@ -11431,6 +13078,7 @@
         </w:rPr>
       </w:pPr>
       <w:proofErr w:type="spellStart"/>
+      <w:proofErr w:type="gramStart"/>
       <w:r>
         <w:rPr>
           <w:b/>
@@ -11446,7 +13094,16 @@
           <w:bCs/>
           <w:color w:val="4472C4" w:themeColor="accent1"/>
         </w:rPr>
-        <w:t>( x )</w:t>
+        <w:t>( x</w:t>
+      </w:r>
+      <w:proofErr w:type="gramEnd"/>
+      <w:r>
+        <w:rPr>
+          <w:b/>
+          <w:bCs/>
+          <w:color w:val="4472C4" w:themeColor="accent1"/>
+        </w:rPr>
+        <w:t xml:space="preserve"> )</w:t>
       </w:r>
       <w:r>
         <w:rPr>
@@ -11466,6 +13123,7 @@
         </w:rPr>
       </w:pPr>
       <w:proofErr w:type="spellStart"/>
+      <w:proofErr w:type="gramStart"/>
       <w:r>
         <w:rPr>
           <w:b/>
@@ -11481,7 +13139,16 @@
           <w:bCs/>
           <w:color w:val="4472C4" w:themeColor="accent1"/>
         </w:rPr>
-        <w:t>( x )</w:t>
+        <w:t>( x</w:t>
+      </w:r>
+      <w:proofErr w:type="gramEnd"/>
+      <w:r>
+        <w:rPr>
+          <w:b/>
+          <w:bCs/>
+          <w:color w:val="4472C4" w:themeColor="accent1"/>
+        </w:rPr>
+        <w:t xml:space="preserve"> )</w:t>
       </w:r>
       <w:r>
         <w:rPr>
@@ -11501,6 +13168,7 @@
         </w:rPr>
       </w:pPr>
       <w:proofErr w:type="spellStart"/>
+      <w:proofErr w:type="gramStart"/>
       <w:r>
         <w:rPr>
           <w:b/>
@@ -11516,7 +13184,16 @@
           <w:bCs/>
           <w:color w:val="4472C4" w:themeColor="accent1"/>
         </w:rPr>
-        <w:t>( x )</w:t>
+        <w:t>( x</w:t>
+      </w:r>
+      <w:proofErr w:type="gramEnd"/>
+      <w:r>
+        <w:rPr>
+          <w:b/>
+          <w:bCs/>
+          <w:color w:val="4472C4" w:themeColor="accent1"/>
+        </w:rPr>
+        <w:t xml:space="preserve"> )</w:t>
       </w:r>
       <w:r>
         <w:rPr>
@@ -11535,13 +13212,23 @@
           <w:szCs w:val="22"/>
         </w:rPr>
       </w:pPr>
-      <w:r>
-        <w:rPr>
-          <w:b/>
-          <w:bCs/>
-          <w:color w:val="4472C4" w:themeColor="accent1"/>
-        </w:rPr>
-        <w:t>cos( x )</w:t>
+      <w:proofErr w:type="gramStart"/>
+      <w:r>
+        <w:rPr>
+          <w:b/>
+          <w:bCs/>
+          <w:color w:val="4472C4" w:themeColor="accent1"/>
+        </w:rPr>
+        <w:t>cos( x</w:t>
+      </w:r>
+      <w:proofErr w:type="gramEnd"/>
+      <w:r>
+        <w:rPr>
+          <w:b/>
+          <w:bCs/>
+          <w:color w:val="4472C4" w:themeColor="accent1"/>
+        </w:rPr>
+        <w:t xml:space="preserve"> )</w:t>
       </w:r>
       <w:r>
         <w:rPr>
@@ -11560,6 +13247,7 @@
           <w:szCs w:val="22"/>
         </w:rPr>
       </w:pPr>
+      <w:proofErr w:type="gramStart"/>
       <w:r>
         <w:rPr>
           <w:b/>
@@ -11568,6 +13256,7 @@
         </w:rPr>
         <w:t>cot( x</w:t>
       </w:r>
+      <w:proofErr w:type="gramEnd"/>
       <w:r>
         <w:rPr>
           <w:color w:val="000000" w:themeColor="text1"/>
@@ -11601,13 +13290,23 @@
           <w:szCs w:val="22"/>
         </w:rPr>
       </w:pPr>
-      <w:r>
-        <w:rPr>
-          <w:b/>
-          <w:bCs/>
-          <w:color w:val="4472C4" w:themeColor="accent1"/>
-        </w:rPr>
-        <w:t>exp( x )</w:t>
+      <w:proofErr w:type="gramStart"/>
+      <w:r>
+        <w:rPr>
+          <w:b/>
+          <w:bCs/>
+          <w:color w:val="4472C4" w:themeColor="accent1"/>
+        </w:rPr>
+        <w:t>exp( x</w:t>
+      </w:r>
+      <w:proofErr w:type="gramEnd"/>
+      <w:r>
+        <w:rPr>
+          <w:b/>
+          <w:bCs/>
+          <w:color w:val="4472C4" w:themeColor="accent1"/>
+        </w:rPr>
+        <w:t xml:space="preserve"> )</w:t>
       </w:r>
       <w:r>
         <w:rPr>
@@ -11626,13 +13325,23 @@
           <w:szCs w:val="22"/>
         </w:rPr>
       </w:pPr>
-      <w:r>
-        <w:rPr>
-          <w:b/>
-          <w:bCs/>
-          <w:color w:val="4472C4" w:themeColor="accent1"/>
-        </w:rPr>
-        <w:t>ln( x )</w:t>
+      <w:proofErr w:type="gramStart"/>
+      <w:r>
+        <w:rPr>
+          <w:b/>
+          <w:bCs/>
+          <w:color w:val="4472C4" w:themeColor="accent1"/>
+        </w:rPr>
+        <w:t>ln( x</w:t>
+      </w:r>
+      <w:proofErr w:type="gramEnd"/>
+      <w:r>
+        <w:rPr>
+          <w:b/>
+          <w:bCs/>
+          <w:color w:val="4472C4" w:themeColor="accent1"/>
+        </w:rPr>
+        <w:t xml:space="preserve"> )</w:t>
       </w:r>
       <w:r>
         <w:rPr>
@@ -11651,13 +13360,23 @@
           <w:szCs w:val="22"/>
         </w:rPr>
       </w:pPr>
-      <w:r>
-        <w:rPr>
-          <w:b/>
-          <w:bCs/>
-          <w:color w:val="4472C4" w:themeColor="accent1"/>
-        </w:rPr>
-        <w:t>sin( x )</w:t>
+      <w:proofErr w:type="gramStart"/>
+      <w:r>
+        <w:rPr>
+          <w:b/>
+          <w:bCs/>
+          <w:color w:val="4472C4" w:themeColor="accent1"/>
+        </w:rPr>
+        <w:t>sin( x</w:t>
+      </w:r>
+      <w:proofErr w:type="gramEnd"/>
+      <w:r>
+        <w:rPr>
+          <w:b/>
+          <w:bCs/>
+          <w:color w:val="4472C4" w:themeColor="accent1"/>
+        </w:rPr>
+        <w:t xml:space="preserve"> )</w:t>
       </w:r>
       <w:r>
         <w:rPr>
@@ -11676,6 +13395,7 @@
           <w:szCs w:val="22"/>
         </w:rPr>
       </w:pPr>
+      <w:proofErr w:type="gramStart"/>
       <w:r>
         <w:rPr>
           <w:b/>
@@ -11690,7 +13410,16 @@
           <w:bCs/>
           <w:color w:val="4472C4" w:themeColor="accent1"/>
         </w:rPr>
-        <w:t>qrt( x )</w:t>
+        <w:t>qrt( x</w:t>
+      </w:r>
+      <w:proofErr w:type="gramEnd"/>
+      <w:r>
+        <w:rPr>
+          <w:b/>
+          <w:bCs/>
+          <w:color w:val="4472C4" w:themeColor="accent1"/>
+        </w:rPr>
+        <w:t xml:space="preserve"> )</w:t>
       </w:r>
       <w:r>
         <w:rPr>
@@ -11709,13 +13438,23 @@
           <w:szCs w:val="22"/>
         </w:rPr>
       </w:pPr>
-      <w:r>
-        <w:rPr>
-          <w:b/>
-          <w:bCs/>
-          <w:color w:val="4472C4" w:themeColor="accent1"/>
-        </w:rPr>
-        <w:t>tan( x )</w:t>
+      <w:proofErr w:type="gramStart"/>
+      <w:r>
+        <w:rPr>
+          <w:b/>
+          <w:bCs/>
+          <w:color w:val="4472C4" w:themeColor="accent1"/>
+        </w:rPr>
+        <w:t>tan( x</w:t>
+      </w:r>
+      <w:proofErr w:type="gramEnd"/>
+      <w:r>
+        <w:rPr>
+          <w:b/>
+          <w:bCs/>
+          <w:color w:val="4472C4" w:themeColor="accent1"/>
+        </w:rPr>
+        <w:t xml:space="preserve"> )</w:t>
       </w:r>
       <w:r>
         <w:rPr>
@@ -11734,13 +13473,23 @@
           <w:szCs w:val="22"/>
         </w:rPr>
       </w:pPr>
-      <w:r>
-        <w:rPr>
-          <w:b/>
-          <w:bCs/>
-          <w:color w:val="4472C4" w:themeColor="accent1"/>
-        </w:rPr>
-        <w:t>mod(10 , 2)</w:t>
+      <w:proofErr w:type="gramStart"/>
+      <w:r>
+        <w:rPr>
+          <w:b/>
+          <w:bCs/>
+          <w:color w:val="4472C4" w:themeColor="accent1"/>
+        </w:rPr>
+        <w:t>mod(10 ,</w:t>
+      </w:r>
+      <w:proofErr w:type="gramEnd"/>
+      <w:r>
+        <w:rPr>
+          <w:b/>
+          <w:bCs/>
+          <w:color w:val="4472C4" w:themeColor="accent1"/>
+        </w:rPr>
+        <w:t xml:space="preserve"> 2)</w:t>
       </w:r>
       <w:r>
         <w:rPr>
@@ -11759,13 +13508,23 @@
           <w:szCs w:val="22"/>
         </w:rPr>
       </w:pPr>
-      <w:r>
-        <w:rPr>
-          <w:b/>
-          <w:bCs/>
-          <w:color w:val="4472C4" w:themeColor="accent1"/>
-        </w:rPr>
-        <w:t>POW(m, n)</w:t>
+      <w:proofErr w:type="gramStart"/>
+      <w:r>
+        <w:rPr>
+          <w:b/>
+          <w:bCs/>
+          <w:color w:val="4472C4" w:themeColor="accent1"/>
+        </w:rPr>
+        <w:t>POW(</w:t>
+      </w:r>
+      <w:proofErr w:type="gramEnd"/>
+      <w:r>
+        <w:rPr>
+          <w:b/>
+          <w:bCs/>
+          <w:color w:val="4472C4" w:themeColor="accent1"/>
+        </w:rPr>
+        <w:t>m, n)</w:t>
       </w:r>
       <w:r>
         <w:rPr>
@@ -11784,6 +13543,7 @@
           <w:szCs w:val="22"/>
         </w:rPr>
       </w:pPr>
+      <w:proofErr w:type="gramStart"/>
       <w:r>
         <w:rPr>
           <w:b/>
@@ -11792,6 +13552,7 @@
         </w:rPr>
         <w:t>FLOOR(</w:t>
       </w:r>
+      <w:proofErr w:type="gramEnd"/>
       <w:r>
         <w:rPr>
           <w:b/>
@@ -11833,6 +13594,7 @@
           <w:szCs w:val="22"/>
         </w:rPr>
       </w:pPr>
+      <w:proofErr w:type="gramStart"/>
       <w:r>
         <w:rPr>
           <w:b/>
@@ -11841,6 +13603,7 @@
         </w:rPr>
         <w:t>CEIL(</w:t>
       </w:r>
+      <w:proofErr w:type="gramEnd"/>
       <w:r>
         <w:rPr>
           <w:b/>
@@ -11882,6 +13645,7 @@
           <w:szCs w:val="22"/>
         </w:rPr>
       </w:pPr>
+      <w:proofErr w:type="gramStart"/>
       <w:r>
         <w:rPr>
           <w:b/>
@@ -11890,6 +13654,7 @@
         </w:rPr>
         <w:t>ROUND(</w:t>
       </w:r>
+      <w:proofErr w:type="gramEnd"/>
       <w:r>
         <w:rPr>
           <w:b/>
@@ -11965,8 +13730,17 @@
           <w:color w:val="4472C4" w:themeColor="accent1"/>
         </w:rPr>
         <w:br/>
+      </w:r>
+      <w:proofErr w:type="gramStart"/>
+      <w:r>
+        <w:rPr>
+          <w:b/>
+          <w:bCs/>
+          <w:color w:val="4472C4" w:themeColor="accent1"/>
+        </w:rPr>
         <w:t>TRUNCUATE(</w:t>
       </w:r>
+      <w:proofErr w:type="gramEnd"/>
       <w:r>
         <w:rPr>
           <w:b/>
@@ -12254,7 +14028,25 @@
           <w:bCs/>
           <w:color w:val="4472C4" w:themeColor="accent1"/>
         </w:rPr>
-        <w:t>SELECT CAST('2019-09-17 15:30:00' AS DATETIME);</w:t>
+        <w:t xml:space="preserve">SELECT </w:t>
+      </w:r>
+      <w:proofErr w:type="gramStart"/>
+      <w:r>
+        <w:rPr>
+          <w:b/>
+          <w:bCs/>
+          <w:color w:val="4472C4" w:themeColor="accent1"/>
+        </w:rPr>
+        <w:t>CAST(</w:t>
+      </w:r>
+      <w:proofErr w:type="gramEnd"/>
+      <w:r>
+        <w:rPr>
+          <w:b/>
+          <w:bCs/>
+          <w:color w:val="4472C4" w:themeColor="accent1"/>
+        </w:rPr>
+        <w:t>'2019-09-17 15:30:00' AS DATETIME);</w:t>
       </w:r>
       <w:r>
         <w:rPr>
@@ -12316,24 +14108,60 @@
           <w:bCs/>
           <w:color w:val="4472C4" w:themeColor="accent1"/>
         </w:rPr>
-        <w:t>str_to_date</w:t>
-      </w:r>
-      <w:proofErr w:type="spellEnd"/>
-      <w:r>
-        <w:rPr>
-          <w:b/>
-          <w:bCs/>
-          <w:color w:val="4472C4" w:themeColor="accent1"/>
-        </w:rPr>
-        <w:t>()</w:t>
-      </w:r>
-      <w:r>
-        <w:rPr>
-          <w:color w:val="000000" w:themeColor="text1"/>
-          <w:sz w:val="22"/>
-          <w:szCs w:val="22"/>
-        </w:rPr>
-        <w:t xml:space="preserve"> instead of reformatting the string so that you can use the cast() function, as in: </w:t>
+        <w:t>str_to_</w:t>
+      </w:r>
+      <w:proofErr w:type="gramStart"/>
+      <w:r>
+        <w:rPr>
+          <w:b/>
+          <w:bCs/>
+          <w:color w:val="4472C4" w:themeColor="accent1"/>
+        </w:rPr>
+        <w:t>date</w:t>
+      </w:r>
+      <w:proofErr w:type="spellEnd"/>
+      <w:r>
+        <w:rPr>
+          <w:b/>
+          <w:bCs/>
+          <w:color w:val="4472C4" w:themeColor="accent1"/>
+        </w:rPr>
+        <w:t>(</w:t>
+      </w:r>
+      <w:proofErr w:type="gramEnd"/>
+      <w:r>
+        <w:rPr>
+          <w:b/>
+          <w:bCs/>
+          <w:color w:val="4472C4" w:themeColor="accent1"/>
+        </w:rPr>
+        <w:t>)</w:t>
+      </w:r>
+      <w:r>
+        <w:rPr>
+          <w:color w:val="000000" w:themeColor="text1"/>
+          <w:sz w:val="22"/>
+          <w:szCs w:val="22"/>
+        </w:rPr>
+        <w:t xml:space="preserve"> instead of reformatting the string so that you can use the </w:t>
+      </w:r>
+      <w:proofErr w:type="gramStart"/>
+      <w:r>
+        <w:rPr>
+          <w:color w:val="000000" w:themeColor="text1"/>
+          <w:sz w:val="22"/>
+          <w:szCs w:val="22"/>
+        </w:rPr>
+        <w:t>cast(</w:t>
+      </w:r>
+      <w:proofErr w:type="gramEnd"/>
+      <w:r>
+        <w:rPr>
+          <w:color w:val="000000" w:themeColor="text1"/>
+          <w:sz w:val="22"/>
+          <w:szCs w:val="22"/>
+        </w:rPr>
+        <w:t xml:space="preserve">) function, as in: </w:t>
       </w:r>
     </w:p>
     <w:p>
@@ -12385,7 +14213,25 @@
           <w:bCs/>
           <w:color w:val="4472C4" w:themeColor="accent1"/>
         </w:rPr>
-        <w:t xml:space="preserve"> = STR_TO_DATE('September 17, 2019', '%M %d, %Y') </w:t>
+        <w:t xml:space="preserve"> = STR_TO_</w:t>
+      </w:r>
+      <w:proofErr w:type="gramStart"/>
+      <w:r>
+        <w:rPr>
+          <w:b/>
+          <w:bCs/>
+          <w:color w:val="4472C4" w:themeColor="accent1"/>
+        </w:rPr>
+        <w:t>DATE(</w:t>
+      </w:r>
+      <w:proofErr w:type="gramEnd"/>
+      <w:r>
+        <w:rPr>
+          <w:b/>
+          <w:bCs/>
+          <w:color w:val="4472C4" w:themeColor="accent1"/>
+        </w:rPr>
+        <w:t xml:space="preserve">'September 17, 2019', '%M %d, %Y') </w:t>
       </w:r>
     </w:p>
     <w:p>
@@ -12446,16 +14292,34 @@
           <w:bCs/>
           <w:color w:val="4472C4" w:themeColor="accent1"/>
         </w:rPr>
-        <w:t>str_to_date</w:t>
-      </w:r>
-      <w:proofErr w:type="spellEnd"/>
-      <w:r>
-        <w:rPr>
-          <w:b/>
-          <w:bCs/>
-          <w:color w:val="4472C4" w:themeColor="accent1"/>
-        </w:rPr>
-        <w:t>()</w:t>
+        <w:t>str_to_</w:t>
+      </w:r>
+      <w:proofErr w:type="gramStart"/>
+      <w:r>
+        <w:rPr>
+          <w:b/>
+          <w:bCs/>
+          <w:color w:val="4472C4" w:themeColor="accent1"/>
+        </w:rPr>
+        <w:t>date</w:t>
+      </w:r>
+      <w:proofErr w:type="spellEnd"/>
+      <w:r>
+        <w:rPr>
+          <w:b/>
+          <w:bCs/>
+          <w:color w:val="4472C4" w:themeColor="accent1"/>
+        </w:rPr>
+        <w:t>(</w:t>
+      </w:r>
+      <w:proofErr w:type="gramEnd"/>
+      <w:r>
+        <w:rPr>
+          <w:b/>
+          <w:bCs/>
+          <w:color w:val="4472C4" w:themeColor="accent1"/>
+        </w:rPr>
+        <w:t>)</w:t>
       </w:r>
       <w:r>
         <w:rPr>
@@ -12766,7 +14630,25 @@
           <w:bCs/>
           <w:color w:val="4472C4" w:themeColor="accent1"/>
         </w:rPr>
-        <w:t xml:space="preserve">SELECT DATE_ADD(CURRENT_DATE(), INTERVAL 5 DAY); </w:t>
+        <w:t>SELECT DATE_ADD(CURRENT_</w:t>
+      </w:r>
+      <w:proofErr w:type="gramStart"/>
+      <w:r>
+        <w:rPr>
+          <w:b/>
+          <w:bCs/>
+          <w:color w:val="4472C4" w:themeColor="accent1"/>
+        </w:rPr>
+        <w:t>DATE(</w:t>
+      </w:r>
+      <w:proofErr w:type="gramEnd"/>
+      <w:r>
+        <w:rPr>
+          <w:b/>
+          <w:bCs/>
+          <w:color w:val="4472C4" w:themeColor="accent1"/>
+        </w:rPr>
+        <w:t xml:space="preserve">), INTERVAL 5 DAY); </w:t>
       </w:r>
     </w:p>
     <w:p>
@@ -12792,16 +14674,34 @@
           <w:sz w:val="22"/>
           <w:szCs w:val="22"/>
         </w:rPr>
-        <w:t>current_date</w:t>
-      </w:r>
-      <w:proofErr w:type="spellEnd"/>
-      <w:r>
-        <w:rPr>
-          <w:color w:val="000000" w:themeColor="text1"/>
-          <w:sz w:val="22"/>
-          <w:szCs w:val="22"/>
-        </w:rPr>
-        <w:t>(), we can make it YEAR, MONTH</w:t>
+        <w:t>current_</w:t>
+      </w:r>
+      <w:proofErr w:type="gramStart"/>
+      <w:r>
+        <w:rPr>
+          <w:color w:val="000000" w:themeColor="text1"/>
+          <w:sz w:val="22"/>
+          <w:szCs w:val="22"/>
+        </w:rPr>
+        <w:t>date</w:t>
+      </w:r>
+      <w:proofErr w:type="spellEnd"/>
+      <w:r>
+        <w:rPr>
+          <w:color w:val="000000" w:themeColor="text1"/>
+          <w:sz w:val="22"/>
+          <w:szCs w:val="22"/>
+        </w:rPr>
+        <w:t>(</w:t>
+      </w:r>
+      <w:proofErr w:type="gramEnd"/>
+      <w:r>
+        <w:rPr>
+          <w:color w:val="000000" w:themeColor="text1"/>
+          <w:sz w:val="22"/>
+          <w:szCs w:val="22"/>
+        </w:rPr>
+        <w:t>), we can make it YEAR, MONTH</w:t>
       </w:r>
     </w:p>
     <w:p>
@@ -13032,6 +14932,7 @@
         <w:t xml:space="preserve">MySQL includes the </w:t>
       </w:r>
       <w:proofErr w:type="spellStart"/>
+      <w:proofErr w:type="gramStart"/>
       <w:r>
         <w:rPr>
           <w:b/>
@@ -13047,7 +14948,16 @@
           <w:bCs/>
           <w:color w:val="4472C4" w:themeColor="accent1"/>
         </w:rPr>
-        <w:t>()</w:t>
+        <w:t>(</w:t>
+      </w:r>
+      <w:proofErr w:type="gramEnd"/>
+      <w:r>
+        <w:rPr>
+          <w:b/>
+          <w:bCs/>
+          <w:color w:val="4472C4" w:themeColor="accent1"/>
+        </w:rPr>
+        <w:t>)</w:t>
       </w:r>
       <w:r>
         <w:rPr>
@@ -13057,13 +14967,23 @@
         </w:rPr>
         <w:t xml:space="preserve"> function to determine which day of the week a certain date falls on</w:t>
       </w:r>
-      <w:r>
-        <w:rPr>
-          <w:color w:val="000000" w:themeColor="text1"/>
-          <w:sz w:val="22"/>
-          <w:szCs w:val="22"/>
-        </w:rPr>
-        <w:t xml:space="preserve"> .. </w:t>
+      <w:proofErr w:type="gramStart"/>
+      <w:r>
+        <w:rPr>
+          <w:color w:val="000000" w:themeColor="text1"/>
+          <w:sz w:val="22"/>
+          <w:szCs w:val="22"/>
+        </w:rPr>
+        <w:t xml:space="preserve"> ..</w:t>
+      </w:r>
+      <w:proofErr w:type="gramEnd"/>
+      <w:r>
+        <w:rPr>
+          <w:color w:val="000000" w:themeColor="text1"/>
+          <w:sz w:val="22"/>
+          <w:szCs w:val="22"/>
+        </w:rPr>
+        <w:t xml:space="preserve"> </w:t>
       </w:r>
       <w:r>
         <w:rPr>
@@ -13087,7 +15007,25 @@
           <w:bCs/>
           <w:color w:val="4472C4" w:themeColor="accent1"/>
         </w:rPr>
-        <w:t>SELECT DAYNAME('2019-09-18');</w:t>
+        <w:t xml:space="preserve">SELECT </w:t>
+      </w:r>
+      <w:proofErr w:type="gramStart"/>
+      <w:r>
+        <w:rPr>
+          <w:b/>
+          <w:bCs/>
+          <w:color w:val="4472C4" w:themeColor="accent1"/>
+        </w:rPr>
+        <w:t>DAYNAME(</w:t>
+      </w:r>
+      <w:proofErr w:type="gramEnd"/>
+      <w:r>
+        <w:rPr>
+          <w:b/>
+          <w:bCs/>
+          <w:color w:val="4472C4" w:themeColor="accent1"/>
+        </w:rPr>
+        <w:t>'2019-09-18');</w:t>
       </w:r>
     </w:p>
     <w:p>
@@ -13122,7 +15060,25 @@
           <w:color w:val="4472C4" w:themeColor="accent1"/>
         </w:rPr>
         <w:lastRenderedPageBreak/>
-        <w:t>SELECT EXTRACT(YEAR FROM '2019-09-18 22:19:05');</w:t>
+        <w:t xml:space="preserve">SELECT </w:t>
+      </w:r>
+      <w:proofErr w:type="gramStart"/>
+      <w:r>
+        <w:rPr>
+          <w:b/>
+          <w:bCs/>
+          <w:color w:val="4472C4" w:themeColor="accent1"/>
+        </w:rPr>
+        <w:t>EXTRACT(</w:t>
+      </w:r>
+      <w:proofErr w:type="gramEnd"/>
+      <w:r>
+        <w:rPr>
+          <w:b/>
+          <w:bCs/>
+          <w:color w:val="4472C4" w:themeColor="accent1"/>
+        </w:rPr>
+        <w:t>YEAR FROM '2019-09-18 22:19:05');</w:t>
       </w:r>
     </w:p>
     <w:p>
@@ -13197,6 +15153,7 @@
         </w:rPr>
       </w:pPr>
       <w:proofErr w:type="spellStart"/>
+      <w:proofErr w:type="gramStart"/>
       <w:r>
         <w:rPr>
           <w:b/>
@@ -13212,7 +15169,16 @@
           <w:bCs/>
           <w:color w:val="4472C4" w:themeColor="accent1"/>
         </w:rPr>
-        <w:t>()</w:t>
+        <w:t>(</w:t>
+      </w:r>
+      <w:proofErr w:type="gramEnd"/>
+      <w:r>
+        <w:rPr>
+          <w:b/>
+          <w:bCs/>
+          <w:color w:val="4472C4" w:themeColor="accent1"/>
+        </w:rPr>
+        <w:t>)</w:t>
       </w:r>
       <w:r>
         <w:rPr>
@@ -13265,42 +15231,98 @@
           <w:sz w:val="22"/>
           <w:szCs w:val="22"/>
         </w:rPr>
-        <w:t xml:space="preserve">When converting a string to a number, the cast() function will attempt to convert the entire string from left to right; if any nonnumeric characters are found in the string, the conversion halts without an error. Consider the following example: </w:t>
-      </w:r>
-    </w:p>
-    <w:p>
-      <w:pPr>
-        <w:rPr>
-          <w:b/>
-          <w:bCs/>
-          <w:color w:val="4472C4" w:themeColor="accent1"/>
-        </w:rPr>
-      </w:pPr>
-      <w:r>
-        <w:rPr>
-          <w:b/>
-          <w:bCs/>
-          <w:color w:val="4472C4" w:themeColor="accent1"/>
-        </w:rPr>
-        <w:t xml:space="preserve">SELECT CAST('999ABC111' AS UNSIGNED INTEGER); </w:t>
-      </w:r>
-    </w:p>
-    <w:p>
-      <w:pPr>
-        <w:rPr>
-          <w:b/>
-          <w:bCs/>
-          <w:color w:val="4472C4" w:themeColor="accent1"/>
-        </w:rPr>
-      </w:pPr>
-      <w:r>
-        <w:rPr>
-          <w:b/>
-          <w:bCs/>
-          <w:color w:val="4472C4" w:themeColor="accent1"/>
-        </w:rPr>
-        <w:t>CAST('999ABC111' AS UNSIGNED INTEGER) ;</w:t>
-      </w:r>
+        <w:t xml:space="preserve">When converting a string to a number, the </w:t>
+      </w:r>
+      <w:proofErr w:type="gramStart"/>
+      <w:r>
+        <w:rPr>
+          <w:color w:val="000000" w:themeColor="text1"/>
+          <w:sz w:val="22"/>
+          <w:szCs w:val="22"/>
+        </w:rPr>
+        <w:t>cast(</w:t>
+      </w:r>
+      <w:proofErr w:type="gramEnd"/>
+      <w:r>
+        <w:rPr>
+          <w:color w:val="000000" w:themeColor="text1"/>
+          <w:sz w:val="22"/>
+          <w:szCs w:val="22"/>
+        </w:rPr>
+        <w:t xml:space="preserve">) function will attempt to convert the entire string from left to right; if any nonnumeric characters are found in the string, the conversion halts without an error. Consider the following example: </w:t>
+      </w:r>
+    </w:p>
+    <w:p>
+      <w:pPr>
+        <w:rPr>
+          <w:b/>
+          <w:bCs/>
+          <w:color w:val="4472C4" w:themeColor="accent1"/>
+        </w:rPr>
+      </w:pPr>
+      <w:r>
+        <w:rPr>
+          <w:b/>
+          <w:bCs/>
+          <w:color w:val="4472C4" w:themeColor="accent1"/>
+        </w:rPr>
+        <w:t xml:space="preserve">SELECT </w:t>
+      </w:r>
+      <w:proofErr w:type="gramStart"/>
+      <w:r>
+        <w:rPr>
+          <w:b/>
+          <w:bCs/>
+          <w:color w:val="4472C4" w:themeColor="accent1"/>
+        </w:rPr>
+        <w:t>CAST(</w:t>
+      </w:r>
+      <w:proofErr w:type="gramEnd"/>
+      <w:r>
+        <w:rPr>
+          <w:b/>
+          <w:bCs/>
+          <w:color w:val="4472C4" w:themeColor="accent1"/>
+        </w:rPr>
+        <w:t xml:space="preserve">'999ABC111' AS UNSIGNED INTEGER); </w:t>
+      </w:r>
+    </w:p>
+    <w:p>
+      <w:pPr>
+        <w:rPr>
+          <w:b/>
+          <w:bCs/>
+          <w:color w:val="4472C4" w:themeColor="accent1"/>
+        </w:rPr>
+      </w:pPr>
+      <w:proofErr w:type="gramStart"/>
+      <w:r>
+        <w:rPr>
+          <w:b/>
+          <w:bCs/>
+          <w:color w:val="4472C4" w:themeColor="accent1"/>
+        </w:rPr>
+        <w:t>CAST(</w:t>
+      </w:r>
+      <w:proofErr w:type="gramEnd"/>
+      <w:r>
+        <w:rPr>
+          <w:b/>
+          <w:bCs/>
+          <w:color w:val="4472C4" w:themeColor="accent1"/>
+        </w:rPr>
+        <w:t>'999ABC111' AS UNSIGNED INTEGER</w:t>
+      </w:r>
+      <w:proofErr w:type="gramStart"/>
+      <w:r>
+        <w:rPr>
+          <w:b/>
+          <w:bCs/>
+          <w:color w:val="4472C4" w:themeColor="accent1"/>
+        </w:rPr>
+        <w:t>) ;</w:t>
+      </w:r>
+      <w:proofErr w:type="gramEnd"/>
     </w:p>
     <w:p>
       <w:pPr>
@@ -13538,13 +15560,23 @@
         </w:rPr>
         <w:t xml:space="preserve">The aggregate function </w:t>
       </w:r>
-      <w:r>
-        <w:rPr>
-          <w:b/>
-          <w:bCs/>
-          <w:color w:val="4472C4" w:themeColor="accent1"/>
-        </w:rPr>
-        <w:t>count()</w:t>
+      <w:proofErr w:type="gramStart"/>
+      <w:r>
+        <w:rPr>
+          <w:b/>
+          <w:bCs/>
+          <w:color w:val="4472C4" w:themeColor="accent1"/>
+        </w:rPr>
+        <w:t>count(</w:t>
+      </w:r>
+      <w:proofErr w:type="gramEnd"/>
+      <w:r>
+        <w:rPr>
+          <w:b/>
+          <w:bCs/>
+          <w:color w:val="4472C4" w:themeColor="accent1"/>
+        </w:rPr>
+        <w:t>)</w:t>
       </w:r>
       <w:r>
         <w:rPr>
@@ -13586,7 +15618,25 @@
           <w:sz w:val="22"/>
           <w:szCs w:val="22"/>
         </w:rPr>
-        <w:t>N.B aggregation functions don’t work with where, since the group is not yet been done before returning the statement. So we have to us HAVING.</w:t>
+        <w:t xml:space="preserve">N.B aggregation functions don’t work with where, since the group is not yet been done before returning the statement. </w:t>
+      </w:r>
+      <w:proofErr w:type="gramStart"/>
+      <w:r>
+        <w:rPr>
+          <w:color w:val="000000" w:themeColor="text1"/>
+          <w:sz w:val="22"/>
+          <w:szCs w:val="22"/>
+        </w:rPr>
+        <w:t>So</w:t>
+      </w:r>
+      <w:proofErr w:type="gramEnd"/>
+      <w:r>
+        <w:rPr>
+          <w:color w:val="000000" w:themeColor="text1"/>
+          <w:sz w:val="22"/>
+          <w:szCs w:val="22"/>
+        </w:rPr>
+        <w:t xml:space="preserve"> we have to us HAVING.</w:t>
       </w:r>
     </w:p>
     <w:p>
@@ -13621,7 +15671,25 @@
           <w:bCs/>
           <w:color w:val="4472C4" w:themeColor="accent1"/>
         </w:rPr>
-        <w:t xml:space="preserve">, count(*) </w:t>
+        <w:t xml:space="preserve">, </w:t>
+      </w:r>
+      <w:proofErr w:type="gramStart"/>
+      <w:r>
+        <w:rPr>
+          <w:b/>
+          <w:bCs/>
+          <w:color w:val="4472C4" w:themeColor="accent1"/>
+        </w:rPr>
+        <w:t>count(</w:t>
+      </w:r>
+      <w:proofErr w:type="gramEnd"/>
+      <w:r>
+        <w:rPr>
+          <w:b/>
+          <w:bCs/>
+          <w:color w:val="4472C4" w:themeColor="accent1"/>
+        </w:rPr>
+        <w:t xml:space="preserve">*) </w:t>
       </w:r>
     </w:p>
     <w:p>
@@ -13690,7 +15758,25 @@
           <w:bCs/>
           <w:color w:val="4472C4" w:themeColor="accent1"/>
         </w:rPr>
-        <w:t>    HAVING count(*) &gt;= 40;</w:t>
+        <w:t xml:space="preserve">    HAVING </w:t>
+      </w:r>
+      <w:proofErr w:type="gramStart"/>
+      <w:r>
+        <w:rPr>
+          <w:b/>
+          <w:bCs/>
+          <w:color w:val="4472C4" w:themeColor="accent1"/>
+        </w:rPr>
+        <w:t>count(</w:t>
+      </w:r>
+      <w:proofErr w:type="gramEnd"/>
+      <w:r>
+        <w:rPr>
+          <w:b/>
+          <w:bCs/>
+          <w:color w:val="4472C4" w:themeColor="accent1"/>
+        </w:rPr>
+        <w:t>*) &gt;= 40;</w:t>
       </w:r>
     </w:p>
     <w:p>
@@ -13746,13 +15832,23 @@
           <w:szCs w:val="22"/>
         </w:rPr>
       </w:pPr>
-      <w:r>
-        <w:rPr>
-          <w:b/>
-          <w:bCs/>
-          <w:color w:val="4472C4" w:themeColor="accent1"/>
-        </w:rPr>
-        <w:t>max()</w:t>
+      <w:proofErr w:type="gramStart"/>
+      <w:r>
+        <w:rPr>
+          <w:b/>
+          <w:bCs/>
+          <w:color w:val="4472C4" w:themeColor="accent1"/>
+        </w:rPr>
+        <w:t>max(</w:t>
+      </w:r>
+      <w:proofErr w:type="gramEnd"/>
+      <w:r>
+        <w:rPr>
+          <w:b/>
+          <w:bCs/>
+          <w:color w:val="4472C4" w:themeColor="accent1"/>
+        </w:rPr>
+        <w:t>)</w:t>
       </w:r>
       <w:r>
         <w:rPr>
@@ -13779,13 +15875,23 @@
           <w:szCs w:val="22"/>
         </w:rPr>
       </w:pPr>
-      <w:r>
-        <w:rPr>
-          <w:b/>
-          <w:bCs/>
-          <w:color w:val="4472C4" w:themeColor="accent1"/>
-        </w:rPr>
-        <w:t>min()</w:t>
+      <w:proofErr w:type="gramStart"/>
+      <w:r>
+        <w:rPr>
+          <w:b/>
+          <w:bCs/>
+          <w:color w:val="4472C4" w:themeColor="accent1"/>
+        </w:rPr>
+        <w:t>min(</w:t>
+      </w:r>
+      <w:proofErr w:type="gramEnd"/>
+      <w:r>
+        <w:rPr>
+          <w:b/>
+          <w:bCs/>
+          <w:color w:val="4472C4" w:themeColor="accent1"/>
+        </w:rPr>
+        <w:t>)</w:t>
       </w:r>
       <w:r>
         <w:rPr>
@@ -13820,13 +15926,23 @@
           <w:szCs w:val="22"/>
         </w:rPr>
       </w:pPr>
-      <w:r>
-        <w:rPr>
-          <w:b/>
-          <w:bCs/>
-          <w:color w:val="4472C4" w:themeColor="accent1"/>
-        </w:rPr>
-        <w:t>avg()</w:t>
+      <w:proofErr w:type="gramStart"/>
+      <w:r>
+        <w:rPr>
+          <w:b/>
+          <w:bCs/>
+          <w:color w:val="4472C4" w:themeColor="accent1"/>
+        </w:rPr>
+        <w:t>avg(</w:t>
+      </w:r>
+      <w:proofErr w:type="gramEnd"/>
+      <w:r>
+        <w:rPr>
+          <w:b/>
+          <w:bCs/>
+          <w:color w:val="4472C4" w:themeColor="accent1"/>
+        </w:rPr>
+        <w:t>)</w:t>
       </w:r>
       <w:r>
         <w:rPr>
@@ -13853,13 +15969,23 @@
           <w:szCs w:val="22"/>
         </w:rPr>
       </w:pPr>
-      <w:r>
-        <w:rPr>
-          <w:b/>
-          <w:bCs/>
-          <w:color w:val="4472C4" w:themeColor="accent1"/>
-        </w:rPr>
-        <w:t>sum()</w:t>
+      <w:proofErr w:type="gramStart"/>
+      <w:r>
+        <w:rPr>
+          <w:b/>
+          <w:bCs/>
+          <w:color w:val="4472C4" w:themeColor="accent1"/>
+        </w:rPr>
+        <w:t>sum(</w:t>
+      </w:r>
+      <w:proofErr w:type="gramEnd"/>
+      <w:r>
+        <w:rPr>
+          <w:b/>
+          <w:bCs/>
+          <w:color w:val="4472C4" w:themeColor="accent1"/>
+        </w:rPr>
+        <w:t>)</w:t>
       </w:r>
       <w:r>
         <w:rPr>
@@ -13886,13 +16012,23 @@
           <w:szCs w:val="22"/>
         </w:rPr>
       </w:pPr>
-      <w:r>
-        <w:rPr>
-          <w:b/>
-          <w:bCs/>
-          <w:color w:val="4472C4" w:themeColor="accent1"/>
-        </w:rPr>
-        <w:t>count()</w:t>
+      <w:proofErr w:type="gramStart"/>
+      <w:r>
+        <w:rPr>
+          <w:b/>
+          <w:bCs/>
+          <w:color w:val="4472C4" w:themeColor="accent1"/>
+        </w:rPr>
+        <w:t>count(</w:t>
+      </w:r>
+      <w:proofErr w:type="gramEnd"/>
+      <w:r>
+        <w:rPr>
+          <w:b/>
+          <w:bCs/>
+          <w:color w:val="4472C4" w:themeColor="accent1"/>
+        </w:rPr>
+        <w:t>)</w:t>
       </w:r>
       <w:r>
         <w:rPr>
@@ -13962,9 +16098,19 @@
           <w:bCs/>
           <w:color w:val="4472C4" w:themeColor="accent1"/>
         </w:rPr>
-        <w:t>SELECT COUNT(</w:t>
-      </w:r>
-      <w:proofErr w:type="spellStart"/>
+        <w:t xml:space="preserve">SELECT </w:t>
+      </w:r>
+      <w:proofErr w:type="gramStart"/>
+      <w:r>
+        <w:rPr>
+          <w:b/>
+          <w:bCs/>
+          <w:color w:val="4472C4" w:themeColor="accent1"/>
+        </w:rPr>
+        <w:t>COUNT(</w:t>
+      </w:r>
+      <w:proofErr w:type="spellStart"/>
+      <w:proofErr w:type="gramEnd"/>
       <w:r>
         <w:rPr>
           <w:b/>
@@ -13989,16 +16135,52 @@
           <w:bCs/>
           <w:color w:val="4472C4" w:themeColor="accent1"/>
         </w:rPr>
-        <w:t>num_rows</w:t>
-      </w:r>
-      <w:proofErr w:type="spellEnd"/>
-      <w:r>
-        <w:rPr>
-          <w:b/>
-          <w:bCs/>
-          <w:color w:val="4472C4" w:themeColor="accent1"/>
-        </w:rPr>
-        <w:t xml:space="preserve">,    COUNT(DISTINCT </w:t>
+        <w:t>num_</w:t>
+      </w:r>
+      <w:proofErr w:type="gramStart"/>
+      <w:r>
+        <w:rPr>
+          <w:b/>
+          <w:bCs/>
+          <w:color w:val="4472C4" w:themeColor="accent1"/>
+        </w:rPr>
+        <w:t>rows</w:t>
+      </w:r>
+      <w:proofErr w:type="spellEnd"/>
+      <w:r>
+        <w:rPr>
+          <w:b/>
+          <w:bCs/>
+          <w:color w:val="4472C4" w:themeColor="accent1"/>
+        </w:rPr>
+        <w:t>,   </w:t>
+      </w:r>
+      <w:proofErr w:type="gramEnd"/>
+      <w:r>
+        <w:rPr>
+          <w:b/>
+          <w:bCs/>
+          <w:color w:val="4472C4" w:themeColor="accent1"/>
+        </w:rPr>
+        <w:t xml:space="preserve"> </w:t>
+      </w:r>
+      <w:proofErr w:type="gramStart"/>
+      <w:r>
+        <w:rPr>
+          <w:b/>
+          <w:bCs/>
+          <w:color w:val="4472C4" w:themeColor="accent1"/>
+        </w:rPr>
+        <w:t>COUNT(</w:t>
+      </w:r>
+      <w:proofErr w:type="gramEnd"/>
+      <w:r>
+        <w:rPr>
+          <w:b/>
+          <w:bCs/>
+          <w:color w:val="4472C4" w:themeColor="accent1"/>
+        </w:rPr>
+        <w:t xml:space="preserve">DISTINCT </w:t>
       </w:r>
       <w:proofErr w:type="spellStart"/>
       <w:r>
@@ -14088,13 +16270,41 @@
         <w:lastRenderedPageBreak/>
         <w:t xml:space="preserve">The </w:t>
       </w:r>
-      <w:r>
-        <w:rPr>
-          <w:b/>
-          <w:bCs/>
-          <w:color w:val="4472C4" w:themeColor="accent1"/>
-        </w:rPr>
-        <w:t>sum(), max(),</w:t>
+      <w:proofErr w:type="gramStart"/>
+      <w:r>
+        <w:rPr>
+          <w:b/>
+          <w:bCs/>
+          <w:color w:val="4472C4" w:themeColor="accent1"/>
+        </w:rPr>
+        <w:t>sum(</w:t>
+      </w:r>
+      <w:proofErr w:type="gramEnd"/>
+      <w:r>
+        <w:rPr>
+          <w:b/>
+          <w:bCs/>
+          <w:color w:val="4472C4" w:themeColor="accent1"/>
+        </w:rPr>
+        <w:t xml:space="preserve">), </w:t>
+      </w:r>
+      <w:proofErr w:type="gramStart"/>
+      <w:r>
+        <w:rPr>
+          <w:b/>
+          <w:bCs/>
+          <w:color w:val="4472C4" w:themeColor="accent1"/>
+        </w:rPr>
+        <w:t>max(</w:t>
+      </w:r>
+      <w:proofErr w:type="gramEnd"/>
+      <w:r>
+        <w:rPr>
+          <w:b/>
+          <w:bCs/>
+          <w:color w:val="4472C4" w:themeColor="accent1"/>
+        </w:rPr>
+        <w:t>),</w:t>
       </w:r>
       <w:r>
         <w:rPr>
@@ -14104,13 +16314,23 @@
         </w:rPr>
         <w:t xml:space="preserve"> and </w:t>
       </w:r>
-      <w:r>
-        <w:rPr>
-          <w:b/>
-          <w:bCs/>
-          <w:color w:val="4472C4" w:themeColor="accent1"/>
-        </w:rPr>
-        <w:t>avg()</w:t>
+      <w:proofErr w:type="gramStart"/>
+      <w:r>
+        <w:rPr>
+          <w:b/>
+          <w:bCs/>
+          <w:color w:val="4472C4" w:themeColor="accent1"/>
+        </w:rPr>
+        <w:t>avg(</w:t>
+      </w:r>
+      <w:proofErr w:type="gramEnd"/>
+      <w:r>
+        <w:rPr>
+          <w:b/>
+          <w:bCs/>
+          <w:color w:val="4472C4" w:themeColor="accent1"/>
+        </w:rPr>
+        <w:t>)</w:t>
       </w:r>
       <w:r>
         <w:rPr>
@@ -14120,13 +16340,23 @@
         </w:rPr>
         <w:t xml:space="preserve"> functions all return the same values, indicating that they ignore any null values encountered. The </w:t>
       </w:r>
-      <w:r>
-        <w:rPr>
-          <w:b/>
-          <w:bCs/>
-          <w:color w:val="4472C4" w:themeColor="accent1"/>
-        </w:rPr>
-        <w:t>count(*)</w:t>
+      <w:proofErr w:type="gramStart"/>
+      <w:r>
+        <w:rPr>
+          <w:b/>
+          <w:bCs/>
+          <w:color w:val="4472C4" w:themeColor="accent1"/>
+        </w:rPr>
+        <w:t>count(</w:t>
+      </w:r>
+      <w:proofErr w:type="gramEnd"/>
+      <w:r>
+        <w:rPr>
+          <w:b/>
+          <w:bCs/>
+          <w:color w:val="4472C4" w:themeColor="accent1"/>
+        </w:rPr>
+        <w:t>*)</w:t>
       </w:r>
       <w:r>
         <w:rPr>
@@ -14153,13 +16383,77 @@
           <w:szCs w:val="22"/>
         </w:rPr>
       </w:pPr>
-      <w:r>
-        <w:rPr>
-          <w:color w:val="000000" w:themeColor="text1"/>
-          <w:sz w:val="22"/>
-          <w:szCs w:val="22"/>
-        </w:rPr>
-        <w:t>So sum(), max(), avg() ignore the null values while count does not ignore it.</w:t>
+      <w:proofErr w:type="gramStart"/>
+      <w:r>
+        <w:rPr>
+          <w:color w:val="000000" w:themeColor="text1"/>
+          <w:sz w:val="22"/>
+          <w:szCs w:val="22"/>
+        </w:rPr>
+        <w:t>So</w:t>
+      </w:r>
+      <w:proofErr w:type="gramEnd"/>
+      <w:r>
+        <w:rPr>
+          <w:color w:val="000000" w:themeColor="text1"/>
+          <w:sz w:val="22"/>
+          <w:szCs w:val="22"/>
+        </w:rPr>
+        <w:t xml:space="preserve"> </w:t>
+      </w:r>
+      <w:proofErr w:type="gramStart"/>
+      <w:r>
+        <w:rPr>
+          <w:color w:val="000000" w:themeColor="text1"/>
+          <w:sz w:val="22"/>
+          <w:szCs w:val="22"/>
+        </w:rPr>
+        <w:t>sum(</w:t>
+      </w:r>
+      <w:proofErr w:type="gramEnd"/>
+      <w:r>
+        <w:rPr>
+          <w:color w:val="000000" w:themeColor="text1"/>
+          <w:sz w:val="22"/>
+          <w:szCs w:val="22"/>
+        </w:rPr>
+        <w:t xml:space="preserve">), </w:t>
+      </w:r>
+      <w:proofErr w:type="gramStart"/>
+      <w:r>
+        <w:rPr>
+          <w:color w:val="000000" w:themeColor="text1"/>
+          <w:sz w:val="22"/>
+          <w:szCs w:val="22"/>
+        </w:rPr>
+        <w:t>max(</w:t>
+      </w:r>
+      <w:proofErr w:type="gramEnd"/>
+      <w:r>
+        <w:rPr>
+          <w:color w:val="000000" w:themeColor="text1"/>
+          <w:sz w:val="22"/>
+          <w:szCs w:val="22"/>
+        </w:rPr>
+        <w:t xml:space="preserve">), </w:t>
+      </w:r>
+      <w:proofErr w:type="gramStart"/>
+      <w:r>
+        <w:rPr>
+          <w:color w:val="000000" w:themeColor="text1"/>
+          <w:sz w:val="22"/>
+          <w:szCs w:val="22"/>
+        </w:rPr>
+        <w:t>avg(</w:t>
+      </w:r>
+      <w:proofErr w:type="gramEnd"/>
+      <w:r>
+        <w:rPr>
+          <w:color w:val="000000" w:themeColor="text1"/>
+          <w:sz w:val="22"/>
+          <w:szCs w:val="22"/>
+        </w:rPr>
+        <w:t>) ignore the null values while count does not ignore it.</w:t>
       </w:r>
     </w:p>
     <w:p>
@@ -14260,13 +16554,23 @@
         <w:t xml:space="preserve">SELECT </w:t>
       </w:r>
       <w:proofErr w:type="spellStart"/>
-      <w:r>
-        <w:rPr>
-          <w:b/>
-          <w:bCs/>
-          <w:color w:val="4472C4" w:themeColor="accent1"/>
-        </w:rPr>
-        <w:t>fa.actor_id</w:t>
+      <w:proofErr w:type="gramStart"/>
+      <w:r>
+        <w:rPr>
+          <w:b/>
+          <w:bCs/>
+          <w:color w:val="4472C4" w:themeColor="accent1"/>
+        </w:rPr>
+        <w:t>fa.actor</w:t>
+      </w:r>
+      <w:proofErr w:type="gramEnd"/>
+      <w:r>
+        <w:rPr>
+          <w:b/>
+          <w:bCs/>
+          <w:color w:val="4472C4" w:themeColor="accent1"/>
+        </w:rPr>
+        <w:t>_id</w:t>
       </w:r>
       <w:proofErr w:type="spellEnd"/>
       <w:r>
@@ -14278,6 +16582,7 @@
         <w:t xml:space="preserve">, </w:t>
       </w:r>
       <w:proofErr w:type="spellStart"/>
+      <w:proofErr w:type="gramStart"/>
       <w:r>
         <w:rPr>
           <w:b/>
@@ -14287,13 +16592,32 @@
         <w:t>f.rating</w:t>
       </w:r>
       <w:proofErr w:type="spellEnd"/>
-      <w:r>
-        <w:rPr>
-          <w:b/>
-          <w:bCs/>
-          <w:color w:val="4472C4" w:themeColor="accent1"/>
-        </w:rPr>
-        <w:t>, count(*)    </w:t>
+      <w:proofErr w:type="gramEnd"/>
+      <w:r>
+        <w:rPr>
+          <w:b/>
+          <w:bCs/>
+          <w:color w:val="4472C4" w:themeColor="accent1"/>
+        </w:rPr>
+        <w:t xml:space="preserve">, </w:t>
+      </w:r>
+      <w:proofErr w:type="gramStart"/>
+      <w:r>
+        <w:rPr>
+          <w:b/>
+          <w:bCs/>
+          <w:color w:val="4472C4" w:themeColor="accent1"/>
+        </w:rPr>
+        <w:t>count(</w:t>
+      </w:r>
+      <w:proofErr w:type="gramEnd"/>
+      <w:r>
+        <w:rPr>
+          <w:b/>
+          <w:bCs/>
+          <w:color w:val="4472C4" w:themeColor="accent1"/>
+        </w:rPr>
+        <w:t>*)    </w:t>
       </w:r>
     </w:p>
     <w:p>
@@ -14365,13 +16689,23 @@
         <w:t xml:space="preserve">ON </w:t>
       </w:r>
       <w:proofErr w:type="spellStart"/>
-      <w:r>
-        <w:rPr>
-          <w:b/>
-          <w:bCs/>
-          <w:color w:val="4472C4" w:themeColor="accent1"/>
-        </w:rPr>
-        <w:t>fa.film_id</w:t>
+      <w:proofErr w:type="gramStart"/>
+      <w:r>
+        <w:rPr>
+          <w:b/>
+          <w:bCs/>
+          <w:color w:val="4472C4" w:themeColor="accent1"/>
+        </w:rPr>
+        <w:t>fa.film</w:t>
+      </w:r>
+      <w:proofErr w:type="gramEnd"/>
+      <w:r>
+        <w:rPr>
+          <w:b/>
+          <w:bCs/>
+          <w:color w:val="4472C4" w:themeColor="accent1"/>
+        </w:rPr>
+        <w:t>_id</w:t>
       </w:r>
       <w:proofErr w:type="spellEnd"/>
       <w:r>
@@ -14383,13 +16717,23 @@
         <w:t xml:space="preserve"> = </w:t>
       </w:r>
       <w:proofErr w:type="spellStart"/>
-      <w:r>
-        <w:rPr>
-          <w:b/>
-          <w:bCs/>
-          <w:color w:val="4472C4" w:themeColor="accent1"/>
-        </w:rPr>
-        <w:t>f.film_id</w:t>
+      <w:proofErr w:type="gramStart"/>
+      <w:r>
+        <w:rPr>
+          <w:b/>
+          <w:bCs/>
+          <w:color w:val="4472C4" w:themeColor="accent1"/>
+        </w:rPr>
+        <w:t>f.film</w:t>
+      </w:r>
+      <w:proofErr w:type="gramEnd"/>
+      <w:r>
+        <w:rPr>
+          <w:b/>
+          <w:bCs/>
+          <w:color w:val="4472C4" w:themeColor="accent1"/>
+        </w:rPr>
+        <w:t>_id</w:t>
       </w:r>
       <w:proofErr w:type="spellEnd"/>
       <w:r>
@@ -14418,13 +16762,23 @@
         <w:t xml:space="preserve">GROUP BY </w:t>
       </w:r>
       <w:proofErr w:type="spellStart"/>
-      <w:r>
-        <w:rPr>
-          <w:b/>
-          <w:bCs/>
-          <w:color w:val="4472C4" w:themeColor="accent1"/>
-        </w:rPr>
-        <w:t>fa.actor_id</w:t>
+      <w:proofErr w:type="gramStart"/>
+      <w:r>
+        <w:rPr>
+          <w:b/>
+          <w:bCs/>
+          <w:color w:val="4472C4" w:themeColor="accent1"/>
+        </w:rPr>
+        <w:t>fa.actor</w:t>
+      </w:r>
+      <w:proofErr w:type="gramEnd"/>
+      <w:r>
+        <w:rPr>
+          <w:b/>
+          <w:bCs/>
+          <w:color w:val="4472C4" w:themeColor="accent1"/>
+        </w:rPr>
+        <w:t>_id</w:t>
       </w:r>
       <w:proofErr w:type="spellEnd"/>
       <w:r>
@@ -14436,6 +16790,7 @@
         <w:t xml:space="preserve">, </w:t>
       </w:r>
       <w:proofErr w:type="spellStart"/>
+      <w:proofErr w:type="gramStart"/>
       <w:r>
         <w:rPr>
           <w:b/>
@@ -14445,6 +16800,7 @@
         <w:t>f.rating</w:t>
       </w:r>
       <w:proofErr w:type="spellEnd"/>
+      <w:proofErr w:type="gramEnd"/>
       <w:r>
         <w:rPr>
           <w:b/>
@@ -14522,7 +16878,25 @@
           <w:bCs/>
           <w:color w:val="4472C4" w:themeColor="accent1"/>
         </w:rPr>
-        <w:t xml:space="preserve">SELECT extract(YEAR FROM </w:t>
+        <w:t xml:space="preserve">SELECT </w:t>
+      </w:r>
+      <w:proofErr w:type="gramStart"/>
+      <w:r>
+        <w:rPr>
+          <w:b/>
+          <w:bCs/>
+          <w:color w:val="4472C4" w:themeColor="accent1"/>
+        </w:rPr>
+        <w:t>extract(</w:t>
+      </w:r>
+      <w:proofErr w:type="gramEnd"/>
+      <w:r>
+        <w:rPr>
+          <w:b/>
+          <w:bCs/>
+          <w:color w:val="4472C4" w:themeColor="accent1"/>
+        </w:rPr>
+        <w:t xml:space="preserve">YEAR FROM </w:t>
       </w:r>
       <w:proofErr w:type="spellStart"/>
       <w:r>
@@ -14548,32 +16922,60 @@
           <w:bCs/>
           <w:color w:val="4472C4" w:themeColor="accent1"/>
         </w:rPr>
-        <w:t xml:space="preserve"> as </w:t>
-      </w:r>
-      <w:r>
-        <w:rPr>
-          <w:b/>
-          <w:bCs/>
-          <w:color w:val="4472C4" w:themeColor="accent1"/>
-        </w:rPr>
-        <w:t xml:space="preserve"> year,   </w:t>
-      </w:r>
-    </w:p>
-    <w:p>
-      <w:pPr>
-        <w:rPr>
-          <w:b/>
-          <w:bCs/>
-          <w:color w:val="4472C4" w:themeColor="accent1"/>
-        </w:rPr>
-      </w:pPr>
-      <w:r>
-        <w:rPr>
-          <w:b/>
-          <w:bCs/>
-          <w:color w:val="4472C4" w:themeColor="accent1"/>
-        </w:rPr>
-        <w:t>COUNT(*)</w:t>
+        <w:t xml:space="preserve"> </w:t>
+      </w:r>
+      <w:proofErr w:type="gramStart"/>
+      <w:r>
+        <w:rPr>
+          <w:b/>
+          <w:bCs/>
+          <w:color w:val="4472C4" w:themeColor="accent1"/>
+        </w:rPr>
+        <w:t xml:space="preserve">as </w:t>
+      </w:r>
+      <w:r>
+        <w:rPr>
+          <w:b/>
+          <w:bCs/>
+          <w:color w:val="4472C4" w:themeColor="accent1"/>
+        </w:rPr>
+        <w:t xml:space="preserve"> year</w:t>
+      </w:r>
+      <w:proofErr w:type="gramEnd"/>
+      <w:r>
+        <w:rPr>
+          <w:b/>
+          <w:bCs/>
+          <w:color w:val="4472C4" w:themeColor="accent1"/>
+        </w:rPr>
+        <w:t>,   </w:t>
+      </w:r>
+    </w:p>
+    <w:p>
+      <w:pPr>
+        <w:rPr>
+          <w:b/>
+          <w:bCs/>
+          <w:color w:val="4472C4" w:themeColor="accent1"/>
+        </w:rPr>
+      </w:pPr>
+      <w:proofErr w:type="gramStart"/>
+      <w:r>
+        <w:rPr>
+          <w:b/>
+          <w:bCs/>
+          <w:color w:val="4472C4" w:themeColor="accent1"/>
+        </w:rPr>
+        <w:t>COUNT(</w:t>
+      </w:r>
+      <w:proofErr w:type="gramEnd"/>
+      <w:r>
+        <w:rPr>
+          <w:b/>
+          <w:bCs/>
+          <w:color w:val="4472C4" w:themeColor="accent1"/>
+        </w:rPr>
+        <w:t>*)</w:t>
       </w:r>
       <w:r>
         <w:rPr>
@@ -14641,7 +17043,25 @@
           <w:bCs/>
           <w:color w:val="4472C4" w:themeColor="accent1"/>
         </w:rPr>
-        <w:t xml:space="preserve">GROUP BY extract(YEAR FROM </w:t>
+        <w:t xml:space="preserve">GROUP BY </w:t>
+      </w:r>
+      <w:proofErr w:type="gramStart"/>
+      <w:r>
+        <w:rPr>
+          <w:b/>
+          <w:bCs/>
+          <w:color w:val="4472C4" w:themeColor="accent1"/>
+        </w:rPr>
+        <w:t>extract(</w:t>
+      </w:r>
+      <w:proofErr w:type="gramEnd"/>
+      <w:r>
+        <w:rPr>
+          <w:b/>
+          <w:bCs/>
+          <w:color w:val="4472C4" w:themeColor="accent1"/>
+        </w:rPr>
+        <w:t xml:space="preserve">YEAR FROM </w:t>
       </w:r>
       <w:proofErr w:type="spellStart"/>
       <w:r>
@@ -14781,8 +17201,9 @@
           <w:color w:val="000000" w:themeColor="text1"/>
           <w:u w:val="single"/>
         </w:rPr>
-        <w:t>What Is a Subquery?</w:t>
-      </w:r>
+        <w:t xml:space="preserve">What Is a </w:t>
+      </w:r>
+      <w:proofErr w:type="gramStart"/>
       <w:r>
         <w:rPr>
           <w:b/>
@@ -14790,8 +17211,18 @@
           <w:color w:val="000000" w:themeColor="text1"/>
           <w:u w:val="single"/>
         </w:rPr>
+        <w:t>Subquery?</w:t>
+      </w:r>
+      <w:r>
+        <w:rPr>
+          <w:b/>
+          <w:bCs/>
+          <w:color w:val="000000" w:themeColor="text1"/>
+          <w:u w:val="single"/>
+        </w:rPr>
         <w:t>:</w:t>
       </w:r>
+      <w:proofErr w:type="gramEnd"/>
     </w:p>
     <w:p>
       <w:pPr>
@@ -14911,47 +17342,28 @@
           <w:color w:val="000000" w:themeColor="text1"/>
           <w:u w:val="single"/>
         </w:rPr>
-        <w:t>Subquery Types</w:t>
-      </w:r>
-      <w:r>
-        <w:rPr>
-          <w:b/>
-          <w:bCs/>
-          <w:color w:val="000000" w:themeColor="text1"/>
-          <w:u w:val="single"/>
-        </w:rPr>
-        <w:t>:</w:t>
-      </w:r>
-    </w:p>
-    <w:p>
-      <w:pPr>
-        <w:rPr>
-          <w:b/>
-          <w:bCs/>
-          <w:color w:val="000000" w:themeColor="text1"/>
-          <w:sz w:val="22"/>
-          <w:szCs w:val="22"/>
-        </w:rPr>
-      </w:pPr>
-      <w:r>
-        <w:rPr>
-          <w:b/>
-          <w:bCs/>
-          <w:color w:val="000000" w:themeColor="text1"/>
-          <w:sz w:val="22"/>
-          <w:szCs w:val="22"/>
-        </w:rPr>
-        <w:t>Noncorrelated Subqueries</w:t>
-      </w:r>
-      <w:r>
-        <w:rPr>
-          <w:b/>
-          <w:bCs/>
-          <w:color w:val="000000" w:themeColor="text1"/>
-          <w:sz w:val="22"/>
-          <w:szCs w:val="22"/>
-        </w:rPr>
-        <w:t>:</w:t>
+        <w:t>Subquery Types:</w:t>
+      </w:r>
+    </w:p>
+    <w:p>
+      <w:pPr>
+        <w:rPr>
+          <w:b/>
+          <w:bCs/>
+          <w:color w:val="000000" w:themeColor="text1"/>
+          <w:sz w:val="22"/>
+          <w:szCs w:val="22"/>
+        </w:rPr>
+      </w:pPr>
+      <w:r>
+        <w:rPr>
+          <w:b/>
+          <w:bCs/>
+          <w:color w:val="000000" w:themeColor="text1"/>
+          <w:sz w:val="22"/>
+          <w:szCs w:val="22"/>
+        </w:rPr>
+        <w:t>Noncorrelated Subqueries:</w:t>
       </w:r>
     </w:p>
     <w:p>
@@ -15033,7 +17445,25 @@
           <w:bCs/>
           <w:color w:val="4472C4" w:themeColor="accent1"/>
         </w:rPr>
-        <w:t xml:space="preserve">, COUNT(*) AS </w:t>
+        <w:t xml:space="preserve">, </w:t>
+      </w:r>
+      <w:proofErr w:type="gramStart"/>
+      <w:r>
+        <w:rPr>
+          <w:b/>
+          <w:bCs/>
+          <w:color w:val="4472C4" w:themeColor="accent1"/>
+        </w:rPr>
+        <w:t>COUNT(</w:t>
+      </w:r>
+      <w:proofErr w:type="gramEnd"/>
+      <w:r>
+        <w:rPr>
+          <w:b/>
+          <w:bCs/>
+          <w:color w:val="4472C4" w:themeColor="accent1"/>
+        </w:rPr>
+        <w:t xml:space="preserve">*) AS </w:t>
       </w:r>
       <w:proofErr w:type="spellStart"/>
       <w:r>
@@ -15104,26 +17534,54 @@
           <w:bCs/>
           <w:color w:val="4472C4" w:themeColor="accent1"/>
         </w:rPr>
-        <w:t>HAVING COUNT(*) &gt; (</w:t>
-      </w:r>
-    </w:p>
-    <w:p>
-      <w:pPr>
-        <w:rPr>
-          <w:b/>
-          <w:bCs/>
-          <w:color w:val="4472C4" w:themeColor="accent1"/>
-        </w:rPr>
-      </w:pPr>
-      <w:r>
-        <w:rPr>
-          <w:b/>
-          <w:bCs/>
-          <w:color w:val="4472C4" w:themeColor="accent1"/>
-        </w:rPr>
-        <w:t xml:space="preserve">    SELECT MAX(</w:t>
-      </w:r>
-      <w:proofErr w:type="spellStart"/>
+        <w:t xml:space="preserve">HAVING </w:t>
+      </w:r>
+      <w:proofErr w:type="gramStart"/>
+      <w:r>
+        <w:rPr>
+          <w:b/>
+          <w:bCs/>
+          <w:color w:val="4472C4" w:themeColor="accent1"/>
+        </w:rPr>
+        <w:t>COUNT(</w:t>
+      </w:r>
+      <w:proofErr w:type="gramEnd"/>
+      <w:r>
+        <w:rPr>
+          <w:b/>
+          <w:bCs/>
+          <w:color w:val="4472C4" w:themeColor="accent1"/>
+        </w:rPr>
+        <w:t>*) &gt; (</w:t>
+      </w:r>
+    </w:p>
+    <w:p>
+      <w:pPr>
+        <w:rPr>
+          <w:b/>
+          <w:bCs/>
+          <w:color w:val="4472C4" w:themeColor="accent1"/>
+        </w:rPr>
+      </w:pPr>
+      <w:r>
+        <w:rPr>
+          <w:b/>
+          <w:bCs/>
+          <w:color w:val="4472C4" w:themeColor="accent1"/>
+        </w:rPr>
+        <w:t xml:space="preserve">    SELECT </w:t>
+      </w:r>
+      <w:proofErr w:type="gramStart"/>
+      <w:r>
+        <w:rPr>
+          <w:b/>
+          <w:bCs/>
+          <w:color w:val="4472C4" w:themeColor="accent1"/>
+        </w:rPr>
+        <w:t>MAX(</w:t>
+      </w:r>
+      <w:proofErr w:type="spellStart"/>
+      <w:proofErr w:type="gramEnd"/>
       <w:r>
         <w:rPr>
           <w:b/>
@@ -15173,7 +17631,25 @@
           <w:bCs/>
           <w:color w:val="4472C4" w:themeColor="accent1"/>
         </w:rPr>
-        <w:t xml:space="preserve">        SELECT COUNT(*) AS </w:t>
+        <w:t xml:space="preserve">        SELECT </w:t>
+      </w:r>
+      <w:proofErr w:type="gramStart"/>
+      <w:r>
+        <w:rPr>
+          <w:b/>
+          <w:bCs/>
+          <w:color w:val="4472C4" w:themeColor="accent1"/>
+        </w:rPr>
+        <w:t>COUNT(</w:t>
+      </w:r>
+      <w:proofErr w:type="gramEnd"/>
+      <w:r>
+        <w:rPr>
+          <w:b/>
+          <w:bCs/>
+          <w:color w:val="4472C4" w:themeColor="accent1"/>
+        </w:rPr>
+        <w:t xml:space="preserve">*) AS </w:t>
       </w:r>
       <w:proofErr w:type="spellStart"/>
       <w:r>
@@ -15220,13 +17696,23 @@
         <w:t xml:space="preserve">        JOIN customer c ON </w:t>
       </w:r>
       <w:proofErr w:type="spellStart"/>
-      <w:r>
-        <w:rPr>
-          <w:b/>
-          <w:bCs/>
-          <w:color w:val="4472C4" w:themeColor="accent1"/>
-        </w:rPr>
-        <w:t>r.customer_id</w:t>
+      <w:proofErr w:type="gramStart"/>
+      <w:r>
+        <w:rPr>
+          <w:b/>
+          <w:bCs/>
+          <w:color w:val="4472C4" w:themeColor="accent1"/>
+        </w:rPr>
+        <w:t>r.customer</w:t>
+      </w:r>
+      <w:proofErr w:type="gramEnd"/>
+      <w:r>
+        <w:rPr>
+          <w:b/>
+          <w:bCs/>
+          <w:color w:val="4472C4" w:themeColor="accent1"/>
+        </w:rPr>
+        <w:t>_id</w:t>
       </w:r>
       <w:proofErr w:type="spellEnd"/>
       <w:r>
@@ -15238,13 +17724,23 @@
         <w:t xml:space="preserve"> = </w:t>
       </w:r>
       <w:proofErr w:type="spellStart"/>
-      <w:r>
-        <w:rPr>
-          <w:b/>
-          <w:bCs/>
-          <w:color w:val="4472C4" w:themeColor="accent1"/>
-        </w:rPr>
-        <w:t>c.customer_id</w:t>
+      <w:proofErr w:type="gramStart"/>
+      <w:r>
+        <w:rPr>
+          <w:b/>
+          <w:bCs/>
+          <w:color w:val="4472C4" w:themeColor="accent1"/>
+        </w:rPr>
+        <w:t>c.customer</w:t>
+      </w:r>
+      <w:proofErr w:type="gramEnd"/>
+      <w:r>
+        <w:rPr>
+          <w:b/>
+          <w:bCs/>
+          <w:color w:val="4472C4" w:themeColor="accent1"/>
+        </w:rPr>
+        <w:t>_id</w:t>
       </w:r>
       <w:proofErr w:type="spellEnd"/>
     </w:p>
@@ -15265,13 +17761,23 @@
         <w:t xml:space="preserve">        JOIN address a ON </w:t>
       </w:r>
       <w:proofErr w:type="spellStart"/>
-      <w:r>
-        <w:rPr>
-          <w:b/>
-          <w:bCs/>
-          <w:color w:val="4472C4" w:themeColor="accent1"/>
-        </w:rPr>
-        <w:t>c.address_id</w:t>
+      <w:proofErr w:type="gramStart"/>
+      <w:r>
+        <w:rPr>
+          <w:b/>
+          <w:bCs/>
+          <w:color w:val="4472C4" w:themeColor="accent1"/>
+        </w:rPr>
+        <w:t>c.address</w:t>
+      </w:r>
+      <w:proofErr w:type="gramEnd"/>
+      <w:r>
+        <w:rPr>
+          <w:b/>
+          <w:bCs/>
+          <w:color w:val="4472C4" w:themeColor="accent1"/>
+        </w:rPr>
+        <w:t>_id</w:t>
       </w:r>
       <w:proofErr w:type="spellEnd"/>
       <w:r>
@@ -15283,13 +17789,23 @@
         <w:t xml:space="preserve"> = </w:t>
       </w:r>
       <w:proofErr w:type="spellStart"/>
-      <w:r>
-        <w:rPr>
-          <w:b/>
-          <w:bCs/>
-          <w:color w:val="4472C4" w:themeColor="accent1"/>
-        </w:rPr>
-        <w:t>a.address_id</w:t>
+      <w:proofErr w:type="gramStart"/>
+      <w:r>
+        <w:rPr>
+          <w:b/>
+          <w:bCs/>
+          <w:color w:val="4472C4" w:themeColor="accent1"/>
+        </w:rPr>
+        <w:t>a.address</w:t>
+      </w:r>
+      <w:proofErr w:type="gramEnd"/>
+      <w:r>
+        <w:rPr>
+          <w:b/>
+          <w:bCs/>
+          <w:color w:val="4472C4" w:themeColor="accent1"/>
+        </w:rPr>
+        <w:t>_id</w:t>
       </w:r>
       <w:proofErr w:type="spellEnd"/>
     </w:p>
@@ -15328,13 +17844,23 @@
         <w:t xml:space="preserve"> ON </w:t>
       </w:r>
       <w:proofErr w:type="spellStart"/>
-      <w:r>
-        <w:rPr>
-          <w:b/>
-          <w:bCs/>
-          <w:color w:val="4472C4" w:themeColor="accent1"/>
-        </w:rPr>
-        <w:t>a.city_id</w:t>
+      <w:proofErr w:type="gramStart"/>
+      <w:r>
+        <w:rPr>
+          <w:b/>
+          <w:bCs/>
+          <w:color w:val="4472C4" w:themeColor="accent1"/>
+        </w:rPr>
+        <w:t>a.city</w:t>
+      </w:r>
+      <w:proofErr w:type="gramEnd"/>
+      <w:r>
+        <w:rPr>
+          <w:b/>
+          <w:bCs/>
+          <w:color w:val="4472C4" w:themeColor="accent1"/>
+        </w:rPr>
+        <w:t>_id</w:t>
       </w:r>
       <w:proofErr w:type="spellEnd"/>
       <w:r>
@@ -15346,13 +17872,23 @@
         <w:t xml:space="preserve"> = </w:t>
       </w:r>
       <w:proofErr w:type="spellStart"/>
-      <w:r>
-        <w:rPr>
-          <w:b/>
-          <w:bCs/>
-          <w:color w:val="4472C4" w:themeColor="accent1"/>
-        </w:rPr>
-        <w:t>ct.city_id</w:t>
+      <w:proofErr w:type="gramStart"/>
+      <w:r>
+        <w:rPr>
+          <w:b/>
+          <w:bCs/>
+          <w:color w:val="4472C4" w:themeColor="accent1"/>
+        </w:rPr>
+        <w:t>ct.city</w:t>
+      </w:r>
+      <w:proofErr w:type="gramEnd"/>
+      <w:r>
+        <w:rPr>
+          <w:b/>
+          <w:bCs/>
+          <w:color w:val="4472C4" w:themeColor="accent1"/>
+        </w:rPr>
+        <w:t>_id</w:t>
       </w:r>
       <w:proofErr w:type="spellEnd"/>
     </w:p>
@@ -15374,13 +17910,23 @@
         <w:t xml:space="preserve">        JOIN country co ON </w:t>
       </w:r>
       <w:proofErr w:type="spellStart"/>
-      <w:r>
-        <w:rPr>
-          <w:b/>
-          <w:bCs/>
-          <w:color w:val="4472C4" w:themeColor="accent1"/>
-        </w:rPr>
-        <w:t>ct.country_id</w:t>
+      <w:proofErr w:type="gramStart"/>
+      <w:r>
+        <w:rPr>
+          <w:b/>
+          <w:bCs/>
+          <w:color w:val="4472C4" w:themeColor="accent1"/>
+        </w:rPr>
+        <w:t>ct.country</w:t>
+      </w:r>
+      <w:proofErr w:type="gramEnd"/>
+      <w:r>
+        <w:rPr>
+          <w:b/>
+          <w:bCs/>
+          <w:color w:val="4472C4" w:themeColor="accent1"/>
+        </w:rPr>
+        <w:t>_id</w:t>
       </w:r>
       <w:proofErr w:type="spellEnd"/>
       <w:r>
@@ -15392,13 +17938,23 @@
         <w:t xml:space="preserve"> = </w:t>
       </w:r>
       <w:proofErr w:type="spellStart"/>
-      <w:r>
-        <w:rPr>
-          <w:b/>
-          <w:bCs/>
-          <w:color w:val="4472C4" w:themeColor="accent1"/>
-        </w:rPr>
-        <w:t>co.country_id</w:t>
+      <w:proofErr w:type="gramStart"/>
+      <w:r>
+        <w:rPr>
+          <w:b/>
+          <w:bCs/>
+          <w:color w:val="4472C4" w:themeColor="accent1"/>
+        </w:rPr>
+        <w:t>co.country</w:t>
+      </w:r>
+      <w:proofErr w:type="gramEnd"/>
+      <w:r>
+        <w:rPr>
+          <w:b/>
+          <w:bCs/>
+          <w:color w:val="4472C4" w:themeColor="accent1"/>
+        </w:rPr>
+        <w:t>_id</w:t>
       </w:r>
       <w:proofErr w:type="spellEnd"/>
     </w:p>
@@ -15419,6 +17975,7 @@
         <w:t xml:space="preserve">        WHERE </w:t>
       </w:r>
       <w:proofErr w:type="spellStart"/>
+      <w:proofErr w:type="gramStart"/>
       <w:r>
         <w:rPr>
           <w:b/>
@@ -15428,6 +17985,7 @@
         <w:t>co.country</w:t>
       </w:r>
       <w:proofErr w:type="spellEnd"/>
+      <w:proofErr w:type="gramEnd"/>
       <w:r>
         <w:rPr>
           <w:b/>
@@ -15472,13 +18030,23 @@
         <w:t xml:space="preserve">        GROUP BY </w:t>
       </w:r>
       <w:proofErr w:type="spellStart"/>
-      <w:r>
-        <w:rPr>
-          <w:b/>
-          <w:bCs/>
-          <w:color w:val="4472C4" w:themeColor="accent1"/>
-        </w:rPr>
-        <w:t>r.customer_id</w:t>
+      <w:proofErr w:type="gramStart"/>
+      <w:r>
+        <w:rPr>
+          <w:b/>
+          <w:bCs/>
+          <w:color w:val="4472C4" w:themeColor="accent1"/>
+        </w:rPr>
+        <w:t>r.customer</w:t>
+      </w:r>
+      <w:proofErr w:type="gramEnd"/>
+      <w:r>
+        <w:rPr>
+          <w:b/>
+          <w:bCs/>
+          <w:color w:val="4472C4" w:themeColor="accent1"/>
+        </w:rPr>
+        <w:t>_id</w:t>
       </w:r>
       <w:proofErr w:type="spellEnd"/>
     </w:p>
@@ -15530,7 +18098,25 @@
           <w:sz w:val="22"/>
           <w:szCs w:val="22"/>
         </w:rPr>
-        <w:t xml:space="preserve">The ALL here means that the values is greater the ALL the values, if we need to look for something distinct we should write &lt;&gt; ALL which means not in any of those </w:t>
+        <w:t xml:space="preserve">The ALL here means that the values is greater the ALL the values, if we need to look for something </w:t>
+      </w:r>
+      <w:proofErr w:type="gramStart"/>
+      <w:r>
+        <w:rPr>
+          <w:color w:val="000000" w:themeColor="text1"/>
+          <w:sz w:val="22"/>
+          <w:szCs w:val="22"/>
+        </w:rPr>
+        <w:t>distinct</w:t>
+      </w:r>
+      <w:proofErr w:type="gramEnd"/>
+      <w:r>
+        <w:rPr>
+          <w:color w:val="000000" w:themeColor="text1"/>
+          <w:sz w:val="22"/>
+          <w:szCs w:val="22"/>
+        </w:rPr>
+        <w:t xml:space="preserve"> we should write &lt;&gt; ALL which means not in any of those </w:t>
       </w:r>
     </w:p>
     <w:p>
@@ -15613,16 +18199,7 @@
           <w:color w:val="000000" w:themeColor="text1"/>
           <w:u w:val="single"/>
         </w:rPr>
-        <w:t>Multicolumn Subqueries</w:t>
-      </w:r>
-      <w:r>
-        <w:rPr>
-          <w:b/>
-          <w:bCs/>
-          <w:color w:val="000000" w:themeColor="text1"/>
-          <w:u w:val="single"/>
-        </w:rPr>
-        <w:t>:</w:t>
+        <w:t>Multicolumn Subqueries:</w:t>
       </w:r>
     </w:p>
     <w:p>
@@ -15694,6 +18271,7 @@
           <w:color w:val="4472C4" w:themeColor="accent1"/>
         </w:rPr>
       </w:pPr>
+      <w:proofErr w:type="gramStart"/>
       <w:r>
         <w:rPr>
           <w:b/>
@@ -15709,7 +18287,16 @@
           <w:bCs/>
           <w:color w:val="4472C4" w:themeColor="accent1"/>
         </w:rPr>
-        <w:t>film_actor</w:t>
+        <w:t>film</w:t>
+      </w:r>
+      <w:proofErr w:type="gramEnd"/>
+      <w:r>
+        <w:rPr>
+          <w:b/>
+          <w:bCs/>
+          <w:color w:val="4472C4" w:themeColor="accent1"/>
+        </w:rPr>
+        <w:t>_actor</w:t>
       </w:r>
       <w:proofErr w:type="spellEnd"/>
     </w:p>
@@ -15779,24 +18366,43 @@
           <w:bCs/>
           <w:color w:val="4472C4" w:themeColor="accent1"/>
         </w:rPr>
-        <w:t>) IN  (</w:t>
-      </w:r>
-    </w:p>
-    <w:p>
-      <w:pPr>
-        <w:rPr>
-          <w:b/>
-          <w:bCs/>
-          <w:color w:val="4472C4" w:themeColor="accent1"/>
-        </w:rPr>
-      </w:pPr>
-      <w:r>
-        <w:rPr>
-          <w:b/>
-          <w:bCs/>
-          <w:color w:val="4472C4" w:themeColor="accent1"/>
-        </w:rPr>
-        <w:t>        SELE</w:t>
+        <w:t xml:space="preserve">) </w:t>
+      </w:r>
+      <w:proofErr w:type="gramStart"/>
+      <w:r>
+        <w:rPr>
+          <w:b/>
+          <w:bCs/>
+          <w:color w:val="4472C4" w:themeColor="accent1"/>
+        </w:rPr>
+        <w:t>IN  (</w:t>
+      </w:r>
+      <w:proofErr w:type="gramEnd"/>
+    </w:p>
+    <w:p>
+      <w:pPr>
+        <w:rPr>
+          <w:b/>
+          <w:bCs/>
+          <w:color w:val="4472C4" w:themeColor="accent1"/>
+        </w:rPr>
+      </w:pPr>
+      <w:r>
+        <w:rPr>
+          <w:b/>
+          <w:bCs/>
+          <w:color w:val="4472C4" w:themeColor="accent1"/>
+        </w:rPr>
+        <w:t xml:space="preserve">        </w:t>
+      </w:r>
+      <w:proofErr w:type="gramStart"/>
+      <w:r>
+        <w:rPr>
+          <w:b/>
+          <w:bCs/>
+          <w:color w:val="4472C4" w:themeColor="accent1"/>
+        </w:rPr>
+        <w:t>SELE</w:t>
       </w:r>
       <w:r>
         <w:rPr>
@@ -15821,7 +18427,25 @@
           <w:bCs/>
           <w:color w:val="4472C4" w:themeColor="accent1"/>
         </w:rPr>
-        <w:t>a.actor_id</w:t>
+        <w:t>a</w:t>
+      </w:r>
+      <w:proofErr w:type="gramEnd"/>
+      <w:r>
+        <w:rPr>
+          <w:b/>
+          <w:bCs/>
+          <w:color w:val="4472C4" w:themeColor="accent1"/>
+        </w:rPr>
+        <w:t>.actor_</w:t>
+      </w:r>
+      <w:proofErr w:type="gramStart"/>
+      <w:r>
+        <w:rPr>
+          <w:b/>
+          <w:bCs/>
+          <w:color w:val="4472C4" w:themeColor="accent1"/>
+        </w:rPr>
+        <w:t>id</w:t>
       </w:r>
       <w:proofErr w:type="spellEnd"/>
       <w:r>
@@ -15839,7 +18463,16 @@
           <w:bCs/>
           <w:color w:val="4472C4" w:themeColor="accent1"/>
         </w:rPr>
-        <w:t>f.film_id</w:t>
+        <w:t>f</w:t>
+      </w:r>
+      <w:proofErr w:type="gramEnd"/>
+      <w:r>
+        <w:rPr>
+          <w:b/>
+          <w:bCs/>
+          <w:color w:val="4472C4" w:themeColor="accent1"/>
+        </w:rPr>
+        <w:t>.film_id</w:t>
       </w:r>
       <w:proofErr w:type="spellEnd"/>
       <w:r>
@@ -15915,8 +18548,18 @@
           <w:bCs/>
           <w:color w:val="4472C4" w:themeColor="accent1"/>
         </w:rPr>
-        <w:t>        WHERE</w:t>
-      </w:r>
+        <w:t xml:space="preserve">        </w:t>
+      </w:r>
+      <w:proofErr w:type="gramStart"/>
+      <w:r>
+        <w:rPr>
+          <w:b/>
+          <w:bCs/>
+          <w:color w:val="4472C4" w:themeColor="accent1"/>
+        </w:rPr>
+        <w:t>WHERE</w:t>
+      </w:r>
+      <w:proofErr w:type="gramEnd"/>
     </w:p>
     <w:p>
       <w:pPr>
@@ -15935,13 +18578,23 @@
         <w:t xml:space="preserve">            </w:t>
       </w:r>
       <w:proofErr w:type="spellStart"/>
-      <w:r>
-        <w:rPr>
-          <w:b/>
-          <w:bCs/>
-          <w:color w:val="4472C4" w:themeColor="accent1"/>
-        </w:rPr>
-        <w:t>a.last_name</w:t>
+      <w:proofErr w:type="gramStart"/>
+      <w:r>
+        <w:rPr>
+          <w:b/>
+          <w:bCs/>
+          <w:color w:val="4472C4" w:themeColor="accent1"/>
+        </w:rPr>
+        <w:t>a.last</w:t>
+      </w:r>
+      <w:proofErr w:type="gramEnd"/>
+      <w:r>
+        <w:rPr>
+          <w:b/>
+          <w:bCs/>
+          <w:color w:val="4472C4" w:themeColor="accent1"/>
+        </w:rPr>
+        <w:t>_name</w:t>
       </w:r>
       <w:proofErr w:type="spellEnd"/>
       <w:r>
@@ -15970,6 +18623,7 @@
         <w:t xml:space="preserve">            AND </w:t>
       </w:r>
       <w:proofErr w:type="spellStart"/>
+      <w:proofErr w:type="gramStart"/>
       <w:r>
         <w:rPr>
           <w:b/>
@@ -15979,6 +18633,7 @@
         <w:t>f.rating</w:t>
       </w:r>
       <w:proofErr w:type="spellEnd"/>
+      <w:proofErr w:type="gramEnd"/>
       <w:r>
         <w:rPr>
           <w:b/>
@@ -16019,9 +18674,19 @@
           <w:sz w:val="22"/>
           <w:szCs w:val="22"/>
         </w:rPr>
-        <w:t>For us to use a subquery to compare 2 or more columns, or to use a subquery that returns 2 or more columns we should put in the containing query the columns to be compared into bracket WHERE(</w:t>
-      </w:r>
-      <w:proofErr w:type="spellStart"/>
+        <w:t xml:space="preserve">For us to use a subquery to compare 2 or more columns, or to use a subquery that returns 2 or more columns we should put in the containing query the columns to be compared into bracket </w:t>
+      </w:r>
+      <w:proofErr w:type="gramStart"/>
+      <w:r>
+        <w:rPr>
+          <w:color w:val="000000" w:themeColor="text1"/>
+          <w:sz w:val="22"/>
+          <w:szCs w:val="22"/>
+        </w:rPr>
+        <w:t>WHERE(</w:t>
+      </w:r>
+      <w:proofErr w:type="spellStart"/>
+      <w:proofErr w:type="gramEnd"/>
       <w:r>
         <w:rPr>
           <w:color w:val="000000" w:themeColor="text1"/>
@@ -16277,7 +18942,25 @@
           <w:bCs/>
           <w:color w:val="4472C4" w:themeColor="accent1"/>
         </w:rPr>
-        <w:t xml:space="preserve">    SELECT AVG(salary)</w:t>
+        <w:t xml:space="preserve">    SELECT </w:t>
+      </w:r>
+      <w:proofErr w:type="gramStart"/>
+      <w:r>
+        <w:rPr>
+          <w:b/>
+          <w:bCs/>
+          <w:color w:val="4472C4" w:themeColor="accent1"/>
+        </w:rPr>
+        <w:t>AVG(</w:t>
+      </w:r>
+      <w:proofErr w:type="gramEnd"/>
+      <w:r>
+        <w:rPr>
+          <w:b/>
+          <w:bCs/>
+          <w:color w:val="4472C4" w:themeColor="accent1"/>
+        </w:rPr>
+        <w:t>salary)</w:t>
       </w:r>
     </w:p>
     <w:p>
@@ -16332,13 +19015,23 @@
         <w:t xml:space="preserve"> = </w:t>
       </w:r>
       <w:proofErr w:type="spellStart"/>
-      <w:r>
-        <w:rPr>
-          <w:b/>
-          <w:bCs/>
-          <w:color w:val="4472C4" w:themeColor="accent1"/>
-        </w:rPr>
-        <w:t>e.department_id</w:t>
+      <w:proofErr w:type="gramStart"/>
+      <w:r>
+        <w:rPr>
+          <w:b/>
+          <w:bCs/>
+          <w:color w:val="4472C4" w:themeColor="accent1"/>
+        </w:rPr>
+        <w:t>e.department</w:t>
+      </w:r>
+      <w:proofErr w:type="gramEnd"/>
+      <w:r>
+        <w:rPr>
+          <w:b/>
+          <w:bCs/>
+          <w:color w:val="4472C4" w:themeColor="accent1"/>
+        </w:rPr>
+        <w:t>_id</w:t>
       </w:r>
       <w:proofErr w:type="spellEnd"/>
     </w:p>
@@ -16371,7 +19064,25 @@
           <w:sz w:val="22"/>
           <w:szCs w:val="22"/>
         </w:rPr>
-        <w:t>Here in this example we check for the department of the employee each time, so each row we calculate the average and check if this employee makes more than the average of their department</w:t>
+        <w:t xml:space="preserve">Here in this </w:t>
+      </w:r>
+      <w:proofErr w:type="gramStart"/>
+      <w:r>
+        <w:rPr>
+          <w:color w:val="000000" w:themeColor="text1"/>
+          <w:sz w:val="22"/>
+          <w:szCs w:val="22"/>
+        </w:rPr>
+        <w:t>example</w:t>
+      </w:r>
+      <w:proofErr w:type="gramEnd"/>
+      <w:r>
+        <w:rPr>
+          <w:color w:val="000000" w:themeColor="text1"/>
+          <w:sz w:val="22"/>
+          <w:szCs w:val="22"/>
+        </w:rPr>
+        <w:t xml:space="preserve"> we check for the department of the employee each time, so each row we calculate the average and check if this employee makes more than the average of their department</w:t>
       </w:r>
     </w:p>
     <w:p>
@@ -16416,15 +19127,76 @@
           <w:color w:val="000000" w:themeColor="text1"/>
           <w:u w:val="single"/>
         </w:rPr>
-        <w:t>The exists Operator</w:t>
-      </w:r>
-      <w:r>
+        <w:t>The exists Operator:</w:t>
+      </w:r>
+    </w:p>
+    <w:p>
+      <w:pPr>
+        <w:rPr>
+          <w:color w:val="000000" w:themeColor="text1"/>
+          <w:sz w:val="22"/>
+          <w:szCs w:val="22"/>
+        </w:rPr>
+      </w:pPr>
+      <w:r>
+        <w:rPr>
+          <w:color w:val="000000" w:themeColor="text1"/>
+          <w:sz w:val="22"/>
+          <w:szCs w:val="22"/>
+        </w:rPr>
+        <w:t>T</w:t>
+      </w:r>
+      <w:r>
+        <w:rPr>
+          <w:color w:val="000000" w:themeColor="text1"/>
+          <w:sz w:val="22"/>
+          <w:szCs w:val="22"/>
+        </w:rPr>
+        <w:t>he convention is to specify either select 1 or select * when using exists.</w:t>
+      </w:r>
+      <w:r>
+        <w:rPr>
+          <w:color w:val="000000" w:themeColor="text1"/>
+          <w:sz w:val="22"/>
+          <w:szCs w:val="22"/>
+        </w:rPr>
+        <w:t xml:space="preserve"> It can be used against 1, 0, or many rows.</w:t>
+      </w:r>
+    </w:p>
+    <w:p>
+      <w:pPr>
+        <w:rPr>
+          <w:color w:val="000000" w:themeColor="text1"/>
+          <w:sz w:val="22"/>
+          <w:szCs w:val="22"/>
+        </w:rPr>
+      </w:pPr>
+    </w:p>
+    <w:p>
+      <w:pPr>
         <w:rPr>
           <w:b/>
           <w:bCs/>
           <w:color w:val="000000" w:themeColor="text1"/>
           <w:u w:val="single"/>
         </w:rPr>
+      </w:pPr>
+      <w:r>
+        <w:rPr>
+          <w:b/>
+          <w:bCs/>
+          <w:color w:val="000000" w:themeColor="text1"/>
+          <w:u w:val="single"/>
+        </w:rPr>
+        <w:t>Data Manipulation Using Correlated Subqueries</w:t>
+      </w:r>
+      <w:r>
+        <w:rPr>
+          <w:b/>
+          <w:bCs/>
+          <w:color w:val="000000" w:themeColor="text1"/>
+          <w:u w:val="single"/>
+        </w:rPr>
         <w:t>:</w:t>
       </w:r>
     </w:p>
@@ -16442,24 +19214,26 @@
           <w:sz w:val="22"/>
           <w:szCs w:val="22"/>
         </w:rPr>
-        <w:t>T</w:t>
-      </w:r>
-      <w:r>
-        <w:rPr>
-          <w:color w:val="000000" w:themeColor="text1"/>
-          <w:sz w:val="22"/>
-          <w:szCs w:val="22"/>
-        </w:rPr>
-        <w:t>he convention is to specify either select 1 or select * when using exists.</w:t>
-      </w:r>
-      <w:r>
-        <w:rPr>
-          <w:color w:val="000000" w:themeColor="text1"/>
-          <w:sz w:val="22"/>
-          <w:szCs w:val="22"/>
-        </w:rPr>
-        <w:t xml:space="preserve"> It can be used against 1, 0, or many rows.</w:t>
-      </w:r>
+        <w:t>correlated subqueries appearing frequently in update and delete statements.</w:t>
+      </w:r>
+    </w:p>
+    <w:p>
+      <w:pPr>
+        <w:rPr>
+          <w:color w:val="000000" w:themeColor="text1"/>
+          <w:sz w:val="22"/>
+          <w:szCs w:val="22"/>
+        </w:rPr>
+      </w:pPr>
+    </w:p>
+    <w:p>
+      <w:pPr>
+        <w:rPr>
+          <w:color w:val="000000" w:themeColor="text1"/>
+          <w:sz w:val="22"/>
+          <w:szCs w:val="22"/>
+        </w:rPr>
+      </w:pPr>
     </w:p>
     <w:p>
       <w:pPr>
@@ -16486,15 +19260,412 @@
           <w:color w:val="000000" w:themeColor="text1"/>
           <w:u w:val="single"/>
         </w:rPr>
-        <w:t>Data Manipulation Using Correlated Subqueries</w:t>
-      </w:r>
-      <w:r>
+        <w:lastRenderedPageBreak/>
+        <w:t>When to Use Subqueries:</w:t>
+      </w:r>
+    </w:p>
+    <w:p>
+      <w:pPr>
+        <w:rPr>
+          <w:b/>
+          <w:bCs/>
+          <w:color w:val="000000" w:themeColor="text1"/>
+          <w:sz w:val="22"/>
+          <w:szCs w:val="22"/>
+        </w:rPr>
+      </w:pPr>
+      <w:r>
+        <w:rPr>
+          <w:b/>
+          <w:bCs/>
+          <w:color w:val="000000" w:themeColor="text1"/>
+          <w:sz w:val="22"/>
+          <w:szCs w:val="22"/>
+        </w:rPr>
+        <w:t>Subqueries as Data Sources</w:t>
+      </w:r>
+      <w:r>
+        <w:rPr>
+          <w:b/>
+          <w:bCs/>
+          <w:color w:val="000000" w:themeColor="text1"/>
+          <w:sz w:val="22"/>
+          <w:szCs w:val="22"/>
+        </w:rPr>
+        <w:t>:</w:t>
+      </w:r>
+    </w:p>
+    <w:p>
+      <w:pPr>
+        <w:rPr>
+          <w:color w:val="000000" w:themeColor="text1"/>
+          <w:sz w:val="22"/>
+          <w:szCs w:val="22"/>
+        </w:rPr>
+      </w:pPr>
+      <w:r>
+        <w:rPr>
+          <w:color w:val="000000" w:themeColor="text1"/>
+          <w:sz w:val="22"/>
+          <w:szCs w:val="22"/>
+        </w:rPr>
+        <w:t>We can use a sub query after the INNER JOIN keyword to use the subquery as a data source,</w:t>
+      </w:r>
+    </w:p>
+    <w:p>
+      <w:pPr>
+        <w:rPr>
+          <w:color w:val="000000" w:themeColor="text1"/>
+          <w:sz w:val="22"/>
+          <w:szCs w:val="22"/>
+        </w:rPr>
+      </w:pPr>
+      <w:r>
+        <w:rPr>
+          <w:color w:val="000000" w:themeColor="text1"/>
+          <w:sz w:val="22"/>
+          <w:szCs w:val="22"/>
+        </w:rPr>
+        <w:t xml:space="preserve">Note: </w:t>
+      </w:r>
+      <w:r>
+        <w:rPr>
+          <w:color w:val="000000" w:themeColor="text1"/>
+          <w:sz w:val="22"/>
+          <w:szCs w:val="22"/>
+        </w:rPr>
+        <w:t>Subqueries used in the from clause must be noncorrelated</w:t>
+      </w:r>
+      <w:r>
+        <w:rPr>
+          <w:color w:val="000000" w:themeColor="text1"/>
+          <w:sz w:val="22"/>
+          <w:szCs w:val="22"/>
+        </w:rPr>
+        <w:t>.</w:t>
+      </w:r>
+    </w:p>
+    <w:p>
+      <w:pPr>
+        <w:rPr>
+          <w:color w:val="000000" w:themeColor="text1"/>
+          <w:sz w:val="22"/>
+          <w:szCs w:val="22"/>
+        </w:rPr>
+      </w:pPr>
+    </w:p>
+    <w:p>
+      <w:pPr>
         <w:rPr>
           <w:b/>
           <w:bCs/>
           <w:color w:val="000000" w:themeColor="text1"/>
           <w:u w:val="single"/>
         </w:rPr>
+      </w:pPr>
+      <w:r>
+        <w:rPr>
+          <w:b/>
+          <w:bCs/>
+          <w:color w:val="000000" w:themeColor="text1"/>
+          <w:u w:val="single"/>
+        </w:rPr>
+        <w:t>DATA FABRICATION:</w:t>
+      </w:r>
+    </w:p>
+    <w:p>
+      <w:pPr>
+        <w:rPr>
+          <w:color w:val="000000" w:themeColor="text1"/>
+          <w:sz w:val="22"/>
+          <w:szCs w:val="22"/>
+        </w:rPr>
+      </w:pPr>
+      <w:r>
+        <w:rPr>
+          <w:color w:val="000000" w:themeColor="text1"/>
+          <w:sz w:val="22"/>
+          <w:szCs w:val="22"/>
+        </w:rPr>
+        <w:t>you can use subqueries to generate data that doesn’t exist in any form within your database.</w:t>
+      </w:r>
+    </w:p>
+    <w:p>
+      <w:pPr>
+        <w:rPr>
+          <w:b/>
+          <w:bCs/>
+          <w:color w:val="000000" w:themeColor="text1"/>
+          <w:u w:val="single"/>
+        </w:rPr>
+      </w:pPr>
+    </w:p>
+    <w:p>
+      <w:pPr>
+        <w:rPr>
+          <w:b/>
+          <w:bCs/>
+          <w:color w:val="000000" w:themeColor="text1"/>
+          <w:u w:val="single"/>
+        </w:rPr>
+      </w:pPr>
+      <w:r>
+        <w:rPr>
+          <w:b/>
+          <w:bCs/>
+          <w:color w:val="000000" w:themeColor="text1"/>
+          <w:u w:val="single"/>
+        </w:rPr>
+        <w:t>Notes:</w:t>
+      </w:r>
+    </w:p>
+    <w:p>
+      <w:pPr>
+        <w:rPr>
+          <w:color w:val="000000" w:themeColor="text1"/>
+          <w:sz w:val="22"/>
+          <w:szCs w:val="22"/>
+        </w:rPr>
+      </w:pPr>
+      <w:r>
+        <w:rPr>
+          <w:color w:val="000000" w:themeColor="text1"/>
+          <w:sz w:val="22"/>
+          <w:szCs w:val="22"/>
+        </w:rPr>
+        <w:t xml:space="preserve">If we have to use a subquery that returns a </w:t>
+      </w:r>
+      <w:proofErr w:type="spellStart"/>
+      <w:r>
+        <w:rPr>
+          <w:color w:val="000000" w:themeColor="text1"/>
+          <w:sz w:val="22"/>
+          <w:szCs w:val="22"/>
+        </w:rPr>
+        <w:t>non scalar</w:t>
+      </w:r>
+      <w:proofErr w:type="spellEnd"/>
+      <w:r>
+        <w:rPr>
+          <w:color w:val="000000" w:themeColor="text1"/>
+          <w:sz w:val="22"/>
+          <w:szCs w:val="22"/>
+        </w:rPr>
+        <w:t xml:space="preserve"> value, more than one row and more than one column, </w:t>
+      </w:r>
+      <w:proofErr w:type="gramStart"/>
+      <w:r>
+        <w:rPr>
+          <w:color w:val="000000" w:themeColor="text1"/>
+          <w:sz w:val="22"/>
+          <w:szCs w:val="22"/>
+        </w:rPr>
+        <w:t>its</w:t>
+      </w:r>
+      <w:proofErr w:type="gramEnd"/>
+      <w:r>
+        <w:rPr>
+          <w:color w:val="000000" w:themeColor="text1"/>
+          <w:sz w:val="22"/>
+          <w:szCs w:val="22"/>
+        </w:rPr>
+        <w:t xml:space="preserve"> better to use that subquery in the from clause to pass a table then our main query can do the aggregation.</w:t>
+      </w:r>
+    </w:p>
+    <w:p>
+      <w:pPr>
+        <w:rPr>
+          <w:color w:val="000000" w:themeColor="text1"/>
+          <w:sz w:val="22"/>
+          <w:szCs w:val="22"/>
+        </w:rPr>
+      </w:pPr>
+    </w:p>
+    <w:p>
+      <w:pPr>
+        <w:rPr>
+          <w:color w:val="000000" w:themeColor="text1"/>
+          <w:sz w:val="22"/>
+          <w:szCs w:val="22"/>
+        </w:rPr>
+      </w:pPr>
+    </w:p>
+    <w:p>
+      <w:pPr>
+        <w:rPr>
+          <w:color w:val="000000" w:themeColor="text1"/>
+          <w:sz w:val="22"/>
+          <w:szCs w:val="22"/>
+        </w:rPr>
+      </w:pPr>
+    </w:p>
+    <w:p>
+      <w:pPr>
+        <w:rPr>
+          <w:color w:val="000000" w:themeColor="text1"/>
+          <w:sz w:val="22"/>
+          <w:szCs w:val="22"/>
+        </w:rPr>
+      </w:pPr>
+    </w:p>
+    <w:p>
+      <w:pPr>
+        <w:rPr>
+          <w:color w:val="000000" w:themeColor="text1"/>
+          <w:sz w:val="22"/>
+          <w:szCs w:val="22"/>
+        </w:rPr>
+      </w:pPr>
+    </w:p>
+    <w:p>
+      <w:pPr>
+        <w:rPr>
+          <w:color w:val="000000" w:themeColor="text1"/>
+          <w:sz w:val="22"/>
+          <w:szCs w:val="22"/>
+        </w:rPr>
+      </w:pPr>
+    </w:p>
+    <w:p>
+      <w:pPr>
+        <w:rPr>
+          <w:color w:val="000000" w:themeColor="text1"/>
+          <w:sz w:val="22"/>
+          <w:szCs w:val="22"/>
+        </w:rPr>
+      </w:pPr>
+    </w:p>
+    <w:p>
+      <w:pPr>
+        <w:rPr>
+          <w:color w:val="000000" w:themeColor="text1"/>
+          <w:sz w:val="22"/>
+          <w:szCs w:val="22"/>
+        </w:rPr>
+      </w:pPr>
+    </w:p>
+    <w:p>
+      <w:pPr>
+        <w:rPr>
+          <w:color w:val="000000" w:themeColor="text1"/>
+          <w:sz w:val="22"/>
+          <w:szCs w:val="22"/>
+        </w:rPr>
+      </w:pPr>
+    </w:p>
+    <w:p>
+      <w:pPr>
+        <w:rPr>
+          <w:color w:val="000000" w:themeColor="text1"/>
+          <w:sz w:val="22"/>
+          <w:szCs w:val="22"/>
+        </w:rPr>
+      </w:pPr>
+    </w:p>
+    <w:p>
+      <w:pPr>
+        <w:rPr>
+          <w:color w:val="000000" w:themeColor="text1"/>
+          <w:sz w:val="22"/>
+          <w:szCs w:val="22"/>
+        </w:rPr>
+      </w:pPr>
+    </w:p>
+    <w:p>
+      <w:pPr>
+        <w:rPr>
+          <w:color w:val="000000" w:themeColor="text1"/>
+          <w:sz w:val="22"/>
+          <w:szCs w:val="22"/>
+        </w:rPr>
+      </w:pPr>
+    </w:p>
+    <w:p>
+      <w:pPr>
+        <w:rPr>
+          <w:color w:val="000000" w:themeColor="text1"/>
+          <w:sz w:val="22"/>
+          <w:szCs w:val="22"/>
+        </w:rPr>
+      </w:pPr>
+    </w:p>
+    <w:p>
+      <w:pPr>
+        <w:rPr>
+          <w:color w:val="000000" w:themeColor="text1"/>
+          <w:sz w:val="22"/>
+          <w:szCs w:val="22"/>
+        </w:rPr>
+      </w:pPr>
+    </w:p>
+    <w:p>
+      <w:pPr>
+        <w:rPr>
+          <w:color w:val="000000" w:themeColor="text1"/>
+          <w:sz w:val="22"/>
+          <w:szCs w:val="22"/>
+        </w:rPr>
+      </w:pPr>
+    </w:p>
+    <w:p>
+      <w:pPr>
+        <w:rPr>
+          <w:color w:val="000000" w:themeColor="text1"/>
+          <w:sz w:val="22"/>
+          <w:szCs w:val="22"/>
+        </w:rPr>
+      </w:pPr>
+    </w:p>
+    <w:p>
+      <w:pPr>
+        <w:jc w:val="center"/>
+        <w:rPr>
+          <w:b/>
+          <w:bCs/>
+          <w:color w:val="EE0000"/>
+          <w:sz w:val="32"/>
+          <w:szCs w:val="32"/>
+          <w:u w:val="single"/>
+        </w:rPr>
+      </w:pPr>
+      <w:r>
+        <w:rPr>
+          <w:b/>
+          <w:bCs/>
+          <w:color w:val="EE0000"/>
+          <w:sz w:val="32"/>
+          <w:szCs w:val="32"/>
+          <w:u w:val="single"/>
+        </w:rPr>
+        <w:lastRenderedPageBreak/>
+        <w:t>Chapter 10- JOINS</w:t>
+      </w:r>
+    </w:p>
+    <w:p>
+      <w:pPr>
+        <w:rPr>
+          <w:b/>
+          <w:bCs/>
+          <w:color w:val="000000" w:themeColor="text1"/>
+          <w:u w:val="single"/>
+        </w:rPr>
+      </w:pPr>
+      <w:r>
+        <w:rPr>
+          <w:b/>
+          <w:bCs/>
+          <w:color w:val="000000" w:themeColor="text1"/>
+          <w:u w:val="single"/>
+        </w:rPr>
+        <w:t>Outer Joins</w:t>
+      </w:r>
+      <w:r>
+        <w:rPr>
+          <w:b/>
+          <w:bCs/>
+          <w:color w:val="000000" w:themeColor="text1"/>
+          <w:u w:val="single"/>
+        </w:rPr>
         <w:t>:</w:t>
       </w:r>
     </w:p>
@@ -16512,17 +19683,220 @@
           <w:sz w:val="22"/>
           <w:szCs w:val="22"/>
         </w:rPr>
-        <w:t>correlated subqueries appearing frequently in update and delete statements.</w:t>
-      </w:r>
-    </w:p>
-    <w:p>
-      <w:pPr>
-        <w:rPr>
-          <w:color w:val="000000" w:themeColor="text1"/>
-          <w:sz w:val="22"/>
-          <w:szCs w:val="22"/>
-        </w:rPr>
-      </w:pPr>
+        <w:t>An inner join matches the 2 tables based on a primary = foreign key and only keeps the results that are common in both tables.</w:t>
+      </w:r>
+    </w:p>
+    <w:p>
+      <w:pPr>
+        <w:rPr>
+          <w:color w:val="000000" w:themeColor="text1"/>
+          <w:sz w:val="22"/>
+          <w:szCs w:val="22"/>
+        </w:rPr>
+      </w:pPr>
+      <w:r>
+        <w:rPr>
+          <w:color w:val="000000" w:themeColor="text1"/>
+          <w:sz w:val="22"/>
+          <w:szCs w:val="22"/>
+        </w:rPr>
+        <w:t>An outer join on the other hands keeps all the results from a specific table like LEFT JOIN OR RIGHT JOIN OR FULLY OUTER JOIN</w:t>
+      </w:r>
+    </w:p>
+    <w:p>
+      <w:pPr>
+        <w:rPr>
+          <w:color w:val="000000" w:themeColor="text1"/>
+          <w:sz w:val="22"/>
+          <w:szCs w:val="22"/>
+        </w:rPr>
+      </w:pPr>
+      <w:r>
+        <w:rPr>
+          <w:color w:val="000000" w:themeColor="text1"/>
+          <w:sz w:val="22"/>
+          <w:szCs w:val="22"/>
+        </w:rPr>
+        <w:t xml:space="preserve">A </w:t>
+      </w:r>
+      <w:r>
+        <w:rPr>
+          <w:b/>
+          <w:bCs/>
+          <w:color w:val="4472C4" w:themeColor="accent1"/>
+        </w:rPr>
+        <w:t>LEFT OUTER JOIN</w:t>
+      </w:r>
+      <w:r>
+        <w:rPr>
+          <w:color w:val="000000" w:themeColor="text1"/>
+          <w:sz w:val="22"/>
+          <w:szCs w:val="22"/>
+        </w:rPr>
+        <w:t xml:space="preserve"> WHICH IS ALSO A NORMAL </w:t>
+      </w:r>
+      <w:r>
+        <w:rPr>
+          <w:b/>
+          <w:bCs/>
+          <w:color w:val="4472C4" w:themeColor="accent1"/>
+        </w:rPr>
+        <w:t>LEFT JOIN</w:t>
+      </w:r>
+      <w:r>
+        <w:rPr>
+          <w:b/>
+          <w:bCs/>
+          <w:color w:val="4472C4" w:themeColor="accent1"/>
+        </w:rPr>
+        <w:t xml:space="preserve"> </w:t>
+      </w:r>
+      <w:r>
+        <w:rPr>
+          <w:color w:val="000000" w:themeColor="text1"/>
+          <w:sz w:val="22"/>
+          <w:szCs w:val="22"/>
+        </w:rPr>
+        <w:t>it matches all the values based on the matching conditions and if there is any value on the left table that has no matching value from the right it gives us the left value and the right value will be null</w:t>
+      </w:r>
+    </w:p>
+    <w:p>
+      <w:pPr>
+        <w:rPr>
+          <w:color w:val="000000" w:themeColor="text1"/>
+          <w:sz w:val="22"/>
+          <w:szCs w:val="22"/>
+        </w:rPr>
+      </w:pPr>
+    </w:p>
+    <w:p>
+      <w:pPr>
+        <w:rPr>
+          <w:color w:val="000000" w:themeColor="text1"/>
+          <w:sz w:val="22"/>
+          <w:szCs w:val="22"/>
+        </w:rPr>
+      </w:pPr>
+      <w:r>
+        <w:rPr>
+          <w:b/>
+          <w:bCs/>
+          <w:color w:val="4472C4" w:themeColor="accent1"/>
+        </w:rPr>
+        <w:t xml:space="preserve">RIGHT OUTER </w:t>
+      </w:r>
+      <w:proofErr w:type="gramStart"/>
+      <w:r>
+        <w:rPr>
+          <w:b/>
+          <w:bCs/>
+          <w:color w:val="4472C4" w:themeColor="accent1"/>
+        </w:rPr>
+        <w:t>JOIN ;</w:t>
+      </w:r>
+      <w:proofErr w:type="gramEnd"/>
+      <w:r>
+        <w:rPr>
+          <w:b/>
+          <w:bCs/>
+          <w:color w:val="4472C4" w:themeColor="accent1"/>
+        </w:rPr>
+        <w:t xml:space="preserve"> RIGHT </w:t>
+      </w:r>
+      <w:proofErr w:type="gramStart"/>
+      <w:r>
+        <w:rPr>
+          <w:b/>
+          <w:bCs/>
+          <w:color w:val="4472C4" w:themeColor="accent1"/>
+        </w:rPr>
+        <w:t xml:space="preserve">JOIN </w:t>
+      </w:r>
+      <w:r>
+        <w:rPr>
+          <w:b/>
+          <w:bCs/>
+          <w:color w:val="4472C4" w:themeColor="accent1"/>
+        </w:rPr>
+        <w:t xml:space="preserve"> </w:t>
+      </w:r>
+      <w:r>
+        <w:rPr>
+          <w:color w:val="000000" w:themeColor="text1"/>
+          <w:sz w:val="22"/>
+          <w:szCs w:val="22"/>
+        </w:rPr>
+        <w:t>is</w:t>
+      </w:r>
+      <w:proofErr w:type="gramEnd"/>
+      <w:r>
+        <w:rPr>
+          <w:color w:val="000000" w:themeColor="text1"/>
+          <w:sz w:val="22"/>
+          <w:szCs w:val="22"/>
+        </w:rPr>
+        <w:t xml:space="preserve"> the same idea for the left join but the opposite direction so we match the values from the right and the left and if the left values don’t exist for the right </w:t>
+      </w:r>
+      <w:proofErr w:type="gramStart"/>
+      <w:r>
+        <w:rPr>
+          <w:color w:val="000000" w:themeColor="text1"/>
+          <w:sz w:val="22"/>
+          <w:szCs w:val="22"/>
+        </w:rPr>
+        <w:t>values</w:t>
+      </w:r>
+      <w:proofErr w:type="gramEnd"/>
+      <w:r>
+        <w:rPr>
+          <w:color w:val="000000" w:themeColor="text1"/>
+          <w:sz w:val="22"/>
+          <w:szCs w:val="22"/>
+        </w:rPr>
+        <w:t xml:space="preserve"> we give the left values a null and the right values stay the same</w:t>
+      </w:r>
+    </w:p>
+    <w:p>
+      <w:pPr>
+        <w:rPr>
+          <w:color w:val="000000" w:themeColor="text1"/>
+          <w:sz w:val="22"/>
+          <w:szCs w:val="22"/>
+        </w:rPr>
+      </w:pPr>
+    </w:p>
+    <w:p>
+      <w:pPr>
+        <w:rPr>
+          <w:color w:val="000000" w:themeColor="text1"/>
+          <w:sz w:val="22"/>
+          <w:szCs w:val="22"/>
+        </w:rPr>
+      </w:pPr>
+      <w:r>
+        <w:rPr>
+          <w:color w:val="000000" w:themeColor="text1"/>
+          <w:sz w:val="22"/>
+          <w:szCs w:val="22"/>
+        </w:rPr>
+        <w:t xml:space="preserve">An </w:t>
+      </w:r>
+      <w:r>
+        <w:rPr>
+          <w:b/>
+          <w:bCs/>
+          <w:color w:val="4472C4" w:themeColor="accent1"/>
+        </w:rPr>
+        <w:t>OUTER JOIN, FULLY OUTER JOIN</w:t>
+      </w:r>
+      <w:r>
+        <w:rPr>
+          <w:color w:val="000000" w:themeColor="text1"/>
+          <w:sz w:val="22"/>
+          <w:szCs w:val="22"/>
+        </w:rPr>
+        <w:t>, matches all the values from the left and the right and gives null for the non-existent values from both tables.</w:t>
+      </w:r>
     </w:p>
     <w:p>
       <w:pPr>
@@ -16558,153 +19932,313 @@
           <w:color w:val="000000" w:themeColor="text1"/>
           <w:u w:val="single"/>
         </w:rPr>
+        <w:t>Three-Way Outer Joins</w:t>
+      </w:r>
+      <w:r>
+        <w:rPr>
+          <w:b/>
+          <w:bCs/>
+          <w:color w:val="000000" w:themeColor="text1"/>
+          <w:u w:val="single"/>
+        </w:rPr>
+        <w:t>:</w:t>
+      </w:r>
+    </w:p>
+    <w:p>
+      <w:pPr>
+        <w:rPr>
+          <w:color w:val="000000" w:themeColor="text1"/>
+          <w:sz w:val="22"/>
+          <w:szCs w:val="22"/>
+        </w:rPr>
+      </w:pPr>
+      <w:r>
+        <w:rPr>
+          <w:color w:val="000000" w:themeColor="text1"/>
+          <w:sz w:val="22"/>
+          <w:szCs w:val="22"/>
+        </w:rPr>
+        <w:t>The join normally works from left to right, top bottom style.</w:t>
+      </w:r>
+    </w:p>
+    <w:p>
+      <w:pPr>
+        <w:rPr>
+          <w:color w:val="000000" w:themeColor="text1"/>
+          <w:sz w:val="22"/>
+          <w:szCs w:val="22"/>
+        </w:rPr>
+      </w:pPr>
+    </w:p>
+    <w:p>
+      <w:pPr>
+        <w:rPr>
+          <w:b/>
+          <w:bCs/>
+          <w:color w:val="000000" w:themeColor="text1"/>
+          <w:u w:val="single"/>
+        </w:rPr>
+      </w:pPr>
+      <w:r>
+        <w:rPr>
+          <w:b/>
+          <w:bCs/>
+          <w:color w:val="000000" w:themeColor="text1"/>
+          <w:u w:val="single"/>
+        </w:rPr>
+        <w:t>Cross Join:</w:t>
+      </w:r>
+    </w:p>
+    <w:p>
+      <w:pPr>
+        <w:rPr>
+          <w:color w:val="000000" w:themeColor="text1"/>
+          <w:sz w:val="22"/>
+          <w:szCs w:val="22"/>
+        </w:rPr>
+      </w:pPr>
+      <w:r>
+        <w:rPr>
+          <w:color w:val="000000" w:themeColor="text1"/>
+          <w:sz w:val="22"/>
+          <w:szCs w:val="22"/>
+        </w:rPr>
+        <w:t>the c</w:t>
+      </w:r>
+      <w:r>
+        <w:rPr>
+          <w:color w:val="000000" w:themeColor="text1"/>
+          <w:sz w:val="22"/>
+          <w:szCs w:val="22"/>
+        </w:rPr>
+        <w:t>ro</w:t>
+      </w:r>
+      <w:r>
+        <w:rPr>
+          <w:color w:val="000000" w:themeColor="text1"/>
+          <w:sz w:val="22"/>
+          <w:szCs w:val="22"/>
+        </w:rPr>
+        <w:t>ss join just every element from the left joined to every element from the right with no con</w:t>
+      </w:r>
+      <w:r>
+        <w:rPr>
+          <w:color w:val="000000" w:themeColor="text1"/>
+          <w:sz w:val="22"/>
+          <w:szCs w:val="22"/>
+        </w:rPr>
+        <w:t>d</w:t>
+      </w:r>
+      <w:r>
+        <w:rPr>
+          <w:color w:val="000000" w:themeColor="text1"/>
+          <w:sz w:val="22"/>
+          <w:szCs w:val="22"/>
+        </w:rPr>
+        <w:t>i</w:t>
+      </w:r>
+      <w:r>
+        <w:rPr>
+          <w:color w:val="000000" w:themeColor="text1"/>
+          <w:sz w:val="22"/>
+          <w:szCs w:val="22"/>
+        </w:rPr>
+        <w:t>t</w:t>
+      </w:r>
+      <w:r>
+        <w:rPr>
+          <w:color w:val="000000" w:themeColor="text1"/>
+          <w:sz w:val="22"/>
+          <w:szCs w:val="22"/>
+        </w:rPr>
+        <w:t>ions?</w:t>
+      </w:r>
+    </w:p>
+    <w:p>
+      <w:pPr>
+        <w:rPr>
+          <w:color w:val="000000" w:themeColor="text1"/>
+          <w:sz w:val="22"/>
+          <w:szCs w:val="22"/>
+        </w:rPr>
+      </w:pPr>
+      <w:r>
+        <w:rPr>
+          <w:color w:val="000000" w:themeColor="text1"/>
+          <w:sz w:val="22"/>
+          <w:szCs w:val="22"/>
+        </w:rPr>
+        <w:t>Its usually mistakenly used and it may generate memory chaos.</w:t>
+      </w:r>
+    </w:p>
+    <w:p>
+      <w:pPr>
+        <w:rPr>
+          <w:color w:val="000000" w:themeColor="text1"/>
+          <w:sz w:val="22"/>
+          <w:szCs w:val="22"/>
+        </w:rPr>
+      </w:pPr>
+    </w:p>
+    <w:p>
+      <w:pPr>
+        <w:rPr>
+          <w:b/>
+          <w:bCs/>
+          <w:color w:val="000000" w:themeColor="text1"/>
+          <w:u w:val="single"/>
+        </w:rPr>
+      </w:pPr>
+      <w:r>
+        <w:rPr>
+          <w:b/>
+          <w:bCs/>
+          <w:color w:val="000000" w:themeColor="text1"/>
+          <w:u w:val="single"/>
+        </w:rPr>
+        <w:t>Natural Join:</w:t>
+      </w:r>
+    </w:p>
+    <w:p>
+      <w:pPr>
+        <w:rPr>
+          <w:color w:val="000000" w:themeColor="text1"/>
+          <w:sz w:val="22"/>
+          <w:szCs w:val="22"/>
+        </w:rPr>
+      </w:pPr>
+      <w:r>
+        <w:rPr>
+          <w:color w:val="000000" w:themeColor="text1"/>
+          <w:sz w:val="22"/>
+          <w:szCs w:val="22"/>
+        </w:rPr>
+        <w:t>A NATURAL JOIN automatically joins two tables using all columns that have the same name in both tables.</w:t>
+      </w:r>
+      <w:r>
+        <w:rPr>
+          <w:color w:val="000000" w:themeColor="text1"/>
+          <w:sz w:val="22"/>
+          <w:szCs w:val="22"/>
+        </w:rPr>
+        <w:t xml:space="preserve"> In real world its avoided since it can behave un-expectedly.</w:t>
+      </w:r>
+    </w:p>
+    <w:p>
+      <w:pPr>
+        <w:rPr>
+          <w:color w:val="000000" w:themeColor="text1"/>
+          <w:sz w:val="22"/>
+          <w:szCs w:val="22"/>
+        </w:rPr>
+      </w:pPr>
+      <w:r>
+        <w:rPr>
+          <w:color w:val="000000" w:themeColor="text1"/>
+          <w:sz w:val="22"/>
+          <w:szCs w:val="22"/>
+        </w:rPr>
+        <w:t>NATURAL JOIN can be dangerous because:</w:t>
+      </w:r>
+    </w:p>
+    <w:p>
+      <w:pPr>
+        <w:rPr>
+          <w:color w:val="000000" w:themeColor="text1"/>
+          <w:sz w:val="22"/>
+          <w:szCs w:val="22"/>
+        </w:rPr>
+      </w:pPr>
+      <w:r>
+        <w:rPr>
+          <w:color w:val="000000" w:themeColor="text1"/>
+          <w:sz w:val="22"/>
+          <w:szCs w:val="22"/>
+        </w:rPr>
         <w:lastRenderedPageBreak/>
-        <w:t>When to Use Subqueries</w:t>
-      </w:r>
-      <w:r>
-        <w:rPr>
-          <w:b/>
-          <w:bCs/>
-          <w:color w:val="000000" w:themeColor="text1"/>
-          <w:u w:val="single"/>
-        </w:rPr>
-        <w:t>:</w:t>
-      </w:r>
-    </w:p>
-    <w:p>
-      <w:pPr>
-        <w:rPr>
-          <w:b/>
-          <w:bCs/>
-          <w:color w:val="000000" w:themeColor="text1"/>
-          <w:sz w:val="22"/>
-          <w:szCs w:val="22"/>
-        </w:rPr>
-      </w:pPr>
-      <w:r>
-        <w:rPr>
-          <w:b/>
-          <w:bCs/>
-          <w:color w:val="000000" w:themeColor="text1"/>
-          <w:sz w:val="22"/>
-          <w:szCs w:val="22"/>
-        </w:rPr>
-        <w:t>Subqueries as Data Sources</w:t>
-      </w:r>
-      <w:r>
-        <w:rPr>
-          <w:b/>
-          <w:bCs/>
-          <w:color w:val="000000" w:themeColor="text1"/>
-          <w:sz w:val="22"/>
-          <w:szCs w:val="22"/>
-        </w:rPr>
-        <w:t>:</w:t>
-      </w:r>
-    </w:p>
-    <w:p>
-      <w:pPr>
-        <w:rPr>
-          <w:color w:val="000000" w:themeColor="text1"/>
-          <w:sz w:val="22"/>
-          <w:szCs w:val="22"/>
-        </w:rPr>
-      </w:pPr>
-      <w:r>
-        <w:rPr>
-          <w:color w:val="000000" w:themeColor="text1"/>
-          <w:sz w:val="22"/>
-          <w:szCs w:val="22"/>
-        </w:rPr>
-        <w:t>We can use a sub query after the INNER JOIN keyword to use the subquery as a data source,</w:t>
-      </w:r>
-    </w:p>
-    <w:p>
-      <w:pPr>
-        <w:rPr>
-          <w:color w:val="000000" w:themeColor="text1"/>
-          <w:sz w:val="22"/>
-          <w:szCs w:val="22"/>
-        </w:rPr>
-      </w:pPr>
-      <w:r>
-        <w:rPr>
-          <w:color w:val="000000" w:themeColor="text1"/>
-          <w:sz w:val="22"/>
-          <w:szCs w:val="22"/>
-        </w:rPr>
-        <w:t xml:space="preserve">Note: </w:t>
-      </w:r>
-      <w:r>
-        <w:rPr>
-          <w:color w:val="000000" w:themeColor="text1"/>
-          <w:sz w:val="22"/>
-          <w:szCs w:val="22"/>
-        </w:rPr>
-        <w:t>Subqueries used in the from clause must be noncorrelated</w:t>
-      </w:r>
-      <w:r>
-        <w:rPr>
-          <w:color w:val="000000" w:themeColor="text1"/>
-          <w:sz w:val="22"/>
-          <w:szCs w:val="22"/>
-        </w:rPr>
-        <w:t>.</w:t>
-      </w:r>
-    </w:p>
-    <w:p>
-      <w:pPr>
-        <w:rPr>
-          <w:color w:val="000000" w:themeColor="text1"/>
-          <w:sz w:val="22"/>
-          <w:szCs w:val="22"/>
-        </w:rPr>
-      </w:pPr>
-    </w:p>
-    <w:p>
-      <w:pPr>
-        <w:rPr>
-          <w:b/>
-          <w:bCs/>
-          <w:color w:val="000000" w:themeColor="text1"/>
-          <w:u w:val="single"/>
-        </w:rPr>
-      </w:pPr>
-      <w:r>
-        <w:rPr>
-          <w:b/>
-          <w:bCs/>
-          <w:color w:val="000000" w:themeColor="text1"/>
-          <w:u w:val="single"/>
-        </w:rPr>
-        <w:t>DATA FABRICATION</w:t>
-      </w:r>
-      <w:r>
-        <w:rPr>
-          <w:b/>
-          <w:bCs/>
-          <w:color w:val="000000" w:themeColor="text1"/>
-          <w:u w:val="single"/>
-        </w:rPr>
-        <w:t>:</w:t>
-      </w:r>
-    </w:p>
-    <w:p>
-      <w:pPr>
-        <w:rPr>
-          <w:color w:val="000000" w:themeColor="text1"/>
-          <w:sz w:val="22"/>
-          <w:szCs w:val="22"/>
-        </w:rPr>
-      </w:pPr>
-      <w:r>
-        <w:rPr>
-          <w:color w:val="000000" w:themeColor="text1"/>
-          <w:sz w:val="22"/>
-          <w:szCs w:val="22"/>
-        </w:rPr>
-        <w:t>you can use subqueries to generate data that doesn’t exist in any form within your database.</w:t>
-      </w:r>
+        <w:t>It silently depends on column names.</w:t>
+      </w:r>
+    </w:p>
+    <w:p>
+      <w:pPr>
+        <w:rPr>
+          <w:color w:val="000000" w:themeColor="text1"/>
+          <w:sz w:val="22"/>
+          <w:szCs w:val="22"/>
+        </w:rPr>
+      </w:pPr>
+    </w:p>
+    <w:p>
+      <w:pPr>
+        <w:rPr>
+          <w:color w:val="000000" w:themeColor="text1"/>
+          <w:sz w:val="22"/>
+          <w:szCs w:val="22"/>
+        </w:rPr>
+      </w:pPr>
+    </w:p>
+    <w:p>
+      <w:pPr>
+        <w:rPr>
+          <w:color w:val="000000" w:themeColor="text1"/>
+          <w:sz w:val="22"/>
+          <w:szCs w:val="22"/>
+        </w:rPr>
+      </w:pPr>
+    </w:p>
+    <w:p>
+      <w:pPr>
+        <w:rPr>
+          <w:color w:val="000000" w:themeColor="text1"/>
+          <w:sz w:val="22"/>
+          <w:szCs w:val="22"/>
+        </w:rPr>
+      </w:pPr>
+    </w:p>
+    <w:p>
+      <w:pPr>
+        <w:rPr>
+          <w:color w:val="000000" w:themeColor="text1"/>
+          <w:sz w:val="22"/>
+          <w:szCs w:val="22"/>
+        </w:rPr>
+      </w:pPr>
+    </w:p>
+    <w:p>
+      <w:pPr>
+        <w:rPr>
+          <w:color w:val="000000" w:themeColor="text1"/>
+          <w:sz w:val="22"/>
+          <w:szCs w:val="22"/>
+        </w:rPr>
+      </w:pPr>
+    </w:p>
+    <w:p>
+      <w:pPr>
+        <w:rPr>
+          <w:color w:val="000000" w:themeColor="text1"/>
+          <w:sz w:val="22"/>
+          <w:szCs w:val="22"/>
+        </w:rPr>
+      </w:pPr>
+    </w:p>
+    <w:p>
+      <w:pPr>
+        <w:rPr>
+          <w:color w:val="000000" w:themeColor="text1"/>
+          <w:sz w:val="22"/>
+          <w:szCs w:val="22"/>
+        </w:rPr>
+      </w:pPr>
+    </w:p>
+    <w:p>
+      <w:pPr>
+        <w:rPr>
+          <w:color w:val="000000" w:themeColor="text1"/>
+          <w:sz w:val="22"/>
+          <w:szCs w:val="22"/>
+        </w:rPr>
+      </w:pPr>
     </w:p>
     <w:sectPr>
       <w:pgSz w:w="12240" w:h="15840"/>

--- a/Book notes.docx
+++ b/Book notes.docx
@@ -19657,15 +19657,851 @@
           <w:color w:val="000000" w:themeColor="text1"/>
           <w:u w:val="single"/>
         </w:rPr>
-        <w:t>Outer Joins</w:t>
-      </w:r>
-      <w:r>
+        <w:t>Outer Joins:</w:t>
+      </w:r>
+    </w:p>
+    <w:p>
+      <w:pPr>
+        <w:rPr>
+          <w:color w:val="000000" w:themeColor="text1"/>
+          <w:sz w:val="22"/>
+          <w:szCs w:val="22"/>
+        </w:rPr>
+      </w:pPr>
+      <w:r>
+        <w:rPr>
+          <w:color w:val="000000" w:themeColor="text1"/>
+          <w:sz w:val="22"/>
+          <w:szCs w:val="22"/>
+        </w:rPr>
+        <w:t>An inner join matches the 2 tables based on a primary = foreign key and only keeps the results that are common in both tables.</w:t>
+      </w:r>
+    </w:p>
+    <w:p>
+      <w:pPr>
+        <w:rPr>
+          <w:color w:val="000000" w:themeColor="text1"/>
+          <w:sz w:val="22"/>
+          <w:szCs w:val="22"/>
+        </w:rPr>
+      </w:pPr>
+      <w:r>
+        <w:rPr>
+          <w:color w:val="000000" w:themeColor="text1"/>
+          <w:sz w:val="22"/>
+          <w:szCs w:val="22"/>
+        </w:rPr>
+        <w:t>An outer join on the other hands keeps all the results from a specific table like LEFT JOIN OR RIGHT JOIN OR FULLY OUTER JOIN</w:t>
+      </w:r>
+    </w:p>
+    <w:p>
+      <w:pPr>
+        <w:rPr>
+          <w:color w:val="000000" w:themeColor="text1"/>
+          <w:sz w:val="22"/>
+          <w:szCs w:val="22"/>
+        </w:rPr>
+      </w:pPr>
+      <w:r>
+        <w:rPr>
+          <w:color w:val="000000" w:themeColor="text1"/>
+          <w:sz w:val="22"/>
+          <w:szCs w:val="22"/>
+        </w:rPr>
+        <w:t xml:space="preserve">A </w:t>
+      </w:r>
+      <w:r>
+        <w:rPr>
+          <w:b/>
+          <w:bCs/>
+          <w:color w:val="4472C4" w:themeColor="accent1"/>
+        </w:rPr>
+        <w:t>LEFT OUTER JOIN</w:t>
+      </w:r>
+      <w:r>
+        <w:rPr>
+          <w:color w:val="000000" w:themeColor="text1"/>
+          <w:sz w:val="22"/>
+          <w:szCs w:val="22"/>
+        </w:rPr>
+        <w:t xml:space="preserve"> WHICH IS ALSO A NORMAL </w:t>
+      </w:r>
+      <w:r>
+        <w:rPr>
+          <w:b/>
+          <w:bCs/>
+          <w:color w:val="4472C4" w:themeColor="accent1"/>
+        </w:rPr>
+        <w:t>LEFT JOIN</w:t>
+      </w:r>
+      <w:r>
+        <w:rPr>
+          <w:b/>
+          <w:bCs/>
+          <w:color w:val="4472C4" w:themeColor="accent1"/>
+        </w:rPr>
+        <w:t xml:space="preserve"> </w:t>
+      </w:r>
+      <w:r>
+        <w:rPr>
+          <w:color w:val="000000" w:themeColor="text1"/>
+          <w:sz w:val="22"/>
+          <w:szCs w:val="22"/>
+        </w:rPr>
+        <w:t>it matches all the values based on the matching conditions and if there is any value on the left table that has no matching value from the right it gives us the left value and the right value will be null</w:t>
+      </w:r>
+    </w:p>
+    <w:p>
+      <w:pPr>
+        <w:rPr>
+          <w:color w:val="000000" w:themeColor="text1"/>
+          <w:sz w:val="22"/>
+          <w:szCs w:val="22"/>
+        </w:rPr>
+      </w:pPr>
+    </w:p>
+    <w:p>
+      <w:pPr>
+        <w:rPr>
+          <w:color w:val="000000" w:themeColor="text1"/>
+          <w:sz w:val="22"/>
+          <w:szCs w:val="22"/>
+        </w:rPr>
+      </w:pPr>
+      <w:r>
+        <w:rPr>
+          <w:b/>
+          <w:bCs/>
+          <w:color w:val="4472C4" w:themeColor="accent1"/>
+        </w:rPr>
+        <w:t xml:space="preserve">RIGHT OUTER </w:t>
+      </w:r>
+      <w:proofErr w:type="gramStart"/>
+      <w:r>
+        <w:rPr>
+          <w:b/>
+          <w:bCs/>
+          <w:color w:val="4472C4" w:themeColor="accent1"/>
+        </w:rPr>
+        <w:t>JOIN ;</w:t>
+      </w:r>
+      <w:proofErr w:type="gramEnd"/>
+      <w:r>
+        <w:rPr>
+          <w:b/>
+          <w:bCs/>
+          <w:color w:val="4472C4" w:themeColor="accent1"/>
+        </w:rPr>
+        <w:t xml:space="preserve"> RIGHT </w:t>
+      </w:r>
+      <w:proofErr w:type="gramStart"/>
+      <w:r>
+        <w:rPr>
+          <w:b/>
+          <w:bCs/>
+          <w:color w:val="4472C4" w:themeColor="accent1"/>
+        </w:rPr>
+        <w:t xml:space="preserve">JOIN </w:t>
+      </w:r>
+      <w:r>
+        <w:rPr>
+          <w:b/>
+          <w:bCs/>
+          <w:color w:val="4472C4" w:themeColor="accent1"/>
+        </w:rPr>
+        <w:t xml:space="preserve"> </w:t>
+      </w:r>
+      <w:r>
+        <w:rPr>
+          <w:color w:val="000000" w:themeColor="text1"/>
+          <w:sz w:val="22"/>
+          <w:szCs w:val="22"/>
+        </w:rPr>
+        <w:t>is</w:t>
+      </w:r>
+      <w:proofErr w:type="gramEnd"/>
+      <w:r>
+        <w:rPr>
+          <w:color w:val="000000" w:themeColor="text1"/>
+          <w:sz w:val="22"/>
+          <w:szCs w:val="22"/>
+        </w:rPr>
+        <w:t xml:space="preserve"> the same idea for the left join but the opposite direction so we match the values from the right and the left and if the left values don’t exist for the right </w:t>
+      </w:r>
+      <w:proofErr w:type="gramStart"/>
+      <w:r>
+        <w:rPr>
+          <w:color w:val="000000" w:themeColor="text1"/>
+          <w:sz w:val="22"/>
+          <w:szCs w:val="22"/>
+        </w:rPr>
+        <w:t>values</w:t>
+      </w:r>
+      <w:proofErr w:type="gramEnd"/>
+      <w:r>
+        <w:rPr>
+          <w:color w:val="000000" w:themeColor="text1"/>
+          <w:sz w:val="22"/>
+          <w:szCs w:val="22"/>
+        </w:rPr>
+        <w:t xml:space="preserve"> we give the left values a null and the right values stay the same</w:t>
+      </w:r>
+    </w:p>
+    <w:p>
+      <w:pPr>
+        <w:rPr>
+          <w:color w:val="000000" w:themeColor="text1"/>
+          <w:sz w:val="22"/>
+          <w:szCs w:val="22"/>
+        </w:rPr>
+      </w:pPr>
+    </w:p>
+    <w:p>
+      <w:pPr>
+        <w:rPr>
+          <w:color w:val="000000" w:themeColor="text1"/>
+          <w:sz w:val="22"/>
+          <w:szCs w:val="22"/>
+        </w:rPr>
+      </w:pPr>
+      <w:r>
+        <w:rPr>
+          <w:color w:val="000000" w:themeColor="text1"/>
+          <w:sz w:val="22"/>
+          <w:szCs w:val="22"/>
+        </w:rPr>
+        <w:t xml:space="preserve">An </w:t>
+      </w:r>
+      <w:r>
+        <w:rPr>
+          <w:b/>
+          <w:bCs/>
+          <w:color w:val="4472C4" w:themeColor="accent1"/>
+        </w:rPr>
+        <w:t>OUTER JOIN, FULLY OUTER JOIN</w:t>
+      </w:r>
+      <w:r>
+        <w:rPr>
+          <w:color w:val="000000" w:themeColor="text1"/>
+          <w:sz w:val="22"/>
+          <w:szCs w:val="22"/>
+        </w:rPr>
+        <w:t>, matches all the values from the left and the right and gives null for the non-existent values from both tables.</w:t>
+      </w:r>
+    </w:p>
+    <w:p>
+      <w:pPr>
+        <w:rPr>
+          <w:color w:val="000000" w:themeColor="text1"/>
+          <w:sz w:val="22"/>
+          <w:szCs w:val="22"/>
+        </w:rPr>
+      </w:pPr>
+    </w:p>
+    <w:p>
+      <w:pPr>
+        <w:rPr>
+          <w:color w:val="000000" w:themeColor="text1"/>
+          <w:sz w:val="22"/>
+          <w:szCs w:val="22"/>
+        </w:rPr>
+      </w:pPr>
+    </w:p>
+    <w:p>
+      <w:pPr>
         <w:rPr>
           <w:b/>
           <w:bCs/>
           <w:color w:val="000000" w:themeColor="text1"/>
           <w:u w:val="single"/>
         </w:rPr>
+      </w:pPr>
+      <w:r>
+        <w:rPr>
+          <w:b/>
+          <w:bCs/>
+          <w:color w:val="000000" w:themeColor="text1"/>
+          <w:u w:val="single"/>
+        </w:rPr>
+        <w:t>Three-Way Outer Joins:</w:t>
+      </w:r>
+    </w:p>
+    <w:p>
+      <w:pPr>
+        <w:rPr>
+          <w:color w:val="000000" w:themeColor="text1"/>
+          <w:sz w:val="22"/>
+          <w:szCs w:val="22"/>
+        </w:rPr>
+      </w:pPr>
+      <w:r>
+        <w:rPr>
+          <w:color w:val="000000" w:themeColor="text1"/>
+          <w:sz w:val="22"/>
+          <w:szCs w:val="22"/>
+        </w:rPr>
+        <w:t>The join normally works from left to right, top bottom style.</w:t>
+      </w:r>
+    </w:p>
+    <w:p>
+      <w:pPr>
+        <w:rPr>
+          <w:color w:val="000000" w:themeColor="text1"/>
+          <w:sz w:val="22"/>
+          <w:szCs w:val="22"/>
+        </w:rPr>
+      </w:pPr>
+    </w:p>
+    <w:p>
+      <w:pPr>
+        <w:rPr>
+          <w:b/>
+          <w:bCs/>
+          <w:color w:val="000000" w:themeColor="text1"/>
+          <w:u w:val="single"/>
+        </w:rPr>
+      </w:pPr>
+      <w:r>
+        <w:rPr>
+          <w:b/>
+          <w:bCs/>
+          <w:color w:val="000000" w:themeColor="text1"/>
+          <w:u w:val="single"/>
+        </w:rPr>
+        <w:t>Cross Join:</w:t>
+      </w:r>
+    </w:p>
+    <w:p>
+      <w:pPr>
+        <w:rPr>
+          <w:color w:val="000000" w:themeColor="text1"/>
+          <w:sz w:val="22"/>
+          <w:szCs w:val="22"/>
+        </w:rPr>
+      </w:pPr>
+      <w:r>
+        <w:rPr>
+          <w:color w:val="000000" w:themeColor="text1"/>
+          <w:sz w:val="22"/>
+          <w:szCs w:val="22"/>
+        </w:rPr>
+        <w:t>the c</w:t>
+      </w:r>
+      <w:r>
+        <w:rPr>
+          <w:color w:val="000000" w:themeColor="text1"/>
+          <w:sz w:val="22"/>
+          <w:szCs w:val="22"/>
+        </w:rPr>
+        <w:t>ro</w:t>
+      </w:r>
+      <w:r>
+        <w:rPr>
+          <w:color w:val="000000" w:themeColor="text1"/>
+          <w:sz w:val="22"/>
+          <w:szCs w:val="22"/>
+        </w:rPr>
+        <w:t>ss join just every element from the left joined to every element from the right with no con</w:t>
+      </w:r>
+      <w:r>
+        <w:rPr>
+          <w:color w:val="000000" w:themeColor="text1"/>
+          <w:sz w:val="22"/>
+          <w:szCs w:val="22"/>
+        </w:rPr>
+        <w:t>d</w:t>
+      </w:r>
+      <w:r>
+        <w:rPr>
+          <w:color w:val="000000" w:themeColor="text1"/>
+          <w:sz w:val="22"/>
+          <w:szCs w:val="22"/>
+        </w:rPr>
+        <w:t>i</w:t>
+      </w:r>
+      <w:r>
+        <w:rPr>
+          <w:color w:val="000000" w:themeColor="text1"/>
+          <w:sz w:val="22"/>
+          <w:szCs w:val="22"/>
+        </w:rPr>
+        <w:t>t</w:t>
+      </w:r>
+      <w:r>
+        <w:rPr>
+          <w:color w:val="000000" w:themeColor="text1"/>
+          <w:sz w:val="22"/>
+          <w:szCs w:val="22"/>
+        </w:rPr>
+        <w:t>ions?</w:t>
+      </w:r>
+    </w:p>
+    <w:p>
+      <w:pPr>
+        <w:rPr>
+          <w:color w:val="000000" w:themeColor="text1"/>
+          <w:sz w:val="22"/>
+          <w:szCs w:val="22"/>
+        </w:rPr>
+      </w:pPr>
+      <w:r>
+        <w:rPr>
+          <w:color w:val="000000" w:themeColor="text1"/>
+          <w:sz w:val="22"/>
+          <w:szCs w:val="22"/>
+        </w:rPr>
+        <w:t>Its usually mistakenly used and it may generate memory chaos.</w:t>
+      </w:r>
+    </w:p>
+    <w:p>
+      <w:pPr>
+        <w:rPr>
+          <w:color w:val="000000" w:themeColor="text1"/>
+          <w:sz w:val="22"/>
+          <w:szCs w:val="22"/>
+        </w:rPr>
+      </w:pPr>
+    </w:p>
+    <w:p>
+      <w:pPr>
+        <w:rPr>
+          <w:b/>
+          <w:bCs/>
+          <w:color w:val="000000" w:themeColor="text1"/>
+          <w:u w:val="single"/>
+        </w:rPr>
+      </w:pPr>
+      <w:r>
+        <w:rPr>
+          <w:b/>
+          <w:bCs/>
+          <w:color w:val="000000" w:themeColor="text1"/>
+          <w:u w:val="single"/>
+        </w:rPr>
+        <w:t>Natural Join:</w:t>
+      </w:r>
+    </w:p>
+    <w:p>
+      <w:pPr>
+        <w:rPr>
+          <w:color w:val="000000" w:themeColor="text1"/>
+          <w:sz w:val="22"/>
+          <w:szCs w:val="22"/>
+        </w:rPr>
+      </w:pPr>
+      <w:r>
+        <w:rPr>
+          <w:color w:val="000000" w:themeColor="text1"/>
+          <w:sz w:val="22"/>
+          <w:szCs w:val="22"/>
+        </w:rPr>
+        <w:t>A NATURAL JOIN automatically joins two tables using all columns that have the same name in both tables.</w:t>
+      </w:r>
+      <w:r>
+        <w:rPr>
+          <w:color w:val="000000" w:themeColor="text1"/>
+          <w:sz w:val="22"/>
+          <w:szCs w:val="22"/>
+        </w:rPr>
+        <w:t xml:space="preserve"> In real world its avoided since it can behave un-expectedly.</w:t>
+      </w:r>
+    </w:p>
+    <w:p>
+      <w:pPr>
+        <w:rPr>
+          <w:color w:val="000000" w:themeColor="text1"/>
+          <w:sz w:val="22"/>
+          <w:szCs w:val="22"/>
+        </w:rPr>
+      </w:pPr>
+      <w:r>
+        <w:rPr>
+          <w:color w:val="000000" w:themeColor="text1"/>
+          <w:sz w:val="22"/>
+          <w:szCs w:val="22"/>
+        </w:rPr>
+        <w:t>NATURAL JOIN can be dangerous because:</w:t>
+      </w:r>
+      <w:r>
+        <w:rPr>
+          <w:color w:val="000000" w:themeColor="text1"/>
+          <w:sz w:val="22"/>
+          <w:szCs w:val="22"/>
+        </w:rPr>
+        <w:t xml:space="preserve"> </w:t>
+      </w:r>
+      <w:r>
+        <w:rPr>
+          <w:color w:val="000000" w:themeColor="text1"/>
+          <w:sz w:val="22"/>
+          <w:szCs w:val="22"/>
+        </w:rPr>
+        <w:t>It silently depends on column names.</w:t>
+      </w:r>
+    </w:p>
+    <w:p>
+      <w:pPr>
+        <w:jc w:val="center"/>
+        <w:rPr>
+          <w:b/>
+          <w:bCs/>
+          <w:color w:val="EE0000"/>
+          <w:sz w:val="32"/>
+          <w:szCs w:val="32"/>
+          <w:u w:val="single"/>
+        </w:rPr>
+      </w:pPr>
+      <w:r>
+        <w:rPr>
+          <w:b/>
+          <w:bCs/>
+          <w:color w:val="EE0000"/>
+          <w:sz w:val="32"/>
+          <w:szCs w:val="32"/>
+          <w:u w:val="single"/>
+        </w:rPr>
+        <w:lastRenderedPageBreak/>
+        <w:t>Chapter 11. Conditional Logic</w:t>
+      </w:r>
+    </w:p>
+    <w:p>
+      <w:pPr>
+        <w:rPr>
+          <w:color w:val="000000" w:themeColor="text1"/>
+          <w:sz w:val="22"/>
+          <w:szCs w:val="22"/>
+        </w:rPr>
+      </w:pPr>
+      <w:r>
+        <w:rPr>
+          <w:b/>
+          <w:bCs/>
+          <w:color w:val="4472C4" w:themeColor="accent1"/>
+        </w:rPr>
+        <w:t>C</w:t>
+      </w:r>
+      <w:r>
+        <w:rPr>
+          <w:b/>
+          <w:bCs/>
+          <w:color w:val="4472C4" w:themeColor="accent1"/>
+        </w:rPr>
+        <w:t>ase</w:t>
+      </w:r>
+      <w:r>
+        <w:rPr>
+          <w:color w:val="000000" w:themeColor="text1"/>
+          <w:sz w:val="22"/>
+          <w:szCs w:val="22"/>
+        </w:rPr>
+        <w:t xml:space="preserve"> expression, which can be utilized in select, insert, update, and delete statements.</w:t>
+      </w:r>
+    </w:p>
+    <w:p>
+      <w:pPr>
+        <w:rPr>
+          <w:color w:val="000000" w:themeColor="text1"/>
+          <w:sz w:val="22"/>
+          <w:szCs w:val="22"/>
+        </w:rPr>
+      </w:pPr>
+      <w:r>
+        <w:rPr>
+          <w:color w:val="000000" w:themeColor="text1"/>
+          <w:sz w:val="22"/>
+          <w:szCs w:val="22"/>
+        </w:rPr>
+        <w:t xml:space="preserve">Sometimes we want our </w:t>
+      </w:r>
+      <w:proofErr w:type="spellStart"/>
+      <w:r>
+        <w:rPr>
+          <w:color w:val="000000" w:themeColor="text1"/>
+          <w:sz w:val="22"/>
+          <w:szCs w:val="22"/>
+        </w:rPr>
+        <w:t>sql</w:t>
+      </w:r>
+      <w:proofErr w:type="spellEnd"/>
+      <w:r>
+        <w:rPr>
+          <w:color w:val="000000" w:themeColor="text1"/>
+          <w:sz w:val="22"/>
+          <w:szCs w:val="22"/>
+        </w:rPr>
+        <w:t xml:space="preserve"> query to behave differently on certain column values.</w:t>
+      </w:r>
+    </w:p>
+    <w:p>
+      <w:pPr>
+        <w:rPr>
+          <w:b/>
+          <w:bCs/>
+          <w:color w:val="4472C4" w:themeColor="accent1"/>
+        </w:rPr>
+      </w:pPr>
+      <w:r>
+        <w:rPr>
+          <w:b/>
+          <w:bCs/>
+          <w:color w:val="4472C4" w:themeColor="accent1"/>
+        </w:rPr>
+        <w:t xml:space="preserve">SELECT </w:t>
+      </w:r>
+      <w:proofErr w:type="spellStart"/>
+      <w:r>
+        <w:rPr>
+          <w:b/>
+          <w:bCs/>
+          <w:color w:val="4472C4" w:themeColor="accent1"/>
+        </w:rPr>
+        <w:t>first_name</w:t>
+      </w:r>
+      <w:proofErr w:type="spellEnd"/>
+      <w:r>
+        <w:rPr>
+          <w:b/>
+          <w:bCs/>
+          <w:color w:val="4472C4" w:themeColor="accent1"/>
+        </w:rPr>
+        <w:t xml:space="preserve">, </w:t>
+      </w:r>
+      <w:proofErr w:type="spellStart"/>
+      <w:r>
+        <w:rPr>
+          <w:b/>
+          <w:bCs/>
+          <w:color w:val="4472C4" w:themeColor="accent1"/>
+        </w:rPr>
+        <w:t>credit_limit</w:t>
+      </w:r>
+      <w:proofErr w:type="spellEnd"/>
+      <w:r>
+        <w:rPr>
+          <w:b/>
+          <w:bCs/>
+          <w:color w:val="4472C4" w:themeColor="accent1"/>
+        </w:rPr>
+        <w:t>,</w:t>
+      </w:r>
+    </w:p>
+    <w:p>
+      <w:pPr>
+        <w:rPr>
+          <w:b/>
+          <w:bCs/>
+          <w:color w:val="4472C4" w:themeColor="accent1"/>
+        </w:rPr>
+      </w:pPr>
+      <w:r>
+        <w:rPr>
+          <w:b/>
+          <w:bCs/>
+          <w:color w:val="4472C4" w:themeColor="accent1"/>
+        </w:rPr>
+        <w:t xml:space="preserve">       CASE</w:t>
+      </w:r>
+    </w:p>
+    <w:p>
+      <w:pPr>
+        <w:rPr>
+          <w:b/>
+          <w:bCs/>
+          <w:color w:val="4472C4" w:themeColor="accent1"/>
+        </w:rPr>
+      </w:pPr>
+      <w:r>
+        <w:rPr>
+          <w:b/>
+          <w:bCs/>
+          <w:color w:val="4472C4" w:themeColor="accent1"/>
+        </w:rPr>
+        <w:t xml:space="preserve">         WHEN </w:t>
+      </w:r>
+      <w:proofErr w:type="spellStart"/>
+      <w:r>
+        <w:rPr>
+          <w:b/>
+          <w:bCs/>
+          <w:color w:val="4472C4" w:themeColor="accent1"/>
+        </w:rPr>
+        <w:t>credit_limit</w:t>
+      </w:r>
+      <w:proofErr w:type="spellEnd"/>
+      <w:r>
+        <w:rPr>
+          <w:b/>
+          <w:bCs/>
+          <w:color w:val="4472C4" w:themeColor="accent1"/>
+        </w:rPr>
+        <w:t xml:space="preserve"> &gt; 10000 THEN 'VIP'</w:t>
+      </w:r>
+    </w:p>
+    <w:p>
+      <w:pPr>
+        <w:rPr>
+          <w:b/>
+          <w:bCs/>
+          <w:color w:val="4472C4" w:themeColor="accent1"/>
+        </w:rPr>
+      </w:pPr>
+      <w:r>
+        <w:rPr>
+          <w:b/>
+          <w:bCs/>
+          <w:color w:val="4472C4" w:themeColor="accent1"/>
+        </w:rPr>
+        <w:t xml:space="preserve">         WHEN </w:t>
+      </w:r>
+      <w:proofErr w:type="spellStart"/>
+      <w:r>
+        <w:rPr>
+          <w:b/>
+          <w:bCs/>
+          <w:color w:val="4472C4" w:themeColor="accent1"/>
+        </w:rPr>
+        <w:t>credit_limit</w:t>
+      </w:r>
+      <w:proofErr w:type="spellEnd"/>
+      <w:r>
+        <w:rPr>
+          <w:b/>
+          <w:bCs/>
+          <w:color w:val="4472C4" w:themeColor="accent1"/>
+        </w:rPr>
+        <w:t xml:space="preserve"> &gt; 5000 THEN 'GOLD'</w:t>
+      </w:r>
+    </w:p>
+    <w:p>
+      <w:pPr>
+        <w:rPr>
+          <w:b/>
+          <w:bCs/>
+          <w:color w:val="4472C4" w:themeColor="accent1"/>
+        </w:rPr>
+      </w:pPr>
+      <w:r>
+        <w:rPr>
+          <w:b/>
+          <w:bCs/>
+          <w:color w:val="4472C4" w:themeColor="accent1"/>
+        </w:rPr>
+        <w:t xml:space="preserve">         ELSE 'STANDARD'</w:t>
+      </w:r>
+    </w:p>
+    <w:p>
+      <w:pPr>
+        <w:rPr>
+          <w:b/>
+          <w:bCs/>
+          <w:color w:val="4472C4" w:themeColor="accent1"/>
+        </w:rPr>
+      </w:pPr>
+      <w:r>
+        <w:rPr>
+          <w:b/>
+          <w:bCs/>
+          <w:color w:val="4472C4" w:themeColor="accent1"/>
+        </w:rPr>
+        <w:t xml:space="preserve">       END AS </w:t>
+      </w:r>
+      <w:proofErr w:type="spellStart"/>
+      <w:r>
+        <w:rPr>
+          <w:b/>
+          <w:bCs/>
+          <w:color w:val="4472C4" w:themeColor="accent1"/>
+        </w:rPr>
+        <w:t>customer_tier</w:t>
+      </w:r>
+      <w:proofErr w:type="spellEnd"/>
+    </w:p>
+    <w:p>
+      <w:pPr>
+        <w:rPr>
+          <w:b/>
+          <w:bCs/>
+          <w:color w:val="4472C4" w:themeColor="accent1"/>
+        </w:rPr>
+      </w:pPr>
+      <w:r>
+        <w:rPr>
+          <w:b/>
+          <w:bCs/>
+          <w:color w:val="4472C4" w:themeColor="accent1"/>
+        </w:rPr>
+        <w:t>FROM customer;</w:t>
+      </w:r>
+    </w:p>
+    <w:p>
+      <w:pPr>
+        <w:rPr>
+          <w:color w:val="000000" w:themeColor="text1"/>
+          <w:sz w:val="22"/>
+          <w:szCs w:val="22"/>
+        </w:rPr>
+      </w:pPr>
+      <w:r>
+        <w:rPr>
+          <w:color w:val="000000" w:themeColor="text1"/>
+          <w:sz w:val="22"/>
+          <w:szCs w:val="22"/>
+        </w:rPr>
+        <w:t xml:space="preserve">Explanation: we are selecting first name and credit limit columns no matter what, but we are generating a new column based on some conditions of an ALREADY EXISTING column called </w:t>
+      </w:r>
+      <w:proofErr w:type="spellStart"/>
+      <w:r>
+        <w:rPr>
+          <w:color w:val="000000" w:themeColor="text1"/>
+          <w:sz w:val="22"/>
+          <w:szCs w:val="22"/>
+        </w:rPr>
+        <w:t>credit_limit</w:t>
+      </w:r>
+      <w:proofErr w:type="spellEnd"/>
+      <w:r>
+        <w:rPr>
+          <w:color w:val="000000" w:themeColor="text1"/>
+          <w:sz w:val="22"/>
+          <w:szCs w:val="22"/>
+        </w:rPr>
+        <w:t>. The syntax should be looked up again.</w:t>
+      </w:r>
+    </w:p>
+    <w:p>
+      <w:pPr>
+        <w:rPr>
+          <w:color w:val="000000" w:themeColor="text1"/>
+          <w:sz w:val="22"/>
+          <w:szCs w:val="22"/>
+        </w:rPr>
+      </w:pPr>
+    </w:p>
+    <w:p>
+      <w:pPr>
+        <w:rPr>
+          <w:b/>
+          <w:bCs/>
+          <w:color w:val="000000" w:themeColor="text1"/>
+          <w:u w:val="single"/>
+        </w:rPr>
+      </w:pPr>
+      <w:r>
+        <w:rPr>
+          <w:b/>
+          <w:bCs/>
+          <w:color w:val="000000" w:themeColor="text1"/>
+          <w:u w:val="single"/>
+        </w:rPr>
+        <w:t>The case Expression</w:t>
+      </w:r>
+      <w:r>
+        <w:rPr>
+          <w:b/>
+          <w:bCs/>
+          <w:color w:val="000000" w:themeColor="text1"/>
+          <w:u w:val="single"/>
+        </w:rPr>
         <w:t>:</w:t>
       </w:r>
     </w:p>
@@ -19683,71 +20519,31 @@
           <w:sz w:val="22"/>
           <w:szCs w:val="22"/>
         </w:rPr>
-        <w:t>An inner join matches the 2 tables based on a primary = foreign key and only keeps the results that are common in both tables.</w:t>
-      </w:r>
-    </w:p>
-    <w:p>
-      <w:pPr>
-        <w:rPr>
-          <w:color w:val="000000" w:themeColor="text1"/>
-          <w:sz w:val="22"/>
-          <w:szCs w:val="22"/>
-        </w:rPr>
-      </w:pPr>
-      <w:r>
-        <w:rPr>
-          <w:color w:val="000000" w:themeColor="text1"/>
-          <w:sz w:val="22"/>
-          <w:szCs w:val="22"/>
-        </w:rPr>
-        <w:t>An outer join on the other hands keeps all the results from a specific table like LEFT JOIN OR RIGHT JOIN OR FULLY OUTER JOIN</w:t>
-      </w:r>
-    </w:p>
-    <w:p>
-      <w:pPr>
-        <w:rPr>
-          <w:color w:val="000000" w:themeColor="text1"/>
-          <w:sz w:val="22"/>
-          <w:szCs w:val="22"/>
-        </w:rPr>
-      </w:pPr>
-      <w:r>
-        <w:rPr>
-          <w:color w:val="000000" w:themeColor="text1"/>
-          <w:sz w:val="22"/>
-          <w:szCs w:val="22"/>
-        </w:rPr>
-        <w:t xml:space="preserve">A </w:t>
-      </w:r>
-      <w:r>
-        <w:rPr>
-          <w:b/>
-          <w:bCs/>
-          <w:color w:val="4472C4" w:themeColor="accent1"/>
-        </w:rPr>
-        <w:t>LEFT OUTER JOIN</w:t>
-      </w:r>
-      <w:r>
-        <w:rPr>
-          <w:color w:val="000000" w:themeColor="text1"/>
-          <w:sz w:val="22"/>
-          <w:szCs w:val="22"/>
-        </w:rPr>
-        <w:t xml:space="preserve"> WHICH IS ALSO A NORMAL </w:t>
-      </w:r>
-      <w:r>
-        <w:rPr>
-          <w:b/>
-          <w:bCs/>
-          <w:color w:val="4472C4" w:themeColor="accent1"/>
-        </w:rPr>
-        <w:t>LEFT JOIN</w:t>
-      </w:r>
-      <w:r>
-        <w:rPr>
-          <w:b/>
-          <w:bCs/>
-          <w:color w:val="4472C4" w:themeColor="accent1"/>
+        <w:t xml:space="preserve">In MySQL we have a function called if that mimics the if-else if – else as well as the case (similar to switch in java) but CASE has 2 advantages over the </w:t>
+      </w:r>
+      <w:proofErr w:type="gramStart"/>
+      <w:r>
+        <w:rPr>
+          <w:color w:val="000000" w:themeColor="text1"/>
+          <w:sz w:val="22"/>
+          <w:szCs w:val="22"/>
+        </w:rPr>
+        <w:t>if(</w:t>
+      </w:r>
+      <w:proofErr w:type="gramEnd"/>
+      <w:r>
+        <w:rPr>
+          <w:color w:val="000000" w:themeColor="text1"/>
+          <w:sz w:val="22"/>
+          <w:szCs w:val="22"/>
+        </w:rPr>
+        <w:t>) function.</w:t>
+      </w:r>
+      <w:r>
+        <w:rPr>
+          <w:color w:val="000000" w:themeColor="text1"/>
+          <w:sz w:val="22"/>
+          <w:szCs w:val="22"/>
         </w:rPr>
         <w:t xml:space="preserve"> </w:t>
       </w:r>
@@ -19757,155 +20553,16 @@
           <w:sz w:val="22"/>
           <w:szCs w:val="22"/>
         </w:rPr>
-        <w:t>it matches all the values based on the matching conditions and if there is any value on the left table that has no matching value from the right it gives us the left value and the right value will be null</w:t>
-      </w:r>
-    </w:p>
-    <w:p>
-      <w:pPr>
-        <w:rPr>
-          <w:color w:val="000000" w:themeColor="text1"/>
-          <w:sz w:val="22"/>
-          <w:szCs w:val="22"/>
-        </w:rPr>
-      </w:pPr>
-    </w:p>
-    <w:p>
-      <w:pPr>
-        <w:rPr>
-          <w:color w:val="000000" w:themeColor="text1"/>
-          <w:sz w:val="22"/>
-          <w:szCs w:val="22"/>
-        </w:rPr>
-      </w:pPr>
-      <w:r>
-        <w:rPr>
-          <w:b/>
-          <w:bCs/>
-          <w:color w:val="4472C4" w:themeColor="accent1"/>
-        </w:rPr>
-        <w:t xml:space="preserve">RIGHT OUTER </w:t>
-      </w:r>
-      <w:proofErr w:type="gramStart"/>
-      <w:r>
-        <w:rPr>
-          <w:b/>
-          <w:bCs/>
-          <w:color w:val="4472C4" w:themeColor="accent1"/>
-        </w:rPr>
-        <w:t>JOIN ;</w:t>
-      </w:r>
-      <w:proofErr w:type="gramEnd"/>
-      <w:r>
-        <w:rPr>
-          <w:b/>
-          <w:bCs/>
-          <w:color w:val="4472C4" w:themeColor="accent1"/>
-        </w:rPr>
-        <w:t xml:space="preserve"> RIGHT </w:t>
-      </w:r>
-      <w:proofErr w:type="gramStart"/>
-      <w:r>
-        <w:rPr>
-          <w:b/>
-          <w:bCs/>
-          <w:color w:val="4472C4" w:themeColor="accent1"/>
-        </w:rPr>
-        <w:t xml:space="preserve">JOIN </w:t>
-      </w:r>
-      <w:r>
-        <w:rPr>
-          <w:b/>
-          <w:bCs/>
-          <w:color w:val="4472C4" w:themeColor="accent1"/>
-        </w:rPr>
-        <w:t xml:space="preserve"> </w:t>
-      </w:r>
-      <w:r>
-        <w:rPr>
-          <w:color w:val="000000" w:themeColor="text1"/>
-          <w:sz w:val="22"/>
-          <w:szCs w:val="22"/>
-        </w:rPr>
-        <w:t>is</w:t>
-      </w:r>
-      <w:proofErr w:type="gramEnd"/>
-      <w:r>
-        <w:rPr>
-          <w:color w:val="000000" w:themeColor="text1"/>
-          <w:sz w:val="22"/>
-          <w:szCs w:val="22"/>
-        </w:rPr>
-        <w:t xml:space="preserve"> the same idea for the left join but the opposite direction so we match the values from the right and the left and if the left values don’t exist for the right </w:t>
-      </w:r>
-      <w:proofErr w:type="gramStart"/>
-      <w:r>
-        <w:rPr>
-          <w:color w:val="000000" w:themeColor="text1"/>
-          <w:sz w:val="22"/>
-          <w:szCs w:val="22"/>
-        </w:rPr>
-        <w:t>values</w:t>
-      </w:r>
-      <w:proofErr w:type="gramEnd"/>
-      <w:r>
-        <w:rPr>
-          <w:color w:val="000000" w:themeColor="text1"/>
-          <w:sz w:val="22"/>
-          <w:szCs w:val="22"/>
-        </w:rPr>
-        <w:t xml:space="preserve"> we give the left values a null and the right values stay the same</w:t>
-      </w:r>
-    </w:p>
-    <w:p>
-      <w:pPr>
-        <w:rPr>
-          <w:color w:val="000000" w:themeColor="text1"/>
-          <w:sz w:val="22"/>
-          <w:szCs w:val="22"/>
-        </w:rPr>
-      </w:pPr>
-    </w:p>
-    <w:p>
-      <w:pPr>
-        <w:rPr>
-          <w:color w:val="000000" w:themeColor="text1"/>
-          <w:sz w:val="22"/>
-          <w:szCs w:val="22"/>
-        </w:rPr>
-      </w:pPr>
-      <w:r>
-        <w:rPr>
-          <w:color w:val="000000" w:themeColor="text1"/>
-          <w:sz w:val="22"/>
-          <w:szCs w:val="22"/>
-        </w:rPr>
-        <w:t xml:space="preserve">An </w:t>
-      </w:r>
-      <w:r>
-        <w:rPr>
-          <w:b/>
-          <w:bCs/>
-          <w:color w:val="4472C4" w:themeColor="accent1"/>
-        </w:rPr>
-        <w:t>OUTER JOIN, FULLY OUTER JOIN</w:t>
-      </w:r>
-      <w:r>
-        <w:rPr>
-          <w:color w:val="000000" w:themeColor="text1"/>
-          <w:sz w:val="22"/>
-          <w:szCs w:val="22"/>
-        </w:rPr>
-        <w:t>, matches all the values from the left and the right and gives null for the non-existent values from both tables.</w:t>
-      </w:r>
-    </w:p>
-    <w:p>
-      <w:pPr>
-        <w:rPr>
-          <w:color w:val="000000" w:themeColor="text1"/>
-          <w:sz w:val="22"/>
-          <w:szCs w:val="22"/>
-        </w:rPr>
-      </w:pPr>
+        <w:t>case expressions are built into the SQL grammar and can be included in select, insert, update, and delete statements.</w:t>
+      </w:r>
+      <w:r>
+        <w:rPr>
+          <w:color w:val="000000" w:themeColor="text1"/>
+          <w:sz w:val="22"/>
+          <w:szCs w:val="22"/>
+        </w:rPr>
+        <w:t xml:space="preserve"> And its also standardized. </w:t>
+      </w:r>
     </w:p>
     <w:p>
       <w:pPr>
@@ -19932,7 +20589,7 @@
           <w:color w:val="000000" w:themeColor="text1"/>
           <w:u w:val="single"/>
         </w:rPr>
-        <w:t>Three-Way Outer Joins</w:t>
+        <w:t>Searched case Expressions</w:t>
       </w:r>
       <w:r>
         <w:rPr>
@@ -19947,18 +20604,547 @@
     <w:p>
       <w:pPr>
         <w:rPr>
-          <w:color w:val="000000" w:themeColor="text1"/>
-          <w:sz w:val="22"/>
-          <w:szCs w:val="22"/>
-        </w:rPr>
-      </w:pPr>
-      <w:r>
-        <w:rPr>
-          <w:color w:val="000000" w:themeColor="text1"/>
-          <w:sz w:val="22"/>
-          <w:szCs w:val="22"/>
-        </w:rPr>
-        <w:t>The join normally works from left to right, top bottom style.</w:t>
+          <w:b/>
+          <w:bCs/>
+          <w:color w:val="4472C4" w:themeColor="accent1"/>
+        </w:rPr>
+      </w:pPr>
+      <w:r>
+        <w:rPr>
+          <w:b/>
+          <w:bCs/>
+          <w:color w:val="4472C4" w:themeColor="accent1"/>
+        </w:rPr>
+        <w:t xml:space="preserve">CASE </w:t>
+      </w:r>
+    </w:p>
+    <w:p>
+      <w:pPr>
+        <w:rPr>
+          <w:b/>
+          <w:bCs/>
+          <w:color w:val="4472C4" w:themeColor="accent1"/>
+        </w:rPr>
+      </w:pPr>
+      <w:r>
+        <w:rPr>
+          <w:b/>
+          <w:bCs/>
+          <w:color w:val="4472C4" w:themeColor="accent1"/>
+        </w:rPr>
+        <w:t>WHEN C1 THEN E1</w:t>
+      </w:r>
+    </w:p>
+    <w:p>
+      <w:pPr>
+        <w:rPr>
+          <w:b/>
+          <w:bCs/>
+          <w:color w:val="4472C4" w:themeColor="accent1"/>
+        </w:rPr>
+      </w:pPr>
+      <w:r>
+        <w:rPr>
+          <w:b/>
+          <w:bCs/>
+          <w:color w:val="4472C4" w:themeColor="accent1"/>
+        </w:rPr>
+        <w:t>WHEN C2 THEN E2</w:t>
+      </w:r>
+    </w:p>
+    <w:p>
+      <w:pPr>
+        <w:rPr>
+          <w:b/>
+          <w:bCs/>
+          <w:color w:val="4472C4" w:themeColor="accent1"/>
+        </w:rPr>
+      </w:pPr>
+      <w:r>
+        <w:rPr>
+          <w:b/>
+          <w:bCs/>
+          <w:color w:val="4472C4" w:themeColor="accent1"/>
+        </w:rPr>
+        <w:t xml:space="preserve">WHEN CN THEN EN </w:t>
+      </w:r>
+    </w:p>
+    <w:p>
+      <w:pPr>
+        <w:rPr>
+          <w:b/>
+          <w:bCs/>
+          <w:color w:val="4472C4" w:themeColor="accent1"/>
+        </w:rPr>
+      </w:pPr>
+      <w:r>
+        <w:rPr>
+          <w:b/>
+          <w:bCs/>
+          <w:color w:val="4472C4" w:themeColor="accent1"/>
+        </w:rPr>
+        <w:t xml:space="preserve">[ELSE ED] </w:t>
+      </w:r>
+    </w:p>
+    <w:p>
+      <w:pPr>
+        <w:rPr>
+          <w:b/>
+          <w:bCs/>
+          <w:color w:val="4472C4" w:themeColor="accent1"/>
+        </w:rPr>
+      </w:pPr>
+      <w:r>
+        <w:rPr>
+          <w:b/>
+          <w:bCs/>
+          <w:color w:val="4472C4" w:themeColor="accent1"/>
+        </w:rPr>
+        <w:t>END</w:t>
+      </w:r>
+      <w:r>
+        <w:rPr>
+          <w:b/>
+          <w:bCs/>
+          <w:color w:val="4472C4" w:themeColor="accent1"/>
+        </w:rPr>
+        <w:t xml:space="preserve"> AS NEW_COLUMN_NAME</w:t>
+      </w:r>
+    </w:p>
+    <w:p>
+      <w:pPr>
+        <w:rPr>
+          <w:color w:val="000000" w:themeColor="text1"/>
+          <w:sz w:val="22"/>
+          <w:szCs w:val="22"/>
+        </w:rPr>
+      </w:pPr>
+    </w:p>
+    <w:p>
+      <w:pPr>
+        <w:rPr>
+          <w:b/>
+          <w:bCs/>
+          <w:color w:val="EE0000"/>
+        </w:rPr>
+      </w:pPr>
+      <w:r>
+        <w:rPr>
+          <w:b/>
+          <w:bCs/>
+          <w:color w:val="EE0000"/>
+        </w:rPr>
+        <w:lastRenderedPageBreak/>
+        <w:t>All the expressions returned by the various when clauses must evaluate to the same type (e.g., date, number, varchar).</w:t>
+      </w:r>
+    </w:p>
+    <w:p>
+      <w:pPr>
+        <w:rPr>
+          <w:color w:val="000000" w:themeColor="text1"/>
+          <w:sz w:val="22"/>
+          <w:szCs w:val="22"/>
+        </w:rPr>
+      </w:pPr>
+    </w:p>
+    <w:p>
+      <w:pPr>
+        <w:rPr>
+          <w:b/>
+          <w:bCs/>
+          <w:color w:val="4472C4" w:themeColor="accent1"/>
+        </w:rPr>
+      </w:pPr>
+      <w:r>
+        <w:rPr>
+          <w:b/>
+          <w:bCs/>
+          <w:color w:val="4472C4" w:themeColor="accent1"/>
+        </w:rPr>
+        <w:t>SELECT</w:t>
+      </w:r>
+    </w:p>
+    <w:p>
+      <w:pPr>
+        <w:rPr>
+          <w:b/>
+          <w:bCs/>
+          <w:color w:val="4472C4" w:themeColor="accent1"/>
+        </w:rPr>
+      </w:pPr>
+      <w:r>
+        <w:rPr>
+          <w:b/>
+          <w:bCs/>
+          <w:color w:val="4472C4" w:themeColor="accent1"/>
+        </w:rPr>
+        <w:t xml:space="preserve">    </w:t>
+      </w:r>
+      <w:proofErr w:type="gramStart"/>
+      <w:r>
+        <w:rPr>
+          <w:b/>
+          <w:bCs/>
+          <w:color w:val="4472C4" w:themeColor="accent1"/>
+        </w:rPr>
+        <w:t>SUM(</w:t>
+      </w:r>
+      <w:proofErr w:type="gramEnd"/>
+      <w:r>
+        <w:rPr>
+          <w:b/>
+          <w:bCs/>
+          <w:color w:val="4472C4" w:themeColor="accent1"/>
+        </w:rPr>
+        <w:t xml:space="preserve">CASE WHEN </w:t>
+      </w:r>
+      <w:proofErr w:type="gramStart"/>
+      <w:r>
+        <w:rPr>
+          <w:b/>
+          <w:bCs/>
+          <w:color w:val="4472C4" w:themeColor="accent1"/>
+        </w:rPr>
+        <w:t>MONTHNAME(</w:t>
+      </w:r>
+      <w:proofErr w:type="spellStart"/>
+      <w:proofErr w:type="gramEnd"/>
+      <w:r>
+        <w:rPr>
+          <w:b/>
+          <w:bCs/>
+          <w:color w:val="4472C4" w:themeColor="accent1"/>
+        </w:rPr>
+        <w:t>rental_date</w:t>
+      </w:r>
+      <w:proofErr w:type="spellEnd"/>
+      <w:r>
+        <w:rPr>
+          <w:b/>
+          <w:bCs/>
+          <w:color w:val="4472C4" w:themeColor="accent1"/>
+        </w:rPr>
+        <w:t>) = 'May</w:t>
+      </w:r>
+      <w:proofErr w:type="gramStart"/>
+      <w:r>
+        <w:rPr>
+          <w:b/>
+          <w:bCs/>
+          <w:color w:val="4472C4" w:themeColor="accent1"/>
+        </w:rPr>
+        <w:t>'  THEN</w:t>
+      </w:r>
+      <w:proofErr w:type="gramEnd"/>
+      <w:r>
+        <w:rPr>
+          <w:b/>
+          <w:bCs/>
+          <w:color w:val="4472C4" w:themeColor="accent1"/>
+        </w:rPr>
+        <w:t xml:space="preserve"> 1 ELSE 0 END) AS </w:t>
+      </w:r>
+      <w:proofErr w:type="spellStart"/>
+      <w:r>
+        <w:rPr>
+          <w:b/>
+          <w:bCs/>
+          <w:color w:val="4472C4" w:themeColor="accent1"/>
+        </w:rPr>
+        <w:t>May_rentals</w:t>
+      </w:r>
+      <w:proofErr w:type="spellEnd"/>
+      <w:r>
+        <w:rPr>
+          <w:b/>
+          <w:bCs/>
+          <w:color w:val="4472C4" w:themeColor="accent1"/>
+        </w:rPr>
+        <w:t>,</w:t>
+      </w:r>
+    </w:p>
+    <w:p>
+      <w:pPr>
+        <w:rPr>
+          <w:b/>
+          <w:bCs/>
+          <w:color w:val="4472C4" w:themeColor="accent1"/>
+        </w:rPr>
+      </w:pPr>
+      <w:r>
+        <w:rPr>
+          <w:b/>
+          <w:bCs/>
+          <w:color w:val="4472C4" w:themeColor="accent1"/>
+        </w:rPr>
+        <w:t xml:space="preserve">    </w:t>
+      </w:r>
+      <w:proofErr w:type="gramStart"/>
+      <w:r>
+        <w:rPr>
+          <w:b/>
+          <w:bCs/>
+          <w:color w:val="4472C4" w:themeColor="accent1"/>
+        </w:rPr>
+        <w:t>SUM(</w:t>
+      </w:r>
+      <w:proofErr w:type="gramEnd"/>
+      <w:r>
+        <w:rPr>
+          <w:b/>
+          <w:bCs/>
+          <w:color w:val="4472C4" w:themeColor="accent1"/>
+        </w:rPr>
+        <w:t xml:space="preserve">CASE WHEN </w:t>
+      </w:r>
+      <w:proofErr w:type="gramStart"/>
+      <w:r>
+        <w:rPr>
+          <w:b/>
+          <w:bCs/>
+          <w:color w:val="4472C4" w:themeColor="accent1"/>
+        </w:rPr>
+        <w:t>MONTHNAME(</w:t>
+      </w:r>
+      <w:proofErr w:type="spellStart"/>
+      <w:proofErr w:type="gramEnd"/>
+      <w:r>
+        <w:rPr>
+          <w:b/>
+          <w:bCs/>
+          <w:color w:val="4472C4" w:themeColor="accent1"/>
+        </w:rPr>
+        <w:t>rental_date</w:t>
+      </w:r>
+      <w:proofErr w:type="spellEnd"/>
+      <w:r>
+        <w:rPr>
+          <w:b/>
+          <w:bCs/>
+          <w:color w:val="4472C4" w:themeColor="accent1"/>
+        </w:rPr>
+        <w:t xml:space="preserve">) = 'June' THEN 1 ELSE 0 END) AS </w:t>
+      </w:r>
+      <w:proofErr w:type="spellStart"/>
+      <w:r>
+        <w:rPr>
+          <w:b/>
+          <w:bCs/>
+          <w:color w:val="4472C4" w:themeColor="accent1"/>
+        </w:rPr>
+        <w:t>June_rentals</w:t>
+      </w:r>
+      <w:proofErr w:type="spellEnd"/>
+      <w:r>
+        <w:rPr>
+          <w:b/>
+          <w:bCs/>
+          <w:color w:val="4472C4" w:themeColor="accent1"/>
+        </w:rPr>
+        <w:t>,</w:t>
+      </w:r>
+    </w:p>
+    <w:p>
+      <w:pPr>
+        <w:rPr>
+          <w:b/>
+          <w:bCs/>
+          <w:color w:val="4472C4" w:themeColor="accent1"/>
+        </w:rPr>
+      </w:pPr>
+      <w:r>
+        <w:rPr>
+          <w:b/>
+          <w:bCs/>
+          <w:color w:val="4472C4" w:themeColor="accent1"/>
+        </w:rPr>
+        <w:t xml:space="preserve">    </w:t>
+      </w:r>
+      <w:proofErr w:type="gramStart"/>
+      <w:r>
+        <w:rPr>
+          <w:b/>
+          <w:bCs/>
+          <w:color w:val="4472C4" w:themeColor="accent1"/>
+        </w:rPr>
+        <w:t>SUM(</w:t>
+      </w:r>
+      <w:proofErr w:type="gramEnd"/>
+      <w:r>
+        <w:rPr>
+          <w:b/>
+          <w:bCs/>
+          <w:color w:val="4472C4" w:themeColor="accent1"/>
+        </w:rPr>
+        <w:t xml:space="preserve">CASE WHEN </w:t>
+      </w:r>
+      <w:proofErr w:type="gramStart"/>
+      <w:r>
+        <w:rPr>
+          <w:b/>
+          <w:bCs/>
+          <w:color w:val="4472C4" w:themeColor="accent1"/>
+        </w:rPr>
+        <w:t>MONTHNAME(</w:t>
+      </w:r>
+      <w:proofErr w:type="spellStart"/>
+      <w:proofErr w:type="gramEnd"/>
+      <w:r>
+        <w:rPr>
+          <w:b/>
+          <w:bCs/>
+          <w:color w:val="4472C4" w:themeColor="accent1"/>
+        </w:rPr>
+        <w:t>rental_date</w:t>
+      </w:r>
+      <w:proofErr w:type="spellEnd"/>
+      <w:r>
+        <w:rPr>
+          <w:b/>
+          <w:bCs/>
+          <w:color w:val="4472C4" w:themeColor="accent1"/>
+        </w:rPr>
+        <w:t xml:space="preserve">) = 'July' THEN 1 ELSE 0 END) AS </w:t>
+      </w:r>
+      <w:proofErr w:type="spellStart"/>
+      <w:r>
+        <w:rPr>
+          <w:b/>
+          <w:bCs/>
+          <w:color w:val="4472C4" w:themeColor="accent1"/>
+        </w:rPr>
+        <w:t>July_rentals</w:t>
+      </w:r>
+      <w:proofErr w:type="spellEnd"/>
+    </w:p>
+    <w:p>
+      <w:pPr>
+        <w:rPr>
+          <w:b/>
+          <w:bCs/>
+          <w:color w:val="4472C4" w:themeColor="accent1"/>
+        </w:rPr>
+      </w:pPr>
+      <w:r>
+        <w:rPr>
+          <w:b/>
+          <w:bCs/>
+          <w:color w:val="4472C4" w:themeColor="accent1"/>
+        </w:rPr>
+        <w:t>FROM rental</w:t>
+      </w:r>
+    </w:p>
+    <w:p>
+      <w:pPr>
+        <w:rPr>
+          <w:b/>
+          <w:bCs/>
+          <w:color w:val="4472C4" w:themeColor="accent1"/>
+        </w:rPr>
+      </w:pPr>
+      <w:r>
+        <w:rPr>
+          <w:b/>
+          <w:bCs/>
+          <w:color w:val="4472C4" w:themeColor="accent1"/>
+        </w:rPr>
+        <w:t xml:space="preserve">WHERE </w:t>
+      </w:r>
+      <w:proofErr w:type="spellStart"/>
+      <w:r>
+        <w:rPr>
+          <w:b/>
+          <w:bCs/>
+          <w:color w:val="4472C4" w:themeColor="accent1"/>
+        </w:rPr>
+        <w:t>rental_date</w:t>
+      </w:r>
+      <w:proofErr w:type="spellEnd"/>
+      <w:r>
+        <w:rPr>
+          <w:b/>
+          <w:bCs/>
+          <w:color w:val="4472C4" w:themeColor="accent1"/>
+        </w:rPr>
+        <w:t xml:space="preserve"> BETWEEN '2005-05-01' AND '2005-08-01'</w:t>
+      </w:r>
+      <w:r>
+        <w:rPr>
+          <w:b/>
+          <w:bCs/>
+          <w:color w:val="4472C4" w:themeColor="accent1"/>
+        </w:rPr>
+        <w:t>;</w:t>
+      </w:r>
+    </w:p>
+    <w:p>
+      <w:pPr>
+        <w:rPr>
+          <w:color w:val="000000" w:themeColor="text1"/>
+          <w:sz w:val="22"/>
+          <w:szCs w:val="22"/>
+        </w:rPr>
+      </w:pPr>
+      <w:r>
+        <w:rPr>
+          <w:color w:val="000000" w:themeColor="text1"/>
+          <w:sz w:val="22"/>
+          <w:szCs w:val="22"/>
+        </w:rPr>
+        <w:t>This returns one column per each making a row of 3 columns</w:t>
+      </w:r>
+    </w:p>
+    <w:p>
+      <w:pPr>
+        <w:rPr>
+          <w:color w:val="000000" w:themeColor="text1"/>
+          <w:sz w:val="22"/>
+          <w:szCs w:val="22"/>
+        </w:rPr>
+      </w:pPr>
+      <w:r>
+        <w:rPr>
+          <w:color w:val="000000" w:themeColor="text1"/>
+          <w:sz w:val="22"/>
+          <w:szCs w:val="22"/>
+        </w:rPr>
+        <w:t xml:space="preserve">If a query contains aggregates and </w:t>
+      </w:r>
+      <w:r>
+        <w:rPr>
+          <w:b/>
+          <w:bCs/>
+          <w:color w:val="000000" w:themeColor="text1"/>
+          <w:sz w:val="22"/>
+          <w:szCs w:val="22"/>
+        </w:rPr>
+        <w:t>no GROUP BY</w:t>
+      </w:r>
+      <w:r>
+        <w:rPr>
+          <w:color w:val="000000" w:themeColor="text1"/>
+          <w:sz w:val="22"/>
+          <w:szCs w:val="22"/>
+        </w:rPr>
+        <w:t>, the result is one</w:t>
+      </w:r>
+      <w:r>
+        <w:rPr>
+          <w:b/>
+          <w:bCs/>
+          <w:color w:val="000000" w:themeColor="text1"/>
+          <w:sz w:val="22"/>
+          <w:szCs w:val="22"/>
+        </w:rPr>
+        <w:t xml:space="preserve"> row for the entire dataset</w:t>
+      </w:r>
+      <w:r>
+        <w:rPr>
+          <w:color w:val="000000" w:themeColor="text1"/>
+          <w:sz w:val="22"/>
+          <w:szCs w:val="22"/>
+        </w:rPr>
+        <w:t>.</w:t>
       </w:r>
     </w:p>
     <w:p>
@@ -19986,250 +21172,1289 @@
           <w:color w:val="000000" w:themeColor="text1"/>
           <w:u w:val="single"/>
         </w:rPr>
-        <w:t>Cross Join:</w:t>
-      </w:r>
-    </w:p>
-    <w:p>
-      <w:pPr>
-        <w:rPr>
-          <w:color w:val="000000" w:themeColor="text1"/>
-          <w:sz w:val="22"/>
-          <w:szCs w:val="22"/>
-        </w:rPr>
-      </w:pPr>
-      <w:r>
-        <w:rPr>
-          <w:color w:val="000000" w:themeColor="text1"/>
-          <w:sz w:val="22"/>
-          <w:szCs w:val="22"/>
-        </w:rPr>
-        <w:t>the c</w:t>
-      </w:r>
-      <w:r>
-        <w:rPr>
-          <w:color w:val="000000" w:themeColor="text1"/>
-          <w:sz w:val="22"/>
-          <w:szCs w:val="22"/>
-        </w:rPr>
-        <w:t>ro</w:t>
-      </w:r>
-      <w:r>
-        <w:rPr>
-          <w:color w:val="000000" w:themeColor="text1"/>
-          <w:sz w:val="22"/>
-          <w:szCs w:val="22"/>
-        </w:rPr>
-        <w:t>ss join just every element from the left joined to every element from the right with no con</w:t>
-      </w:r>
-      <w:r>
-        <w:rPr>
-          <w:color w:val="000000" w:themeColor="text1"/>
-          <w:sz w:val="22"/>
-          <w:szCs w:val="22"/>
-        </w:rPr>
-        <w:t>d</w:t>
-      </w:r>
-      <w:r>
-        <w:rPr>
-          <w:color w:val="000000" w:themeColor="text1"/>
-          <w:sz w:val="22"/>
-          <w:szCs w:val="22"/>
-        </w:rPr>
-        <w:t>i</w:t>
-      </w:r>
-      <w:r>
-        <w:rPr>
-          <w:color w:val="000000" w:themeColor="text1"/>
-          <w:sz w:val="22"/>
-          <w:szCs w:val="22"/>
-        </w:rPr>
-        <w:t>t</w:t>
-      </w:r>
-      <w:r>
-        <w:rPr>
-          <w:color w:val="000000" w:themeColor="text1"/>
-          <w:sz w:val="22"/>
-          <w:szCs w:val="22"/>
-        </w:rPr>
-        <w:t>ions?</w:t>
-      </w:r>
-    </w:p>
-    <w:p>
-      <w:pPr>
-        <w:rPr>
-          <w:color w:val="000000" w:themeColor="text1"/>
-          <w:sz w:val="22"/>
-          <w:szCs w:val="22"/>
-        </w:rPr>
-      </w:pPr>
-      <w:r>
-        <w:rPr>
-          <w:color w:val="000000" w:themeColor="text1"/>
-          <w:sz w:val="22"/>
-          <w:szCs w:val="22"/>
-        </w:rPr>
-        <w:t>Its usually mistakenly used and it may generate memory chaos.</w:t>
-      </w:r>
-    </w:p>
-    <w:p>
-      <w:pPr>
-        <w:rPr>
-          <w:color w:val="000000" w:themeColor="text1"/>
-          <w:sz w:val="22"/>
-          <w:szCs w:val="22"/>
-        </w:rPr>
-      </w:pPr>
-    </w:p>
-    <w:p>
-      <w:pPr>
+        <w:t>Checking for Existence</w:t>
+      </w:r>
+      <w:r>
         <w:rPr>
           <w:b/>
           <w:bCs/>
           <w:color w:val="000000" w:themeColor="text1"/>
           <w:u w:val="single"/>
         </w:rPr>
-      </w:pPr>
-      <w:r>
+        <w:t>:</w:t>
+      </w:r>
+    </w:p>
+    <w:p>
+      <w:pPr>
+        <w:rPr>
+          <w:color w:val="000000" w:themeColor="text1"/>
+          <w:sz w:val="22"/>
+          <w:szCs w:val="22"/>
+        </w:rPr>
+      </w:pPr>
+      <w:r>
+        <w:rPr>
+          <w:color w:val="000000" w:themeColor="text1"/>
+          <w:sz w:val="22"/>
+          <w:szCs w:val="22"/>
+        </w:rPr>
+        <w:t xml:space="preserve">The core idea is: EXISTS is used inside a CASE to turn a relational “does a related row exist?” question into a simple output value. Instead of counting rows or returning data, the subquery checks whether a relationship exists between the current row in the outer query and any matching rows in another table (via a correlated condition). Then CASE takes the TRUE/FALSE result from EXISTS and converts it into something meaningful like 'Y' or 'N', or any label you choose. </w:t>
+      </w:r>
+      <w:proofErr w:type="gramStart"/>
+      <w:r>
+        <w:rPr>
+          <w:color w:val="000000" w:themeColor="text1"/>
+          <w:sz w:val="22"/>
+          <w:szCs w:val="22"/>
+        </w:rPr>
+        <w:t>So</w:t>
+      </w:r>
+      <w:proofErr w:type="gramEnd"/>
+      <w:r>
+        <w:rPr>
+          <w:color w:val="000000" w:themeColor="text1"/>
+          <w:sz w:val="22"/>
+          <w:szCs w:val="22"/>
+        </w:rPr>
+        <w:t xml:space="preserve"> the logic flow is: for each row in the outer table, SQL asks “is there at least one related record that satisfies this condition?” (EXISTS), and then CASE translates that existence check into a readable classification.</w:t>
+      </w:r>
+    </w:p>
+    <w:p>
+      <w:pPr>
+        <w:rPr>
+          <w:b/>
+          <w:bCs/>
+          <w:color w:val="4472C4" w:themeColor="accent1"/>
+        </w:rPr>
+      </w:pPr>
+      <w:r>
+        <w:rPr>
+          <w:b/>
+          <w:bCs/>
+          <w:color w:val="4472C4" w:themeColor="accent1"/>
+        </w:rPr>
+        <w:t xml:space="preserve">SELECT </w:t>
+      </w:r>
+      <w:proofErr w:type="spellStart"/>
+      <w:proofErr w:type="gramStart"/>
+      <w:r>
+        <w:rPr>
+          <w:b/>
+          <w:bCs/>
+          <w:color w:val="4472C4" w:themeColor="accent1"/>
+        </w:rPr>
+        <w:t>a.first</w:t>
+      </w:r>
+      <w:proofErr w:type="gramEnd"/>
+      <w:r>
+        <w:rPr>
+          <w:b/>
+          <w:bCs/>
+          <w:color w:val="4472C4" w:themeColor="accent1"/>
+        </w:rPr>
+        <w:t>_name</w:t>
+      </w:r>
+      <w:proofErr w:type="spellEnd"/>
+      <w:r>
+        <w:rPr>
+          <w:b/>
+          <w:bCs/>
+          <w:color w:val="4472C4" w:themeColor="accent1"/>
+        </w:rPr>
+        <w:t xml:space="preserve">, </w:t>
+      </w:r>
+      <w:proofErr w:type="spellStart"/>
+      <w:proofErr w:type="gramStart"/>
+      <w:r>
+        <w:rPr>
+          <w:b/>
+          <w:bCs/>
+          <w:color w:val="4472C4" w:themeColor="accent1"/>
+        </w:rPr>
+        <w:t>a.last</w:t>
+      </w:r>
+      <w:proofErr w:type="gramEnd"/>
+      <w:r>
+        <w:rPr>
+          <w:b/>
+          <w:bCs/>
+          <w:color w:val="4472C4" w:themeColor="accent1"/>
+        </w:rPr>
+        <w:t>_name</w:t>
+      </w:r>
+      <w:proofErr w:type="spellEnd"/>
+      <w:r>
+        <w:rPr>
+          <w:b/>
+          <w:bCs/>
+          <w:color w:val="4472C4" w:themeColor="accent1"/>
+        </w:rPr>
+        <w:t>,</w:t>
+      </w:r>
+    </w:p>
+    <w:p>
+      <w:pPr>
+        <w:rPr>
+          <w:b/>
+          <w:bCs/>
+          <w:color w:val="4472C4" w:themeColor="accent1"/>
+        </w:rPr>
+      </w:pPr>
+      <w:r>
+        <w:rPr>
+          <w:b/>
+          <w:bCs/>
+          <w:color w:val="4472C4" w:themeColor="accent1"/>
+        </w:rPr>
+        <w:t xml:space="preserve">       CASE WHEN EXISTS (SELECT 1 FROM </w:t>
+      </w:r>
+      <w:proofErr w:type="spellStart"/>
+      <w:r>
+        <w:rPr>
+          <w:b/>
+          <w:bCs/>
+          <w:color w:val="4472C4" w:themeColor="accent1"/>
+        </w:rPr>
+        <w:t>film_actor</w:t>
+      </w:r>
+      <w:proofErr w:type="spellEnd"/>
+      <w:r>
+        <w:rPr>
+          <w:b/>
+          <w:bCs/>
+          <w:color w:val="4472C4" w:themeColor="accent1"/>
+        </w:rPr>
+        <w:t xml:space="preserve"> fa INNER JOIN film f ON </w:t>
+      </w:r>
+      <w:proofErr w:type="spellStart"/>
+      <w:proofErr w:type="gramStart"/>
+      <w:r>
+        <w:rPr>
+          <w:b/>
+          <w:bCs/>
+          <w:color w:val="4472C4" w:themeColor="accent1"/>
+        </w:rPr>
+        <w:t>fa.film</w:t>
+      </w:r>
+      <w:proofErr w:type="gramEnd"/>
+      <w:r>
+        <w:rPr>
+          <w:b/>
+          <w:bCs/>
+          <w:color w:val="4472C4" w:themeColor="accent1"/>
+        </w:rPr>
+        <w:t>_id</w:t>
+      </w:r>
+      <w:proofErr w:type="spellEnd"/>
+      <w:r>
+        <w:rPr>
+          <w:b/>
+          <w:bCs/>
+          <w:color w:val="4472C4" w:themeColor="accent1"/>
+        </w:rPr>
+        <w:t xml:space="preserve"> = </w:t>
+      </w:r>
+      <w:proofErr w:type="spellStart"/>
+      <w:proofErr w:type="gramStart"/>
+      <w:r>
+        <w:rPr>
+          <w:b/>
+          <w:bCs/>
+          <w:color w:val="4472C4" w:themeColor="accent1"/>
+        </w:rPr>
+        <w:t>f.film</w:t>
+      </w:r>
+      <w:proofErr w:type="gramEnd"/>
+      <w:r>
+        <w:rPr>
+          <w:b/>
+          <w:bCs/>
+          <w:color w:val="4472C4" w:themeColor="accent1"/>
+        </w:rPr>
+        <w:t>_id</w:t>
+      </w:r>
+      <w:proofErr w:type="spellEnd"/>
+      <w:r>
+        <w:rPr>
+          <w:b/>
+          <w:bCs/>
+          <w:color w:val="4472C4" w:themeColor="accent1"/>
+        </w:rPr>
+        <w:t xml:space="preserve"> WHERE </w:t>
+      </w:r>
+      <w:proofErr w:type="spellStart"/>
+      <w:proofErr w:type="gramStart"/>
+      <w:r>
+        <w:rPr>
+          <w:b/>
+          <w:bCs/>
+          <w:color w:val="4472C4" w:themeColor="accent1"/>
+        </w:rPr>
+        <w:t>fa.actor</w:t>
+      </w:r>
+      <w:proofErr w:type="gramEnd"/>
+      <w:r>
+        <w:rPr>
+          <w:b/>
+          <w:bCs/>
+          <w:color w:val="4472C4" w:themeColor="accent1"/>
+        </w:rPr>
+        <w:t>_id</w:t>
+      </w:r>
+      <w:proofErr w:type="spellEnd"/>
+      <w:r>
+        <w:rPr>
+          <w:b/>
+          <w:bCs/>
+          <w:color w:val="4472C4" w:themeColor="accent1"/>
+        </w:rPr>
+        <w:t xml:space="preserve"> = </w:t>
+      </w:r>
+      <w:proofErr w:type="spellStart"/>
+      <w:proofErr w:type="gramStart"/>
+      <w:r>
+        <w:rPr>
+          <w:b/>
+          <w:bCs/>
+          <w:color w:val="4472C4" w:themeColor="accent1"/>
+        </w:rPr>
+        <w:t>a.actor</w:t>
+      </w:r>
+      <w:proofErr w:type="gramEnd"/>
+      <w:r>
+        <w:rPr>
+          <w:b/>
+          <w:bCs/>
+          <w:color w:val="4472C4" w:themeColor="accent1"/>
+        </w:rPr>
+        <w:t>_id</w:t>
+      </w:r>
+      <w:proofErr w:type="spellEnd"/>
+      <w:r>
+        <w:rPr>
+          <w:b/>
+          <w:bCs/>
+          <w:color w:val="4472C4" w:themeColor="accent1"/>
+        </w:rPr>
+        <w:t xml:space="preserve"> AND </w:t>
+      </w:r>
+      <w:proofErr w:type="spellStart"/>
+      <w:proofErr w:type="gramStart"/>
+      <w:r>
+        <w:rPr>
+          <w:b/>
+          <w:bCs/>
+          <w:color w:val="4472C4" w:themeColor="accent1"/>
+        </w:rPr>
+        <w:t>f.rating</w:t>
+      </w:r>
+      <w:proofErr w:type="spellEnd"/>
+      <w:proofErr w:type="gramEnd"/>
+      <w:r>
+        <w:rPr>
+          <w:b/>
+          <w:bCs/>
+          <w:color w:val="4472C4" w:themeColor="accent1"/>
+        </w:rPr>
+        <w:t xml:space="preserve"> = 'G') THEN 'Y' ELSE 'N' END AS </w:t>
+      </w:r>
+      <w:proofErr w:type="spellStart"/>
+      <w:r>
+        <w:rPr>
+          <w:b/>
+          <w:bCs/>
+          <w:color w:val="4472C4" w:themeColor="accent1"/>
+        </w:rPr>
+        <w:t>g_actor</w:t>
+      </w:r>
+      <w:proofErr w:type="spellEnd"/>
+      <w:r>
+        <w:rPr>
+          <w:b/>
+          <w:bCs/>
+          <w:color w:val="4472C4" w:themeColor="accent1"/>
+        </w:rPr>
+        <w:t>,</w:t>
+      </w:r>
+    </w:p>
+    <w:p>
+      <w:pPr>
+        <w:rPr>
+          <w:b/>
+          <w:bCs/>
+          <w:color w:val="4472C4" w:themeColor="accent1"/>
+        </w:rPr>
+      </w:pPr>
+      <w:r>
+        <w:rPr>
+          <w:b/>
+          <w:bCs/>
+          <w:color w:val="4472C4" w:themeColor="accent1"/>
+        </w:rPr>
+        <w:t xml:space="preserve">       CASE WHEN EXISTS (SELECT 1 FROM </w:t>
+      </w:r>
+      <w:proofErr w:type="spellStart"/>
+      <w:r>
+        <w:rPr>
+          <w:b/>
+          <w:bCs/>
+          <w:color w:val="4472C4" w:themeColor="accent1"/>
+        </w:rPr>
+        <w:t>film_actor</w:t>
+      </w:r>
+      <w:proofErr w:type="spellEnd"/>
+      <w:r>
+        <w:rPr>
+          <w:b/>
+          <w:bCs/>
+          <w:color w:val="4472C4" w:themeColor="accent1"/>
+        </w:rPr>
+        <w:t xml:space="preserve"> fa INNER JOIN film f ON </w:t>
+      </w:r>
+      <w:proofErr w:type="spellStart"/>
+      <w:proofErr w:type="gramStart"/>
+      <w:r>
+        <w:rPr>
+          <w:b/>
+          <w:bCs/>
+          <w:color w:val="4472C4" w:themeColor="accent1"/>
+        </w:rPr>
+        <w:t>fa.film</w:t>
+      </w:r>
+      <w:proofErr w:type="gramEnd"/>
+      <w:r>
+        <w:rPr>
+          <w:b/>
+          <w:bCs/>
+          <w:color w:val="4472C4" w:themeColor="accent1"/>
+        </w:rPr>
+        <w:t>_id</w:t>
+      </w:r>
+      <w:proofErr w:type="spellEnd"/>
+      <w:r>
+        <w:rPr>
+          <w:b/>
+          <w:bCs/>
+          <w:color w:val="4472C4" w:themeColor="accent1"/>
+        </w:rPr>
+        <w:t xml:space="preserve"> = </w:t>
+      </w:r>
+      <w:proofErr w:type="spellStart"/>
+      <w:proofErr w:type="gramStart"/>
+      <w:r>
+        <w:rPr>
+          <w:b/>
+          <w:bCs/>
+          <w:color w:val="4472C4" w:themeColor="accent1"/>
+        </w:rPr>
+        <w:t>f.film</w:t>
+      </w:r>
+      <w:proofErr w:type="gramEnd"/>
+      <w:r>
+        <w:rPr>
+          <w:b/>
+          <w:bCs/>
+          <w:color w:val="4472C4" w:themeColor="accent1"/>
+        </w:rPr>
+        <w:t>_id</w:t>
+      </w:r>
+      <w:proofErr w:type="spellEnd"/>
+      <w:r>
+        <w:rPr>
+          <w:b/>
+          <w:bCs/>
+          <w:color w:val="4472C4" w:themeColor="accent1"/>
+        </w:rPr>
+        <w:t xml:space="preserve"> WHERE </w:t>
+      </w:r>
+      <w:proofErr w:type="spellStart"/>
+      <w:proofErr w:type="gramStart"/>
+      <w:r>
+        <w:rPr>
+          <w:b/>
+          <w:bCs/>
+          <w:color w:val="4472C4" w:themeColor="accent1"/>
+        </w:rPr>
+        <w:t>fa.actor</w:t>
+      </w:r>
+      <w:proofErr w:type="gramEnd"/>
+      <w:r>
+        <w:rPr>
+          <w:b/>
+          <w:bCs/>
+          <w:color w:val="4472C4" w:themeColor="accent1"/>
+        </w:rPr>
+        <w:t>_id</w:t>
+      </w:r>
+      <w:proofErr w:type="spellEnd"/>
+      <w:r>
+        <w:rPr>
+          <w:b/>
+          <w:bCs/>
+          <w:color w:val="4472C4" w:themeColor="accent1"/>
+        </w:rPr>
+        <w:t xml:space="preserve"> = </w:t>
+      </w:r>
+      <w:proofErr w:type="spellStart"/>
+      <w:proofErr w:type="gramStart"/>
+      <w:r>
+        <w:rPr>
+          <w:b/>
+          <w:bCs/>
+          <w:color w:val="4472C4" w:themeColor="accent1"/>
+        </w:rPr>
+        <w:t>a.actor</w:t>
+      </w:r>
+      <w:proofErr w:type="gramEnd"/>
+      <w:r>
+        <w:rPr>
+          <w:b/>
+          <w:bCs/>
+          <w:color w:val="4472C4" w:themeColor="accent1"/>
+        </w:rPr>
+        <w:t>_id</w:t>
+      </w:r>
+      <w:proofErr w:type="spellEnd"/>
+      <w:r>
+        <w:rPr>
+          <w:b/>
+          <w:bCs/>
+          <w:color w:val="4472C4" w:themeColor="accent1"/>
+        </w:rPr>
+        <w:t xml:space="preserve"> AND </w:t>
+      </w:r>
+      <w:proofErr w:type="spellStart"/>
+      <w:proofErr w:type="gramStart"/>
+      <w:r>
+        <w:rPr>
+          <w:b/>
+          <w:bCs/>
+          <w:color w:val="4472C4" w:themeColor="accent1"/>
+        </w:rPr>
+        <w:t>f.rating</w:t>
+      </w:r>
+      <w:proofErr w:type="spellEnd"/>
+      <w:proofErr w:type="gramEnd"/>
+      <w:r>
+        <w:rPr>
+          <w:b/>
+          <w:bCs/>
+          <w:color w:val="4472C4" w:themeColor="accent1"/>
+        </w:rPr>
+        <w:t xml:space="preserve"> = 'PG') THEN 'Y' ELSE 'N' END AS </w:t>
+      </w:r>
+      <w:proofErr w:type="spellStart"/>
+      <w:r>
+        <w:rPr>
+          <w:b/>
+          <w:bCs/>
+          <w:color w:val="4472C4" w:themeColor="accent1"/>
+        </w:rPr>
+        <w:t>pg_actor</w:t>
+      </w:r>
+      <w:proofErr w:type="spellEnd"/>
+      <w:r>
+        <w:rPr>
+          <w:b/>
+          <w:bCs/>
+          <w:color w:val="4472C4" w:themeColor="accent1"/>
+        </w:rPr>
+        <w:t>,</w:t>
+      </w:r>
+    </w:p>
+    <w:p>
+      <w:pPr>
+        <w:rPr>
+          <w:b/>
+          <w:bCs/>
+          <w:color w:val="4472C4" w:themeColor="accent1"/>
+        </w:rPr>
+      </w:pPr>
+      <w:r>
+        <w:rPr>
+          <w:b/>
+          <w:bCs/>
+          <w:color w:val="4472C4" w:themeColor="accent1"/>
+        </w:rPr>
+        <w:lastRenderedPageBreak/>
+        <w:t xml:space="preserve">       CASE WHEN EXISTS (SELECT 1 FROM </w:t>
+      </w:r>
+      <w:proofErr w:type="spellStart"/>
+      <w:r>
+        <w:rPr>
+          <w:b/>
+          <w:bCs/>
+          <w:color w:val="4472C4" w:themeColor="accent1"/>
+        </w:rPr>
+        <w:t>film_actor</w:t>
+      </w:r>
+      <w:proofErr w:type="spellEnd"/>
+      <w:r>
+        <w:rPr>
+          <w:b/>
+          <w:bCs/>
+          <w:color w:val="4472C4" w:themeColor="accent1"/>
+        </w:rPr>
+        <w:t xml:space="preserve"> fa INNER JOIN film f ON </w:t>
+      </w:r>
+      <w:proofErr w:type="spellStart"/>
+      <w:proofErr w:type="gramStart"/>
+      <w:r>
+        <w:rPr>
+          <w:b/>
+          <w:bCs/>
+          <w:color w:val="4472C4" w:themeColor="accent1"/>
+        </w:rPr>
+        <w:t>fa.film</w:t>
+      </w:r>
+      <w:proofErr w:type="gramEnd"/>
+      <w:r>
+        <w:rPr>
+          <w:b/>
+          <w:bCs/>
+          <w:color w:val="4472C4" w:themeColor="accent1"/>
+        </w:rPr>
+        <w:t>_id</w:t>
+      </w:r>
+      <w:proofErr w:type="spellEnd"/>
+      <w:r>
+        <w:rPr>
+          <w:b/>
+          <w:bCs/>
+          <w:color w:val="4472C4" w:themeColor="accent1"/>
+        </w:rPr>
+        <w:t xml:space="preserve"> = </w:t>
+      </w:r>
+      <w:proofErr w:type="spellStart"/>
+      <w:proofErr w:type="gramStart"/>
+      <w:r>
+        <w:rPr>
+          <w:b/>
+          <w:bCs/>
+          <w:color w:val="4472C4" w:themeColor="accent1"/>
+        </w:rPr>
+        <w:t>f.film</w:t>
+      </w:r>
+      <w:proofErr w:type="gramEnd"/>
+      <w:r>
+        <w:rPr>
+          <w:b/>
+          <w:bCs/>
+          <w:color w:val="4472C4" w:themeColor="accent1"/>
+        </w:rPr>
+        <w:t>_id</w:t>
+      </w:r>
+      <w:proofErr w:type="spellEnd"/>
+      <w:r>
+        <w:rPr>
+          <w:b/>
+          <w:bCs/>
+          <w:color w:val="4472C4" w:themeColor="accent1"/>
+        </w:rPr>
+        <w:t xml:space="preserve"> WHERE </w:t>
+      </w:r>
+      <w:proofErr w:type="spellStart"/>
+      <w:proofErr w:type="gramStart"/>
+      <w:r>
+        <w:rPr>
+          <w:b/>
+          <w:bCs/>
+          <w:color w:val="4472C4" w:themeColor="accent1"/>
+        </w:rPr>
+        <w:t>fa.actor</w:t>
+      </w:r>
+      <w:proofErr w:type="gramEnd"/>
+      <w:r>
+        <w:rPr>
+          <w:b/>
+          <w:bCs/>
+          <w:color w:val="4472C4" w:themeColor="accent1"/>
+        </w:rPr>
+        <w:t>_id</w:t>
+      </w:r>
+      <w:proofErr w:type="spellEnd"/>
+      <w:r>
+        <w:rPr>
+          <w:b/>
+          <w:bCs/>
+          <w:color w:val="4472C4" w:themeColor="accent1"/>
+        </w:rPr>
+        <w:t xml:space="preserve"> = </w:t>
+      </w:r>
+      <w:proofErr w:type="spellStart"/>
+      <w:proofErr w:type="gramStart"/>
+      <w:r>
+        <w:rPr>
+          <w:b/>
+          <w:bCs/>
+          <w:color w:val="4472C4" w:themeColor="accent1"/>
+        </w:rPr>
+        <w:t>a.actor</w:t>
+      </w:r>
+      <w:proofErr w:type="gramEnd"/>
+      <w:r>
+        <w:rPr>
+          <w:b/>
+          <w:bCs/>
+          <w:color w:val="4472C4" w:themeColor="accent1"/>
+        </w:rPr>
+        <w:t>_id</w:t>
+      </w:r>
+      <w:proofErr w:type="spellEnd"/>
+      <w:r>
+        <w:rPr>
+          <w:b/>
+          <w:bCs/>
+          <w:color w:val="4472C4" w:themeColor="accent1"/>
+        </w:rPr>
+        <w:t xml:space="preserve"> AND </w:t>
+      </w:r>
+      <w:proofErr w:type="spellStart"/>
+      <w:proofErr w:type="gramStart"/>
+      <w:r>
+        <w:rPr>
+          <w:b/>
+          <w:bCs/>
+          <w:color w:val="4472C4" w:themeColor="accent1"/>
+        </w:rPr>
+        <w:t>f.rating</w:t>
+      </w:r>
+      <w:proofErr w:type="spellEnd"/>
+      <w:proofErr w:type="gramEnd"/>
+      <w:r>
+        <w:rPr>
+          <w:b/>
+          <w:bCs/>
+          <w:color w:val="4472C4" w:themeColor="accent1"/>
+        </w:rPr>
+        <w:t xml:space="preserve"> = 'NC-17') THEN 'Y' ELSE 'N' END AS nc17_actor</w:t>
+      </w:r>
+    </w:p>
+    <w:p>
+      <w:pPr>
+        <w:rPr>
+          <w:b/>
+          <w:bCs/>
+          <w:color w:val="4472C4" w:themeColor="accent1"/>
+        </w:rPr>
+      </w:pPr>
+      <w:r>
+        <w:rPr>
+          <w:b/>
+          <w:bCs/>
+          <w:color w:val="4472C4" w:themeColor="accent1"/>
+        </w:rPr>
+        <w:t>FROM actor a</w:t>
+      </w:r>
+    </w:p>
+    <w:p>
+      <w:pPr>
+        <w:rPr>
+          <w:b/>
+          <w:bCs/>
+          <w:color w:val="4472C4" w:themeColor="accent1"/>
+        </w:rPr>
+      </w:pPr>
+      <w:r>
+        <w:rPr>
+          <w:b/>
+          <w:bCs/>
+          <w:color w:val="4472C4" w:themeColor="accent1"/>
+        </w:rPr>
+        <w:t xml:space="preserve">WHERE </w:t>
+      </w:r>
+      <w:proofErr w:type="spellStart"/>
+      <w:proofErr w:type="gramStart"/>
+      <w:r>
+        <w:rPr>
+          <w:b/>
+          <w:bCs/>
+          <w:color w:val="4472C4" w:themeColor="accent1"/>
+        </w:rPr>
+        <w:t>a.last</w:t>
+      </w:r>
+      <w:proofErr w:type="gramEnd"/>
+      <w:r>
+        <w:rPr>
+          <w:b/>
+          <w:bCs/>
+          <w:color w:val="4472C4" w:themeColor="accent1"/>
+        </w:rPr>
+        <w:t>_name</w:t>
+      </w:r>
+      <w:proofErr w:type="spellEnd"/>
+      <w:r>
+        <w:rPr>
+          <w:b/>
+          <w:bCs/>
+          <w:color w:val="4472C4" w:themeColor="accent1"/>
+        </w:rPr>
+        <w:t xml:space="preserve"> LIKE 'S%' OR </w:t>
+      </w:r>
+      <w:proofErr w:type="spellStart"/>
+      <w:proofErr w:type="gramStart"/>
+      <w:r>
+        <w:rPr>
+          <w:b/>
+          <w:bCs/>
+          <w:color w:val="4472C4" w:themeColor="accent1"/>
+        </w:rPr>
+        <w:t>a.first</w:t>
+      </w:r>
+      <w:proofErr w:type="gramEnd"/>
+      <w:r>
+        <w:rPr>
+          <w:b/>
+          <w:bCs/>
+          <w:color w:val="4472C4" w:themeColor="accent1"/>
+        </w:rPr>
+        <w:t>_name</w:t>
+      </w:r>
+      <w:proofErr w:type="spellEnd"/>
+      <w:r>
+        <w:rPr>
+          <w:b/>
+          <w:bCs/>
+          <w:color w:val="4472C4" w:themeColor="accent1"/>
+        </w:rPr>
+        <w:t xml:space="preserve"> LIKE 'S%';</w:t>
+      </w:r>
+    </w:p>
+    <w:p>
+      <w:pPr>
+        <w:rPr>
+          <w:b/>
+          <w:bCs/>
+          <w:color w:val="4472C4" w:themeColor="accent1"/>
+        </w:rPr>
+      </w:pPr>
+    </w:p>
+    <w:p>
+      <w:pPr>
+        <w:rPr>
+          <w:color w:val="000000" w:themeColor="text1"/>
+          <w:sz w:val="22"/>
+          <w:szCs w:val="22"/>
+        </w:rPr>
+      </w:pPr>
+    </w:p>
+    <w:p>
+      <w:pPr>
         <w:rPr>
           <w:b/>
           <w:bCs/>
           <w:color w:val="000000" w:themeColor="text1"/>
           <w:u w:val="single"/>
         </w:rPr>
-        <w:t>Natural Join:</w:t>
-      </w:r>
-    </w:p>
-    <w:p>
-      <w:pPr>
-        <w:rPr>
-          <w:color w:val="000000" w:themeColor="text1"/>
-          <w:sz w:val="22"/>
-          <w:szCs w:val="22"/>
-        </w:rPr>
-      </w:pPr>
-      <w:r>
-        <w:rPr>
-          <w:color w:val="000000" w:themeColor="text1"/>
-          <w:sz w:val="22"/>
-          <w:szCs w:val="22"/>
-        </w:rPr>
-        <w:t>A NATURAL JOIN automatically joins two tables using all columns that have the same name in both tables.</w:t>
-      </w:r>
-      <w:r>
-        <w:rPr>
-          <w:color w:val="000000" w:themeColor="text1"/>
-          <w:sz w:val="22"/>
-          <w:szCs w:val="22"/>
-        </w:rPr>
-        <w:t xml:space="preserve"> In real world its avoided since it can behave un-expectedly.</w:t>
-      </w:r>
-    </w:p>
-    <w:p>
-      <w:pPr>
-        <w:rPr>
-          <w:color w:val="000000" w:themeColor="text1"/>
-          <w:sz w:val="22"/>
-          <w:szCs w:val="22"/>
-        </w:rPr>
-      </w:pPr>
-      <w:r>
-        <w:rPr>
-          <w:color w:val="000000" w:themeColor="text1"/>
-          <w:sz w:val="22"/>
-          <w:szCs w:val="22"/>
-        </w:rPr>
-        <w:t>NATURAL JOIN can be dangerous because:</w:t>
-      </w:r>
-    </w:p>
-    <w:p>
-      <w:pPr>
-        <w:rPr>
-          <w:color w:val="000000" w:themeColor="text1"/>
-          <w:sz w:val="22"/>
-          <w:szCs w:val="22"/>
-        </w:rPr>
-      </w:pPr>
-      <w:r>
-        <w:rPr>
-          <w:color w:val="000000" w:themeColor="text1"/>
-          <w:sz w:val="22"/>
-          <w:szCs w:val="22"/>
+      </w:pPr>
+      <w:r>
+        <w:rPr>
+          <w:b/>
+          <w:bCs/>
+          <w:color w:val="000000" w:themeColor="text1"/>
+          <w:u w:val="single"/>
+        </w:rPr>
+        <w:t>Conditional Updates</w:t>
+      </w:r>
+      <w:r>
+        <w:rPr>
+          <w:b/>
+          <w:bCs/>
+          <w:color w:val="000000" w:themeColor="text1"/>
+          <w:u w:val="single"/>
+        </w:rPr>
+        <w:t>:</w:t>
+      </w:r>
+    </w:p>
+    <w:p>
+      <w:pPr>
+        <w:rPr>
+          <w:color w:val="000000" w:themeColor="text1"/>
+          <w:sz w:val="22"/>
+          <w:szCs w:val="22"/>
+        </w:rPr>
+      </w:pPr>
+      <w:r>
+        <w:rPr>
+          <w:color w:val="000000" w:themeColor="text1"/>
+          <w:sz w:val="22"/>
+          <w:szCs w:val="22"/>
+        </w:rPr>
+        <w:t xml:space="preserve">Conditional updates in SQL allow you to change column values based on logic rather than assigning a fixed value to every row, typically using a CASE expression inside an UPDATE statement. In the example, the goal is to deactivate customers who haven’t rented a film in the last 90 days by setting active to 0 or keeping it as 1. This is achieved by using a correlated subquery, which calculates, for each customer individually, how many days have passed since their most recent rental using </w:t>
+      </w:r>
+      <w:proofErr w:type="gramStart"/>
+      <w:r>
+        <w:rPr>
+          <w:color w:val="000000" w:themeColor="text1"/>
+          <w:sz w:val="22"/>
+          <w:szCs w:val="22"/>
+        </w:rPr>
+        <w:t>MAX(</w:t>
+      </w:r>
+      <w:proofErr w:type="spellStart"/>
+      <w:proofErr w:type="gramEnd"/>
+      <w:r>
+        <w:rPr>
+          <w:color w:val="000000" w:themeColor="text1"/>
+          <w:sz w:val="22"/>
+          <w:szCs w:val="22"/>
+        </w:rPr>
+        <w:t>rental_date</w:t>
+      </w:r>
+      <w:proofErr w:type="spellEnd"/>
+      <w:r>
+        <w:rPr>
+          <w:color w:val="000000" w:themeColor="text1"/>
+          <w:sz w:val="22"/>
+          <w:szCs w:val="22"/>
+        </w:rPr>
+        <w:t>) and DATEDIFF(</w:t>
+      </w:r>
+      <w:proofErr w:type="gramStart"/>
+      <w:r>
+        <w:rPr>
+          <w:color w:val="000000" w:themeColor="text1"/>
+          <w:sz w:val="22"/>
+          <w:szCs w:val="22"/>
+        </w:rPr>
+        <w:t>NOW(</w:t>
+      </w:r>
+      <w:proofErr w:type="gramEnd"/>
+      <w:r>
+        <w:rPr>
+          <w:color w:val="000000" w:themeColor="text1"/>
+          <w:sz w:val="22"/>
+          <w:szCs w:val="22"/>
+        </w:rPr>
+        <w:t xml:space="preserve">), ...). Because the subquery references </w:t>
+      </w:r>
+      <w:proofErr w:type="spellStart"/>
+      <w:proofErr w:type="gramStart"/>
+      <w:r>
+        <w:rPr>
+          <w:color w:val="000000" w:themeColor="text1"/>
+          <w:sz w:val="22"/>
+          <w:szCs w:val="22"/>
+        </w:rPr>
+        <w:t>customer.customer</w:t>
+      </w:r>
+      <w:proofErr w:type="gramEnd"/>
+      <w:r>
+        <w:rPr>
+          <w:color w:val="000000" w:themeColor="text1"/>
+          <w:sz w:val="22"/>
+          <w:szCs w:val="22"/>
+        </w:rPr>
+        <w:t>_id</w:t>
+      </w:r>
+      <w:proofErr w:type="spellEnd"/>
+      <w:r>
+        <w:rPr>
+          <w:color w:val="000000" w:themeColor="text1"/>
+          <w:sz w:val="22"/>
+          <w:szCs w:val="22"/>
+        </w:rPr>
+        <w:t>, it runs once per customer row, making the result dynamic. The CASE then compares this computed number of days to 90: if it is 90 or more, the customer is marked inactive (0), otherwise they remain active (1), and the WHERE active = 1 clause ensures only currently active customers are evaluated and updated.</w:t>
+      </w:r>
+    </w:p>
+    <w:p>
+      <w:pPr>
+        <w:rPr>
+          <w:b/>
+          <w:bCs/>
+          <w:color w:val="4472C4" w:themeColor="accent1"/>
+        </w:rPr>
+      </w:pPr>
+      <w:r>
+        <w:rPr>
+          <w:b/>
+          <w:bCs/>
+          <w:color w:val="4472C4" w:themeColor="accent1"/>
+        </w:rPr>
+        <w:t xml:space="preserve">UPDATE customer SET active =   </w:t>
+      </w:r>
+    </w:p>
+    <w:p>
+      <w:pPr>
+        <w:rPr>
+          <w:b/>
+          <w:bCs/>
+          <w:color w:val="4472C4" w:themeColor="accent1"/>
+        </w:rPr>
+      </w:pPr>
+      <w:r>
+        <w:rPr>
+          <w:b/>
+          <w:bCs/>
+          <w:color w:val="4472C4" w:themeColor="accent1"/>
+        </w:rPr>
+        <w:t xml:space="preserve">CASE     </w:t>
+      </w:r>
+    </w:p>
+    <w:p>
+      <w:pPr>
+        <w:rPr>
+          <w:b/>
+          <w:bCs/>
+          <w:color w:val="4472C4" w:themeColor="accent1"/>
+        </w:rPr>
+      </w:pPr>
+      <w:r>
+        <w:rPr>
+          <w:b/>
+          <w:bCs/>
+          <w:color w:val="4472C4" w:themeColor="accent1"/>
+        </w:rPr>
+        <w:t xml:space="preserve">WHEN 90 &lt;= (SELECT </w:t>
+      </w:r>
+      <w:proofErr w:type="spellStart"/>
+      <w:r>
+        <w:rPr>
+          <w:b/>
+          <w:bCs/>
+          <w:color w:val="4472C4" w:themeColor="accent1"/>
+        </w:rPr>
+        <w:t>datediff</w:t>
+      </w:r>
+      <w:proofErr w:type="spellEnd"/>
+      <w:r>
+        <w:rPr>
+          <w:b/>
+          <w:bCs/>
+          <w:color w:val="4472C4" w:themeColor="accent1"/>
+        </w:rPr>
+        <w:t>(</w:t>
+      </w:r>
+      <w:proofErr w:type="gramStart"/>
+      <w:r>
+        <w:rPr>
+          <w:b/>
+          <w:bCs/>
+          <w:color w:val="4472C4" w:themeColor="accent1"/>
+        </w:rPr>
+        <w:t>now(</w:t>
+      </w:r>
+      <w:proofErr w:type="gramEnd"/>
+      <w:r>
+        <w:rPr>
+          <w:b/>
+          <w:bCs/>
+          <w:color w:val="4472C4" w:themeColor="accent1"/>
+        </w:rPr>
+        <w:t>), max(</w:t>
+      </w:r>
+      <w:proofErr w:type="spellStart"/>
+      <w:r>
+        <w:rPr>
+          <w:b/>
+          <w:bCs/>
+          <w:color w:val="4472C4" w:themeColor="accent1"/>
+        </w:rPr>
+        <w:t>rental_date</w:t>
+      </w:r>
+      <w:proofErr w:type="spellEnd"/>
+      <w:r>
+        <w:rPr>
+          <w:b/>
+          <w:bCs/>
+          <w:color w:val="4472C4" w:themeColor="accent1"/>
+        </w:rPr>
+        <w:t xml:space="preserve">))                 </w:t>
+      </w:r>
+    </w:p>
+    <w:p>
+      <w:pPr>
+        <w:rPr>
+          <w:b/>
+          <w:bCs/>
+          <w:color w:val="4472C4" w:themeColor="accent1"/>
+        </w:rPr>
+      </w:pPr>
+      <w:r>
+        <w:rPr>
+          <w:b/>
+          <w:bCs/>
+          <w:color w:val="4472C4" w:themeColor="accent1"/>
+        </w:rPr>
+        <w:t xml:space="preserve">FROM rental r                 </w:t>
+      </w:r>
+    </w:p>
+    <w:p>
+      <w:pPr>
+        <w:rPr>
+          <w:b/>
+          <w:bCs/>
+          <w:color w:val="4472C4" w:themeColor="accent1"/>
+        </w:rPr>
+      </w:pPr>
+      <w:r>
+        <w:rPr>
+          <w:b/>
+          <w:bCs/>
+          <w:color w:val="4472C4" w:themeColor="accent1"/>
+        </w:rPr>
+        <w:t xml:space="preserve">WHERE </w:t>
+      </w:r>
+      <w:proofErr w:type="spellStart"/>
+      <w:proofErr w:type="gramStart"/>
+      <w:r>
+        <w:rPr>
+          <w:b/>
+          <w:bCs/>
+          <w:color w:val="4472C4" w:themeColor="accent1"/>
+        </w:rPr>
+        <w:t>r.customer</w:t>
+      </w:r>
+      <w:proofErr w:type="gramEnd"/>
+      <w:r>
+        <w:rPr>
+          <w:b/>
+          <w:bCs/>
+          <w:color w:val="4472C4" w:themeColor="accent1"/>
+        </w:rPr>
+        <w:t>_id</w:t>
+      </w:r>
+      <w:proofErr w:type="spellEnd"/>
+      <w:r>
+        <w:rPr>
+          <w:b/>
+          <w:bCs/>
+          <w:color w:val="4472C4" w:themeColor="accent1"/>
+        </w:rPr>
+        <w:t xml:space="preserve"> = </w:t>
+      </w:r>
+      <w:proofErr w:type="spellStart"/>
+      <w:proofErr w:type="gramStart"/>
+      <w:r>
+        <w:rPr>
+          <w:b/>
+          <w:bCs/>
+          <w:color w:val="4472C4" w:themeColor="accent1"/>
+        </w:rPr>
+        <w:t>customer.customer</w:t>
+      </w:r>
+      <w:proofErr w:type="gramEnd"/>
+      <w:r>
+        <w:rPr>
+          <w:b/>
+          <w:bCs/>
+          <w:color w:val="4472C4" w:themeColor="accent1"/>
+        </w:rPr>
+        <w:t>_id</w:t>
+      </w:r>
+      <w:proofErr w:type="spellEnd"/>
+      <w:r>
+        <w:rPr>
+          <w:b/>
+          <w:bCs/>
+          <w:color w:val="4472C4" w:themeColor="accent1"/>
+        </w:rPr>
+        <w:t xml:space="preserve">)       </w:t>
+      </w:r>
+    </w:p>
+    <w:p>
+      <w:pPr>
+        <w:rPr>
+          <w:b/>
+          <w:bCs/>
+          <w:color w:val="4472C4" w:themeColor="accent1"/>
+        </w:rPr>
+      </w:pPr>
+      <w:r>
+        <w:rPr>
+          <w:b/>
+          <w:bCs/>
+          <w:color w:val="4472C4" w:themeColor="accent1"/>
+        </w:rPr>
+        <w:t xml:space="preserve">THEN 0     </w:t>
+      </w:r>
+    </w:p>
+    <w:p>
+      <w:pPr>
+        <w:rPr>
+          <w:b/>
+          <w:bCs/>
+          <w:color w:val="4472C4" w:themeColor="accent1"/>
+        </w:rPr>
+      </w:pPr>
+      <w:r>
+        <w:rPr>
+          <w:b/>
+          <w:bCs/>
+          <w:color w:val="4472C4" w:themeColor="accent1"/>
+        </w:rPr>
+        <w:t xml:space="preserve">ELSE 1   </w:t>
+      </w:r>
+    </w:p>
+    <w:p>
+      <w:pPr>
+        <w:rPr>
+          <w:b/>
+          <w:bCs/>
+          <w:color w:val="4472C4" w:themeColor="accent1"/>
+        </w:rPr>
+      </w:pPr>
+      <w:r>
+        <w:rPr>
+          <w:b/>
+          <w:bCs/>
+          <w:color w:val="4472C4" w:themeColor="accent1"/>
+        </w:rPr>
+        <w:t xml:space="preserve">END </w:t>
+      </w:r>
+    </w:p>
+    <w:p>
+      <w:pPr>
+        <w:rPr>
+          <w:color w:val="000000" w:themeColor="text1"/>
+          <w:sz w:val="22"/>
+          <w:szCs w:val="22"/>
+        </w:rPr>
+      </w:pPr>
+      <w:r>
+        <w:rPr>
+          <w:b/>
+          <w:bCs/>
+          <w:color w:val="4472C4" w:themeColor="accent1"/>
+        </w:rPr>
+        <w:t>WHERE active = 1;</w:t>
+      </w:r>
+    </w:p>
+    <w:p>
+      <w:pPr>
+        <w:rPr>
+          <w:color w:val="000000" w:themeColor="text1"/>
+          <w:sz w:val="22"/>
+          <w:szCs w:val="22"/>
+        </w:rPr>
+      </w:pPr>
+    </w:p>
+    <w:p>
+      <w:pPr>
+        <w:rPr>
+          <w:color w:val="000000" w:themeColor="text1"/>
+          <w:sz w:val="22"/>
+          <w:szCs w:val="22"/>
+        </w:rPr>
+      </w:pPr>
+    </w:p>
+    <w:p>
+      <w:pPr>
+        <w:rPr>
+          <w:color w:val="000000" w:themeColor="text1"/>
+          <w:sz w:val="22"/>
+          <w:szCs w:val="22"/>
+        </w:rPr>
+      </w:pPr>
+    </w:p>
+    <w:p>
+      <w:pPr>
+        <w:rPr>
+          <w:b/>
+          <w:bCs/>
+          <w:color w:val="000000" w:themeColor="text1"/>
+          <w:u w:val="single"/>
+        </w:rPr>
+      </w:pPr>
+      <w:r>
+        <w:rPr>
+          <w:b/>
+          <w:bCs/>
+          <w:color w:val="000000" w:themeColor="text1"/>
+          <w:u w:val="single"/>
         </w:rPr>
         <w:lastRenderedPageBreak/>
-        <w:t>It silently depends on column names.</w:t>
-      </w:r>
-    </w:p>
-    <w:p>
-      <w:pPr>
-        <w:rPr>
-          <w:color w:val="000000" w:themeColor="text1"/>
-          <w:sz w:val="22"/>
-          <w:szCs w:val="22"/>
-        </w:rPr>
-      </w:pPr>
-    </w:p>
-    <w:p>
-      <w:pPr>
-        <w:rPr>
-          <w:color w:val="000000" w:themeColor="text1"/>
-          <w:sz w:val="22"/>
-          <w:szCs w:val="22"/>
-        </w:rPr>
-      </w:pPr>
-    </w:p>
-    <w:p>
-      <w:pPr>
-        <w:rPr>
-          <w:color w:val="000000" w:themeColor="text1"/>
-          <w:sz w:val="22"/>
-          <w:szCs w:val="22"/>
-        </w:rPr>
-      </w:pPr>
-    </w:p>
-    <w:p>
-      <w:pPr>
-        <w:rPr>
-          <w:color w:val="000000" w:themeColor="text1"/>
-          <w:sz w:val="22"/>
-          <w:szCs w:val="22"/>
-        </w:rPr>
-      </w:pPr>
-    </w:p>
-    <w:p>
-      <w:pPr>
-        <w:rPr>
-          <w:color w:val="000000" w:themeColor="text1"/>
-          <w:sz w:val="22"/>
-          <w:szCs w:val="22"/>
-        </w:rPr>
-      </w:pPr>
-    </w:p>
-    <w:p>
-      <w:pPr>
-        <w:rPr>
-          <w:color w:val="000000" w:themeColor="text1"/>
-          <w:sz w:val="22"/>
-          <w:szCs w:val="22"/>
-        </w:rPr>
-      </w:pPr>
-    </w:p>
-    <w:p>
-      <w:pPr>
-        <w:rPr>
-          <w:color w:val="000000" w:themeColor="text1"/>
-          <w:sz w:val="22"/>
-          <w:szCs w:val="22"/>
-        </w:rPr>
-      </w:pPr>
-    </w:p>
-    <w:p>
-      <w:pPr>
-        <w:rPr>
-          <w:color w:val="000000" w:themeColor="text1"/>
-          <w:sz w:val="22"/>
-          <w:szCs w:val="22"/>
-        </w:rPr>
-      </w:pPr>
+        <w:t>Handling Null Values</w:t>
+      </w:r>
+      <w:r>
+        <w:rPr>
+          <w:b/>
+          <w:bCs/>
+          <w:color w:val="000000" w:themeColor="text1"/>
+          <w:u w:val="single"/>
+        </w:rPr>
+        <w:t>:</w:t>
+      </w:r>
+    </w:p>
+    <w:p>
+      <w:pPr>
+        <w:rPr>
+          <w:color w:val="000000" w:themeColor="text1"/>
+          <w:sz w:val="22"/>
+          <w:szCs w:val="22"/>
+        </w:rPr>
+      </w:pPr>
+      <w:r>
+        <w:rPr>
+          <w:color w:val="000000" w:themeColor="text1"/>
+          <w:sz w:val="22"/>
+          <w:szCs w:val="22"/>
+        </w:rPr>
+        <w:t>Handling null values in SQL is necessary because NULL represents unknown or missing data, and it behaves differently from normal values in expressions and output. In display contexts, nulls can be confusing or undesirable, so CASE expressions are often used to replace them with meaningful defaults like 'Unknown', as shown in the joins between customer, address, city, and country, where missing related data is substituted for readability using LEFT JOIN and CASE WHEN column IS NULL THEN .... In calculations, however, NULL is even more critical because it propagates through expressions and typically causes the entire result to become NULL, as demonstrated by arithmetic involving NULL. To prevent this, CASE (or similar logic) can convert NULL into numeric defaults like 0 or 1, ensuring calculations still produce valid results instead of collapsing into NULL, which makes conditional handling essential for both reporting and computation accuracy.</w:t>
+      </w:r>
+    </w:p>
+    <w:p>
+      <w:pPr>
+        <w:rPr>
+          <w:color w:val="000000" w:themeColor="text1"/>
+          <w:sz w:val="22"/>
+          <w:szCs w:val="22"/>
+        </w:rPr>
+      </w:pPr>
+    </w:p>
+    <w:p>
+      <w:pPr>
+        <w:rPr>
+          <w:color w:val="000000" w:themeColor="text1"/>
+          <w:sz w:val="22"/>
+          <w:szCs w:val="22"/>
+        </w:rPr>
+      </w:pPr>
+      <w:r>
+        <w:rPr>
+          <w:b/>
+          <w:bCs/>
+          <w:color w:val="000000" w:themeColor="text1"/>
+          <w:sz w:val="22"/>
+          <w:szCs w:val="22"/>
+        </w:rPr>
+        <w:t xml:space="preserve">Searched case Vs Simple Case: </w:t>
+      </w:r>
+    </w:p>
+    <w:p>
+      <w:pPr>
+        <w:rPr>
+          <w:color w:val="000000" w:themeColor="text1"/>
+          <w:sz w:val="22"/>
+          <w:szCs w:val="22"/>
+        </w:rPr>
+      </w:pPr>
+      <w:r>
+        <w:rPr>
+          <w:color w:val="000000" w:themeColor="text1"/>
+          <w:sz w:val="22"/>
+          <w:szCs w:val="22"/>
+        </w:rPr>
+        <w:t>A simple CASE is used when you are comparing one expression against a fixed set of values, functioning like a switch statement where SQL checks equality only—for example, CASE name WHEN 'English' THEN 'latin1' WHEN 'Japanese' THEN 'utf8' END is best when mapping specific known values to outputs. In contrast, a searched CASE is used when you need flexible conditional logic, where each WHEN contains a full condition such as IN, LIKE, ranges, or combined expressions—for example, CASE WHEN name IN ('</w:t>
+      </w:r>
+      <w:proofErr w:type="spellStart"/>
+      <w:r>
+        <w:rPr>
+          <w:color w:val="000000" w:themeColor="text1"/>
+          <w:sz w:val="22"/>
+          <w:szCs w:val="22"/>
+        </w:rPr>
+        <w:t>English','French</w:t>
+      </w:r>
+      <w:proofErr w:type="spellEnd"/>
+      <w:r>
+        <w:rPr>
+          <w:color w:val="000000" w:themeColor="text1"/>
+          <w:sz w:val="22"/>
+          <w:szCs w:val="22"/>
+        </w:rPr>
+        <w:t>') THEN 'latin1' WHEN name LIKE 'J%' THEN 'utf8' END. The key difference is that simple CASE is cleaner and more readable for direct value matching, while searched CASE is more powerful and widely used because it supports complex conditions and real-world logic; in practice, simple CASE is used for straightforward mappings, whereas searched CASE is used whenever decision-making goes beyond direct equality comparisons.</w:t>
+      </w:r>
     </w:p>
     <w:p>
       <w:pPr>

--- a/Book notes.docx
+++ b/Book notes.docx
@@ -27659,8 +27659,1163 @@
     </w:p>
     <w:p>
       <w:pPr>
-        <w:rPr>
-          <w:color w:val="000000" w:themeColor="text1"/>
+        <w:jc w:val="center"/>
+        <w:rPr>
+          <w:b/>
+          <w:bCs/>
+          <w:color w:val="EE0000"/>
+          <w:sz w:val="32"/>
+          <w:szCs w:val="32"/>
+          <w:u w:val="single"/>
+        </w:rPr>
+      </w:pPr>
+      <w:r>
+        <w:rPr>
+          <w:b/>
+          <w:bCs/>
+          <w:color w:val="EE0000"/>
+          <w:sz w:val="32"/>
+          <w:szCs w:val="32"/>
+          <w:u w:val="single"/>
+        </w:rPr>
+        <w:lastRenderedPageBreak/>
+        <w:t>Chapter 15. Metadata</w:t>
+      </w:r>
+    </w:p>
+    <w:p>
+      <w:pPr>
+        <w:rPr>
+          <w:b/>
+          <w:bCs/>
+          <w:color w:val="000000" w:themeColor="text1"/>
+          <w:u w:val="single"/>
+        </w:rPr>
+      </w:pPr>
+      <w:r>
+        <w:rPr>
+          <w:b/>
+          <w:bCs/>
+          <w:color w:val="000000" w:themeColor="text1"/>
+          <w:u w:val="single"/>
+        </w:rPr>
+        <w:t>What is Metadata:</w:t>
+      </w:r>
+    </w:p>
+    <w:p>
+      <w:pPr>
+        <w:rPr>
+          <w:color w:val="000000" w:themeColor="text1"/>
+          <w:sz w:val="22"/>
+          <w:szCs w:val="22"/>
+        </w:rPr>
+      </w:pPr>
+      <w:r>
+        <w:rPr>
+          <w:color w:val="000000" w:themeColor="text1"/>
+          <w:sz w:val="22"/>
+          <w:szCs w:val="22"/>
+        </w:rPr>
+        <w:t>Metadata is essentially data about data.</w:t>
+      </w:r>
+      <w:r>
+        <w:rPr>
+          <w:color w:val="000000" w:themeColor="text1"/>
+          <w:sz w:val="22"/>
+          <w:szCs w:val="22"/>
+        </w:rPr>
+        <w:t xml:space="preserve"> </w:t>
+      </w:r>
+      <w:r>
+        <w:rPr>
+          <w:color w:val="000000" w:themeColor="text1"/>
+          <w:sz w:val="22"/>
+          <w:szCs w:val="22"/>
+        </w:rPr>
+        <w:t xml:space="preserve">Metadata we are familiar with so far: </w:t>
+      </w:r>
+    </w:p>
+    <w:p>
+      <w:pPr>
+        <w:rPr>
+          <w:b/>
+          <w:bCs/>
+          <w:color w:val="000000" w:themeColor="text1"/>
+          <w:sz w:val="22"/>
+          <w:szCs w:val="22"/>
+        </w:rPr>
+      </w:pPr>
+      <w:r>
+        <w:rPr>
+          <w:b/>
+          <w:bCs/>
+          <w:color w:val="000000" w:themeColor="text1"/>
+          <w:sz w:val="22"/>
+          <w:szCs w:val="22"/>
+        </w:rPr>
+        <w:t>Table name</w:t>
+      </w:r>
+      <w:r>
+        <w:rPr>
+          <w:b/>
+          <w:bCs/>
+          <w:color w:val="000000" w:themeColor="text1"/>
+          <w:sz w:val="22"/>
+          <w:szCs w:val="22"/>
+        </w:rPr>
+        <w:t>,</w:t>
+      </w:r>
+      <w:r>
+        <w:rPr>
+          <w:b/>
+          <w:bCs/>
+          <w:color w:val="000000" w:themeColor="text1"/>
+          <w:sz w:val="22"/>
+          <w:szCs w:val="22"/>
+        </w:rPr>
+        <w:t xml:space="preserve"> Table storage information (tablespace, initial size, etc.)</w:t>
+      </w:r>
+      <w:r>
+        <w:rPr>
+          <w:b/>
+          <w:bCs/>
+          <w:color w:val="000000" w:themeColor="text1"/>
+          <w:sz w:val="22"/>
+          <w:szCs w:val="22"/>
+        </w:rPr>
+        <w:t>,</w:t>
+      </w:r>
+      <w:r>
+        <w:rPr>
+          <w:b/>
+          <w:bCs/>
+          <w:color w:val="000000" w:themeColor="text1"/>
+          <w:sz w:val="22"/>
+          <w:szCs w:val="22"/>
+        </w:rPr>
+        <w:t xml:space="preserve"> Storage engine</w:t>
+      </w:r>
+      <w:r>
+        <w:rPr>
+          <w:b/>
+          <w:bCs/>
+          <w:color w:val="000000" w:themeColor="text1"/>
+          <w:sz w:val="22"/>
+          <w:szCs w:val="22"/>
+        </w:rPr>
+        <w:t>,</w:t>
+      </w:r>
+      <w:r>
+        <w:rPr>
+          <w:b/>
+          <w:bCs/>
+          <w:color w:val="000000" w:themeColor="text1"/>
+          <w:sz w:val="22"/>
+          <w:szCs w:val="22"/>
+        </w:rPr>
+        <w:t xml:space="preserve"> Column names</w:t>
+      </w:r>
+      <w:r>
+        <w:rPr>
+          <w:b/>
+          <w:bCs/>
+          <w:color w:val="000000" w:themeColor="text1"/>
+          <w:sz w:val="22"/>
+          <w:szCs w:val="22"/>
+        </w:rPr>
+        <w:t xml:space="preserve">, </w:t>
+      </w:r>
+      <w:r>
+        <w:rPr>
+          <w:b/>
+          <w:bCs/>
+          <w:color w:val="000000" w:themeColor="text1"/>
+          <w:sz w:val="22"/>
+          <w:szCs w:val="22"/>
+        </w:rPr>
+        <w:t>Column data types</w:t>
+      </w:r>
+      <w:r>
+        <w:rPr>
+          <w:b/>
+          <w:bCs/>
+          <w:color w:val="000000" w:themeColor="text1"/>
+          <w:sz w:val="22"/>
+          <w:szCs w:val="22"/>
+        </w:rPr>
+        <w:t>,</w:t>
+      </w:r>
+      <w:r>
+        <w:rPr>
+          <w:b/>
+          <w:bCs/>
+          <w:color w:val="000000" w:themeColor="text1"/>
+          <w:sz w:val="22"/>
+          <w:szCs w:val="22"/>
+        </w:rPr>
+        <w:t xml:space="preserve"> Default column</w:t>
+      </w:r>
+      <w:r>
+        <w:rPr>
+          <w:b/>
+          <w:bCs/>
+          <w:color w:val="000000" w:themeColor="text1"/>
+          <w:sz w:val="22"/>
+          <w:szCs w:val="22"/>
+        </w:rPr>
+        <w:t>,</w:t>
+      </w:r>
+      <w:r>
+        <w:rPr>
+          <w:b/>
+          <w:bCs/>
+          <w:color w:val="000000" w:themeColor="text1"/>
+          <w:sz w:val="22"/>
+          <w:szCs w:val="22"/>
+        </w:rPr>
+        <w:t xml:space="preserve"> values not null</w:t>
+      </w:r>
+      <w:r>
+        <w:rPr>
+          <w:b/>
+          <w:bCs/>
+          <w:color w:val="000000" w:themeColor="text1"/>
+          <w:sz w:val="22"/>
+          <w:szCs w:val="22"/>
+        </w:rPr>
+        <w:t>,</w:t>
+      </w:r>
+      <w:r>
+        <w:rPr>
+          <w:b/>
+          <w:bCs/>
+          <w:color w:val="000000" w:themeColor="text1"/>
+          <w:sz w:val="22"/>
+          <w:szCs w:val="22"/>
+        </w:rPr>
+        <w:t xml:space="preserve"> column constraints</w:t>
+      </w:r>
+      <w:r>
+        <w:rPr>
+          <w:b/>
+          <w:bCs/>
+          <w:color w:val="000000" w:themeColor="text1"/>
+          <w:sz w:val="22"/>
+          <w:szCs w:val="22"/>
+        </w:rPr>
+        <w:t>,</w:t>
+      </w:r>
+      <w:r>
+        <w:rPr>
+          <w:b/>
+          <w:bCs/>
+          <w:color w:val="000000" w:themeColor="text1"/>
+          <w:sz w:val="22"/>
+          <w:szCs w:val="22"/>
+        </w:rPr>
+        <w:t xml:space="preserve"> Primary key columns</w:t>
+      </w:r>
+      <w:r>
+        <w:rPr>
+          <w:b/>
+          <w:bCs/>
+          <w:color w:val="000000" w:themeColor="text1"/>
+          <w:sz w:val="22"/>
+          <w:szCs w:val="22"/>
+        </w:rPr>
+        <w:t>,</w:t>
+      </w:r>
+      <w:r>
+        <w:rPr>
+          <w:b/>
+          <w:bCs/>
+          <w:color w:val="000000" w:themeColor="text1"/>
+          <w:sz w:val="22"/>
+          <w:szCs w:val="22"/>
+        </w:rPr>
+        <w:t xml:space="preserve"> Primary key name</w:t>
+      </w:r>
+      <w:r>
+        <w:rPr>
+          <w:b/>
+          <w:bCs/>
+          <w:color w:val="000000" w:themeColor="text1"/>
+          <w:sz w:val="22"/>
+          <w:szCs w:val="22"/>
+        </w:rPr>
+        <w:t>,</w:t>
+      </w:r>
+      <w:r>
+        <w:rPr>
+          <w:b/>
+          <w:bCs/>
+          <w:color w:val="000000" w:themeColor="text1"/>
+          <w:sz w:val="22"/>
+          <w:szCs w:val="22"/>
+        </w:rPr>
+        <w:t xml:space="preserve"> Name of primary key</w:t>
+      </w:r>
+      <w:r>
+        <w:rPr>
+          <w:b/>
+          <w:bCs/>
+          <w:color w:val="000000" w:themeColor="text1"/>
+          <w:sz w:val="22"/>
+          <w:szCs w:val="22"/>
+        </w:rPr>
+        <w:t>,</w:t>
+      </w:r>
+      <w:r>
+        <w:rPr>
+          <w:b/>
+          <w:bCs/>
+          <w:color w:val="000000" w:themeColor="text1"/>
+          <w:sz w:val="22"/>
+          <w:szCs w:val="22"/>
+        </w:rPr>
+        <w:t xml:space="preserve"> index</w:t>
+      </w:r>
+      <w:r>
+        <w:rPr>
+          <w:b/>
+          <w:bCs/>
+          <w:color w:val="000000" w:themeColor="text1"/>
+          <w:sz w:val="22"/>
+          <w:szCs w:val="22"/>
+        </w:rPr>
+        <w:t>,</w:t>
+      </w:r>
+      <w:r>
+        <w:rPr>
+          <w:b/>
+          <w:bCs/>
+          <w:color w:val="000000" w:themeColor="text1"/>
+          <w:sz w:val="22"/>
+          <w:szCs w:val="22"/>
+        </w:rPr>
+        <w:t xml:space="preserve"> Index </w:t>
+      </w:r>
+      <w:proofErr w:type="spellStart"/>
+      <w:r>
+        <w:rPr>
+          <w:b/>
+          <w:bCs/>
+          <w:color w:val="000000" w:themeColor="text1"/>
+          <w:sz w:val="22"/>
+          <w:szCs w:val="22"/>
+        </w:rPr>
+        <w:t>name</w:t>
+      </w:r>
+      <w:r>
+        <w:rPr>
+          <w:b/>
+          <w:bCs/>
+          <w:color w:val="000000" w:themeColor="text1"/>
+          <w:sz w:val="22"/>
+          <w:szCs w:val="22"/>
+        </w:rPr>
+        <w:t>,</w:t>
+      </w:r>
+      <w:r>
+        <w:rPr>
+          <w:b/>
+          <w:bCs/>
+          <w:color w:val="000000" w:themeColor="text1"/>
+          <w:sz w:val="22"/>
+          <w:szCs w:val="22"/>
+        </w:rPr>
+        <w:t>s</w:t>
+      </w:r>
+      <w:proofErr w:type="spellEnd"/>
+      <w:r>
+        <w:rPr>
+          <w:b/>
+          <w:bCs/>
+          <w:color w:val="000000" w:themeColor="text1"/>
+          <w:sz w:val="22"/>
+          <w:szCs w:val="22"/>
+        </w:rPr>
+        <w:t xml:space="preserve"> Index types (B-tree, bitmap)</w:t>
+      </w:r>
+      <w:r>
+        <w:rPr>
+          <w:b/>
+          <w:bCs/>
+          <w:color w:val="000000" w:themeColor="text1"/>
+          <w:sz w:val="22"/>
+          <w:szCs w:val="22"/>
+        </w:rPr>
+        <w:t>,</w:t>
+      </w:r>
+      <w:r>
+        <w:rPr>
+          <w:b/>
+          <w:bCs/>
+          <w:color w:val="000000" w:themeColor="text1"/>
+          <w:sz w:val="22"/>
+          <w:szCs w:val="22"/>
+        </w:rPr>
+        <w:t xml:space="preserve"> Indexed columns</w:t>
+      </w:r>
+      <w:r>
+        <w:rPr>
+          <w:b/>
+          <w:bCs/>
+          <w:color w:val="000000" w:themeColor="text1"/>
+          <w:sz w:val="22"/>
+          <w:szCs w:val="22"/>
+        </w:rPr>
+        <w:t>,</w:t>
+      </w:r>
+      <w:r>
+        <w:rPr>
+          <w:b/>
+          <w:bCs/>
+          <w:color w:val="000000" w:themeColor="text1"/>
+          <w:sz w:val="22"/>
+          <w:szCs w:val="22"/>
+        </w:rPr>
+        <w:t xml:space="preserve"> Index column sort order (ascending or descending)</w:t>
+      </w:r>
+      <w:r>
+        <w:rPr>
+          <w:b/>
+          <w:bCs/>
+          <w:color w:val="000000" w:themeColor="text1"/>
+          <w:sz w:val="22"/>
+          <w:szCs w:val="22"/>
+        </w:rPr>
+        <w:t>,</w:t>
+      </w:r>
+      <w:r>
+        <w:rPr>
+          <w:b/>
+          <w:bCs/>
+          <w:color w:val="000000" w:themeColor="text1"/>
+          <w:sz w:val="22"/>
+          <w:szCs w:val="22"/>
+        </w:rPr>
+        <w:t xml:space="preserve"> Index storage information</w:t>
+      </w:r>
+      <w:r>
+        <w:rPr>
+          <w:b/>
+          <w:bCs/>
+          <w:color w:val="000000" w:themeColor="text1"/>
+          <w:sz w:val="22"/>
+          <w:szCs w:val="22"/>
+        </w:rPr>
+        <w:t>,</w:t>
+      </w:r>
+      <w:r>
+        <w:rPr>
+          <w:b/>
+          <w:bCs/>
+          <w:color w:val="000000" w:themeColor="text1"/>
+          <w:sz w:val="22"/>
+          <w:szCs w:val="22"/>
+        </w:rPr>
+        <w:t xml:space="preserve"> Foreign key name</w:t>
+      </w:r>
+      <w:r>
+        <w:rPr>
+          <w:b/>
+          <w:bCs/>
+          <w:color w:val="000000" w:themeColor="text1"/>
+          <w:sz w:val="22"/>
+          <w:szCs w:val="22"/>
+        </w:rPr>
+        <w:t>,</w:t>
+      </w:r>
+      <w:r>
+        <w:rPr>
+          <w:b/>
+          <w:bCs/>
+          <w:color w:val="000000" w:themeColor="text1"/>
+          <w:sz w:val="22"/>
+          <w:szCs w:val="22"/>
+        </w:rPr>
+        <w:t xml:space="preserve"> Foreign key columns</w:t>
+      </w:r>
+      <w:r>
+        <w:rPr>
+          <w:b/>
+          <w:bCs/>
+          <w:color w:val="000000" w:themeColor="text1"/>
+          <w:sz w:val="22"/>
+          <w:szCs w:val="22"/>
+        </w:rPr>
+        <w:t>,</w:t>
+      </w:r>
+      <w:r>
+        <w:rPr>
+          <w:b/>
+          <w:bCs/>
+          <w:color w:val="000000" w:themeColor="text1"/>
+          <w:sz w:val="22"/>
+          <w:szCs w:val="22"/>
+        </w:rPr>
+        <w:t xml:space="preserve"> Associated table/columns for foreign keys</w:t>
+      </w:r>
+    </w:p>
+    <w:p>
+      <w:pPr>
+        <w:rPr>
+          <w:color w:val="000000" w:themeColor="text1"/>
+          <w:sz w:val="22"/>
+          <w:szCs w:val="22"/>
+        </w:rPr>
+      </w:pPr>
+      <w:r>
+        <w:rPr>
+          <w:color w:val="000000" w:themeColor="text1"/>
+          <w:sz w:val="22"/>
+          <w:szCs w:val="22"/>
+        </w:rPr>
+        <w:t>every database server uses a different mechanism to publish metadata</w:t>
+      </w:r>
+      <w:r>
+        <w:rPr>
+          <w:color w:val="000000" w:themeColor="text1"/>
+          <w:sz w:val="22"/>
+          <w:szCs w:val="22"/>
+        </w:rPr>
+        <w:t xml:space="preserve">. </w:t>
+      </w:r>
+    </w:p>
+    <w:p>
+      <w:pPr>
+        <w:rPr>
+          <w:color w:val="000000" w:themeColor="text1"/>
+          <w:sz w:val="22"/>
+          <w:szCs w:val="22"/>
+        </w:rPr>
+      </w:pPr>
+    </w:p>
+    <w:p>
+      <w:pPr>
+        <w:rPr>
+          <w:b/>
+          <w:bCs/>
+          <w:color w:val="000000" w:themeColor="text1"/>
+          <w:u w:val="single"/>
+        </w:rPr>
+      </w:pPr>
+      <w:proofErr w:type="spellStart"/>
+      <w:r>
+        <w:rPr>
+          <w:b/>
+          <w:bCs/>
+          <w:color w:val="000000" w:themeColor="text1"/>
+          <w:u w:val="single"/>
+        </w:rPr>
+        <w:t>information_schema</w:t>
+      </w:r>
+      <w:proofErr w:type="spellEnd"/>
+      <w:r>
+        <w:rPr>
+          <w:b/>
+          <w:bCs/>
+          <w:color w:val="000000" w:themeColor="text1"/>
+          <w:u w:val="single"/>
+        </w:rPr>
+        <w:t>:</w:t>
+      </w:r>
+    </w:p>
+    <w:p>
+      <w:pPr>
+        <w:rPr>
+          <w:color w:val="000000" w:themeColor="text1"/>
+          <w:sz w:val="22"/>
+          <w:szCs w:val="22"/>
+        </w:rPr>
+      </w:pPr>
+      <w:r>
+        <w:rPr>
+          <w:color w:val="000000" w:themeColor="text1"/>
+          <w:sz w:val="22"/>
+          <w:szCs w:val="22"/>
+        </w:rPr>
+        <w:t xml:space="preserve">All of the objects available within the </w:t>
+      </w:r>
+      <w:proofErr w:type="spellStart"/>
+      <w:r>
+        <w:rPr>
+          <w:color w:val="000000" w:themeColor="text1"/>
+          <w:sz w:val="22"/>
+          <w:szCs w:val="22"/>
+        </w:rPr>
+        <w:t>information_schema</w:t>
+      </w:r>
+      <w:proofErr w:type="spellEnd"/>
+      <w:r>
+        <w:rPr>
+          <w:color w:val="000000" w:themeColor="text1"/>
+          <w:sz w:val="22"/>
+          <w:szCs w:val="22"/>
+        </w:rPr>
+        <w:t xml:space="preserve"> database (or schema, in the case of SQL Server) are views. Unlike the describe utility</w:t>
+      </w:r>
+      <w:r>
+        <w:rPr>
+          <w:color w:val="000000" w:themeColor="text1"/>
+          <w:sz w:val="22"/>
+          <w:szCs w:val="22"/>
+        </w:rPr>
+        <w:t>.</w:t>
+      </w:r>
+    </w:p>
+    <w:p>
+      <w:pPr>
+        <w:rPr>
+          <w:b/>
+          <w:bCs/>
+          <w:color w:val="000000" w:themeColor="text1"/>
+          <w:u w:val="single"/>
+        </w:rPr>
+      </w:pPr>
+    </w:p>
+    <w:p>
+      <w:pPr>
+        <w:rPr>
+          <w:b/>
+          <w:bCs/>
+          <w:color w:val="4472C4" w:themeColor="accent1"/>
+        </w:rPr>
+      </w:pPr>
+      <w:r>
+        <w:rPr>
+          <w:b/>
+          <w:bCs/>
+          <w:color w:val="4472C4" w:themeColor="accent1"/>
+        </w:rPr>
+        <w:t xml:space="preserve">SELECT </w:t>
+      </w:r>
+      <w:proofErr w:type="spellStart"/>
+      <w:r>
+        <w:rPr>
+          <w:b/>
+          <w:bCs/>
+          <w:color w:val="4472C4" w:themeColor="accent1"/>
+        </w:rPr>
+        <w:t>table_name</w:t>
+      </w:r>
+      <w:proofErr w:type="spellEnd"/>
+      <w:r>
+        <w:rPr>
+          <w:b/>
+          <w:bCs/>
+          <w:color w:val="4472C4" w:themeColor="accent1"/>
+        </w:rPr>
+        <w:t xml:space="preserve">, </w:t>
+      </w:r>
+      <w:proofErr w:type="spellStart"/>
+      <w:r>
+        <w:rPr>
+          <w:b/>
+          <w:bCs/>
+          <w:color w:val="4472C4" w:themeColor="accent1"/>
+        </w:rPr>
+        <w:t>table_type</w:t>
+      </w:r>
+      <w:proofErr w:type="spellEnd"/>
+      <w:r>
+        <w:rPr>
+          <w:b/>
+          <w:bCs/>
+          <w:color w:val="4472C4" w:themeColor="accent1"/>
+        </w:rPr>
+        <w:t xml:space="preserve">      </w:t>
+      </w:r>
+    </w:p>
+    <w:p>
+      <w:pPr>
+        <w:rPr>
+          <w:b/>
+          <w:bCs/>
+          <w:color w:val="4472C4" w:themeColor="accent1"/>
+        </w:rPr>
+      </w:pPr>
+      <w:r>
+        <w:rPr>
+          <w:b/>
+          <w:bCs/>
+          <w:color w:val="4472C4" w:themeColor="accent1"/>
+        </w:rPr>
+        <w:t xml:space="preserve">FROM </w:t>
+      </w:r>
+      <w:proofErr w:type="spellStart"/>
+      <w:r>
+        <w:rPr>
+          <w:b/>
+          <w:bCs/>
+          <w:color w:val="4472C4" w:themeColor="accent1"/>
+        </w:rPr>
+        <w:t>information_</w:t>
+      </w:r>
+      <w:proofErr w:type="gramStart"/>
+      <w:r>
+        <w:rPr>
+          <w:b/>
+          <w:bCs/>
+          <w:color w:val="4472C4" w:themeColor="accent1"/>
+        </w:rPr>
+        <w:t>schema.tables</w:t>
+      </w:r>
+      <w:proofErr w:type="spellEnd"/>
+      <w:proofErr w:type="gramEnd"/>
+      <w:r>
+        <w:rPr>
+          <w:b/>
+          <w:bCs/>
+          <w:color w:val="4472C4" w:themeColor="accent1"/>
+        </w:rPr>
+        <w:t xml:space="preserve">     -</w:t>
+      </w:r>
+    </w:p>
+    <w:p>
+      <w:pPr>
+        <w:rPr>
+          <w:b/>
+          <w:bCs/>
+          <w:color w:val="4472C4" w:themeColor="accent1"/>
+        </w:rPr>
+      </w:pPr>
+      <w:r>
+        <w:rPr>
+          <w:b/>
+          <w:bCs/>
+          <w:color w:val="4472C4" w:themeColor="accent1"/>
+        </w:rPr>
+        <w:t xml:space="preserve">WHERE </w:t>
+      </w:r>
+      <w:proofErr w:type="spellStart"/>
+      <w:r>
+        <w:rPr>
+          <w:b/>
+          <w:bCs/>
+          <w:color w:val="4472C4" w:themeColor="accent1"/>
+        </w:rPr>
+        <w:t>table_schema</w:t>
+      </w:r>
+      <w:proofErr w:type="spellEnd"/>
+      <w:r>
+        <w:rPr>
+          <w:b/>
+          <w:bCs/>
+          <w:color w:val="4472C4" w:themeColor="accent1"/>
+        </w:rPr>
+        <w:t xml:space="preserve"> = '</w:t>
+      </w:r>
+      <w:proofErr w:type="spellStart"/>
+      <w:r>
+        <w:rPr>
+          <w:b/>
+          <w:bCs/>
+          <w:color w:val="4472C4" w:themeColor="accent1"/>
+        </w:rPr>
+        <w:t>sakila</w:t>
+      </w:r>
+      <w:proofErr w:type="spellEnd"/>
+      <w:r>
+        <w:rPr>
+          <w:b/>
+          <w:bCs/>
+          <w:color w:val="4472C4" w:themeColor="accent1"/>
+        </w:rPr>
+        <w:t>'    </w:t>
+      </w:r>
+    </w:p>
+    <w:p>
+      <w:pPr>
+        <w:rPr>
+          <w:color w:val="4472C4" w:themeColor="accent1"/>
+          <w:sz w:val="22"/>
+          <w:szCs w:val="22"/>
+        </w:rPr>
+      </w:pPr>
+      <w:r>
+        <w:rPr>
+          <w:b/>
+          <w:bCs/>
+          <w:color w:val="4472C4" w:themeColor="accent1"/>
+        </w:rPr>
+        <w:t>ORDER BY 1;</w:t>
+      </w:r>
+      <w:r>
+        <w:rPr>
+          <w:b/>
+          <w:bCs/>
+          <w:color w:val="4472C4" w:themeColor="accent1"/>
+        </w:rPr>
+        <w:t xml:space="preserve"> </w:t>
+      </w:r>
+    </w:p>
+    <w:p>
+      <w:pPr>
+        <w:rPr>
+          <w:b/>
+          <w:bCs/>
+          <w:color w:val="4472C4" w:themeColor="accent1"/>
+        </w:rPr>
+      </w:pPr>
+    </w:p>
+    <w:p>
+      <w:pPr>
+        <w:rPr>
+          <w:b/>
+          <w:bCs/>
+          <w:color w:val="4472C4" w:themeColor="accent1"/>
+        </w:rPr>
+      </w:pPr>
+      <w:r>
+        <w:rPr>
+          <w:b/>
+          <w:bCs/>
+          <w:color w:val="4472C4" w:themeColor="accent1"/>
+        </w:rPr>
+        <w:t xml:space="preserve">SELECT </w:t>
+      </w:r>
+      <w:proofErr w:type="spellStart"/>
+      <w:r>
+        <w:rPr>
+          <w:b/>
+          <w:bCs/>
+          <w:color w:val="4472C4" w:themeColor="accent1"/>
+        </w:rPr>
+        <w:t>table_name</w:t>
+      </w:r>
+      <w:proofErr w:type="spellEnd"/>
+      <w:r>
+        <w:rPr>
+          <w:b/>
+          <w:bCs/>
+          <w:color w:val="4472C4" w:themeColor="accent1"/>
+        </w:rPr>
+        <w:t xml:space="preserve">, </w:t>
+      </w:r>
+      <w:proofErr w:type="spellStart"/>
+      <w:r>
+        <w:rPr>
+          <w:b/>
+          <w:bCs/>
+          <w:color w:val="4472C4" w:themeColor="accent1"/>
+        </w:rPr>
+        <w:t>is_updatable</w:t>
+      </w:r>
+      <w:proofErr w:type="spellEnd"/>
+      <w:r>
+        <w:rPr>
+          <w:b/>
+          <w:bCs/>
+          <w:color w:val="4472C4" w:themeColor="accent1"/>
+        </w:rPr>
+        <w:t xml:space="preserve">     </w:t>
+      </w:r>
+    </w:p>
+    <w:p>
+      <w:pPr>
+        <w:rPr>
+          <w:b/>
+          <w:bCs/>
+          <w:color w:val="4472C4" w:themeColor="accent1"/>
+        </w:rPr>
+      </w:pPr>
+      <w:r>
+        <w:rPr>
+          <w:b/>
+          <w:bCs/>
+          <w:color w:val="4472C4" w:themeColor="accent1"/>
+        </w:rPr>
+        <w:t xml:space="preserve">FROM </w:t>
+      </w:r>
+      <w:proofErr w:type="spellStart"/>
+      <w:r>
+        <w:rPr>
+          <w:b/>
+          <w:bCs/>
+          <w:color w:val="4472C4" w:themeColor="accent1"/>
+        </w:rPr>
+        <w:t>information_</w:t>
+      </w:r>
+      <w:proofErr w:type="gramStart"/>
+      <w:r>
+        <w:rPr>
+          <w:b/>
+          <w:bCs/>
+          <w:color w:val="4472C4" w:themeColor="accent1"/>
+        </w:rPr>
+        <w:t>schema.views</w:t>
+      </w:r>
+      <w:proofErr w:type="spellEnd"/>
+      <w:proofErr w:type="gramEnd"/>
+      <w:r>
+        <w:rPr>
+          <w:b/>
+          <w:bCs/>
+          <w:color w:val="4472C4" w:themeColor="accent1"/>
+        </w:rPr>
+        <w:t xml:space="preserve">     </w:t>
+      </w:r>
+    </w:p>
+    <w:p>
+      <w:pPr>
+        <w:rPr>
+          <w:b/>
+          <w:bCs/>
+          <w:color w:val="4472C4" w:themeColor="accent1"/>
+        </w:rPr>
+      </w:pPr>
+      <w:r>
+        <w:rPr>
+          <w:b/>
+          <w:bCs/>
+          <w:color w:val="4472C4" w:themeColor="accent1"/>
+        </w:rPr>
+        <w:t xml:space="preserve">WHERE </w:t>
+      </w:r>
+      <w:proofErr w:type="spellStart"/>
+      <w:r>
+        <w:rPr>
+          <w:b/>
+          <w:bCs/>
+          <w:color w:val="4472C4" w:themeColor="accent1"/>
+        </w:rPr>
+        <w:t>table_schema</w:t>
+      </w:r>
+      <w:proofErr w:type="spellEnd"/>
+      <w:r>
+        <w:rPr>
+          <w:b/>
+          <w:bCs/>
+          <w:color w:val="4472C4" w:themeColor="accent1"/>
+        </w:rPr>
+        <w:t xml:space="preserve"> = '</w:t>
+      </w:r>
+      <w:proofErr w:type="spellStart"/>
+      <w:r>
+        <w:rPr>
+          <w:b/>
+          <w:bCs/>
+          <w:color w:val="4472C4" w:themeColor="accent1"/>
+        </w:rPr>
+        <w:t>sakila</w:t>
+      </w:r>
+      <w:proofErr w:type="spellEnd"/>
+      <w:r>
+        <w:rPr>
+          <w:b/>
+          <w:bCs/>
+          <w:color w:val="4472C4" w:themeColor="accent1"/>
+        </w:rPr>
+        <w:t>'    </w:t>
+      </w:r>
+    </w:p>
+    <w:p>
+      <w:pPr>
+        <w:rPr>
+          <w:b/>
+          <w:bCs/>
+          <w:color w:val="4472C4" w:themeColor="accent1"/>
+        </w:rPr>
+      </w:pPr>
+      <w:r>
+        <w:rPr>
+          <w:b/>
+          <w:bCs/>
+          <w:color w:val="4472C4" w:themeColor="accent1"/>
+        </w:rPr>
+        <w:t>ORDER BY 1;</w:t>
+      </w:r>
+      <w:r>
+        <w:rPr>
+          <w:b/>
+          <w:bCs/>
+          <w:color w:val="4472C4" w:themeColor="accent1"/>
+        </w:rPr>
+        <w:br/>
+      </w:r>
+    </w:p>
+    <w:p>
+      <w:pPr>
+        <w:rPr>
+          <w:color w:val="000000" w:themeColor="text1"/>
+          <w:sz w:val="22"/>
+          <w:szCs w:val="22"/>
+        </w:rPr>
+      </w:pPr>
+      <w:r>
+        <w:rPr>
+          <w:color w:val="000000" w:themeColor="text1"/>
+          <w:sz w:val="22"/>
+          <w:szCs w:val="22"/>
+        </w:rPr>
+        <w:t xml:space="preserve">Write a query that lists all of the indexes in the Sakila schema. Include the table names. </w:t>
+      </w:r>
+    </w:p>
+    <w:p>
+      <w:pPr>
+        <w:rPr>
+          <w:b/>
+          <w:bCs/>
+          <w:color w:val="4472C4" w:themeColor="accent1"/>
+        </w:rPr>
+      </w:pPr>
+      <w:r>
+        <w:rPr>
+          <w:b/>
+          <w:bCs/>
+          <w:color w:val="4472C4" w:themeColor="accent1"/>
+        </w:rPr>
+        <w:t xml:space="preserve">SELECT DISTINCT </w:t>
+      </w:r>
+      <w:proofErr w:type="spellStart"/>
+      <w:r>
+        <w:rPr>
+          <w:b/>
+          <w:bCs/>
+          <w:color w:val="4472C4" w:themeColor="accent1"/>
+        </w:rPr>
+        <w:t>table_name</w:t>
+      </w:r>
+      <w:proofErr w:type="spellEnd"/>
+      <w:r>
+        <w:rPr>
+          <w:b/>
+          <w:bCs/>
+          <w:color w:val="4472C4" w:themeColor="accent1"/>
+        </w:rPr>
+        <w:t xml:space="preserve">, </w:t>
+      </w:r>
+      <w:proofErr w:type="spellStart"/>
+      <w:r>
+        <w:rPr>
+          <w:b/>
+          <w:bCs/>
+          <w:color w:val="4472C4" w:themeColor="accent1"/>
+        </w:rPr>
+        <w:t>index_name</w:t>
+      </w:r>
+      <w:proofErr w:type="spellEnd"/>
+      <w:r>
+        <w:rPr>
+          <w:b/>
+          <w:bCs/>
+          <w:color w:val="4472C4" w:themeColor="accent1"/>
+        </w:rPr>
+        <w:t xml:space="preserve">    </w:t>
+      </w:r>
+    </w:p>
+    <w:p>
+      <w:pPr>
+        <w:rPr>
+          <w:b/>
+          <w:bCs/>
+          <w:color w:val="4472C4" w:themeColor="accent1"/>
+        </w:rPr>
+      </w:pPr>
+      <w:r>
+        <w:rPr>
+          <w:b/>
+          <w:bCs/>
+          <w:color w:val="4472C4" w:themeColor="accent1"/>
+        </w:rPr>
+        <w:t xml:space="preserve">FROM </w:t>
+      </w:r>
+      <w:proofErr w:type="spellStart"/>
+      <w:r>
+        <w:rPr>
+          <w:b/>
+          <w:bCs/>
+          <w:color w:val="4472C4" w:themeColor="accent1"/>
+        </w:rPr>
+        <w:t>information_</w:t>
+      </w:r>
+      <w:proofErr w:type="gramStart"/>
+      <w:r>
+        <w:rPr>
+          <w:b/>
+          <w:bCs/>
+          <w:color w:val="4472C4" w:themeColor="accent1"/>
+        </w:rPr>
+        <w:t>schema.statistics</w:t>
+      </w:r>
+      <w:proofErr w:type="spellEnd"/>
+      <w:proofErr w:type="gramEnd"/>
+      <w:r>
+        <w:rPr>
+          <w:b/>
+          <w:bCs/>
+          <w:color w:val="4472C4" w:themeColor="accent1"/>
+        </w:rPr>
+        <w:t xml:space="preserve">   </w:t>
+      </w:r>
+    </w:p>
+    <w:p>
+      <w:pPr>
+        <w:rPr>
+          <w:b/>
+          <w:bCs/>
+          <w:color w:val="4472C4" w:themeColor="accent1"/>
+        </w:rPr>
+      </w:pPr>
+      <w:r>
+        <w:rPr>
+          <w:b/>
+          <w:bCs/>
+          <w:color w:val="4472C4" w:themeColor="accent1"/>
+        </w:rPr>
+        <w:t xml:space="preserve">WHERE </w:t>
+      </w:r>
+      <w:proofErr w:type="spellStart"/>
+      <w:r>
+        <w:rPr>
+          <w:b/>
+          <w:bCs/>
+          <w:color w:val="4472C4" w:themeColor="accent1"/>
+        </w:rPr>
+        <w:t>table_schema</w:t>
+      </w:r>
+      <w:proofErr w:type="spellEnd"/>
+      <w:r>
+        <w:rPr>
+          <w:b/>
+          <w:bCs/>
+          <w:color w:val="4472C4" w:themeColor="accent1"/>
+        </w:rPr>
+        <w:t xml:space="preserve"> = '</w:t>
+      </w:r>
+      <w:proofErr w:type="spellStart"/>
+      <w:r>
+        <w:rPr>
+          <w:b/>
+          <w:bCs/>
+          <w:color w:val="4472C4" w:themeColor="accent1"/>
+        </w:rPr>
+        <w:t>sakila</w:t>
+      </w:r>
+      <w:proofErr w:type="spellEnd"/>
+      <w:r>
+        <w:rPr>
+          <w:b/>
+          <w:bCs/>
+          <w:color w:val="4472C4" w:themeColor="accent1"/>
+        </w:rPr>
+        <w:t>';</w:t>
+      </w:r>
+    </w:p>
+    <w:p>
+      <w:pPr>
+        <w:rPr>
+          <w:b/>
+          <w:bCs/>
+          <w:color w:val="4472C4" w:themeColor="accent1"/>
+        </w:rPr>
+      </w:pPr>
+    </w:p>
+    <w:p>
+      <w:pPr>
+        <w:rPr>
+          <w:color w:val="4472C4" w:themeColor="accent1"/>
           <w:sz w:val="22"/>
           <w:szCs w:val="22"/>
         </w:rPr>

--- a/Book notes.docx
+++ b/Book notes.docx
@@ -25778,16 +25778,383 @@
           <w:color w:val="000000" w:themeColor="text1"/>
           <w:u w:val="single"/>
         </w:rPr>
-        <w:t>Views?</w:t>
-      </w:r>
-      <w:r>
+        <w:t>Views?:</w:t>
+      </w:r>
+      <w:proofErr w:type="gramEnd"/>
+    </w:p>
+    <w:p>
+      <w:pPr>
+        <w:rPr>
+          <w:color w:val="000000" w:themeColor="text1"/>
+          <w:sz w:val="22"/>
+          <w:szCs w:val="22"/>
+        </w:rPr>
+      </w:pPr>
+      <w:r>
+        <w:rPr>
+          <w:color w:val="000000" w:themeColor="text1"/>
+          <w:sz w:val="22"/>
+          <w:szCs w:val="22"/>
+        </w:rPr>
+        <w:t>You create a view by assigning a name to a select statement and then storing the query for others to use.</w:t>
+      </w:r>
+      <w:r>
+        <w:rPr>
+          <w:color w:val="000000" w:themeColor="text1"/>
+          <w:sz w:val="22"/>
+          <w:szCs w:val="22"/>
+        </w:rPr>
+        <w:t xml:space="preserve"> Views are a mechanism to allow users to execute a select query, with specific distinction so that our database is not exposed. </w:t>
+      </w:r>
+    </w:p>
+    <w:p>
+      <w:pPr>
+        <w:rPr>
+          <w:b/>
+          <w:bCs/>
+          <w:color w:val="4472C4" w:themeColor="accent1"/>
+        </w:rPr>
+      </w:pPr>
+      <w:r>
+        <w:rPr>
+          <w:b/>
+          <w:bCs/>
+          <w:color w:val="4472C4" w:themeColor="accent1"/>
+        </w:rPr>
+        <w:t xml:space="preserve">CREATE VIEW </w:t>
+      </w:r>
+      <w:proofErr w:type="spellStart"/>
+      <w:r>
+        <w:rPr>
+          <w:b/>
+          <w:bCs/>
+          <w:color w:val="4472C4" w:themeColor="accent1"/>
+        </w:rPr>
+        <w:t>customer_vw</w:t>
+      </w:r>
+      <w:proofErr w:type="spellEnd"/>
+      <w:r>
+        <w:rPr>
+          <w:b/>
+          <w:bCs/>
+          <w:color w:val="4472C4" w:themeColor="accent1"/>
+        </w:rPr>
+        <w:t xml:space="preserve"> (</w:t>
+      </w:r>
+      <w:proofErr w:type="spellStart"/>
+      <w:r>
+        <w:rPr>
+          <w:b/>
+          <w:bCs/>
+          <w:color w:val="4472C4" w:themeColor="accent1"/>
+        </w:rPr>
+        <w:t>customer_id</w:t>
+      </w:r>
+      <w:proofErr w:type="spellEnd"/>
+      <w:r>
+        <w:rPr>
+          <w:b/>
+          <w:bCs/>
+          <w:color w:val="4472C4" w:themeColor="accent1"/>
+        </w:rPr>
+        <w:t xml:space="preserve">, </w:t>
+      </w:r>
+      <w:proofErr w:type="spellStart"/>
+      <w:r>
+        <w:rPr>
+          <w:b/>
+          <w:bCs/>
+          <w:color w:val="4472C4" w:themeColor="accent1"/>
+        </w:rPr>
+        <w:t>first_name</w:t>
+      </w:r>
+      <w:proofErr w:type="spellEnd"/>
+      <w:r>
+        <w:rPr>
+          <w:b/>
+          <w:bCs/>
+          <w:color w:val="4472C4" w:themeColor="accent1"/>
+        </w:rPr>
+        <w:t xml:space="preserve">, </w:t>
+      </w:r>
+      <w:proofErr w:type="spellStart"/>
+      <w:r>
+        <w:rPr>
+          <w:b/>
+          <w:bCs/>
+          <w:color w:val="4472C4" w:themeColor="accent1"/>
+        </w:rPr>
+        <w:t>last_name</w:t>
+      </w:r>
+      <w:proofErr w:type="spellEnd"/>
+      <w:r>
+        <w:rPr>
+          <w:b/>
+          <w:bCs/>
+          <w:color w:val="4472C4" w:themeColor="accent1"/>
+        </w:rPr>
+        <w:t xml:space="preserve">, </w:t>
+      </w:r>
+      <w:proofErr w:type="gramStart"/>
+      <w:r>
+        <w:rPr>
+          <w:b/>
+          <w:bCs/>
+          <w:color w:val="4472C4" w:themeColor="accent1"/>
+        </w:rPr>
+        <w:t>email  )</w:t>
+      </w:r>
+      <w:proofErr w:type="gramEnd"/>
+      <w:r>
+        <w:rPr>
+          <w:b/>
+          <w:bCs/>
+          <w:color w:val="4472C4" w:themeColor="accent1"/>
+        </w:rPr>
+        <w:t xml:space="preserve"> AS SELECT   </w:t>
+      </w:r>
+      <w:proofErr w:type="spellStart"/>
+      <w:r>
+        <w:rPr>
+          <w:b/>
+          <w:bCs/>
+          <w:color w:val="4472C4" w:themeColor="accent1"/>
+        </w:rPr>
+        <w:t>customer_</w:t>
+      </w:r>
+      <w:proofErr w:type="gramStart"/>
+      <w:r>
+        <w:rPr>
+          <w:b/>
+          <w:bCs/>
+          <w:color w:val="4472C4" w:themeColor="accent1"/>
+        </w:rPr>
+        <w:t>id</w:t>
+      </w:r>
+      <w:proofErr w:type="spellEnd"/>
+      <w:r>
+        <w:rPr>
+          <w:b/>
+          <w:bCs/>
+          <w:color w:val="4472C4" w:themeColor="accent1"/>
+        </w:rPr>
+        <w:t xml:space="preserve">,   </w:t>
+      </w:r>
+      <w:proofErr w:type="spellStart"/>
+      <w:proofErr w:type="gramEnd"/>
+      <w:r>
+        <w:rPr>
+          <w:b/>
+          <w:bCs/>
+          <w:color w:val="4472C4" w:themeColor="accent1"/>
+        </w:rPr>
+        <w:t>first_</w:t>
+      </w:r>
+      <w:proofErr w:type="gramStart"/>
+      <w:r>
+        <w:rPr>
+          <w:b/>
+          <w:bCs/>
+          <w:color w:val="4472C4" w:themeColor="accent1"/>
+        </w:rPr>
+        <w:t>name</w:t>
+      </w:r>
+      <w:proofErr w:type="spellEnd"/>
+      <w:r>
+        <w:rPr>
+          <w:b/>
+          <w:bCs/>
+          <w:color w:val="4472C4" w:themeColor="accent1"/>
+        </w:rPr>
+        <w:t xml:space="preserve">,   </w:t>
+      </w:r>
+      <w:proofErr w:type="spellStart"/>
+      <w:proofErr w:type="gramEnd"/>
+      <w:r>
+        <w:rPr>
+          <w:b/>
+          <w:bCs/>
+          <w:color w:val="4472C4" w:themeColor="accent1"/>
+        </w:rPr>
+        <w:t>last_name</w:t>
+      </w:r>
+      <w:proofErr w:type="spellEnd"/>
+      <w:r>
+        <w:rPr>
+          <w:b/>
+          <w:bCs/>
+          <w:color w:val="4472C4" w:themeColor="accent1"/>
+        </w:rPr>
+        <w:t xml:space="preserve">, </w:t>
+      </w:r>
+      <w:proofErr w:type="spellStart"/>
+      <w:r>
+        <w:rPr>
+          <w:b/>
+          <w:bCs/>
+          <w:color w:val="4472C4" w:themeColor="accent1"/>
+        </w:rPr>
+        <w:t>concat</w:t>
+      </w:r>
+      <w:proofErr w:type="spellEnd"/>
+      <w:r>
+        <w:rPr>
+          <w:b/>
+          <w:bCs/>
+          <w:color w:val="4472C4" w:themeColor="accent1"/>
+        </w:rPr>
+        <w:t>(</w:t>
+      </w:r>
+      <w:proofErr w:type="spellStart"/>
+      <w:r>
+        <w:rPr>
+          <w:b/>
+          <w:bCs/>
+          <w:color w:val="4472C4" w:themeColor="accent1"/>
+        </w:rPr>
+        <w:t>substr</w:t>
+      </w:r>
+      <w:proofErr w:type="spellEnd"/>
+      <w:r>
+        <w:rPr>
+          <w:b/>
+          <w:bCs/>
+          <w:color w:val="4472C4" w:themeColor="accent1"/>
+        </w:rPr>
+        <w:t xml:space="preserve">(email,1,2), '*****', </w:t>
+      </w:r>
+      <w:proofErr w:type="spellStart"/>
+      <w:proofErr w:type="gramStart"/>
+      <w:r>
+        <w:rPr>
+          <w:b/>
+          <w:bCs/>
+          <w:color w:val="4472C4" w:themeColor="accent1"/>
+        </w:rPr>
+        <w:t>substr</w:t>
+      </w:r>
+      <w:proofErr w:type="spellEnd"/>
+      <w:r>
+        <w:rPr>
+          <w:b/>
+          <w:bCs/>
+          <w:color w:val="4472C4" w:themeColor="accent1"/>
+        </w:rPr>
+        <w:t>(</w:t>
+      </w:r>
+      <w:proofErr w:type="gramEnd"/>
+      <w:r>
+        <w:rPr>
+          <w:b/>
+          <w:bCs/>
+          <w:color w:val="4472C4" w:themeColor="accent1"/>
+        </w:rPr>
+        <w:t>email, -4)) email FROM customer;</w:t>
+      </w:r>
+    </w:p>
+    <w:p>
+      <w:pPr>
+        <w:rPr>
+          <w:b/>
+          <w:bCs/>
+          <w:color w:val="4472C4" w:themeColor="accent1"/>
+        </w:rPr>
+      </w:pPr>
+    </w:p>
+    <w:p>
+      <w:pPr>
+        <w:rPr>
+          <w:color w:val="000000" w:themeColor="text1"/>
+          <w:sz w:val="22"/>
+          <w:szCs w:val="22"/>
+        </w:rPr>
+      </w:pPr>
+      <w:r>
+        <w:rPr>
+          <w:color w:val="000000" w:themeColor="text1"/>
+          <w:sz w:val="22"/>
+          <w:szCs w:val="22"/>
+        </w:rPr>
+        <w:t>This view then can be treated like a table where we select from it</w:t>
+      </w:r>
+      <w:r>
+        <w:rPr>
+          <w:color w:val="000000" w:themeColor="text1"/>
+          <w:sz w:val="22"/>
+          <w:szCs w:val="22"/>
+        </w:rPr>
+        <w:t xml:space="preserve">; </w:t>
+      </w:r>
+      <w:r>
+        <w:rPr>
+          <w:color w:val="000000" w:themeColor="text1"/>
+          <w:sz w:val="22"/>
+          <w:szCs w:val="22"/>
+        </w:rPr>
+        <w:t>You are free to use any clauses of the select statement when querying through a view, including group by, having, and order by</w:t>
+      </w:r>
+      <w:r>
+        <w:rPr>
+          <w:color w:val="000000" w:themeColor="text1"/>
+          <w:sz w:val="22"/>
+          <w:szCs w:val="22"/>
+        </w:rPr>
+        <w:t>.</w:t>
+      </w:r>
+    </w:p>
+    <w:p>
+      <w:pPr>
+        <w:rPr>
+          <w:color w:val="000000" w:themeColor="text1"/>
+          <w:sz w:val="22"/>
+          <w:szCs w:val="22"/>
+        </w:rPr>
+      </w:pPr>
+      <w:r>
+        <w:rPr>
+          <w:color w:val="000000" w:themeColor="text1"/>
+          <w:sz w:val="22"/>
+          <w:szCs w:val="22"/>
+        </w:rPr>
+        <w:t>you can join views to other tables (or even to other views)</w:t>
+      </w:r>
+    </w:p>
+    <w:p>
+      <w:pPr>
+        <w:rPr>
+          <w:color w:val="000000" w:themeColor="text1"/>
+          <w:sz w:val="22"/>
+          <w:szCs w:val="22"/>
+        </w:rPr>
+      </w:pPr>
+    </w:p>
+    <w:p>
+      <w:pPr>
         <w:rPr>
           <w:b/>
           <w:bCs/>
           <w:color w:val="000000" w:themeColor="text1"/>
           <w:u w:val="single"/>
         </w:rPr>
-        <w:t>:</w:t>
+      </w:pPr>
+      <w:r>
+        <w:rPr>
+          <w:b/>
+          <w:bCs/>
+          <w:color w:val="000000" w:themeColor="text1"/>
+          <w:u w:val="single"/>
+        </w:rPr>
+        <w:t xml:space="preserve">Why Use </w:t>
+      </w:r>
+      <w:proofErr w:type="gramStart"/>
+      <w:r>
+        <w:rPr>
+          <w:b/>
+          <w:bCs/>
+          <w:color w:val="000000" w:themeColor="text1"/>
+          <w:u w:val="single"/>
+        </w:rPr>
+        <w:t>Views?:</w:t>
       </w:r>
       <w:proofErr w:type="gramEnd"/>
     </w:p>
@@ -25801,408 +26168,13 @@
       </w:pPr>
       <w:r>
         <w:rPr>
-          <w:color w:val="000000" w:themeColor="text1"/>
-          <w:sz w:val="22"/>
-          <w:szCs w:val="22"/>
-        </w:rPr>
-        <w:t>You create a view by assigning a name to a select statement and then storing the query for others to use.</w:t>
-      </w:r>
-      <w:r>
-        <w:rPr>
-          <w:color w:val="000000" w:themeColor="text1"/>
-          <w:sz w:val="22"/>
-          <w:szCs w:val="22"/>
-        </w:rPr>
-        <w:t xml:space="preserve"> Views are a mechanism to allow users to execute a select query, with specific distinction so that our database is not exposed. </w:t>
-      </w:r>
-    </w:p>
-    <w:p>
-      <w:pPr>
-        <w:rPr>
-          <w:b/>
-          <w:bCs/>
-          <w:color w:val="4472C4" w:themeColor="accent1"/>
-        </w:rPr>
-      </w:pPr>
-      <w:r>
-        <w:rPr>
-          <w:b/>
-          <w:bCs/>
-          <w:color w:val="4472C4" w:themeColor="accent1"/>
-        </w:rPr>
-        <w:t xml:space="preserve">CREATE VIEW </w:t>
-      </w:r>
-      <w:proofErr w:type="spellStart"/>
-      <w:r>
-        <w:rPr>
-          <w:b/>
-          <w:bCs/>
-          <w:color w:val="4472C4" w:themeColor="accent1"/>
-        </w:rPr>
-        <w:t>customer_vw</w:t>
-      </w:r>
-      <w:proofErr w:type="spellEnd"/>
-      <w:r>
-        <w:rPr>
-          <w:b/>
-          <w:bCs/>
-          <w:color w:val="4472C4" w:themeColor="accent1"/>
-        </w:rPr>
-        <w:t xml:space="preserve"> (</w:t>
-      </w:r>
-      <w:proofErr w:type="spellStart"/>
-      <w:r>
-        <w:rPr>
-          <w:b/>
-          <w:bCs/>
-          <w:color w:val="4472C4" w:themeColor="accent1"/>
-        </w:rPr>
-        <w:t>customer_id</w:t>
-      </w:r>
-      <w:proofErr w:type="spellEnd"/>
-      <w:r>
-        <w:rPr>
-          <w:b/>
-          <w:bCs/>
-          <w:color w:val="4472C4" w:themeColor="accent1"/>
-        </w:rPr>
-        <w:t xml:space="preserve">, </w:t>
-      </w:r>
-      <w:proofErr w:type="spellStart"/>
-      <w:r>
-        <w:rPr>
-          <w:b/>
-          <w:bCs/>
-          <w:color w:val="4472C4" w:themeColor="accent1"/>
-        </w:rPr>
-        <w:t>first_name</w:t>
-      </w:r>
-      <w:proofErr w:type="spellEnd"/>
-      <w:r>
-        <w:rPr>
-          <w:b/>
-          <w:bCs/>
-          <w:color w:val="4472C4" w:themeColor="accent1"/>
-        </w:rPr>
-        <w:t xml:space="preserve">, </w:t>
-      </w:r>
-      <w:proofErr w:type="spellStart"/>
-      <w:r>
-        <w:rPr>
-          <w:b/>
-          <w:bCs/>
-          <w:color w:val="4472C4" w:themeColor="accent1"/>
-        </w:rPr>
-        <w:t>last_name</w:t>
-      </w:r>
-      <w:proofErr w:type="spellEnd"/>
-      <w:r>
-        <w:rPr>
-          <w:b/>
-          <w:bCs/>
-          <w:color w:val="4472C4" w:themeColor="accent1"/>
-        </w:rPr>
-        <w:t xml:space="preserve">, </w:t>
-      </w:r>
-      <w:proofErr w:type="gramStart"/>
-      <w:r>
-        <w:rPr>
-          <w:b/>
-          <w:bCs/>
-          <w:color w:val="4472C4" w:themeColor="accent1"/>
-        </w:rPr>
-        <w:t>email  )</w:t>
-      </w:r>
-      <w:proofErr w:type="gramEnd"/>
-      <w:r>
-        <w:rPr>
-          <w:b/>
-          <w:bCs/>
-          <w:color w:val="4472C4" w:themeColor="accent1"/>
-        </w:rPr>
-        <w:t xml:space="preserve"> AS SELECT   </w:t>
-      </w:r>
-      <w:proofErr w:type="spellStart"/>
-      <w:r>
-        <w:rPr>
-          <w:b/>
-          <w:bCs/>
-          <w:color w:val="4472C4" w:themeColor="accent1"/>
-        </w:rPr>
-        <w:t>customer_</w:t>
-      </w:r>
-      <w:proofErr w:type="gramStart"/>
-      <w:r>
-        <w:rPr>
-          <w:b/>
-          <w:bCs/>
-          <w:color w:val="4472C4" w:themeColor="accent1"/>
-        </w:rPr>
-        <w:t>id</w:t>
-      </w:r>
-      <w:proofErr w:type="spellEnd"/>
-      <w:r>
-        <w:rPr>
-          <w:b/>
-          <w:bCs/>
-          <w:color w:val="4472C4" w:themeColor="accent1"/>
-        </w:rPr>
-        <w:t xml:space="preserve">,   </w:t>
-      </w:r>
-      <w:proofErr w:type="spellStart"/>
-      <w:proofErr w:type="gramEnd"/>
-      <w:r>
-        <w:rPr>
-          <w:b/>
-          <w:bCs/>
-          <w:color w:val="4472C4" w:themeColor="accent1"/>
-        </w:rPr>
-        <w:t>first_</w:t>
-      </w:r>
-      <w:proofErr w:type="gramStart"/>
-      <w:r>
-        <w:rPr>
-          <w:b/>
-          <w:bCs/>
-          <w:color w:val="4472C4" w:themeColor="accent1"/>
-        </w:rPr>
-        <w:t>name</w:t>
-      </w:r>
-      <w:proofErr w:type="spellEnd"/>
-      <w:r>
-        <w:rPr>
-          <w:b/>
-          <w:bCs/>
-          <w:color w:val="4472C4" w:themeColor="accent1"/>
-        </w:rPr>
-        <w:t xml:space="preserve">,   </w:t>
-      </w:r>
-      <w:proofErr w:type="spellStart"/>
-      <w:proofErr w:type="gramEnd"/>
-      <w:r>
-        <w:rPr>
-          <w:b/>
-          <w:bCs/>
-          <w:color w:val="4472C4" w:themeColor="accent1"/>
-        </w:rPr>
-        <w:t>last_name</w:t>
-      </w:r>
-      <w:proofErr w:type="spellEnd"/>
-      <w:r>
-        <w:rPr>
-          <w:b/>
-          <w:bCs/>
-          <w:color w:val="4472C4" w:themeColor="accent1"/>
-        </w:rPr>
-        <w:t xml:space="preserve">, </w:t>
-      </w:r>
-      <w:proofErr w:type="spellStart"/>
-      <w:r>
-        <w:rPr>
-          <w:b/>
-          <w:bCs/>
-          <w:color w:val="4472C4" w:themeColor="accent1"/>
-        </w:rPr>
-        <w:t>concat</w:t>
-      </w:r>
-      <w:proofErr w:type="spellEnd"/>
-      <w:r>
-        <w:rPr>
-          <w:b/>
-          <w:bCs/>
-          <w:color w:val="4472C4" w:themeColor="accent1"/>
-        </w:rPr>
-        <w:t>(</w:t>
-      </w:r>
-      <w:proofErr w:type="spellStart"/>
-      <w:r>
-        <w:rPr>
-          <w:b/>
-          <w:bCs/>
-          <w:color w:val="4472C4" w:themeColor="accent1"/>
-        </w:rPr>
-        <w:t>substr</w:t>
-      </w:r>
-      <w:proofErr w:type="spellEnd"/>
-      <w:r>
-        <w:rPr>
-          <w:b/>
-          <w:bCs/>
-          <w:color w:val="4472C4" w:themeColor="accent1"/>
-        </w:rPr>
-        <w:t xml:space="preserve">(email,1,2), '*****', </w:t>
-      </w:r>
-      <w:proofErr w:type="spellStart"/>
-      <w:proofErr w:type="gramStart"/>
-      <w:r>
-        <w:rPr>
-          <w:b/>
-          <w:bCs/>
-          <w:color w:val="4472C4" w:themeColor="accent1"/>
-        </w:rPr>
-        <w:t>substr</w:t>
-      </w:r>
-      <w:proofErr w:type="spellEnd"/>
-      <w:r>
-        <w:rPr>
-          <w:b/>
-          <w:bCs/>
-          <w:color w:val="4472C4" w:themeColor="accent1"/>
-        </w:rPr>
-        <w:t>(</w:t>
-      </w:r>
-      <w:proofErr w:type="gramEnd"/>
-      <w:r>
-        <w:rPr>
-          <w:b/>
-          <w:bCs/>
-          <w:color w:val="4472C4" w:themeColor="accent1"/>
-        </w:rPr>
-        <w:t>email, -4)) email FROM customer;</w:t>
-      </w:r>
-    </w:p>
-    <w:p>
-      <w:pPr>
-        <w:rPr>
-          <w:b/>
-          <w:bCs/>
-          <w:color w:val="4472C4" w:themeColor="accent1"/>
-        </w:rPr>
-      </w:pPr>
-    </w:p>
-    <w:p>
-      <w:pPr>
-        <w:rPr>
-          <w:color w:val="000000" w:themeColor="text1"/>
-          <w:sz w:val="22"/>
-          <w:szCs w:val="22"/>
-        </w:rPr>
-      </w:pPr>
-      <w:r>
-        <w:rPr>
-          <w:color w:val="000000" w:themeColor="text1"/>
-          <w:sz w:val="22"/>
-          <w:szCs w:val="22"/>
-        </w:rPr>
-        <w:t>This view then can be treated like a table where we select from it</w:t>
-      </w:r>
-      <w:r>
-        <w:rPr>
-          <w:color w:val="000000" w:themeColor="text1"/>
-          <w:sz w:val="22"/>
-          <w:szCs w:val="22"/>
-        </w:rPr>
-        <w:t xml:space="preserve">; </w:t>
-      </w:r>
-      <w:r>
-        <w:rPr>
-          <w:color w:val="000000" w:themeColor="text1"/>
-          <w:sz w:val="22"/>
-          <w:szCs w:val="22"/>
-        </w:rPr>
-        <w:t>You are free to use any clauses of the select statement when querying through a view, including group by, having, and order by</w:t>
-      </w:r>
-      <w:r>
-        <w:rPr>
-          <w:color w:val="000000" w:themeColor="text1"/>
-          <w:sz w:val="22"/>
-          <w:szCs w:val="22"/>
-        </w:rPr>
-        <w:t>.</w:t>
-      </w:r>
-    </w:p>
-    <w:p>
-      <w:pPr>
-        <w:rPr>
-          <w:color w:val="000000" w:themeColor="text1"/>
-          <w:sz w:val="22"/>
-          <w:szCs w:val="22"/>
-        </w:rPr>
-      </w:pPr>
-      <w:r>
-        <w:rPr>
-          <w:color w:val="000000" w:themeColor="text1"/>
-          <w:sz w:val="22"/>
-          <w:szCs w:val="22"/>
-        </w:rPr>
-        <w:t>you can join views to other tables (or even to other views)</w:t>
-      </w:r>
-    </w:p>
-    <w:p>
-      <w:pPr>
-        <w:rPr>
-          <w:color w:val="000000" w:themeColor="text1"/>
-          <w:sz w:val="22"/>
-          <w:szCs w:val="22"/>
-        </w:rPr>
-      </w:pPr>
-    </w:p>
-    <w:p>
-      <w:pPr>
-        <w:rPr>
-          <w:b/>
-          <w:bCs/>
-          <w:color w:val="000000" w:themeColor="text1"/>
-          <w:u w:val="single"/>
-        </w:rPr>
-      </w:pPr>
-      <w:r>
-        <w:rPr>
-          <w:b/>
-          <w:bCs/>
-          <w:color w:val="000000" w:themeColor="text1"/>
-          <w:u w:val="single"/>
-        </w:rPr>
-        <w:t xml:space="preserve">Why Use </w:t>
-      </w:r>
-      <w:proofErr w:type="gramStart"/>
-      <w:r>
-        <w:rPr>
-          <w:b/>
-          <w:bCs/>
-          <w:color w:val="000000" w:themeColor="text1"/>
-          <w:u w:val="single"/>
-        </w:rPr>
-        <w:t>Views?</w:t>
-      </w:r>
-      <w:r>
-        <w:rPr>
-          <w:b/>
-          <w:bCs/>
-          <w:color w:val="000000" w:themeColor="text1"/>
-          <w:u w:val="single"/>
-        </w:rPr>
-        <w:t>:</w:t>
-      </w:r>
-      <w:proofErr w:type="gramEnd"/>
-    </w:p>
-    <w:p>
-      <w:pPr>
-        <w:rPr>
-          <w:color w:val="000000" w:themeColor="text1"/>
-          <w:sz w:val="22"/>
-          <w:szCs w:val="22"/>
-        </w:rPr>
-      </w:pPr>
-      <w:r>
-        <w:rPr>
-          <w:b/>
-          <w:bCs/>
-          <w:color w:val="000000" w:themeColor="text1"/>
-          <w:sz w:val="22"/>
-          <w:szCs w:val="22"/>
-        </w:rPr>
-        <w:t>Data Security</w:t>
-      </w:r>
-      <w:r>
-        <w:rPr>
-          <w:b/>
-          <w:bCs/>
-          <w:color w:val="000000" w:themeColor="text1"/>
-          <w:sz w:val="22"/>
-          <w:szCs w:val="22"/>
-        </w:rPr>
-        <w:t>:</w:t>
+          <w:b/>
+          <w:bCs/>
+          <w:color w:val="000000" w:themeColor="text1"/>
+          <w:sz w:val="22"/>
+          <w:szCs w:val="22"/>
+        </w:rPr>
+        <w:t>Data Security:</w:t>
       </w:r>
       <w:r>
         <w:rPr>
@@ -26247,17 +26219,7 @@
           <w:sz w:val="22"/>
           <w:szCs w:val="22"/>
         </w:rPr>
-        <w:t>Data Aggregation</w:t>
-      </w:r>
-      <w:r>
-        <w:rPr>
-          <w:b/>
-          <w:bCs/>
-          <w:color w:val="000000" w:themeColor="text1"/>
-          <w:sz w:val="22"/>
-          <w:szCs w:val="22"/>
-        </w:rPr>
-        <w:t>:</w:t>
+        <w:t>Data Aggregation:</w:t>
       </w:r>
       <w:r>
         <w:rPr>
@@ -26348,17 +26310,7 @@
           <w:sz w:val="22"/>
           <w:szCs w:val="22"/>
         </w:rPr>
-        <w:t>Joining Partitioned Data</w:t>
-      </w:r>
-      <w:r>
-        <w:rPr>
-          <w:b/>
-          <w:bCs/>
-          <w:color w:val="000000" w:themeColor="text1"/>
-          <w:sz w:val="22"/>
-          <w:szCs w:val="22"/>
-        </w:rPr>
-        <w:t>:</w:t>
+        <w:t>Joining Partitioned Data:</w:t>
       </w:r>
       <w:r>
         <w:rPr>
@@ -26502,16 +26454,7 @@
           <w:u w:val="single"/>
         </w:rPr>
         <w:lastRenderedPageBreak/>
-        <w:t>Updatable Views</w:t>
-      </w:r>
-      <w:r>
-        <w:rPr>
-          <w:b/>
-          <w:bCs/>
-          <w:color w:val="000000" w:themeColor="text1"/>
-          <w:u w:val="single"/>
-        </w:rPr>
-        <w:t>:</w:t>
+        <w:t>Updatable Views:</w:t>
       </w:r>
     </w:p>
     <w:p>
@@ -27132,16 +27075,7 @@
           <w:u w:val="single"/>
         </w:rPr>
         <w:lastRenderedPageBreak/>
-        <w:t>Updating Complex Views</w:t>
-      </w:r>
-      <w:r>
-        <w:rPr>
-          <w:b/>
-          <w:bCs/>
-          <w:color w:val="000000" w:themeColor="text1"/>
-          <w:u w:val="single"/>
-        </w:rPr>
-        <w:t>:</w:t>
+        <w:t>Updating Complex Views:</w:t>
       </w:r>
     </w:p>
     <w:p>
@@ -27752,1072 +27686,3220 @@
           <w:sz w:val="22"/>
           <w:szCs w:val="22"/>
         </w:rPr>
-        <w:t>Table name</w:t>
-      </w:r>
-      <w:r>
-        <w:rPr>
-          <w:b/>
-          <w:bCs/>
-          <w:color w:val="000000" w:themeColor="text1"/>
-          <w:sz w:val="22"/>
-          <w:szCs w:val="22"/>
+        <w:t xml:space="preserve">Table name, Table storage information (tablespace, initial size, etc.), Storage engine, Column names, Column data types, Default column, values not null, column constraints, Primary key columns, Primary key name, Name of primary key, index, Index </w:t>
+      </w:r>
+      <w:proofErr w:type="spellStart"/>
+      <w:r>
+        <w:rPr>
+          <w:b/>
+          <w:bCs/>
+          <w:color w:val="000000" w:themeColor="text1"/>
+          <w:sz w:val="22"/>
+          <w:szCs w:val="22"/>
+        </w:rPr>
+        <w:t>name,s</w:t>
+      </w:r>
+      <w:proofErr w:type="spellEnd"/>
+      <w:r>
+        <w:rPr>
+          <w:b/>
+          <w:bCs/>
+          <w:color w:val="000000" w:themeColor="text1"/>
+          <w:sz w:val="22"/>
+          <w:szCs w:val="22"/>
+        </w:rPr>
+        <w:t xml:space="preserve"> Index types (B-tree, bitmap), Indexed columns, Index column sort order (ascending or descending), Index storage information, Foreign key name, Foreign key columns, Associated table/columns for foreign keys</w:t>
+      </w:r>
+    </w:p>
+    <w:p>
+      <w:pPr>
+        <w:rPr>
+          <w:color w:val="000000" w:themeColor="text1"/>
+          <w:sz w:val="22"/>
+          <w:szCs w:val="22"/>
+        </w:rPr>
+      </w:pPr>
+      <w:r>
+        <w:rPr>
+          <w:color w:val="000000" w:themeColor="text1"/>
+          <w:sz w:val="22"/>
+          <w:szCs w:val="22"/>
+        </w:rPr>
+        <w:t>every database server uses a different mechanism to publish metadata</w:t>
+      </w:r>
+      <w:r>
+        <w:rPr>
+          <w:color w:val="000000" w:themeColor="text1"/>
+          <w:sz w:val="22"/>
+          <w:szCs w:val="22"/>
+        </w:rPr>
+        <w:t xml:space="preserve">. </w:t>
+      </w:r>
+    </w:p>
+    <w:p>
+      <w:pPr>
+        <w:rPr>
+          <w:color w:val="000000" w:themeColor="text1"/>
+          <w:sz w:val="22"/>
+          <w:szCs w:val="22"/>
+        </w:rPr>
+      </w:pPr>
+    </w:p>
+    <w:p>
+      <w:pPr>
+        <w:rPr>
+          <w:b/>
+          <w:bCs/>
+          <w:color w:val="000000" w:themeColor="text1"/>
+          <w:u w:val="single"/>
+        </w:rPr>
+      </w:pPr>
+      <w:proofErr w:type="spellStart"/>
+      <w:r>
+        <w:rPr>
+          <w:b/>
+          <w:bCs/>
+          <w:color w:val="000000" w:themeColor="text1"/>
+          <w:u w:val="single"/>
+        </w:rPr>
+        <w:t>information_schema</w:t>
+      </w:r>
+      <w:proofErr w:type="spellEnd"/>
+      <w:r>
+        <w:rPr>
+          <w:b/>
+          <w:bCs/>
+          <w:color w:val="000000" w:themeColor="text1"/>
+          <w:u w:val="single"/>
+        </w:rPr>
+        <w:t>:</w:t>
+      </w:r>
+    </w:p>
+    <w:p>
+      <w:pPr>
+        <w:rPr>
+          <w:color w:val="000000" w:themeColor="text1"/>
+          <w:sz w:val="22"/>
+          <w:szCs w:val="22"/>
+        </w:rPr>
+      </w:pPr>
+      <w:r>
+        <w:rPr>
+          <w:color w:val="000000" w:themeColor="text1"/>
+          <w:sz w:val="22"/>
+          <w:szCs w:val="22"/>
+        </w:rPr>
+        <w:t xml:space="preserve">All of the objects available within the </w:t>
+      </w:r>
+      <w:proofErr w:type="spellStart"/>
+      <w:r>
+        <w:rPr>
+          <w:color w:val="000000" w:themeColor="text1"/>
+          <w:sz w:val="22"/>
+          <w:szCs w:val="22"/>
+        </w:rPr>
+        <w:t>information_schema</w:t>
+      </w:r>
+      <w:proofErr w:type="spellEnd"/>
+      <w:r>
+        <w:rPr>
+          <w:color w:val="000000" w:themeColor="text1"/>
+          <w:sz w:val="22"/>
+          <w:szCs w:val="22"/>
+        </w:rPr>
+        <w:t xml:space="preserve"> database (or schema, in the case of SQL Server) are views. Unlike the describe utility</w:t>
+      </w:r>
+      <w:r>
+        <w:rPr>
+          <w:color w:val="000000" w:themeColor="text1"/>
+          <w:sz w:val="22"/>
+          <w:szCs w:val="22"/>
+        </w:rPr>
+        <w:t>.</w:t>
+      </w:r>
+    </w:p>
+    <w:p>
+      <w:pPr>
+        <w:rPr>
+          <w:b/>
+          <w:bCs/>
+          <w:color w:val="000000" w:themeColor="text1"/>
+          <w:u w:val="single"/>
+        </w:rPr>
+      </w:pPr>
+    </w:p>
+    <w:p>
+      <w:pPr>
+        <w:rPr>
+          <w:b/>
+          <w:bCs/>
+          <w:color w:val="4472C4" w:themeColor="accent1"/>
+        </w:rPr>
+      </w:pPr>
+      <w:r>
+        <w:rPr>
+          <w:b/>
+          <w:bCs/>
+          <w:color w:val="4472C4" w:themeColor="accent1"/>
+        </w:rPr>
+        <w:t xml:space="preserve">SELECT </w:t>
+      </w:r>
+      <w:proofErr w:type="spellStart"/>
+      <w:r>
+        <w:rPr>
+          <w:b/>
+          <w:bCs/>
+          <w:color w:val="4472C4" w:themeColor="accent1"/>
+        </w:rPr>
+        <w:t>table_name</w:t>
+      </w:r>
+      <w:proofErr w:type="spellEnd"/>
+      <w:r>
+        <w:rPr>
+          <w:b/>
+          <w:bCs/>
+          <w:color w:val="4472C4" w:themeColor="accent1"/>
+        </w:rPr>
+        <w:t xml:space="preserve">, </w:t>
+      </w:r>
+      <w:proofErr w:type="spellStart"/>
+      <w:r>
+        <w:rPr>
+          <w:b/>
+          <w:bCs/>
+          <w:color w:val="4472C4" w:themeColor="accent1"/>
+        </w:rPr>
+        <w:t>table_type</w:t>
+      </w:r>
+      <w:proofErr w:type="spellEnd"/>
+      <w:r>
+        <w:rPr>
+          <w:b/>
+          <w:bCs/>
+          <w:color w:val="4472C4" w:themeColor="accent1"/>
+        </w:rPr>
+        <w:t xml:space="preserve">      </w:t>
+      </w:r>
+    </w:p>
+    <w:p>
+      <w:pPr>
+        <w:rPr>
+          <w:b/>
+          <w:bCs/>
+          <w:color w:val="4472C4" w:themeColor="accent1"/>
+        </w:rPr>
+      </w:pPr>
+      <w:r>
+        <w:rPr>
+          <w:b/>
+          <w:bCs/>
+          <w:color w:val="4472C4" w:themeColor="accent1"/>
+        </w:rPr>
+        <w:t xml:space="preserve">FROM </w:t>
+      </w:r>
+      <w:proofErr w:type="spellStart"/>
+      <w:r>
+        <w:rPr>
+          <w:b/>
+          <w:bCs/>
+          <w:color w:val="4472C4" w:themeColor="accent1"/>
+        </w:rPr>
+        <w:t>information_</w:t>
+      </w:r>
+      <w:proofErr w:type="gramStart"/>
+      <w:r>
+        <w:rPr>
+          <w:b/>
+          <w:bCs/>
+          <w:color w:val="4472C4" w:themeColor="accent1"/>
+        </w:rPr>
+        <w:t>schema.tables</w:t>
+      </w:r>
+      <w:proofErr w:type="spellEnd"/>
+      <w:proofErr w:type="gramEnd"/>
+      <w:r>
+        <w:rPr>
+          <w:b/>
+          <w:bCs/>
+          <w:color w:val="4472C4" w:themeColor="accent1"/>
+        </w:rPr>
+        <w:t xml:space="preserve">     -</w:t>
+      </w:r>
+    </w:p>
+    <w:p>
+      <w:pPr>
+        <w:rPr>
+          <w:b/>
+          <w:bCs/>
+          <w:color w:val="4472C4" w:themeColor="accent1"/>
+        </w:rPr>
+      </w:pPr>
+      <w:r>
+        <w:rPr>
+          <w:b/>
+          <w:bCs/>
+          <w:color w:val="4472C4" w:themeColor="accent1"/>
+        </w:rPr>
+        <w:t xml:space="preserve">WHERE </w:t>
+      </w:r>
+      <w:proofErr w:type="spellStart"/>
+      <w:r>
+        <w:rPr>
+          <w:b/>
+          <w:bCs/>
+          <w:color w:val="4472C4" w:themeColor="accent1"/>
+        </w:rPr>
+        <w:t>table_schema</w:t>
+      </w:r>
+      <w:proofErr w:type="spellEnd"/>
+      <w:r>
+        <w:rPr>
+          <w:b/>
+          <w:bCs/>
+          <w:color w:val="4472C4" w:themeColor="accent1"/>
+        </w:rPr>
+        <w:t xml:space="preserve"> = '</w:t>
+      </w:r>
+      <w:proofErr w:type="spellStart"/>
+      <w:r>
+        <w:rPr>
+          <w:b/>
+          <w:bCs/>
+          <w:color w:val="4472C4" w:themeColor="accent1"/>
+        </w:rPr>
+        <w:t>sakila</w:t>
+      </w:r>
+      <w:proofErr w:type="spellEnd"/>
+      <w:r>
+        <w:rPr>
+          <w:b/>
+          <w:bCs/>
+          <w:color w:val="4472C4" w:themeColor="accent1"/>
+        </w:rPr>
+        <w:t>'    </w:t>
+      </w:r>
+    </w:p>
+    <w:p>
+      <w:pPr>
+        <w:rPr>
+          <w:color w:val="4472C4" w:themeColor="accent1"/>
+          <w:sz w:val="22"/>
+          <w:szCs w:val="22"/>
+        </w:rPr>
+      </w:pPr>
+      <w:r>
+        <w:rPr>
+          <w:b/>
+          <w:bCs/>
+          <w:color w:val="4472C4" w:themeColor="accent1"/>
+        </w:rPr>
+        <w:t>ORDER BY 1;</w:t>
+      </w:r>
+      <w:r>
+        <w:rPr>
+          <w:b/>
+          <w:bCs/>
+          <w:color w:val="4472C4" w:themeColor="accent1"/>
+        </w:rPr>
+        <w:t xml:space="preserve"> </w:t>
+      </w:r>
+    </w:p>
+    <w:p>
+      <w:pPr>
+        <w:rPr>
+          <w:b/>
+          <w:bCs/>
+          <w:color w:val="4472C4" w:themeColor="accent1"/>
+        </w:rPr>
+      </w:pPr>
+    </w:p>
+    <w:p>
+      <w:pPr>
+        <w:rPr>
+          <w:b/>
+          <w:bCs/>
+          <w:color w:val="4472C4" w:themeColor="accent1"/>
+        </w:rPr>
+      </w:pPr>
+      <w:r>
+        <w:rPr>
+          <w:b/>
+          <w:bCs/>
+          <w:color w:val="4472C4" w:themeColor="accent1"/>
+        </w:rPr>
+        <w:t xml:space="preserve">SELECT </w:t>
+      </w:r>
+      <w:proofErr w:type="spellStart"/>
+      <w:r>
+        <w:rPr>
+          <w:b/>
+          <w:bCs/>
+          <w:color w:val="4472C4" w:themeColor="accent1"/>
+        </w:rPr>
+        <w:t>table_name</w:t>
+      </w:r>
+      <w:proofErr w:type="spellEnd"/>
+      <w:r>
+        <w:rPr>
+          <w:b/>
+          <w:bCs/>
+          <w:color w:val="4472C4" w:themeColor="accent1"/>
+        </w:rPr>
+        <w:t xml:space="preserve">, </w:t>
+      </w:r>
+      <w:proofErr w:type="spellStart"/>
+      <w:r>
+        <w:rPr>
+          <w:b/>
+          <w:bCs/>
+          <w:color w:val="4472C4" w:themeColor="accent1"/>
+        </w:rPr>
+        <w:t>is_updatable</w:t>
+      </w:r>
+      <w:proofErr w:type="spellEnd"/>
+      <w:r>
+        <w:rPr>
+          <w:b/>
+          <w:bCs/>
+          <w:color w:val="4472C4" w:themeColor="accent1"/>
+        </w:rPr>
+        <w:t xml:space="preserve">     </w:t>
+      </w:r>
+    </w:p>
+    <w:p>
+      <w:pPr>
+        <w:rPr>
+          <w:b/>
+          <w:bCs/>
+          <w:color w:val="4472C4" w:themeColor="accent1"/>
+        </w:rPr>
+      </w:pPr>
+      <w:r>
+        <w:rPr>
+          <w:b/>
+          <w:bCs/>
+          <w:color w:val="4472C4" w:themeColor="accent1"/>
+        </w:rPr>
+        <w:t xml:space="preserve">FROM </w:t>
+      </w:r>
+      <w:proofErr w:type="spellStart"/>
+      <w:r>
+        <w:rPr>
+          <w:b/>
+          <w:bCs/>
+          <w:color w:val="4472C4" w:themeColor="accent1"/>
+        </w:rPr>
+        <w:t>information_</w:t>
+      </w:r>
+      <w:proofErr w:type="gramStart"/>
+      <w:r>
+        <w:rPr>
+          <w:b/>
+          <w:bCs/>
+          <w:color w:val="4472C4" w:themeColor="accent1"/>
+        </w:rPr>
+        <w:t>schema.views</w:t>
+      </w:r>
+      <w:proofErr w:type="spellEnd"/>
+      <w:proofErr w:type="gramEnd"/>
+      <w:r>
+        <w:rPr>
+          <w:b/>
+          <w:bCs/>
+          <w:color w:val="4472C4" w:themeColor="accent1"/>
+        </w:rPr>
+        <w:t xml:space="preserve">     </w:t>
+      </w:r>
+    </w:p>
+    <w:p>
+      <w:pPr>
+        <w:rPr>
+          <w:b/>
+          <w:bCs/>
+          <w:color w:val="4472C4" w:themeColor="accent1"/>
+        </w:rPr>
+      </w:pPr>
+      <w:r>
+        <w:rPr>
+          <w:b/>
+          <w:bCs/>
+          <w:color w:val="4472C4" w:themeColor="accent1"/>
+        </w:rPr>
+        <w:t xml:space="preserve">WHERE </w:t>
+      </w:r>
+      <w:proofErr w:type="spellStart"/>
+      <w:r>
+        <w:rPr>
+          <w:b/>
+          <w:bCs/>
+          <w:color w:val="4472C4" w:themeColor="accent1"/>
+        </w:rPr>
+        <w:t>table_schema</w:t>
+      </w:r>
+      <w:proofErr w:type="spellEnd"/>
+      <w:r>
+        <w:rPr>
+          <w:b/>
+          <w:bCs/>
+          <w:color w:val="4472C4" w:themeColor="accent1"/>
+        </w:rPr>
+        <w:t xml:space="preserve"> = '</w:t>
+      </w:r>
+      <w:proofErr w:type="spellStart"/>
+      <w:r>
+        <w:rPr>
+          <w:b/>
+          <w:bCs/>
+          <w:color w:val="4472C4" w:themeColor="accent1"/>
+        </w:rPr>
+        <w:t>sakila</w:t>
+      </w:r>
+      <w:proofErr w:type="spellEnd"/>
+      <w:r>
+        <w:rPr>
+          <w:b/>
+          <w:bCs/>
+          <w:color w:val="4472C4" w:themeColor="accent1"/>
+        </w:rPr>
+        <w:t>'    </w:t>
+      </w:r>
+    </w:p>
+    <w:p>
+      <w:pPr>
+        <w:rPr>
+          <w:b/>
+          <w:bCs/>
+          <w:color w:val="4472C4" w:themeColor="accent1"/>
+        </w:rPr>
+      </w:pPr>
+      <w:r>
+        <w:rPr>
+          <w:b/>
+          <w:bCs/>
+          <w:color w:val="4472C4" w:themeColor="accent1"/>
+        </w:rPr>
+        <w:t>ORDER BY 1;</w:t>
+      </w:r>
+      <w:r>
+        <w:rPr>
+          <w:b/>
+          <w:bCs/>
+          <w:color w:val="4472C4" w:themeColor="accent1"/>
+        </w:rPr>
+        <w:br/>
+      </w:r>
+    </w:p>
+    <w:p>
+      <w:pPr>
+        <w:rPr>
+          <w:color w:val="000000" w:themeColor="text1"/>
+          <w:sz w:val="22"/>
+          <w:szCs w:val="22"/>
+        </w:rPr>
+      </w:pPr>
+      <w:r>
+        <w:rPr>
+          <w:color w:val="000000" w:themeColor="text1"/>
+          <w:sz w:val="22"/>
+          <w:szCs w:val="22"/>
+        </w:rPr>
+        <w:t xml:space="preserve">Write a query that lists all of the indexes in the Sakila schema. Include the table names. </w:t>
+      </w:r>
+    </w:p>
+    <w:p>
+      <w:pPr>
+        <w:rPr>
+          <w:b/>
+          <w:bCs/>
+          <w:color w:val="4472C4" w:themeColor="accent1"/>
+        </w:rPr>
+      </w:pPr>
+      <w:r>
+        <w:rPr>
+          <w:b/>
+          <w:bCs/>
+          <w:color w:val="4472C4" w:themeColor="accent1"/>
+        </w:rPr>
+        <w:t xml:space="preserve">SELECT DISTINCT </w:t>
+      </w:r>
+      <w:proofErr w:type="spellStart"/>
+      <w:r>
+        <w:rPr>
+          <w:b/>
+          <w:bCs/>
+          <w:color w:val="4472C4" w:themeColor="accent1"/>
+        </w:rPr>
+        <w:t>table_name</w:t>
+      </w:r>
+      <w:proofErr w:type="spellEnd"/>
+      <w:r>
+        <w:rPr>
+          <w:b/>
+          <w:bCs/>
+          <w:color w:val="4472C4" w:themeColor="accent1"/>
+        </w:rPr>
+        <w:t xml:space="preserve">, </w:t>
+      </w:r>
+      <w:proofErr w:type="spellStart"/>
+      <w:r>
+        <w:rPr>
+          <w:b/>
+          <w:bCs/>
+          <w:color w:val="4472C4" w:themeColor="accent1"/>
+        </w:rPr>
+        <w:t>index_name</w:t>
+      </w:r>
+      <w:proofErr w:type="spellEnd"/>
+      <w:r>
+        <w:rPr>
+          <w:b/>
+          <w:bCs/>
+          <w:color w:val="4472C4" w:themeColor="accent1"/>
+        </w:rPr>
+        <w:t xml:space="preserve">    </w:t>
+      </w:r>
+    </w:p>
+    <w:p>
+      <w:pPr>
+        <w:rPr>
+          <w:b/>
+          <w:bCs/>
+          <w:color w:val="4472C4" w:themeColor="accent1"/>
+        </w:rPr>
+      </w:pPr>
+      <w:r>
+        <w:rPr>
+          <w:b/>
+          <w:bCs/>
+          <w:color w:val="4472C4" w:themeColor="accent1"/>
+        </w:rPr>
+        <w:t xml:space="preserve">FROM </w:t>
+      </w:r>
+      <w:proofErr w:type="spellStart"/>
+      <w:r>
+        <w:rPr>
+          <w:b/>
+          <w:bCs/>
+          <w:color w:val="4472C4" w:themeColor="accent1"/>
+        </w:rPr>
+        <w:t>information_</w:t>
+      </w:r>
+      <w:proofErr w:type="gramStart"/>
+      <w:r>
+        <w:rPr>
+          <w:b/>
+          <w:bCs/>
+          <w:color w:val="4472C4" w:themeColor="accent1"/>
+        </w:rPr>
+        <w:t>schema.statistics</w:t>
+      </w:r>
+      <w:proofErr w:type="spellEnd"/>
+      <w:proofErr w:type="gramEnd"/>
+      <w:r>
+        <w:rPr>
+          <w:b/>
+          <w:bCs/>
+          <w:color w:val="4472C4" w:themeColor="accent1"/>
+        </w:rPr>
+        <w:t xml:space="preserve">   </w:t>
+      </w:r>
+    </w:p>
+    <w:p>
+      <w:pPr>
+        <w:rPr>
+          <w:b/>
+          <w:bCs/>
+          <w:color w:val="4472C4" w:themeColor="accent1"/>
+        </w:rPr>
+      </w:pPr>
+      <w:r>
+        <w:rPr>
+          <w:b/>
+          <w:bCs/>
+          <w:color w:val="4472C4" w:themeColor="accent1"/>
+        </w:rPr>
+        <w:t xml:space="preserve">WHERE </w:t>
+      </w:r>
+      <w:proofErr w:type="spellStart"/>
+      <w:r>
+        <w:rPr>
+          <w:b/>
+          <w:bCs/>
+          <w:color w:val="4472C4" w:themeColor="accent1"/>
+        </w:rPr>
+        <w:t>table_schema</w:t>
+      </w:r>
+      <w:proofErr w:type="spellEnd"/>
+      <w:r>
+        <w:rPr>
+          <w:b/>
+          <w:bCs/>
+          <w:color w:val="4472C4" w:themeColor="accent1"/>
+        </w:rPr>
+        <w:t xml:space="preserve"> = '</w:t>
+      </w:r>
+      <w:proofErr w:type="spellStart"/>
+      <w:r>
+        <w:rPr>
+          <w:b/>
+          <w:bCs/>
+          <w:color w:val="4472C4" w:themeColor="accent1"/>
+        </w:rPr>
+        <w:t>sakila</w:t>
+      </w:r>
+      <w:proofErr w:type="spellEnd"/>
+      <w:r>
+        <w:rPr>
+          <w:b/>
+          <w:bCs/>
+          <w:color w:val="4472C4" w:themeColor="accent1"/>
+        </w:rPr>
+        <w:t>';</w:t>
+      </w:r>
+    </w:p>
+    <w:p>
+      <w:pPr>
+        <w:jc w:val="center"/>
+        <w:rPr>
+          <w:b/>
+          <w:bCs/>
+          <w:color w:val="EE0000"/>
+          <w:sz w:val="32"/>
+          <w:szCs w:val="32"/>
+          <w:u w:val="single"/>
+        </w:rPr>
+      </w:pPr>
+      <w:r>
+        <w:rPr>
+          <w:b/>
+          <w:bCs/>
+          <w:color w:val="EE0000"/>
+          <w:sz w:val="32"/>
+          <w:szCs w:val="32"/>
+          <w:u w:val="single"/>
+        </w:rPr>
+        <w:lastRenderedPageBreak/>
+        <w:t>Chapter 16. Analytic Functions</w:t>
+      </w:r>
+    </w:p>
+    <w:p>
+      <w:pPr>
+        <w:rPr>
+          <w:b/>
+          <w:bCs/>
+          <w:color w:val="000000" w:themeColor="text1"/>
+          <w:u w:val="single"/>
+        </w:rPr>
+      </w:pPr>
+      <w:r>
+        <w:rPr>
+          <w:b/>
+          <w:bCs/>
+          <w:color w:val="000000" w:themeColor="text1"/>
+          <w:u w:val="single"/>
+        </w:rPr>
+        <w:t>Data Windows</w:t>
+      </w:r>
+      <w:r>
+        <w:rPr>
+          <w:b/>
+          <w:bCs/>
+          <w:color w:val="000000" w:themeColor="text1"/>
+          <w:u w:val="single"/>
+        </w:rPr>
+        <w:t>:</w:t>
+      </w:r>
+    </w:p>
+    <w:p>
+      <w:pPr>
+        <w:numPr>
+          <w:ilvl w:val="0"/>
+          <w:numId w:val="11"/>
+        </w:numPr>
+        <w:rPr>
+          <w:color w:val="4472C4" w:themeColor="accent1"/>
+          <w:sz w:val="22"/>
+          <w:szCs w:val="22"/>
+        </w:rPr>
+      </w:pPr>
+      <w:proofErr w:type="gramStart"/>
+      <w:r>
+        <w:rPr>
+          <w:color w:val="4472C4" w:themeColor="accent1"/>
+          <w:sz w:val="22"/>
+          <w:szCs w:val="22"/>
+        </w:rPr>
+        <w:t>over(</w:t>
+      </w:r>
+      <w:proofErr w:type="gramEnd"/>
+      <w:r>
+        <w:rPr>
+          <w:color w:val="4472C4" w:themeColor="accent1"/>
+          <w:sz w:val="22"/>
+          <w:szCs w:val="22"/>
+        </w:rPr>
+        <w:t xml:space="preserve">) = </w:t>
+      </w:r>
+      <w:r>
+        <w:rPr>
+          <w:color w:val="000000" w:themeColor="text1"/>
+          <w:sz w:val="22"/>
+          <w:szCs w:val="22"/>
+        </w:rPr>
+        <w:t>look at everything</w:t>
+      </w:r>
+    </w:p>
+    <w:p>
+      <w:pPr>
+        <w:numPr>
+          <w:ilvl w:val="0"/>
+          <w:numId w:val="11"/>
+        </w:numPr>
+        <w:rPr>
+          <w:color w:val="4472C4" w:themeColor="accent1"/>
+          <w:sz w:val="22"/>
+          <w:szCs w:val="22"/>
+        </w:rPr>
+      </w:pPr>
+      <w:proofErr w:type="gramStart"/>
+      <w:r>
+        <w:rPr>
+          <w:color w:val="4472C4" w:themeColor="accent1"/>
+          <w:sz w:val="22"/>
+          <w:szCs w:val="22"/>
+        </w:rPr>
+        <w:t>over(</w:t>
+      </w:r>
+      <w:proofErr w:type="gramEnd"/>
+      <w:r>
+        <w:rPr>
+          <w:color w:val="4472C4" w:themeColor="accent1"/>
+          <w:sz w:val="22"/>
+          <w:szCs w:val="22"/>
+        </w:rPr>
+        <w:t xml:space="preserve">partition by quarter) = </w:t>
+      </w:r>
+      <w:r>
+        <w:rPr>
+          <w:color w:val="000000" w:themeColor="text1"/>
+          <w:sz w:val="22"/>
+          <w:szCs w:val="22"/>
+        </w:rPr>
+        <w:t>split into quarters, look within each</w:t>
+      </w:r>
+    </w:p>
+    <w:p>
+      <w:pPr>
+        <w:pStyle w:val="ds-markdown-paragraph"/>
+        <w:shd w:val="clear" w:color="auto" w:fill="FFFFFF"/>
+        <w:spacing w:before="240" w:beforeAutospacing="0" w:after="0" w:afterAutospacing="0" w:line="420" w:lineRule="atLeast"/>
+        <w:ind w:left="360"/>
+        <w:rPr>
+          <w:rFonts w:asciiTheme="minorHAnsi" w:eastAsiaTheme="minorHAnsi" w:hAnsiTheme="minorHAnsi" w:cstheme="minorBidi"/>
+          <w:color w:val="000000" w:themeColor="text1"/>
+          <w:kern w:val="2"/>
+          <w:sz w:val="22"/>
+          <w:szCs w:val="22"/>
+          <w14:ligatures w14:val="standardContextual"/>
+        </w:rPr>
+      </w:pPr>
+    </w:p>
+    <w:p>
+      <w:pPr>
+        <w:pStyle w:val="ds-markdown-paragraph"/>
+        <w:shd w:val="clear" w:color="auto" w:fill="FFFFFF"/>
+        <w:spacing w:before="240" w:beforeAutospacing="0" w:after="0" w:afterAutospacing="0" w:line="420" w:lineRule="atLeast"/>
+        <w:ind w:left="360"/>
+        <w:rPr>
+          <w:rFonts w:asciiTheme="minorHAnsi" w:eastAsiaTheme="minorHAnsi" w:hAnsiTheme="minorHAnsi" w:cstheme="minorBidi"/>
+          <w:color w:val="000000" w:themeColor="text1"/>
+          <w:kern w:val="2"/>
+          <w:sz w:val="22"/>
+          <w:szCs w:val="22"/>
+          <w14:ligatures w14:val="standardContextual"/>
+        </w:rPr>
+      </w:pPr>
+      <w:r>
+        <w:rPr>
+          <w:rFonts w:asciiTheme="minorHAnsi" w:eastAsiaTheme="minorHAnsi" w:hAnsiTheme="minorHAnsi" w:cstheme="minorBidi"/>
+          <w:color w:val="000000" w:themeColor="text1"/>
+          <w:kern w:val="2"/>
+          <w:sz w:val="22"/>
+          <w:szCs w:val="22"/>
+          <w14:ligatures w14:val="standardContextual"/>
+        </w:rPr>
+        <w:t xml:space="preserve">Data windows = look at neighbors/groupings while keeping each row intact. No collapsing. No subqueries. Just add columns that compare. </w:t>
+      </w:r>
+    </w:p>
+    <w:p>
+      <w:pPr>
+        <w:pStyle w:val="ds-markdown-paragraph"/>
+        <w:shd w:val="clear" w:color="auto" w:fill="FFFFFF"/>
+        <w:spacing w:before="240" w:beforeAutospacing="0" w:after="0" w:afterAutospacing="0" w:line="420" w:lineRule="atLeast"/>
+        <w:ind w:left="360"/>
+        <w:rPr>
+          <w:rFonts w:asciiTheme="minorHAnsi" w:eastAsiaTheme="minorHAnsi" w:hAnsiTheme="minorHAnsi" w:cstheme="minorBidi"/>
+          <w:color w:val="000000" w:themeColor="text1"/>
+          <w:kern w:val="2"/>
+          <w:sz w:val="22"/>
+          <w:szCs w:val="22"/>
+          <w14:ligatures w14:val="standardContextual"/>
+        </w:rPr>
+      </w:pPr>
+      <w:r>
+        <w:rPr>
+          <w:rFonts w:asciiTheme="minorHAnsi" w:eastAsiaTheme="minorHAnsi" w:hAnsiTheme="minorHAnsi" w:cstheme="minorBidi"/>
+          <w:color w:val="000000" w:themeColor="text1"/>
+          <w:kern w:val="2"/>
+          <w:sz w:val="22"/>
+          <w:szCs w:val="22"/>
+          <w14:ligatures w14:val="standardContextual"/>
+        </w:rPr>
+        <w:t>A data window = looking at other rows (neighbors, groups, or all rows) without smashing your data into one row.</w:t>
+      </w:r>
+    </w:p>
+    <w:p>
+      <w:pPr>
+        <w:pStyle w:val="ds-markdown-paragraph"/>
+        <w:spacing w:line="420" w:lineRule="atLeast"/>
+        <w:ind w:left="360"/>
+        <w:rPr>
+          <w:rFonts w:asciiTheme="minorHAnsi" w:eastAsiaTheme="minorHAnsi" w:hAnsiTheme="minorHAnsi" w:cstheme="minorBidi"/>
+          <w:color w:val="000000" w:themeColor="text1"/>
+          <w:kern w:val="2"/>
+          <w:sz w:val="22"/>
+          <w:szCs w:val="22"/>
+          <w14:ligatures w14:val="standardContextual"/>
+        </w:rPr>
+      </w:pPr>
+      <w:r>
+        <w:rPr>
+          <w:rFonts w:asciiTheme="minorHAnsi" w:eastAsiaTheme="minorHAnsi" w:hAnsiTheme="minorHAnsi" w:cstheme="minorBidi"/>
+          <w:color w:val="000000" w:themeColor="text1"/>
+          <w:kern w:val="2"/>
+          <w:sz w:val="22"/>
+          <w:szCs w:val="22"/>
+          <w14:ligatures w14:val="standardContextual"/>
+        </w:rPr>
+        <w:t>You keep every row + add extra info from a "window" (a group you define).</w:t>
+      </w:r>
+    </w:p>
+    <w:p>
+      <w:pPr>
+        <w:pStyle w:val="ds-markdown-paragraph"/>
+        <w:spacing w:line="420" w:lineRule="atLeast"/>
+        <w:ind w:left="360"/>
+        <w:rPr>
+          <w:rFonts w:asciiTheme="minorHAnsi" w:eastAsiaTheme="minorHAnsi" w:hAnsiTheme="minorHAnsi" w:cstheme="minorBidi"/>
+          <w:color w:val="000000" w:themeColor="text1"/>
+          <w:kern w:val="2"/>
+          <w:sz w:val="22"/>
+          <w:szCs w:val="22"/>
+          <w14:ligatures w14:val="standardContextual"/>
+        </w:rPr>
+      </w:pPr>
+      <w:r>
+        <w:rPr>
+          <w:rFonts w:asciiTheme="minorHAnsi" w:eastAsiaTheme="minorHAnsi" w:hAnsiTheme="minorHAnsi" w:cstheme="minorBidi"/>
+          <w:color w:val="000000" w:themeColor="text1"/>
+          <w:kern w:val="2"/>
+          <w:sz w:val="22"/>
+          <w:szCs w:val="22"/>
+          <w14:ligatures w14:val="standardContextual"/>
+        </w:rPr>
+        <w:t>Use data windows when you need to compare each row to others (rank, running total, percent of total, difference from avg) without losing the row itself.</w:t>
+      </w:r>
+    </w:p>
+    <w:p>
+      <w:pPr>
+        <w:pStyle w:val="ds-markdown-paragraph"/>
+        <w:shd w:val="clear" w:color="auto" w:fill="FFFFFF"/>
+        <w:spacing w:before="240" w:beforeAutospacing="0" w:after="0" w:afterAutospacing="0" w:line="420" w:lineRule="atLeast"/>
+        <w:ind w:left="360"/>
+        <w:rPr>
+          <w:rFonts w:asciiTheme="minorHAnsi" w:eastAsiaTheme="minorHAnsi" w:hAnsiTheme="minorHAnsi" w:cstheme="minorBidi"/>
+          <w:color w:val="000000" w:themeColor="text1"/>
+          <w:kern w:val="2"/>
+          <w:sz w:val="22"/>
+          <w:szCs w:val="22"/>
+          <w14:ligatures w14:val="standardContextual"/>
+        </w:rPr>
+      </w:pPr>
+      <w:r>
+        <w:rPr>
+          <w:rFonts w:asciiTheme="minorHAnsi" w:eastAsiaTheme="minorHAnsi" w:hAnsiTheme="minorHAnsi" w:cstheme="minorBidi"/>
+          <w:color w:val="000000" w:themeColor="text1"/>
+          <w:kern w:val="2"/>
+          <w:sz w:val="22"/>
+          <w:szCs w:val="22"/>
+          <w14:ligatures w14:val="standardContextual"/>
+        </w:rPr>
+        <w:t xml:space="preserve">here we calculate the percentage and </w:t>
+      </w:r>
+      <w:proofErr w:type="gramStart"/>
+      <w:r>
+        <w:rPr>
+          <w:rFonts w:asciiTheme="minorHAnsi" w:eastAsiaTheme="minorHAnsi" w:hAnsiTheme="minorHAnsi" w:cstheme="minorBidi"/>
+          <w:b/>
+          <w:bCs/>
+          <w:color w:val="4472C4" w:themeColor="accent1"/>
+          <w:kern w:val="2"/>
+          <w14:ligatures w14:val="standardContextual"/>
+        </w:rPr>
+        <w:t>over(</w:t>
+      </w:r>
+      <w:proofErr w:type="gramEnd"/>
+      <w:r>
+        <w:rPr>
+          <w:rFonts w:asciiTheme="minorHAnsi" w:eastAsiaTheme="minorHAnsi" w:hAnsiTheme="minorHAnsi" w:cstheme="minorBidi"/>
+          <w:b/>
+          <w:bCs/>
+          <w:color w:val="4472C4" w:themeColor="accent1"/>
+          <w:kern w:val="2"/>
+          <w14:ligatures w14:val="standardContextual"/>
+        </w:rPr>
+        <w:t>)</w:t>
+      </w:r>
+      <w:r>
+        <w:rPr>
+          <w:rFonts w:asciiTheme="minorHAnsi" w:eastAsiaTheme="minorHAnsi" w:hAnsiTheme="minorHAnsi" w:cstheme="minorBidi"/>
+          <w:color w:val="4472C4" w:themeColor="accent1"/>
+          <w:kern w:val="2"/>
+          <w:sz w:val="22"/>
+          <w:szCs w:val="22"/>
+          <w14:ligatures w14:val="standardContextual"/>
+        </w:rPr>
+        <w:t xml:space="preserve"> </w:t>
+      </w:r>
+      <w:r>
+        <w:rPr>
+          <w:rFonts w:asciiTheme="minorHAnsi" w:eastAsiaTheme="minorHAnsi" w:hAnsiTheme="minorHAnsi" w:cstheme="minorBidi"/>
+          <w:color w:val="000000" w:themeColor="text1"/>
+          <w:kern w:val="2"/>
+          <w:sz w:val="22"/>
+          <w:szCs w:val="22"/>
+          <w14:ligatures w14:val="standardContextual"/>
+        </w:rPr>
+        <w:t xml:space="preserve">makes this percentage for each row: </w:t>
+      </w:r>
+      <w:r>
+        <w:rPr>
+          <w:rFonts w:asciiTheme="minorHAnsi" w:eastAsiaTheme="minorHAnsi" w:hAnsiTheme="minorHAnsi" w:cstheme="minorBidi"/>
+          <w:b/>
+          <w:bCs/>
+          <w:color w:val="4472C4" w:themeColor="accent1"/>
+          <w:kern w:val="2"/>
+          <w14:ligatures w14:val="standardContextual"/>
+        </w:rPr>
+        <w:t>amount /</w:t>
+      </w:r>
+      <w:r>
+        <w:rPr>
+          <w:rFonts w:asciiTheme="minorHAnsi" w:eastAsiaTheme="minorHAnsi" w:hAnsiTheme="minorHAnsi" w:cstheme="minorBidi"/>
+          <w:color w:val="000000" w:themeColor="text1"/>
+          <w:kern w:val="2"/>
+          <w:sz w:val="22"/>
+          <w:szCs w:val="22"/>
+          <w14:ligatures w14:val="standardContextual"/>
+        </w:rPr>
+        <w:t xml:space="preserve"> </w:t>
+      </w:r>
+      <w:proofErr w:type="gramStart"/>
+      <w:r>
+        <w:rPr>
+          <w:rFonts w:asciiTheme="minorHAnsi" w:eastAsiaTheme="minorHAnsi" w:hAnsiTheme="minorHAnsi" w:cstheme="minorBidi"/>
+          <w:b/>
+          <w:bCs/>
+          <w:color w:val="4472C4" w:themeColor="accent1"/>
+          <w:kern w:val="2"/>
+          <w14:ligatures w14:val="standardContextual"/>
+        </w:rPr>
+        <w:t>SUM(</w:t>
+      </w:r>
+      <w:proofErr w:type="gramEnd"/>
+      <w:r>
+        <w:rPr>
+          <w:rFonts w:asciiTheme="minorHAnsi" w:eastAsiaTheme="minorHAnsi" w:hAnsiTheme="minorHAnsi" w:cstheme="minorBidi"/>
+          <w:b/>
+          <w:bCs/>
+          <w:color w:val="4472C4" w:themeColor="accent1"/>
+          <w:kern w:val="2"/>
+          <w14:ligatures w14:val="standardContextual"/>
+        </w:rPr>
+        <w:t>amount) OVER () * 100 as percentage</w:t>
+      </w:r>
+    </w:p>
+    <w:p>
+      <w:pPr>
+        <w:pStyle w:val="ds-markdown-paragraph"/>
+        <w:shd w:val="clear" w:color="auto" w:fill="FFFFFF"/>
+        <w:spacing w:before="240" w:beforeAutospacing="0" w:after="0" w:afterAutospacing="0" w:line="420" w:lineRule="atLeast"/>
+        <w:ind w:left="360"/>
+        <w:rPr>
+          <w:rFonts w:asciiTheme="minorHAnsi" w:eastAsiaTheme="minorHAnsi" w:hAnsiTheme="minorHAnsi" w:cstheme="minorBidi"/>
+          <w:color w:val="000000" w:themeColor="text1"/>
+          <w:kern w:val="2"/>
+          <w:sz w:val="22"/>
+          <w:szCs w:val="22"/>
+          <w14:ligatures w14:val="standardContextual"/>
+        </w:rPr>
+      </w:pPr>
+      <w:proofErr w:type="gramStart"/>
+      <w:r>
+        <w:rPr>
+          <w:rFonts w:asciiTheme="minorHAnsi" w:eastAsiaTheme="minorHAnsi" w:hAnsiTheme="minorHAnsi" w:cstheme="minorBidi"/>
+          <w:b/>
+          <w:bCs/>
+          <w:color w:val="4472C4" w:themeColor="accent1"/>
+          <w:kern w:val="2"/>
+          <w14:ligatures w14:val="standardContextual"/>
+        </w:rPr>
+        <w:t>OVER(</w:t>
+      </w:r>
+      <w:proofErr w:type="gramEnd"/>
+      <w:r>
+        <w:rPr>
+          <w:rFonts w:asciiTheme="minorHAnsi" w:eastAsiaTheme="minorHAnsi" w:hAnsiTheme="minorHAnsi" w:cstheme="minorBidi"/>
+          <w:b/>
+          <w:bCs/>
+          <w:color w:val="4472C4" w:themeColor="accent1"/>
+          <w:kern w:val="2"/>
+          <w14:ligatures w14:val="standardContextual"/>
+        </w:rPr>
+        <w:t>)</w:t>
+      </w:r>
+      <w:r>
+        <w:rPr>
+          <w:rFonts w:asciiTheme="minorHAnsi" w:eastAsiaTheme="minorHAnsi" w:hAnsiTheme="minorHAnsi" w:cstheme="minorBidi"/>
+          <w:color w:val="000000" w:themeColor="text1"/>
+          <w:kern w:val="2"/>
+          <w:sz w:val="22"/>
+          <w:szCs w:val="22"/>
+          <w14:ligatures w14:val="standardContextual"/>
+        </w:rPr>
+        <w:t> </w:t>
+      </w:r>
+      <w:proofErr w:type="spellStart"/>
+      <w:r>
+        <w:rPr>
+          <w:rFonts w:asciiTheme="minorHAnsi" w:eastAsiaTheme="minorHAnsi" w:hAnsiTheme="minorHAnsi" w:cstheme="minorBidi"/>
+          <w:color w:val="000000" w:themeColor="text1"/>
+          <w:kern w:val="2"/>
+          <w:sz w:val="22"/>
+          <w:szCs w:val="22"/>
+          <w14:ligatures w14:val="standardContextual"/>
+        </w:rPr>
+        <w:t>lets</w:t>
+      </w:r>
+      <w:proofErr w:type="spellEnd"/>
+      <w:r>
+        <w:rPr>
+          <w:rFonts w:asciiTheme="minorHAnsi" w:eastAsiaTheme="minorHAnsi" w:hAnsiTheme="minorHAnsi" w:cstheme="minorBidi"/>
+          <w:color w:val="000000" w:themeColor="text1"/>
+          <w:kern w:val="2"/>
+          <w:sz w:val="22"/>
+          <w:szCs w:val="22"/>
+          <w14:ligatures w14:val="standardContextual"/>
+        </w:rPr>
+        <w:t xml:space="preserve"> the </w:t>
+      </w:r>
+      <w:proofErr w:type="gramStart"/>
+      <w:r>
+        <w:rPr>
+          <w:rFonts w:asciiTheme="minorHAnsi" w:eastAsiaTheme="minorHAnsi" w:hAnsiTheme="minorHAnsi" w:cstheme="minorBidi"/>
+          <w:b/>
+          <w:bCs/>
+          <w:color w:val="4472C4" w:themeColor="accent1"/>
+          <w:kern w:val="2"/>
+          <w14:ligatures w14:val="standardContextual"/>
+        </w:rPr>
+        <w:t>max(</w:t>
+      </w:r>
+      <w:proofErr w:type="gramEnd"/>
+      <w:r>
+        <w:rPr>
+          <w:rFonts w:asciiTheme="minorHAnsi" w:eastAsiaTheme="minorHAnsi" w:hAnsiTheme="minorHAnsi" w:cstheme="minorBidi"/>
+          <w:b/>
+          <w:bCs/>
+          <w:color w:val="4472C4" w:themeColor="accent1"/>
+          <w:kern w:val="2"/>
+          <w14:ligatures w14:val="standardContextual"/>
+        </w:rPr>
+        <w:t>)</w:t>
+      </w:r>
+      <w:r>
+        <w:rPr>
+          <w:rFonts w:asciiTheme="minorHAnsi" w:eastAsiaTheme="minorHAnsi" w:hAnsiTheme="minorHAnsi" w:cstheme="minorBidi"/>
+          <w:color w:val="000000" w:themeColor="text1"/>
+          <w:kern w:val="2"/>
+          <w:sz w:val="22"/>
+          <w:szCs w:val="22"/>
+          <w14:ligatures w14:val="standardContextual"/>
+        </w:rPr>
+        <w:t> function see different sets of rows without destroying your GROUP BY.</w:t>
+      </w:r>
+    </w:p>
+    <w:p>
+      <w:pPr>
+        <w:pStyle w:val="ds-markdown-paragraph"/>
+        <w:shd w:val="clear" w:color="auto" w:fill="FFFFFF"/>
+        <w:spacing w:before="240" w:beforeAutospacing="0" w:after="0" w:afterAutospacing="0" w:line="420" w:lineRule="atLeast"/>
+        <w:ind w:left="360"/>
+        <w:rPr>
+          <w:rFonts w:asciiTheme="minorHAnsi" w:eastAsiaTheme="minorHAnsi" w:hAnsiTheme="minorHAnsi" w:cstheme="minorBidi"/>
+          <w:color w:val="000000" w:themeColor="text1"/>
+          <w:kern w:val="2"/>
+          <w:sz w:val="22"/>
+          <w:szCs w:val="22"/>
+          <w14:ligatures w14:val="standardContextual"/>
+        </w:rPr>
+      </w:pPr>
+    </w:p>
+    <w:p>
+      <w:pPr>
+        <w:pStyle w:val="ds-markdown-paragraph"/>
+        <w:shd w:val="clear" w:color="auto" w:fill="FFFFFF"/>
+        <w:spacing w:before="240" w:beforeAutospacing="0" w:after="0" w:afterAutospacing="0" w:line="420" w:lineRule="atLeast"/>
+        <w:rPr>
+          <w:rFonts w:asciiTheme="minorHAnsi" w:eastAsiaTheme="minorHAnsi" w:hAnsiTheme="minorHAnsi" w:cstheme="minorBidi"/>
+          <w:b/>
+          <w:bCs/>
+          <w:color w:val="000000" w:themeColor="text1"/>
+          <w:kern w:val="2"/>
+          <w:u w:val="single"/>
+          <w14:ligatures w14:val="standardContextual"/>
+        </w:rPr>
+      </w:pPr>
+      <w:r>
+        <w:rPr>
+          <w:rFonts w:asciiTheme="minorHAnsi" w:eastAsiaTheme="minorHAnsi" w:hAnsiTheme="minorHAnsi" w:cstheme="minorBidi"/>
+          <w:b/>
+          <w:bCs/>
+          <w:color w:val="000000" w:themeColor="text1"/>
+          <w:kern w:val="2"/>
+          <w:u w:val="single"/>
+          <w14:ligatures w14:val="standardContextual"/>
+        </w:rPr>
+        <w:t>Localized Sorting</w:t>
+      </w:r>
+      <w:r>
+        <w:rPr>
+          <w:rFonts w:asciiTheme="minorHAnsi" w:eastAsiaTheme="minorHAnsi" w:hAnsiTheme="minorHAnsi" w:cstheme="minorBidi"/>
+          <w:b/>
+          <w:bCs/>
+          <w:color w:val="000000" w:themeColor="text1"/>
+          <w:kern w:val="2"/>
+          <w:u w:val="single"/>
+          <w14:ligatures w14:val="standardContextual"/>
+        </w:rPr>
+        <w:t>:</w:t>
+      </w:r>
+    </w:p>
+    <w:p>
+      <w:pPr>
+        <w:pStyle w:val="ds-markdown-paragraph"/>
+        <w:shd w:val="clear" w:color="auto" w:fill="FFFFFF"/>
+        <w:spacing w:before="240" w:beforeAutospacing="0" w:after="0" w:afterAutospacing="0" w:line="420" w:lineRule="atLeast"/>
+        <w:rPr>
+          <w:rFonts w:asciiTheme="minorHAnsi" w:eastAsiaTheme="minorHAnsi" w:hAnsiTheme="minorHAnsi" w:cstheme="minorBidi"/>
+          <w:color w:val="000000" w:themeColor="text1"/>
+          <w:kern w:val="2"/>
+          <w:sz w:val="22"/>
+          <w:szCs w:val="22"/>
+          <w14:ligatures w14:val="standardContextual"/>
+        </w:rPr>
+      </w:pPr>
+      <w:r>
+        <w:rPr>
+          <w:rFonts w:asciiTheme="minorHAnsi" w:eastAsiaTheme="minorHAnsi" w:hAnsiTheme="minorHAnsi" w:cstheme="minorBidi"/>
+          <w:color w:val="000000" w:themeColor="text1"/>
+          <w:kern w:val="2"/>
+          <w:sz w:val="22"/>
+          <w:szCs w:val="22"/>
+          <w14:ligatures w14:val="standardContextual"/>
+        </w:rPr>
+        <w:t xml:space="preserve">Mostly </w:t>
+      </w:r>
+      <w:proofErr w:type="gramStart"/>
+      <w:r>
+        <w:rPr>
+          <w:rFonts w:asciiTheme="minorHAnsi" w:eastAsiaTheme="minorHAnsi" w:hAnsiTheme="minorHAnsi" w:cstheme="minorBidi"/>
+          <w:color w:val="000000" w:themeColor="text1"/>
+          <w:kern w:val="2"/>
+          <w:sz w:val="22"/>
+          <w:szCs w:val="22"/>
+          <w14:ligatures w14:val="standardContextual"/>
+        </w:rPr>
+        <w:t>rank(</w:t>
+      </w:r>
+      <w:proofErr w:type="gramEnd"/>
+      <w:r>
+        <w:rPr>
+          <w:rFonts w:asciiTheme="minorHAnsi" w:eastAsiaTheme="minorHAnsi" w:hAnsiTheme="minorHAnsi" w:cstheme="minorBidi"/>
+          <w:color w:val="000000" w:themeColor="text1"/>
+          <w:kern w:val="2"/>
+          <w:sz w:val="22"/>
+          <w:szCs w:val="22"/>
+          <w14:ligatures w14:val="standardContextual"/>
+        </w:rPr>
+        <w:t xml:space="preserve">) with the </w:t>
+      </w:r>
+      <w:proofErr w:type="gramStart"/>
+      <w:r>
+        <w:rPr>
+          <w:rFonts w:asciiTheme="minorHAnsi" w:eastAsiaTheme="minorHAnsi" w:hAnsiTheme="minorHAnsi" w:cstheme="minorBidi"/>
+          <w:color w:val="000000" w:themeColor="text1"/>
+          <w:kern w:val="2"/>
+          <w:sz w:val="22"/>
+          <w:szCs w:val="22"/>
+          <w14:ligatures w14:val="standardContextual"/>
+        </w:rPr>
+        <w:t>over(</w:t>
+      </w:r>
+      <w:proofErr w:type="gramEnd"/>
+      <w:r>
+        <w:rPr>
+          <w:rFonts w:asciiTheme="minorHAnsi" w:eastAsiaTheme="minorHAnsi" w:hAnsiTheme="minorHAnsi" w:cstheme="minorBidi"/>
+          <w:color w:val="000000" w:themeColor="text1"/>
+          <w:kern w:val="2"/>
+          <w:sz w:val="22"/>
+          <w:szCs w:val="22"/>
+          <w14:ligatures w14:val="standardContextual"/>
+        </w:rPr>
+        <w:t>)</w:t>
+      </w:r>
+    </w:p>
+    <w:p>
+      <w:pPr>
+        <w:pStyle w:val="ds-markdown-paragraph"/>
+        <w:spacing w:before="240" w:line="420" w:lineRule="atLeast"/>
+        <w:rPr>
+          <w:rFonts w:asciiTheme="minorHAnsi" w:eastAsiaTheme="minorHAnsi" w:hAnsiTheme="minorHAnsi" w:cstheme="minorBidi"/>
+          <w:color w:val="000000" w:themeColor="text1"/>
+          <w:kern w:val="2"/>
+          <w:sz w:val="22"/>
+          <w:szCs w:val="22"/>
+          <w14:ligatures w14:val="standardContextual"/>
+        </w:rPr>
+      </w:pPr>
+      <w:r>
+        <w:rPr>
+          <w:rFonts w:asciiTheme="minorHAnsi" w:eastAsiaTheme="minorHAnsi" w:hAnsiTheme="minorHAnsi" w:cstheme="minorBidi"/>
+          <w:color w:val="000000" w:themeColor="text1"/>
+          <w:kern w:val="2"/>
+          <w:sz w:val="22"/>
+          <w:szCs w:val="22"/>
+          <w14:ligatures w14:val="standardContextual"/>
+        </w:rPr>
+        <w:t>ORDER BY inside </w:t>
+      </w:r>
+      <w:proofErr w:type="gramStart"/>
+      <w:r>
+        <w:rPr>
+          <w:rFonts w:asciiTheme="minorHAnsi" w:eastAsiaTheme="minorHAnsi" w:hAnsiTheme="minorHAnsi" w:cstheme="minorBidi"/>
+          <w:color w:val="000000" w:themeColor="text1"/>
+          <w:kern w:val="2"/>
+          <w:sz w:val="22"/>
+          <w:szCs w:val="22"/>
+          <w14:ligatures w14:val="standardContextual"/>
+        </w:rPr>
+        <w:t>OVER(</w:t>
+      </w:r>
+      <w:proofErr w:type="gramEnd"/>
+      <w:r>
+        <w:rPr>
+          <w:rFonts w:asciiTheme="minorHAnsi" w:eastAsiaTheme="minorHAnsi" w:hAnsiTheme="minorHAnsi" w:cstheme="minorBidi"/>
+          <w:color w:val="000000" w:themeColor="text1"/>
+          <w:kern w:val="2"/>
+          <w:sz w:val="22"/>
+          <w:szCs w:val="22"/>
+          <w14:ligatures w14:val="standardContextual"/>
+        </w:rPr>
+        <w:t>) = orders for ranking only</w:t>
+      </w:r>
+    </w:p>
+    <w:p>
+      <w:pPr>
+        <w:pStyle w:val="ds-markdown-paragraph"/>
+        <w:spacing w:before="240" w:line="420" w:lineRule="atLeast"/>
+        <w:rPr>
+          <w:rFonts w:asciiTheme="minorHAnsi" w:eastAsiaTheme="minorHAnsi" w:hAnsiTheme="minorHAnsi" w:cstheme="minorBidi"/>
+          <w:color w:val="000000" w:themeColor="text1"/>
+          <w:kern w:val="2"/>
+          <w:sz w:val="22"/>
+          <w:szCs w:val="22"/>
+          <w14:ligatures w14:val="standardContextual"/>
+        </w:rPr>
+      </w:pPr>
+    </w:p>
+    <w:p>
+      <w:pPr>
+        <w:pStyle w:val="ds-markdown-paragraph"/>
+        <w:shd w:val="clear" w:color="auto" w:fill="FFFFFF"/>
+        <w:spacing w:before="240" w:beforeAutospacing="0" w:after="0" w:afterAutospacing="0" w:line="420" w:lineRule="atLeast"/>
+        <w:rPr>
+          <w:rFonts w:asciiTheme="minorHAnsi" w:eastAsiaTheme="minorHAnsi" w:hAnsiTheme="minorHAnsi" w:cstheme="minorBidi"/>
+          <w:b/>
+          <w:bCs/>
+          <w:color w:val="4472C4" w:themeColor="accent1"/>
+          <w:kern w:val="2"/>
+          <w14:ligatures w14:val="standardContextual"/>
+        </w:rPr>
+      </w:pPr>
+      <w:r>
+        <w:rPr>
+          <w:rFonts w:asciiTheme="minorHAnsi" w:eastAsiaTheme="minorHAnsi" w:hAnsiTheme="minorHAnsi" w:cstheme="minorBidi"/>
+          <w:b/>
+          <w:bCs/>
+          <w:color w:val="4472C4" w:themeColor="accent1"/>
+          <w:kern w:val="2"/>
+          <w14:ligatures w14:val="standardContextual"/>
+        </w:rPr>
+        <w:lastRenderedPageBreak/>
+        <w:t>SELECT quarter(</w:t>
+      </w:r>
+      <w:proofErr w:type="spellStart"/>
+      <w:r>
+        <w:rPr>
+          <w:rFonts w:asciiTheme="minorHAnsi" w:eastAsiaTheme="minorHAnsi" w:hAnsiTheme="minorHAnsi" w:cstheme="minorBidi"/>
+          <w:b/>
+          <w:bCs/>
+          <w:color w:val="4472C4" w:themeColor="accent1"/>
+          <w:kern w:val="2"/>
+          <w14:ligatures w14:val="standardContextual"/>
+        </w:rPr>
+        <w:t>payment_date</w:t>
+      </w:r>
+      <w:proofErr w:type="spellEnd"/>
+      <w:r>
+        <w:rPr>
+          <w:rFonts w:asciiTheme="minorHAnsi" w:eastAsiaTheme="minorHAnsi" w:hAnsiTheme="minorHAnsi" w:cstheme="minorBidi"/>
+          <w:b/>
+          <w:bCs/>
+          <w:color w:val="4472C4" w:themeColor="accent1"/>
+          <w:kern w:val="2"/>
+          <w14:ligatures w14:val="standardContextual"/>
+        </w:rPr>
+        <w:t xml:space="preserve">) </w:t>
+      </w:r>
+      <w:proofErr w:type="gramStart"/>
+      <w:r>
+        <w:rPr>
+          <w:rFonts w:asciiTheme="minorHAnsi" w:eastAsiaTheme="minorHAnsi" w:hAnsiTheme="minorHAnsi" w:cstheme="minorBidi"/>
+          <w:b/>
+          <w:bCs/>
+          <w:color w:val="4472C4" w:themeColor="accent1"/>
+          <w:kern w:val="2"/>
+          <w14:ligatures w14:val="standardContextual"/>
+        </w:rPr>
+        <w:t>quarter,   </w:t>
+      </w:r>
+      <w:proofErr w:type="gramEnd"/>
+      <w:r>
+        <w:rPr>
+          <w:rFonts w:asciiTheme="minorHAnsi" w:eastAsiaTheme="minorHAnsi" w:hAnsiTheme="minorHAnsi" w:cstheme="minorBidi"/>
+          <w:b/>
+          <w:bCs/>
+          <w:color w:val="4472C4" w:themeColor="accent1"/>
+          <w:kern w:val="2"/>
+          <w14:ligatures w14:val="standardContextual"/>
+        </w:rPr>
+        <w:t> </w:t>
+      </w:r>
+      <w:proofErr w:type="spellStart"/>
+      <w:r>
+        <w:rPr>
+          <w:rFonts w:asciiTheme="minorHAnsi" w:eastAsiaTheme="minorHAnsi" w:hAnsiTheme="minorHAnsi" w:cstheme="minorBidi"/>
+          <w:b/>
+          <w:bCs/>
+          <w:color w:val="4472C4" w:themeColor="accent1"/>
+          <w:kern w:val="2"/>
+          <w14:ligatures w14:val="standardContextual"/>
+        </w:rPr>
+        <w:t>monthname</w:t>
+      </w:r>
+      <w:proofErr w:type="spellEnd"/>
+      <w:r>
+        <w:rPr>
+          <w:rFonts w:asciiTheme="minorHAnsi" w:eastAsiaTheme="minorHAnsi" w:hAnsiTheme="minorHAnsi" w:cstheme="minorBidi"/>
+          <w:b/>
+          <w:bCs/>
+          <w:color w:val="4472C4" w:themeColor="accent1"/>
+          <w:kern w:val="2"/>
+          <w14:ligatures w14:val="standardContextual"/>
+        </w:rPr>
+        <w:t>(</w:t>
+      </w:r>
+      <w:proofErr w:type="spellStart"/>
+      <w:r>
+        <w:rPr>
+          <w:rFonts w:asciiTheme="minorHAnsi" w:eastAsiaTheme="minorHAnsi" w:hAnsiTheme="minorHAnsi" w:cstheme="minorBidi"/>
+          <w:b/>
+          <w:bCs/>
+          <w:color w:val="4472C4" w:themeColor="accent1"/>
+          <w:kern w:val="2"/>
+          <w14:ligatures w14:val="standardContextual"/>
+        </w:rPr>
+        <w:t>payment_date</w:t>
+      </w:r>
+      <w:proofErr w:type="spellEnd"/>
+      <w:r>
+        <w:rPr>
+          <w:rFonts w:asciiTheme="minorHAnsi" w:eastAsiaTheme="minorHAnsi" w:hAnsiTheme="minorHAnsi" w:cstheme="minorBidi"/>
+          <w:b/>
+          <w:bCs/>
+          <w:color w:val="4472C4" w:themeColor="accent1"/>
+          <w:kern w:val="2"/>
+          <w14:ligatures w14:val="standardContextual"/>
+        </w:rPr>
+        <w:t xml:space="preserve">) </w:t>
+      </w:r>
+      <w:proofErr w:type="spellStart"/>
+      <w:r>
+        <w:rPr>
+          <w:rFonts w:asciiTheme="minorHAnsi" w:eastAsiaTheme="minorHAnsi" w:hAnsiTheme="minorHAnsi" w:cstheme="minorBidi"/>
+          <w:b/>
+          <w:bCs/>
+          <w:color w:val="4472C4" w:themeColor="accent1"/>
+          <w:kern w:val="2"/>
+          <w14:ligatures w14:val="standardContextual"/>
+        </w:rPr>
+        <w:t>month_</w:t>
+      </w:r>
+      <w:proofErr w:type="gramStart"/>
+      <w:r>
+        <w:rPr>
+          <w:rFonts w:asciiTheme="minorHAnsi" w:eastAsiaTheme="minorHAnsi" w:hAnsiTheme="minorHAnsi" w:cstheme="minorBidi"/>
+          <w:b/>
+          <w:bCs/>
+          <w:color w:val="4472C4" w:themeColor="accent1"/>
+          <w:kern w:val="2"/>
+          <w14:ligatures w14:val="standardContextual"/>
+        </w:rPr>
+        <w:t>nm</w:t>
+      </w:r>
+      <w:proofErr w:type="spellEnd"/>
+      <w:r>
+        <w:rPr>
+          <w:rFonts w:asciiTheme="minorHAnsi" w:eastAsiaTheme="minorHAnsi" w:hAnsiTheme="minorHAnsi" w:cstheme="minorBidi"/>
+          <w:b/>
+          <w:bCs/>
+          <w:color w:val="4472C4" w:themeColor="accent1"/>
+          <w:kern w:val="2"/>
+          <w14:ligatures w14:val="standardContextual"/>
+        </w:rPr>
+        <w:t>,   </w:t>
+      </w:r>
+      <w:proofErr w:type="gramEnd"/>
+      <w:r>
+        <w:rPr>
+          <w:rFonts w:asciiTheme="minorHAnsi" w:eastAsiaTheme="minorHAnsi" w:hAnsiTheme="minorHAnsi" w:cstheme="minorBidi"/>
+          <w:b/>
+          <w:bCs/>
+          <w:color w:val="4472C4" w:themeColor="accent1"/>
+          <w:kern w:val="2"/>
+          <w14:ligatures w14:val="standardContextual"/>
+        </w:rPr>
+        <w:t xml:space="preserve"> sum(amount) </w:t>
+      </w:r>
+      <w:proofErr w:type="spellStart"/>
+      <w:r>
+        <w:rPr>
+          <w:rFonts w:asciiTheme="minorHAnsi" w:eastAsiaTheme="minorHAnsi" w:hAnsiTheme="minorHAnsi" w:cstheme="minorBidi"/>
+          <w:b/>
+          <w:bCs/>
+          <w:color w:val="4472C4" w:themeColor="accent1"/>
+          <w:kern w:val="2"/>
+          <w14:ligatures w14:val="standardContextual"/>
+        </w:rPr>
+        <w:t>monthly_sales</w:t>
+      </w:r>
+      <w:proofErr w:type="spellEnd"/>
+      <w:r>
+        <w:rPr>
+          <w:rFonts w:asciiTheme="minorHAnsi" w:eastAsiaTheme="minorHAnsi" w:hAnsiTheme="minorHAnsi" w:cstheme="minorBidi"/>
+          <w:b/>
+          <w:bCs/>
+          <w:color w:val="4472C4" w:themeColor="accent1"/>
+          <w:kern w:val="2"/>
+          <w14:ligatures w14:val="standardContextual"/>
+        </w:rPr>
+        <w:t xml:space="preserve">, </w:t>
+      </w:r>
+      <w:proofErr w:type="gramStart"/>
+      <w:r>
+        <w:rPr>
+          <w:rFonts w:asciiTheme="minorHAnsi" w:eastAsiaTheme="minorHAnsi" w:hAnsiTheme="minorHAnsi" w:cstheme="minorBidi"/>
+          <w:b/>
+          <w:bCs/>
+          <w:color w:val="4472C4" w:themeColor="accent1"/>
+          <w:kern w:val="2"/>
+          <w14:ligatures w14:val="standardContextual"/>
+        </w:rPr>
+        <w:t>rank(</w:t>
+      </w:r>
+      <w:proofErr w:type="gramEnd"/>
+      <w:r>
+        <w:rPr>
+          <w:rFonts w:asciiTheme="minorHAnsi" w:eastAsiaTheme="minorHAnsi" w:hAnsiTheme="minorHAnsi" w:cstheme="minorBidi"/>
+          <w:b/>
+          <w:bCs/>
+          <w:color w:val="4472C4" w:themeColor="accent1"/>
+          <w:kern w:val="2"/>
+          <w14:ligatures w14:val="standardContextual"/>
+        </w:rPr>
+        <w:t xml:space="preserve">) over (partition by </w:t>
+      </w:r>
+      <w:proofErr w:type="gramStart"/>
+      <w:r>
+        <w:rPr>
+          <w:rFonts w:asciiTheme="minorHAnsi" w:eastAsiaTheme="minorHAnsi" w:hAnsiTheme="minorHAnsi" w:cstheme="minorBidi"/>
+          <w:b/>
+          <w:bCs/>
+          <w:color w:val="4472C4" w:themeColor="accent1"/>
+          <w:kern w:val="2"/>
+          <w14:ligatures w14:val="standardContextual"/>
+        </w:rPr>
+        <w:t>quarter(</w:t>
+      </w:r>
+      <w:proofErr w:type="spellStart"/>
+      <w:proofErr w:type="gramEnd"/>
+      <w:r>
+        <w:rPr>
+          <w:rFonts w:asciiTheme="minorHAnsi" w:eastAsiaTheme="minorHAnsi" w:hAnsiTheme="minorHAnsi" w:cstheme="minorBidi"/>
+          <w:b/>
+          <w:bCs/>
+          <w:color w:val="4472C4" w:themeColor="accent1"/>
+          <w:kern w:val="2"/>
+          <w14:ligatures w14:val="standardContextual"/>
+        </w:rPr>
+        <w:t>payment_dateorder</w:t>
+      </w:r>
+      <w:proofErr w:type="spellEnd"/>
+      <w:r>
+        <w:rPr>
+          <w:rFonts w:asciiTheme="minorHAnsi" w:eastAsiaTheme="minorHAnsi" w:hAnsiTheme="minorHAnsi" w:cstheme="minorBidi"/>
+          <w:b/>
+          <w:bCs/>
+          <w:color w:val="4472C4" w:themeColor="accent1"/>
+          <w:kern w:val="2"/>
+          <w14:ligatures w14:val="standardContextual"/>
+        </w:rPr>
+        <w:t xml:space="preserve"> by sum(amount) desc) </w:t>
+      </w:r>
+      <w:proofErr w:type="spellStart"/>
+      <w:r>
+        <w:rPr>
+          <w:rFonts w:asciiTheme="minorHAnsi" w:eastAsiaTheme="minorHAnsi" w:hAnsiTheme="minorHAnsi" w:cstheme="minorBidi"/>
+          <w:b/>
+          <w:bCs/>
+          <w:color w:val="4472C4" w:themeColor="accent1"/>
+          <w:kern w:val="2"/>
+          <w14:ligatures w14:val="standardContextual"/>
+        </w:rPr>
+        <w:t>qtr_sales_rank</w:t>
+      </w:r>
+      <w:proofErr w:type="spellEnd"/>
+      <w:r>
+        <w:rPr>
+          <w:rFonts w:asciiTheme="minorHAnsi" w:eastAsiaTheme="minorHAnsi" w:hAnsiTheme="minorHAnsi" w:cstheme="minorBidi"/>
+          <w:b/>
+          <w:bCs/>
+          <w:color w:val="4472C4" w:themeColor="accent1"/>
+          <w:kern w:val="2"/>
+          <w14:ligatures w14:val="standardContextual"/>
+        </w:rPr>
+        <w:t xml:space="preserve">     </w:t>
+      </w:r>
+    </w:p>
+    <w:p>
+      <w:pPr>
+        <w:pStyle w:val="ds-markdown-paragraph"/>
+        <w:shd w:val="clear" w:color="auto" w:fill="FFFFFF"/>
+        <w:spacing w:before="240" w:beforeAutospacing="0" w:after="0" w:afterAutospacing="0" w:line="420" w:lineRule="atLeast"/>
+        <w:rPr>
+          <w:rFonts w:asciiTheme="minorHAnsi" w:eastAsiaTheme="minorHAnsi" w:hAnsiTheme="minorHAnsi" w:cstheme="minorBidi"/>
+          <w:b/>
+          <w:bCs/>
+          <w:color w:val="4472C4" w:themeColor="accent1"/>
+          <w:kern w:val="2"/>
+          <w14:ligatures w14:val="standardContextual"/>
+        </w:rPr>
+      </w:pPr>
+      <w:r>
+        <w:rPr>
+          <w:rFonts w:asciiTheme="minorHAnsi" w:eastAsiaTheme="minorHAnsi" w:hAnsiTheme="minorHAnsi" w:cstheme="minorBidi"/>
+          <w:b/>
+          <w:bCs/>
+          <w:color w:val="4472C4" w:themeColor="accent1"/>
+          <w:kern w:val="2"/>
+          <w14:ligatures w14:val="standardContextual"/>
+        </w:rPr>
+        <w:t xml:space="preserve"> FROM payment     </w:t>
+      </w:r>
+    </w:p>
+    <w:p>
+      <w:pPr>
+        <w:pStyle w:val="ds-markdown-paragraph"/>
+        <w:shd w:val="clear" w:color="auto" w:fill="FFFFFF"/>
+        <w:spacing w:before="240" w:beforeAutospacing="0" w:after="0" w:afterAutospacing="0" w:line="420" w:lineRule="atLeast"/>
+        <w:rPr>
+          <w:rFonts w:asciiTheme="minorHAnsi" w:eastAsiaTheme="minorHAnsi" w:hAnsiTheme="minorHAnsi" w:cstheme="minorBidi"/>
+          <w:b/>
+          <w:bCs/>
+          <w:color w:val="4472C4" w:themeColor="accent1"/>
+          <w:kern w:val="2"/>
+          <w14:ligatures w14:val="standardContextual"/>
+        </w:rPr>
+      </w:pPr>
+      <w:r>
+        <w:rPr>
+          <w:rFonts w:asciiTheme="minorHAnsi" w:eastAsiaTheme="minorHAnsi" w:hAnsiTheme="minorHAnsi" w:cstheme="minorBidi"/>
+          <w:b/>
+          <w:bCs/>
+          <w:color w:val="4472C4" w:themeColor="accent1"/>
+          <w:kern w:val="2"/>
+          <w14:ligatures w14:val="standardContextual"/>
+        </w:rPr>
+        <w:t xml:space="preserve"> WHERE year(</w:t>
+      </w:r>
+      <w:proofErr w:type="spellStart"/>
+      <w:r>
+        <w:rPr>
+          <w:rFonts w:asciiTheme="minorHAnsi" w:eastAsiaTheme="minorHAnsi" w:hAnsiTheme="minorHAnsi" w:cstheme="minorBidi"/>
+          <w:b/>
+          <w:bCs/>
+          <w:color w:val="4472C4" w:themeColor="accent1"/>
+          <w:kern w:val="2"/>
+          <w14:ligatures w14:val="standardContextual"/>
+        </w:rPr>
+        <w:t>payment_date</w:t>
+      </w:r>
+      <w:proofErr w:type="spellEnd"/>
+      <w:r>
+        <w:rPr>
+          <w:rFonts w:asciiTheme="minorHAnsi" w:eastAsiaTheme="minorHAnsi" w:hAnsiTheme="minorHAnsi" w:cstheme="minorBidi"/>
+          <w:b/>
+          <w:bCs/>
+          <w:color w:val="4472C4" w:themeColor="accent1"/>
+          <w:kern w:val="2"/>
+          <w14:ligatures w14:val="standardContextual"/>
+        </w:rPr>
+        <w:t xml:space="preserve">) = 2005     </w:t>
+      </w:r>
+    </w:p>
+    <w:p>
+      <w:pPr>
+        <w:pStyle w:val="ds-markdown-paragraph"/>
+        <w:shd w:val="clear" w:color="auto" w:fill="FFFFFF"/>
+        <w:spacing w:before="240" w:beforeAutospacing="0" w:after="0" w:afterAutospacing="0" w:line="420" w:lineRule="atLeast"/>
+        <w:rPr>
+          <w:rFonts w:asciiTheme="minorHAnsi" w:eastAsiaTheme="minorHAnsi" w:hAnsiTheme="minorHAnsi" w:cstheme="minorBidi"/>
+          <w:b/>
+          <w:bCs/>
+          <w:color w:val="4472C4" w:themeColor="accent1"/>
+          <w:kern w:val="2"/>
+          <w14:ligatures w14:val="standardContextual"/>
+        </w:rPr>
+      </w:pPr>
+      <w:r>
+        <w:rPr>
+          <w:rFonts w:asciiTheme="minorHAnsi" w:eastAsiaTheme="minorHAnsi" w:hAnsiTheme="minorHAnsi" w:cstheme="minorBidi"/>
+          <w:b/>
+          <w:bCs/>
+          <w:color w:val="4472C4" w:themeColor="accent1"/>
+          <w:kern w:val="2"/>
+          <w14:ligatures w14:val="standardContextual"/>
+        </w:rPr>
+        <w:t xml:space="preserve"> GROUP BY quarter(</w:t>
+      </w:r>
+      <w:proofErr w:type="spellStart"/>
+      <w:r>
+        <w:rPr>
+          <w:rFonts w:asciiTheme="minorHAnsi" w:eastAsiaTheme="minorHAnsi" w:hAnsiTheme="minorHAnsi" w:cstheme="minorBidi"/>
+          <w:b/>
+          <w:bCs/>
+          <w:color w:val="4472C4" w:themeColor="accent1"/>
+          <w:kern w:val="2"/>
+          <w14:ligatures w14:val="standardContextual"/>
+        </w:rPr>
+        <w:t>payment_date</w:t>
+      </w:r>
+      <w:proofErr w:type="spellEnd"/>
+      <w:r>
+        <w:rPr>
+          <w:rFonts w:asciiTheme="minorHAnsi" w:eastAsiaTheme="minorHAnsi" w:hAnsiTheme="minorHAnsi" w:cstheme="minorBidi"/>
+          <w:b/>
+          <w:bCs/>
+          <w:color w:val="4472C4" w:themeColor="accent1"/>
+          <w:kern w:val="2"/>
+          <w14:ligatures w14:val="standardContextual"/>
+        </w:rPr>
+        <w:t xml:space="preserve">), </w:t>
+      </w:r>
+      <w:proofErr w:type="spellStart"/>
+      <w:r>
+        <w:rPr>
+          <w:rFonts w:asciiTheme="minorHAnsi" w:eastAsiaTheme="minorHAnsi" w:hAnsiTheme="minorHAnsi" w:cstheme="minorBidi"/>
+          <w:b/>
+          <w:bCs/>
+          <w:color w:val="4472C4" w:themeColor="accent1"/>
+          <w:kern w:val="2"/>
+          <w14:ligatures w14:val="standardContextual"/>
+        </w:rPr>
+        <w:t>monthname</w:t>
+      </w:r>
+      <w:proofErr w:type="spellEnd"/>
+      <w:r>
+        <w:rPr>
+          <w:rFonts w:asciiTheme="minorHAnsi" w:eastAsiaTheme="minorHAnsi" w:hAnsiTheme="minorHAnsi" w:cstheme="minorBidi"/>
+          <w:b/>
+          <w:bCs/>
+          <w:color w:val="4472C4" w:themeColor="accent1"/>
+          <w:kern w:val="2"/>
+          <w14:ligatures w14:val="standardContextual"/>
+        </w:rPr>
+        <w:t>(</w:t>
+      </w:r>
+      <w:proofErr w:type="spellStart"/>
+      <w:r>
+        <w:rPr>
+          <w:rFonts w:asciiTheme="minorHAnsi" w:eastAsiaTheme="minorHAnsi" w:hAnsiTheme="minorHAnsi" w:cstheme="minorBidi"/>
+          <w:b/>
+          <w:bCs/>
+          <w:color w:val="4472C4" w:themeColor="accent1"/>
+          <w:kern w:val="2"/>
+          <w14:ligatures w14:val="standardContextual"/>
+        </w:rPr>
+        <w:t>payment_date</w:t>
+      </w:r>
+      <w:proofErr w:type="spellEnd"/>
+      <w:r>
+        <w:rPr>
+          <w:rFonts w:asciiTheme="minorHAnsi" w:eastAsiaTheme="minorHAnsi" w:hAnsiTheme="minorHAnsi" w:cstheme="minorBidi"/>
+          <w:b/>
+          <w:bCs/>
+          <w:color w:val="4472C4" w:themeColor="accent1"/>
+          <w:kern w:val="2"/>
+          <w14:ligatures w14:val="standardContextual"/>
+        </w:rPr>
+        <w:t xml:space="preserve">)     </w:t>
+      </w:r>
+    </w:p>
+    <w:p>
+      <w:pPr>
+        <w:pStyle w:val="ds-markdown-paragraph"/>
+        <w:shd w:val="clear" w:color="auto" w:fill="FFFFFF"/>
+        <w:spacing w:before="240" w:beforeAutospacing="0" w:after="0" w:afterAutospacing="0" w:line="420" w:lineRule="atLeast"/>
+        <w:rPr>
+          <w:rFonts w:asciiTheme="minorHAnsi" w:eastAsiaTheme="minorHAnsi" w:hAnsiTheme="minorHAnsi" w:cstheme="minorBidi"/>
+          <w:b/>
+          <w:bCs/>
+          <w:color w:val="4472C4" w:themeColor="accent1"/>
+          <w:kern w:val="2"/>
+          <w14:ligatures w14:val="standardContextual"/>
+        </w:rPr>
+      </w:pPr>
+      <w:r>
+        <w:rPr>
+          <w:rFonts w:asciiTheme="minorHAnsi" w:eastAsiaTheme="minorHAnsi" w:hAnsiTheme="minorHAnsi" w:cstheme="minorBidi"/>
+          <w:b/>
+          <w:bCs/>
+          <w:color w:val="4472C4" w:themeColor="accent1"/>
+          <w:kern w:val="2"/>
+          <w14:ligatures w14:val="standardContextual"/>
+        </w:rPr>
+        <w:t>ORDER BY 1, month(</w:t>
+      </w:r>
+      <w:proofErr w:type="spellStart"/>
+      <w:r>
+        <w:rPr>
+          <w:rFonts w:asciiTheme="minorHAnsi" w:eastAsiaTheme="minorHAnsi" w:hAnsiTheme="minorHAnsi" w:cstheme="minorBidi"/>
+          <w:b/>
+          <w:bCs/>
+          <w:color w:val="4472C4" w:themeColor="accent1"/>
+          <w:kern w:val="2"/>
+          <w14:ligatures w14:val="standardContextual"/>
+        </w:rPr>
+        <w:t>payment_date</w:t>
+      </w:r>
+      <w:proofErr w:type="spellEnd"/>
+      <w:r>
+        <w:rPr>
+          <w:rFonts w:asciiTheme="minorHAnsi" w:eastAsiaTheme="minorHAnsi" w:hAnsiTheme="minorHAnsi" w:cstheme="minorBidi"/>
+          <w:b/>
+          <w:bCs/>
+          <w:color w:val="4472C4" w:themeColor="accent1"/>
+          <w:kern w:val="2"/>
+          <w14:ligatures w14:val="standardContextual"/>
+        </w:rPr>
+        <w:t>);</w:t>
+      </w:r>
+    </w:p>
+    <w:p>
+      <w:pPr>
+        <w:pStyle w:val="ds-markdown-paragraph"/>
+        <w:shd w:val="clear" w:color="auto" w:fill="FFFFFF"/>
+        <w:spacing w:before="240" w:beforeAutospacing="0" w:after="0" w:afterAutospacing="0" w:line="420" w:lineRule="atLeast"/>
+        <w:rPr>
+          <w:rFonts w:asciiTheme="minorHAnsi" w:eastAsiaTheme="minorHAnsi" w:hAnsiTheme="minorHAnsi" w:cstheme="minorBidi"/>
+          <w:color w:val="000000" w:themeColor="text1"/>
+          <w:kern w:val="2"/>
+          <w:sz w:val="22"/>
+          <w:szCs w:val="22"/>
+          <w14:ligatures w14:val="standardContextual"/>
+        </w:rPr>
+      </w:pPr>
+      <w:r>
+        <w:rPr>
+          <w:rFonts w:asciiTheme="minorHAnsi" w:eastAsiaTheme="minorHAnsi" w:hAnsiTheme="minorHAnsi" w:cstheme="minorBidi"/>
+          <w:color w:val="000000" w:themeColor="text1"/>
+          <w:kern w:val="2"/>
+          <w:sz w:val="22"/>
+          <w:szCs w:val="22"/>
+          <w14:ligatures w14:val="standardContextual"/>
+        </w:rPr>
+        <w:t xml:space="preserve">Focusing on the </w:t>
+      </w:r>
+      <w:proofErr w:type="gramStart"/>
+      <w:r>
+        <w:rPr>
+          <w:rFonts w:asciiTheme="minorHAnsi" w:eastAsiaTheme="minorHAnsi" w:hAnsiTheme="minorHAnsi" w:cstheme="minorBidi"/>
+          <w:color w:val="000000" w:themeColor="text1"/>
+          <w:kern w:val="2"/>
+          <w:sz w:val="22"/>
+          <w:szCs w:val="22"/>
+          <w14:ligatures w14:val="standardContextual"/>
+        </w:rPr>
+        <w:t>rank(</w:t>
+      </w:r>
+      <w:proofErr w:type="gramEnd"/>
+      <w:r>
+        <w:rPr>
+          <w:rFonts w:asciiTheme="minorHAnsi" w:eastAsiaTheme="minorHAnsi" w:hAnsiTheme="minorHAnsi" w:cstheme="minorBidi"/>
+          <w:color w:val="000000" w:themeColor="text1"/>
+          <w:kern w:val="2"/>
+          <w:sz w:val="22"/>
+          <w:szCs w:val="22"/>
+          <w14:ligatures w14:val="standardContextual"/>
+        </w:rPr>
+        <w:t xml:space="preserve">) so called </w:t>
+      </w:r>
+      <w:proofErr w:type="spellStart"/>
+      <w:r>
+        <w:rPr>
+          <w:rFonts w:asciiTheme="minorHAnsi" w:eastAsiaTheme="minorHAnsi" w:hAnsiTheme="minorHAnsi" w:cstheme="minorBidi"/>
+          <w:color w:val="000000" w:themeColor="text1"/>
+          <w:kern w:val="2"/>
+          <w:sz w:val="22"/>
+          <w:szCs w:val="22"/>
+          <w14:ligatures w14:val="standardContextual"/>
+        </w:rPr>
+        <w:t>qtr_sales_rank</w:t>
+      </w:r>
+      <w:proofErr w:type="spellEnd"/>
+      <w:r>
+        <w:rPr>
+          <w:rFonts w:asciiTheme="minorHAnsi" w:eastAsiaTheme="minorHAnsi" w:hAnsiTheme="minorHAnsi" w:cstheme="minorBidi"/>
+          <w:color w:val="000000" w:themeColor="text1"/>
+          <w:kern w:val="2"/>
+          <w:sz w:val="22"/>
+          <w:szCs w:val="22"/>
+          <w14:ligatures w14:val="standardContextual"/>
+        </w:rPr>
+        <w:t xml:space="preserve"> column</w:t>
+      </w:r>
+    </w:p>
+    <w:p>
+      <w:pPr>
+        <w:pStyle w:val="ds-markdown-paragraph"/>
+        <w:shd w:val="clear" w:color="auto" w:fill="FFFFFF"/>
+        <w:spacing w:before="240" w:beforeAutospacing="0" w:after="0" w:afterAutospacing="0" w:line="420" w:lineRule="atLeast"/>
+        <w:rPr>
+          <w:rFonts w:asciiTheme="minorHAnsi" w:eastAsiaTheme="minorHAnsi" w:hAnsiTheme="minorHAnsi" w:cstheme="minorBidi"/>
+          <w:color w:val="000000" w:themeColor="text1"/>
+          <w:kern w:val="2"/>
+          <w:sz w:val="22"/>
+          <w:szCs w:val="22"/>
+          <w14:ligatures w14:val="standardContextual"/>
+        </w:rPr>
+      </w:pPr>
+      <w:r>
+        <w:rPr>
+          <w:rFonts w:asciiTheme="minorHAnsi" w:eastAsiaTheme="minorHAnsi" w:hAnsiTheme="minorHAnsi" w:cstheme="minorBidi"/>
+          <w:color w:val="000000" w:themeColor="text1"/>
+          <w:kern w:val="2"/>
+          <w:sz w:val="22"/>
+          <w:szCs w:val="22"/>
+          <w14:ligatures w14:val="standardContextual"/>
+        </w:rPr>
+        <w:t xml:space="preserve">We rank at first by each quarter partition, and we order them by the total sum descending </w:t>
+      </w:r>
+    </w:p>
+    <w:p>
+      <w:pPr>
+        <w:pStyle w:val="ds-markdown-paragraph"/>
+        <w:shd w:val="clear" w:color="auto" w:fill="FFFFFF"/>
+        <w:spacing w:before="240" w:beforeAutospacing="0" w:after="0" w:afterAutospacing="0" w:line="420" w:lineRule="atLeast"/>
+        <w:rPr>
+          <w:rFonts w:asciiTheme="minorHAnsi" w:eastAsiaTheme="minorHAnsi" w:hAnsiTheme="minorHAnsi" w:cstheme="minorBidi"/>
+          <w:color w:val="000000" w:themeColor="text1"/>
+          <w:kern w:val="2"/>
+          <w:sz w:val="22"/>
+          <w:szCs w:val="22"/>
+          <w14:ligatures w14:val="standardContextual"/>
+        </w:rPr>
+      </w:pPr>
+    </w:p>
+    <w:p>
+      <w:pPr>
+        <w:pStyle w:val="ds-markdown-paragraph"/>
+        <w:shd w:val="clear" w:color="auto" w:fill="FFFFFF"/>
+        <w:spacing w:before="240" w:beforeAutospacing="0" w:after="0" w:afterAutospacing="0" w:line="420" w:lineRule="atLeast"/>
+        <w:rPr>
+          <w:rFonts w:asciiTheme="minorHAnsi" w:eastAsiaTheme="minorHAnsi" w:hAnsiTheme="minorHAnsi" w:cstheme="minorBidi"/>
+          <w:b/>
+          <w:bCs/>
+          <w:color w:val="000000" w:themeColor="text1"/>
+          <w:kern w:val="2"/>
+          <w:u w:val="single"/>
+          <w14:ligatures w14:val="standardContextual"/>
+        </w:rPr>
+      </w:pPr>
+      <w:r>
+        <w:rPr>
+          <w:rFonts w:asciiTheme="minorHAnsi" w:eastAsiaTheme="minorHAnsi" w:hAnsiTheme="minorHAnsi" w:cstheme="minorBidi"/>
+          <w:b/>
+          <w:bCs/>
+          <w:color w:val="000000" w:themeColor="text1"/>
+          <w:kern w:val="2"/>
+          <w:u w:val="single"/>
+          <w14:ligatures w14:val="standardContextual"/>
+        </w:rPr>
+        <w:t>Ranking</w:t>
+      </w:r>
+      <w:r>
+        <w:rPr>
+          <w:rFonts w:asciiTheme="minorHAnsi" w:eastAsiaTheme="minorHAnsi" w:hAnsiTheme="minorHAnsi" w:cstheme="minorBidi"/>
+          <w:b/>
+          <w:bCs/>
+          <w:color w:val="000000" w:themeColor="text1"/>
+          <w:kern w:val="2"/>
+          <w:u w:val="single"/>
+          <w14:ligatures w14:val="standardContextual"/>
+        </w:rPr>
+        <w:t>:</w:t>
+      </w:r>
+    </w:p>
+    <w:p>
+      <w:pPr>
+        <w:pStyle w:val="ds-markdown-paragraph"/>
+        <w:shd w:val="clear" w:color="auto" w:fill="FFFFFF"/>
+        <w:spacing w:before="240" w:beforeAutospacing="0" w:after="0" w:afterAutospacing="0" w:line="420" w:lineRule="atLeast"/>
+        <w:rPr>
+          <w:rFonts w:asciiTheme="minorHAnsi" w:eastAsiaTheme="minorHAnsi" w:hAnsiTheme="minorHAnsi" w:cstheme="minorBidi"/>
+          <w:color w:val="000000" w:themeColor="text1"/>
+          <w:kern w:val="2"/>
+          <w14:ligatures w14:val="standardContextual"/>
+        </w:rPr>
+      </w:pPr>
+      <w:r>
+        <w:rPr>
+          <w:rFonts w:asciiTheme="minorHAnsi" w:eastAsiaTheme="minorHAnsi" w:hAnsiTheme="minorHAnsi" w:cstheme="minorBidi"/>
+          <w:b/>
+          <w:bCs/>
+          <w:color w:val="000000" w:themeColor="text1"/>
+          <w:kern w:val="2"/>
+          <w14:ligatures w14:val="standardContextual"/>
+        </w:rPr>
+        <w:t>Ranking Functions</w:t>
+      </w:r>
+      <w:r>
+        <w:rPr>
+          <w:rFonts w:asciiTheme="minorHAnsi" w:eastAsiaTheme="minorHAnsi" w:hAnsiTheme="minorHAnsi" w:cstheme="minorBidi"/>
+          <w:b/>
+          <w:bCs/>
+          <w:color w:val="000000" w:themeColor="text1"/>
+          <w:kern w:val="2"/>
+          <w14:ligatures w14:val="standardContextual"/>
+        </w:rPr>
+        <w:t xml:space="preserve">: </w:t>
+      </w:r>
+    </w:p>
+    <w:p>
+      <w:pPr>
+        <w:pStyle w:val="ds-markdown-paragraph"/>
+        <w:spacing w:before="240" w:line="420" w:lineRule="atLeast"/>
+        <w:rPr>
+          <w:rFonts w:asciiTheme="minorHAnsi" w:eastAsiaTheme="minorHAnsi" w:hAnsiTheme="minorHAnsi" w:cstheme="minorBidi"/>
+          <w:color w:val="000000" w:themeColor="text1"/>
+          <w:kern w:val="2"/>
+          <w:sz w:val="22"/>
+          <w:szCs w:val="22"/>
+          <w14:ligatures w14:val="standardContextual"/>
+        </w:rPr>
+      </w:pPr>
+      <w:proofErr w:type="spellStart"/>
+      <w:r>
+        <w:rPr>
+          <w:rFonts w:asciiTheme="minorHAnsi" w:eastAsiaTheme="minorHAnsi" w:hAnsiTheme="minorHAnsi" w:cstheme="minorBidi"/>
+          <w:b/>
+          <w:bCs/>
+          <w:color w:val="4472C4" w:themeColor="accent1"/>
+          <w:kern w:val="2"/>
+          <w14:ligatures w14:val="standardContextual"/>
+        </w:rPr>
+        <w:t>row_number</w:t>
+      </w:r>
+      <w:proofErr w:type="spellEnd"/>
+      <w:r>
+        <w:rPr>
+          <w:color w:val="000000" w:themeColor="text1"/>
+          <w:sz w:val="22"/>
+          <w:szCs w:val="22"/>
+        </w:rPr>
+        <w:t xml:space="preserve"> = </w:t>
+      </w:r>
+      <w:r>
+        <w:rPr>
+          <w:rFonts w:asciiTheme="minorHAnsi" w:eastAsiaTheme="minorHAnsi" w:hAnsiTheme="minorHAnsi" w:cstheme="minorBidi"/>
+          <w:color w:val="000000" w:themeColor="text1"/>
+          <w:kern w:val="2"/>
+          <w:sz w:val="22"/>
+          <w:szCs w:val="22"/>
+          <w14:ligatures w14:val="standardContextual"/>
+        </w:rPr>
+        <w:t>"You're #1, you're #2, you're #3, you're #4" (ties broken arbitrarily)</w:t>
+      </w:r>
+    </w:p>
+    <w:p>
+      <w:pPr>
+        <w:pStyle w:val="ds-markdown-paragraph"/>
+        <w:spacing w:before="240" w:line="420" w:lineRule="atLeast"/>
+        <w:rPr>
+          <w:color w:val="000000" w:themeColor="text1"/>
+          <w:sz w:val="22"/>
+          <w:szCs w:val="22"/>
+        </w:rPr>
+      </w:pPr>
+      <w:r>
+        <w:rPr>
+          <w:rFonts w:asciiTheme="minorHAnsi" w:eastAsiaTheme="minorHAnsi" w:hAnsiTheme="minorHAnsi" w:cstheme="minorBidi"/>
+          <w:b/>
+          <w:bCs/>
+          <w:color w:val="4472C4" w:themeColor="accent1"/>
+          <w:kern w:val="2"/>
+          <w14:ligatures w14:val="standardContextual"/>
+        </w:rPr>
+        <w:t>rank </w:t>
+      </w:r>
+      <w:r>
+        <w:rPr>
+          <w:color w:val="000000" w:themeColor="text1"/>
+          <w:sz w:val="22"/>
+          <w:szCs w:val="22"/>
+        </w:rPr>
+        <w:t xml:space="preserve">= </w:t>
+      </w:r>
+      <w:r>
+        <w:rPr>
+          <w:rFonts w:asciiTheme="minorHAnsi" w:eastAsiaTheme="minorHAnsi" w:hAnsiTheme="minorHAnsi" w:cstheme="minorBidi"/>
+          <w:color w:val="000000" w:themeColor="text1"/>
+          <w:kern w:val="2"/>
+          <w:sz w:val="22"/>
+          <w:szCs w:val="22"/>
+          <w14:ligatures w14:val="standardContextual"/>
+        </w:rPr>
+        <w:t>"Tie for 2nd place, so next is 4th place" (has gaps)</w:t>
+      </w:r>
+    </w:p>
+    <w:p>
+      <w:pPr>
+        <w:pStyle w:val="ds-markdown-paragraph"/>
+        <w:spacing w:before="240" w:line="420" w:lineRule="atLeast"/>
+        <w:rPr>
+          <w:color w:val="000000" w:themeColor="text1"/>
+          <w:sz w:val="22"/>
+          <w:szCs w:val="22"/>
+        </w:rPr>
+      </w:pPr>
+      <w:proofErr w:type="spellStart"/>
+      <w:r>
+        <w:rPr>
+          <w:rFonts w:asciiTheme="minorHAnsi" w:eastAsiaTheme="minorHAnsi" w:hAnsiTheme="minorHAnsi" w:cstheme="minorBidi"/>
+          <w:b/>
+          <w:bCs/>
+          <w:color w:val="4472C4" w:themeColor="accent1"/>
+          <w:kern w:val="2"/>
+          <w14:ligatures w14:val="standardContextual"/>
+        </w:rPr>
+        <w:t>dense_rank</w:t>
+      </w:r>
+      <w:proofErr w:type="spellEnd"/>
+      <w:r>
+        <w:rPr>
+          <w:color w:val="000000" w:themeColor="text1"/>
+          <w:sz w:val="22"/>
+          <w:szCs w:val="22"/>
+        </w:rPr>
+        <w:t xml:space="preserve"> = </w:t>
+      </w:r>
+      <w:r>
+        <w:rPr>
+          <w:rFonts w:asciiTheme="minorHAnsi" w:eastAsiaTheme="minorHAnsi" w:hAnsiTheme="minorHAnsi" w:cstheme="minorBidi"/>
+          <w:color w:val="000000" w:themeColor="text1"/>
+          <w:kern w:val="2"/>
+          <w:sz w:val="22"/>
+          <w:szCs w:val="22"/>
+          <w14:ligatures w14:val="standardContextual"/>
+        </w:rPr>
+        <w:t>"Tie for 2nd place, next is 3rd place" (no gaps)</w:t>
+      </w:r>
+    </w:p>
+    <w:p>
+      <w:pPr>
+        <w:pStyle w:val="ds-markdown-paragraph"/>
+        <w:shd w:val="clear" w:color="auto" w:fill="FFFFFF"/>
+        <w:spacing w:before="240" w:beforeAutospacing="0" w:after="0" w:afterAutospacing="0" w:line="420" w:lineRule="atLeast"/>
+        <w:rPr>
+          <w:rFonts w:asciiTheme="minorHAnsi" w:eastAsiaTheme="minorHAnsi" w:hAnsiTheme="minorHAnsi" w:cstheme="minorBidi"/>
+          <w:color w:val="000000" w:themeColor="text1"/>
+          <w:kern w:val="2"/>
+          <w:sz w:val="22"/>
+          <w:szCs w:val="22"/>
+          <w14:ligatures w14:val="standardContextual"/>
+        </w:rPr>
+      </w:pPr>
+    </w:p>
+    <w:p>
+      <w:pPr>
+        <w:pStyle w:val="ds-markdown-paragraph"/>
+        <w:shd w:val="clear" w:color="auto" w:fill="FFFFFF"/>
+        <w:spacing w:before="240" w:beforeAutospacing="0" w:after="0" w:afterAutospacing="0" w:line="420" w:lineRule="atLeast"/>
+        <w:rPr>
+          <w:rFonts w:asciiTheme="minorHAnsi" w:eastAsiaTheme="minorHAnsi" w:hAnsiTheme="minorHAnsi" w:cstheme="minorBidi"/>
+          <w:b/>
+          <w:bCs/>
+          <w:color w:val="000000" w:themeColor="text1"/>
+          <w:kern w:val="2"/>
+          <w:u w:val="single"/>
+          <w14:ligatures w14:val="standardContextual"/>
+        </w:rPr>
+      </w:pPr>
+      <w:r>
+        <w:rPr>
+          <w:rFonts w:asciiTheme="minorHAnsi" w:eastAsiaTheme="minorHAnsi" w:hAnsiTheme="minorHAnsi" w:cstheme="minorBidi"/>
+          <w:b/>
+          <w:bCs/>
+          <w:color w:val="000000" w:themeColor="text1"/>
+          <w:kern w:val="2"/>
+          <w:u w:val="single"/>
+          <w14:ligatures w14:val="standardContextual"/>
+        </w:rPr>
+        <w:t>Reporting Functions</w:t>
+      </w:r>
+      <w:r>
+        <w:rPr>
+          <w:rFonts w:asciiTheme="minorHAnsi" w:eastAsiaTheme="minorHAnsi" w:hAnsiTheme="minorHAnsi" w:cstheme="minorBidi"/>
+          <w:b/>
+          <w:bCs/>
+          <w:color w:val="000000" w:themeColor="text1"/>
+          <w:kern w:val="2"/>
+          <w:u w:val="single"/>
+          <w14:ligatures w14:val="standardContextual"/>
+        </w:rPr>
+        <w:t>:</w:t>
+      </w:r>
+    </w:p>
+    <w:p>
+      <w:pPr>
+        <w:pStyle w:val="ds-markdown-paragraph"/>
+        <w:shd w:val="clear" w:color="auto" w:fill="FFFFFF"/>
+        <w:spacing w:before="240" w:beforeAutospacing="0" w:after="0" w:afterAutospacing="0" w:line="420" w:lineRule="atLeast"/>
+        <w:rPr>
+          <w:rFonts w:asciiTheme="minorHAnsi" w:eastAsiaTheme="minorHAnsi" w:hAnsiTheme="minorHAnsi" w:cstheme="minorBidi"/>
+          <w:color w:val="000000" w:themeColor="text1"/>
+          <w:kern w:val="2"/>
+          <w:sz w:val="22"/>
+          <w:szCs w:val="22"/>
+          <w14:ligatures w14:val="standardContextual"/>
+        </w:rPr>
+      </w:pPr>
+      <w:r>
+        <w:rPr>
+          <w:rFonts w:asciiTheme="minorHAnsi" w:eastAsiaTheme="minorHAnsi" w:hAnsiTheme="minorHAnsi" w:cstheme="minorBidi"/>
+          <w:color w:val="000000" w:themeColor="text1"/>
+          <w:kern w:val="2"/>
+          <w:sz w:val="22"/>
+          <w:szCs w:val="22"/>
+          <w14:ligatures w14:val="standardContextual"/>
+        </w:rPr>
+        <w:t>another common use for analytic functions is to find outliers (e.g., min or max values) or to generate sums or averages across an entire data set. For these types of uses, you will be using aggregate functions (min, max, avg, sum, count)</w:t>
+      </w:r>
+      <w:r>
+        <w:rPr>
+          <w:rFonts w:asciiTheme="minorHAnsi" w:eastAsiaTheme="minorHAnsi" w:hAnsiTheme="minorHAnsi" w:cstheme="minorBidi"/>
+          <w:color w:val="000000" w:themeColor="text1"/>
+          <w:kern w:val="2"/>
+          <w:sz w:val="22"/>
+          <w:szCs w:val="22"/>
+          <w14:ligatures w14:val="standardContextual"/>
+        </w:rPr>
+        <w:t>.</w:t>
+      </w:r>
+    </w:p>
+    <w:p>
+      <w:pPr>
+        <w:pStyle w:val="ds-markdown-paragraph"/>
+        <w:shd w:val="clear" w:color="auto" w:fill="FFFFFF"/>
+        <w:spacing w:before="240" w:beforeAutospacing="0" w:after="0" w:afterAutospacing="0" w:line="420" w:lineRule="atLeast"/>
+        <w:rPr>
+          <w:rFonts w:asciiTheme="minorHAnsi" w:eastAsiaTheme="minorHAnsi" w:hAnsiTheme="minorHAnsi" w:cstheme="minorBidi"/>
+          <w:b/>
+          <w:bCs/>
+          <w:color w:val="4472C4" w:themeColor="accent1"/>
+          <w:kern w:val="2"/>
+          <w14:ligatures w14:val="standardContextual"/>
+        </w:rPr>
+      </w:pPr>
+      <w:r>
+        <w:rPr>
+          <w:rFonts w:asciiTheme="minorHAnsi" w:eastAsiaTheme="minorHAnsi" w:hAnsiTheme="minorHAnsi" w:cstheme="minorBidi"/>
+          <w:b/>
+          <w:bCs/>
+          <w:color w:val="4472C4" w:themeColor="accent1"/>
+          <w:kern w:val="2"/>
+          <w14:ligatures w14:val="standardContextual"/>
+        </w:rPr>
+        <w:t xml:space="preserve">SELECT </w:t>
+      </w:r>
+      <w:proofErr w:type="spellStart"/>
+      <w:r>
+        <w:rPr>
+          <w:rFonts w:asciiTheme="minorHAnsi" w:eastAsiaTheme="minorHAnsi" w:hAnsiTheme="minorHAnsi" w:cstheme="minorBidi"/>
+          <w:b/>
+          <w:bCs/>
+          <w:color w:val="4472C4" w:themeColor="accent1"/>
+          <w:kern w:val="2"/>
+          <w14:ligatures w14:val="standardContextual"/>
+        </w:rPr>
+        <w:t>monthname</w:t>
+      </w:r>
+      <w:proofErr w:type="spellEnd"/>
+      <w:r>
+        <w:rPr>
+          <w:rFonts w:asciiTheme="minorHAnsi" w:eastAsiaTheme="minorHAnsi" w:hAnsiTheme="minorHAnsi" w:cstheme="minorBidi"/>
+          <w:b/>
+          <w:bCs/>
+          <w:color w:val="4472C4" w:themeColor="accent1"/>
+          <w:kern w:val="2"/>
+          <w14:ligatures w14:val="standardContextual"/>
+        </w:rPr>
+        <w:t>(</w:t>
+      </w:r>
+      <w:proofErr w:type="spellStart"/>
+      <w:r>
+        <w:rPr>
+          <w:rFonts w:asciiTheme="minorHAnsi" w:eastAsiaTheme="minorHAnsi" w:hAnsiTheme="minorHAnsi" w:cstheme="minorBidi"/>
+          <w:b/>
+          <w:bCs/>
+          <w:color w:val="4472C4" w:themeColor="accent1"/>
+          <w:kern w:val="2"/>
+          <w14:ligatures w14:val="standardContextual"/>
+        </w:rPr>
+        <w:t>payment_date</w:t>
+      </w:r>
+      <w:proofErr w:type="spellEnd"/>
+      <w:r>
+        <w:rPr>
+          <w:rFonts w:asciiTheme="minorHAnsi" w:eastAsiaTheme="minorHAnsi" w:hAnsiTheme="minorHAnsi" w:cstheme="minorBidi"/>
+          <w:b/>
+          <w:bCs/>
+          <w:color w:val="4472C4" w:themeColor="accent1"/>
+          <w:kern w:val="2"/>
+          <w14:ligatures w14:val="standardContextual"/>
+        </w:rPr>
+        <w:t xml:space="preserve">) </w:t>
+      </w:r>
+      <w:proofErr w:type="spellStart"/>
+      <w:r>
+        <w:rPr>
+          <w:rFonts w:asciiTheme="minorHAnsi" w:eastAsiaTheme="minorHAnsi" w:hAnsiTheme="minorHAnsi" w:cstheme="minorBidi"/>
+          <w:b/>
+          <w:bCs/>
+          <w:color w:val="4472C4" w:themeColor="accent1"/>
+          <w:kern w:val="2"/>
+          <w14:ligatures w14:val="standardContextual"/>
+        </w:rPr>
+        <w:t>payment_month</w:t>
+      </w:r>
+      <w:proofErr w:type="spellEnd"/>
+      <w:r>
+        <w:rPr>
+          <w:rFonts w:asciiTheme="minorHAnsi" w:eastAsiaTheme="minorHAnsi" w:hAnsiTheme="minorHAnsi" w:cstheme="minorBidi"/>
+          <w:b/>
+          <w:bCs/>
+          <w:color w:val="4472C4" w:themeColor="accent1"/>
+          <w:kern w:val="2"/>
+          <w14:ligatures w14:val="standardContextual"/>
+        </w:rPr>
+        <w:t>,      </w:t>
+      </w:r>
+    </w:p>
+    <w:p>
+      <w:pPr>
+        <w:pStyle w:val="ds-markdown-paragraph"/>
+        <w:shd w:val="clear" w:color="auto" w:fill="FFFFFF"/>
+        <w:spacing w:before="240" w:beforeAutospacing="0" w:after="0" w:afterAutospacing="0" w:line="420" w:lineRule="atLeast"/>
+        <w:rPr>
+          <w:rFonts w:asciiTheme="minorHAnsi" w:eastAsiaTheme="minorHAnsi" w:hAnsiTheme="minorHAnsi" w:cstheme="minorBidi"/>
+          <w:b/>
+          <w:bCs/>
+          <w:color w:val="4472C4" w:themeColor="accent1"/>
+          <w:kern w:val="2"/>
+          <w14:ligatures w14:val="standardContextual"/>
+        </w:rPr>
+      </w:pPr>
+      <w:r>
+        <w:rPr>
+          <w:rFonts w:asciiTheme="minorHAnsi" w:eastAsiaTheme="minorHAnsi" w:hAnsiTheme="minorHAnsi" w:cstheme="minorBidi"/>
+          <w:b/>
+          <w:bCs/>
+          <w:color w:val="4472C4" w:themeColor="accent1"/>
+          <w:kern w:val="2"/>
+          <w14:ligatures w14:val="standardContextual"/>
+        </w:rPr>
+        <w:lastRenderedPageBreak/>
+        <w:t xml:space="preserve">  </w:t>
+      </w:r>
+      <w:proofErr w:type="gramStart"/>
+      <w:r>
+        <w:rPr>
+          <w:rFonts w:asciiTheme="minorHAnsi" w:eastAsiaTheme="minorHAnsi" w:hAnsiTheme="minorHAnsi" w:cstheme="minorBidi"/>
+          <w:b/>
+          <w:bCs/>
+          <w:color w:val="4472C4" w:themeColor="accent1"/>
+          <w:kern w:val="2"/>
+          <w14:ligatures w14:val="standardContextual"/>
+        </w:rPr>
+        <w:t>amount,   </w:t>
+      </w:r>
+      <w:proofErr w:type="gramEnd"/>
+      <w:r>
+        <w:rPr>
+          <w:rFonts w:asciiTheme="minorHAnsi" w:eastAsiaTheme="minorHAnsi" w:hAnsiTheme="minorHAnsi" w:cstheme="minorBidi"/>
+          <w:b/>
+          <w:bCs/>
+          <w:color w:val="4472C4" w:themeColor="accent1"/>
+          <w:kern w:val="2"/>
+          <w14:ligatures w14:val="standardContextual"/>
+        </w:rPr>
+        <w:t xml:space="preserve"> sum(</w:t>
+      </w:r>
+      <w:proofErr w:type="gramStart"/>
+      <w:r>
+        <w:rPr>
+          <w:rFonts w:asciiTheme="minorHAnsi" w:eastAsiaTheme="minorHAnsi" w:hAnsiTheme="minorHAnsi" w:cstheme="minorBidi"/>
+          <w:b/>
+          <w:bCs/>
+          <w:color w:val="4472C4" w:themeColor="accent1"/>
+          <w:kern w:val="2"/>
+          <w14:ligatures w14:val="standardContextual"/>
+        </w:rPr>
+        <w:t xml:space="preserve">amount)   </w:t>
+      </w:r>
+      <w:proofErr w:type="gramEnd"/>
+      <w:r>
+        <w:rPr>
+          <w:rFonts w:asciiTheme="minorHAnsi" w:eastAsiaTheme="minorHAnsi" w:hAnsiTheme="minorHAnsi" w:cstheme="minorBidi"/>
+          <w:b/>
+          <w:bCs/>
+          <w:color w:val="4472C4" w:themeColor="accent1"/>
+          <w:kern w:val="2"/>
+          <w14:ligatures w14:val="standardContextual"/>
+        </w:rPr>
+        <w:t xml:space="preserve">over (partition by </w:t>
+      </w:r>
+      <w:proofErr w:type="spellStart"/>
+      <w:r>
+        <w:rPr>
+          <w:rFonts w:asciiTheme="minorHAnsi" w:eastAsiaTheme="minorHAnsi" w:hAnsiTheme="minorHAnsi" w:cstheme="minorBidi"/>
+          <w:b/>
+          <w:bCs/>
+          <w:color w:val="4472C4" w:themeColor="accent1"/>
+          <w:kern w:val="2"/>
+          <w14:ligatures w14:val="standardContextual"/>
+        </w:rPr>
+        <w:t>monthname</w:t>
+      </w:r>
+      <w:proofErr w:type="spellEnd"/>
+      <w:r>
+        <w:rPr>
+          <w:rFonts w:asciiTheme="minorHAnsi" w:eastAsiaTheme="minorHAnsi" w:hAnsiTheme="minorHAnsi" w:cstheme="minorBidi"/>
+          <w:b/>
+          <w:bCs/>
+          <w:color w:val="4472C4" w:themeColor="accent1"/>
+          <w:kern w:val="2"/>
+          <w14:ligatures w14:val="standardContextual"/>
+        </w:rPr>
+        <w:t>(</w:t>
+      </w:r>
+      <w:proofErr w:type="spellStart"/>
+      <w:r>
+        <w:rPr>
+          <w:rFonts w:asciiTheme="minorHAnsi" w:eastAsiaTheme="minorHAnsi" w:hAnsiTheme="minorHAnsi" w:cstheme="minorBidi"/>
+          <w:b/>
+          <w:bCs/>
+          <w:color w:val="4472C4" w:themeColor="accent1"/>
+          <w:kern w:val="2"/>
+          <w14:ligatures w14:val="standardContextual"/>
+        </w:rPr>
+        <w:t>payment_date</w:t>
+      </w:r>
+      <w:proofErr w:type="spellEnd"/>
+      <w:r>
+        <w:rPr>
+          <w:rFonts w:asciiTheme="minorHAnsi" w:eastAsiaTheme="minorHAnsi" w:hAnsiTheme="minorHAnsi" w:cstheme="minorBidi"/>
+          <w:b/>
+          <w:bCs/>
+          <w:color w:val="4472C4" w:themeColor="accent1"/>
+          <w:kern w:val="2"/>
+          <w14:ligatures w14:val="standardContextual"/>
+        </w:rPr>
+        <w:t xml:space="preserve">)) </w:t>
+      </w:r>
+      <w:proofErr w:type="spellStart"/>
+      <w:r>
+        <w:rPr>
+          <w:rFonts w:asciiTheme="minorHAnsi" w:eastAsiaTheme="minorHAnsi" w:hAnsiTheme="minorHAnsi" w:cstheme="minorBidi"/>
+          <w:b/>
+          <w:bCs/>
+          <w:color w:val="4472C4" w:themeColor="accent1"/>
+          <w:kern w:val="2"/>
+          <w14:ligatures w14:val="standardContextual"/>
+        </w:rPr>
+        <w:t>monthly_</w:t>
+      </w:r>
+      <w:proofErr w:type="gramStart"/>
+      <w:r>
+        <w:rPr>
+          <w:rFonts w:asciiTheme="minorHAnsi" w:eastAsiaTheme="minorHAnsi" w:hAnsiTheme="minorHAnsi" w:cstheme="minorBidi"/>
+          <w:b/>
+          <w:bCs/>
+          <w:color w:val="4472C4" w:themeColor="accent1"/>
+          <w:kern w:val="2"/>
+          <w14:ligatures w14:val="standardContextual"/>
+        </w:rPr>
+        <w:t>total</w:t>
+      </w:r>
+      <w:proofErr w:type="spellEnd"/>
+      <w:r>
+        <w:rPr>
+          <w:rFonts w:asciiTheme="minorHAnsi" w:eastAsiaTheme="minorHAnsi" w:hAnsiTheme="minorHAnsi" w:cstheme="minorBidi"/>
+          <w:b/>
+          <w:bCs/>
+          <w:color w:val="4472C4" w:themeColor="accent1"/>
+          <w:kern w:val="2"/>
+          <w14:ligatures w14:val="standardContextual"/>
+        </w:rPr>
+        <w:t xml:space="preserve"> </w:t>
+      </w:r>
+      <w:r>
+        <w:rPr>
+          <w:rFonts w:asciiTheme="minorHAnsi" w:eastAsiaTheme="minorHAnsi" w:hAnsiTheme="minorHAnsi" w:cstheme="minorBidi"/>
+          <w:b/>
+          <w:bCs/>
+          <w:color w:val="4472C4" w:themeColor="accent1"/>
+          <w:kern w:val="2"/>
+          <w14:ligatures w14:val="standardContextual"/>
         </w:rPr>
         <w:t>,</w:t>
       </w:r>
-      <w:r>
-        <w:rPr>
-          <w:b/>
-          <w:bCs/>
-          <w:color w:val="000000" w:themeColor="text1"/>
-          <w:sz w:val="22"/>
-          <w:szCs w:val="22"/>
-        </w:rPr>
-        <w:t xml:space="preserve"> Table storage information (tablespace, initial size, etc.)</w:t>
-      </w:r>
-      <w:r>
-        <w:rPr>
-          <w:b/>
-          <w:bCs/>
-          <w:color w:val="000000" w:themeColor="text1"/>
-          <w:sz w:val="22"/>
-          <w:szCs w:val="22"/>
-        </w:rPr>
-        <w:t>,</w:t>
-      </w:r>
-      <w:r>
-        <w:rPr>
-          <w:b/>
-          <w:bCs/>
-          <w:color w:val="000000" w:themeColor="text1"/>
-          <w:sz w:val="22"/>
-          <w:szCs w:val="22"/>
-        </w:rPr>
-        <w:t xml:space="preserve"> Storage engine</w:t>
-      </w:r>
-      <w:r>
-        <w:rPr>
-          <w:b/>
-          <w:bCs/>
-          <w:color w:val="000000" w:themeColor="text1"/>
-          <w:sz w:val="22"/>
-          <w:szCs w:val="22"/>
-        </w:rPr>
-        <w:t>,</w:t>
-      </w:r>
-      <w:r>
-        <w:rPr>
-          <w:b/>
-          <w:bCs/>
-          <w:color w:val="000000" w:themeColor="text1"/>
-          <w:sz w:val="22"/>
-          <w:szCs w:val="22"/>
-        </w:rPr>
-        <w:t xml:space="preserve"> Column names</w:t>
-      </w:r>
-      <w:r>
-        <w:rPr>
-          <w:b/>
-          <w:bCs/>
-          <w:color w:val="000000" w:themeColor="text1"/>
-          <w:sz w:val="22"/>
-          <w:szCs w:val="22"/>
-        </w:rPr>
-        <w:t xml:space="preserve">, </w:t>
-      </w:r>
-      <w:r>
-        <w:rPr>
-          <w:b/>
-          <w:bCs/>
-          <w:color w:val="000000" w:themeColor="text1"/>
-          <w:sz w:val="22"/>
-          <w:szCs w:val="22"/>
-        </w:rPr>
-        <w:t>Column data types</w:t>
-      </w:r>
-      <w:r>
-        <w:rPr>
-          <w:b/>
-          <w:bCs/>
-          <w:color w:val="000000" w:themeColor="text1"/>
-          <w:sz w:val="22"/>
-          <w:szCs w:val="22"/>
-        </w:rPr>
-        <w:t>,</w:t>
-      </w:r>
-      <w:r>
-        <w:rPr>
-          <w:b/>
-          <w:bCs/>
-          <w:color w:val="000000" w:themeColor="text1"/>
-          <w:sz w:val="22"/>
-          <w:szCs w:val="22"/>
-        </w:rPr>
-        <w:t xml:space="preserve"> Default column</w:t>
-      </w:r>
-      <w:r>
-        <w:rPr>
-          <w:b/>
-          <w:bCs/>
-          <w:color w:val="000000" w:themeColor="text1"/>
-          <w:sz w:val="22"/>
-          <w:szCs w:val="22"/>
-        </w:rPr>
-        <w:t>,</w:t>
-      </w:r>
-      <w:r>
-        <w:rPr>
-          <w:b/>
-          <w:bCs/>
-          <w:color w:val="000000" w:themeColor="text1"/>
-          <w:sz w:val="22"/>
-          <w:szCs w:val="22"/>
-        </w:rPr>
-        <w:t xml:space="preserve"> values not null</w:t>
-      </w:r>
-      <w:r>
-        <w:rPr>
-          <w:b/>
-          <w:bCs/>
-          <w:color w:val="000000" w:themeColor="text1"/>
-          <w:sz w:val="22"/>
-          <w:szCs w:val="22"/>
-        </w:rPr>
-        <w:t>,</w:t>
-      </w:r>
-      <w:r>
-        <w:rPr>
-          <w:b/>
-          <w:bCs/>
-          <w:color w:val="000000" w:themeColor="text1"/>
-          <w:sz w:val="22"/>
-          <w:szCs w:val="22"/>
-        </w:rPr>
-        <w:t xml:space="preserve"> column constraints</w:t>
-      </w:r>
-      <w:r>
-        <w:rPr>
-          <w:b/>
-          <w:bCs/>
-          <w:color w:val="000000" w:themeColor="text1"/>
-          <w:sz w:val="22"/>
-          <w:szCs w:val="22"/>
-        </w:rPr>
-        <w:t>,</w:t>
-      </w:r>
-      <w:r>
-        <w:rPr>
-          <w:b/>
-          <w:bCs/>
-          <w:color w:val="000000" w:themeColor="text1"/>
-          <w:sz w:val="22"/>
-          <w:szCs w:val="22"/>
-        </w:rPr>
-        <w:t xml:space="preserve"> Primary key columns</w:t>
-      </w:r>
-      <w:r>
-        <w:rPr>
-          <w:b/>
-          <w:bCs/>
-          <w:color w:val="000000" w:themeColor="text1"/>
-          <w:sz w:val="22"/>
-          <w:szCs w:val="22"/>
-        </w:rPr>
-        <w:t>,</w:t>
-      </w:r>
-      <w:r>
-        <w:rPr>
-          <w:b/>
-          <w:bCs/>
-          <w:color w:val="000000" w:themeColor="text1"/>
-          <w:sz w:val="22"/>
-          <w:szCs w:val="22"/>
-        </w:rPr>
-        <w:t xml:space="preserve"> Primary key name</w:t>
-      </w:r>
-      <w:r>
-        <w:rPr>
-          <w:b/>
-          <w:bCs/>
-          <w:color w:val="000000" w:themeColor="text1"/>
-          <w:sz w:val="22"/>
-          <w:szCs w:val="22"/>
-        </w:rPr>
-        <w:t>,</w:t>
-      </w:r>
-      <w:r>
-        <w:rPr>
-          <w:b/>
-          <w:bCs/>
-          <w:color w:val="000000" w:themeColor="text1"/>
-          <w:sz w:val="22"/>
-          <w:szCs w:val="22"/>
-        </w:rPr>
-        <w:t xml:space="preserve"> Name of primary key</w:t>
-      </w:r>
-      <w:r>
-        <w:rPr>
-          <w:b/>
-          <w:bCs/>
-          <w:color w:val="000000" w:themeColor="text1"/>
-          <w:sz w:val="22"/>
-          <w:szCs w:val="22"/>
-        </w:rPr>
-        <w:t>,</w:t>
-      </w:r>
-      <w:r>
-        <w:rPr>
-          <w:b/>
-          <w:bCs/>
-          <w:color w:val="000000" w:themeColor="text1"/>
-          <w:sz w:val="22"/>
-          <w:szCs w:val="22"/>
-        </w:rPr>
-        <w:t xml:space="preserve"> index</w:t>
-      </w:r>
-      <w:r>
-        <w:rPr>
-          <w:b/>
-          <w:bCs/>
-          <w:color w:val="000000" w:themeColor="text1"/>
-          <w:sz w:val="22"/>
-          <w:szCs w:val="22"/>
-        </w:rPr>
-        <w:t>,</w:t>
-      </w:r>
-      <w:r>
-        <w:rPr>
-          <w:b/>
-          <w:bCs/>
-          <w:color w:val="000000" w:themeColor="text1"/>
-          <w:sz w:val="22"/>
-          <w:szCs w:val="22"/>
-        </w:rPr>
-        <w:t xml:space="preserve"> Index </w:t>
-      </w:r>
-      <w:proofErr w:type="spellStart"/>
-      <w:r>
-        <w:rPr>
-          <w:b/>
-          <w:bCs/>
-          <w:color w:val="000000" w:themeColor="text1"/>
-          <w:sz w:val="22"/>
-          <w:szCs w:val="22"/>
-        </w:rPr>
-        <w:t>name</w:t>
-      </w:r>
-      <w:r>
-        <w:rPr>
-          <w:b/>
-          <w:bCs/>
-          <w:color w:val="000000" w:themeColor="text1"/>
-          <w:sz w:val="22"/>
-          <w:szCs w:val="22"/>
-        </w:rPr>
-        <w:t>,</w:t>
-      </w:r>
-      <w:r>
-        <w:rPr>
-          <w:b/>
-          <w:bCs/>
-          <w:color w:val="000000" w:themeColor="text1"/>
-          <w:sz w:val="22"/>
-          <w:szCs w:val="22"/>
-        </w:rPr>
-        <w:t>s</w:t>
-      </w:r>
-      <w:proofErr w:type="spellEnd"/>
-      <w:r>
-        <w:rPr>
-          <w:b/>
-          <w:bCs/>
-          <w:color w:val="000000" w:themeColor="text1"/>
-          <w:sz w:val="22"/>
-          <w:szCs w:val="22"/>
-        </w:rPr>
-        <w:t xml:space="preserve"> Index types (B-tree, bitmap)</w:t>
-      </w:r>
-      <w:r>
-        <w:rPr>
-          <w:b/>
-          <w:bCs/>
-          <w:color w:val="000000" w:themeColor="text1"/>
-          <w:sz w:val="22"/>
-          <w:szCs w:val="22"/>
-        </w:rPr>
-        <w:t>,</w:t>
-      </w:r>
-      <w:r>
-        <w:rPr>
-          <w:b/>
-          <w:bCs/>
-          <w:color w:val="000000" w:themeColor="text1"/>
-          <w:sz w:val="22"/>
-          <w:szCs w:val="22"/>
-        </w:rPr>
-        <w:t xml:space="preserve"> Indexed columns</w:t>
-      </w:r>
-      <w:r>
-        <w:rPr>
-          <w:b/>
-          <w:bCs/>
-          <w:color w:val="000000" w:themeColor="text1"/>
-          <w:sz w:val="22"/>
-          <w:szCs w:val="22"/>
-        </w:rPr>
-        <w:t>,</w:t>
-      </w:r>
-      <w:r>
-        <w:rPr>
-          <w:b/>
-          <w:bCs/>
-          <w:color w:val="000000" w:themeColor="text1"/>
-          <w:sz w:val="22"/>
-          <w:szCs w:val="22"/>
-        </w:rPr>
-        <w:t xml:space="preserve"> Index column sort order (ascending or descending)</w:t>
-      </w:r>
-      <w:r>
-        <w:rPr>
-          <w:b/>
-          <w:bCs/>
-          <w:color w:val="000000" w:themeColor="text1"/>
-          <w:sz w:val="22"/>
-          <w:szCs w:val="22"/>
-        </w:rPr>
-        <w:t>,</w:t>
-      </w:r>
-      <w:r>
-        <w:rPr>
-          <w:b/>
-          <w:bCs/>
-          <w:color w:val="000000" w:themeColor="text1"/>
-          <w:sz w:val="22"/>
-          <w:szCs w:val="22"/>
-        </w:rPr>
-        <w:t xml:space="preserve"> Index storage information</w:t>
-      </w:r>
-      <w:r>
-        <w:rPr>
-          <w:b/>
-          <w:bCs/>
-          <w:color w:val="000000" w:themeColor="text1"/>
-          <w:sz w:val="22"/>
-          <w:szCs w:val="22"/>
-        </w:rPr>
-        <w:t>,</w:t>
-      </w:r>
-      <w:r>
-        <w:rPr>
-          <w:b/>
-          <w:bCs/>
-          <w:color w:val="000000" w:themeColor="text1"/>
-          <w:sz w:val="22"/>
-          <w:szCs w:val="22"/>
-        </w:rPr>
-        <w:t xml:space="preserve"> Foreign key name</w:t>
-      </w:r>
-      <w:r>
-        <w:rPr>
-          <w:b/>
-          <w:bCs/>
-          <w:color w:val="000000" w:themeColor="text1"/>
-          <w:sz w:val="22"/>
-          <w:szCs w:val="22"/>
-        </w:rPr>
-        <w:t>,</w:t>
-      </w:r>
-      <w:r>
-        <w:rPr>
-          <w:b/>
-          <w:bCs/>
-          <w:color w:val="000000" w:themeColor="text1"/>
-          <w:sz w:val="22"/>
-          <w:szCs w:val="22"/>
-        </w:rPr>
-        <w:t xml:space="preserve"> Foreign key columns</w:t>
-      </w:r>
-      <w:r>
-        <w:rPr>
-          <w:b/>
-          <w:bCs/>
-          <w:color w:val="000000" w:themeColor="text1"/>
-          <w:sz w:val="22"/>
-          <w:szCs w:val="22"/>
-        </w:rPr>
-        <w:t>,</w:t>
-      </w:r>
-      <w:r>
-        <w:rPr>
-          <w:b/>
-          <w:bCs/>
-          <w:color w:val="000000" w:themeColor="text1"/>
-          <w:sz w:val="22"/>
-          <w:szCs w:val="22"/>
-        </w:rPr>
-        <w:t xml:space="preserve"> Associated table/columns for foreign keys</w:t>
-      </w:r>
-    </w:p>
-    <w:p>
-      <w:pPr>
-        <w:rPr>
-          <w:color w:val="000000" w:themeColor="text1"/>
-          <w:sz w:val="22"/>
-          <w:szCs w:val="22"/>
-        </w:rPr>
-      </w:pPr>
-      <w:r>
-        <w:rPr>
-          <w:color w:val="000000" w:themeColor="text1"/>
-          <w:sz w:val="22"/>
-          <w:szCs w:val="22"/>
-        </w:rPr>
-        <w:t>every database server uses a different mechanism to publish metadata</w:t>
-      </w:r>
-      <w:r>
-        <w:rPr>
-          <w:color w:val="000000" w:themeColor="text1"/>
-          <w:sz w:val="22"/>
-          <w:szCs w:val="22"/>
+      <w:proofErr w:type="gramEnd"/>
+      <w:r>
+        <w:rPr>
+          <w:rFonts w:asciiTheme="minorHAnsi" w:eastAsiaTheme="minorHAnsi" w:hAnsiTheme="minorHAnsi" w:cstheme="minorBidi"/>
+          <w:b/>
+          <w:bCs/>
+          <w:color w:val="4472C4" w:themeColor="accent1"/>
+          <w:kern w:val="2"/>
+          <w14:ligatures w14:val="standardContextual"/>
+        </w:rPr>
+        <w:t xml:space="preserve"> </w:t>
+      </w:r>
+      <w:r>
+        <w:rPr>
+          <w:rFonts w:asciiTheme="minorHAnsi" w:eastAsiaTheme="minorHAnsi" w:hAnsiTheme="minorHAnsi" w:cstheme="minorBidi"/>
+          <w:b/>
+          <w:bCs/>
+          <w:color w:val="4472C4" w:themeColor="accent1"/>
+          <w:kern w:val="2"/>
+          <w14:ligatures w14:val="standardContextual"/>
+        </w:rPr>
+        <w:t xml:space="preserve">sum(amount) over () </w:t>
+      </w:r>
+      <w:proofErr w:type="spellStart"/>
+      <w:r>
+        <w:rPr>
+          <w:rFonts w:asciiTheme="minorHAnsi" w:eastAsiaTheme="minorHAnsi" w:hAnsiTheme="minorHAnsi" w:cstheme="minorBidi"/>
+          <w:b/>
+          <w:bCs/>
+          <w:color w:val="4472C4" w:themeColor="accent1"/>
+          <w:kern w:val="2"/>
+          <w14:ligatures w14:val="standardContextual"/>
+        </w:rPr>
+        <w:t>grand_total</w:t>
+      </w:r>
+      <w:proofErr w:type="spellEnd"/>
+      <w:r>
+        <w:rPr>
+          <w:rFonts w:asciiTheme="minorHAnsi" w:eastAsiaTheme="minorHAnsi" w:hAnsiTheme="minorHAnsi" w:cstheme="minorBidi"/>
+          <w:b/>
+          <w:bCs/>
+          <w:color w:val="4472C4" w:themeColor="accent1"/>
+          <w:kern w:val="2"/>
+          <w14:ligatures w14:val="standardContextual"/>
+        </w:rPr>
+        <w:t xml:space="preserve">     </w:t>
+      </w:r>
+    </w:p>
+    <w:p>
+      <w:pPr>
+        <w:pStyle w:val="ds-markdown-paragraph"/>
+        <w:shd w:val="clear" w:color="auto" w:fill="FFFFFF"/>
+        <w:spacing w:before="240" w:beforeAutospacing="0" w:after="0" w:afterAutospacing="0" w:line="420" w:lineRule="atLeast"/>
+        <w:rPr>
+          <w:rFonts w:asciiTheme="minorHAnsi" w:eastAsiaTheme="minorHAnsi" w:hAnsiTheme="minorHAnsi" w:cstheme="minorBidi"/>
+          <w:b/>
+          <w:bCs/>
+          <w:color w:val="4472C4" w:themeColor="accent1"/>
+          <w:kern w:val="2"/>
+          <w14:ligatures w14:val="standardContextual"/>
+        </w:rPr>
+      </w:pPr>
+      <w:r>
+        <w:rPr>
+          <w:rFonts w:asciiTheme="minorHAnsi" w:eastAsiaTheme="minorHAnsi" w:hAnsiTheme="minorHAnsi" w:cstheme="minorBidi"/>
+          <w:b/>
+          <w:bCs/>
+          <w:color w:val="4472C4" w:themeColor="accent1"/>
+          <w:kern w:val="2"/>
+          <w14:ligatures w14:val="standardContextual"/>
+        </w:rPr>
+        <w:t xml:space="preserve">FROM payment     </w:t>
+      </w:r>
+    </w:p>
+    <w:p>
+      <w:pPr>
+        <w:pStyle w:val="ds-markdown-paragraph"/>
+        <w:shd w:val="clear" w:color="auto" w:fill="FFFFFF"/>
+        <w:spacing w:before="240" w:beforeAutospacing="0" w:after="0" w:afterAutospacing="0" w:line="420" w:lineRule="atLeast"/>
+        <w:rPr>
+          <w:rFonts w:asciiTheme="minorHAnsi" w:eastAsiaTheme="minorHAnsi" w:hAnsiTheme="minorHAnsi" w:cstheme="minorBidi"/>
+          <w:b/>
+          <w:bCs/>
+          <w:color w:val="4472C4" w:themeColor="accent1"/>
+          <w:kern w:val="2"/>
+          <w14:ligatures w14:val="standardContextual"/>
+        </w:rPr>
+      </w:pPr>
+      <w:r>
+        <w:rPr>
+          <w:rFonts w:asciiTheme="minorHAnsi" w:eastAsiaTheme="minorHAnsi" w:hAnsiTheme="minorHAnsi" w:cstheme="minorBidi"/>
+          <w:b/>
+          <w:bCs/>
+          <w:color w:val="4472C4" w:themeColor="accent1"/>
+          <w:kern w:val="2"/>
+          <w14:ligatures w14:val="standardContextual"/>
+        </w:rPr>
+        <w:t xml:space="preserve">WHERE amount &gt;= 10      </w:t>
+      </w:r>
+    </w:p>
+    <w:p>
+      <w:pPr>
+        <w:pStyle w:val="ds-markdown-paragraph"/>
+        <w:shd w:val="clear" w:color="auto" w:fill="FFFFFF"/>
+        <w:spacing w:before="240" w:beforeAutospacing="0" w:after="0" w:afterAutospacing="0" w:line="420" w:lineRule="atLeast"/>
+        <w:rPr>
+          <w:rFonts w:asciiTheme="minorHAnsi" w:eastAsiaTheme="minorHAnsi" w:hAnsiTheme="minorHAnsi" w:cstheme="minorBidi"/>
+          <w:b/>
+          <w:bCs/>
+          <w:color w:val="4472C4" w:themeColor="accent1"/>
+          <w:kern w:val="2"/>
+          <w14:ligatures w14:val="standardContextual"/>
+        </w:rPr>
+      </w:pPr>
+      <w:r>
+        <w:rPr>
+          <w:rFonts w:asciiTheme="minorHAnsi" w:eastAsiaTheme="minorHAnsi" w:hAnsiTheme="minorHAnsi" w:cstheme="minorBidi"/>
+          <w:b/>
+          <w:bCs/>
+          <w:color w:val="4472C4" w:themeColor="accent1"/>
+          <w:kern w:val="2"/>
+          <w14:ligatures w14:val="standardContextual"/>
+        </w:rPr>
+        <w:t>ORDER BY 1;</w:t>
+      </w:r>
+    </w:p>
+    <w:p>
+      <w:pPr>
+        <w:pStyle w:val="ds-markdown-paragraph"/>
+        <w:shd w:val="clear" w:color="auto" w:fill="FFFFFF"/>
+        <w:spacing w:before="240" w:beforeAutospacing="0" w:after="0" w:afterAutospacing="0" w:line="420" w:lineRule="atLeast"/>
+        <w:rPr>
+          <w:rFonts w:asciiTheme="minorHAnsi" w:eastAsiaTheme="minorHAnsi" w:hAnsiTheme="minorHAnsi" w:cstheme="minorBidi"/>
+          <w:color w:val="000000" w:themeColor="text1"/>
+          <w:kern w:val="2"/>
+          <w:sz w:val="22"/>
+          <w:szCs w:val="22"/>
+          <w14:ligatures w14:val="standardContextual"/>
+        </w:rPr>
+      </w:pPr>
+      <w:r>
+        <w:rPr>
+          <w:rFonts w:asciiTheme="minorHAnsi" w:eastAsiaTheme="minorHAnsi" w:hAnsiTheme="minorHAnsi" w:cstheme="minorBidi"/>
+          <w:color w:val="000000" w:themeColor="text1"/>
+          <w:kern w:val="2"/>
+          <w:sz w:val="22"/>
+          <w:szCs w:val="22"/>
+          <w14:ligatures w14:val="standardContextual"/>
+        </w:rPr>
+        <w:t xml:space="preserve">The </w:t>
+      </w:r>
+      <w:proofErr w:type="spellStart"/>
+      <w:r>
+        <w:rPr>
+          <w:rFonts w:asciiTheme="minorHAnsi" w:eastAsiaTheme="minorHAnsi" w:hAnsiTheme="minorHAnsi" w:cstheme="minorBidi"/>
+          <w:color w:val="000000" w:themeColor="text1"/>
+          <w:kern w:val="2"/>
+          <w:sz w:val="22"/>
+          <w:szCs w:val="22"/>
+          <w14:ligatures w14:val="standardContextual"/>
+        </w:rPr>
+        <w:t>grand_total</w:t>
+      </w:r>
+      <w:proofErr w:type="spellEnd"/>
+      <w:r>
+        <w:rPr>
+          <w:rFonts w:asciiTheme="minorHAnsi" w:eastAsiaTheme="minorHAnsi" w:hAnsiTheme="minorHAnsi" w:cstheme="minorBidi"/>
+          <w:color w:val="000000" w:themeColor="text1"/>
+          <w:kern w:val="2"/>
+          <w:sz w:val="22"/>
+          <w:szCs w:val="22"/>
+          <w14:ligatures w14:val="standardContextual"/>
+        </w:rPr>
+        <w:t xml:space="preserve"> column contains the same value ($1,262.86) for every row because the over clause is empty</w:t>
+      </w:r>
+      <w:r>
+        <w:rPr>
+          <w:rFonts w:asciiTheme="minorHAnsi" w:eastAsiaTheme="minorHAnsi" w:hAnsiTheme="minorHAnsi" w:cstheme="minorBidi"/>
+          <w:color w:val="000000" w:themeColor="text1"/>
+          <w:kern w:val="2"/>
+          <w:sz w:val="22"/>
+          <w:szCs w:val="22"/>
+          <w14:ligatures w14:val="standardContextual"/>
+        </w:rPr>
+        <w:t>.</w:t>
+      </w:r>
+    </w:p>
+    <w:p>
+      <w:pPr>
+        <w:pStyle w:val="ds-markdown-paragraph"/>
+        <w:shd w:val="clear" w:color="auto" w:fill="FFFFFF"/>
+        <w:spacing w:before="240" w:beforeAutospacing="0" w:after="0" w:afterAutospacing="0" w:line="420" w:lineRule="atLeast"/>
+        <w:rPr>
+          <w:rFonts w:asciiTheme="minorHAnsi" w:eastAsiaTheme="minorHAnsi" w:hAnsiTheme="minorHAnsi" w:cstheme="minorBidi"/>
+          <w:color w:val="000000" w:themeColor="text1"/>
+          <w:kern w:val="2"/>
+          <w:sz w:val="22"/>
+          <w:szCs w:val="22"/>
+          <w14:ligatures w14:val="standardContextual"/>
+        </w:rPr>
+      </w:pPr>
+    </w:p>
+    <w:p>
+      <w:pPr>
+        <w:pStyle w:val="ds-markdown-paragraph"/>
+        <w:shd w:val="clear" w:color="auto" w:fill="FFFFFF"/>
+        <w:spacing w:before="240" w:beforeAutospacing="0" w:after="0" w:afterAutospacing="0" w:line="420" w:lineRule="atLeast"/>
+        <w:rPr>
+          <w:rFonts w:asciiTheme="minorHAnsi" w:eastAsiaTheme="minorHAnsi" w:hAnsiTheme="minorHAnsi" w:cstheme="minorBidi"/>
+          <w:b/>
+          <w:bCs/>
+          <w:color w:val="000000" w:themeColor="text1"/>
+          <w:kern w:val="2"/>
+          <w:u w:val="single"/>
+          <w14:ligatures w14:val="standardContextual"/>
+        </w:rPr>
+      </w:pPr>
+      <w:r>
+        <w:rPr>
+          <w:rFonts w:asciiTheme="minorHAnsi" w:eastAsiaTheme="minorHAnsi" w:hAnsiTheme="minorHAnsi" w:cstheme="minorBidi"/>
+          <w:b/>
+          <w:bCs/>
+          <w:color w:val="000000" w:themeColor="text1"/>
+          <w:kern w:val="2"/>
+          <w:u w:val="single"/>
+          <w14:ligatures w14:val="standardContextual"/>
+        </w:rPr>
+        <w:t>Window Frames</w:t>
+      </w:r>
+      <w:r>
+        <w:rPr>
+          <w:rFonts w:asciiTheme="minorHAnsi" w:eastAsiaTheme="minorHAnsi" w:hAnsiTheme="minorHAnsi" w:cstheme="minorBidi"/>
+          <w:b/>
+          <w:bCs/>
+          <w:color w:val="000000" w:themeColor="text1"/>
+          <w:kern w:val="2"/>
+          <w:u w:val="single"/>
+          <w14:ligatures w14:val="standardContextual"/>
+        </w:rPr>
+        <w:t>:</w:t>
+      </w:r>
+    </w:p>
+    <w:p>
+      <w:pPr>
+        <w:pStyle w:val="ds-markdown-paragraph"/>
+        <w:spacing w:before="240" w:after="0" w:line="420" w:lineRule="atLeast"/>
+        <w:rPr>
+          <w:rFonts w:asciiTheme="minorHAnsi" w:eastAsiaTheme="minorHAnsi" w:hAnsiTheme="minorHAnsi" w:cstheme="minorBidi"/>
+          <w:color w:val="000000" w:themeColor="text1"/>
+          <w:kern w:val="2"/>
+          <w:sz w:val="22"/>
+          <w:szCs w:val="22"/>
+          <w14:ligatures w14:val="standardContextual"/>
+        </w:rPr>
+      </w:pPr>
+      <w:r>
+        <w:rPr>
+          <w:rFonts w:asciiTheme="minorHAnsi" w:eastAsiaTheme="minorHAnsi" w:hAnsiTheme="minorHAnsi" w:cstheme="minorBidi"/>
+          <w:color w:val="000000" w:themeColor="text1"/>
+          <w:kern w:val="2"/>
+          <w:sz w:val="22"/>
+          <w:szCs w:val="22"/>
+          <w14:ligatures w14:val="standardContextual"/>
+        </w:rPr>
+        <w:t>data windows for analytic functions are defined using the partition by clause</w:t>
+      </w:r>
+      <w:r>
+        <w:rPr>
+          <w:rFonts w:asciiTheme="minorHAnsi" w:eastAsiaTheme="minorHAnsi" w:hAnsiTheme="minorHAnsi" w:cstheme="minorBidi"/>
+          <w:color w:val="000000" w:themeColor="text1"/>
+          <w:kern w:val="2"/>
+          <w:sz w:val="22"/>
+          <w:szCs w:val="22"/>
+          <w14:ligatures w14:val="standardContextual"/>
         </w:rPr>
         <w:t xml:space="preserve">. </w:t>
       </w:r>
-    </w:p>
-    <w:p>
-      <w:pPr>
-        <w:rPr>
-          <w:color w:val="000000" w:themeColor="text1"/>
-          <w:sz w:val="22"/>
-          <w:szCs w:val="22"/>
-        </w:rPr>
-      </w:pPr>
-    </w:p>
-    <w:p>
-      <w:pPr>
-        <w:rPr>
-          <w:b/>
-          <w:bCs/>
-          <w:color w:val="000000" w:themeColor="text1"/>
+      <w:r>
+        <w:rPr>
+          <w:rFonts w:asciiTheme="minorHAnsi" w:eastAsiaTheme="minorHAnsi" w:hAnsiTheme="minorHAnsi" w:cstheme="minorBidi"/>
+          <w:color w:val="000000" w:themeColor="text1"/>
+          <w:kern w:val="2"/>
+          <w:sz w:val="22"/>
+          <w:szCs w:val="22"/>
+          <w14:ligatures w14:val="standardContextual"/>
+        </w:rPr>
+        <w:br/>
+      </w:r>
+    </w:p>
+    <w:p>
+      <w:pPr>
+        <w:pStyle w:val="ds-markdown-paragraph"/>
+        <w:spacing w:before="240" w:after="0" w:line="420" w:lineRule="atLeast"/>
+        <w:rPr>
+          <w:rFonts w:asciiTheme="minorHAnsi" w:eastAsiaTheme="minorHAnsi" w:hAnsiTheme="minorHAnsi" w:cstheme="minorBidi"/>
+          <w:color w:val="000000" w:themeColor="text1"/>
+          <w:kern w:val="2"/>
+          <w:sz w:val="22"/>
+          <w:szCs w:val="22"/>
+          <w14:ligatures w14:val="standardContextual"/>
+        </w:rPr>
+      </w:pPr>
+      <w:r>
+        <w:rPr>
+          <w:rFonts w:asciiTheme="minorHAnsi" w:eastAsiaTheme="minorHAnsi" w:hAnsiTheme="minorHAnsi" w:cstheme="minorBidi"/>
+          <w:color w:val="000000" w:themeColor="text1"/>
+          <w:kern w:val="2"/>
+          <w:sz w:val="22"/>
+          <w:szCs w:val="22"/>
+          <w14:ligatures w14:val="standardContextual"/>
+        </w:rPr>
+        <w:t>The weird sum(sum(amount)) syntax:</w:t>
+      </w:r>
+      <w:r>
+        <w:rPr>
+          <w:rFonts w:asciiTheme="minorHAnsi" w:eastAsiaTheme="minorHAnsi" w:hAnsiTheme="minorHAnsi" w:cstheme="minorBidi"/>
+          <w:color w:val="000000" w:themeColor="text1"/>
+          <w:kern w:val="2"/>
+          <w:sz w:val="22"/>
+          <w:szCs w:val="22"/>
+          <w14:ligatures w14:val="standardContextual"/>
+        </w:rPr>
+        <w:t xml:space="preserve"> </w:t>
+      </w:r>
+      <w:r>
+        <w:rPr>
+          <w:rFonts w:asciiTheme="minorHAnsi" w:eastAsiaTheme="minorHAnsi" w:hAnsiTheme="minorHAnsi" w:cstheme="minorBidi"/>
+          <w:color w:val="000000" w:themeColor="text1"/>
+          <w:kern w:val="2"/>
+          <w:sz w:val="22"/>
+          <w:szCs w:val="22"/>
+          <w14:ligatures w14:val="standardContextual"/>
+        </w:rPr>
+        <w:t>You can't just do sum(amount) again because SQL already aggregated it. You need sum(sum(amount)) to say: "Take the grouped totals, then sum them again as a running total."</w:t>
+      </w:r>
+    </w:p>
+    <w:p>
+      <w:pPr>
+        <w:pStyle w:val="ds-markdown-paragraph"/>
+        <w:spacing w:before="240" w:after="0" w:line="420" w:lineRule="atLeast"/>
+        <w:rPr>
+          <w:rFonts w:asciiTheme="minorHAnsi" w:eastAsiaTheme="minorHAnsi" w:hAnsiTheme="minorHAnsi" w:cstheme="minorBidi"/>
+          <w:color w:val="000000" w:themeColor="text1"/>
+          <w:kern w:val="2"/>
+          <w:sz w:val="22"/>
+          <w:szCs w:val="22"/>
+          <w14:ligatures w14:val="standardContextual"/>
+        </w:rPr>
+      </w:pPr>
+      <w:r>
+        <w:rPr>
+          <w:rFonts w:asciiTheme="minorHAnsi" w:eastAsiaTheme="minorHAnsi" w:hAnsiTheme="minorHAnsi" w:cstheme="minorBidi"/>
+          <w:color w:val="000000" w:themeColor="text1"/>
+          <w:kern w:val="2"/>
+          <w:sz w:val="22"/>
+          <w:szCs w:val="22"/>
+          <w14:ligatures w14:val="standardContextual"/>
+        </w:rPr>
+        <w:t>rows unbounded preceding subclause to define a data window from the beginning of the result set up to and including the current row.</w:t>
+      </w:r>
+    </w:p>
+    <w:p>
+      <w:pPr>
+        <w:pStyle w:val="ds-markdown-paragraph"/>
+        <w:spacing w:before="240" w:after="0" w:line="420" w:lineRule="atLeast"/>
+        <w:rPr>
+          <w:rFonts w:asciiTheme="minorHAnsi" w:eastAsiaTheme="minorHAnsi" w:hAnsiTheme="minorHAnsi" w:cstheme="minorBidi"/>
+          <w:b/>
+          <w:bCs/>
+          <w:color w:val="4472C4" w:themeColor="accent1"/>
+          <w:kern w:val="2"/>
+          <w14:ligatures w14:val="standardContextual"/>
+        </w:rPr>
+      </w:pPr>
+      <w:r>
+        <w:rPr>
+          <w:rFonts w:asciiTheme="minorHAnsi" w:eastAsiaTheme="minorHAnsi" w:hAnsiTheme="minorHAnsi" w:cstheme="minorBidi"/>
+          <w:b/>
+          <w:bCs/>
+          <w:color w:val="4472C4" w:themeColor="accent1"/>
+          <w:kern w:val="2"/>
+          <w14:ligatures w14:val="standardContextual"/>
+        </w:rPr>
+        <w:t>avg(sum(amount))    </w:t>
+      </w:r>
+    </w:p>
+    <w:p>
+      <w:pPr>
+        <w:pStyle w:val="ds-markdown-paragraph"/>
+        <w:spacing w:before="240" w:after="0" w:line="420" w:lineRule="atLeast"/>
+        <w:rPr>
+          <w:rFonts w:asciiTheme="minorHAnsi" w:eastAsiaTheme="minorHAnsi" w:hAnsiTheme="minorHAnsi" w:cstheme="minorBidi"/>
+          <w:b/>
+          <w:bCs/>
+          <w:color w:val="4472C4" w:themeColor="accent1"/>
+          <w:kern w:val="2"/>
+          <w14:ligatures w14:val="standardContextual"/>
+        </w:rPr>
+      </w:pPr>
+      <w:r>
+        <w:rPr>
+          <w:rFonts w:asciiTheme="minorHAnsi" w:eastAsiaTheme="minorHAnsi" w:hAnsiTheme="minorHAnsi" w:cstheme="minorBidi"/>
+          <w:b/>
+          <w:bCs/>
+          <w:color w:val="4472C4" w:themeColor="accent1"/>
+          <w:kern w:val="2"/>
+          <w14:ligatures w14:val="standardContextual"/>
+        </w:rPr>
+        <w:t xml:space="preserve">over (order by </w:t>
+      </w:r>
+      <w:proofErr w:type="spellStart"/>
+      <w:r>
+        <w:rPr>
+          <w:rFonts w:asciiTheme="minorHAnsi" w:eastAsiaTheme="minorHAnsi" w:hAnsiTheme="minorHAnsi" w:cstheme="minorBidi"/>
+          <w:b/>
+          <w:bCs/>
+          <w:color w:val="4472C4" w:themeColor="accent1"/>
+          <w:kern w:val="2"/>
+          <w14:ligatures w14:val="standardContextual"/>
+        </w:rPr>
+        <w:t>yearweek</w:t>
+      </w:r>
+      <w:proofErr w:type="spellEnd"/>
+      <w:r>
+        <w:rPr>
+          <w:rFonts w:asciiTheme="minorHAnsi" w:eastAsiaTheme="minorHAnsi" w:hAnsiTheme="minorHAnsi" w:cstheme="minorBidi"/>
+          <w:b/>
+          <w:bCs/>
+          <w:color w:val="4472C4" w:themeColor="accent1"/>
+          <w:kern w:val="2"/>
+          <w14:ligatures w14:val="standardContextual"/>
+        </w:rPr>
+        <w:t>(</w:t>
+      </w:r>
+      <w:proofErr w:type="spellStart"/>
+      <w:r>
+        <w:rPr>
+          <w:rFonts w:asciiTheme="minorHAnsi" w:eastAsiaTheme="minorHAnsi" w:hAnsiTheme="minorHAnsi" w:cstheme="minorBidi"/>
+          <w:b/>
+          <w:bCs/>
+          <w:color w:val="4472C4" w:themeColor="accent1"/>
+          <w:kern w:val="2"/>
+          <w14:ligatures w14:val="standardContextual"/>
+        </w:rPr>
+        <w:t>payment_date</w:t>
+      </w:r>
+      <w:proofErr w:type="spellEnd"/>
+      <w:r>
+        <w:rPr>
+          <w:rFonts w:asciiTheme="minorHAnsi" w:eastAsiaTheme="minorHAnsi" w:hAnsiTheme="minorHAnsi" w:cstheme="minorBidi"/>
+          <w:b/>
+          <w:bCs/>
+          <w:color w:val="4472C4" w:themeColor="accent1"/>
+          <w:kern w:val="2"/>
+          <w14:ligatures w14:val="standardContextual"/>
+        </w:rPr>
+        <w:t>)  </w:t>
+      </w:r>
+    </w:p>
+    <w:p>
+      <w:pPr>
+        <w:pStyle w:val="ds-markdown-paragraph"/>
+        <w:spacing w:before="240" w:after="0" w:line="420" w:lineRule="atLeast"/>
+        <w:rPr>
+          <w:rFonts w:asciiTheme="minorHAnsi" w:eastAsiaTheme="minorHAnsi" w:hAnsiTheme="minorHAnsi" w:cstheme="minorBidi"/>
+          <w:b/>
+          <w:bCs/>
+          <w:color w:val="4472C4" w:themeColor="accent1"/>
+          <w:kern w:val="2"/>
+          <w14:ligatures w14:val="standardContextual"/>
+        </w:rPr>
+      </w:pPr>
+      <w:r>
+        <w:rPr>
+          <w:rFonts w:asciiTheme="minorHAnsi" w:eastAsiaTheme="minorHAnsi" w:hAnsiTheme="minorHAnsi" w:cstheme="minorBidi"/>
+          <w:b/>
+          <w:bCs/>
+          <w:color w:val="4472C4" w:themeColor="accent1"/>
+          <w:kern w:val="2"/>
+          <w14:ligatures w14:val="standardContextual"/>
+        </w:rPr>
+        <w:t>rows between 1 preceding and 1 following) rolling_3wk_avg</w:t>
+      </w:r>
+    </w:p>
+    <w:p>
+      <w:pPr>
+        <w:pStyle w:val="ds-markdown-paragraph"/>
+        <w:spacing w:after="0"/>
+        <w:rPr>
+          <w:rFonts w:asciiTheme="minorHAnsi" w:eastAsiaTheme="minorHAnsi" w:hAnsiTheme="minorHAnsi" w:cstheme="minorBidi"/>
+          <w:color w:val="000000" w:themeColor="text1"/>
+          <w:kern w:val="2"/>
+          <w:sz w:val="22"/>
+          <w:szCs w:val="22"/>
+          <w14:ligatures w14:val="standardContextual"/>
+        </w:rPr>
+      </w:pPr>
+      <w:r>
+        <w:rPr>
+          <w:rFonts w:asciiTheme="minorHAnsi" w:eastAsiaTheme="minorHAnsi" w:hAnsiTheme="minorHAnsi" w:cstheme="minorBidi"/>
+          <w:color w:val="000000" w:themeColor="text1"/>
+          <w:kern w:val="2"/>
+          <w:sz w:val="22"/>
+          <w:szCs w:val="22"/>
+          <w14:ligatures w14:val="standardContextual"/>
+        </w:rPr>
+        <w:t>This = smoothing out spikes. Shows you the trend instead of wild jumps.</w:t>
+      </w:r>
+    </w:p>
+    <w:p>
+      <w:pPr>
+        <w:pStyle w:val="ds-markdown-paragraph"/>
+        <w:spacing w:after="0"/>
+        <w:rPr>
+          <w:rFonts w:asciiTheme="minorHAnsi" w:eastAsiaTheme="minorHAnsi" w:hAnsiTheme="minorHAnsi" w:cstheme="minorBidi"/>
+          <w:color w:val="000000" w:themeColor="text1"/>
+          <w:kern w:val="2"/>
+          <w:sz w:val="22"/>
+          <w:szCs w:val="22"/>
+          <w14:ligatures w14:val="standardContextual"/>
+        </w:rPr>
+      </w:pPr>
+      <w:r>
+        <w:rPr>
+          <w:rFonts w:asciiTheme="minorHAnsi" w:eastAsiaTheme="minorHAnsi" w:hAnsiTheme="minorHAnsi" w:cstheme="minorBidi"/>
+          <w:color w:val="000000" w:themeColor="text1"/>
+          <w:kern w:val="2"/>
+          <w:sz w:val="22"/>
+          <w:szCs w:val="22"/>
+          <w14:ligatures w14:val="standardContextual"/>
+        </w:rPr>
+        <w:t>If July had huge sales, the average helps you see it wasn't that crazy compared to June and August together.</w:t>
+      </w:r>
+      <w:r>
+        <w:rPr>
+          <w:rFonts w:asciiTheme="minorHAnsi" w:eastAsiaTheme="minorHAnsi" w:hAnsiTheme="minorHAnsi" w:cstheme="minorBidi"/>
+          <w:color w:val="000000" w:themeColor="text1"/>
+          <w:kern w:val="2"/>
+          <w:sz w:val="22"/>
+          <w:szCs w:val="22"/>
+          <w14:ligatures w14:val="standardContextual"/>
+        </w:rPr>
+        <w:t xml:space="preserve"> </w:t>
+      </w:r>
+      <w:proofErr w:type="gramStart"/>
+      <w:r>
+        <w:rPr>
+          <w:rFonts w:asciiTheme="minorHAnsi" w:eastAsiaTheme="minorHAnsi" w:hAnsiTheme="minorHAnsi" w:cstheme="minorBidi"/>
+          <w:color w:val="000000" w:themeColor="text1"/>
+          <w:kern w:val="2"/>
+          <w:sz w:val="22"/>
+          <w:szCs w:val="22"/>
+          <w14:ligatures w14:val="standardContextual"/>
+        </w:rPr>
+        <w:t>Used</w:t>
+      </w:r>
+      <w:proofErr w:type="gramEnd"/>
+      <w:r>
+        <w:rPr>
+          <w:rFonts w:asciiTheme="minorHAnsi" w:eastAsiaTheme="minorHAnsi" w:hAnsiTheme="minorHAnsi" w:cstheme="minorBidi"/>
+          <w:color w:val="000000" w:themeColor="text1"/>
+          <w:kern w:val="2"/>
+          <w:sz w:val="22"/>
+          <w:szCs w:val="22"/>
+          <w14:ligatures w14:val="standardContextual"/>
+        </w:rPr>
+        <w:t xml:space="preserve"> for: "Show me the trend, not the noise."</w:t>
+      </w:r>
+    </w:p>
+    <w:p>
+      <w:pPr>
+        <w:pStyle w:val="ds-markdown-paragraph"/>
+        <w:spacing w:after="0"/>
+        <w:rPr>
+          <w:rFonts w:asciiTheme="minorHAnsi" w:eastAsiaTheme="minorHAnsi" w:hAnsiTheme="minorHAnsi" w:cstheme="minorBidi"/>
+          <w:b/>
+          <w:bCs/>
+          <w:color w:val="000000" w:themeColor="text1"/>
+          <w:kern w:val="2"/>
           <w:u w:val="single"/>
-        </w:rPr>
-      </w:pPr>
-      <w:proofErr w:type="spellStart"/>
-      <w:r>
-        <w:rPr>
-          <w:b/>
-          <w:bCs/>
-          <w:color w:val="000000" w:themeColor="text1"/>
+          <w14:ligatures w14:val="standardContextual"/>
+        </w:rPr>
+      </w:pPr>
+      <w:r>
+        <w:rPr>
+          <w:rFonts w:asciiTheme="minorHAnsi" w:eastAsiaTheme="minorHAnsi" w:hAnsiTheme="minorHAnsi" w:cstheme="minorBidi"/>
+          <w:b/>
+          <w:bCs/>
+          <w:color w:val="000000" w:themeColor="text1"/>
+          <w:kern w:val="2"/>
           <w:u w:val="single"/>
-        </w:rPr>
-        <w:t>information_schema</w:t>
-      </w:r>
-      <w:proofErr w:type="spellEnd"/>
-      <w:r>
-        <w:rPr>
-          <w:b/>
-          <w:bCs/>
-          <w:color w:val="000000" w:themeColor="text1"/>
+          <w14:ligatures w14:val="standardContextual"/>
+        </w:rPr>
+        <w:lastRenderedPageBreak/>
+        <w:t>Lag and Lead</w:t>
+      </w:r>
+      <w:r>
+        <w:rPr>
+          <w:rFonts w:asciiTheme="minorHAnsi" w:eastAsiaTheme="minorHAnsi" w:hAnsiTheme="minorHAnsi" w:cstheme="minorBidi"/>
+          <w:b/>
+          <w:bCs/>
+          <w:color w:val="000000" w:themeColor="text1"/>
+          <w:kern w:val="2"/>
           <w:u w:val="single"/>
+          <w14:ligatures w14:val="standardContextual"/>
         </w:rPr>
         <w:t>:</w:t>
       </w:r>
     </w:p>
     <w:p>
       <w:pPr>
-        <w:rPr>
-          <w:color w:val="000000" w:themeColor="text1"/>
-          <w:sz w:val="22"/>
-          <w:szCs w:val="22"/>
-        </w:rPr>
-      </w:pPr>
-      <w:r>
-        <w:rPr>
-          <w:color w:val="000000" w:themeColor="text1"/>
-          <w:sz w:val="22"/>
-          <w:szCs w:val="22"/>
-        </w:rPr>
-        <w:t xml:space="preserve">All of the objects available within the </w:t>
-      </w:r>
-      <w:proofErr w:type="spellStart"/>
-      <w:r>
-        <w:rPr>
-          <w:color w:val="000000" w:themeColor="text1"/>
-          <w:sz w:val="22"/>
-          <w:szCs w:val="22"/>
-        </w:rPr>
-        <w:t>information_schema</w:t>
-      </w:r>
-      <w:proofErr w:type="spellEnd"/>
-      <w:r>
-        <w:rPr>
-          <w:color w:val="000000" w:themeColor="text1"/>
-          <w:sz w:val="22"/>
-          <w:szCs w:val="22"/>
-        </w:rPr>
-        <w:t xml:space="preserve"> database (or schema, in the case of SQL Server) are views. Unlike the describe utility</w:t>
-      </w:r>
-      <w:r>
-        <w:rPr>
-          <w:color w:val="000000" w:themeColor="text1"/>
-          <w:sz w:val="22"/>
-          <w:szCs w:val="22"/>
+        <w:pStyle w:val="ds-markdown-paragraph"/>
+        <w:spacing w:after="0"/>
+        <w:rPr>
+          <w:rFonts w:asciiTheme="minorHAnsi" w:eastAsiaTheme="minorHAnsi" w:hAnsiTheme="minorHAnsi" w:cstheme="minorBidi"/>
+          <w:color w:val="000000" w:themeColor="text1"/>
+          <w:kern w:val="2"/>
+          <w:sz w:val="22"/>
+          <w:szCs w:val="22"/>
+          <w14:ligatures w14:val="standardContextual"/>
+        </w:rPr>
+      </w:pPr>
+      <w:r>
+        <w:rPr>
+          <w:rFonts w:asciiTheme="minorHAnsi" w:eastAsiaTheme="minorHAnsi" w:hAnsiTheme="minorHAnsi" w:cstheme="minorBidi"/>
+          <w:color w:val="000000" w:themeColor="text1"/>
+          <w:kern w:val="2"/>
+          <w:sz w:val="22"/>
+          <w:szCs w:val="22"/>
+          <w14:ligatures w14:val="standardContextual"/>
+        </w:rPr>
+        <w:t>lag function, which will retrieve a column value from a prior row in the result set, or the lead function, which will retrieve a column value from a following row</w:t>
+      </w:r>
+      <w:r>
+        <w:rPr>
+          <w:rFonts w:asciiTheme="minorHAnsi" w:eastAsiaTheme="minorHAnsi" w:hAnsiTheme="minorHAnsi" w:cstheme="minorBidi"/>
+          <w:color w:val="000000" w:themeColor="text1"/>
+          <w:kern w:val="2"/>
+          <w:sz w:val="22"/>
+          <w:szCs w:val="22"/>
+          <w14:ligatures w14:val="standardContextual"/>
         </w:rPr>
         <w:t>.</w:t>
       </w:r>
     </w:p>
     <w:p>
       <w:pPr>
-        <w:rPr>
-          <w:b/>
-          <w:bCs/>
-          <w:color w:val="000000" w:themeColor="text1"/>
-          <w:u w:val="single"/>
-        </w:rPr>
-      </w:pPr>
-    </w:p>
-    <w:p>
-      <w:pPr>
-        <w:rPr>
-          <w:b/>
-          <w:bCs/>
-          <w:color w:val="4472C4" w:themeColor="accent1"/>
-        </w:rPr>
-      </w:pPr>
-      <w:r>
-        <w:rPr>
-          <w:b/>
-          <w:bCs/>
-          <w:color w:val="4472C4" w:themeColor="accent1"/>
-        </w:rPr>
-        <w:t xml:space="preserve">SELECT </w:t>
-      </w:r>
-      <w:proofErr w:type="spellStart"/>
-      <w:r>
-        <w:rPr>
-          <w:b/>
-          <w:bCs/>
-          <w:color w:val="4472C4" w:themeColor="accent1"/>
-        </w:rPr>
-        <w:t>table_name</w:t>
-      </w:r>
-      <w:proofErr w:type="spellEnd"/>
-      <w:r>
-        <w:rPr>
-          <w:b/>
-          <w:bCs/>
-          <w:color w:val="4472C4" w:themeColor="accent1"/>
-        </w:rPr>
-        <w:t xml:space="preserve">, </w:t>
-      </w:r>
-      <w:proofErr w:type="spellStart"/>
-      <w:r>
-        <w:rPr>
-          <w:b/>
-          <w:bCs/>
-          <w:color w:val="4472C4" w:themeColor="accent1"/>
-        </w:rPr>
-        <w:t>table_type</w:t>
-      </w:r>
-      <w:proofErr w:type="spellEnd"/>
-      <w:r>
-        <w:rPr>
-          <w:b/>
-          <w:bCs/>
-          <w:color w:val="4472C4" w:themeColor="accent1"/>
-        </w:rPr>
-        <w:t xml:space="preserve">      </w:t>
-      </w:r>
-    </w:p>
-    <w:p>
-      <w:pPr>
-        <w:rPr>
-          <w:b/>
-          <w:bCs/>
-          <w:color w:val="4472C4" w:themeColor="accent1"/>
-        </w:rPr>
-      </w:pPr>
-      <w:r>
-        <w:rPr>
-          <w:b/>
-          <w:bCs/>
-          <w:color w:val="4472C4" w:themeColor="accent1"/>
-        </w:rPr>
-        <w:t xml:space="preserve">FROM </w:t>
-      </w:r>
-      <w:proofErr w:type="spellStart"/>
-      <w:r>
-        <w:rPr>
-          <w:b/>
-          <w:bCs/>
-          <w:color w:val="4472C4" w:themeColor="accent1"/>
-        </w:rPr>
-        <w:t>information_</w:t>
-      </w:r>
-      <w:proofErr w:type="gramStart"/>
-      <w:r>
-        <w:rPr>
-          <w:b/>
-          <w:bCs/>
-          <w:color w:val="4472C4" w:themeColor="accent1"/>
-        </w:rPr>
-        <w:t>schema.tables</w:t>
-      </w:r>
-      <w:proofErr w:type="spellEnd"/>
-      <w:proofErr w:type="gramEnd"/>
-      <w:r>
-        <w:rPr>
-          <w:b/>
-          <w:bCs/>
-          <w:color w:val="4472C4" w:themeColor="accent1"/>
-        </w:rPr>
-        <w:t xml:space="preserve">     -</w:t>
-      </w:r>
-    </w:p>
-    <w:p>
-      <w:pPr>
-        <w:rPr>
-          <w:b/>
-          <w:bCs/>
-          <w:color w:val="4472C4" w:themeColor="accent1"/>
-        </w:rPr>
-      </w:pPr>
-      <w:r>
-        <w:rPr>
-          <w:b/>
-          <w:bCs/>
-          <w:color w:val="4472C4" w:themeColor="accent1"/>
-        </w:rPr>
-        <w:t xml:space="preserve">WHERE </w:t>
-      </w:r>
-      <w:proofErr w:type="spellStart"/>
-      <w:r>
-        <w:rPr>
-          <w:b/>
-          <w:bCs/>
-          <w:color w:val="4472C4" w:themeColor="accent1"/>
-        </w:rPr>
-        <w:t>table_schema</w:t>
-      </w:r>
-      <w:proofErr w:type="spellEnd"/>
-      <w:r>
-        <w:rPr>
-          <w:b/>
-          <w:bCs/>
-          <w:color w:val="4472C4" w:themeColor="accent1"/>
-        </w:rPr>
-        <w:t xml:space="preserve"> = '</w:t>
-      </w:r>
-      <w:proofErr w:type="spellStart"/>
-      <w:r>
-        <w:rPr>
-          <w:b/>
-          <w:bCs/>
-          <w:color w:val="4472C4" w:themeColor="accent1"/>
-        </w:rPr>
-        <w:t>sakila</w:t>
-      </w:r>
-      <w:proofErr w:type="spellEnd"/>
-      <w:r>
-        <w:rPr>
-          <w:b/>
-          <w:bCs/>
-          <w:color w:val="4472C4" w:themeColor="accent1"/>
-        </w:rPr>
-        <w:t>'    </w:t>
-      </w:r>
-    </w:p>
-    <w:p>
-      <w:pPr>
-        <w:rPr>
-          <w:color w:val="4472C4" w:themeColor="accent1"/>
-          <w:sz w:val="22"/>
-          <w:szCs w:val="22"/>
-        </w:rPr>
-      </w:pPr>
-      <w:r>
-        <w:rPr>
-          <w:b/>
-          <w:bCs/>
-          <w:color w:val="4472C4" w:themeColor="accent1"/>
-        </w:rPr>
-        <w:t>ORDER BY 1;</w:t>
-      </w:r>
-      <w:r>
-        <w:rPr>
-          <w:b/>
-          <w:bCs/>
-          <w:color w:val="4472C4" w:themeColor="accent1"/>
-        </w:rPr>
-        <w:t xml:space="preserve"> </w:t>
-      </w:r>
-    </w:p>
-    <w:p>
-      <w:pPr>
-        <w:rPr>
-          <w:b/>
-          <w:bCs/>
-          <w:color w:val="4472C4" w:themeColor="accent1"/>
-        </w:rPr>
-      </w:pPr>
-    </w:p>
-    <w:p>
-      <w:pPr>
-        <w:rPr>
-          <w:b/>
-          <w:bCs/>
-          <w:color w:val="4472C4" w:themeColor="accent1"/>
-        </w:rPr>
-      </w:pPr>
-      <w:r>
-        <w:rPr>
-          <w:b/>
-          <w:bCs/>
-          <w:color w:val="4472C4" w:themeColor="accent1"/>
-        </w:rPr>
-        <w:t xml:space="preserve">SELECT </w:t>
-      </w:r>
-      <w:proofErr w:type="spellStart"/>
-      <w:r>
-        <w:rPr>
-          <w:b/>
-          <w:bCs/>
-          <w:color w:val="4472C4" w:themeColor="accent1"/>
-        </w:rPr>
-        <w:t>table_name</w:t>
-      </w:r>
-      <w:proofErr w:type="spellEnd"/>
-      <w:r>
-        <w:rPr>
-          <w:b/>
-          <w:bCs/>
-          <w:color w:val="4472C4" w:themeColor="accent1"/>
-        </w:rPr>
-        <w:t xml:space="preserve">, </w:t>
-      </w:r>
-      <w:proofErr w:type="spellStart"/>
-      <w:r>
-        <w:rPr>
-          <w:b/>
-          <w:bCs/>
-          <w:color w:val="4472C4" w:themeColor="accent1"/>
-        </w:rPr>
-        <w:t>is_updatable</w:t>
-      </w:r>
-      <w:proofErr w:type="spellEnd"/>
-      <w:r>
-        <w:rPr>
-          <w:b/>
-          <w:bCs/>
-          <w:color w:val="4472C4" w:themeColor="accent1"/>
-        </w:rPr>
-        <w:t xml:space="preserve">     </w:t>
-      </w:r>
-    </w:p>
-    <w:p>
-      <w:pPr>
-        <w:rPr>
-          <w:b/>
-          <w:bCs/>
-          <w:color w:val="4472C4" w:themeColor="accent1"/>
-        </w:rPr>
-      </w:pPr>
-      <w:r>
-        <w:rPr>
-          <w:b/>
-          <w:bCs/>
-          <w:color w:val="4472C4" w:themeColor="accent1"/>
-        </w:rPr>
-        <w:t xml:space="preserve">FROM </w:t>
-      </w:r>
-      <w:proofErr w:type="spellStart"/>
-      <w:r>
-        <w:rPr>
-          <w:b/>
-          <w:bCs/>
-          <w:color w:val="4472C4" w:themeColor="accent1"/>
-        </w:rPr>
-        <w:t>information_</w:t>
-      </w:r>
-      <w:proofErr w:type="gramStart"/>
-      <w:r>
-        <w:rPr>
-          <w:b/>
-          <w:bCs/>
-          <w:color w:val="4472C4" w:themeColor="accent1"/>
-        </w:rPr>
-        <w:t>schema.views</w:t>
-      </w:r>
-      <w:proofErr w:type="spellEnd"/>
-      <w:proofErr w:type="gramEnd"/>
-      <w:r>
-        <w:rPr>
-          <w:b/>
-          <w:bCs/>
-          <w:color w:val="4472C4" w:themeColor="accent1"/>
-        </w:rPr>
-        <w:t xml:space="preserve">     </w:t>
-      </w:r>
-    </w:p>
-    <w:p>
-      <w:pPr>
-        <w:rPr>
-          <w:b/>
-          <w:bCs/>
-          <w:color w:val="4472C4" w:themeColor="accent1"/>
-        </w:rPr>
-      </w:pPr>
-      <w:r>
-        <w:rPr>
-          <w:b/>
-          <w:bCs/>
-          <w:color w:val="4472C4" w:themeColor="accent1"/>
-        </w:rPr>
-        <w:t xml:space="preserve">WHERE </w:t>
-      </w:r>
-      <w:proofErr w:type="spellStart"/>
-      <w:r>
-        <w:rPr>
-          <w:b/>
-          <w:bCs/>
-          <w:color w:val="4472C4" w:themeColor="accent1"/>
-        </w:rPr>
-        <w:t>table_schema</w:t>
-      </w:r>
-      <w:proofErr w:type="spellEnd"/>
-      <w:r>
-        <w:rPr>
-          <w:b/>
-          <w:bCs/>
-          <w:color w:val="4472C4" w:themeColor="accent1"/>
-        </w:rPr>
-        <w:t xml:space="preserve"> = '</w:t>
-      </w:r>
-      <w:proofErr w:type="spellStart"/>
-      <w:r>
-        <w:rPr>
-          <w:b/>
-          <w:bCs/>
-          <w:color w:val="4472C4" w:themeColor="accent1"/>
-        </w:rPr>
-        <w:t>sakila</w:t>
-      </w:r>
-      <w:proofErr w:type="spellEnd"/>
-      <w:r>
-        <w:rPr>
-          <w:b/>
-          <w:bCs/>
-          <w:color w:val="4472C4" w:themeColor="accent1"/>
-        </w:rPr>
-        <w:t>'    </w:t>
-      </w:r>
-    </w:p>
-    <w:p>
-      <w:pPr>
-        <w:rPr>
-          <w:b/>
-          <w:bCs/>
-          <w:color w:val="4472C4" w:themeColor="accent1"/>
-        </w:rPr>
-      </w:pPr>
-      <w:r>
-        <w:rPr>
-          <w:b/>
-          <w:bCs/>
-          <w:color w:val="4472C4" w:themeColor="accent1"/>
-        </w:rPr>
-        <w:t>ORDER BY 1;</w:t>
-      </w:r>
-      <w:r>
-        <w:rPr>
-          <w:b/>
-          <w:bCs/>
-          <w:color w:val="4472C4" w:themeColor="accent1"/>
-        </w:rPr>
-        <w:br/>
-      </w:r>
-    </w:p>
-    <w:p>
-      <w:pPr>
-        <w:rPr>
-          <w:color w:val="000000" w:themeColor="text1"/>
-          <w:sz w:val="22"/>
-          <w:szCs w:val="22"/>
-        </w:rPr>
-      </w:pPr>
-      <w:r>
-        <w:rPr>
-          <w:color w:val="000000" w:themeColor="text1"/>
-          <w:sz w:val="22"/>
-          <w:szCs w:val="22"/>
-        </w:rPr>
-        <w:t xml:space="preserve">Write a query that lists all of the indexes in the Sakila schema. Include the table names. </w:t>
-      </w:r>
-    </w:p>
-    <w:p>
-      <w:pPr>
-        <w:rPr>
-          <w:b/>
-          <w:bCs/>
-          <w:color w:val="4472C4" w:themeColor="accent1"/>
-        </w:rPr>
-      </w:pPr>
-      <w:r>
-        <w:rPr>
-          <w:b/>
-          <w:bCs/>
-          <w:color w:val="4472C4" w:themeColor="accent1"/>
-        </w:rPr>
-        <w:t xml:space="preserve">SELECT DISTINCT </w:t>
-      </w:r>
-      <w:proofErr w:type="spellStart"/>
-      <w:r>
-        <w:rPr>
-          <w:b/>
-          <w:bCs/>
-          <w:color w:val="4472C4" w:themeColor="accent1"/>
-        </w:rPr>
-        <w:t>table_name</w:t>
-      </w:r>
-      <w:proofErr w:type="spellEnd"/>
-      <w:r>
-        <w:rPr>
-          <w:b/>
-          <w:bCs/>
-          <w:color w:val="4472C4" w:themeColor="accent1"/>
-        </w:rPr>
-        <w:t xml:space="preserve">, </w:t>
-      </w:r>
-      <w:proofErr w:type="spellStart"/>
-      <w:r>
-        <w:rPr>
-          <w:b/>
-          <w:bCs/>
-          <w:color w:val="4472C4" w:themeColor="accent1"/>
-        </w:rPr>
-        <w:t>index_name</w:t>
-      </w:r>
-      <w:proofErr w:type="spellEnd"/>
-      <w:r>
-        <w:rPr>
-          <w:b/>
-          <w:bCs/>
-          <w:color w:val="4472C4" w:themeColor="accent1"/>
-        </w:rPr>
-        <w:t xml:space="preserve">    </w:t>
-      </w:r>
-    </w:p>
-    <w:p>
-      <w:pPr>
-        <w:rPr>
-          <w:b/>
-          <w:bCs/>
-          <w:color w:val="4472C4" w:themeColor="accent1"/>
-        </w:rPr>
-      </w:pPr>
-      <w:r>
-        <w:rPr>
-          <w:b/>
-          <w:bCs/>
-          <w:color w:val="4472C4" w:themeColor="accent1"/>
-        </w:rPr>
-        <w:t xml:space="preserve">FROM </w:t>
-      </w:r>
-      <w:proofErr w:type="spellStart"/>
-      <w:r>
-        <w:rPr>
-          <w:b/>
-          <w:bCs/>
-          <w:color w:val="4472C4" w:themeColor="accent1"/>
-        </w:rPr>
-        <w:t>information_</w:t>
-      </w:r>
-      <w:proofErr w:type="gramStart"/>
-      <w:r>
-        <w:rPr>
-          <w:b/>
-          <w:bCs/>
-          <w:color w:val="4472C4" w:themeColor="accent1"/>
-        </w:rPr>
-        <w:t>schema.statistics</w:t>
-      </w:r>
-      <w:proofErr w:type="spellEnd"/>
-      <w:proofErr w:type="gramEnd"/>
-      <w:r>
-        <w:rPr>
-          <w:b/>
-          <w:bCs/>
-          <w:color w:val="4472C4" w:themeColor="accent1"/>
-        </w:rPr>
-        <w:t xml:space="preserve">   </w:t>
-      </w:r>
-    </w:p>
-    <w:p>
-      <w:pPr>
-        <w:rPr>
-          <w:b/>
-          <w:bCs/>
-          <w:color w:val="4472C4" w:themeColor="accent1"/>
-        </w:rPr>
-      </w:pPr>
-      <w:r>
-        <w:rPr>
-          <w:b/>
-          <w:bCs/>
-          <w:color w:val="4472C4" w:themeColor="accent1"/>
-        </w:rPr>
-        <w:t xml:space="preserve">WHERE </w:t>
-      </w:r>
-      <w:proofErr w:type="spellStart"/>
-      <w:r>
-        <w:rPr>
-          <w:b/>
-          <w:bCs/>
-          <w:color w:val="4472C4" w:themeColor="accent1"/>
-        </w:rPr>
-        <w:t>table_schema</w:t>
-      </w:r>
-      <w:proofErr w:type="spellEnd"/>
-      <w:r>
-        <w:rPr>
-          <w:b/>
-          <w:bCs/>
-          <w:color w:val="4472C4" w:themeColor="accent1"/>
-        </w:rPr>
-        <w:t xml:space="preserve"> = '</w:t>
-      </w:r>
-      <w:proofErr w:type="spellStart"/>
-      <w:r>
-        <w:rPr>
-          <w:b/>
-          <w:bCs/>
-          <w:color w:val="4472C4" w:themeColor="accent1"/>
-        </w:rPr>
-        <w:t>sakila</w:t>
-      </w:r>
-      <w:proofErr w:type="spellEnd"/>
-      <w:r>
-        <w:rPr>
-          <w:b/>
-          <w:bCs/>
-          <w:color w:val="4472C4" w:themeColor="accent1"/>
-        </w:rPr>
-        <w:t>';</w:t>
-      </w:r>
-    </w:p>
-    <w:p>
-      <w:pPr>
-        <w:rPr>
-          <w:b/>
-          <w:bCs/>
-          <w:color w:val="4472C4" w:themeColor="accent1"/>
-        </w:rPr>
-      </w:pPr>
-    </w:p>
-    <w:p>
-      <w:pPr>
-        <w:rPr>
-          <w:color w:val="4472C4" w:themeColor="accent1"/>
-          <w:sz w:val="22"/>
-          <w:szCs w:val="22"/>
+        <w:pStyle w:val="ds-markdown-paragraph"/>
+        <w:spacing w:after="0"/>
+        <w:rPr>
+          <w:rFonts w:asciiTheme="minorHAnsi" w:eastAsiaTheme="minorHAnsi" w:hAnsiTheme="minorHAnsi" w:cstheme="minorBidi"/>
+          <w:color w:val="000000" w:themeColor="text1"/>
+          <w:kern w:val="2"/>
+          <w:sz w:val="22"/>
+          <w:szCs w:val="22"/>
+          <w14:ligatures w14:val="standardContextual"/>
+        </w:rPr>
+      </w:pPr>
+    </w:p>
+    <w:p>
+      <w:pPr>
+        <w:pStyle w:val="ds-markdown-paragraph"/>
+        <w:spacing w:before="240" w:after="0" w:line="420" w:lineRule="atLeast"/>
+        <w:rPr>
+          <w:rFonts w:asciiTheme="minorHAnsi" w:eastAsiaTheme="minorHAnsi" w:hAnsiTheme="minorHAnsi" w:cstheme="minorBidi"/>
+          <w:color w:val="000000" w:themeColor="text1"/>
+          <w:kern w:val="2"/>
+          <w:sz w:val="22"/>
+          <w:szCs w:val="22"/>
+          <w14:ligatures w14:val="standardContextual"/>
+        </w:rPr>
+      </w:pPr>
+    </w:p>
+    <w:p>
+      <w:pPr>
+        <w:pStyle w:val="ds-markdown-paragraph"/>
+        <w:shd w:val="clear" w:color="auto" w:fill="FFFFFF"/>
+        <w:spacing w:before="240" w:beforeAutospacing="0" w:after="0" w:afterAutospacing="0" w:line="420" w:lineRule="atLeast"/>
+        <w:rPr>
+          <w:rFonts w:asciiTheme="minorHAnsi" w:eastAsiaTheme="minorHAnsi" w:hAnsiTheme="minorHAnsi" w:cstheme="minorBidi"/>
+          <w:color w:val="000000" w:themeColor="text1"/>
+          <w:kern w:val="2"/>
+          <w:sz w:val="22"/>
+          <w:szCs w:val="22"/>
+          <w14:ligatures w14:val="standardContextual"/>
         </w:rPr>
       </w:pPr>
     </w:p>
@@ -29891,9 +31973,9 @@
     </w:lvl>
   </w:abstractNum>
   <w:abstractNum w:abstractNumId="7" w15:restartNumberingAfterBreak="0">
-    <w:nsid w:val="328006B1"/>
+    <w:nsid w:val="30BD70F6"/>
     <w:multiLevelType w:val="multilevel"/>
-    <w:tmpl w:val="E1EEF1D4"/>
+    <w:tmpl w:val="B10A3BCA"/>
     <w:lvl w:ilvl="0">
       <w:start w:val="1"/>
       <w:numFmt w:val="bullet"/>
@@ -29901,9 +31983,9 @@
       <w:lvlJc w:val="left"/>
       <w:pPr>
         <w:tabs>
-          <w:tab w:val="num" w:pos="1080"/>
+          <w:tab w:val="num" w:pos="720"/>
         </w:tabs>
-        <w:ind w:left="1080" w:hanging="360"/>
+        <w:ind w:left="720" w:hanging="360"/>
       </w:pPr>
       <w:rPr>
         <w:rFonts w:ascii="Symbol" w:hAnsi="Symbol" w:hint="default"/>
@@ -29917,9 +31999,9 @@
       <w:lvlJc w:val="left"/>
       <w:pPr>
         <w:tabs>
-          <w:tab w:val="num" w:pos="1800"/>
+          <w:tab w:val="num" w:pos="1440"/>
         </w:tabs>
-        <w:ind w:left="1800" w:hanging="360"/>
+        <w:ind w:left="1440" w:hanging="360"/>
       </w:pPr>
       <w:rPr>
         <w:rFonts w:ascii="Courier New" w:hAnsi="Courier New" w:hint="default"/>
@@ -29933,9 +32015,9 @@
       <w:lvlJc w:val="left"/>
       <w:pPr>
         <w:tabs>
-          <w:tab w:val="num" w:pos="2520"/>
+          <w:tab w:val="num" w:pos="2160"/>
         </w:tabs>
-        <w:ind w:left="2520" w:hanging="360"/>
+        <w:ind w:left="2160" w:hanging="360"/>
       </w:pPr>
       <w:rPr>
         <w:rFonts w:ascii="Wingdings" w:hAnsi="Wingdings" w:hint="default"/>
@@ -29949,9 +32031,9 @@
       <w:lvlJc w:val="left"/>
       <w:pPr>
         <w:tabs>
-          <w:tab w:val="num" w:pos="3240"/>
+          <w:tab w:val="num" w:pos="2880"/>
         </w:tabs>
-        <w:ind w:left="3240" w:hanging="360"/>
+        <w:ind w:left="2880" w:hanging="360"/>
       </w:pPr>
       <w:rPr>
         <w:rFonts w:ascii="Wingdings" w:hAnsi="Wingdings" w:hint="default"/>
@@ -29965,9 +32047,9 @@
       <w:lvlJc w:val="left"/>
       <w:pPr>
         <w:tabs>
-          <w:tab w:val="num" w:pos="3960"/>
+          <w:tab w:val="num" w:pos="3600"/>
         </w:tabs>
-        <w:ind w:left="3960" w:hanging="360"/>
+        <w:ind w:left="3600" w:hanging="360"/>
       </w:pPr>
       <w:rPr>
         <w:rFonts w:ascii="Wingdings" w:hAnsi="Wingdings" w:hint="default"/>
@@ -29981,9 +32063,9 @@
       <w:lvlJc w:val="left"/>
       <w:pPr>
         <w:tabs>
-          <w:tab w:val="num" w:pos="4680"/>
+          <w:tab w:val="num" w:pos="4320"/>
         </w:tabs>
-        <w:ind w:left="4680" w:hanging="360"/>
+        <w:ind w:left="4320" w:hanging="360"/>
       </w:pPr>
       <w:rPr>
         <w:rFonts w:ascii="Wingdings" w:hAnsi="Wingdings" w:hint="default"/>
@@ -29997,9 +32079,9 @@
       <w:lvlJc w:val="left"/>
       <w:pPr>
         <w:tabs>
-          <w:tab w:val="num" w:pos="5400"/>
+          <w:tab w:val="num" w:pos="5040"/>
         </w:tabs>
-        <w:ind w:left="5400" w:hanging="360"/>
+        <w:ind w:left="5040" w:hanging="360"/>
       </w:pPr>
       <w:rPr>
         <w:rFonts w:ascii="Wingdings" w:hAnsi="Wingdings" w:hint="default"/>
@@ -30013,9 +32095,9 @@
       <w:lvlJc w:val="left"/>
       <w:pPr>
         <w:tabs>
-          <w:tab w:val="num" w:pos="6120"/>
+          <w:tab w:val="num" w:pos="5760"/>
         </w:tabs>
-        <w:ind w:left="6120" w:hanging="360"/>
+        <w:ind w:left="5760" w:hanging="360"/>
       </w:pPr>
       <w:rPr>
         <w:rFonts w:ascii="Wingdings" w:hAnsi="Wingdings" w:hint="default"/>
@@ -30029,9 +32111,9 @@
       <w:lvlJc w:val="left"/>
       <w:pPr>
         <w:tabs>
-          <w:tab w:val="num" w:pos="6840"/>
+          <w:tab w:val="num" w:pos="6480"/>
         </w:tabs>
-        <w:ind w:left="6840" w:hanging="360"/>
+        <w:ind w:left="6480" w:hanging="360"/>
       </w:pPr>
       <w:rPr>
         <w:rFonts w:ascii="Wingdings" w:hAnsi="Wingdings" w:hint="default"/>
@@ -30040,9 +32122,9 @@
     </w:lvl>
   </w:abstractNum>
   <w:abstractNum w:abstractNumId="8" w15:restartNumberingAfterBreak="0">
-    <w:nsid w:val="5B4A6A4A"/>
+    <w:nsid w:val="328006B1"/>
     <w:multiLevelType w:val="multilevel"/>
-    <w:tmpl w:val="A9D4DE0C"/>
+    <w:tmpl w:val="E1EEF1D4"/>
     <w:lvl w:ilvl="0">
       <w:start w:val="1"/>
       <w:numFmt w:val="bullet"/>
@@ -30050,9 +32132,9 @@
       <w:lvlJc w:val="left"/>
       <w:pPr>
         <w:tabs>
-          <w:tab w:val="num" w:pos="720"/>
+          <w:tab w:val="num" w:pos="1080"/>
         </w:tabs>
-        <w:ind w:left="720" w:hanging="360"/>
+        <w:ind w:left="1080" w:hanging="360"/>
       </w:pPr>
       <w:rPr>
         <w:rFonts w:ascii="Symbol" w:hAnsi="Symbol" w:hint="default"/>
@@ -30066,9 +32148,9 @@
       <w:lvlJc w:val="left"/>
       <w:pPr>
         <w:tabs>
-          <w:tab w:val="num" w:pos="1440"/>
+          <w:tab w:val="num" w:pos="1800"/>
         </w:tabs>
-        <w:ind w:left="1440" w:hanging="360"/>
+        <w:ind w:left="1800" w:hanging="360"/>
       </w:pPr>
       <w:rPr>
         <w:rFonts w:ascii="Courier New" w:hAnsi="Courier New" w:hint="default"/>
@@ -30082,9 +32164,9 @@
       <w:lvlJc w:val="left"/>
       <w:pPr>
         <w:tabs>
-          <w:tab w:val="num" w:pos="2160"/>
+          <w:tab w:val="num" w:pos="2520"/>
         </w:tabs>
-        <w:ind w:left="2160" w:hanging="360"/>
+        <w:ind w:left="2520" w:hanging="360"/>
       </w:pPr>
       <w:rPr>
         <w:rFonts w:ascii="Wingdings" w:hAnsi="Wingdings" w:hint="default"/>
@@ -30098,9 +32180,9 @@
       <w:lvlJc w:val="left"/>
       <w:pPr>
         <w:tabs>
-          <w:tab w:val="num" w:pos="2880"/>
+          <w:tab w:val="num" w:pos="3240"/>
         </w:tabs>
-        <w:ind w:left="2880" w:hanging="360"/>
+        <w:ind w:left="3240" w:hanging="360"/>
       </w:pPr>
       <w:rPr>
         <w:rFonts w:ascii="Wingdings" w:hAnsi="Wingdings" w:hint="default"/>
@@ -30114,9 +32196,9 @@
       <w:lvlJc w:val="left"/>
       <w:pPr>
         <w:tabs>
-          <w:tab w:val="num" w:pos="3600"/>
+          <w:tab w:val="num" w:pos="3960"/>
         </w:tabs>
-        <w:ind w:left="3600" w:hanging="360"/>
+        <w:ind w:left="3960" w:hanging="360"/>
       </w:pPr>
       <w:rPr>
         <w:rFonts w:ascii="Wingdings" w:hAnsi="Wingdings" w:hint="default"/>
@@ -30130,9 +32212,9 @@
       <w:lvlJc w:val="left"/>
       <w:pPr>
         <w:tabs>
-          <w:tab w:val="num" w:pos="4320"/>
+          <w:tab w:val="num" w:pos="4680"/>
         </w:tabs>
-        <w:ind w:left="4320" w:hanging="360"/>
+        <w:ind w:left="4680" w:hanging="360"/>
       </w:pPr>
       <w:rPr>
         <w:rFonts w:ascii="Wingdings" w:hAnsi="Wingdings" w:hint="default"/>
@@ -30146,9 +32228,9 @@
       <w:lvlJc w:val="left"/>
       <w:pPr>
         <w:tabs>
-          <w:tab w:val="num" w:pos="5040"/>
+          <w:tab w:val="num" w:pos="5400"/>
         </w:tabs>
-        <w:ind w:left="5040" w:hanging="360"/>
+        <w:ind w:left="5400" w:hanging="360"/>
       </w:pPr>
       <w:rPr>
         <w:rFonts w:ascii="Wingdings" w:hAnsi="Wingdings" w:hint="default"/>
@@ -30162,9 +32244,9 @@
       <w:lvlJc w:val="left"/>
       <w:pPr>
         <w:tabs>
-          <w:tab w:val="num" w:pos="5760"/>
+          <w:tab w:val="num" w:pos="6120"/>
         </w:tabs>
-        <w:ind w:left="5760" w:hanging="360"/>
+        <w:ind w:left="6120" w:hanging="360"/>
       </w:pPr>
       <w:rPr>
         <w:rFonts w:ascii="Wingdings" w:hAnsi="Wingdings" w:hint="default"/>
@@ -30178,9 +32260,9 @@
       <w:lvlJc w:val="left"/>
       <w:pPr>
         <w:tabs>
-          <w:tab w:val="num" w:pos="6480"/>
+          <w:tab w:val="num" w:pos="6840"/>
         </w:tabs>
-        <w:ind w:left="6480" w:hanging="360"/>
+        <w:ind w:left="6840" w:hanging="360"/>
       </w:pPr>
       <w:rPr>
         <w:rFonts w:ascii="Wingdings" w:hAnsi="Wingdings" w:hint="default"/>
@@ -30189,6 +32271,453 @@
     </w:lvl>
   </w:abstractNum>
   <w:abstractNum w:abstractNumId="9" w15:restartNumberingAfterBreak="0">
+    <w:nsid w:val="3C2213EE"/>
+    <w:multiLevelType w:val="multilevel"/>
+    <w:tmpl w:val="ADFC4D18"/>
+    <w:lvl w:ilvl="0">
+      <w:start w:val="1"/>
+      <w:numFmt w:val="bullet"/>
+      <w:lvlText w:val=""/>
+      <w:lvlJc w:val="left"/>
+      <w:pPr>
+        <w:tabs>
+          <w:tab w:val="num" w:pos="720"/>
+        </w:tabs>
+        <w:ind w:left="720" w:hanging="360"/>
+      </w:pPr>
+      <w:rPr>
+        <w:rFonts w:ascii="Symbol" w:hAnsi="Symbol" w:hint="default"/>
+        <w:sz w:val="20"/>
+      </w:rPr>
+    </w:lvl>
+    <w:lvl w:ilvl="1" w:tentative="1">
+      <w:start w:val="1"/>
+      <w:numFmt w:val="bullet"/>
+      <w:lvlText w:val="o"/>
+      <w:lvlJc w:val="left"/>
+      <w:pPr>
+        <w:tabs>
+          <w:tab w:val="num" w:pos="1440"/>
+        </w:tabs>
+        <w:ind w:left="1440" w:hanging="360"/>
+      </w:pPr>
+      <w:rPr>
+        <w:rFonts w:ascii="Courier New" w:hAnsi="Courier New" w:hint="default"/>
+        <w:sz w:val="20"/>
+      </w:rPr>
+    </w:lvl>
+    <w:lvl w:ilvl="2" w:tentative="1">
+      <w:start w:val="1"/>
+      <w:numFmt w:val="bullet"/>
+      <w:lvlText w:val=""/>
+      <w:lvlJc w:val="left"/>
+      <w:pPr>
+        <w:tabs>
+          <w:tab w:val="num" w:pos="2160"/>
+        </w:tabs>
+        <w:ind w:left="2160" w:hanging="360"/>
+      </w:pPr>
+      <w:rPr>
+        <w:rFonts w:ascii="Wingdings" w:hAnsi="Wingdings" w:hint="default"/>
+        <w:sz w:val="20"/>
+      </w:rPr>
+    </w:lvl>
+    <w:lvl w:ilvl="3" w:tentative="1">
+      <w:start w:val="1"/>
+      <w:numFmt w:val="bullet"/>
+      <w:lvlText w:val=""/>
+      <w:lvlJc w:val="left"/>
+      <w:pPr>
+        <w:tabs>
+          <w:tab w:val="num" w:pos="2880"/>
+        </w:tabs>
+        <w:ind w:left="2880" w:hanging="360"/>
+      </w:pPr>
+      <w:rPr>
+        <w:rFonts w:ascii="Wingdings" w:hAnsi="Wingdings" w:hint="default"/>
+        <w:sz w:val="20"/>
+      </w:rPr>
+    </w:lvl>
+    <w:lvl w:ilvl="4" w:tentative="1">
+      <w:start w:val="1"/>
+      <w:numFmt w:val="bullet"/>
+      <w:lvlText w:val=""/>
+      <w:lvlJc w:val="left"/>
+      <w:pPr>
+        <w:tabs>
+          <w:tab w:val="num" w:pos="3600"/>
+        </w:tabs>
+        <w:ind w:left="3600" w:hanging="360"/>
+      </w:pPr>
+      <w:rPr>
+        <w:rFonts w:ascii="Wingdings" w:hAnsi="Wingdings" w:hint="default"/>
+        <w:sz w:val="20"/>
+      </w:rPr>
+    </w:lvl>
+    <w:lvl w:ilvl="5" w:tentative="1">
+      <w:start w:val="1"/>
+      <w:numFmt w:val="bullet"/>
+      <w:lvlText w:val=""/>
+      <w:lvlJc w:val="left"/>
+      <w:pPr>
+        <w:tabs>
+          <w:tab w:val="num" w:pos="4320"/>
+        </w:tabs>
+        <w:ind w:left="4320" w:hanging="360"/>
+      </w:pPr>
+      <w:rPr>
+        <w:rFonts w:ascii="Wingdings" w:hAnsi="Wingdings" w:hint="default"/>
+        <w:sz w:val="20"/>
+      </w:rPr>
+    </w:lvl>
+    <w:lvl w:ilvl="6" w:tentative="1">
+      <w:start w:val="1"/>
+      <w:numFmt w:val="bullet"/>
+      <w:lvlText w:val=""/>
+      <w:lvlJc w:val="left"/>
+      <w:pPr>
+        <w:tabs>
+          <w:tab w:val="num" w:pos="5040"/>
+        </w:tabs>
+        <w:ind w:left="5040" w:hanging="360"/>
+      </w:pPr>
+      <w:rPr>
+        <w:rFonts w:ascii="Wingdings" w:hAnsi="Wingdings" w:hint="default"/>
+        <w:sz w:val="20"/>
+      </w:rPr>
+    </w:lvl>
+    <w:lvl w:ilvl="7" w:tentative="1">
+      <w:start w:val="1"/>
+      <w:numFmt w:val="bullet"/>
+      <w:lvlText w:val=""/>
+      <w:lvlJc w:val="left"/>
+      <w:pPr>
+        <w:tabs>
+          <w:tab w:val="num" w:pos="5760"/>
+        </w:tabs>
+        <w:ind w:left="5760" w:hanging="360"/>
+      </w:pPr>
+      <w:rPr>
+        <w:rFonts w:ascii="Wingdings" w:hAnsi="Wingdings" w:hint="default"/>
+        <w:sz w:val="20"/>
+      </w:rPr>
+    </w:lvl>
+    <w:lvl w:ilvl="8" w:tentative="1">
+      <w:start w:val="1"/>
+      <w:numFmt w:val="bullet"/>
+      <w:lvlText w:val=""/>
+      <w:lvlJc w:val="left"/>
+      <w:pPr>
+        <w:tabs>
+          <w:tab w:val="num" w:pos="6480"/>
+        </w:tabs>
+        <w:ind w:left="6480" w:hanging="360"/>
+      </w:pPr>
+      <w:rPr>
+        <w:rFonts w:ascii="Wingdings" w:hAnsi="Wingdings" w:hint="default"/>
+        <w:sz w:val="20"/>
+      </w:rPr>
+    </w:lvl>
+  </w:abstractNum>
+  <w:abstractNum w:abstractNumId="10" w15:restartNumberingAfterBreak="0">
+    <w:nsid w:val="5B4A6A4A"/>
+    <w:multiLevelType w:val="multilevel"/>
+    <w:tmpl w:val="A9D4DE0C"/>
+    <w:lvl w:ilvl="0">
+      <w:start w:val="1"/>
+      <w:numFmt w:val="bullet"/>
+      <w:lvlText w:val=""/>
+      <w:lvlJc w:val="left"/>
+      <w:pPr>
+        <w:tabs>
+          <w:tab w:val="num" w:pos="720"/>
+        </w:tabs>
+        <w:ind w:left="720" w:hanging="360"/>
+      </w:pPr>
+      <w:rPr>
+        <w:rFonts w:ascii="Symbol" w:hAnsi="Symbol" w:hint="default"/>
+        <w:sz w:val="20"/>
+      </w:rPr>
+    </w:lvl>
+    <w:lvl w:ilvl="1" w:tentative="1">
+      <w:start w:val="1"/>
+      <w:numFmt w:val="bullet"/>
+      <w:lvlText w:val="o"/>
+      <w:lvlJc w:val="left"/>
+      <w:pPr>
+        <w:tabs>
+          <w:tab w:val="num" w:pos="1440"/>
+        </w:tabs>
+        <w:ind w:left="1440" w:hanging="360"/>
+      </w:pPr>
+      <w:rPr>
+        <w:rFonts w:ascii="Courier New" w:hAnsi="Courier New" w:hint="default"/>
+        <w:sz w:val="20"/>
+      </w:rPr>
+    </w:lvl>
+    <w:lvl w:ilvl="2" w:tentative="1">
+      <w:start w:val="1"/>
+      <w:numFmt w:val="bullet"/>
+      <w:lvlText w:val=""/>
+      <w:lvlJc w:val="left"/>
+      <w:pPr>
+        <w:tabs>
+          <w:tab w:val="num" w:pos="2160"/>
+        </w:tabs>
+        <w:ind w:left="2160" w:hanging="360"/>
+      </w:pPr>
+      <w:rPr>
+        <w:rFonts w:ascii="Wingdings" w:hAnsi="Wingdings" w:hint="default"/>
+        <w:sz w:val="20"/>
+      </w:rPr>
+    </w:lvl>
+    <w:lvl w:ilvl="3" w:tentative="1">
+      <w:start w:val="1"/>
+      <w:numFmt w:val="bullet"/>
+      <w:lvlText w:val=""/>
+      <w:lvlJc w:val="left"/>
+      <w:pPr>
+        <w:tabs>
+          <w:tab w:val="num" w:pos="2880"/>
+        </w:tabs>
+        <w:ind w:left="2880" w:hanging="360"/>
+      </w:pPr>
+      <w:rPr>
+        <w:rFonts w:ascii="Wingdings" w:hAnsi="Wingdings" w:hint="default"/>
+        <w:sz w:val="20"/>
+      </w:rPr>
+    </w:lvl>
+    <w:lvl w:ilvl="4" w:tentative="1">
+      <w:start w:val="1"/>
+      <w:numFmt w:val="bullet"/>
+      <w:lvlText w:val=""/>
+      <w:lvlJc w:val="left"/>
+      <w:pPr>
+        <w:tabs>
+          <w:tab w:val="num" w:pos="3600"/>
+        </w:tabs>
+        <w:ind w:left="3600" w:hanging="360"/>
+      </w:pPr>
+      <w:rPr>
+        <w:rFonts w:ascii="Wingdings" w:hAnsi="Wingdings" w:hint="default"/>
+        <w:sz w:val="20"/>
+      </w:rPr>
+    </w:lvl>
+    <w:lvl w:ilvl="5" w:tentative="1">
+      <w:start w:val="1"/>
+      <w:numFmt w:val="bullet"/>
+      <w:lvlText w:val=""/>
+      <w:lvlJc w:val="left"/>
+      <w:pPr>
+        <w:tabs>
+          <w:tab w:val="num" w:pos="4320"/>
+        </w:tabs>
+        <w:ind w:left="4320" w:hanging="360"/>
+      </w:pPr>
+      <w:rPr>
+        <w:rFonts w:ascii="Wingdings" w:hAnsi="Wingdings" w:hint="default"/>
+        <w:sz w:val="20"/>
+      </w:rPr>
+    </w:lvl>
+    <w:lvl w:ilvl="6" w:tentative="1">
+      <w:start w:val="1"/>
+      <w:numFmt w:val="bullet"/>
+      <w:lvlText w:val=""/>
+      <w:lvlJc w:val="left"/>
+      <w:pPr>
+        <w:tabs>
+          <w:tab w:val="num" w:pos="5040"/>
+        </w:tabs>
+        <w:ind w:left="5040" w:hanging="360"/>
+      </w:pPr>
+      <w:rPr>
+        <w:rFonts w:ascii="Wingdings" w:hAnsi="Wingdings" w:hint="default"/>
+        <w:sz w:val="20"/>
+      </w:rPr>
+    </w:lvl>
+    <w:lvl w:ilvl="7" w:tentative="1">
+      <w:start w:val="1"/>
+      <w:numFmt w:val="bullet"/>
+      <w:lvlText w:val=""/>
+      <w:lvlJc w:val="left"/>
+      <w:pPr>
+        <w:tabs>
+          <w:tab w:val="num" w:pos="5760"/>
+        </w:tabs>
+        <w:ind w:left="5760" w:hanging="360"/>
+      </w:pPr>
+      <w:rPr>
+        <w:rFonts w:ascii="Wingdings" w:hAnsi="Wingdings" w:hint="default"/>
+        <w:sz w:val="20"/>
+      </w:rPr>
+    </w:lvl>
+    <w:lvl w:ilvl="8" w:tentative="1">
+      <w:start w:val="1"/>
+      <w:numFmt w:val="bullet"/>
+      <w:lvlText w:val=""/>
+      <w:lvlJc w:val="left"/>
+      <w:pPr>
+        <w:tabs>
+          <w:tab w:val="num" w:pos="6480"/>
+        </w:tabs>
+        <w:ind w:left="6480" w:hanging="360"/>
+      </w:pPr>
+      <w:rPr>
+        <w:rFonts w:ascii="Wingdings" w:hAnsi="Wingdings" w:hint="default"/>
+        <w:sz w:val="20"/>
+      </w:rPr>
+    </w:lvl>
+  </w:abstractNum>
+  <w:abstractNum w:abstractNumId="11" w15:restartNumberingAfterBreak="0">
+    <w:nsid w:val="67A2755B"/>
+    <w:multiLevelType w:val="multilevel"/>
+    <w:tmpl w:val="D6806CF8"/>
+    <w:lvl w:ilvl="0">
+      <w:start w:val="1"/>
+      <w:numFmt w:val="bullet"/>
+      <w:lvlText w:val=""/>
+      <w:lvlJc w:val="left"/>
+      <w:pPr>
+        <w:tabs>
+          <w:tab w:val="num" w:pos="720"/>
+        </w:tabs>
+        <w:ind w:left="720" w:hanging="360"/>
+      </w:pPr>
+      <w:rPr>
+        <w:rFonts w:ascii="Symbol" w:hAnsi="Symbol" w:hint="default"/>
+        <w:sz w:val="20"/>
+      </w:rPr>
+    </w:lvl>
+    <w:lvl w:ilvl="1" w:tentative="1">
+      <w:start w:val="1"/>
+      <w:numFmt w:val="bullet"/>
+      <w:lvlText w:val="o"/>
+      <w:lvlJc w:val="left"/>
+      <w:pPr>
+        <w:tabs>
+          <w:tab w:val="num" w:pos="1440"/>
+        </w:tabs>
+        <w:ind w:left="1440" w:hanging="360"/>
+      </w:pPr>
+      <w:rPr>
+        <w:rFonts w:ascii="Courier New" w:hAnsi="Courier New" w:hint="default"/>
+        <w:sz w:val="20"/>
+      </w:rPr>
+    </w:lvl>
+    <w:lvl w:ilvl="2" w:tentative="1">
+      <w:start w:val="1"/>
+      <w:numFmt w:val="bullet"/>
+      <w:lvlText w:val=""/>
+      <w:lvlJc w:val="left"/>
+      <w:pPr>
+        <w:tabs>
+          <w:tab w:val="num" w:pos="2160"/>
+        </w:tabs>
+        <w:ind w:left="2160" w:hanging="360"/>
+      </w:pPr>
+      <w:rPr>
+        <w:rFonts w:ascii="Wingdings" w:hAnsi="Wingdings" w:hint="default"/>
+        <w:sz w:val="20"/>
+      </w:rPr>
+    </w:lvl>
+    <w:lvl w:ilvl="3" w:tentative="1">
+      <w:start w:val="1"/>
+      <w:numFmt w:val="bullet"/>
+      <w:lvlText w:val=""/>
+      <w:lvlJc w:val="left"/>
+      <w:pPr>
+        <w:tabs>
+          <w:tab w:val="num" w:pos="2880"/>
+        </w:tabs>
+        <w:ind w:left="2880" w:hanging="360"/>
+      </w:pPr>
+      <w:rPr>
+        <w:rFonts w:ascii="Wingdings" w:hAnsi="Wingdings" w:hint="default"/>
+        <w:sz w:val="20"/>
+      </w:rPr>
+    </w:lvl>
+    <w:lvl w:ilvl="4" w:tentative="1">
+      <w:start w:val="1"/>
+      <w:numFmt w:val="bullet"/>
+      <w:lvlText w:val=""/>
+      <w:lvlJc w:val="left"/>
+      <w:pPr>
+        <w:tabs>
+          <w:tab w:val="num" w:pos="3600"/>
+        </w:tabs>
+        <w:ind w:left="3600" w:hanging="360"/>
+      </w:pPr>
+      <w:rPr>
+        <w:rFonts w:ascii="Wingdings" w:hAnsi="Wingdings" w:hint="default"/>
+        <w:sz w:val="20"/>
+      </w:rPr>
+    </w:lvl>
+    <w:lvl w:ilvl="5" w:tentative="1">
+      <w:start w:val="1"/>
+      <w:numFmt w:val="bullet"/>
+      <w:lvlText w:val=""/>
+      <w:lvlJc w:val="left"/>
+      <w:pPr>
+        <w:tabs>
+          <w:tab w:val="num" w:pos="4320"/>
+        </w:tabs>
+        <w:ind w:left="4320" w:hanging="360"/>
+      </w:pPr>
+      <w:rPr>
+        <w:rFonts w:ascii="Wingdings" w:hAnsi="Wingdings" w:hint="default"/>
+        <w:sz w:val="20"/>
+      </w:rPr>
+    </w:lvl>
+    <w:lvl w:ilvl="6" w:tentative="1">
+      <w:start w:val="1"/>
+      <w:numFmt w:val="bullet"/>
+      <w:lvlText w:val=""/>
+      <w:lvlJc w:val="left"/>
+      <w:pPr>
+        <w:tabs>
+          <w:tab w:val="num" w:pos="5040"/>
+        </w:tabs>
+        <w:ind w:left="5040" w:hanging="360"/>
+      </w:pPr>
+      <w:rPr>
+        <w:rFonts w:ascii="Wingdings" w:hAnsi="Wingdings" w:hint="default"/>
+        <w:sz w:val="20"/>
+      </w:rPr>
+    </w:lvl>
+    <w:lvl w:ilvl="7" w:tentative="1">
+      <w:start w:val="1"/>
+      <w:numFmt w:val="bullet"/>
+      <w:lvlText w:val=""/>
+      <w:lvlJc w:val="left"/>
+      <w:pPr>
+        <w:tabs>
+          <w:tab w:val="num" w:pos="5760"/>
+        </w:tabs>
+        <w:ind w:left="5760" w:hanging="360"/>
+      </w:pPr>
+      <w:rPr>
+        <w:rFonts w:ascii="Wingdings" w:hAnsi="Wingdings" w:hint="default"/>
+        <w:sz w:val="20"/>
+      </w:rPr>
+    </w:lvl>
+    <w:lvl w:ilvl="8" w:tentative="1">
+      <w:start w:val="1"/>
+      <w:numFmt w:val="bullet"/>
+      <w:lvlText w:val=""/>
+      <w:lvlJc w:val="left"/>
+      <w:pPr>
+        <w:tabs>
+          <w:tab w:val="num" w:pos="6480"/>
+        </w:tabs>
+        <w:ind w:left="6480" w:hanging="360"/>
+      </w:pPr>
+      <w:rPr>
+        <w:rFonts w:ascii="Wingdings" w:hAnsi="Wingdings" w:hint="default"/>
+        <w:sz w:val="20"/>
+      </w:rPr>
+    </w:lvl>
+  </w:abstractNum>
+  <w:abstractNum w:abstractNumId="12" w15:restartNumberingAfterBreak="0">
     <w:nsid w:val="7E5F4981"/>
     <w:multiLevelType w:val="multilevel"/>
     <w:tmpl w:val="5E623D26"/>
@@ -30347,16 +32876,16 @@
     <w:abstractNumId w:val="3"/>
   </w:num>
   <w:num w:numId="4" w16cid:durableId="705830649">
-    <w:abstractNumId w:val="9"/>
+    <w:abstractNumId w:val="12"/>
   </w:num>
   <w:num w:numId="5" w16cid:durableId="2025470470">
-    <w:abstractNumId w:val="8"/>
+    <w:abstractNumId w:val="10"/>
   </w:num>
   <w:num w:numId="6" w16cid:durableId="848569750">
     <w:abstractNumId w:val="5"/>
   </w:num>
   <w:num w:numId="7" w16cid:durableId="1803037330">
-    <w:abstractNumId w:val="7"/>
+    <w:abstractNumId w:val="8"/>
   </w:num>
   <w:num w:numId="8" w16cid:durableId="269434900">
     <w:abstractNumId w:val="2"/>
@@ -30366,6 +32895,15 @@
   </w:num>
   <w:num w:numId="10" w16cid:durableId="1622999431">
     <w:abstractNumId w:val="1"/>
+  </w:num>
+  <w:num w:numId="11" w16cid:durableId="1675647106">
+    <w:abstractNumId w:val="11"/>
+  </w:num>
+  <w:num w:numId="12" w16cid:durableId="355232739">
+    <w:abstractNumId w:val="9"/>
+  </w:num>
+  <w:num w:numId="13" w16cid:durableId="494339857">
+    <w:abstractNumId w:val="7"/>
   </w:num>
 </w:numbering>
 </file>
@@ -31331,6 +33869,30 @@
     <w:uiPriority w:val="99"/>
     <w:rsid w:val="009867CD"/>
   </w:style>
+  <w:style w:type="paragraph" w:customStyle="1" w:styleId="ds-markdown-paragraph">
+    <w:name w:val="ds-markdown-paragraph"/>
+    <w:basedOn w:val="Normal"/>
+    <w:rsid w:val="007670C9"/>
+    <w:pPr>
+      <w:spacing w:before="100" w:beforeAutospacing="1" w:after="100" w:afterAutospacing="1" w:line="240" w:lineRule="auto"/>
+    </w:pPr>
+    <w:rPr>
+      <w:rFonts w:ascii="Times New Roman" w:eastAsia="Times New Roman" w:hAnsi="Times New Roman" w:cs="Times New Roman"/>
+      <w:kern w:val="0"/>
+      <w14:ligatures w14:val="none"/>
+    </w:rPr>
+  </w:style>
+  <w:style w:type="character" w:styleId="Strong">
+    <w:name w:val="Strong"/>
+    <w:basedOn w:val="DefaultParagraphFont"/>
+    <w:uiPriority w:val="22"/>
+    <w:qFormat/>
+    <w:rsid w:val="007670C9"/>
+    <w:rPr>
+      <w:b/>
+      <w:bCs/>
+    </w:rPr>
+  </w:style>
 </w:styles>
 </file>
 
